--- a/lab_05/Отчет/ИУ7-31Б_Постнов_Степан_лр_5.docx
+++ b/lab_05/Отчет/ИУ7-31Б_Постнов_Степан_лр_5.docx
@@ -363,7 +363,7 @@
           <w:szCs w:val="36"/>
           <w:u w:val="single"/>
         </w:rPr>
-        <w:t>4</w:t>
+        <w:t>5</w:t>
       </w:r>
     </w:p>
     <w:p>
@@ -421,7 +421,7 @@
         <w:rPr>
           <w:szCs w:val="28"/>
         </w:rPr>
-        <w:t>Работа со стеком</w:t>
+        <w:t>Обработка очередей</w:t>
       </w:r>
     </w:p>
     <w:p>
@@ -2302,92 +2302,54 @@
         <w:ind w:firstLine="708"/>
       </w:pPr>
       <w:r>
-        <w:t>Создать программу работы со стеком, выполняющую операции добавлени</w:t>
-      </w:r>
-      <w:r>
-        <w:t>я</w:t>
-      </w:r>
-      <w:r>
-        <w:t xml:space="preserve">, удаления элементов и вывод текущего состояния стека. </w:t>
+        <w:t>Смоделировать процесс обслуживания до выхода из ОА2 первых 1000</w:t>
       </w:r>
     </w:p>
     <w:p>
-      <w:pPr>
-        <w:ind w:firstLine="708"/>
-      </w:pPr>
-      <w:r>
-        <w:t>Реализовать стек: а) массивом; б) списком. Все стандартные операции со стеком должны быть оформлены</w:t>
+      <w:r>
+        <w:t>заявок. Выдавать на экран после обслуживания в ОА2 каждых 100 заявок</w:t>
       </w:r>
       <w:r>
         <w:t xml:space="preserve"> </w:t>
       </w:r>
       <w:r>
-        <w:t>подпрограммами.</w:t>
+        <w:t>информацию о текущей и средней длине каждой очереди, а в конце процесса</w:t>
       </w:r>
       <w:r>
         <w:t xml:space="preserve"> </w:t>
       </w:r>
       <w:r>
-        <w:t>При</w:t>
+        <w:t>-</w:t>
       </w:r>
       <w:r>
         <w:t xml:space="preserve"> </w:t>
       </w:r>
       <w:r>
-        <w:t>реализации</w:t>
+        <w:t>общее время моделирования, время простоя ОА2, количество срабатываний</w:t>
       </w:r>
       <w:r>
         <w:t xml:space="preserve"> </w:t>
       </w:r>
       <w:r>
-        <w:t>стека</w:t>
+        <w:t>ОА1, среднее времени пребывания заявок в очереди. Обеспечить по</w:t>
       </w:r>
       <w:r>
         <w:t xml:space="preserve"> </w:t>
       </w:r>
       <w:r>
-        <w:t>списком в вывод текущего состояния стека</w:t>
+        <w:t>требованию пользователя выдачу на экран адресов элементов очереди при</w:t>
       </w:r>
       <w:r>
         <w:t xml:space="preserve"> </w:t>
       </w:r>
       <w:r>
-        <w:t>добавить просмотр адресов элементов стека и</w:t>
+        <w:t>удалении и добавлении элементов. Проследить, возникает ли при этом</w:t>
       </w:r>
       <w:r>
         <w:t xml:space="preserve"> </w:t>
       </w:r>
       <w:r>
-        <w:t>создать свой список или массив свободных</w:t>
-      </w:r>
-      <w:r>
-        <w:t xml:space="preserve"> </w:t>
-      </w:r>
-      <w:r>
-        <w:t>областей (адресов освобождаемых элементов)</w:t>
-      </w:r>
-      <w:r>
-        <w:t xml:space="preserve"> </w:t>
-      </w:r>
-      <w:r>
-        <w:t>с выводом его на экран.</w:t>
-      </w:r>
-    </w:p>
-    <w:p>
-      <w:pPr>
-        <w:ind w:firstLine="708"/>
-      </w:pPr>
-      <w:r>
-        <w:t>Операция со стеком по варианту</w:t>
-      </w:r>
-      <w:r>
-        <w:t xml:space="preserve">: </w:t>
-      </w:r>
-      <w:r>
-        <w:t>п</w:t>
-      </w:r>
-      <w:r>
-        <w:t>еревести выражение в постфиксную форму.</w:t>
+        <w:t>фрагментация памяти.</w:t>
       </w:r>
     </w:p>
     <w:p>
@@ -2416,11 +2378,6 @@
       <w:pPr>
         <w:pStyle w:val="2"/>
         <w:jc w:val="center"/>
-        <w:rPr>
-          <w:rFonts w:ascii="Times New Roman" w:hAnsi="Times New Roman"/>
-          <w:sz w:val="28"/>
-          <w:szCs w:val="28"/>
-        </w:rPr>
       </w:pPr>
       <w:bookmarkStart w:id="5" w:name="__RefHeading___Toc1854_1830211148"/>
       <w:bookmarkStart w:id="6" w:name="_Toc118646304"/>
@@ -2435,116 +2392,6 @@
       <w:bookmarkEnd w:id="5"/>
       <w:bookmarkEnd w:id="6"/>
     </w:p>
-    <w:p>
-      <w:r>
-        <w:t xml:space="preserve">На вход программе </w:t>
-      </w:r>
-      <w:r>
-        <w:t xml:space="preserve">из файлов </w:t>
-      </w:r>
-      <w:r>
-        <w:t>поступа</w:t>
-      </w:r>
-      <w:r>
-        <w:t xml:space="preserve">ет </w:t>
-      </w:r>
-      <w:r>
-        <w:t>строка</w:t>
-      </w:r>
-      <w:r>
-        <w:t>-</w:t>
-      </w:r>
-      <w:r>
-        <w:t>выражение вида</w:t>
-      </w:r>
-      <w:r>
-        <w:t>:</w:t>
-      </w:r>
-    </w:p>
-    <w:tbl>
-      <w:tblPr>
-        <w:tblStyle w:val="a4"/>
-        <w:tblW w:w="4994" w:type="pct"/>
-        <w:tblLook w:val="04A0" w:firstRow="1" w:lastRow="0" w:firstColumn="1" w:lastColumn="0" w:noHBand="0" w:noVBand="1"/>
-      </w:tblPr>
-      <w:tblGrid>
-        <w:gridCol w:w="9050"/>
-      </w:tblGrid>
-      <w:tr>
-        <w:tc>
-          <w:tcPr>
-            <w:tcW w:w="5000" w:type="pct"/>
-          </w:tcPr>
-          <w:p>
-            <w:pPr>
-              <w:widowControl/>
-              <w:tabs>
-                <w:tab w:val="left" w:pos="916"/>
-                <w:tab w:val="left" w:pos="1832"/>
-                <w:tab w:val="left" w:pos="2748"/>
-                <w:tab w:val="left" w:pos="3664"/>
-                <w:tab w:val="left" w:pos="4580"/>
-                <w:tab w:val="left" w:pos="5496"/>
-                <w:tab w:val="left" w:pos="6412"/>
-                <w:tab w:val="left" w:pos="7328"/>
-                <w:tab w:val="left" w:pos="8244"/>
-                <w:tab w:val="left" w:pos="9160"/>
-                <w:tab w:val="left" w:pos="10076"/>
-                <w:tab w:val="left" w:pos="10992"/>
-                <w:tab w:val="left" w:pos="11908"/>
-                <w:tab w:val="left" w:pos="12824"/>
-                <w:tab w:val="left" w:pos="13740"/>
-                <w:tab w:val="left" w:pos="14656"/>
-              </w:tabs>
-              <w:suppressAutoHyphens w:val="0"/>
-              <w:autoSpaceDN/>
-              <w:spacing w:line="244" w:lineRule="atLeast"/>
-              <w:jc w:val="left"/>
-              <w:rPr>
-                <w:rFonts w:ascii="Courier New" w:hAnsi="Courier New" w:cs="Courier New"/>
-                <w:color w:val="333333"/>
-                <w:sz w:val="20"/>
-              </w:rPr>
-            </w:pPr>
-            <w:r>
-              <w:rPr>
-                <w:rFonts w:ascii="Consolas" w:hAnsi="Consolas" w:cs="Courier New"/>
-                <w:color w:val="009999"/>
-                <w:sz w:val="20"/>
-              </w:rPr>
-              <w:t>(</w:t>
-            </w:r>
-            <w:r>
-              <w:rPr>
-                <w:rFonts w:ascii="Consolas" w:hAnsi="Consolas" w:cs="Courier New"/>
-                <w:color w:val="009999"/>
-                <w:sz w:val="20"/>
-                <w:lang w:val="en-US"/>
-              </w:rPr>
-              <w:t>A+B</w:t>
-            </w:r>
-            <w:r>
-              <w:rPr>
-                <w:rFonts w:ascii="Consolas" w:hAnsi="Consolas" w:cs="Courier New"/>
-                <w:color w:val="009999"/>
-                <w:sz w:val="20"/>
-              </w:rPr>
-              <w:t>)</w:t>
-            </w:r>
-            <w:r>
-              <w:rPr>
-                <w:rFonts w:ascii="Consolas" w:hAnsi="Consolas" w:cs="Courier New"/>
-                <w:color w:val="009999"/>
-                <w:sz w:val="20"/>
-                <w:lang w:val="en-US"/>
-              </w:rPr>
-              <w:t>*C</w:t>
-            </w:r>
-          </w:p>
-        </w:tc>
-      </w:tr>
-    </w:tbl>
-    <w:p/>
     <w:p>
       <w:pPr>
         <w:rPr>
@@ -2580,150 +2427,6 @@
         </w:rPr>
       </w:pPr>
       <w:r>
-        <w:t>Строка-выражение для ввода всегда корректна</w:t>
-      </w:r>
-    </w:p>
-    <w:p>
-      <w:pPr>
-        <w:pStyle w:val="a8"/>
-        <w:numPr>
-          <w:ilvl w:val="0"/>
-          <w:numId w:val="6"/>
-        </w:numPr>
-        <w:rPr>
-          <w:b/>
-          <w:bCs/>
-        </w:rPr>
-      </w:pPr>
-      <w:r>
-        <w:t>Для обозначения операций в строке-выражении могут использоваться только следующие символы</w:t>
-      </w:r>
-      <w:r>
-        <w:t xml:space="preserve">: </w:t>
-      </w:r>
-    </w:p>
-    <w:p>
-      <w:pPr>
-        <w:pStyle w:val="a8"/>
-        <w:numPr>
-          <w:ilvl w:val="0"/>
-          <w:numId w:val="20"/>
-        </w:numPr>
-        <w:rPr>
-          <w:b/>
-          <w:bCs/>
-        </w:rPr>
-      </w:pPr>
-      <w:r>
-        <w:t>«+»</w:t>
-      </w:r>
-      <w:r>
-        <w:t xml:space="preserve"> - сложить</w:t>
-      </w:r>
-    </w:p>
-    <w:p>
-      <w:pPr>
-        <w:pStyle w:val="a8"/>
-        <w:numPr>
-          <w:ilvl w:val="0"/>
-          <w:numId w:val="20"/>
-        </w:numPr>
-        <w:rPr>
-          <w:b/>
-          <w:bCs/>
-        </w:rPr>
-      </w:pPr>
-      <w:r>
-        <w:t>«-»</w:t>
-      </w:r>
-      <w:r>
-        <w:t xml:space="preserve"> - вычесть</w:t>
-      </w:r>
-    </w:p>
-    <w:p>
-      <w:pPr>
-        <w:pStyle w:val="a8"/>
-        <w:numPr>
-          <w:ilvl w:val="0"/>
-          <w:numId w:val="20"/>
-        </w:numPr>
-        <w:rPr>
-          <w:b/>
-          <w:bCs/>
-        </w:rPr>
-      </w:pPr>
-      <w:r>
-        <w:t>«*»</w:t>
-      </w:r>
-      <w:r>
-        <w:t xml:space="preserve"> - умножить</w:t>
-      </w:r>
-    </w:p>
-    <w:p>
-      <w:pPr>
-        <w:pStyle w:val="a8"/>
-        <w:numPr>
-          <w:ilvl w:val="0"/>
-          <w:numId w:val="20"/>
-        </w:numPr>
-        <w:rPr>
-          <w:b/>
-          <w:bCs/>
-        </w:rPr>
-      </w:pPr>
-      <w:r>
-        <w:t>«/»</w:t>
-      </w:r>
-      <w:r>
-        <w:t xml:space="preserve"> - разделить</w:t>
-      </w:r>
-    </w:p>
-    <w:p>
-      <w:pPr>
-        <w:pStyle w:val="a8"/>
-        <w:numPr>
-          <w:ilvl w:val="0"/>
-          <w:numId w:val="6"/>
-        </w:numPr>
-        <w:rPr>
-          <w:b/>
-          <w:bCs/>
-        </w:rPr>
-      </w:pPr>
-      <w:r>
-        <w:t>Допустимо использовать круглые скобки для обозначения приоритетности операций</w:t>
-      </w:r>
-    </w:p>
-    <w:p>
-      <w:pPr>
-        <w:pStyle w:val="a8"/>
-        <w:numPr>
-          <w:ilvl w:val="0"/>
-          <w:numId w:val="6"/>
-        </w:numPr>
-        <w:rPr>
-          <w:b/>
-          <w:bCs/>
-        </w:rPr>
-      </w:pPr>
-      <w:r>
-        <w:t>Для обозначения операндов в строке-выражении могут использоваться только заглавные и строчные буквы латинского алфавита</w:t>
-      </w:r>
-    </w:p>
-    <w:p>
-      <w:pPr>
-        <w:pStyle w:val="a8"/>
-        <w:numPr>
-          <w:ilvl w:val="0"/>
-          <w:numId w:val="6"/>
-        </w:numPr>
-        <w:rPr>
-          <w:b/>
-          <w:bCs/>
-        </w:rPr>
-      </w:pPr>
-      <w:r>
-        <w:lastRenderedPageBreak/>
         <w:t>Любой код, не лежащий в диапазоне от 0 до 5 включительно, считается ошибочным</w:t>
       </w:r>
     </w:p>
@@ -2761,7 +2464,19 @@
         <w:t>В результате работы программы</w:t>
       </w:r>
       <w:r>
-        <w:t xml:space="preserve"> создаются 2 переменные типа «стек-массив» и «стек-список»</w:t>
+        <w:t xml:space="preserve"> создаются 2 переменные типа «</w:t>
+      </w:r>
+      <w:r>
+        <w:t>очередь</w:t>
+      </w:r>
+      <w:r>
+        <w:t>-массив» и «</w:t>
+      </w:r>
+      <w:r>
+        <w:t>очередь</w:t>
+      </w:r>
+      <w:r>
+        <w:t>-список»</w:t>
       </w:r>
       <w:r>
         <w:t>. После этого выв</w:t>
@@ -2809,7 +2524,7 @@
         <w:t xml:space="preserve">Вывести </w:t>
       </w:r>
       <w:r>
-        <w:t>стек</w:t>
+        <w:t>очередь</w:t>
       </w:r>
     </w:p>
     <w:p>
@@ -2821,7 +2536,10 @@
         </w:numPr>
       </w:pPr>
       <w:r>
-        <w:t>Добавить элемент в стек</w:t>
+        <w:t xml:space="preserve">Добавить элемент в </w:t>
+      </w:r>
+      <w:r>
+        <w:t>очередь</w:t>
       </w:r>
     </w:p>
     <w:p>
@@ -2833,7 +2551,10 @@
         </w:numPr>
       </w:pPr>
       <w:r>
-        <w:t>Удалить элемент из стека</w:t>
+        <w:t xml:space="preserve">Удалить элемент из </w:t>
+      </w:r>
+      <w:r>
+        <w:t>очереди</w:t>
       </w:r>
     </w:p>
     <w:p>
@@ -2845,13 +2566,10 @@
         </w:numPr>
       </w:pPr>
       <w:r>
-        <w:t>Выполнить преобразование выражения с постфик</w:t>
-      </w:r>
-      <w:r>
-        <w:t>с</w:t>
-      </w:r>
-      <w:r>
-        <w:t>ную форму записи при помощи стека</w:t>
+        <w:t xml:space="preserve">Выполнить </w:t>
+      </w:r>
+      <w:r>
+        <w:t>моделирование</w:t>
       </w:r>
     </w:p>
     <w:p>
@@ -2889,7 +2607,11 @@
     </w:p>
     <w:p>
       <w:r>
-        <w:t>Обращение к программе происходит из командной строки путем запуска исполняемого файла «</w:t>
+        <w:t xml:space="preserve">Обращение к программе происходит из командной строки путем запуска </w:t>
+      </w:r>
+      <w:r>
+        <w:lastRenderedPageBreak/>
+        <w:t>исполняемого файла «</w:t>
       </w:r>
       <w:r>
         <w:rPr>
@@ -2959,10 +2681,7 @@
         </w:numPr>
       </w:pPr>
       <w:r>
-        <w:t>Преобразование строки-выражения в постфиксную форму</w:t>
-      </w:r>
-      <w:r>
-        <w:t xml:space="preserve"> при помощи двух типов стеков</w:t>
+        <w:t>Моделирование системы массового обслуживания</w:t>
       </w:r>
     </w:p>
     <w:p>
@@ -2980,7 +2699,10 @@
         <w:t>, необходимых</w:t>
       </w:r>
       <w:r>
-        <w:t xml:space="preserve"> для преобразования строки-выражения в постфиксную форму</w:t>
+        <w:t xml:space="preserve"> для </w:t>
+      </w:r>
+      <w:r>
+        <w:t>добавления и удаления элемента из очереди, реализованной массивом и списком</w:t>
       </w:r>
     </w:p>
     <w:p>
@@ -3015,7 +2737,13 @@
         </w:numPr>
       </w:pPr>
       <w:r>
-        <w:t>Ошибка при пустом стеке</w:t>
+        <w:t>Н</w:t>
+      </w:r>
+      <w:r>
+        <w:t>екорректн</w:t>
+      </w:r>
+      <w:r>
+        <w:t>ый код меню</w:t>
       </w:r>
       <w:r>
         <w:t>:</w:t>
@@ -3060,10 +2788,7 @@
         <w:t>«</w:t>
       </w:r>
       <w:r>
-        <w:t>Стек пуст. Сначала добавьте элементы в него</w:t>
-      </w:r>
-      <w:r>
-        <w:t>.</w:t>
+        <w:t>Некорректный код. Попробуйте снова.</w:t>
       </w:r>
       <w:r>
         <w:t>»</w:t>
@@ -3078,17 +2803,13 @@
         </w:numPr>
       </w:pPr>
       <w:r>
-        <w:lastRenderedPageBreak/>
-        <w:t>Н</w:t>
-      </w:r>
-      <w:r>
-        <w:t>екорректн</w:t>
-      </w:r>
-      <w:r>
-        <w:t>ый код меню</w:t>
+        <w:t>Ошибка выделения памяти</w:t>
       </w:r>
       <w:r>
         <w:t>:</w:t>
+      </w:r>
+      <w:r>
+        <w:t xml:space="preserve"> </w:t>
       </w:r>
     </w:p>
     <w:p>
@@ -3117,23 +2838,20 @@
         <w:pStyle w:val="a8"/>
         <w:numPr>
           <w:ilvl w:val="0"/>
-          <w:numId w:val="19"/>
+          <w:numId w:val="2"/>
         </w:numPr>
       </w:pPr>
       <w:r>
         <w:t>Сообщение</w:t>
       </w:r>
       <w:r>
-        <w:t xml:space="preserve">: </w:t>
-      </w:r>
-      <w:r>
-        <w:t>«</w:t>
-      </w:r>
-      <w:r>
-        <w:t>Некорректный код. Попробуйте снова.</w:t>
-      </w:r>
-      <w:r>
-        <w:t>»</w:t>
+        <w:t>: «</w:t>
+      </w:r>
+      <w:r>
+        <w:t>Не удалось выделить память. Попробуйте снова.</w:t>
+      </w:r>
+      <w:r>
+        <w:t xml:space="preserve">» </w:t>
       </w:r>
     </w:p>
     <w:p>
@@ -3145,7 +2863,10 @@
         </w:numPr>
       </w:pPr>
       <w:r>
-        <w:t>Ошибка выделения памяти</w:t>
+        <w:t>Ошибка при</w:t>
+      </w:r>
+      <w:r>
+        <w:t xml:space="preserve"> пустой очереди</w:t>
       </w:r>
       <w:r>
         <w:t>:</w:t>
@@ -3190,10 +2911,13 @@
         <w:t>: «</w:t>
       </w:r>
       <w:r>
-        <w:t>Не удалось выделить память. Попробуйте снова.</w:t>
-      </w:r>
-      <w:r>
-        <w:t xml:space="preserve">» </w:t>
+        <w:t>Очередь пуста. Сначала добавьте элементы в нее</w:t>
+      </w:r>
+      <w:r>
+        <w:t>.</w:t>
+      </w:r>
+      <w:r>
+        <w:t>»</w:t>
       </w:r>
     </w:p>
     <w:p>
@@ -3205,13 +2929,10 @@
         </w:numPr>
       </w:pPr>
       <w:r>
-        <w:t>Ошибка при переполнении стека</w:t>
+        <w:t>Ошибка ввода элемента</w:t>
       </w:r>
       <w:r>
         <w:t>:</w:t>
-      </w:r>
-      <w:r>
-        <w:t xml:space="preserve"> </w:t>
       </w:r>
     </w:p>
     <w:p>
@@ -3219,7 +2940,7 @@
         <w:pStyle w:val="a8"/>
         <w:numPr>
           <w:ilvl w:val="0"/>
-          <w:numId w:val="2"/>
+          <w:numId w:val="21"/>
         </w:numPr>
       </w:pPr>
       <w:r>
@@ -3240,17 +2961,23 @@
         <w:pStyle w:val="a8"/>
         <w:numPr>
           <w:ilvl w:val="0"/>
-          <w:numId w:val="2"/>
+          <w:numId w:val="21"/>
         </w:numPr>
       </w:pPr>
       <w:r>
         <w:t>Сообщение</w:t>
       </w:r>
       <w:r>
-        <w:t>: «</w:t>
-      </w:r>
-      <w:r>
-        <w:t>Стек полностью занят. Удалите элементы и попробуйте снова.</w:t>
+        <w:t xml:space="preserve">: </w:t>
+      </w:r>
+      <w:r>
+        <w:t>«</w:t>
+      </w:r>
+      <w:r>
+        <w:t>Не удалось получить элемент. Попробуйте снова</w:t>
+      </w:r>
+      <w:r>
+        <w:t>.</w:t>
       </w:r>
       <w:r>
         <w:t>»</w:t>
@@ -3265,73 +2992,7 @@
         </w:numPr>
       </w:pPr>
       <w:r>
-        <w:t>Введен</w:t>
-      </w:r>
-      <w:r>
-        <w:t>а</w:t>
-      </w:r>
-      <w:r>
-        <w:t xml:space="preserve"> слишком длинная строка-выражение</w:t>
-      </w:r>
-      <w:r>
-        <w:t>:</w:t>
-      </w:r>
-      <w:r>
-        <w:t xml:space="preserve"> </w:t>
-      </w:r>
-    </w:p>
-    <w:p>
-      <w:pPr>
-        <w:pStyle w:val="a8"/>
-        <w:numPr>
-          <w:ilvl w:val="0"/>
-          <w:numId w:val="2"/>
-        </w:numPr>
-      </w:pPr>
-      <w:r>
-        <w:t>Код возврата</w:t>
-      </w:r>
-      <w:r>
-        <w:rPr>
-          <w:lang w:val="en-US"/>
-        </w:rPr>
-        <w:t xml:space="preserve">: </w:t>
-      </w:r>
-      <w:r>
-        <w:t>5</w:t>
-      </w:r>
-    </w:p>
-    <w:p>
-      <w:pPr>
-        <w:pStyle w:val="a8"/>
-        <w:numPr>
-          <w:ilvl w:val="0"/>
-          <w:numId w:val="2"/>
-        </w:numPr>
-      </w:pPr>
-      <w:r>
-        <w:t>Сообщение</w:t>
-      </w:r>
-      <w:r>
-        <w:t>: «</w:t>
-      </w:r>
-      <w:r>
-        <w:t>Выражение слишком большое. Попробуйте снова.</w:t>
-      </w:r>
-      <w:r>
-        <w:t>»</w:t>
-      </w:r>
-    </w:p>
-    <w:p>
-      <w:pPr>
-        <w:pStyle w:val="a8"/>
-        <w:numPr>
-          <w:ilvl w:val="0"/>
-          <w:numId w:val="1"/>
-        </w:numPr>
-      </w:pPr>
-      <w:r>
-        <w:t>Введена некорректная строка-выражение</w:t>
+        <w:t>Ошибка переполнения очереди</w:t>
       </w:r>
       <w:r>
         <w:rPr>
@@ -3345,7 +3006,7 @@
         <w:pStyle w:val="a8"/>
         <w:numPr>
           <w:ilvl w:val="0"/>
-          <w:numId w:val="21"/>
+          <w:numId w:val="23"/>
         </w:numPr>
       </w:pPr>
       <w:r>
@@ -3355,10 +3016,7 @@
         <w:rPr>
           <w:lang w:val="en-US"/>
         </w:rPr>
-        <w:t xml:space="preserve">: </w:t>
-      </w:r>
-      <w:r>
-        <w:t>6</w:t>
+        <w:t>: 5</w:t>
       </w:r>
     </w:p>
     <w:p>
@@ -3366,7 +3024,7 @@
         <w:pStyle w:val="a8"/>
         <w:numPr>
           <w:ilvl w:val="0"/>
-          <w:numId w:val="21"/>
+          <w:numId w:val="23"/>
         </w:numPr>
       </w:pPr>
       <w:r>
@@ -3379,7 +3037,7 @@
         <w:t>«</w:t>
       </w:r>
       <w:r>
-        <w:t>Выражение для преобразования некорректное. Попробуйте снова.</w:t>
+        <w:t>Очередь полностью занята. Удалите элементы и попробуйте снова.</w:t>
       </w:r>
       <w:r>
         <w:t>»</w:t>
@@ -3425,7 +3083,13 @@
         <w:t xml:space="preserve"> для</w:t>
       </w:r>
       <w:r>
-        <w:t xml:space="preserve"> работы со стеком в виде массива</w:t>
+        <w:t xml:space="preserve"> работы с</w:t>
+      </w:r>
+      <w:r>
+        <w:t xml:space="preserve"> очередью</w:t>
+      </w:r>
+      <w:r>
+        <w:t xml:space="preserve"> в виде массива</w:t>
       </w:r>
       <w:r>
         <w:t>:</w:t>
@@ -3519,6 +3183,7 @@
                 <w:color w:val="333333"/>
                 <w:lang w:val="en-US"/>
               </w:rPr>
+              <w:lastRenderedPageBreak/>
               <w:t xml:space="preserve">    </w:t>
             </w:r>
             <w:r>
@@ -3529,31 +3194,39 @@
                 <w:color w:val="445588"/>
                 <w:lang w:val="en-US"/>
               </w:rPr>
-              <w:t>char</w:t>
-            </w:r>
-            <w:r>
-              <w:rPr>
-                <w:rFonts w:ascii="Consolas" w:hAnsi="Consolas"/>
-                <w:color w:val="333333"/>
-                <w:lang w:val="en-US"/>
-              </w:rPr>
-              <w:t xml:space="preserve"> content[STACK_SIZE];</w:t>
-            </w:r>
-            <w:r>
-              <w:rPr>
-                <w:rFonts w:ascii="Consolas" w:hAnsi="Consolas"/>
-                <w:color w:val="333333"/>
-                <w:lang w:val="en-US"/>
-              </w:rPr>
-              <w:t xml:space="preserve"> </w:t>
-            </w:r>
-            <w:r>
-              <w:rPr>
-                <w:rFonts w:ascii="Consolas" w:hAnsi="Consolas"/>
-                <w:color w:val="333333"/>
-                <w:lang w:val="en-US"/>
-              </w:rPr>
-              <w:t xml:space="preserve"> </w:t>
+              <w:t>double</w:t>
+            </w:r>
+            <w:r>
+              <w:rPr>
+                <w:rFonts w:ascii="Consolas" w:hAnsi="Consolas"/>
+                <w:color w:val="333333"/>
+                <w:lang w:val="en-US"/>
+              </w:rPr>
+              <w:t xml:space="preserve"> content[</w:t>
+            </w:r>
+            <w:r>
+              <w:rPr>
+                <w:rFonts w:ascii="Consolas" w:hAnsi="Consolas"/>
+                <w:color w:val="333333"/>
+                <w:lang w:val="en-US"/>
+              </w:rPr>
+              <w:t>MAX_</w:t>
+            </w:r>
+            <w:r>
+              <w:rPr>
+                <w:rFonts w:ascii="Consolas" w:hAnsi="Consolas"/>
+                <w:color w:val="333333"/>
+                <w:lang w:val="en-US"/>
+              </w:rPr>
+              <w:t xml:space="preserve">QUEUE_SIZE]; </w:t>
+            </w:r>
+            <w:r>
+              <w:rPr>
+                <w:rFonts w:ascii="Consolas" w:hAnsi="Consolas"/>
+                <w:color w:val="333333"/>
+                <w:lang w:val="en-US"/>
+              </w:rPr>
+              <w:t xml:space="preserve">  </w:t>
             </w:r>
             <w:r>
               <w:rPr>
@@ -3591,7 +3264,7 @@
                 <w:iCs/>
                 <w:color w:val="999988"/>
               </w:rPr>
-              <w:t>стека</w:t>
+              <w:t>очереди</w:t>
             </w:r>
           </w:p>
           <w:p>
@@ -3601,6 +3274,7 @@
               <w:rPr>
                 <w:rFonts w:ascii="Consolas" w:hAnsi="Consolas"/>
                 <w:color w:val="333333"/>
+                <w:lang w:val="en-US"/>
               </w:rPr>
             </w:pPr>
             <w:r>
@@ -3617,6 +3291,7 @@
                 <w:b/>
                 <w:bCs/>
                 <w:color w:val="445588"/>
+                <w:lang w:val="en-US"/>
               </w:rPr>
               <w:t>int</w:t>
             </w:r>
@@ -3624,6 +3299,7 @@
               <w:rPr>
                 <w:rFonts w:ascii="Consolas" w:hAnsi="Consolas"/>
                 <w:color w:val="333333"/>
+                <w:lang w:val="en-US"/>
               </w:rPr>
               <w:t xml:space="preserve"> len; </w:t>
             </w:r>
@@ -3632,7 +3308,22 @@
                 <w:rFonts w:ascii="Consolas" w:hAnsi="Consolas"/>
                 <w:color w:val="333333"/>
               </w:rPr>
-              <w:t xml:space="preserve">                  </w:t>
+              <w:t xml:space="preserve">                    </w:t>
+            </w:r>
+            <w:r>
+              <w:rPr>
+                <w:rFonts w:ascii="Consolas" w:hAnsi="Consolas"/>
+                <w:color w:val="333333"/>
+                <w:lang w:val="en-US"/>
+              </w:rPr>
+              <w:t xml:space="preserve">    </w:t>
+            </w:r>
+            <w:r>
+              <w:rPr>
+                <w:rFonts w:ascii="Consolas" w:hAnsi="Consolas"/>
+                <w:color w:val="333333"/>
+              </w:rPr>
+              <w:t xml:space="preserve"> </w:t>
             </w:r>
             <w:r>
               <w:rPr>
@@ -3640,8 +3331,37 @@
                 <w:i/>
                 <w:iCs/>
                 <w:color w:val="999988"/>
-              </w:rPr>
-              <w:t>// Кол-во элементов в стеке</w:t>
+                <w:lang w:val="en-US"/>
+              </w:rPr>
+              <w:t xml:space="preserve">// </w:t>
+            </w:r>
+            <w:r>
+              <w:rPr>
+                <w:rFonts w:ascii="Consolas" w:hAnsi="Consolas"/>
+                <w:i/>
+                <w:iCs/>
+                <w:color w:val="999988"/>
+              </w:rPr>
+              <w:t>Длина</w:t>
+            </w:r>
+            <w:r>
+              <w:rPr>
+                <w:rFonts w:ascii="Consolas" w:hAnsi="Consolas"/>
+                <w:i/>
+                <w:iCs/>
+                <w:color w:val="999988"/>
+                <w:lang w:val="en-US"/>
+              </w:rPr>
+              <w:t xml:space="preserve"> </w:t>
+            </w:r>
+            <w:r>
+              <w:rPr>
+                <w:rFonts w:ascii="Consolas" w:hAnsi="Consolas"/>
+                <w:i/>
+                <w:iCs/>
+                <w:color w:val="999988"/>
+              </w:rPr>
+              <w:t>очереди</w:t>
             </w:r>
           </w:p>
           <w:p>
@@ -3650,12 +3370,14 @@
               <w:spacing w:line="244" w:lineRule="atLeast"/>
               <w:rPr>
                 <w:color w:val="333333"/>
+                <w:lang w:val="en-US"/>
               </w:rPr>
             </w:pPr>
             <w:r>
               <w:rPr>
                 <w:rFonts w:ascii="Consolas" w:hAnsi="Consolas"/>
                 <w:color w:val="333333"/>
+                <w:lang w:val="en-US"/>
               </w:rPr>
               <w:t xml:space="preserve">} </w:t>
             </w:r>
@@ -3665,13 +3387,15 @@
                 <w:b/>
                 <w:bCs/>
                 <w:color w:val="445588"/>
-              </w:rPr>
-              <w:t>arr_stack_t</w:t>
-            </w:r>
-            <w:r>
-              <w:rPr>
-                <w:rFonts w:ascii="Consolas" w:hAnsi="Consolas"/>
-                <w:color w:val="333333"/>
+                <w:lang w:val="en-US"/>
+              </w:rPr>
+              <w:t>arr_queue_t</w:t>
+            </w:r>
+            <w:r>
+              <w:rPr>
+                <w:rFonts w:ascii="Consolas" w:hAnsi="Consolas"/>
+                <w:color w:val="333333"/>
+                <w:lang w:val="en-US"/>
               </w:rPr>
               <w:t>;</w:t>
             </w:r>
@@ -3679,10 +3403,22 @@
         </w:tc>
       </w:tr>
     </w:tbl>
-    <w:p/>
     <w:p>
-      <w:r>
-        <w:t>Типы данных, описывающие структуры для работы со стеком в виде</w:t>
+      <w:pPr>
+        <w:rPr>
+          <w:lang w:val="en-US"/>
+        </w:rPr>
+      </w:pPr>
+    </w:p>
+    <w:p>
+      <w:r>
+        <w:t>Типы данных, описывающие структуры для работы с</w:t>
+      </w:r>
+      <w:r>
+        <w:t xml:space="preserve"> очередью</w:t>
+      </w:r>
+      <w:r>
+        <w:t xml:space="preserve"> в виде</w:t>
       </w:r>
       <w:r>
         <w:t xml:space="preserve"> списка</w:t>
@@ -3842,7 +3578,6 @@
               <w:rPr>
                 <w:rFonts w:ascii="Consolas" w:hAnsi="Consolas"/>
                 <w:color w:val="333333"/>
-                <w:lang w:val="en-US"/>
               </w:rPr>
               <w:t xml:space="preserve">    </w:t>
             </w:r>
@@ -3854,7 +3589,7 @@
                 <w:color w:val="445588"/>
                 <w:lang w:val="en-US"/>
               </w:rPr>
-              <w:t>char</w:t>
+              <w:t>double</w:t>
             </w:r>
             <w:r>
               <w:rPr>
@@ -3883,7 +3618,7 @@
                 <w:rFonts w:ascii="Consolas" w:hAnsi="Consolas"/>
                 <w:color w:val="333333"/>
               </w:rPr>
-              <w:t xml:space="preserve">    </w:t>
+              <w:t xml:space="preserve">  </w:t>
             </w:r>
             <w:r>
               <w:rPr>
@@ -3926,7 +3661,7 @@
                 <w:iCs/>
                 <w:color w:val="999988"/>
               </w:rPr>
-              <w:t>стека</w:t>
+              <w:t>очереди</w:t>
             </w:r>
           </w:p>
           <w:p>
@@ -3991,7 +3726,7 @@
                 <w:iCs/>
                 <w:color w:val="999988"/>
               </w:rPr>
-              <w:t>// Указатель на следующий узел</w:t>
+              <w:t>// Следующий узел</w:t>
             </w:r>
           </w:p>
           <w:p>
@@ -4028,6 +3763,7 @@
               <w:rPr>
                 <w:rFonts w:ascii="Consolas" w:hAnsi="Consolas"/>
                 <w:color w:val="333333"/>
+                <w:lang w:val="en-US"/>
               </w:rPr>
             </w:pPr>
             <w:r>
@@ -4036,14 +3772,15 @@
                 <w:b/>
                 <w:bCs/>
                 <w:color w:val="333333"/>
-              </w:rPr>
-              <w:lastRenderedPageBreak/>
+                <w:lang w:val="en-US"/>
+              </w:rPr>
               <w:t>typedef</w:t>
             </w:r>
             <w:r>
               <w:rPr>
                 <w:rFonts w:ascii="Consolas" w:hAnsi="Consolas"/>
                 <w:color w:val="333333"/>
+                <w:lang w:val="en-US"/>
               </w:rPr>
               <w:t xml:space="preserve"> </w:t>
             </w:r>
@@ -4053,6 +3790,7 @@
                 <w:b/>
                 <w:bCs/>
                 <w:color w:val="333333"/>
+                <w:lang w:val="en-US"/>
               </w:rPr>
               <w:t>struct</w:t>
             </w:r>
@@ -4064,12 +3802,14 @@
               <w:rPr>
                 <w:rFonts w:ascii="Consolas" w:hAnsi="Consolas"/>
                 <w:color w:val="333333"/>
+                <w:lang w:val="en-US"/>
               </w:rPr>
             </w:pPr>
             <w:r>
               <w:rPr>
                 <w:rFonts w:ascii="Consolas" w:hAnsi="Consolas"/>
                 <w:color w:val="333333"/>
+                <w:lang w:val="en-US"/>
               </w:rPr>
               <w:t>{</w:t>
             </w:r>
@@ -4081,12 +3821,14 @@
               <w:rPr>
                 <w:rFonts w:ascii="Consolas" w:hAnsi="Consolas"/>
                 <w:color w:val="333333"/>
+                <w:lang w:val="en-US"/>
               </w:rPr>
             </w:pPr>
             <w:r>
               <w:rPr>
                 <w:rFonts w:ascii="Consolas" w:hAnsi="Consolas"/>
                 <w:color w:val="333333"/>
+                <w:lang w:val="en-US"/>
               </w:rPr>
               <w:t xml:space="preserve">    </w:t>
             </w:r>
@@ -4096,6 +3838,7 @@
                 <w:b/>
                 <w:bCs/>
                 <w:color w:val="445588"/>
+                <w:lang w:val="en-US"/>
               </w:rPr>
               <w:t>node_t</w:t>
             </w:r>
@@ -4103,6 +3846,7 @@
               <w:rPr>
                 <w:rFonts w:ascii="Consolas" w:hAnsi="Consolas"/>
                 <w:color w:val="333333"/>
+                <w:lang w:val="en-US"/>
               </w:rPr>
               <w:t xml:space="preserve"> </w:t>
             </w:r>
@@ -4112,6 +3856,7 @@
                 <w:b/>
                 <w:bCs/>
                 <w:color w:val="333333"/>
+                <w:lang w:val="en-US"/>
               </w:rPr>
               <w:t>*</w:t>
             </w:r>
@@ -4119,6 +3864,7 @@
               <w:rPr>
                 <w:rFonts w:ascii="Consolas" w:hAnsi="Consolas"/>
                 <w:color w:val="333333"/>
+                <w:lang w:val="en-US"/>
               </w:rPr>
               <w:t>top;</w:t>
             </w:r>
@@ -4126,6 +3872,7 @@
               <w:rPr>
                 <w:rFonts w:ascii="Consolas" w:hAnsi="Consolas"/>
                 <w:color w:val="333333"/>
+                <w:lang w:val="en-US"/>
               </w:rPr>
               <w:t xml:space="preserve"> </w:t>
             </w:r>
@@ -4133,6 +3880,7 @@
               <w:rPr>
                 <w:rFonts w:ascii="Consolas" w:hAnsi="Consolas"/>
                 <w:color w:val="333333"/>
+                <w:lang w:val="en-US"/>
               </w:rPr>
               <w:t xml:space="preserve"> </w:t>
             </w:r>
@@ -4142,8 +3890,37 @@
                 <w:i/>
                 <w:iCs/>
                 <w:color w:val="999988"/>
-              </w:rPr>
-              <w:t>// Вершина стека-списка</w:t>
+                <w:lang w:val="en-US"/>
+              </w:rPr>
+              <w:t xml:space="preserve">// </w:t>
+            </w:r>
+            <w:r>
+              <w:rPr>
+                <w:rFonts w:ascii="Consolas" w:hAnsi="Consolas"/>
+                <w:i/>
+                <w:iCs/>
+                <w:color w:val="999988"/>
+              </w:rPr>
+              <w:t>Начало</w:t>
+            </w:r>
+            <w:r>
+              <w:rPr>
+                <w:rFonts w:ascii="Consolas" w:hAnsi="Consolas"/>
+                <w:i/>
+                <w:iCs/>
+                <w:color w:val="999988"/>
+                <w:lang w:val="en-US"/>
+              </w:rPr>
+              <w:t xml:space="preserve"> </w:t>
+            </w:r>
+            <w:r>
+              <w:rPr>
+                <w:rFonts w:ascii="Consolas" w:hAnsi="Consolas"/>
+                <w:i/>
+                <w:iCs/>
+                <w:color w:val="999988"/>
+              </w:rPr>
+              <w:t>очереди</w:t>
             </w:r>
           </w:p>
           <w:p>
@@ -4153,12 +3930,14 @@
               <w:rPr>
                 <w:rFonts w:ascii="Consolas" w:hAnsi="Consolas"/>
                 <w:color w:val="333333"/>
+                <w:lang w:val="en-US"/>
               </w:rPr>
             </w:pPr>
             <w:r>
               <w:rPr>
                 <w:rFonts w:ascii="Consolas" w:hAnsi="Consolas"/>
                 <w:color w:val="333333"/>
+                <w:lang w:val="en-US"/>
               </w:rPr>
               <w:t xml:space="preserve">    </w:t>
             </w:r>
@@ -4168,6 +3947,7 @@
                 <w:b/>
                 <w:bCs/>
                 <w:color w:val="445588"/>
+                <w:lang w:val="en-US"/>
               </w:rPr>
               <w:t>int</w:t>
             </w:r>
@@ -4175,6 +3955,7 @@
               <w:rPr>
                 <w:rFonts w:ascii="Consolas" w:hAnsi="Consolas"/>
                 <w:color w:val="333333"/>
+                <w:lang w:val="en-US"/>
               </w:rPr>
               <w:t xml:space="preserve"> len; </w:t>
             </w:r>
@@ -4182,8 +3963,16 @@
               <w:rPr>
                 <w:rFonts w:ascii="Consolas" w:hAnsi="Consolas"/>
                 <w:color w:val="333333"/>
-              </w:rPr>
-              <w:t xml:space="preserve">     </w:t>
+                <w:lang w:val="en-US"/>
+              </w:rPr>
+              <w:t xml:space="preserve"> </w:t>
+            </w:r>
+            <w:r>
+              <w:rPr>
+                <w:rFonts w:ascii="Consolas" w:hAnsi="Consolas"/>
+                <w:color w:val="333333"/>
+              </w:rPr>
+              <w:t xml:space="preserve">    </w:t>
             </w:r>
             <w:r>
               <w:rPr>
@@ -4191,8 +3980,37 @@
                 <w:i/>
                 <w:iCs/>
                 <w:color w:val="999988"/>
-              </w:rPr>
-              <w:t>// Кол-во элементов в стеке</w:t>
+                <w:lang w:val="en-US"/>
+              </w:rPr>
+              <w:t xml:space="preserve">// </w:t>
+            </w:r>
+            <w:r>
+              <w:rPr>
+                <w:rFonts w:ascii="Consolas" w:hAnsi="Consolas"/>
+                <w:i/>
+                <w:iCs/>
+                <w:color w:val="999988"/>
+              </w:rPr>
+              <w:t>Длина</w:t>
+            </w:r>
+            <w:r>
+              <w:rPr>
+                <w:rFonts w:ascii="Consolas" w:hAnsi="Consolas"/>
+                <w:i/>
+                <w:iCs/>
+                <w:color w:val="999988"/>
+                <w:lang w:val="en-US"/>
+              </w:rPr>
+              <w:t xml:space="preserve"> </w:t>
+            </w:r>
+            <w:r>
+              <w:rPr>
+                <w:rFonts w:ascii="Consolas" w:hAnsi="Consolas"/>
+                <w:i/>
+                <w:iCs/>
+                <w:color w:val="999988"/>
+              </w:rPr>
+              <w:t>очереди</w:t>
             </w:r>
           </w:p>
           <w:p>
@@ -4201,12 +4019,14 @@
               <w:spacing w:line="244" w:lineRule="atLeast"/>
               <w:rPr>
                 <w:color w:val="333333"/>
+                <w:lang w:val="en-US"/>
               </w:rPr>
             </w:pPr>
             <w:r>
               <w:rPr>
                 <w:rFonts w:ascii="Consolas" w:hAnsi="Consolas"/>
                 <w:color w:val="333333"/>
+                <w:lang w:val="en-US"/>
               </w:rPr>
               <w:t xml:space="preserve">} </w:t>
             </w:r>
@@ -4216,13 +4036,15 @@
                 <w:b/>
                 <w:bCs/>
                 <w:color w:val="445588"/>
-              </w:rPr>
-              <w:t>list_stack_t</w:t>
-            </w:r>
-            <w:r>
-              <w:rPr>
-                <w:rFonts w:ascii="Consolas" w:hAnsi="Consolas"/>
-                <w:color w:val="333333"/>
+                <w:lang w:val="en-US"/>
+              </w:rPr>
+              <w:t>list_queue_t</w:t>
+            </w:r>
+            <w:r>
+              <w:rPr>
+                <w:rFonts w:ascii="Consolas" w:hAnsi="Consolas"/>
+                <w:color w:val="333333"/>
+                <w:lang w:val="en-US"/>
               </w:rPr>
               <w:t>;</w:t>
             </w:r>
@@ -4239,7 +4061,13 @@
     </w:p>
     <w:p>
       <w:r>
-        <w:t>Тип данных, описывающий структуру для хранения адресов освобожденных узлов стека-списка</w:t>
+        <w:t xml:space="preserve">Тип данных, описывающий структуру для хранения адресов освобожденных узлов </w:t>
+      </w:r>
+      <w:r>
+        <w:t>очереди</w:t>
+      </w:r>
+      <w:r>
+        <w:t>-списка</w:t>
       </w:r>
       <w:r>
         <w:t>:</w:t>
@@ -4377,7 +4205,31 @@
                 <w:color w:val="333333"/>
                 <w:lang w:val="en-US"/>
               </w:rPr>
-              <w:t xml:space="preserve">p_nodes[STACK_SIZE]; </w:t>
+              <w:t>p_nodes[</w:t>
+            </w:r>
+            <w:r>
+              <w:rPr>
+                <w:rFonts w:ascii="Consolas" w:hAnsi="Consolas"/>
+                <w:color w:val="333333"/>
+                <w:lang w:val="en-US"/>
+              </w:rPr>
+              <w:t>MAX_</w:t>
+            </w:r>
+            <w:r>
+              <w:rPr>
+                <w:rFonts w:ascii="Consolas" w:hAnsi="Consolas"/>
+                <w:color w:val="333333"/>
+                <w:lang w:val="en-US"/>
+              </w:rPr>
+              <w:t>QUEUE</w:t>
+            </w:r>
+            <w:r>
+              <w:rPr>
+                <w:rFonts w:ascii="Consolas" w:hAnsi="Consolas"/>
+                <w:color w:val="333333"/>
+                <w:lang w:val="en-US"/>
+              </w:rPr>
+              <w:t xml:space="preserve">_SIZE]; </w:t>
             </w:r>
             <w:r>
               <w:rPr>
@@ -4420,7 +4272,6 @@
               <w:rPr>
                 <w:rFonts w:ascii="Consolas" w:hAnsi="Consolas"/>
                 <w:color w:val="333333"/>
-                <w:lang w:val="en-US"/>
               </w:rPr>
               <w:t xml:space="preserve">    </w:t>
             </w:r>
@@ -4446,6 +4297,13 @@
                 <w:color w:val="333333"/>
               </w:rPr>
               <w:t xml:space="preserve">                     </w:t>
+            </w:r>
+            <w:r>
+              <w:rPr>
+                <w:rFonts w:ascii="Consolas" w:hAnsi="Consolas"/>
+                <w:color w:val="333333"/>
+              </w:rPr>
+              <w:t xml:space="preserve">    </w:t>
             </w:r>
             <w:r>
               <w:rPr>
@@ -4651,7 +4509,23 @@
                 <w:color w:val="333333"/>
                 <w:lang w:val="en-US"/>
               </w:rPr>
-              <w:t xml:space="preserve"> time;  </w:t>
+              <w:t xml:space="preserve"> time;</w:t>
+            </w:r>
+            <w:r>
+              <w:rPr>
+                <w:rFonts w:ascii="Consolas" w:hAnsi="Consolas"/>
+                <w:color w:val="333333"/>
+                <w:lang w:val="en-US"/>
+              </w:rPr>
+              <w:t xml:space="preserve"> </w:t>
+            </w:r>
+            <w:r>
+              <w:rPr>
+                <w:rFonts w:ascii="Consolas" w:hAnsi="Consolas"/>
+                <w:color w:val="333333"/>
+                <w:lang w:val="en-US"/>
+              </w:rPr>
+              <w:t xml:space="preserve"> </w:t>
             </w:r>
             <w:r>
               <w:rPr>
@@ -4680,14 +4554,12 @@
               <w:rPr>
                 <w:rFonts w:ascii="Consolas" w:hAnsi="Consolas"/>
                 <w:color w:val="333333"/>
-                <w:lang w:val="en-US"/>
               </w:rPr>
             </w:pPr>
             <w:r>
               <w:rPr>
                 <w:rFonts w:ascii="Consolas" w:hAnsi="Consolas"/>
                 <w:color w:val="333333"/>
-                <w:lang w:val="en-US"/>
               </w:rPr>
               <w:t xml:space="preserve">    </w:t>
             </w:r>
@@ -4705,17 +4577,37 @@
               <w:rPr>
                 <w:rFonts w:ascii="Consolas" w:hAnsi="Consolas"/>
                 <w:color w:val="333333"/>
-                <w:lang w:val="en-US"/>
-              </w:rPr>
-              <w:t xml:space="preserve"> mem;    </w:t>
-            </w:r>
-            <w:r>
-              <w:rPr>
-                <w:rFonts w:ascii="Consolas" w:hAnsi="Consolas"/>
-                <w:color w:val="333333"/>
-                <w:lang w:val="en-US"/>
-              </w:rPr>
-              <w:t xml:space="preserve">              </w:t>
+              </w:rPr>
+              <w:t xml:space="preserve"> </w:t>
+            </w:r>
+            <w:r>
+              <w:rPr>
+                <w:rFonts w:ascii="Consolas" w:hAnsi="Consolas"/>
+                <w:color w:val="333333"/>
+                <w:lang w:val="en-US"/>
+              </w:rPr>
+              <w:t>mem</w:t>
+            </w:r>
+            <w:r>
+              <w:rPr>
+                <w:rFonts w:ascii="Consolas" w:hAnsi="Consolas"/>
+                <w:color w:val="333333"/>
+              </w:rPr>
+              <w:t xml:space="preserve">; </w:t>
+            </w:r>
+            <w:r>
+              <w:rPr>
+                <w:rFonts w:ascii="Consolas" w:hAnsi="Consolas"/>
+                <w:color w:val="333333"/>
+              </w:rPr>
+              <w:t xml:space="preserve"> </w:t>
+            </w:r>
+            <w:r>
+              <w:rPr>
+                <w:rFonts w:ascii="Consolas" w:hAnsi="Consolas"/>
+                <w:color w:val="333333"/>
+              </w:rPr>
+              <w:t xml:space="preserve">                </w:t>
             </w:r>
             <w:r>
               <w:rPr>
@@ -4723,7 +4615,6 @@
                 <w:i/>
                 <w:iCs/>
                 <w:color w:val="999988"/>
-                <w:lang w:val="en-US"/>
               </w:rPr>
               <w:t xml:space="preserve">// </w:t>
             </w:r>
@@ -4744,14 +4635,12 @@
               <w:rPr>
                 <w:rFonts w:ascii="Consolas" w:hAnsi="Consolas"/>
                 <w:color w:val="333333"/>
-                <w:lang w:val="en-US"/>
               </w:rPr>
             </w:pPr>
             <w:r>
               <w:rPr>
                 <w:rFonts w:ascii="Consolas" w:hAnsi="Consolas"/>
                 <w:color w:val="333333"/>
-                <w:lang w:val="en-US"/>
               </w:rPr>
               <w:t xml:space="preserve">    </w:t>
             </w:r>
@@ -4761,51 +4650,22 @@
                 <w:b/>
                 <w:bCs/>
                 <w:color w:val="445588"/>
-                <w:lang w:val="en-US"/>
-              </w:rPr>
-              <w:t>char</w:t>
-            </w:r>
-            <w:r>
-              <w:rPr>
-                <w:rFonts w:ascii="Consolas" w:hAnsi="Consolas"/>
-                <w:color w:val="333333"/>
-                <w:lang w:val="en-US"/>
-              </w:rPr>
-              <w:t xml:space="preserve"> expr[EXPR_LEN </w:t>
-            </w:r>
-            <w:r>
-              <w:rPr>
-                <w:rFonts w:ascii="Consolas" w:hAnsi="Consolas"/>
-                <w:b/>
-                <w:bCs/>
-                <w:color w:val="333333"/>
-                <w:lang w:val="en-US"/>
-              </w:rPr>
-              <w:t>+</w:t>
-            </w:r>
-            <w:r>
-              <w:rPr>
-                <w:rFonts w:ascii="Consolas" w:hAnsi="Consolas"/>
-                <w:color w:val="333333"/>
-                <w:lang w:val="en-US"/>
-              </w:rPr>
-              <w:t xml:space="preserve"> </w:t>
-            </w:r>
-            <w:r>
-              <w:rPr>
-                <w:rFonts w:ascii="Consolas" w:hAnsi="Consolas"/>
-                <w:color w:val="009999"/>
-                <w:lang w:val="en-US"/>
-              </w:rPr>
-              <w:t>1</w:t>
-            </w:r>
-            <w:r>
-              <w:rPr>
-                <w:rFonts w:ascii="Consolas" w:hAnsi="Consolas"/>
-                <w:color w:val="333333"/>
-                <w:lang w:val="en-US"/>
-              </w:rPr>
-              <w:t xml:space="preserve">];  </w:t>
+              </w:rPr>
+              <w:t>int</w:t>
+            </w:r>
+            <w:r>
+              <w:rPr>
+                <w:rFonts w:ascii="Consolas" w:hAnsi="Consolas"/>
+                <w:color w:val="333333"/>
+              </w:rPr>
+              <w:t xml:space="preserve"> queue_len; </w:t>
+            </w:r>
+            <w:r>
+              <w:rPr>
+                <w:rFonts w:ascii="Consolas" w:hAnsi="Consolas"/>
+                <w:color w:val="333333"/>
+              </w:rPr>
+              <w:t xml:space="preserve">           </w:t>
             </w:r>
             <w:r>
               <w:rPr>
@@ -4813,18 +4673,8 @@
                 <w:i/>
                 <w:iCs/>
                 <w:color w:val="999988"/>
-                <w:lang w:val="en-US"/>
-              </w:rPr>
-              <w:t xml:space="preserve">// </w:t>
-            </w:r>
-            <w:r>
-              <w:rPr>
-                <w:rFonts w:ascii="Consolas" w:hAnsi="Consolas"/>
-                <w:i/>
-                <w:iCs/>
-                <w:color w:val="999988"/>
-              </w:rPr>
-              <w:t>Выражение</w:t>
+              </w:rPr>
+              <w:t>// Длина обработанной очереди</w:t>
             </w:r>
           </w:p>
           <w:p>
@@ -4833,14 +4683,12 @@
               <w:spacing w:line="244" w:lineRule="atLeast"/>
               <w:rPr>
                 <w:color w:val="333333"/>
-                <w:lang w:val="en-US"/>
               </w:rPr>
             </w:pPr>
             <w:r>
               <w:rPr>
                 <w:rFonts w:ascii="Consolas" w:hAnsi="Consolas"/>
                 <w:color w:val="333333"/>
-                <w:lang w:val="en-US"/>
               </w:rPr>
               <w:t>} measurement_table;</w:t>
             </w:r>
@@ -4909,7 +4757,11 @@
         </w:numPr>
       </w:pPr>
       <w:r>
-        <w:t>Пока пользователь не введет «0» (пункт выхода из программы), ему будет предложено вводить номера меню и выполнять желаемые действия</w:t>
+        <w:t xml:space="preserve">Пока пользователь не введет «0» (пункт выхода из программы), ему </w:t>
+      </w:r>
+      <w:r>
+        <w:lastRenderedPageBreak/>
+        <w:t>будет предложено вводить номера меню и выполнять желаемые действия</w:t>
       </w:r>
     </w:p>
     <w:p>
@@ -4922,173 +4774,7 @@
           <w:szCs w:val="28"/>
         </w:rPr>
       </w:pPr>
-      <w:bookmarkStart w:id="15" w:name="_Toc118646311"/>
-      <w:r>
-        <w:rPr>
-          <w:rFonts w:ascii="Times New Roman" w:hAnsi="Times New Roman"/>
-          <w:sz w:val="28"/>
-          <w:szCs w:val="28"/>
-        </w:rPr>
-        <w:t>Тестовые случаи</w:t>
-      </w:r>
-      <w:bookmarkEnd w:id="15"/>
-    </w:p>
-    <w:p>
-      <w:pPr>
-        <w:rPr>
-          <w:b/>
-          <w:bCs/>
-          <w:lang w:val="en-US"/>
-        </w:rPr>
-      </w:pPr>
-      <w:r>
-        <w:rPr>
-          <w:b/>
-          <w:bCs/>
-        </w:rPr>
-        <w:t>Позитивные тесты</w:t>
-      </w:r>
-      <w:r>
-        <w:rPr>
-          <w:b/>
-          <w:bCs/>
-          <w:lang w:val="en-US"/>
-        </w:rPr>
-        <w:t>:</w:t>
-      </w:r>
-    </w:p>
-    <w:p>
-      <w:pPr>
-        <w:pStyle w:val="a8"/>
-        <w:numPr>
-          <w:ilvl w:val="0"/>
-          <w:numId w:val="10"/>
-        </w:numPr>
-        <w:rPr>
-          <w:b/>
-          <w:bCs/>
-        </w:rPr>
-      </w:pPr>
-      <w:r>
-        <w:t>Обычная строка-выражение</w:t>
-      </w:r>
-    </w:p>
-    <w:p>
-      <w:pPr>
-        <w:pStyle w:val="a8"/>
-        <w:numPr>
-          <w:ilvl w:val="0"/>
-          <w:numId w:val="10"/>
-        </w:numPr>
-        <w:rPr>
-          <w:b/>
-          <w:bCs/>
-        </w:rPr>
-      </w:pPr>
-      <w:r>
-        <w:t>Строка-выражение из одного элемента</w:t>
-      </w:r>
-    </w:p>
-    <w:p>
-      <w:pPr>
-        <w:pStyle w:val="a8"/>
-        <w:numPr>
-          <w:ilvl w:val="0"/>
-          <w:numId w:val="10"/>
-        </w:numPr>
-        <w:rPr>
-          <w:b/>
-          <w:bCs/>
-        </w:rPr>
-      </w:pPr>
-      <w:r>
-        <w:t xml:space="preserve">Длина строки-выражения равна максимальной длине </w:t>
-      </w:r>
-    </w:p>
-    <w:p>
-      <w:pPr>
-        <w:pStyle w:val="a8"/>
-        <w:numPr>
-          <w:ilvl w:val="0"/>
-          <w:numId w:val="10"/>
-        </w:numPr>
-        <w:rPr>
-          <w:b/>
-          <w:bCs/>
-        </w:rPr>
-      </w:pPr>
-      <w:r>
-        <w:t>В строке-выражении незначащие скобки</w:t>
-      </w:r>
-    </w:p>
-    <w:p>
-      <w:pPr>
-        <w:rPr>
-          <w:b/>
-          <w:bCs/>
-          <w:lang w:val="en-US"/>
-        </w:rPr>
-      </w:pPr>
-      <w:r>
-        <w:rPr>
-          <w:b/>
-          <w:bCs/>
-        </w:rPr>
-        <w:lastRenderedPageBreak/>
-        <w:t>Негативные тесты</w:t>
-      </w:r>
-      <w:r>
-        <w:rPr>
-          <w:b/>
-          <w:bCs/>
-          <w:lang w:val="en-US"/>
-        </w:rPr>
-        <w:t>:</w:t>
-      </w:r>
-    </w:p>
-    <w:p>
-      <w:pPr>
-        <w:pStyle w:val="a8"/>
-        <w:numPr>
-          <w:ilvl w:val="0"/>
-          <w:numId w:val="11"/>
-        </w:numPr>
-        <w:rPr>
-          <w:b/>
-          <w:bCs/>
-        </w:rPr>
-      </w:pPr>
-      <w:r>
-        <w:t>Строка-выражение слишком большая</w:t>
-      </w:r>
-    </w:p>
-    <w:p>
-      <w:pPr>
-        <w:pStyle w:val="a8"/>
-        <w:numPr>
-          <w:ilvl w:val="0"/>
-          <w:numId w:val="11"/>
-        </w:numPr>
-        <w:rPr>
-          <w:b/>
-          <w:bCs/>
-        </w:rPr>
-      </w:pPr>
-      <w:r>
-        <w:t>Строка-выражение содержит незакрытые круглые скобки</w:t>
-      </w:r>
-    </w:p>
-    <w:p>
-      <w:pPr>
-        <w:pStyle w:val="1"/>
-        <w:jc w:val="center"/>
-        <w:rPr>
-          <w:rFonts w:ascii="Times New Roman" w:hAnsi="Times New Roman"/>
-          <w:sz w:val="28"/>
-          <w:szCs w:val="28"/>
-        </w:rPr>
-      </w:pPr>
-      <w:bookmarkStart w:id="16" w:name="_Toc118646312"/>
+      <w:bookmarkStart w:id="15" w:name="_Toc118646312"/>
       <w:r>
         <w:rPr>
           <w:rFonts w:ascii="Times New Roman" w:hAnsi="Times New Roman"/>
@@ -5113,15 +4799,14 @@
         </w:rPr>
         <w:t>стеков при разных строках-выражениях</w:t>
       </w:r>
-      <w:bookmarkEnd w:id="16"/>
+      <w:bookmarkEnd w:id="15"/>
     </w:p>
     <w:p>
       <w:r>
-        <w:t xml:space="preserve">Таблица замеров </w:t>
-      </w:r>
-      <w:r>
-        <w:t>для различных строк-выражений</w:t>
-      </w:r>
+        <w:t>Полученная таблица замеров</w:t>
+      </w:r>
+      <w:bookmarkStart w:id="16" w:name="_GoBack"/>
+      <w:bookmarkEnd w:id="16"/>
       <w:r>
         <w:t>:</w:t>
       </w:r>
@@ -6353,8 +6038,6 @@
             <w:r>
               <w:t>950</w:t>
             </w:r>
-            <w:bookmarkStart w:id="17" w:name="_GoBack"/>
-            <w:bookmarkEnd w:id="17"/>
           </w:p>
         </w:tc>
         <w:tc>
@@ -6389,7 +6072,7 @@
           <w:szCs w:val="28"/>
         </w:rPr>
       </w:pPr>
-      <w:bookmarkStart w:id="18" w:name="_Toc118646313"/>
+      <w:bookmarkStart w:id="17" w:name="_Toc118646313"/>
       <w:r>
         <w:rPr>
           <w:rFonts w:ascii="Times New Roman" w:hAnsi="Times New Roman"/>
@@ -6398,7 +6081,7 @@
         </w:rPr>
         <w:t>Выводы</w:t>
       </w:r>
-      <w:bookmarkEnd w:id="18"/>
+      <w:bookmarkEnd w:id="17"/>
     </w:p>
     <w:p>
       <w:pPr>
@@ -6487,7 +6170,7 @@
           <w:szCs w:val="28"/>
         </w:rPr>
       </w:pPr>
-      <w:bookmarkStart w:id="19" w:name="_Toc118646314"/>
+      <w:bookmarkStart w:id="18" w:name="_Toc118646314"/>
       <w:r>
         <w:rPr>
           <w:rFonts w:ascii="Times New Roman" w:hAnsi="Times New Roman"/>
@@ -6521,7 +6204,7 @@
         </w:rPr>
         <w:t>онтрольные вопросы</w:t>
       </w:r>
-      <w:bookmarkEnd w:id="19"/>
+      <w:bookmarkEnd w:id="18"/>
     </w:p>
     <w:p>
       <w:pPr>
@@ -8497,7 +8180,7 @@
   <w:abstractNum w:abstractNumId="18" w15:restartNumberingAfterBreak="0">
     <w:nsid w:val="5B465F24"/>
     <w:multiLevelType w:val="hybridMultilevel"/>
-    <w:tmpl w:val="FBC6935E"/>
+    <w:tmpl w:val="D2CC9CEE"/>
     <w:lvl w:ilvl="0" w:tplc="04190001">
       <w:start w:val="1"/>
       <w:numFmt w:val="bullet"/>
@@ -8892,6 +8575,119 @@
       <w:pPr>
         <w:ind w:left="6480" w:hanging="180"/>
       </w:pPr>
+    </w:lvl>
+  </w:abstractNum>
+  <w:abstractNum w:abstractNumId="22" w15:restartNumberingAfterBreak="0">
+    <w:nsid w:val="7EBA7277"/>
+    <w:multiLevelType w:val="hybridMultilevel"/>
+    <w:tmpl w:val="FAA63596"/>
+    <w:lvl w:ilvl="0" w:tplc="2222B712">
+      <w:start w:val="14"/>
+      <w:numFmt w:val="bullet"/>
+      <w:lvlText w:val="-"/>
+      <w:lvlJc w:val="left"/>
+      <w:pPr>
+        <w:ind w:left="1428" w:hanging="360"/>
+      </w:pPr>
+      <w:rPr>
+        <w:rFonts w:ascii="Times New Roman" w:eastAsia="Times New Roman" w:hAnsi="Times New Roman" w:cs="Times New Roman" w:hint="default"/>
+      </w:rPr>
+    </w:lvl>
+    <w:lvl w:ilvl="1" w:tplc="04190003" w:tentative="1">
+      <w:start w:val="1"/>
+      <w:numFmt w:val="bullet"/>
+      <w:lvlText w:val="o"/>
+      <w:lvlJc w:val="left"/>
+      <w:pPr>
+        <w:ind w:left="2148" w:hanging="360"/>
+      </w:pPr>
+      <w:rPr>
+        <w:rFonts w:ascii="Courier New" w:hAnsi="Courier New" w:cs="Courier New" w:hint="default"/>
+      </w:rPr>
+    </w:lvl>
+    <w:lvl w:ilvl="2" w:tplc="04190005" w:tentative="1">
+      <w:start w:val="1"/>
+      <w:numFmt w:val="bullet"/>
+      <w:lvlText w:val=""/>
+      <w:lvlJc w:val="left"/>
+      <w:pPr>
+        <w:ind w:left="2868" w:hanging="360"/>
+      </w:pPr>
+      <w:rPr>
+        <w:rFonts w:ascii="Wingdings" w:hAnsi="Wingdings" w:hint="default"/>
+      </w:rPr>
+    </w:lvl>
+    <w:lvl w:ilvl="3" w:tplc="04190001" w:tentative="1">
+      <w:start w:val="1"/>
+      <w:numFmt w:val="bullet"/>
+      <w:lvlText w:val=""/>
+      <w:lvlJc w:val="left"/>
+      <w:pPr>
+        <w:ind w:left="3588" w:hanging="360"/>
+      </w:pPr>
+      <w:rPr>
+        <w:rFonts w:ascii="Symbol" w:hAnsi="Symbol" w:hint="default"/>
+      </w:rPr>
+    </w:lvl>
+    <w:lvl w:ilvl="4" w:tplc="04190003" w:tentative="1">
+      <w:start w:val="1"/>
+      <w:numFmt w:val="bullet"/>
+      <w:lvlText w:val="o"/>
+      <w:lvlJc w:val="left"/>
+      <w:pPr>
+        <w:ind w:left="4308" w:hanging="360"/>
+      </w:pPr>
+      <w:rPr>
+        <w:rFonts w:ascii="Courier New" w:hAnsi="Courier New" w:cs="Courier New" w:hint="default"/>
+      </w:rPr>
+    </w:lvl>
+    <w:lvl w:ilvl="5" w:tplc="04190005" w:tentative="1">
+      <w:start w:val="1"/>
+      <w:numFmt w:val="bullet"/>
+      <w:lvlText w:val=""/>
+      <w:lvlJc w:val="left"/>
+      <w:pPr>
+        <w:ind w:left="5028" w:hanging="360"/>
+      </w:pPr>
+      <w:rPr>
+        <w:rFonts w:ascii="Wingdings" w:hAnsi="Wingdings" w:hint="default"/>
+      </w:rPr>
+    </w:lvl>
+    <w:lvl w:ilvl="6" w:tplc="04190001" w:tentative="1">
+      <w:start w:val="1"/>
+      <w:numFmt w:val="bullet"/>
+      <w:lvlText w:val=""/>
+      <w:lvlJc w:val="left"/>
+      <w:pPr>
+        <w:ind w:left="5748" w:hanging="360"/>
+      </w:pPr>
+      <w:rPr>
+        <w:rFonts w:ascii="Symbol" w:hAnsi="Symbol" w:hint="default"/>
+      </w:rPr>
+    </w:lvl>
+    <w:lvl w:ilvl="7" w:tplc="04190003" w:tentative="1">
+      <w:start w:val="1"/>
+      <w:numFmt w:val="bullet"/>
+      <w:lvlText w:val="o"/>
+      <w:lvlJc w:val="left"/>
+      <w:pPr>
+        <w:ind w:left="6468" w:hanging="360"/>
+      </w:pPr>
+      <w:rPr>
+        <w:rFonts w:ascii="Courier New" w:hAnsi="Courier New" w:cs="Courier New" w:hint="default"/>
+      </w:rPr>
+    </w:lvl>
+    <w:lvl w:ilvl="8" w:tplc="04190005" w:tentative="1">
+      <w:start w:val="1"/>
+      <w:numFmt w:val="bullet"/>
+      <w:lvlText w:val=""/>
+      <w:lvlJc w:val="left"/>
+      <w:pPr>
+        <w:ind w:left="7188" w:hanging="360"/>
+      </w:pPr>
+      <w:rPr>
+        <w:rFonts w:ascii="Wingdings" w:hAnsi="Wingdings" w:hint="default"/>
+      </w:rPr>
     </w:lvl>
   </w:abstractNum>
   <w:num w:numId="1">
@@ -8959,6 +8755,9 @@
   </w:num>
   <w:num w:numId="22">
     <w:abstractNumId w:val="12"/>
+  </w:num>
+  <w:num w:numId="23">
+    <w:abstractNumId w:val="22"/>
   </w:num>
 </w:numbering>
 </file>

--- a/lab_05/Отчет/ИУ7-31Б_Постнов_Степан_лр_5.docx
+++ b/lab_05/Отчет/ИУ7-31Б_Постнов_Степан_лр_5.docx
@@ -1053,7 +1053,7 @@
             </w:rPr>
             <w:fldChar w:fldCharType="separate"/>
           </w:r>
-          <w:hyperlink w:anchor="_Toc118646302" w:history="1">
+          <w:hyperlink w:anchor="_Toc119955858" w:history="1">
             <w:r>
               <w:rPr>
                 <w:rStyle w:val="a3"/>
@@ -1092,7 +1092,7 @@
                 <w:sz w:val="28"/>
                 <w:szCs w:val="28"/>
               </w:rPr>
-              <w:instrText xml:space="preserve"> PAGEREF _Toc118646302 \h </w:instrText>
+              <w:instrText xml:space="preserve"> PAGEREF _Toc119955858 \h </w:instrText>
             </w:r>
             <w:r>
               <w:rPr>
@@ -1121,7 +1121,7 @@
                 <w:sz w:val="28"/>
                 <w:szCs w:val="28"/>
               </w:rPr>
-              <w:t>3</w:t>
+              <w:t>2</w:t>
             </w:r>
             <w:r>
               <w:rPr>
@@ -1149,7 +1149,7 @@
               <w:lang w:eastAsia="ru-RU"/>
             </w:rPr>
           </w:pPr>
-          <w:hyperlink w:anchor="_Toc118646303" w:history="1">
+          <w:hyperlink w:anchor="_Toc119955859" w:history="1">
             <w:r>
               <w:rPr>
                 <w:rStyle w:val="a3"/>
@@ -1188,7 +1188,7 @@
                 <w:sz w:val="28"/>
                 <w:szCs w:val="28"/>
               </w:rPr>
-              <w:instrText xml:space="preserve"> PAGEREF _Toc118646303 \h </w:instrText>
+              <w:instrText xml:space="preserve"> PAGEREF _Toc119955859 \h </w:instrText>
             </w:r>
             <w:r>
               <w:rPr>
@@ -1243,7 +1243,7 @@
               <w:szCs w:val="28"/>
             </w:rPr>
           </w:pPr>
-          <w:hyperlink w:anchor="_Toc118646304" w:history="1">
+          <w:hyperlink w:anchor="_Toc119955860" w:history="1">
             <w:r>
               <w:rPr>
                 <w:rStyle w:val="a3"/>
@@ -1274,7 +1274,7 @@
                 <w:webHidden/>
                 <w:szCs w:val="28"/>
               </w:rPr>
-              <w:instrText xml:space="preserve"> PAGEREF _Toc118646304 \h </w:instrText>
+              <w:instrText xml:space="preserve"> PAGEREF _Toc119955860 \h </w:instrText>
             </w:r>
             <w:r>
               <w:rPr>
@@ -1321,7 +1321,7 @@
               <w:szCs w:val="28"/>
             </w:rPr>
           </w:pPr>
-          <w:hyperlink w:anchor="_Toc118646305" w:history="1">
+          <w:hyperlink w:anchor="_Toc119955861" w:history="1">
             <w:r>
               <w:rPr>
                 <w:rStyle w:val="a3"/>
@@ -1352,7 +1352,7 @@
                 <w:webHidden/>
                 <w:szCs w:val="28"/>
               </w:rPr>
-              <w:instrText xml:space="preserve"> PAGEREF _Toc118646305 \h </w:instrText>
+              <w:instrText xml:space="preserve"> PAGEREF _Toc119955861 \h </w:instrText>
             </w:r>
             <w:r>
               <w:rPr>
@@ -1375,7 +1375,7 @@
                 <w:webHidden/>
                 <w:szCs w:val="28"/>
               </w:rPr>
-              <w:t>4</w:t>
+              <w:t>3</w:t>
             </w:r>
             <w:r>
               <w:rPr>
@@ -1399,7 +1399,7 @@
               <w:szCs w:val="28"/>
             </w:rPr>
           </w:pPr>
-          <w:hyperlink w:anchor="_Toc118646306" w:history="1">
+          <w:hyperlink w:anchor="_Toc119955862" w:history="1">
             <w:r>
               <w:rPr>
                 <w:rStyle w:val="a3"/>
@@ -1430,7 +1430,7 @@
                 <w:webHidden/>
                 <w:szCs w:val="28"/>
               </w:rPr>
-              <w:instrText xml:space="preserve"> PAGEREF _Toc118646306 \h </w:instrText>
+              <w:instrText xml:space="preserve"> PAGEREF _Toc119955862 \h </w:instrText>
             </w:r>
             <w:r>
               <w:rPr>
@@ -1453,7 +1453,7 @@
                 <w:webHidden/>
                 <w:szCs w:val="28"/>
               </w:rPr>
-              <w:t>4</w:t>
+              <w:t>3</w:t>
             </w:r>
             <w:r>
               <w:rPr>
@@ -1477,7 +1477,7 @@
               <w:szCs w:val="28"/>
             </w:rPr>
           </w:pPr>
-          <w:hyperlink w:anchor="_Toc118646307" w:history="1">
+          <w:hyperlink w:anchor="_Toc119955863" w:history="1">
             <w:r>
               <w:rPr>
                 <w:rStyle w:val="a3"/>
@@ -1508,7 +1508,7 @@
                 <w:webHidden/>
                 <w:szCs w:val="28"/>
               </w:rPr>
-              <w:instrText xml:space="preserve"> PAGEREF _Toc118646307 \h </w:instrText>
+              <w:instrText xml:space="preserve"> PAGEREF _Toc119955863 \h </w:instrText>
             </w:r>
             <w:r>
               <w:rPr>
@@ -1555,7 +1555,7 @@
               <w:szCs w:val="28"/>
             </w:rPr>
           </w:pPr>
-          <w:hyperlink w:anchor="_Toc118646308" w:history="1">
+          <w:hyperlink w:anchor="_Toc119955864" w:history="1">
             <w:r>
               <w:rPr>
                 <w:rStyle w:val="a3"/>
@@ -1586,7 +1586,7 @@
                 <w:webHidden/>
                 <w:szCs w:val="28"/>
               </w:rPr>
-              <w:instrText xml:space="preserve"> PAGEREF _Toc118646308 \h </w:instrText>
+              <w:instrText xml:space="preserve"> PAGEREF _Toc119955864 \h </w:instrText>
             </w:r>
             <w:r>
               <w:rPr>
@@ -1635,7 +1635,7 @@
               <w:lang w:eastAsia="ru-RU"/>
             </w:rPr>
           </w:pPr>
-          <w:hyperlink w:anchor="_Toc118646309" w:history="1">
+          <w:hyperlink w:anchor="_Toc119955865" w:history="1">
             <w:r>
               <w:rPr>
                 <w:rStyle w:val="a3"/>
@@ -1674,7 +1674,7 @@
                 <w:sz w:val="28"/>
                 <w:szCs w:val="28"/>
               </w:rPr>
-              <w:instrText xml:space="preserve"> PAGEREF _Toc118646309 \h </w:instrText>
+              <w:instrText xml:space="preserve"> PAGEREF _Toc119955865 \h </w:instrText>
             </w:r>
             <w:r>
               <w:rPr>
@@ -1703,7 +1703,7 @@
                 <w:sz w:val="28"/>
                 <w:szCs w:val="28"/>
               </w:rPr>
-              <w:t>5</w:t>
+              <w:t>4</w:t>
             </w:r>
             <w:r>
               <w:rPr>
@@ -1731,7 +1731,7 @@
               <w:lang w:eastAsia="ru-RU"/>
             </w:rPr>
           </w:pPr>
-          <w:hyperlink w:anchor="_Toc118646310" w:history="1">
+          <w:hyperlink w:anchor="_Toc119955866" w:history="1">
             <w:r>
               <w:rPr>
                 <w:rStyle w:val="a3"/>
@@ -1770,7 +1770,7 @@
                 <w:sz w:val="28"/>
                 <w:szCs w:val="28"/>
               </w:rPr>
-              <w:instrText xml:space="preserve"> PAGEREF _Toc118646310 \h </w:instrText>
+              <w:instrText xml:space="preserve"> PAGEREF _Toc119955866 \h </w:instrText>
             </w:r>
             <w:r>
               <w:rPr>
@@ -1799,7 +1799,7 @@
                 <w:sz w:val="28"/>
                 <w:szCs w:val="28"/>
               </w:rPr>
-              <w:t>6</w:t>
+              <w:t>5</w:t>
             </w:r>
             <w:r>
               <w:rPr>
@@ -1827,7 +1827,7 @@
               <w:lang w:eastAsia="ru-RU"/>
             </w:rPr>
           </w:pPr>
-          <w:hyperlink w:anchor="_Toc118646311" w:history="1">
+          <w:hyperlink w:anchor="_Toc119955867" w:history="1">
             <w:r>
               <w:rPr>
                 <w:rStyle w:val="a3"/>
@@ -1836,7 +1836,7 @@
                 <w:sz w:val="28"/>
                 <w:szCs w:val="28"/>
               </w:rPr>
-              <w:t>Тестовые случаи</w:t>
+              <w:t>Сравнение эффективности двух типов стеков при разных строках-выражениях</w:t>
             </w:r>
             <w:r>
               <w:rPr>
@@ -1866,7 +1866,7 @@
                 <w:sz w:val="28"/>
                 <w:szCs w:val="28"/>
               </w:rPr>
-              <w:instrText xml:space="preserve"> PAGEREF _Toc118646311 \h </w:instrText>
+              <w:instrText xml:space="preserve"> PAGEREF _Toc119955867 \h </w:instrText>
             </w:r>
             <w:r>
               <w:rPr>
@@ -1923,7 +1923,7 @@
               <w:lang w:eastAsia="ru-RU"/>
             </w:rPr>
           </w:pPr>
-          <w:hyperlink w:anchor="_Toc118646312" w:history="1">
+          <w:hyperlink w:anchor="_Toc119955868" w:history="1">
             <w:r>
               <w:rPr>
                 <w:rStyle w:val="a3"/>
@@ -1932,7 +1932,7 @@
                 <w:sz w:val="28"/>
                 <w:szCs w:val="28"/>
               </w:rPr>
-              <w:t>Сравнение эффективности двух типов стеков при разных строках-выражениях</w:t>
+              <w:t>Выводы</w:t>
             </w:r>
             <w:r>
               <w:rPr>
@@ -1962,7 +1962,7 @@
                 <w:sz w:val="28"/>
                 <w:szCs w:val="28"/>
               </w:rPr>
-              <w:instrText xml:space="preserve"> PAGEREF _Toc118646312 \h </w:instrText>
+              <w:instrText xml:space="preserve"> PAGEREF _Toc119955868 \h </w:instrText>
             </w:r>
             <w:r>
               <w:rPr>
@@ -1991,7 +1991,7 @@
                 <w:sz w:val="28"/>
                 <w:szCs w:val="28"/>
               </w:rPr>
-              <w:t>7</w:t>
+              <w:t>6</w:t>
             </w:r>
             <w:r>
               <w:rPr>
@@ -2019,7 +2019,7 @@
               <w:lang w:eastAsia="ru-RU"/>
             </w:rPr>
           </w:pPr>
-          <w:hyperlink w:anchor="_Toc118646313" w:history="1">
+          <w:hyperlink w:anchor="_Toc119955869" w:history="1">
             <w:r>
               <w:rPr>
                 <w:rStyle w:val="a3"/>
@@ -2028,7 +2028,27 @@
                 <w:sz w:val="28"/>
                 <w:szCs w:val="28"/>
               </w:rPr>
-              <w:t>Выводы</w:t>
+              <w:t>Ответ</w:t>
+            </w:r>
+            <w:r>
+              <w:rPr>
+                <w:rStyle w:val="a3"/>
+                <w:rFonts w:ascii="Times New Roman" w:eastAsia="Times New Roman" w:hAnsi="Times New Roman" w:cs="Times New Roman"/>
+                <w:noProof/>
+                <w:sz w:val="28"/>
+                <w:szCs w:val="28"/>
+              </w:rPr>
+              <w:t xml:space="preserve">ы </w:t>
+            </w:r>
+            <w:r>
+              <w:rPr>
+                <w:rStyle w:val="a3"/>
+                <w:rFonts w:ascii="Times New Roman" w:hAnsi="Times New Roman" w:cs="Times New Roman"/>
+                <w:noProof/>
+                <w:sz w:val="28"/>
+                <w:szCs w:val="28"/>
+              </w:rPr>
+              <w:t>на контрольные вопросы</w:t>
             </w:r>
             <w:r>
               <w:rPr>
@@ -2058,7 +2078,7 @@
                 <w:sz w:val="28"/>
                 <w:szCs w:val="28"/>
               </w:rPr>
-              <w:instrText xml:space="preserve"> PAGEREF _Toc118646313 \h </w:instrText>
+              <w:instrText xml:space="preserve"> PAGEREF _Toc119955869 \h </w:instrText>
             </w:r>
             <w:r>
               <w:rPr>
@@ -2088,122 +2108,6 @@
                 <w:szCs w:val="28"/>
               </w:rPr>
               <w:t>7</w:t>
-            </w:r>
-            <w:r>
-              <w:rPr>
-                <w:rFonts w:ascii="Times New Roman" w:hAnsi="Times New Roman" w:cs="Times New Roman"/>
-                <w:noProof/>
-                <w:webHidden/>
-                <w:sz w:val="28"/>
-                <w:szCs w:val="28"/>
-              </w:rPr>
-              <w:fldChar w:fldCharType="end"/>
-            </w:r>
-          </w:hyperlink>
-        </w:p>
-        <w:p>
-          <w:pPr>
-            <w:pStyle w:val="12"/>
-            <w:tabs>
-              <w:tab w:val="right" w:leader="dot" w:pos="9061"/>
-            </w:tabs>
-            <w:rPr>
-              <w:rFonts w:ascii="Times New Roman" w:eastAsiaTheme="minorEastAsia" w:hAnsi="Times New Roman" w:cs="Times New Roman"/>
-              <w:noProof/>
-              <w:sz w:val="28"/>
-              <w:szCs w:val="28"/>
-              <w:lang w:eastAsia="ru-RU"/>
-            </w:rPr>
-          </w:pPr>
-          <w:hyperlink w:anchor="_Toc118646314" w:history="1">
-            <w:r>
-              <w:rPr>
-                <w:rStyle w:val="a3"/>
-                <w:rFonts w:ascii="Times New Roman" w:hAnsi="Times New Roman" w:cs="Times New Roman"/>
-                <w:noProof/>
-                <w:sz w:val="28"/>
-                <w:szCs w:val="28"/>
-              </w:rPr>
-              <w:t>Ответ</w:t>
-            </w:r>
-            <w:r>
-              <w:rPr>
-                <w:rStyle w:val="a3"/>
-                <w:rFonts w:ascii="Times New Roman" w:eastAsia="Times New Roman" w:hAnsi="Times New Roman" w:cs="Times New Roman"/>
-                <w:noProof/>
-                <w:sz w:val="28"/>
-                <w:szCs w:val="28"/>
-              </w:rPr>
-              <w:t xml:space="preserve">ы </w:t>
-            </w:r>
-            <w:r>
-              <w:rPr>
-                <w:rStyle w:val="a3"/>
-                <w:rFonts w:ascii="Times New Roman" w:hAnsi="Times New Roman" w:cs="Times New Roman"/>
-                <w:noProof/>
-                <w:sz w:val="28"/>
-                <w:szCs w:val="28"/>
-              </w:rPr>
-              <w:t>на контрольные вопросы</w:t>
-            </w:r>
-            <w:r>
-              <w:rPr>
-                <w:rFonts w:ascii="Times New Roman" w:hAnsi="Times New Roman" w:cs="Times New Roman"/>
-                <w:noProof/>
-                <w:webHidden/>
-                <w:sz w:val="28"/>
-                <w:szCs w:val="28"/>
-              </w:rPr>
-              <w:tab/>
-            </w:r>
-            <w:r>
-              <w:rPr>
-                <w:rFonts w:ascii="Times New Roman" w:hAnsi="Times New Roman" w:cs="Times New Roman"/>
-                <w:noProof/>
-                <w:webHidden/>
-                <w:sz w:val="28"/>
-                <w:szCs w:val="28"/>
-              </w:rPr>
-              <w:fldChar w:fldCharType="begin"/>
-            </w:r>
-            <w:r>
-              <w:rPr>
-                <w:rFonts w:ascii="Times New Roman" w:hAnsi="Times New Roman" w:cs="Times New Roman"/>
-                <w:noProof/>
-                <w:webHidden/>
-                <w:sz w:val="28"/>
-                <w:szCs w:val="28"/>
-              </w:rPr>
-              <w:instrText xml:space="preserve"> PAGEREF _Toc118646314 \h </w:instrText>
-            </w:r>
-            <w:r>
-              <w:rPr>
-                <w:rFonts w:ascii="Times New Roman" w:hAnsi="Times New Roman" w:cs="Times New Roman"/>
-                <w:noProof/>
-                <w:webHidden/>
-                <w:sz w:val="28"/>
-                <w:szCs w:val="28"/>
-              </w:rPr>
-            </w:r>
-            <w:r>
-              <w:rPr>
-                <w:rFonts w:ascii="Times New Roman" w:hAnsi="Times New Roman" w:cs="Times New Roman"/>
-                <w:noProof/>
-                <w:webHidden/>
-                <w:sz w:val="28"/>
-                <w:szCs w:val="28"/>
-              </w:rPr>
-              <w:fldChar w:fldCharType="separate"/>
-            </w:r>
-            <w:r>
-              <w:rPr>
-                <w:rFonts w:ascii="Times New Roman" w:hAnsi="Times New Roman" w:cs="Times New Roman"/>
-                <w:noProof/>
-                <w:webHidden/>
-                <w:sz w:val="28"/>
-                <w:szCs w:val="28"/>
-              </w:rPr>
-              <w:t>8</w:t>
             </w:r>
             <w:r>
               <w:rPr>
@@ -2235,6 +2139,8 @@
             <w:fldChar w:fldCharType="end"/>
           </w:r>
         </w:p>
+        <w:bookmarkStart w:id="1" w:name="_GoBack" w:displacedByCustomXml="next"/>
+        <w:bookmarkEnd w:id="1" w:displacedByCustomXml="next"/>
       </w:sdtContent>
     </w:sdt>
     <w:p>
@@ -2282,8 +2188,8 @@
           <w:szCs w:val="28"/>
         </w:rPr>
       </w:pPr>
-      <w:bookmarkStart w:id="1" w:name="__RefHeading___Toc1850_1830211148"/>
-      <w:bookmarkStart w:id="2" w:name="_Toc118646302"/>
+      <w:bookmarkStart w:id="2" w:name="__RefHeading___Toc1850_1830211148"/>
+      <w:bookmarkStart w:id="3" w:name="_Toc119955858"/>
       <w:r>
         <w:rPr>
           <w:rFonts w:ascii="Times New Roman" w:hAnsi="Times New Roman"/>
@@ -2293,9 +2199,9 @@
         <w:lastRenderedPageBreak/>
         <w:t>Условие задачи</w:t>
       </w:r>
-      <w:bookmarkStart w:id="3" w:name="__RefHeading___Toc1852_1830211148"/>
-      <w:bookmarkEnd w:id="1"/>
+      <w:bookmarkStart w:id="4" w:name="__RefHeading___Toc1852_1830211148"/>
       <w:bookmarkEnd w:id="2"/>
+      <w:bookmarkEnd w:id="3"/>
     </w:p>
     <w:p>
       <w:pPr>
@@ -2307,49 +2213,19 @@
     </w:p>
     <w:p>
       <w:r>
-        <w:t>заявок. Выдавать на экран после обслуживания в ОА2 каждых 100 заявок</w:t>
+        <w:t>заявок. Выдавать на экран после обслуживания в ОА2 каждых 100 заявок информацию о текущей и средней длине каждой очереди, а в конце процесса</w:t>
       </w:r>
       <w:r>
         <w:t xml:space="preserve"> </w:t>
       </w:r>
       <w:r>
-        <w:t>информацию о текущей и средней длине каждой очереди, а в конце процесса</w:t>
+        <w:t>-</w:t>
       </w:r>
       <w:r>
         <w:t xml:space="preserve"> </w:t>
       </w:r>
       <w:r>
-        <w:t>-</w:t>
-      </w:r>
-      <w:r>
-        <w:t xml:space="preserve"> </w:t>
-      </w:r>
-      <w:r>
-        <w:t>общее время моделирования, время простоя ОА2, количество срабатываний</w:t>
-      </w:r>
-      <w:r>
-        <w:t xml:space="preserve"> </w:t>
-      </w:r>
-      <w:r>
-        <w:t>ОА1, среднее времени пребывания заявок в очереди. Обеспечить по</w:t>
-      </w:r>
-      <w:r>
-        <w:t xml:space="preserve"> </w:t>
-      </w:r>
-      <w:r>
-        <w:t>требованию пользователя выдачу на экран адресов элементов очереди при</w:t>
-      </w:r>
-      <w:r>
-        <w:t xml:space="preserve"> </w:t>
-      </w:r>
-      <w:r>
-        <w:t>удалении и добавлении элементов. Проследить, возникает ли при этом</w:t>
-      </w:r>
-      <w:r>
-        <w:t xml:space="preserve"> </w:t>
-      </w:r>
-      <w:r>
-        <w:t>фрагментация памяти.</w:t>
+        <w:t>общее время моделирования, время простоя ОА2, количество срабатываний ОА1, среднее времени пребывания заявок в очереди. Обеспечить по требованию пользователя выдачу на экран адресов элементов очереди при удалении и добавлении элементов. Проследить, возникает ли при этом фрагментация памяти.</w:t>
       </w:r>
     </w:p>
     <w:p>
@@ -2362,7 +2238,7 @@
           <w:szCs w:val="28"/>
         </w:rPr>
       </w:pPr>
-      <w:bookmarkStart w:id="4" w:name="_Toc118646303"/>
+      <w:bookmarkStart w:id="5" w:name="_Toc119955859"/>
       <w:r>
         <w:rPr>
           <w:rFonts w:ascii="Times New Roman" w:hAnsi="Times New Roman"/>
@@ -2371,16 +2247,16 @@
         </w:rPr>
         <w:t>Описание ТЗ</w:t>
       </w:r>
-      <w:bookmarkEnd w:id="3"/>
       <w:bookmarkEnd w:id="4"/>
+      <w:bookmarkEnd w:id="5"/>
     </w:p>
     <w:p>
       <w:pPr>
         <w:pStyle w:val="2"/>
         <w:jc w:val="center"/>
       </w:pPr>
-      <w:bookmarkStart w:id="5" w:name="__RefHeading___Toc1854_1830211148"/>
-      <w:bookmarkStart w:id="6" w:name="_Toc118646304"/>
+      <w:bookmarkStart w:id="6" w:name="__RefHeading___Toc1854_1830211148"/>
+      <w:bookmarkStart w:id="7" w:name="_Toc119955860"/>
       <w:r>
         <w:rPr>
           <w:rFonts w:ascii="Times New Roman" w:hAnsi="Times New Roman"/>
@@ -2389,8 +2265,8 @@
         </w:rPr>
         <w:t>1. Описание входных данных</w:t>
       </w:r>
-      <w:bookmarkEnd w:id="5"/>
       <w:bookmarkEnd w:id="6"/>
+      <w:bookmarkEnd w:id="7"/>
     </w:p>
     <w:p>
       <w:pPr>
@@ -2440,7 +2316,7 @@
           <w:szCs w:val="28"/>
         </w:rPr>
       </w:pPr>
-      <w:bookmarkStart w:id="7" w:name="_Toc118646305"/>
+      <w:bookmarkStart w:id="8" w:name="_Toc119955861"/>
       <w:r>
         <w:rPr>
           <w:rFonts w:ascii="Times New Roman" w:hAnsi="Times New Roman"/>
@@ -2457,7 +2333,7 @@
         </w:rPr>
         <w:t>. Описание результатов работы программы</w:t>
       </w:r>
-      <w:bookmarkEnd w:id="7"/>
+      <w:bookmarkEnd w:id="8"/>
     </w:p>
     <w:p>
       <w:r>
@@ -2594,7 +2470,7 @@
           <w:szCs w:val="28"/>
         </w:rPr>
       </w:pPr>
-      <w:bookmarkStart w:id="8" w:name="_Toc118646306"/>
+      <w:bookmarkStart w:id="9" w:name="_Toc119955862"/>
       <w:r>
         <w:rPr>
           <w:rFonts w:ascii="Times New Roman" w:hAnsi="Times New Roman"/>
@@ -2603,7 +2479,7 @@
         </w:rPr>
         <w:t>3. Способ обращения к программе</w:t>
       </w:r>
-      <w:bookmarkEnd w:id="8"/>
+      <w:bookmarkEnd w:id="9"/>
     </w:p>
     <w:p>
       <w:r>
@@ -2650,7 +2526,7 @@
           <w:szCs w:val="28"/>
         </w:rPr>
       </w:pPr>
-      <w:bookmarkStart w:id="9" w:name="_Toc118646307"/>
+      <w:bookmarkStart w:id="10" w:name="_Toc119955863"/>
       <w:r>
         <w:rPr>
           <w:rFonts w:ascii="Times New Roman" w:hAnsi="Times New Roman"/>
@@ -2659,7 +2535,7 @@
         </w:rPr>
         <w:t>4. Задача программы</w:t>
       </w:r>
-      <w:bookmarkEnd w:id="9"/>
+      <w:bookmarkEnd w:id="10"/>
     </w:p>
     <w:p>
       <w:r>
@@ -2715,8 +2591,8 @@
           <w:szCs w:val="28"/>
         </w:rPr>
       </w:pPr>
-      <w:bookmarkStart w:id="10" w:name="__RefHeading___Toc1860_1830211148"/>
-      <w:bookmarkStart w:id="11" w:name="_Toc118646308"/>
+      <w:bookmarkStart w:id="11" w:name="__RefHeading___Toc1860_1830211148"/>
+      <w:bookmarkStart w:id="12" w:name="_Toc119955864"/>
       <w:r>
         <w:rPr>
           <w:rFonts w:ascii="Times New Roman" w:hAnsi="Times New Roman"/>
@@ -2725,8 +2601,8 @@
         </w:rPr>
         <w:t>5. Описание возможных аварийных ситуаций и ошибок пользователя</w:t>
       </w:r>
-      <w:bookmarkEnd w:id="10"/>
       <w:bookmarkEnd w:id="11"/>
+      <w:bookmarkEnd w:id="12"/>
     </w:p>
     <w:p>
       <w:pPr>
@@ -3053,8 +2929,8 @@
           <w:szCs w:val="28"/>
         </w:rPr>
       </w:pPr>
-      <w:bookmarkStart w:id="12" w:name="__RefHeading___Toc1862_1830211148"/>
-      <w:bookmarkStart w:id="13" w:name="_Toc118646309"/>
+      <w:bookmarkStart w:id="13" w:name="__RefHeading___Toc1862_1830211148"/>
+      <w:bookmarkStart w:id="14" w:name="_Toc119955865"/>
       <w:r>
         <w:rPr>
           <w:rFonts w:ascii="Times New Roman" w:hAnsi="Times New Roman"/>
@@ -3063,8 +2939,8 @@
         </w:rPr>
         <w:t>Описание внутренних структур данных</w:t>
       </w:r>
-      <w:bookmarkEnd w:id="12"/>
       <w:bookmarkEnd w:id="13"/>
+      <w:bookmarkEnd w:id="14"/>
     </w:p>
     <w:p>
       <w:r>
@@ -3202,8 +3078,18 @@
                 <w:color w:val="333333"/>
                 <w:lang w:val="en-US"/>
               </w:rPr>
-              <w:t xml:space="preserve"> content[</w:t>
-            </w:r>
+              <w:t xml:space="preserve"> </w:t>
+            </w:r>
+            <w:proofErr w:type="gramStart"/>
+            <w:r>
+              <w:rPr>
+                <w:rFonts w:ascii="Consolas" w:hAnsi="Consolas"/>
+                <w:color w:val="333333"/>
+                <w:lang w:val="en-US"/>
+              </w:rPr>
+              <w:t>content[</w:t>
+            </w:r>
+            <w:proofErr w:type="gramEnd"/>
             <w:r>
               <w:rPr>
                 <w:rFonts w:ascii="Consolas" w:hAnsi="Consolas"/>
@@ -3301,14 +3187,43 @@
                 <w:color w:val="333333"/>
                 <w:lang w:val="en-US"/>
               </w:rPr>
-              <w:t xml:space="preserve"> len; </w:t>
-            </w:r>
-            <w:r>
-              <w:rPr>
-                <w:rFonts w:ascii="Consolas" w:hAnsi="Consolas"/>
-                <w:color w:val="333333"/>
-              </w:rPr>
-              <w:t xml:space="preserve">                    </w:t>
+              <w:t xml:space="preserve"> </w:t>
+            </w:r>
+            <w:proofErr w:type="spellStart"/>
+            <w:proofErr w:type="gramStart"/>
+            <w:r>
+              <w:rPr>
+                <w:rFonts w:ascii="Consolas" w:hAnsi="Consolas"/>
+                <w:color w:val="333333"/>
+                <w:lang w:val="en-US"/>
+              </w:rPr>
+              <w:t>len</w:t>
+            </w:r>
+            <w:proofErr w:type="spellEnd"/>
+            <w:r>
+              <w:rPr>
+                <w:rFonts w:ascii="Consolas" w:hAnsi="Consolas"/>
+                <w:color w:val="333333"/>
+                <w:lang w:val="en-US"/>
+              </w:rPr>
+              <w:t xml:space="preserve">; </w:t>
+            </w:r>
+            <w:r>
+              <w:rPr>
+                <w:rFonts w:ascii="Consolas" w:hAnsi="Consolas"/>
+                <w:color w:val="333333"/>
+                <w:lang w:val="en-US"/>
+              </w:rPr>
+              <w:t xml:space="preserve">  </w:t>
+            </w:r>
+            <w:proofErr w:type="gramEnd"/>
+            <w:r>
+              <w:rPr>
+                <w:rFonts w:ascii="Consolas" w:hAnsi="Consolas"/>
+                <w:color w:val="333333"/>
+                <w:lang w:val="en-US"/>
+              </w:rPr>
+              <w:t xml:space="preserve">                  </w:t>
             </w:r>
             <w:r>
               <w:rPr>
@@ -3322,6 +3237,7 @@
               <w:rPr>
                 <w:rFonts w:ascii="Consolas" w:hAnsi="Consolas"/>
                 <w:color w:val="333333"/>
+                <w:lang w:val="en-US"/>
               </w:rPr>
               <w:t xml:space="preserve"> </w:t>
             </w:r>
@@ -3381,6 +3297,7 @@
               </w:rPr>
               <w:t xml:space="preserve">} </w:t>
             </w:r>
+            <w:proofErr w:type="spellStart"/>
             <w:r>
               <w:rPr>
                 <w:rFonts w:ascii="Consolas" w:hAnsi="Consolas"/>
@@ -3391,6 +3308,7 @@
               </w:rPr>
               <w:t>arr_queue_t</w:t>
             </w:r>
+            <w:proofErr w:type="spellEnd"/>
             <w:r>
               <w:rPr>
                 <w:rFonts w:ascii="Consolas" w:hAnsi="Consolas"/>
@@ -3487,6 +3405,7 @@
               </w:rPr>
               <w:t xml:space="preserve"> node </w:t>
             </w:r>
+            <w:proofErr w:type="spellStart"/>
             <w:r>
               <w:rPr>
                 <w:rFonts w:ascii="Consolas" w:hAnsi="Consolas"/>
@@ -3497,6 +3416,7 @@
               </w:rPr>
               <w:t>node_t</w:t>
             </w:r>
+            <w:proofErr w:type="spellEnd"/>
             <w:r>
               <w:rPr>
                 <w:rFonts w:ascii="Consolas" w:hAnsi="Consolas"/>
@@ -3572,12 +3492,14 @@
               <w:rPr>
                 <w:rFonts w:ascii="Consolas" w:hAnsi="Consolas"/>
                 <w:color w:val="333333"/>
+                <w:lang w:val="en-US"/>
               </w:rPr>
             </w:pPr>
             <w:r>
               <w:rPr>
                 <w:rFonts w:ascii="Consolas" w:hAnsi="Consolas"/>
                 <w:color w:val="333333"/>
+                <w:lang w:val="en-US"/>
               </w:rPr>
               <w:t xml:space="preserve">    </w:t>
             </w:r>
@@ -3595,9 +3517,11 @@
               <w:rPr>
                 <w:rFonts w:ascii="Consolas" w:hAnsi="Consolas"/>
                 <w:color w:val="333333"/>
+                <w:lang w:val="en-US"/>
               </w:rPr>
               <w:t xml:space="preserve"> </w:t>
             </w:r>
+            <w:proofErr w:type="gramStart"/>
             <w:r>
               <w:rPr>
                 <w:rFonts w:ascii="Consolas" w:hAnsi="Consolas"/>
@@ -3610,6 +3534,7 @@
               <w:rPr>
                 <w:rFonts w:ascii="Consolas" w:hAnsi="Consolas"/>
                 <w:color w:val="333333"/>
+                <w:lang w:val="en-US"/>
               </w:rPr>
               <w:t>;</w:t>
             </w:r>
@@ -3617,6 +3542,7 @@
               <w:rPr>
                 <w:rFonts w:ascii="Consolas" w:hAnsi="Consolas"/>
                 <w:color w:val="333333"/>
+                <w:lang w:val="en-US"/>
               </w:rPr>
               <w:t xml:space="preserve">  </w:t>
             </w:r>
@@ -3624,15 +3550,18 @@
               <w:rPr>
                 <w:rFonts w:ascii="Consolas" w:hAnsi="Consolas"/>
                 <w:color w:val="333333"/>
+                <w:lang w:val="en-US"/>
               </w:rPr>
               <w:t xml:space="preserve"> </w:t>
             </w:r>
+            <w:proofErr w:type="gramEnd"/>
             <w:r>
               <w:rPr>
                 <w:rFonts w:ascii="Consolas" w:hAnsi="Consolas"/>
                 <w:i/>
                 <w:iCs/>
                 <w:color w:val="999988"/>
+                <w:lang w:val="en-US"/>
               </w:rPr>
               <w:t xml:space="preserve">// </w:t>
             </w:r>
@@ -3651,6 +3580,7 @@
                 <w:i/>
                 <w:iCs/>
                 <w:color w:val="999988"/>
+                <w:lang w:val="en-US"/>
               </w:rPr>
               <w:t xml:space="preserve"> </w:t>
             </w:r>
@@ -3677,9 +3607,11 @@
               <w:rPr>
                 <w:rFonts w:ascii="Consolas" w:hAnsi="Consolas"/>
                 <w:color w:val="333333"/>
+                <w:lang w:val="en-US"/>
               </w:rPr>
               <w:t xml:space="preserve">    </w:t>
             </w:r>
+            <w:proofErr w:type="spellStart"/>
             <w:r>
               <w:rPr>
                 <w:rFonts w:ascii="Consolas" w:hAnsi="Consolas"/>
@@ -3689,6 +3621,7 @@
               </w:rPr>
               <w:t>node_t</w:t>
             </w:r>
+            <w:proofErr w:type="spellEnd"/>
             <w:r>
               <w:rPr>
                 <w:rFonts w:ascii="Consolas" w:hAnsi="Consolas"/>
@@ -3705,12 +3638,22 @@
               </w:rPr>
               <w:t>*</w:t>
             </w:r>
-            <w:r>
-              <w:rPr>
-                <w:rFonts w:ascii="Consolas" w:hAnsi="Consolas"/>
-                <w:color w:val="333333"/>
-              </w:rPr>
-              <w:t xml:space="preserve">next; </w:t>
+            <w:proofErr w:type="spellStart"/>
+            <w:proofErr w:type="gramStart"/>
+            <w:r>
+              <w:rPr>
+                <w:rFonts w:ascii="Consolas" w:hAnsi="Consolas"/>
+                <w:color w:val="333333"/>
+              </w:rPr>
+              <w:t>next</w:t>
+            </w:r>
+            <w:proofErr w:type="spellEnd"/>
+            <w:r>
+              <w:rPr>
+                <w:rFonts w:ascii="Consolas" w:hAnsi="Consolas"/>
+                <w:color w:val="333333"/>
+              </w:rPr>
+              <w:t xml:space="preserve">; </w:t>
             </w:r>
             <w:r>
               <w:rPr>
@@ -3726,7 +3669,17 @@
                 <w:iCs/>
                 <w:color w:val="999988"/>
               </w:rPr>
-              <w:t>// Следующий узел</w:t>
+              <w:t>/</w:t>
+            </w:r>
+            <w:proofErr w:type="gramEnd"/>
+            <w:r>
+              <w:rPr>
+                <w:rFonts w:ascii="Consolas" w:hAnsi="Consolas"/>
+                <w:i/>
+                <w:iCs/>
+                <w:color w:val="999988"/>
+              </w:rPr>
+              <w:t>/ Следующий узел</w:t>
             </w:r>
           </w:p>
           <w:p>
@@ -3832,6 +3785,7 @@
               </w:rPr>
               <w:t xml:space="preserve">    </w:t>
             </w:r>
+            <w:proofErr w:type="spellStart"/>
             <w:r>
               <w:rPr>
                 <w:rFonts w:ascii="Consolas" w:hAnsi="Consolas"/>
@@ -3842,6 +3796,7 @@
               </w:rPr>
               <w:t>node_t</w:t>
             </w:r>
+            <w:proofErr w:type="spellEnd"/>
             <w:r>
               <w:rPr>
                 <w:rFonts w:ascii="Consolas" w:hAnsi="Consolas"/>
@@ -3860,6 +3815,7 @@
               </w:rPr>
               <w:t>*</w:t>
             </w:r>
+            <w:proofErr w:type="gramStart"/>
             <w:r>
               <w:rPr>
                 <w:rFonts w:ascii="Consolas" w:hAnsi="Consolas"/>
@@ -3892,7 +3848,18 @@
                 <w:color w:val="999988"/>
                 <w:lang w:val="en-US"/>
               </w:rPr>
-              <w:t xml:space="preserve">// </w:t>
+              <w:t>/</w:t>
+            </w:r>
+            <w:proofErr w:type="gramEnd"/>
+            <w:r>
+              <w:rPr>
+                <w:rFonts w:ascii="Consolas" w:hAnsi="Consolas"/>
+                <w:i/>
+                <w:iCs/>
+                <w:color w:val="999988"/>
+                <w:lang w:val="en-US"/>
+              </w:rPr>
+              <w:t xml:space="preserve">/ </w:t>
             </w:r>
             <w:r>
               <w:rPr>
@@ -3957,22 +3924,49 @@
                 <w:color w:val="333333"/>
                 <w:lang w:val="en-US"/>
               </w:rPr>
-              <w:t xml:space="preserve"> len; </w:t>
-            </w:r>
-            <w:r>
-              <w:rPr>
-                <w:rFonts w:ascii="Consolas" w:hAnsi="Consolas"/>
-                <w:color w:val="333333"/>
-                <w:lang w:val="en-US"/>
-              </w:rPr>
               <w:t xml:space="preserve"> </w:t>
             </w:r>
-            <w:r>
-              <w:rPr>
-                <w:rFonts w:ascii="Consolas" w:hAnsi="Consolas"/>
-                <w:color w:val="333333"/>
-              </w:rPr>
-              <w:t xml:space="preserve">    </w:t>
+            <w:proofErr w:type="spellStart"/>
+            <w:proofErr w:type="gramStart"/>
+            <w:r>
+              <w:rPr>
+                <w:rFonts w:ascii="Consolas" w:hAnsi="Consolas"/>
+                <w:color w:val="333333"/>
+                <w:lang w:val="en-US"/>
+              </w:rPr>
+              <w:t>len</w:t>
+            </w:r>
+            <w:proofErr w:type="spellEnd"/>
+            <w:r>
+              <w:rPr>
+                <w:rFonts w:ascii="Consolas" w:hAnsi="Consolas"/>
+                <w:color w:val="333333"/>
+                <w:lang w:val="en-US"/>
+              </w:rPr>
+              <w:t xml:space="preserve">; </w:t>
+            </w:r>
+            <w:r>
+              <w:rPr>
+                <w:rFonts w:ascii="Consolas" w:hAnsi="Consolas"/>
+                <w:color w:val="333333"/>
+                <w:lang w:val="en-US"/>
+              </w:rPr>
+              <w:t xml:space="preserve"> </w:t>
+            </w:r>
+            <w:r>
+              <w:rPr>
+                <w:rFonts w:ascii="Consolas" w:hAnsi="Consolas"/>
+                <w:color w:val="333333"/>
+              </w:rPr>
+              <w:t xml:space="preserve"> </w:t>
+            </w:r>
+            <w:proofErr w:type="gramEnd"/>
+            <w:r>
+              <w:rPr>
+                <w:rFonts w:ascii="Consolas" w:hAnsi="Consolas"/>
+                <w:color w:val="333333"/>
+              </w:rPr>
+              <w:t xml:space="preserve">   </w:t>
             </w:r>
             <w:r>
               <w:rPr>
@@ -4030,6 +4024,7 @@
               </w:rPr>
               <w:t xml:space="preserve">} </w:t>
             </w:r>
+            <w:proofErr w:type="spellStart"/>
             <w:r>
               <w:rPr>
                 <w:rFonts w:ascii="Consolas" w:hAnsi="Consolas"/>
@@ -4040,6 +4035,7 @@
               </w:rPr>
               <w:t>list_queue_t</w:t>
             </w:r>
+            <w:proofErr w:type="spellEnd"/>
             <w:r>
               <w:rPr>
                 <w:rFonts w:ascii="Consolas" w:hAnsi="Consolas"/>
@@ -4171,6 +4167,7 @@
               </w:rPr>
               <w:t xml:space="preserve">    </w:t>
             </w:r>
+            <w:proofErr w:type="spellStart"/>
             <w:r>
               <w:rPr>
                 <w:rFonts w:ascii="Consolas" w:hAnsi="Consolas"/>
@@ -4181,6 +4178,7 @@
               </w:rPr>
               <w:t>node_t</w:t>
             </w:r>
+            <w:proofErr w:type="spellEnd"/>
             <w:r>
               <w:rPr>
                 <w:rFonts w:ascii="Consolas" w:hAnsi="Consolas"/>
@@ -4199,14 +4197,34 @@
               </w:rPr>
               <w:t>*</w:t>
             </w:r>
-            <w:r>
-              <w:rPr>
-                <w:rFonts w:ascii="Consolas" w:hAnsi="Consolas"/>
-                <w:color w:val="333333"/>
-                <w:lang w:val="en-US"/>
-              </w:rPr>
-              <w:t>p_nodes[</w:t>
-            </w:r>
+            <w:proofErr w:type="spellStart"/>
+            <w:r>
+              <w:rPr>
+                <w:rFonts w:ascii="Consolas" w:hAnsi="Consolas"/>
+                <w:color w:val="333333"/>
+                <w:lang w:val="en-US"/>
+              </w:rPr>
+              <w:t>p_</w:t>
+            </w:r>
+            <w:proofErr w:type="gramStart"/>
+            <w:r>
+              <w:rPr>
+                <w:rFonts w:ascii="Consolas" w:hAnsi="Consolas"/>
+                <w:color w:val="333333"/>
+                <w:lang w:val="en-US"/>
+              </w:rPr>
+              <w:t>nodes</w:t>
+            </w:r>
+            <w:proofErr w:type="spellEnd"/>
+            <w:r>
+              <w:rPr>
+                <w:rFonts w:ascii="Consolas" w:hAnsi="Consolas"/>
+                <w:color w:val="333333"/>
+                <w:lang w:val="en-US"/>
+              </w:rPr>
+              <w:t>[</w:t>
+            </w:r>
+            <w:proofErr w:type="gramEnd"/>
             <w:r>
               <w:rPr>
                 <w:rFonts w:ascii="Consolas" w:hAnsi="Consolas"/>
@@ -4272,9 +4290,11 @@
               <w:rPr>
                 <w:rFonts w:ascii="Consolas" w:hAnsi="Consolas"/>
                 <w:color w:val="333333"/>
+                <w:lang w:val="en-US"/>
               </w:rPr>
               <w:t xml:space="preserve">    </w:t>
             </w:r>
+            <w:proofErr w:type="spellStart"/>
             <w:r>
               <w:rPr>
                 <w:rFonts w:ascii="Consolas" w:hAnsi="Consolas"/>
@@ -4284,19 +4304,36 @@
               </w:rPr>
               <w:t>int</w:t>
             </w:r>
-            <w:r>
-              <w:rPr>
-                <w:rFonts w:ascii="Consolas" w:hAnsi="Consolas"/>
-                <w:color w:val="333333"/>
-              </w:rPr>
-              <w:t xml:space="preserve"> len; </w:t>
-            </w:r>
-            <w:r>
-              <w:rPr>
-                <w:rFonts w:ascii="Consolas" w:hAnsi="Consolas"/>
-                <w:color w:val="333333"/>
-              </w:rPr>
-              <w:t xml:space="preserve">                     </w:t>
+            <w:proofErr w:type="spellEnd"/>
+            <w:r>
+              <w:rPr>
+                <w:rFonts w:ascii="Consolas" w:hAnsi="Consolas"/>
+                <w:color w:val="333333"/>
+              </w:rPr>
+              <w:t xml:space="preserve"> </w:t>
+            </w:r>
+            <w:proofErr w:type="gramStart"/>
+            <w:r>
+              <w:rPr>
+                <w:rFonts w:ascii="Consolas" w:hAnsi="Consolas"/>
+                <w:color w:val="333333"/>
+              </w:rPr>
+              <w:t xml:space="preserve">len; </w:t>
+            </w:r>
+            <w:r>
+              <w:rPr>
+                <w:rFonts w:ascii="Consolas" w:hAnsi="Consolas"/>
+                <w:color w:val="333333"/>
+              </w:rPr>
+              <w:t xml:space="preserve">  </w:t>
+            </w:r>
+            <w:proofErr w:type="gramEnd"/>
+            <w:r>
+              <w:rPr>
+                <w:rFonts w:ascii="Consolas" w:hAnsi="Consolas"/>
+                <w:color w:val="333333"/>
+              </w:rPr>
+              <w:t xml:space="preserve">                   </w:t>
             </w:r>
             <w:r>
               <w:rPr>
@@ -4330,6 +4367,7 @@
               </w:rPr>
               <w:t xml:space="preserve">} </w:t>
             </w:r>
+            <w:proofErr w:type="spellStart"/>
             <w:r>
               <w:rPr>
                 <w:rFonts w:ascii="Consolas" w:hAnsi="Consolas"/>
@@ -4339,6 +4377,7 @@
               </w:rPr>
               <w:t>p_node_t</w:t>
             </w:r>
+            <w:proofErr w:type="spellEnd"/>
             <w:r>
               <w:rPr>
                 <w:rFonts w:ascii="Consolas" w:hAnsi="Consolas"/>
@@ -4475,6 +4514,7 @@
               </w:rPr>
               <w:t xml:space="preserve"> </w:t>
             </w:r>
+            <w:proofErr w:type="spellStart"/>
             <w:r>
               <w:rPr>
                 <w:rFonts w:ascii="Consolas" w:hAnsi="Consolas"/>
@@ -4485,6 +4525,7 @@
               </w:rPr>
               <w:t>long</w:t>
             </w:r>
+            <w:proofErr w:type="spellEnd"/>
             <w:r>
               <w:rPr>
                 <w:rFonts w:ascii="Consolas" w:hAnsi="Consolas"/>
@@ -4509,7 +4550,16 @@
                 <w:color w:val="333333"/>
                 <w:lang w:val="en-US"/>
               </w:rPr>
-              <w:t xml:space="preserve"> time;</w:t>
+              <w:t xml:space="preserve"> </w:t>
+            </w:r>
+            <w:proofErr w:type="gramStart"/>
+            <w:r>
+              <w:rPr>
+                <w:rFonts w:ascii="Consolas" w:hAnsi="Consolas"/>
+                <w:color w:val="333333"/>
+                <w:lang w:val="en-US"/>
+              </w:rPr>
+              <w:t>time;</w:t>
             </w:r>
             <w:r>
               <w:rPr>
@@ -4535,7 +4585,18 @@
                 <w:color w:val="999988"/>
                 <w:lang w:val="en-US"/>
               </w:rPr>
-              <w:t xml:space="preserve">// </w:t>
+              <w:t>/</w:t>
+            </w:r>
+            <w:proofErr w:type="gramEnd"/>
+            <w:r>
+              <w:rPr>
+                <w:rFonts w:ascii="Consolas" w:hAnsi="Consolas"/>
+                <w:i/>
+                <w:iCs/>
+                <w:color w:val="999988"/>
+                <w:lang w:val="en-US"/>
+              </w:rPr>
+              <w:t xml:space="preserve">/ </w:t>
             </w:r>
             <w:r>
               <w:rPr>
@@ -4560,6 +4621,7 @@
               <w:rPr>
                 <w:rFonts w:ascii="Consolas" w:hAnsi="Consolas"/>
                 <w:color w:val="333333"/>
+                <w:lang w:val="en-US"/>
               </w:rPr>
               <w:t xml:space="preserve">    </w:t>
             </w:r>
@@ -4580,6 +4642,7 @@
               </w:rPr>
               <w:t xml:space="preserve"> </w:t>
             </w:r>
+            <w:proofErr w:type="gramStart"/>
             <w:r>
               <w:rPr>
                 <w:rFonts w:ascii="Consolas" w:hAnsi="Consolas"/>
@@ -4607,7 +4670,15 @@
                 <w:rFonts w:ascii="Consolas" w:hAnsi="Consolas"/>
                 <w:color w:val="333333"/>
               </w:rPr>
-              <w:t xml:space="preserve">                </w:t>
+              <w:t xml:space="preserve"> </w:t>
+            </w:r>
+            <w:proofErr w:type="gramEnd"/>
+            <w:r>
+              <w:rPr>
+                <w:rFonts w:ascii="Consolas" w:hAnsi="Consolas"/>
+                <w:color w:val="333333"/>
+              </w:rPr>
+              <w:t xml:space="preserve">               </w:t>
             </w:r>
             <w:r>
               <w:rPr>
@@ -4644,6 +4715,7 @@
               </w:rPr>
               <w:t xml:space="preserve">    </w:t>
             </w:r>
+            <w:proofErr w:type="spellStart"/>
             <w:r>
               <w:rPr>
                 <w:rFonts w:ascii="Consolas" w:hAnsi="Consolas"/>
@@ -4653,19 +4725,52 @@
               </w:rPr>
               <w:t>int</w:t>
             </w:r>
-            <w:r>
-              <w:rPr>
-                <w:rFonts w:ascii="Consolas" w:hAnsi="Consolas"/>
-                <w:color w:val="333333"/>
-              </w:rPr>
-              <w:t xml:space="preserve"> queue_len; </w:t>
-            </w:r>
-            <w:r>
-              <w:rPr>
-                <w:rFonts w:ascii="Consolas" w:hAnsi="Consolas"/>
-                <w:color w:val="333333"/>
-              </w:rPr>
-              <w:t xml:space="preserve">           </w:t>
+            <w:proofErr w:type="spellEnd"/>
+            <w:r>
+              <w:rPr>
+                <w:rFonts w:ascii="Consolas" w:hAnsi="Consolas"/>
+                <w:color w:val="333333"/>
+              </w:rPr>
+              <w:t xml:space="preserve"> </w:t>
+            </w:r>
+            <w:proofErr w:type="spellStart"/>
+            <w:r>
+              <w:rPr>
+                <w:rFonts w:ascii="Consolas" w:hAnsi="Consolas"/>
+                <w:color w:val="333333"/>
+              </w:rPr>
+              <w:t>queue_</w:t>
+            </w:r>
+            <w:proofErr w:type="gramStart"/>
+            <w:r>
+              <w:rPr>
+                <w:rFonts w:ascii="Consolas" w:hAnsi="Consolas"/>
+                <w:color w:val="333333"/>
+              </w:rPr>
+              <w:t>len</w:t>
+            </w:r>
+            <w:proofErr w:type="spellEnd"/>
+            <w:r>
+              <w:rPr>
+                <w:rFonts w:ascii="Consolas" w:hAnsi="Consolas"/>
+                <w:color w:val="333333"/>
+              </w:rPr>
+              <w:t xml:space="preserve">; </w:t>
+            </w:r>
+            <w:r>
+              <w:rPr>
+                <w:rFonts w:ascii="Consolas" w:hAnsi="Consolas"/>
+                <w:color w:val="333333"/>
+              </w:rPr>
+              <w:t xml:space="preserve">  </w:t>
+            </w:r>
+            <w:proofErr w:type="gramEnd"/>
+            <w:r>
+              <w:rPr>
+                <w:rFonts w:ascii="Consolas" w:hAnsi="Consolas"/>
+                <w:color w:val="333333"/>
+              </w:rPr>
+              <w:t xml:space="preserve">         </w:t>
             </w:r>
             <w:r>
               <w:rPr>
@@ -4690,7 +4795,23 @@
                 <w:rFonts w:ascii="Consolas" w:hAnsi="Consolas"/>
                 <w:color w:val="333333"/>
               </w:rPr>
-              <w:t>} measurement_table;</w:t>
+              <w:t xml:space="preserve">} </w:t>
+            </w:r>
+            <w:proofErr w:type="spellStart"/>
+            <w:r>
+              <w:rPr>
+                <w:rFonts w:ascii="Consolas" w:hAnsi="Consolas"/>
+                <w:color w:val="333333"/>
+              </w:rPr>
+              <w:t>measurement_table</w:t>
+            </w:r>
+            <w:proofErr w:type="spellEnd"/>
+            <w:r>
+              <w:rPr>
+                <w:rFonts w:ascii="Consolas" w:hAnsi="Consolas"/>
+                <w:color w:val="333333"/>
+              </w:rPr>
+              <w:t>;</w:t>
             </w:r>
           </w:p>
         </w:tc>
@@ -4713,7 +4834,7 @@
           <w:szCs w:val="28"/>
         </w:rPr>
       </w:pPr>
-      <w:bookmarkStart w:id="14" w:name="_Toc118646310"/>
+      <w:bookmarkStart w:id="15" w:name="_Toc119955866"/>
       <w:r>
         <w:rPr>
           <w:rFonts w:ascii="Times New Roman" w:hAnsi="Times New Roman"/>
@@ -4722,7 +4843,7 @@
         </w:rPr>
         <w:t>Описание алгоритма работы</w:t>
       </w:r>
-      <w:bookmarkEnd w:id="14"/>
+      <w:bookmarkEnd w:id="15"/>
     </w:p>
     <w:p>
       <w:pPr>
@@ -4774,7 +4895,7 @@
           <w:szCs w:val="28"/>
         </w:rPr>
       </w:pPr>
-      <w:bookmarkStart w:id="15" w:name="_Toc118646312"/>
+      <w:bookmarkStart w:id="16" w:name="_Toc119955867"/>
       <w:r>
         <w:rPr>
           <w:rFonts w:ascii="Times New Roman" w:hAnsi="Times New Roman"/>
@@ -4799,14 +4920,12 @@
         </w:rPr>
         <w:t>стеков при разных строках-выражениях</w:t>
       </w:r>
-      <w:bookmarkEnd w:id="15"/>
+      <w:bookmarkEnd w:id="16"/>
     </w:p>
     <w:p>
       <w:r>
         <w:t>Полученная таблица замеров</w:t>
       </w:r>
-      <w:bookmarkStart w:id="16" w:name="_GoBack"/>
-      <w:bookmarkEnd w:id="16"/>
       <w:r>
         <w:t>:</w:t>
       </w:r>
@@ -4818,1250 +4937,2065 @@
         <w:tblLook w:val="04A0" w:firstRow="1" w:lastRow="0" w:firstColumn="1" w:lastColumn="0" w:noHBand="0" w:noVBand="1"/>
       </w:tblPr>
       <w:tblGrid>
-        <w:gridCol w:w="4597"/>
-        <w:gridCol w:w="1292"/>
-        <w:gridCol w:w="1292"/>
-        <w:gridCol w:w="943"/>
-        <w:gridCol w:w="937"/>
+        <w:gridCol w:w="9050"/>
       </w:tblGrid>
       <w:tr>
         <w:tc>
           <w:tcPr>
-            <w:tcW w:w="1000" w:type="pct"/>
-          </w:tcPr>
-          <w:p>
-            <w:r>
-              <w:t>Выражение для преобразования</w:t>
-            </w:r>
-          </w:p>
-        </w:tc>
-        <w:tc>
-          <w:tcPr>
-            <w:tcW w:w="1000" w:type="pct"/>
-          </w:tcPr>
-          <w:p>
-            <w:r>
-              <w:t>Время 1000 выполнений (массив, мкс)</w:t>
-            </w:r>
-          </w:p>
-        </w:tc>
-        <w:tc>
-          <w:tcPr>
-            <w:tcW w:w="1000" w:type="pct"/>
-          </w:tcPr>
-          <w:p>
-            <w:r>
-              <w:t>Время 1000 выполнений (список, мкс)</w:t>
-            </w:r>
-          </w:p>
-        </w:tc>
-        <w:tc>
-          <w:tcPr>
-            <w:tcW w:w="1000" w:type="pct"/>
-          </w:tcPr>
-          <w:p>
-            <w:r>
-              <w:t>Память (массив, байт)</w:t>
-            </w:r>
-          </w:p>
-        </w:tc>
-        <w:tc>
-          <w:tcPr>
-            <w:tcW w:w="1000" w:type="pct"/>
-          </w:tcPr>
-          <w:p>
-            <w:r>
-              <w:t>Память (список, байт)</w:t>
-            </w:r>
-          </w:p>
-        </w:tc>
-      </w:tr>
-      <w:tr>
-        <w:tc>
-          <w:tcPr>
-            <w:tcW w:w="1000" w:type="pct"/>
+            <w:tcW w:w="5000" w:type="pct"/>
           </w:tcPr>
           <w:p>
             <w:pPr>
-              <w:pStyle w:val="HTML"/>
+              <w:widowControl/>
+              <w:tabs>
+                <w:tab w:val="left" w:pos="916"/>
+                <w:tab w:val="left" w:pos="1832"/>
+                <w:tab w:val="left" w:pos="2748"/>
+                <w:tab w:val="left" w:pos="3664"/>
+                <w:tab w:val="left" w:pos="4580"/>
+                <w:tab w:val="left" w:pos="5496"/>
+                <w:tab w:val="left" w:pos="6412"/>
+                <w:tab w:val="left" w:pos="7328"/>
+                <w:tab w:val="left" w:pos="8244"/>
+                <w:tab w:val="left" w:pos="9160"/>
+                <w:tab w:val="left" w:pos="10076"/>
+                <w:tab w:val="left" w:pos="10992"/>
+                <w:tab w:val="left" w:pos="11908"/>
+                <w:tab w:val="left" w:pos="12824"/>
+                <w:tab w:val="left" w:pos="13740"/>
+                <w:tab w:val="left" w:pos="14656"/>
+              </w:tabs>
+              <w:suppressAutoHyphens w:val="0"/>
+              <w:autoSpaceDN/>
               <w:spacing w:line="244" w:lineRule="atLeast"/>
-              <w:jc w:val="center"/>
-              <w:rPr>
-                <w:rFonts w:ascii="Consolas" w:hAnsi="Consolas"/>
-                <w:color w:val="333333"/>
-                <w:sz w:val="28"/>
-                <w:szCs w:val="28"/>
+              <w:jc w:val="left"/>
+              <w:rPr>
+                <w:rFonts w:ascii="Consolas" w:hAnsi="Consolas" w:cs="Courier New"/>
+                <w:color w:val="333333"/>
+                <w:sz w:val="20"/>
               </w:rPr>
             </w:pPr>
             <w:r>
               <w:rPr>
-                <w:rFonts w:ascii="Consolas" w:hAnsi="Consolas"/>
-                <w:color w:val="333333"/>
-                <w:sz w:val="28"/>
-                <w:szCs w:val="28"/>
-              </w:rPr>
-              <w:t>A</w:t>
-            </w:r>
-            <w:r>
-              <w:rPr>
-                <w:rFonts w:ascii="Consolas" w:hAnsi="Consolas"/>
+                <w:rFonts w:ascii="Consolas" w:hAnsi="Consolas" w:cs="Courier New"/>
+                <w:color w:val="333333"/>
+                <w:sz w:val="20"/>
+              </w:rPr>
+              <w:t xml:space="preserve">                                 </w:t>
+            </w:r>
+            <w:r>
+              <w:rPr>
+                <w:rFonts w:ascii="Consolas" w:hAnsi="Consolas" w:cs="Courier New"/>
+                <w:color w:val="A61717"/>
+                <w:sz w:val="20"/>
+                <w:shd w:val="clear" w:color="auto" w:fill="E3D2D2"/>
+              </w:rPr>
+              <w:t>ОЧЕРЕДЬ</w:t>
+            </w:r>
+            <w:r>
+              <w:rPr>
+                <w:rFonts w:ascii="Consolas" w:hAnsi="Consolas" w:cs="Courier New"/>
                 <w:b/>
                 <w:bCs/>
                 <w:color w:val="333333"/>
-                <w:sz w:val="28"/>
-                <w:szCs w:val="28"/>
-              </w:rPr>
-              <w:t>+</w:t>
-            </w:r>
-            <w:r>
-              <w:rPr>
-                <w:rFonts w:ascii="Consolas" w:hAnsi="Consolas"/>
-                <w:color w:val="333333"/>
-                <w:sz w:val="28"/>
-                <w:szCs w:val="28"/>
-              </w:rPr>
-              <w:t>B</w:t>
+                <w:sz w:val="20"/>
+              </w:rPr>
+              <w:t>-</w:t>
+            </w:r>
+            <w:r>
+              <w:rPr>
+                <w:rFonts w:ascii="Consolas" w:hAnsi="Consolas" w:cs="Courier New"/>
+                <w:color w:val="A61717"/>
+                <w:sz w:val="20"/>
+                <w:shd w:val="clear" w:color="auto" w:fill="E3D2D2"/>
+              </w:rPr>
+              <w:t>МАССИВ</w:t>
             </w:r>
           </w:p>
-        </w:tc>
-        <w:tc>
-          <w:tcPr>
-            <w:tcW w:w="1000" w:type="pct"/>
-          </w:tcPr>
-          <w:p>
-            <w:r>
-              <w:t>36</w:t>
-            </w:r>
-          </w:p>
-        </w:tc>
-        <w:tc>
-          <w:tcPr>
-            <w:tcW w:w="1000" w:type="pct"/>
-          </w:tcPr>
-          <w:p>
-            <w:r>
-              <w:t>69</w:t>
-            </w:r>
-          </w:p>
-        </w:tc>
-        <w:tc>
-          <w:tcPr>
-            <w:tcW w:w="1000" w:type="pct"/>
-          </w:tcPr>
-          <w:p>
-            <w:r>
-              <w:t>44</w:t>
-            </w:r>
-          </w:p>
-        </w:tc>
-        <w:tc>
-          <w:tcPr>
-            <w:tcW w:w="1000" w:type="pct"/>
-          </w:tcPr>
-          <w:p>
-            <w:r>
-              <w:t>32</w:t>
-            </w:r>
-          </w:p>
-        </w:tc>
-      </w:tr>
-      <w:tr>
-        <w:tc>
-          <w:tcPr>
-            <w:tcW w:w="1000" w:type="pct"/>
-          </w:tcPr>
           <w:p>
             <w:pPr>
-              <w:pStyle w:val="HTML"/>
+              <w:widowControl/>
+              <w:tabs>
+                <w:tab w:val="left" w:pos="916"/>
+                <w:tab w:val="left" w:pos="1832"/>
+                <w:tab w:val="left" w:pos="2748"/>
+                <w:tab w:val="left" w:pos="3664"/>
+                <w:tab w:val="left" w:pos="4580"/>
+                <w:tab w:val="left" w:pos="5496"/>
+                <w:tab w:val="left" w:pos="6412"/>
+                <w:tab w:val="left" w:pos="7328"/>
+                <w:tab w:val="left" w:pos="8244"/>
+                <w:tab w:val="left" w:pos="9160"/>
+                <w:tab w:val="left" w:pos="10076"/>
+                <w:tab w:val="left" w:pos="10992"/>
+                <w:tab w:val="left" w:pos="11908"/>
+                <w:tab w:val="left" w:pos="12824"/>
+                <w:tab w:val="left" w:pos="13740"/>
+                <w:tab w:val="left" w:pos="14656"/>
+              </w:tabs>
+              <w:suppressAutoHyphens w:val="0"/>
+              <w:autoSpaceDN/>
               <w:spacing w:line="244" w:lineRule="atLeast"/>
-              <w:jc w:val="center"/>
-              <w:rPr>
-                <w:rFonts w:ascii="Consolas" w:hAnsi="Consolas"/>
-                <w:color w:val="333333"/>
-                <w:sz w:val="28"/>
-                <w:szCs w:val="28"/>
+              <w:jc w:val="left"/>
+              <w:rPr>
+                <w:rFonts w:ascii="Consolas" w:hAnsi="Consolas" w:cs="Courier New"/>
+                <w:color w:val="333333"/>
+                <w:sz w:val="20"/>
               </w:rPr>
             </w:pPr>
             <w:r>
               <w:rPr>
-                <w:rFonts w:ascii="Consolas" w:hAnsi="Consolas"/>
-                <w:color w:val="333333"/>
-                <w:sz w:val="28"/>
-                <w:szCs w:val="28"/>
-              </w:rPr>
-              <w:t>(A</w:t>
-            </w:r>
-            <w:r>
-              <w:rPr>
-                <w:rFonts w:ascii="Consolas" w:hAnsi="Consolas"/>
+                <w:rFonts w:ascii="Consolas" w:hAnsi="Consolas" w:cs="Courier New"/>
                 <w:b/>
                 <w:bCs/>
                 <w:color w:val="333333"/>
-                <w:sz w:val="28"/>
-                <w:szCs w:val="28"/>
-              </w:rPr>
-              <w:t>+</w:t>
-            </w:r>
-            <w:r>
-              <w:rPr>
-                <w:rFonts w:ascii="Consolas" w:hAnsi="Consolas"/>
-                <w:color w:val="333333"/>
-                <w:sz w:val="28"/>
-                <w:szCs w:val="28"/>
-              </w:rPr>
-              <w:t>B)</w:t>
-            </w:r>
-            <w:r>
-              <w:rPr>
-                <w:rFonts w:ascii="Consolas" w:hAnsi="Consolas"/>
+                <w:sz w:val="20"/>
+              </w:rPr>
+              <w:t>---------------------------------------------------------------------------</w:t>
+            </w:r>
+          </w:p>
+          <w:p>
+            <w:pPr>
+              <w:widowControl/>
+              <w:tabs>
+                <w:tab w:val="left" w:pos="916"/>
+                <w:tab w:val="left" w:pos="1832"/>
+                <w:tab w:val="left" w:pos="2748"/>
+                <w:tab w:val="left" w:pos="3664"/>
+                <w:tab w:val="left" w:pos="4580"/>
+                <w:tab w:val="left" w:pos="5496"/>
+                <w:tab w:val="left" w:pos="6412"/>
+                <w:tab w:val="left" w:pos="7328"/>
+                <w:tab w:val="left" w:pos="8244"/>
+                <w:tab w:val="left" w:pos="9160"/>
+                <w:tab w:val="left" w:pos="10076"/>
+                <w:tab w:val="left" w:pos="10992"/>
+                <w:tab w:val="left" w:pos="11908"/>
+                <w:tab w:val="left" w:pos="12824"/>
+                <w:tab w:val="left" w:pos="13740"/>
+                <w:tab w:val="left" w:pos="14656"/>
+              </w:tabs>
+              <w:suppressAutoHyphens w:val="0"/>
+              <w:autoSpaceDN/>
+              <w:spacing w:line="244" w:lineRule="atLeast"/>
+              <w:jc w:val="left"/>
+              <w:rPr>
+                <w:rFonts w:ascii="Consolas" w:hAnsi="Consolas" w:cs="Courier New"/>
+                <w:color w:val="333333"/>
+                <w:sz w:val="20"/>
+              </w:rPr>
+            </w:pPr>
+            <w:r>
+              <w:rPr>
+                <w:rFonts w:ascii="Consolas" w:hAnsi="Consolas" w:cs="Courier New"/>
                 <w:b/>
                 <w:bCs/>
                 <w:color w:val="333333"/>
-                <w:sz w:val="28"/>
-                <w:szCs w:val="28"/>
-              </w:rPr>
-              <w:t>*</w:t>
-            </w:r>
-            <w:r>
-              <w:rPr>
-                <w:rFonts w:ascii="Consolas" w:hAnsi="Consolas"/>
-                <w:color w:val="333333"/>
-                <w:sz w:val="28"/>
-                <w:szCs w:val="28"/>
-              </w:rPr>
-              <w:t>C</w:t>
-            </w:r>
-            <w:r>
-              <w:rPr>
-                <w:rFonts w:ascii="Consolas" w:hAnsi="Consolas"/>
+                <w:sz w:val="20"/>
+              </w:rPr>
+              <w:t>|</w:t>
+            </w:r>
+            <w:r>
+              <w:rPr>
+                <w:rFonts w:ascii="Consolas" w:hAnsi="Consolas" w:cs="Courier New"/>
+                <w:color w:val="333333"/>
+                <w:sz w:val="20"/>
+              </w:rPr>
+              <w:t xml:space="preserve"> </w:t>
+            </w:r>
+            <w:r>
+              <w:rPr>
+                <w:rFonts w:ascii="Consolas" w:hAnsi="Consolas" w:cs="Courier New"/>
+                <w:color w:val="A61717"/>
+                <w:sz w:val="20"/>
+                <w:shd w:val="clear" w:color="auto" w:fill="E3D2D2"/>
+              </w:rPr>
+              <w:t>КОЛ</w:t>
+            </w:r>
+            <w:r>
+              <w:rPr>
+                <w:rFonts w:ascii="Consolas" w:hAnsi="Consolas" w:cs="Courier New"/>
                 <w:b/>
                 <w:bCs/>
                 <w:color w:val="333333"/>
-                <w:sz w:val="28"/>
-                <w:szCs w:val="28"/>
+                <w:sz w:val="20"/>
               </w:rPr>
               <w:t>-</w:t>
             </w:r>
             <w:r>
               <w:rPr>
-                <w:rFonts w:ascii="Consolas" w:hAnsi="Consolas"/>
-                <w:color w:val="333333"/>
-                <w:sz w:val="28"/>
-                <w:szCs w:val="28"/>
-              </w:rPr>
-              <w:t>(D</w:t>
-            </w:r>
-            <w:r>
-              <w:rPr>
-                <w:rFonts w:ascii="Consolas" w:hAnsi="Consolas"/>
+                <w:rFonts w:ascii="Consolas" w:hAnsi="Consolas" w:cs="Courier New"/>
+                <w:color w:val="A61717"/>
+                <w:sz w:val="20"/>
+                <w:shd w:val="clear" w:color="auto" w:fill="E3D2D2"/>
+              </w:rPr>
+              <w:t>ВО</w:t>
+            </w:r>
+            <w:r>
+              <w:rPr>
+                <w:rFonts w:ascii="Consolas" w:hAnsi="Consolas" w:cs="Courier New"/>
+                <w:color w:val="333333"/>
+                <w:sz w:val="20"/>
+              </w:rPr>
+              <w:t xml:space="preserve"> </w:t>
+            </w:r>
+            <w:r>
+              <w:rPr>
+                <w:rFonts w:ascii="Consolas" w:hAnsi="Consolas" w:cs="Courier New"/>
+                <w:color w:val="A61717"/>
+                <w:sz w:val="20"/>
+                <w:shd w:val="clear" w:color="auto" w:fill="E3D2D2"/>
+              </w:rPr>
+              <w:t>ВЫПОЛНЕНИЙ</w:t>
+            </w:r>
+            <w:r>
+              <w:rPr>
+                <w:rFonts w:ascii="Consolas" w:hAnsi="Consolas" w:cs="Courier New"/>
+                <w:color w:val="333333"/>
+                <w:sz w:val="20"/>
+              </w:rPr>
+              <w:t xml:space="preserve"> </w:t>
+            </w:r>
+            <w:proofErr w:type="gramStart"/>
+            <w:r>
+              <w:rPr>
+                <w:rFonts w:ascii="Consolas" w:hAnsi="Consolas" w:cs="Courier New"/>
                 <w:b/>
                 <w:bCs/>
                 <w:color w:val="333333"/>
-                <w:sz w:val="28"/>
-                <w:szCs w:val="28"/>
-              </w:rPr>
-              <w:t>-</w:t>
-            </w:r>
-            <w:r>
-              <w:rPr>
-                <w:rFonts w:ascii="Consolas" w:hAnsi="Consolas"/>
-                <w:color w:val="333333"/>
-                <w:sz w:val="28"/>
-                <w:szCs w:val="28"/>
-              </w:rPr>
-              <w:t>E)</w:t>
-            </w:r>
-            <w:r>
-              <w:rPr>
-                <w:rFonts w:ascii="Consolas" w:hAnsi="Consolas"/>
+                <w:sz w:val="20"/>
+              </w:rPr>
+              <w:t>|</w:t>
+            </w:r>
+            <w:r>
+              <w:rPr>
+                <w:rFonts w:ascii="Consolas" w:hAnsi="Consolas" w:cs="Courier New"/>
+                <w:color w:val="333333"/>
+                <w:sz w:val="20"/>
+              </w:rPr>
+              <w:t xml:space="preserve">  PUSH</w:t>
+            </w:r>
+            <w:proofErr w:type="gramEnd"/>
+            <w:r>
+              <w:rPr>
+                <w:rFonts w:ascii="Consolas" w:hAnsi="Consolas" w:cs="Courier New"/>
+                <w:color w:val="333333"/>
+                <w:sz w:val="20"/>
+              </w:rPr>
+              <w:t>_TIME (</w:t>
+            </w:r>
+            <w:proofErr w:type="spellStart"/>
+            <w:r>
+              <w:rPr>
+                <w:rFonts w:ascii="Consolas" w:hAnsi="Consolas" w:cs="Courier New"/>
+                <w:color w:val="333333"/>
+                <w:sz w:val="20"/>
+              </w:rPr>
+              <w:t>mcs</w:t>
+            </w:r>
+            <w:proofErr w:type="spellEnd"/>
+            <w:r>
+              <w:rPr>
+                <w:rFonts w:ascii="Consolas" w:hAnsi="Consolas" w:cs="Courier New"/>
+                <w:color w:val="333333"/>
+                <w:sz w:val="20"/>
+              </w:rPr>
+              <w:t xml:space="preserve">)  </w:t>
+            </w:r>
+            <w:r>
+              <w:rPr>
+                <w:rFonts w:ascii="Consolas" w:hAnsi="Consolas" w:cs="Courier New"/>
                 <w:b/>
                 <w:bCs/>
                 <w:color w:val="333333"/>
-                <w:sz w:val="28"/>
-                <w:szCs w:val="28"/>
-              </w:rPr>
-              <w:t>*</w:t>
-            </w:r>
-            <w:r>
-              <w:rPr>
-                <w:rFonts w:ascii="Consolas" w:hAnsi="Consolas"/>
-                <w:color w:val="333333"/>
-                <w:sz w:val="28"/>
-                <w:szCs w:val="28"/>
-              </w:rPr>
-              <w:t>(F</w:t>
-            </w:r>
-            <w:r>
-              <w:rPr>
-                <w:rFonts w:ascii="Consolas" w:hAnsi="Consolas"/>
+                <w:sz w:val="20"/>
+              </w:rPr>
+              <w:t>|</w:t>
+            </w:r>
+            <w:r>
+              <w:rPr>
+                <w:rFonts w:ascii="Consolas" w:hAnsi="Consolas" w:cs="Courier New"/>
+                <w:color w:val="333333"/>
+                <w:sz w:val="20"/>
+              </w:rPr>
+              <w:t xml:space="preserve">  POP_TIME (</w:t>
+            </w:r>
+            <w:proofErr w:type="spellStart"/>
+            <w:r>
+              <w:rPr>
+                <w:rFonts w:ascii="Consolas" w:hAnsi="Consolas" w:cs="Courier New"/>
+                <w:color w:val="333333"/>
+                <w:sz w:val="20"/>
+              </w:rPr>
+              <w:t>mcs</w:t>
+            </w:r>
+            <w:proofErr w:type="spellEnd"/>
+            <w:r>
+              <w:rPr>
+                <w:rFonts w:ascii="Consolas" w:hAnsi="Consolas" w:cs="Courier New"/>
+                <w:color w:val="333333"/>
+                <w:sz w:val="20"/>
+              </w:rPr>
+              <w:t xml:space="preserve">)  </w:t>
+            </w:r>
+            <w:r>
+              <w:rPr>
+                <w:rFonts w:ascii="Consolas" w:hAnsi="Consolas" w:cs="Courier New"/>
                 <w:b/>
                 <w:bCs/>
                 <w:color w:val="333333"/>
-                <w:sz w:val="28"/>
-                <w:szCs w:val="28"/>
-              </w:rPr>
-              <w:t>+</w:t>
-            </w:r>
-            <w:r>
-              <w:rPr>
-                <w:rFonts w:ascii="Consolas" w:hAnsi="Consolas"/>
-                <w:color w:val="333333"/>
-                <w:sz w:val="28"/>
-                <w:szCs w:val="28"/>
-              </w:rPr>
-              <w:t>G)</w:t>
+                <w:sz w:val="20"/>
+              </w:rPr>
+              <w:t>|</w:t>
+            </w:r>
+            <w:r>
+              <w:rPr>
+                <w:rFonts w:ascii="Consolas" w:hAnsi="Consolas" w:cs="Courier New"/>
+                <w:color w:val="333333"/>
+                <w:sz w:val="20"/>
+              </w:rPr>
+              <w:t xml:space="preserve">  </w:t>
+            </w:r>
+            <w:r>
+              <w:rPr>
+                <w:rFonts w:ascii="Consolas" w:hAnsi="Consolas" w:cs="Courier New"/>
+                <w:color w:val="A61717"/>
+                <w:sz w:val="20"/>
+                <w:shd w:val="clear" w:color="auto" w:fill="E3D2D2"/>
+              </w:rPr>
+              <w:t>ПАМЯТЬ</w:t>
+            </w:r>
+            <w:r>
+              <w:rPr>
+                <w:rFonts w:ascii="Consolas" w:hAnsi="Consolas" w:cs="Courier New"/>
+                <w:color w:val="333333"/>
+                <w:sz w:val="20"/>
+              </w:rPr>
+              <w:t xml:space="preserve"> (b)  </w:t>
+            </w:r>
+            <w:r>
+              <w:rPr>
+                <w:rFonts w:ascii="Consolas" w:hAnsi="Consolas" w:cs="Courier New"/>
+                <w:b/>
+                <w:bCs/>
+                <w:color w:val="333333"/>
+                <w:sz w:val="20"/>
+              </w:rPr>
+              <w:t>|</w:t>
             </w:r>
           </w:p>
-        </w:tc>
-        <w:tc>
-          <w:tcPr>
-            <w:tcW w:w="1000" w:type="pct"/>
-          </w:tcPr>
-          <w:p>
-            <w:r>
-              <w:t>196</w:t>
-            </w:r>
-          </w:p>
-        </w:tc>
-        <w:tc>
-          <w:tcPr>
-            <w:tcW w:w="1000" w:type="pct"/>
-          </w:tcPr>
-          <w:p>
-            <w:r>
-              <w:t>411</w:t>
-            </w:r>
-          </w:p>
-        </w:tc>
-        <w:tc>
-          <w:tcPr>
-            <w:tcW w:w="1000" w:type="pct"/>
-          </w:tcPr>
-          <w:p>
-            <w:r>
-              <w:t>44</w:t>
-            </w:r>
-          </w:p>
-        </w:tc>
-        <w:tc>
-          <w:tcPr>
-            <w:tcW w:w="1000" w:type="pct"/>
-          </w:tcPr>
-          <w:p>
-            <w:r>
-              <w:t>80</w:t>
-            </w:r>
-          </w:p>
-        </w:tc>
-      </w:tr>
-      <w:tr>
-        <w:tc>
-          <w:tcPr>
-            <w:tcW w:w="1000" w:type="pct"/>
-          </w:tcPr>
           <w:p>
             <w:pPr>
-              <w:pStyle w:val="HTML"/>
+              <w:widowControl/>
+              <w:tabs>
+                <w:tab w:val="left" w:pos="916"/>
+                <w:tab w:val="left" w:pos="1832"/>
+                <w:tab w:val="left" w:pos="2748"/>
+                <w:tab w:val="left" w:pos="3664"/>
+                <w:tab w:val="left" w:pos="4580"/>
+                <w:tab w:val="left" w:pos="5496"/>
+                <w:tab w:val="left" w:pos="6412"/>
+                <w:tab w:val="left" w:pos="7328"/>
+                <w:tab w:val="left" w:pos="8244"/>
+                <w:tab w:val="left" w:pos="9160"/>
+                <w:tab w:val="left" w:pos="10076"/>
+                <w:tab w:val="left" w:pos="10992"/>
+                <w:tab w:val="left" w:pos="11908"/>
+                <w:tab w:val="left" w:pos="12824"/>
+                <w:tab w:val="left" w:pos="13740"/>
+                <w:tab w:val="left" w:pos="14656"/>
+              </w:tabs>
+              <w:suppressAutoHyphens w:val="0"/>
+              <w:autoSpaceDN/>
               <w:spacing w:line="244" w:lineRule="atLeast"/>
-              <w:jc w:val="center"/>
-              <w:rPr>
-                <w:rFonts w:ascii="Consolas" w:hAnsi="Consolas"/>
-                <w:color w:val="333333"/>
-                <w:sz w:val="28"/>
-                <w:szCs w:val="28"/>
+              <w:jc w:val="left"/>
+              <w:rPr>
+                <w:rFonts w:ascii="Consolas" w:hAnsi="Consolas" w:cs="Courier New"/>
+                <w:color w:val="333333"/>
+                <w:sz w:val="20"/>
               </w:rPr>
             </w:pPr>
             <w:r>
               <w:rPr>
-                <w:rFonts w:ascii="Consolas" w:hAnsi="Consolas"/>
-                <w:color w:val="333333"/>
-                <w:sz w:val="28"/>
-                <w:szCs w:val="28"/>
-              </w:rPr>
-              <w:t>((((A</w:t>
-            </w:r>
-            <w:r>
-              <w:rPr>
-                <w:rFonts w:ascii="Consolas" w:hAnsi="Consolas"/>
+                <w:rFonts w:ascii="Consolas" w:hAnsi="Consolas" w:cs="Courier New"/>
                 <w:b/>
                 <w:bCs/>
                 <w:color w:val="333333"/>
-                <w:sz w:val="28"/>
-                <w:szCs w:val="28"/>
-              </w:rPr>
-              <w:t>+</w:t>
-            </w:r>
-            <w:r>
-              <w:rPr>
-                <w:rFonts w:ascii="Consolas" w:hAnsi="Consolas"/>
-                <w:color w:val="333333"/>
-                <w:sz w:val="28"/>
-                <w:szCs w:val="28"/>
-              </w:rPr>
-              <w:t>B)</w:t>
-            </w:r>
-            <w:r>
-              <w:rPr>
-                <w:rFonts w:ascii="Consolas" w:hAnsi="Consolas"/>
+                <w:sz w:val="20"/>
+              </w:rPr>
+              <w:t>---------------------------------------------------------------------------</w:t>
+            </w:r>
+          </w:p>
+          <w:p>
+            <w:pPr>
+              <w:widowControl/>
+              <w:tabs>
+                <w:tab w:val="left" w:pos="916"/>
+                <w:tab w:val="left" w:pos="1832"/>
+                <w:tab w:val="left" w:pos="2748"/>
+                <w:tab w:val="left" w:pos="3664"/>
+                <w:tab w:val="left" w:pos="4580"/>
+                <w:tab w:val="left" w:pos="5496"/>
+                <w:tab w:val="left" w:pos="6412"/>
+                <w:tab w:val="left" w:pos="7328"/>
+                <w:tab w:val="left" w:pos="8244"/>
+                <w:tab w:val="left" w:pos="9160"/>
+                <w:tab w:val="left" w:pos="10076"/>
+                <w:tab w:val="left" w:pos="10992"/>
+                <w:tab w:val="left" w:pos="11908"/>
+                <w:tab w:val="left" w:pos="12824"/>
+                <w:tab w:val="left" w:pos="13740"/>
+                <w:tab w:val="left" w:pos="14656"/>
+              </w:tabs>
+              <w:suppressAutoHyphens w:val="0"/>
+              <w:autoSpaceDN/>
+              <w:spacing w:line="244" w:lineRule="atLeast"/>
+              <w:jc w:val="left"/>
+              <w:rPr>
+                <w:rFonts w:ascii="Consolas" w:hAnsi="Consolas" w:cs="Courier New"/>
+                <w:color w:val="333333"/>
+                <w:sz w:val="20"/>
+              </w:rPr>
+            </w:pPr>
+            <w:r>
+              <w:rPr>
+                <w:rFonts w:ascii="Consolas" w:hAnsi="Consolas" w:cs="Courier New"/>
                 <w:b/>
                 <w:bCs/>
                 <w:color w:val="333333"/>
-                <w:sz w:val="28"/>
-                <w:szCs w:val="28"/>
-              </w:rPr>
-              <w:t>*</w:t>
-            </w:r>
-            <w:r>
-              <w:rPr>
-                <w:rFonts w:ascii="Consolas" w:hAnsi="Consolas"/>
-                <w:color w:val="333333"/>
-                <w:sz w:val="28"/>
-                <w:szCs w:val="28"/>
-              </w:rPr>
-              <w:t>C)</w:t>
-            </w:r>
-            <w:r>
-              <w:rPr>
-                <w:rFonts w:ascii="Consolas" w:hAnsi="Consolas"/>
+                <w:sz w:val="20"/>
+              </w:rPr>
+              <w:t>|</w:t>
+            </w:r>
+            <w:r>
+              <w:rPr>
+                <w:rFonts w:ascii="Consolas" w:hAnsi="Consolas" w:cs="Courier New"/>
+                <w:color w:val="333333"/>
+                <w:sz w:val="20"/>
+              </w:rPr>
+              <w:t xml:space="preserve">                </w:t>
+            </w:r>
+            <w:r>
+              <w:rPr>
+                <w:rFonts w:ascii="Consolas" w:hAnsi="Consolas" w:cs="Courier New"/>
+                <w:color w:val="009999"/>
+                <w:sz w:val="20"/>
+              </w:rPr>
+              <w:t>100</w:t>
+            </w:r>
+            <w:r>
+              <w:rPr>
+                <w:rFonts w:ascii="Consolas" w:hAnsi="Consolas" w:cs="Courier New"/>
                 <w:b/>
                 <w:bCs/>
                 <w:color w:val="333333"/>
-                <w:sz w:val="28"/>
-                <w:szCs w:val="28"/>
-              </w:rPr>
-              <w:t>-</w:t>
-            </w:r>
-            <w:r>
-              <w:rPr>
-                <w:rFonts w:ascii="Consolas" w:hAnsi="Consolas"/>
-                <w:color w:val="333333"/>
-                <w:sz w:val="28"/>
-                <w:szCs w:val="28"/>
-              </w:rPr>
-              <w:t>(D</w:t>
-            </w:r>
-            <w:r>
-              <w:rPr>
-                <w:rFonts w:ascii="Consolas" w:hAnsi="Consolas"/>
+                <w:sz w:val="20"/>
+              </w:rPr>
+              <w:t>|</w:t>
+            </w:r>
+            <w:r>
+              <w:rPr>
+                <w:rFonts w:ascii="Consolas" w:hAnsi="Consolas" w:cs="Courier New"/>
+                <w:color w:val="333333"/>
+                <w:sz w:val="20"/>
+              </w:rPr>
+              <w:t xml:space="preserve">                  </w:t>
+            </w:r>
+            <w:r>
+              <w:rPr>
+                <w:rFonts w:ascii="Consolas" w:hAnsi="Consolas" w:cs="Courier New"/>
+                <w:color w:val="009999"/>
+                <w:sz w:val="20"/>
+              </w:rPr>
+              <w:t>1</w:t>
+            </w:r>
+            <w:r>
+              <w:rPr>
+                <w:rFonts w:ascii="Consolas" w:hAnsi="Consolas" w:cs="Courier New"/>
                 <w:b/>
                 <w:bCs/>
                 <w:color w:val="333333"/>
-                <w:sz w:val="28"/>
-                <w:szCs w:val="28"/>
-              </w:rPr>
-              <w:t>-</w:t>
-            </w:r>
-            <w:r>
-              <w:rPr>
-                <w:rFonts w:ascii="Consolas" w:hAnsi="Consolas"/>
-                <w:color w:val="333333"/>
-                <w:sz w:val="28"/>
-                <w:szCs w:val="28"/>
-              </w:rPr>
-              <w:t>E))</w:t>
-            </w:r>
-            <w:r>
-              <w:rPr>
-                <w:rFonts w:ascii="Consolas" w:hAnsi="Consolas"/>
+                <w:sz w:val="20"/>
+              </w:rPr>
+              <w:t>|</w:t>
+            </w:r>
+            <w:r>
+              <w:rPr>
+                <w:rFonts w:ascii="Consolas" w:hAnsi="Consolas" w:cs="Courier New"/>
+                <w:color w:val="333333"/>
+                <w:sz w:val="20"/>
+              </w:rPr>
+              <w:t xml:space="preserve">                 </w:t>
+            </w:r>
+            <w:r>
+              <w:rPr>
+                <w:rFonts w:ascii="Consolas" w:hAnsi="Consolas" w:cs="Courier New"/>
+                <w:color w:val="009999"/>
+                <w:sz w:val="20"/>
+              </w:rPr>
+              <w:t>9</w:t>
+            </w:r>
+            <w:r>
+              <w:rPr>
+                <w:rFonts w:ascii="Consolas" w:hAnsi="Consolas" w:cs="Courier New"/>
                 <w:b/>
                 <w:bCs/>
                 <w:color w:val="333333"/>
-                <w:sz w:val="28"/>
-                <w:szCs w:val="28"/>
-              </w:rPr>
-              <w:t>*</w:t>
-            </w:r>
-            <w:r>
-              <w:rPr>
-                <w:rFonts w:ascii="Consolas" w:hAnsi="Consolas"/>
-                <w:color w:val="333333"/>
-                <w:sz w:val="28"/>
-                <w:szCs w:val="28"/>
-              </w:rPr>
-              <w:t>(F</w:t>
-            </w:r>
-            <w:r>
-              <w:rPr>
-                <w:rFonts w:ascii="Consolas" w:hAnsi="Consolas"/>
+                <w:sz w:val="20"/>
+              </w:rPr>
+              <w:t>|</w:t>
+            </w:r>
+            <w:r>
+              <w:rPr>
+                <w:rFonts w:ascii="Consolas" w:hAnsi="Consolas" w:cs="Courier New"/>
+                <w:color w:val="333333"/>
+                <w:sz w:val="20"/>
+              </w:rPr>
+              <w:t xml:space="preserve">          </w:t>
+            </w:r>
+            <w:r>
+              <w:rPr>
+                <w:rFonts w:ascii="Consolas" w:hAnsi="Consolas" w:cs="Courier New"/>
+                <w:color w:val="009999"/>
+                <w:sz w:val="20"/>
+              </w:rPr>
+              <w:t>8048</w:t>
+            </w:r>
+            <w:r>
+              <w:rPr>
+                <w:rFonts w:ascii="Consolas" w:hAnsi="Consolas" w:cs="Courier New"/>
                 <w:b/>
                 <w:bCs/>
                 <w:color w:val="333333"/>
-                <w:sz w:val="28"/>
-                <w:szCs w:val="28"/>
-              </w:rPr>
-              <w:t>+</w:t>
-            </w:r>
-            <w:r>
-              <w:rPr>
-                <w:rFonts w:ascii="Consolas" w:hAnsi="Consolas"/>
-                <w:color w:val="333333"/>
-                <w:sz w:val="28"/>
-                <w:szCs w:val="28"/>
-              </w:rPr>
-              <w:t>G))</w:t>
+                <w:sz w:val="20"/>
+              </w:rPr>
+              <w:t>|</w:t>
             </w:r>
           </w:p>
-        </w:tc>
-        <w:tc>
-          <w:tcPr>
-            <w:tcW w:w="1000" w:type="pct"/>
-          </w:tcPr>
-          <w:p>
-            <w:r>
-              <w:t>273</w:t>
-            </w:r>
-          </w:p>
-        </w:tc>
-        <w:tc>
-          <w:tcPr>
-            <w:tcW w:w="1000" w:type="pct"/>
-          </w:tcPr>
-          <w:p>
-            <w:r>
-              <w:t>571</w:t>
-            </w:r>
-          </w:p>
-        </w:tc>
-        <w:tc>
-          <w:tcPr>
-            <w:tcW w:w="1000" w:type="pct"/>
-          </w:tcPr>
-          <w:p>
-            <w:r>
-              <w:t>44</w:t>
-            </w:r>
-          </w:p>
-        </w:tc>
-        <w:tc>
-          <w:tcPr>
-            <w:tcW w:w="1000" w:type="pct"/>
-          </w:tcPr>
-          <w:p>
-            <w:r>
-              <w:t>208</w:t>
-            </w:r>
-          </w:p>
-        </w:tc>
-      </w:tr>
-      <w:tr>
-        <w:tc>
-          <w:tcPr>
-            <w:tcW w:w="1000" w:type="pct"/>
-          </w:tcPr>
           <w:p>
             <w:pPr>
-              <w:pStyle w:val="HTML"/>
+              <w:widowControl/>
+              <w:tabs>
+                <w:tab w:val="left" w:pos="916"/>
+                <w:tab w:val="left" w:pos="1832"/>
+                <w:tab w:val="left" w:pos="2748"/>
+                <w:tab w:val="left" w:pos="3664"/>
+                <w:tab w:val="left" w:pos="4580"/>
+                <w:tab w:val="left" w:pos="5496"/>
+                <w:tab w:val="left" w:pos="6412"/>
+                <w:tab w:val="left" w:pos="7328"/>
+                <w:tab w:val="left" w:pos="8244"/>
+                <w:tab w:val="left" w:pos="9160"/>
+                <w:tab w:val="left" w:pos="10076"/>
+                <w:tab w:val="left" w:pos="10992"/>
+                <w:tab w:val="left" w:pos="11908"/>
+                <w:tab w:val="left" w:pos="12824"/>
+                <w:tab w:val="left" w:pos="13740"/>
+                <w:tab w:val="left" w:pos="14656"/>
+              </w:tabs>
+              <w:suppressAutoHyphens w:val="0"/>
+              <w:autoSpaceDN/>
               <w:spacing w:line="244" w:lineRule="atLeast"/>
-              <w:jc w:val="center"/>
-              <w:rPr>
-                <w:rFonts w:ascii="Consolas" w:hAnsi="Consolas"/>
-                <w:color w:val="333333"/>
-                <w:sz w:val="28"/>
-                <w:szCs w:val="28"/>
+              <w:jc w:val="left"/>
+              <w:rPr>
+                <w:rFonts w:ascii="Consolas" w:hAnsi="Consolas" w:cs="Courier New"/>
+                <w:color w:val="333333"/>
+                <w:sz w:val="20"/>
               </w:rPr>
             </w:pPr>
             <w:r>
               <w:rPr>
-                <w:rFonts w:ascii="Consolas" w:hAnsi="Consolas"/>
-                <w:color w:val="333333"/>
-                <w:sz w:val="28"/>
-                <w:szCs w:val="28"/>
-              </w:rPr>
-              <w:t>(((((A</w:t>
-            </w:r>
-            <w:r>
-              <w:rPr>
-                <w:rFonts w:ascii="Consolas" w:hAnsi="Consolas"/>
+                <w:rFonts w:ascii="Consolas" w:hAnsi="Consolas" w:cs="Courier New"/>
                 <w:b/>
                 <w:bCs/>
                 <w:color w:val="333333"/>
-                <w:sz w:val="28"/>
-                <w:szCs w:val="28"/>
-              </w:rPr>
-              <w:t>+</w:t>
-            </w:r>
-            <w:r>
-              <w:rPr>
-                <w:rFonts w:ascii="Consolas" w:hAnsi="Consolas"/>
-                <w:color w:val="333333"/>
-                <w:sz w:val="28"/>
-                <w:szCs w:val="28"/>
-              </w:rPr>
-              <w:t>B)</w:t>
-            </w:r>
-            <w:r>
-              <w:rPr>
-                <w:rFonts w:ascii="Consolas" w:hAnsi="Consolas"/>
+                <w:sz w:val="20"/>
+              </w:rPr>
+              <w:t>|</w:t>
+            </w:r>
+            <w:r>
+              <w:rPr>
+                <w:rFonts w:ascii="Consolas" w:hAnsi="Consolas" w:cs="Courier New"/>
+                <w:color w:val="333333"/>
+                <w:sz w:val="20"/>
+              </w:rPr>
+              <w:t xml:space="preserve">                </w:t>
+            </w:r>
+            <w:r>
+              <w:rPr>
+                <w:rFonts w:ascii="Consolas" w:hAnsi="Consolas" w:cs="Courier New"/>
+                <w:color w:val="009999"/>
+                <w:sz w:val="20"/>
+              </w:rPr>
+              <w:t>250</w:t>
+            </w:r>
+            <w:r>
+              <w:rPr>
+                <w:rFonts w:ascii="Consolas" w:hAnsi="Consolas" w:cs="Courier New"/>
                 <w:b/>
                 <w:bCs/>
                 <w:color w:val="333333"/>
-                <w:sz w:val="28"/>
-                <w:szCs w:val="28"/>
-              </w:rPr>
-              <w:t>*</w:t>
-            </w:r>
-            <w:r>
-              <w:rPr>
-                <w:rFonts w:ascii="Consolas" w:hAnsi="Consolas"/>
-                <w:color w:val="333333"/>
-                <w:sz w:val="28"/>
-                <w:szCs w:val="28"/>
-              </w:rPr>
-              <w:t>C)</w:t>
-            </w:r>
-            <w:r>
-              <w:rPr>
-                <w:rFonts w:ascii="Consolas" w:hAnsi="Consolas"/>
+                <w:sz w:val="20"/>
+              </w:rPr>
+              <w:t>|</w:t>
+            </w:r>
+            <w:r>
+              <w:rPr>
+                <w:rFonts w:ascii="Consolas" w:hAnsi="Consolas" w:cs="Courier New"/>
+                <w:color w:val="333333"/>
+                <w:sz w:val="20"/>
+              </w:rPr>
+              <w:t xml:space="preserve">                  </w:t>
+            </w:r>
+            <w:r>
+              <w:rPr>
+                <w:rFonts w:ascii="Consolas" w:hAnsi="Consolas" w:cs="Courier New"/>
+                <w:color w:val="009999"/>
+                <w:sz w:val="20"/>
+              </w:rPr>
+              <w:t>1</w:t>
+            </w:r>
+            <w:r>
+              <w:rPr>
+                <w:rFonts w:ascii="Consolas" w:hAnsi="Consolas" w:cs="Courier New"/>
                 <w:b/>
                 <w:bCs/>
                 <w:color w:val="333333"/>
-                <w:sz w:val="28"/>
-                <w:szCs w:val="28"/>
-              </w:rPr>
-              <w:t>-</w:t>
-            </w:r>
-            <w:r>
-              <w:rPr>
-                <w:rFonts w:ascii="Consolas" w:hAnsi="Consolas"/>
-                <w:color w:val="333333"/>
-                <w:sz w:val="28"/>
-                <w:szCs w:val="28"/>
-              </w:rPr>
-              <w:t>(D</w:t>
-            </w:r>
-            <w:r>
-              <w:rPr>
-                <w:rFonts w:ascii="Consolas" w:hAnsi="Consolas"/>
+                <w:sz w:val="20"/>
+              </w:rPr>
+              <w:t>|</w:t>
+            </w:r>
+            <w:r>
+              <w:rPr>
+                <w:rFonts w:ascii="Consolas" w:hAnsi="Consolas" w:cs="Courier New"/>
+                <w:color w:val="333333"/>
+                <w:sz w:val="20"/>
+              </w:rPr>
+              <w:t xml:space="preserve">                </w:t>
+            </w:r>
+            <w:r>
+              <w:rPr>
+                <w:rFonts w:ascii="Consolas" w:hAnsi="Consolas" w:cs="Courier New"/>
+                <w:color w:val="009999"/>
+                <w:sz w:val="20"/>
+              </w:rPr>
+              <w:t>54</w:t>
+            </w:r>
+            <w:r>
+              <w:rPr>
+                <w:rFonts w:ascii="Consolas" w:hAnsi="Consolas" w:cs="Courier New"/>
                 <w:b/>
                 <w:bCs/>
                 <w:color w:val="333333"/>
-                <w:sz w:val="28"/>
-                <w:szCs w:val="28"/>
-              </w:rPr>
-              <w:t>-</w:t>
-            </w:r>
-            <w:r>
-              <w:rPr>
-                <w:rFonts w:ascii="Consolas" w:hAnsi="Consolas"/>
-                <w:color w:val="333333"/>
-                <w:sz w:val="28"/>
-                <w:szCs w:val="28"/>
-              </w:rPr>
-              <w:t>E))</w:t>
-            </w:r>
-            <w:r>
-              <w:rPr>
-                <w:rFonts w:ascii="Consolas" w:hAnsi="Consolas"/>
+                <w:sz w:val="20"/>
+              </w:rPr>
+              <w:t>|</w:t>
+            </w:r>
+            <w:r>
+              <w:rPr>
+                <w:rFonts w:ascii="Consolas" w:hAnsi="Consolas" w:cs="Courier New"/>
+                <w:color w:val="333333"/>
+                <w:sz w:val="20"/>
+              </w:rPr>
+              <w:t xml:space="preserve">          </w:t>
+            </w:r>
+            <w:r>
+              <w:rPr>
+                <w:rFonts w:ascii="Consolas" w:hAnsi="Consolas" w:cs="Courier New"/>
+                <w:color w:val="009999"/>
+                <w:sz w:val="20"/>
+              </w:rPr>
+              <w:t>8048</w:t>
+            </w:r>
+            <w:r>
+              <w:rPr>
+                <w:rFonts w:ascii="Consolas" w:hAnsi="Consolas" w:cs="Courier New"/>
                 <w:b/>
                 <w:bCs/>
                 <w:color w:val="333333"/>
-                <w:sz w:val="28"/>
-                <w:szCs w:val="28"/>
-              </w:rPr>
-              <w:t>*</w:t>
-            </w:r>
-            <w:r>
-              <w:rPr>
-                <w:rFonts w:ascii="Consolas" w:hAnsi="Consolas"/>
-                <w:color w:val="333333"/>
-                <w:sz w:val="28"/>
-                <w:szCs w:val="28"/>
-              </w:rPr>
-              <w:t>((F</w:t>
-            </w:r>
-            <w:r>
-              <w:rPr>
-                <w:rFonts w:ascii="Consolas" w:hAnsi="Consolas"/>
+                <w:sz w:val="20"/>
+              </w:rPr>
+              <w:t>|</w:t>
+            </w:r>
+          </w:p>
+          <w:p>
+            <w:pPr>
+              <w:widowControl/>
+              <w:tabs>
+                <w:tab w:val="left" w:pos="916"/>
+                <w:tab w:val="left" w:pos="1832"/>
+                <w:tab w:val="left" w:pos="2748"/>
+                <w:tab w:val="left" w:pos="3664"/>
+                <w:tab w:val="left" w:pos="4580"/>
+                <w:tab w:val="left" w:pos="5496"/>
+                <w:tab w:val="left" w:pos="6412"/>
+                <w:tab w:val="left" w:pos="7328"/>
+                <w:tab w:val="left" w:pos="8244"/>
+                <w:tab w:val="left" w:pos="9160"/>
+                <w:tab w:val="left" w:pos="10076"/>
+                <w:tab w:val="left" w:pos="10992"/>
+                <w:tab w:val="left" w:pos="11908"/>
+                <w:tab w:val="left" w:pos="12824"/>
+                <w:tab w:val="left" w:pos="13740"/>
+                <w:tab w:val="left" w:pos="14656"/>
+              </w:tabs>
+              <w:suppressAutoHyphens w:val="0"/>
+              <w:autoSpaceDN/>
+              <w:spacing w:line="244" w:lineRule="atLeast"/>
+              <w:jc w:val="left"/>
+              <w:rPr>
+                <w:rFonts w:ascii="Consolas" w:hAnsi="Consolas" w:cs="Courier New"/>
+                <w:color w:val="333333"/>
+                <w:sz w:val="20"/>
+              </w:rPr>
+            </w:pPr>
+            <w:r>
+              <w:rPr>
+                <w:rFonts w:ascii="Consolas" w:hAnsi="Consolas" w:cs="Courier New"/>
                 <w:b/>
                 <w:bCs/>
                 <w:color w:val="333333"/>
-                <w:sz w:val="28"/>
-                <w:szCs w:val="28"/>
-              </w:rPr>
-              <w:t>+</w:t>
-            </w:r>
-            <w:r>
-              <w:rPr>
-                <w:rFonts w:ascii="Consolas" w:hAnsi="Consolas"/>
-                <w:color w:val="333333"/>
-                <w:sz w:val="28"/>
-                <w:szCs w:val="28"/>
-              </w:rPr>
-              <w:t>G)))</w:t>
-            </w:r>
-            <w:r>
-              <w:rPr>
-                <w:rFonts w:ascii="Consolas" w:hAnsi="Consolas"/>
+                <w:sz w:val="20"/>
+              </w:rPr>
+              <w:t>|</w:t>
+            </w:r>
+            <w:r>
+              <w:rPr>
+                <w:rFonts w:ascii="Consolas" w:hAnsi="Consolas" w:cs="Courier New"/>
+                <w:color w:val="333333"/>
+                <w:sz w:val="20"/>
+              </w:rPr>
+              <w:t xml:space="preserve">                </w:t>
+            </w:r>
+            <w:r>
+              <w:rPr>
+                <w:rFonts w:ascii="Consolas" w:hAnsi="Consolas" w:cs="Courier New"/>
+                <w:color w:val="009999"/>
+                <w:sz w:val="20"/>
+              </w:rPr>
+              <w:t>500</w:t>
+            </w:r>
+            <w:r>
+              <w:rPr>
+                <w:rFonts w:ascii="Consolas" w:hAnsi="Consolas" w:cs="Courier New"/>
                 <w:b/>
                 <w:bCs/>
                 <w:color w:val="333333"/>
-                <w:sz w:val="28"/>
-                <w:szCs w:val="28"/>
-              </w:rPr>
-              <w:t>/</w:t>
-            </w:r>
-            <w:r>
-              <w:rPr>
-                <w:rFonts w:ascii="Consolas" w:hAnsi="Consolas"/>
-                <w:color w:val="333333"/>
-                <w:sz w:val="28"/>
-                <w:szCs w:val="28"/>
-              </w:rPr>
-              <w:t>H)</w:t>
-            </w:r>
-            <w:r>
-              <w:rPr>
-                <w:rFonts w:ascii="Consolas" w:hAnsi="Consolas"/>
+                <w:sz w:val="20"/>
+              </w:rPr>
+              <w:t>|</w:t>
+            </w:r>
+            <w:r>
+              <w:rPr>
+                <w:rFonts w:ascii="Consolas" w:hAnsi="Consolas" w:cs="Courier New"/>
+                <w:color w:val="333333"/>
+                <w:sz w:val="20"/>
+              </w:rPr>
+              <w:t xml:space="preserve">                  </w:t>
+            </w:r>
+            <w:r>
+              <w:rPr>
+                <w:rFonts w:ascii="Consolas" w:hAnsi="Consolas" w:cs="Courier New"/>
+                <w:color w:val="009999"/>
+                <w:sz w:val="20"/>
+              </w:rPr>
+              <w:t>2</w:t>
+            </w:r>
+            <w:r>
+              <w:rPr>
+                <w:rFonts w:ascii="Consolas" w:hAnsi="Consolas" w:cs="Courier New"/>
                 <w:b/>
                 <w:bCs/>
                 <w:color w:val="333333"/>
-                <w:sz w:val="28"/>
-                <w:szCs w:val="28"/>
-              </w:rPr>
-              <w:t>-</w:t>
-            </w:r>
-            <w:r>
-              <w:rPr>
-                <w:rFonts w:ascii="Consolas" w:hAnsi="Consolas"/>
-                <w:color w:val="333333"/>
-                <w:sz w:val="28"/>
-                <w:szCs w:val="28"/>
-              </w:rPr>
-              <w:t>L</w:t>
+                <w:sz w:val="20"/>
+              </w:rPr>
+              <w:t>|</w:t>
+            </w:r>
+            <w:r>
+              <w:rPr>
+                <w:rFonts w:ascii="Consolas" w:hAnsi="Consolas" w:cs="Courier New"/>
+                <w:color w:val="333333"/>
+                <w:sz w:val="20"/>
+              </w:rPr>
+              <w:t xml:space="preserve">               </w:t>
+            </w:r>
+            <w:r>
+              <w:rPr>
+                <w:rFonts w:ascii="Consolas" w:hAnsi="Consolas" w:cs="Courier New"/>
+                <w:color w:val="009999"/>
+                <w:sz w:val="20"/>
+              </w:rPr>
+              <w:t>261</w:t>
+            </w:r>
+            <w:r>
+              <w:rPr>
+                <w:rFonts w:ascii="Consolas" w:hAnsi="Consolas" w:cs="Courier New"/>
+                <w:b/>
+                <w:bCs/>
+                <w:color w:val="333333"/>
+                <w:sz w:val="20"/>
+              </w:rPr>
+              <w:t>|</w:t>
+            </w:r>
+            <w:r>
+              <w:rPr>
+                <w:rFonts w:ascii="Consolas" w:hAnsi="Consolas" w:cs="Courier New"/>
+                <w:color w:val="333333"/>
+                <w:sz w:val="20"/>
+              </w:rPr>
+              <w:t xml:space="preserve">          </w:t>
+            </w:r>
+            <w:r>
+              <w:rPr>
+                <w:rFonts w:ascii="Consolas" w:hAnsi="Consolas" w:cs="Courier New"/>
+                <w:color w:val="009999"/>
+                <w:sz w:val="20"/>
+              </w:rPr>
+              <w:t>8048</w:t>
+            </w:r>
+            <w:r>
+              <w:rPr>
+                <w:rFonts w:ascii="Consolas" w:hAnsi="Consolas" w:cs="Courier New"/>
+                <w:b/>
+                <w:bCs/>
+                <w:color w:val="333333"/>
+                <w:sz w:val="20"/>
+              </w:rPr>
+              <w:t>|</w:t>
             </w:r>
           </w:p>
-        </w:tc>
-        <w:tc>
-          <w:tcPr>
-            <w:tcW w:w="1000" w:type="pct"/>
-          </w:tcPr>
-          <w:p>
-            <w:r>
-              <w:t>279</w:t>
-            </w:r>
-          </w:p>
-        </w:tc>
-        <w:tc>
-          <w:tcPr>
-            <w:tcW w:w="1000" w:type="pct"/>
-          </w:tcPr>
-          <w:p>
-            <w:r>
-              <w:t>811</w:t>
-            </w:r>
-          </w:p>
-        </w:tc>
-        <w:tc>
-          <w:tcPr>
-            <w:tcW w:w="1000" w:type="pct"/>
-          </w:tcPr>
-          <w:p>
-            <w:r>
-              <w:t>44</w:t>
-            </w:r>
-          </w:p>
-        </w:tc>
-        <w:tc>
-          <w:tcPr>
-            <w:tcW w:w="1000" w:type="pct"/>
-          </w:tcPr>
-          <w:p>
-            <w:r>
-              <w:t>304</w:t>
-            </w:r>
-          </w:p>
-        </w:tc>
-      </w:tr>
-      <w:tr>
-        <w:tc>
-          <w:tcPr>
-            <w:tcW w:w="1000" w:type="pct"/>
-          </w:tcPr>
           <w:p>
             <w:pPr>
-              <w:pStyle w:val="HTML"/>
+              <w:widowControl/>
+              <w:tabs>
+                <w:tab w:val="left" w:pos="916"/>
+                <w:tab w:val="left" w:pos="1832"/>
+                <w:tab w:val="left" w:pos="2748"/>
+                <w:tab w:val="left" w:pos="3664"/>
+                <w:tab w:val="left" w:pos="4580"/>
+                <w:tab w:val="left" w:pos="5496"/>
+                <w:tab w:val="left" w:pos="6412"/>
+                <w:tab w:val="left" w:pos="7328"/>
+                <w:tab w:val="left" w:pos="8244"/>
+                <w:tab w:val="left" w:pos="9160"/>
+                <w:tab w:val="left" w:pos="10076"/>
+                <w:tab w:val="left" w:pos="10992"/>
+                <w:tab w:val="left" w:pos="11908"/>
+                <w:tab w:val="left" w:pos="12824"/>
+                <w:tab w:val="left" w:pos="13740"/>
+                <w:tab w:val="left" w:pos="14656"/>
+              </w:tabs>
+              <w:suppressAutoHyphens w:val="0"/>
+              <w:autoSpaceDN/>
               <w:spacing w:line="244" w:lineRule="atLeast"/>
-              <w:jc w:val="center"/>
-              <w:rPr>
-                <w:rFonts w:ascii="Consolas" w:hAnsi="Consolas"/>
-                <w:color w:val="333333"/>
-                <w:sz w:val="28"/>
-                <w:szCs w:val="28"/>
-                <w:lang w:val="en-US"/>
+              <w:jc w:val="left"/>
+              <w:rPr>
+                <w:rFonts w:ascii="Consolas" w:hAnsi="Consolas" w:cs="Courier New"/>
+                <w:color w:val="333333"/>
+                <w:sz w:val="20"/>
               </w:rPr>
             </w:pPr>
             <w:r>
               <w:rPr>
-                <w:rFonts w:ascii="Consolas" w:hAnsi="Consolas"/>
-                <w:color w:val="333333"/>
-                <w:sz w:val="28"/>
-                <w:szCs w:val="28"/>
-                <w:lang w:val="en-US"/>
-              </w:rPr>
-              <w:t>A</w:t>
-            </w:r>
-            <w:r>
-              <w:rPr>
-                <w:rFonts w:ascii="Consolas" w:hAnsi="Consolas"/>
+                <w:rFonts w:ascii="Consolas" w:hAnsi="Consolas" w:cs="Courier New"/>
                 <w:b/>
                 <w:bCs/>
                 <w:color w:val="333333"/>
-                <w:sz w:val="28"/>
-                <w:szCs w:val="28"/>
-                <w:lang w:val="en-US"/>
-              </w:rPr>
-              <w:t>+</w:t>
-            </w:r>
-            <w:r>
-              <w:rPr>
-                <w:rFonts w:ascii="Consolas" w:hAnsi="Consolas"/>
-                <w:color w:val="333333"/>
-                <w:sz w:val="28"/>
-                <w:szCs w:val="28"/>
-                <w:lang w:val="en-US"/>
-              </w:rPr>
-              <w:t>A</w:t>
-            </w:r>
-            <w:r>
-              <w:rPr>
-                <w:rFonts w:ascii="Consolas" w:hAnsi="Consolas"/>
+                <w:sz w:val="20"/>
+              </w:rPr>
+              <w:t>|</w:t>
+            </w:r>
+            <w:r>
+              <w:rPr>
+                <w:rFonts w:ascii="Consolas" w:hAnsi="Consolas" w:cs="Courier New"/>
+                <w:color w:val="333333"/>
+                <w:sz w:val="20"/>
+              </w:rPr>
+              <w:t xml:space="preserve">               </w:t>
+            </w:r>
+            <w:r>
+              <w:rPr>
+                <w:rFonts w:ascii="Consolas" w:hAnsi="Consolas" w:cs="Courier New"/>
+                <w:color w:val="009999"/>
+                <w:sz w:val="20"/>
+              </w:rPr>
+              <w:t>1000</w:t>
+            </w:r>
+            <w:r>
+              <w:rPr>
+                <w:rFonts w:ascii="Consolas" w:hAnsi="Consolas" w:cs="Courier New"/>
                 <w:b/>
                 <w:bCs/>
                 <w:color w:val="333333"/>
-                <w:sz w:val="28"/>
-                <w:szCs w:val="28"/>
-                <w:lang w:val="en-US"/>
-              </w:rPr>
-              <w:t>+</w:t>
-            </w:r>
-            <w:r>
-              <w:rPr>
-                <w:rFonts w:ascii="Consolas" w:hAnsi="Consolas"/>
-                <w:color w:val="333333"/>
-                <w:sz w:val="28"/>
-                <w:szCs w:val="28"/>
-                <w:lang w:val="en-US"/>
-              </w:rPr>
-              <w:t>A</w:t>
-            </w:r>
-            <w:r>
-              <w:rPr>
-                <w:rFonts w:ascii="Consolas" w:hAnsi="Consolas"/>
+                <w:sz w:val="20"/>
+              </w:rPr>
+              <w:t>|</w:t>
+            </w:r>
+            <w:r>
+              <w:rPr>
+                <w:rFonts w:ascii="Consolas" w:hAnsi="Consolas" w:cs="Courier New"/>
+                <w:color w:val="333333"/>
+                <w:sz w:val="20"/>
+              </w:rPr>
+              <w:t xml:space="preserve">                  </w:t>
+            </w:r>
+            <w:r>
+              <w:rPr>
+                <w:rFonts w:ascii="Consolas" w:hAnsi="Consolas" w:cs="Courier New"/>
+                <w:color w:val="009999"/>
+                <w:sz w:val="20"/>
+              </w:rPr>
+              <w:t>3</w:t>
+            </w:r>
+            <w:r>
+              <w:rPr>
+                <w:rFonts w:ascii="Consolas" w:hAnsi="Consolas" w:cs="Courier New"/>
                 <w:b/>
                 <w:bCs/>
                 <w:color w:val="333333"/>
-                <w:sz w:val="28"/>
-                <w:szCs w:val="28"/>
-                <w:lang w:val="en-US"/>
-              </w:rPr>
-              <w:t>+</w:t>
-            </w:r>
-            <w:r>
-              <w:rPr>
-                <w:rFonts w:ascii="Consolas" w:hAnsi="Consolas"/>
-                <w:color w:val="333333"/>
-                <w:sz w:val="28"/>
-                <w:szCs w:val="28"/>
-                <w:lang w:val="en-US"/>
-              </w:rPr>
-              <w:t>A</w:t>
-            </w:r>
-            <w:r>
-              <w:rPr>
-                <w:rFonts w:ascii="Consolas" w:hAnsi="Consolas"/>
+                <w:sz w:val="20"/>
+              </w:rPr>
+              <w:t>|</w:t>
+            </w:r>
+            <w:r>
+              <w:rPr>
+                <w:rFonts w:ascii="Consolas" w:hAnsi="Consolas" w:cs="Courier New"/>
+                <w:color w:val="333333"/>
+                <w:sz w:val="20"/>
+              </w:rPr>
+              <w:t xml:space="preserve">               </w:t>
+            </w:r>
+            <w:r>
+              <w:rPr>
+                <w:rFonts w:ascii="Consolas" w:hAnsi="Consolas" w:cs="Courier New"/>
+                <w:color w:val="009999"/>
+                <w:sz w:val="20"/>
+              </w:rPr>
+              <w:t>969</w:t>
+            </w:r>
+            <w:r>
+              <w:rPr>
+                <w:rFonts w:ascii="Consolas" w:hAnsi="Consolas" w:cs="Courier New"/>
                 <w:b/>
                 <w:bCs/>
                 <w:color w:val="333333"/>
-                <w:sz w:val="28"/>
-                <w:szCs w:val="28"/>
-                <w:lang w:val="en-US"/>
-              </w:rPr>
-              <w:t>+</w:t>
-            </w:r>
-            <w:r>
-              <w:rPr>
-                <w:rFonts w:ascii="Consolas" w:hAnsi="Consolas"/>
-                <w:color w:val="333333"/>
-                <w:sz w:val="28"/>
-                <w:szCs w:val="28"/>
-                <w:lang w:val="en-US"/>
-              </w:rPr>
-              <w:t>A</w:t>
-            </w:r>
-            <w:r>
-              <w:rPr>
-                <w:rFonts w:ascii="Consolas" w:hAnsi="Consolas"/>
+                <w:sz w:val="20"/>
+              </w:rPr>
+              <w:t>|</w:t>
+            </w:r>
+            <w:r>
+              <w:rPr>
+                <w:rFonts w:ascii="Consolas" w:hAnsi="Consolas" w:cs="Courier New"/>
+                <w:color w:val="333333"/>
+                <w:sz w:val="20"/>
+              </w:rPr>
+              <w:t xml:space="preserve">          </w:t>
+            </w:r>
+            <w:r>
+              <w:rPr>
+                <w:rFonts w:ascii="Consolas" w:hAnsi="Consolas" w:cs="Courier New"/>
+                <w:color w:val="009999"/>
+                <w:sz w:val="20"/>
+              </w:rPr>
+              <w:t>8048</w:t>
+            </w:r>
+            <w:r>
+              <w:rPr>
+                <w:rFonts w:ascii="Consolas" w:hAnsi="Consolas" w:cs="Courier New"/>
                 <w:b/>
                 <w:bCs/>
                 <w:color w:val="333333"/>
-                <w:sz w:val="28"/>
-                <w:szCs w:val="28"/>
-                <w:lang w:val="en-US"/>
-              </w:rPr>
-              <w:t>+</w:t>
-            </w:r>
-            <w:r>
-              <w:rPr>
-                <w:rFonts w:ascii="Consolas" w:hAnsi="Consolas"/>
-                <w:color w:val="333333"/>
-                <w:sz w:val="28"/>
-                <w:szCs w:val="28"/>
-                <w:lang w:val="en-US"/>
-              </w:rPr>
-              <w:t>A</w:t>
-            </w:r>
-            <w:r>
-              <w:rPr>
-                <w:rFonts w:ascii="Consolas" w:hAnsi="Consolas"/>
+                <w:sz w:val="20"/>
+              </w:rPr>
+              <w:t>|</w:t>
+            </w:r>
+          </w:p>
+          <w:p>
+            <w:pPr>
+              <w:widowControl/>
+              <w:tabs>
+                <w:tab w:val="left" w:pos="916"/>
+                <w:tab w:val="left" w:pos="1832"/>
+                <w:tab w:val="left" w:pos="2748"/>
+                <w:tab w:val="left" w:pos="3664"/>
+                <w:tab w:val="left" w:pos="4580"/>
+                <w:tab w:val="left" w:pos="5496"/>
+                <w:tab w:val="left" w:pos="6412"/>
+                <w:tab w:val="left" w:pos="7328"/>
+                <w:tab w:val="left" w:pos="8244"/>
+                <w:tab w:val="left" w:pos="9160"/>
+                <w:tab w:val="left" w:pos="10076"/>
+                <w:tab w:val="left" w:pos="10992"/>
+                <w:tab w:val="left" w:pos="11908"/>
+                <w:tab w:val="left" w:pos="12824"/>
+                <w:tab w:val="left" w:pos="13740"/>
+                <w:tab w:val="left" w:pos="14656"/>
+              </w:tabs>
+              <w:suppressAutoHyphens w:val="0"/>
+              <w:autoSpaceDN/>
+              <w:spacing w:line="244" w:lineRule="atLeast"/>
+              <w:jc w:val="left"/>
+              <w:rPr>
+                <w:rFonts w:ascii="Consolas" w:hAnsi="Consolas" w:cs="Courier New"/>
+                <w:color w:val="333333"/>
+                <w:sz w:val="20"/>
+              </w:rPr>
+            </w:pPr>
+            <w:r>
+              <w:rPr>
+                <w:rFonts w:ascii="Consolas" w:hAnsi="Consolas" w:cs="Courier New"/>
                 <w:b/>
                 <w:bCs/>
                 <w:color w:val="333333"/>
-                <w:sz w:val="28"/>
-                <w:szCs w:val="28"/>
-                <w:lang w:val="en-US"/>
-              </w:rPr>
-              <w:t>+</w:t>
-            </w:r>
-            <w:r>
-              <w:rPr>
-                <w:rFonts w:ascii="Consolas" w:hAnsi="Consolas"/>
-                <w:color w:val="333333"/>
-                <w:sz w:val="28"/>
-                <w:szCs w:val="28"/>
-                <w:lang w:val="en-US"/>
-              </w:rPr>
-              <w:t>A</w:t>
-            </w:r>
-            <w:r>
-              <w:rPr>
-                <w:rFonts w:ascii="Consolas" w:hAnsi="Consolas"/>
+                <w:sz w:val="20"/>
+              </w:rPr>
+              <w:t>---------------------------------------------------------------------------</w:t>
+            </w:r>
+          </w:p>
+          <w:p>
+            <w:pPr>
+              <w:widowControl/>
+              <w:tabs>
+                <w:tab w:val="left" w:pos="916"/>
+                <w:tab w:val="left" w:pos="1832"/>
+                <w:tab w:val="left" w:pos="2748"/>
+                <w:tab w:val="left" w:pos="3664"/>
+                <w:tab w:val="left" w:pos="4580"/>
+                <w:tab w:val="left" w:pos="5496"/>
+                <w:tab w:val="left" w:pos="6412"/>
+                <w:tab w:val="left" w:pos="7328"/>
+                <w:tab w:val="left" w:pos="8244"/>
+                <w:tab w:val="left" w:pos="9160"/>
+                <w:tab w:val="left" w:pos="10076"/>
+                <w:tab w:val="left" w:pos="10992"/>
+                <w:tab w:val="left" w:pos="11908"/>
+                <w:tab w:val="left" w:pos="12824"/>
+                <w:tab w:val="left" w:pos="13740"/>
+                <w:tab w:val="left" w:pos="14656"/>
+              </w:tabs>
+              <w:suppressAutoHyphens w:val="0"/>
+              <w:autoSpaceDN/>
+              <w:spacing w:line="244" w:lineRule="atLeast"/>
+              <w:jc w:val="left"/>
+              <w:rPr>
+                <w:rFonts w:ascii="Consolas" w:hAnsi="Consolas" w:cs="Courier New"/>
+                <w:color w:val="333333"/>
+                <w:sz w:val="20"/>
+              </w:rPr>
+            </w:pPr>
+          </w:p>
+          <w:p>
+            <w:pPr>
+              <w:widowControl/>
+              <w:tabs>
+                <w:tab w:val="left" w:pos="916"/>
+                <w:tab w:val="left" w:pos="1832"/>
+                <w:tab w:val="left" w:pos="2748"/>
+                <w:tab w:val="left" w:pos="3664"/>
+                <w:tab w:val="left" w:pos="4580"/>
+                <w:tab w:val="left" w:pos="5496"/>
+                <w:tab w:val="left" w:pos="6412"/>
+                <w:tab w:val="left" w:pos="7328"/>
+                <w:tab w:val="left" w:pos="8244"/>
+                <w:tab w:val="left" w:pos="9160"/>
+                <w:tab w:val="left" w:pos="10076"/>
+                <w:tab w:val="left" w:pos="10992"/>
+                <w:tab w:val="left" w:pos="11908"/>
+                <w:tab w:val="left" w:pos="12824"/>
+                <w:tab w:val="left" w:pos="13740"/>
+                <w:tab w:val="left" w:pos="14656"/>
+              </w:tabs>
+              <w:suppressAutoHyphens w:val="0"/>
+              <w:autoSpaceDN/>
+              <w:spacing w:line="244" w:lineRule="atLeast"/>
+              <w:jc w:val="left"/>
+              <w:rPr>
+                <w:rFonts w:ascii="Consolas" w:hAnsi="Consolas" w:cs="Courier New"/>
+                <w:color w:val="333333"/>
+                <w:sz w:val="20"/>
+              </w:rPr>
+            </w:pPr>
+            <w:r>
+              <w:rPr>
+                <w:rFonts w:ascii="Consolas" w:hAnsi="Consolas" w:cs="Courier New"/>
+                <w:color w:val="333333"/>
+                <w:sz w:val="20"/>
+              </w:rPr>
+              <w:t xml:space="preserve">                                 </w:t>
+            </w:r>
+            <w:r>
+              <w:rPr>
+                <w:rFonts w:ascii="Consolas" w:hAnsi="Consolas" w:cs="Courier New"/>
+                <w:color w:val="A61717"/>
+                <w:sz w:val="20"/>
+                <w:shd w:val="clear" w:color="auto" w:fill="E3D2D2"/>
+              </w:rPr>
+              <w:t>ОЧЕРЕДЬ</w:t>
+            </w:r>
+            <w:r>
+              <w:rPr>
+                <w:rFonts w:ascii="Consolas" w:hAnsi="Consolas" w:cs="Courier New"/>
                 <w:b/>
                 <w:bCs/>
                 <w:color w:val="333333"/>
-                <w:sz w:val="28"/>
-                <w:szCs w:val="28"/>
-                <w:lang w:val="en-US"/>
-              </w:rPr>
-              <w:t>+</w:t>
-            </w:r>
-            <w:r>
-              <w:rPr>
-                <w:rFonts w:ascii="Consolas" w:hAnsi="Consolas"/>
-                <w:color w:val="333333"/>
-                <w:sz w:val="28"/>
-                <w:szCs w:val="28"/>
-                <w:lang w:val="en-US"/>
-              </w:rPr>
-              <w:t>A</w:t>
-            </w:r>
-            <w:r>
-              <w:rPr>
-                <w:rFonts w:ascii="Consolas" w:hAnsi="Consolas"/>
+                <w:sz w:val="20"/>
+              </w:rPr>
+              <w:t>-</w:t>
+            </w:r>
+            <w:r>
+              <w:rPr>
+                <w:rFonts w:ascii="Consolas" w:hAnsi="Consolas" w:cs="Courier New"/>
+                <w:color w:val="A61717"/>
+                <w:sz w:val="20"/>
+                <w:shd w:val="clear" w:color="auto" w:fill="E3D2D2"/>
+              </w:rPr>
+              <w:t>СПИСОК</w:t>
+            </w:r>
+          </w:p>
+          <w:p>
+            <w:pPr>
+              <w:widowControl/>
+              <w:tabs>
+                <w:tab w:val="left" w:pos="916"/>
+                <w:tab w:val="left" w:pos="1832"/>
+                <w:tab w:val="left" w:pos="2748"/>
+                <w:tab w:val="left" w:pos="3664"/>
+                <w:tab w:val="left" w:pos="4580"/>
+                <w:tab w:val="left" w:pos="5496"/>
+                <w:tab w:val="left" w:pos="6412"/>
+                <w:tab w:val="left" w:pos="7328"/>
+                <w:tab w:val="left" w:pos="8244"/>
+                <w:tab w:val="left" w:pos="9160"/>
+                <w:tab w:val="left" w:pos="10076"/>
+                <w:tab w:val="left" w:pos="10992"/>
+                <w:tab w:val="left" w:pos="11908"/>
+                <w:tab w:val="left" w:pos="12824"/>
+                <w:tab w:val="left" w:pos="13740"/>
+                <w:tab w:val="left" w:pos="14656"/>
+              </w:tabs>
+              <w:suppressAutoHyphens w:val="0"/>
+              <w:autoSpaceDN/>
+              <w:spacing w:line="244" w:lineRule="atLeast"/>
+              <w:jc w:val="left"/>
+              <w:rPr>
+                <w:rFonts w:ascii="Consolas" w:hAnsi="Consolas" w:cs="Courier New"/>
+                <w:color w:val="333333"/>
+                <w:sz w:val="20"/>
+              </w:rPr>
+            </w:pPr>
+            <w:r>
+              <w:rPr>
+                <w:rFonts w:ascii="Consolas" w:hAnsi="Consolas" w:cs="Courier New"/>
                 <w:b/>
                 <w:bCs/>
                 <w:color w:val="333333"/>
-                <w:sz w:val="28"/>
-                <w:szCs w:val="28"/>
-                <w:lang w:val="en-US"/>
-              </w:rPr>
-              <w:t>+</w:t>
-            </w:r>
-            <w:r>
-              <w:rPr>
-                <w:rFonts w:ascii="Consolas" w:hAnsi="Consolas"/>
-                <w:color w:val="333333"/>
-                <w:sz w:val="28"/>
-                <w:szCs w:val="28"/>
-                <w:lang w:val="en-US"/>
-              </w:rPr>
-              <w:t>A</w:t>
-            </w:r>
-            <w:r>
-              <w:rPr>
-                <w:rFonts w:ascii="Consolas" w:hAnsi="Consolas"/>
+                <w:sz w:val="20"/>
+              </w:rPr>
+              <w:t>---------------------------------------------------------------------------</w:t>
+            </w:r>
+          </w:p>
+          <w:p>
+            <w:pPr>
+              <w:widowControl/>
+              <w:tabs>
+                <w:tab w:val="left" w:pos="916"/>
+                <w:tab w:val="left" w:pos="1832"/>
+                <w:tab w:val="left" w:pos="2748"/>
+                <w:tab w:val="left" w:pos="3664"/>
+                <w:tab w:val="left" w:pos="4580"/>
+                <w:tab w:val="left" w:pos="5496"/>
+                <w:tab w:val="left" w:pos="6412"/>
+                <w:tab w:val="left" w:pos="7328"/>
+                <w:tab w:val="left" w:pos="8244"/>
+                <w:tab w:val="left" w:pos="9160"/>
+                <w:tab w:val="left" w:pos="10076"/>
+                <w:tab w:val="left" w:pos="10992"/>
+                <w:tab w:val="left" w:pos="11908"/>
+                <w:tab w:val="left" w:pos="12824"/>
+                <w:tab w:val="left" w:pos="13740"/>
+                <w:tab w:val="left" w:pos="14656"/>
+              </w:tabs>
+              <w:suppressAutoHyphens w:val="0"/>
+              <w:autoSpaceDN/>
+              <w:spacing w:line="244" w:lineRule="atLeast"/>
+              <w:jc w:val="left"/>
+              <w:rPr>
+                <w:rFonts w:ascii="Consolas" w:hAnsi="Consolas" w:cs="Courier New"/>
+                <w:color w:val="333333"/>
+                <w:sz w:val="20"/>
+              </w:rPr>
+            </w:pPr>
+            <w:r>
+              <w:rPr>
+                <w:rFonts w:ascii="Consolas" w:hAnsi="Consolas" w:cs="Courier New"/>
                 <w:b/>
                 <w:bCs/>
                 <w:color w:val="333333"/>
-                <w:sz w:val="28"/>
-                <w:szCs w:val="28"/>
-                <w:lang w:val="en-US"/>
-              </w:rPr>
-              <w:t>+</w:t>
-            </w:r>
-            <w:r>
-              <w:rPr>
-                <w:rFonts w:ascii="Consolas" w:hAnsi="Consolas"/>
-                <w:color w:val="333333"/>
-                <w:sz w:val="28"/>
-                <w:szCs w:val="28"/>
-                <w:lang w:val="en-US"/>
-              </w:rPr>
-              <w:t>A</w:t>
-            </w:r>
-            <w:r>
-              <w:rPr>
-                <w:rFonts w:ascii="Consolas" w:hAnsi="Consolas"/>
+                <w:sz w:val="20"/>
+              </w:rPr>
+              <w:t>|</w:t>
+            </w:r>
+            <w:r>
+              <w:rPr>
+                <w:rFonts w:ascii="Consolas" w:hAnsi="Consolas" w:cs="Courier New"/>
+                <w:color w:val="333333"/>
+                <w:sz w:val="20"/>
+              </w:rPr>
+              <w:t xml:space="preserve"> </w:t>
+            </w:r>
+            <w:r>
+              <w:rPr>
+                <w:rFonts w:ascii="Consolas" w:hAnsi="Consolas" w:cs="Courier New"/>
+                <w:color w:val="A61717"/>
+                <w:sz w:val="20"/>
+                <w:shd w:val="clear" w:color="auto" w:fill="E3D2D2"/>
+              </w:rPr>
+              <w:t>КОЛ</w:t>
+            </w:r>
+            <w:r>
+              <w:rPr>
+                <w:rFonts w:ascii="Consolas" w:hAnsi="Consolas" w:cs="Courier New"/>
                 <w:b/>
                 <w:bCs/>
                 <w:color w:val="333333"/>
-                <w:sz w:val="28"/>
-                <w:szCs w:val="28"/>
-                <w:lang w:val="en-US"/>
-              </w:rPr>
-              <w:t>+</w:t>
-            </w:r>
-            <w:r>
-              <w:rPr>
-                <w:rFonts w:ascii="Consolas" w:hAnsi="Consolas"/>
-                <w:color w:val="333333"/>
-                <w:sz w:val="28"/>
-                <w:szCs w:val="28"/>
-                <w:lang w:val="en-US"/>
-              </w:rPr>
-              <w:t>A</w:t>
-            </w:r>
-            <w:r>
-              <w:rPr>
-                <w:rFonts w:ascii="Consolas" w:hAnsi="Consolas"/>
+                <w:sz w:val="20"/>
+              </w:rPr>
+              <w:t>-</w:t>
+            </w:r>
+            <w:r>
+              <w:rPr>
+                <w:rFonts w:ascii="Consolas" w:hAnsi="Consolas" w:cs="Courier New"/>
+                <w:color w:val="A61717"/>
+                <w:sz w:val="20"/>
+                <w:shd w:val="clear" w:color="auto" w:fill="E3D2D2"/>
+              </w:rPr>
+              <w:t>ВО</w:t>
+            </w:r>
+            <w:r>
+              <w:rPr>
+                <w:rFonts w:ascii="Consolas" w:hAnsi="Consolas" w:cs="Courier New"/>
+                <w:color w:val="333333"/>
+                <w:sz w:val="20"/>
+              </w:rPr>
+              <w:t xml:space="preserve"> </w:t>
+            </w:r>
+            <w:r>
+              <w:rPr>
+                <w:rFonts w:ascii="Consolas" w:hAnsi="Consolas" w:cs="Courier New"/>
+                <w:color w:val="A61717"/>
+                <w:sz w:val="20"/>
+                <w:shd w:val="clear" w:color="auto" w:fill="E3D2D2"/>
+              </w:rPr>
+              <w:t>ВЫПОЛНЕНИЙ</w:t>
+            </w:r>
+            <w:r>
+              <w:rPr>
+                <w:rFonts w:ascii="Consolas" w:hAnsi="Consolas" w:cs="Courier New"/>
+                <w:color w:val="333333"/>
+                <w:sz w:val="20"/>
+              </w:rPr>
+              <w:t xml:space="preserve"> </w:t>
+            </w:r>
+            <w:proofErr w:type="gramStart"/>
+            <w:r>
+              <w:rPr>
+                <w:rFonts w:ascii="Consolas" w:hAnsi="Consolas" w:cs="Courier New"/>
                 <w:b/>
                 <w:bCs/>
                 <w:color w:val="333333"/>
-                <w:sz w:val="28"/>
-                <w:szCs w:val="28"/>
-                <w:lang w:val="en-US"/>
-              </w:rPr>
-              <w:t>+</w:t>
-            </w:r>
-            <w:r>
-              <w:rPr>
-                <w:rFonts w:ascii="Consolas" w:hAnsi="Consolas"/>
-                <w:color w:val="333333"/>
-                <w:sz w:val="28"/>
-                <w:szCs w:val="28"/>
-                <w:lang w:val="en-US"/>
-              </w:rPr>
-              <w:t>A</w:t>
-            </w:r>
-            <w:r>
-              <w:rPr>
-                <w:rFonts w:ascii="Consolas" w:hAnsi="Consolas"/>
+                <w:sz w:val="20"/>
+              </w:rPr>
+              <w:t>|</w:t>
+            </w:r>
+            <w:r>
+              <w:rPr>
+                <w:rFonts w:ascii="Consolas" w:hAnsi="Consolas" w:cs="Courier New"/>
+                <w:color w:val="333333"/>
+                <w:sz w:val="20"/>
+              </w:rPr>
+              <w:t xml:space="preserve">  PUSH</w:t>
+            </w:r>
+            <w:proofErr w:type="gramEnd"/>
+            <w:r>
+              <w:rPr>
+                <w:rFonts w:ascii="Consolas" w:hAnsi="Consolas" w:cs="Courier New"/>
+                <w:color w:val="333333"/>
+                <w:sz w:val="20"/>
+              </w:rPr>
+              <w:t>_TIME (</w:t>
+            </w:r>
+            <w:proofErr w:type="spellStart"/>
+            <w:r>
+              <w:rPr>
+                <w:rFonts w:ascii="Consolas" w:hAnsi="Consolas" w:cs="Courier New"/>
+                <w:color w:val="333333"/>
+                <w:sz w:val="20"/>
+              </w:rPr>
+              <w:t>mcs</w:t>
+            </w:r>
+            <w:proofErr w:type="spellEnd"/>
+            <w:r>
+              <w:rPr>
+                <w:rFonts w:ascii="Consolas" w:hAnsi="Consolas" w:cs="Courier New"/>
+                <w:color w:val="333333"/>
+                <w:sz w:val="20"/>
+              </w:rPr>
+              <w:t xml:space="preserve">)  </w:t>
+            </w:r>
+            <w:r>
+              <w:rPr>
+                <w:rFonts w:ascii="Consolas" w:hAnsi="Consolas" w:cs="Courier New"/>
                 <w:b/>
                 <w:bCs/>
                 <w:color w:val="333333"/>
-                <w:sz w:val="28"/>
-                <w:szCs w:val="28"/>
-                <w:lang w:val="en-US"/>
-              </w:rPr>
-              <w:t>+</w:t>
-            </w:r>
-            <w:r>
-              <w:rPr>
-                <w:rFonts w:ascii="Consolas" w:hAnsi="Consolas"/>
-                <w:color w:val="333333"/>
-                <w:sz w:val="28"/>
-                <w:szCs w:val="28"/>
-                <w:lang w:val="en-US"/>
-              </w:rPr>
-              <w:t>A</w:t>
-            </w:r>
-            <w:r>
-              <w:rPr>
-                <w:rFonts w:ascii="Consolas" w:hAnsi="Consolas"/>
+                <w:sz w:val="20"/>
+              </w:rPr>
+              <w:t>|</w:t>
+            </w:r>
+            <w:r>
+              <w:rPr>
+                <w:rFonts w:ascii="Consolas" w:hAnsi="Consolas" w:cs="Courier New"/>
+                <w:color w:val="333333"/>
+                <w:sz w:val="20"/>
+              </w:rPr>
+              <w:t xml:space="preserve">  POP_TIME (</w:t>
+            </w:r>
+            <w:proofErr w:type="spellStart"/>
+            <w:r>
+              <w:rPr>
+                <w:rFonts w:ascii="Consolas" w:hAnsi="Consolas" w:cs="Courier New"/>
+                <w:color w:val="333333"/>
+                <w:sz w:val="20"/>
+              </w:rPr>
+              <w:t>mcs</w:t>
+            </w:r>
+            <w:proofErr w:type="spellEnd"/>
+            <w:r>
+              <w:rPr>
+                <w:rFonts w:ascii="Consolas" w:hAnsi="Consolas" w:cs="Courier New"/>
+                <w:color w:val="333333"/>
+                <w:sz w:val="20"/>
+              </w:rPr>
+              <w:t xml:space="preserve">)  </w:t>
+            </w:r>
+            <w:r>
+              <w:rPr>
+                <w:rFonts w:ascii="Consolas" w:hAnsi="Consolas" w:cs="Courier New"/>
                 <w:b/>
                 <w:bCs/>
                 <w:color w:val="333333"/>
-                <w:sz w:val="28"/>
-                <w:szCs w:val="28"/>
-                <w:lang w:val="en-US"/>
-              </w:rPr>
-              <w:t>+</w:t>
-            </w:r>
-            <w:r>
-              <w:rPr>
-                <w:rFonts w:ascii="Consolas" w:hAnsi="Consolas"/>
-                <w:color w:val="333333"/>
-                <w:sz w:val="28"/>
-                <w:szCs w:val="28"/>
-                <w:lang w:val="en-US"/>
-              </w:rPr>
-              <w:t>A</w:t>
-            </w:r>
-            <w:r>
-              <w:rPr>
-                <w:rFonts w:ascii="Consolas" w:hAnsi="Consolas"/>
+                <w:sz w:val="20"/>
+              </w:rPr>
+              <w:t>|</w:t>
+            </w:r>
+            <w:r>
+              <w:rPr>
+                <w:rFonts w:ascii="Consolas" w:hAnsi="Consolas" w:cs="Courier New"/>
+                <w:color w:val="333333"/>
+                <w:sz w:val="20"/>
+              </w:rPr>
+              <w:t xml:space="preserve">  </w:t>
+            </w:r>
+            <w:r>
+              <w:rPr>
+                <w:rFonts w:ascii="Consolas" w:hAnsi="Consolas" w:cs="Courier New"/>
+                <w:color w:val="A61717"/>
+                <w:sz w:val="20"/>
+                <w:shd w:val="clear" w:color="auto" w:fill="E3D2D2"/>
+              </w:rPr>
+              <w:t>ПАМЯТЬ</w:t>
+            </w:r>
+            <w:r>
+              <w:rPr>
+                <w:rFonts w:ascii="Consolas" w:hAnsi="Consolas" w:cs="Courier New"/>
+                <w:color w:val="333333"/>
+                <w:sz w:val="20"/>
+              </w:rPr>
+              <w:t xml:space="preserve"> (b)  </w:t>
+            </w:r>
+            <w:r>
+              <w:rPr>
+                <w:rFonts w:ascii="Consolas" w:hAnsi="Consolas" w:cs="Courier New"/>
                 <w:b/>
                 <w:bCs/>
                 <w:color w:val="333333"/>
-                <w:sz w:val="28"/>
-                <w:szCs w:val="28"/>
-                <w:lang w:val="en-US"/>
-              </w:rPr>
-              <w:t>+</w:t>
-            </w:r>
-            <w:r>
-              <w:rPr>
-                <w:rFonts w:ascii="Consolas" w:hAnsi="Consolas"/>
-                <w:color w:val="333333"/>
-                <w:sz w:val="28"/>
-                <w:szCs w:val="28"/>
-                <w:lang w:val="en-US"/>
-              </w:rPr>
-              <w:t>A</w:t>
-            </w:r>
-            <w:r>
-              <w:rPr>
-                <w:rFonts w:ascii="Consolas" w:hAnsi="Consolas"/>
+                <w:sz w:val="20"/>
+              </w:rPr>
+              <w:t>|</w:t>
+            </w:r>
+          </w:p>
+          <w:p>
+            <w:pPr>
+              <w:widowControl/>
+              <w:tabs>
+                <w:tab w:val="left" w:pos="916"/>
+                <w:tab w:val="left" w:pos="1832"/>
+                <w:tab w:val="left" w:pos="2748"/>
+                <w:tab w:val="left" w:pos="3664"/>
+                <w:tab w:val="left" w:pos="4580"/>
+                <w:tab w:val="left" w:pos="5496"/>
+                <w:tab w:val="left" w:pos="6412"/>
+                <w:tab w:val="left" w:pos="7328"/>
+                <w:tab w:val="left" w:pos="8244"/>
+                <w:tab w:val="left" w:pos="9160"/>
+                <w:tab w:val="left" w:pos="10076"/>
+                <w:tab w:val="left" w:pos="10992"/>
+                <w:tab w:val="left" w:pos="11908"/>
+                <w:tab w:val="left" w:pos="12824"/>
+                <w:tab w:val="left" w:pos="13740"/>
+                <w:tab w:val="left" w:pos="14656"/>
+              </w:tabs>
+              <w:suppressAutoHyphens w:val="0"/>
+              <w:autoSpaceDN/>
+              <w:spacing w:line="244" w:lineRule="atLeast"/>
+              <w:jc w:val="left"/>
+              <w:rPr>
+                <w:rFonts w:ascii="Consolas" w:hAnsi="Consolas" w:cs="Courier New"/>
+                <w:color w:val="333333"/>
+                <w:sz w:val="20"/>
+              </w:rPr>
+            </w:pPr>
+            <w:r>
+              <w:rPr>
+                <w:rFonts w:ascii="Consolas" w:hAnsi="Consolas" w:cs="Courier New"/>
                 <w:b/>
                 <w:bCs/>
                 <w:color w:val="333333"/>
-                <w:sz w:val="28"/>
-                <w:szCs w:val="28"/>
-                <w:lang w:val="en-US"/>
-              </w:rPr>
-              <w:t>+</w:t>
-            </w:r>
-            <w:r>
-              <w:rPr>
-                <w:rFonts w:ascii="Consolas" w:hAnsi="Consolas"/>
-                <w:color w:val="333333"/>
-                <w:sz w:val="28"/>
-                <w:szCs w:val="28"/>
-                <w:lang w:val="en-US"/>
-              </w:rPr>
-              <w:t>A</w:t>
-            </w:r>
-            <w:r>
-              <w:rPr>
-                <w:rFonts w:ascii="Consolas" w:hAnsi="Consolas"/>
+                <w:sz w:val="20"/>
+              </w:rPr>
+              <w:t>---------------------------------------------------------------------------</w:t>
+            </w:r>
+          </w:p>
+          <w:p>
+            <w:pPr>
+              <w:widowControl/>
+              <w:tabs>
+                <w:tab w:val="left" w:pos="916"/>
+                <w:tab w:val="left" w:pos="1832"/>
+                <w:tab w:val="left" w:pos="2748"/>
+                <w:tab w:val="left" w:pos="3664"/>
+                <w:tab w:val="left" w:pos="4580"/>
+                <w:tab w:val="left" w:pos="5496"/>
+                <w:tab w:val="left" w:pos="6412"/>
+                <w:tab w:val="left" w:pos="7328"/>
+                <w:tab w:val="left" w:pos="8244"/>
+                <w:tab w:val="left" w:pos="9160"/>
+                <w:tab w:val="left" w:pos="10076"/>
+                <w:tab w:val="left" w:pos="10992"/>
+                <w:tab w:val="left" w:pos="11908"/>
+                <w:tab w:val="left" w:pos="12824"/>
+                <w:tab w:val="left" w:pos="13740"/>
+                <w:tab w:val="left" w:pos="14656"/>
+              </w:tabs>
+              <w:suppressAutoHyphens w:val="0"/>
+              <w:autoSpaceDN/>
+              <w:spacing w:line="244" w:lineRule="atLeast"/>
+              <w:jc w:val="left"/>
+              <w:rPr>
+                <w:rFonts w:ascii="Consolas" w:hAnsi="Consolas" w:cs="Courier New"/>
+                <w:color w:val="333333"/>
+                <w:sz w:val="20"/>
+              </w:rPr>
+            </w:pPr>
+            <w:r>
+              <w:rPr>
+                <w:rFonts w:ascii="Consolas" w:hAnsi="Consolas" w:cs="Courier New"/>
                 <w:b/>
                 <w:bCs/>
                 <w:color w:val="333333"/>
-                <w:sz w:val="28"/>
-                <w:szCs w:val="28"/>
-                <w:lang w:val="en-US"/>
-              </w:rPr>
-              <w:t>+</w:t>
-            </w:r>
-            <w:r>
-              <w:rPr>
-                <w:rFonts w:ascii="Consolas" w:hAnsi="Consolas"/>
-                <w:color w:val="333333"/>
-                <w:sz w:val="28"/>
-                <w:szCs w:val="28"/>
-                <w:lang w:val="en-US"/>
-              </w:rPr>
-              <w:t>A</w:t>
-            </w:r>
-            <w:r>
-              <w:rPr>
-                <w:rFonts w:ascii="Consolas" w:hAnsi="Consolas"/>
+                <w:sz w:val="20"/>
+              </w:rPr>
+              <w:t>|</w:t>
+            </w:r>
+            <w:r>
+              <w:rPr>
+                <w:rFonts w:ascii="Consolas" w:hAnsi="Consolas" w:cs="Courier New"/>
+                <w:color w:val="333333"/>
+                <w:sz w:val="20"/>
+              </w:rPr>
+              <w:t xml:space="preserve">                </w:t>
+            </w:r>
+            <w:r>
+              <w:rPr>
+                <w:rFonts w:ascii="Consolas" w:hAnsi="Consolas" w:cs="Courier New"/>
+                <w:color w:val="009999"/>
+                <w:sz w:val="20"/>
+              </w:rPr>
+              <w:t>100</w:t>
+            </w:r>
+            <w:r>
+              <w:rPr>
+                <w:rFonts w:ascii="Consolas" w:hAnsi="Consolas" w:cs="Courier New"/>
                 <w:b/>
                 <w:bCs/>
                 <w:color w:val="333333"/>
-                <w:sz w:val="28"/>
-                <w:szCs w:val="28"/>
-                <w:lang w:val="en-US"/>
-              </w:rPr>
-              <w:t>+</w:t>
-            </w:r>
-            <w:r>
-              <w:rPr>
-                <w:rFonts w:ascii="Consolas" w:hAnsi="Consolas"/>
-                <w:color w:val="333333"/>
-                <w:sz w:val="28"/>
-                <w:szCs w:val="28"/>
-                <w:lang w:val="en-US"/>
-              </w:rPr>
-              <w:t>A</w:t>
-            </w:r>
-            <w:r>
-              <w:rPr>
-                <w:rFonts w:ascii="Consolas" w:hAnsi="Consolas"/>
+                <w:sz w:val="20"/>
+              </w:rPr>
+              <w:t>|</w:t>
+            </w:r>
+            <w:r>
+              <w:rPr>
+                <w:rFonts w:ascii="Consolas" w:hAnsi="Consolas" w:cs="Courier New"/>
+                <w:color w:val="333333"/>
+                <w:sz w:val="20"/>
+              </w:rPr>
+              <w:t xml:space="preserve">                 </w:t>
+            </w:r>
+            <w:r>
+              <w:rPr>
+                <w:rFonts w:ascii="Consolas" w:hAnsi="Consolas" w:cs="Courier New"/>
+                <w:color w:val="009999"/>
+                <w:sz w:val="20"/>
+              </w:rPr>
+              <w:t>14</w:t>
+            </w:r>
+            <w:r>
+              <w:rPr>
+                <w:rFonts w:ascii="Consolas" w:hAnsi="Consolas" w:cs="Courier New"/>
                 <w:b/>
                 <w:bCs/>
                 <w:color w:val="333333"/>
-                <w:sz w:val="28"/>
-                <w:szCs w:val="28"/>
-                <w:lang w:val="en-US"/>
-              </w:rPr>
-              <w:t>+</w:t>
-            </w:r>
-            <w:r>
-              <w:rPr>
-                <w:rFonts w:ascii="Consolas" w:hAnsi="Consolas"/>
-                <w:color w:val="333333"/>
-                <w:sz w:val="28"/>
-                <w:szCs w:val="28"/>
-                <w:lang w:val="en-US"/>
-              </w:rPr>
-              <w:t>A</w:t>
-            </w:r>
-            <w:r>
-              <w:rPr>
-                <w:rFonts w:ascii="Consolas" w:hAnsi="Consolas"/>
+                <w:sz w:val="20"/>
+              </w:rPr>
+              <w:t>|</w:t>
+            </w:r>
+            <w:r>
+              <w:rPr>
+                <w:rFonts w:ascii="Consolas" w:hAnsi="Consolas" w:cs="Courier New"/>
+                <w:color w:val="333333"/>
+                <w:sz w:val="20"/>
+              </w:rPr>
+              <w:t xml:space="preserve">                 </w:t>
+            </w:r>
+            <w:r>
+              <w:rPr>
+                <w:rFonts w:ascii="Consolas" w:hAnsi="Consolas" w:cs="Courier New"/>
+                <w:color w:val="009999"/>
+                <w:sz w:val="20"/>
+              </w:rPr>
+              <w:t>1</w:t>
+            </w:r>
+            <w:r>
+              <w:rPr>
+                <w:rFonts w:ascii="Consolas" w:hAnsi="Consolas" w:cs="Courier New"/>
                 <w:b/>
                 <w:bCs/>
                 <w:color w:val="333333"/>
-                <w:sz w:val="28"/>
-                <w:szCs w:val="28"/>
-                <w:lang w:val="en-US"/>
-              </w:rPr>
-              <w:t>+</w:t>
-            </w:r>
-            <w:r>
-              <w:rPr>
-                <w:rFonts w:ascii="Consolas" w:hAnsi="Consolas"/>
-                <w:color w:val="333333"/>
-                <w:sz w:val="28"/>
-                <w:szCs w:val="28"/>
-                <w:lang w:val="en-US"/>
-              </w:rPr>
-              <w:t>A</w:t>
+                <w:sz w:val="20"/>
+              </w:rPr>
+              <w:t>|</w:t>
+            </w:r>
+            <w:r>
+              <w:rPr>
+                <w:rFonts w:ascii="Consolas" w:hAnsi="Consolas" w:cs="Courier New"/>
+                <w:color w:val="333333"/>
+                <w:sz w:val="20"/>
+              </w:rPr>
+              <w:t xml:space="preserve">          </w:t>
+            </w:r>
+            <w:r>
+              <w:rPr>
+                <w:rFonts w:ascii="Consolas" w:hAnsi="Consolas" w:cs="Courier New"/>
+                <w:color w:val="009999"/>
+                <w:sz w:val="20"/>
+              </w:rPr>
+              <w:t>1600</w:t>
+            </w:r>
+            <w:r>
+              <w:rPr>
+                <w:rFonts w:ascii="Consolas" w:hAnsi="Consolas" w:cs="Courier New"/>
+                <w:b/>
+                <w:bCs/>
+                <w:color w:val="333333"/>
+                <w:sz w:val="20"/>
+              </w:rPr>
+              <w:t>|</w:t>
             </w:r>
           </w:p>
-        </w:tc>
-        <w:tc>
-          <w:tcPr>
-            <w:tcW w:w="1000" w:type="pct"/>
-          </w:tcPr>
           <w:p>
-            <w:r>
-              <w:t>776</w:t>
+            <w:pPr>
+              <w:widowControl/>
+              <w:tabs>
+                <w:tab w:val="left" w:pos="916"/>
+                <w:tab w:val="left" w:pos="1832"/>
+                <w:tab w:val="left" w:pos="2748"/>
+                <w:tab w:val="left" w:pos="3664"/>
+                <w:tab w:val="left" w:pos="4580"/>
+                <w:tab w:val="left" w:pos="5496"/>
+                <w:tab w:val="left" w:pos="6412"/>
+                <w:tab w:val="left" w:pos="7328"/>
+                <w:tab w:val="left" w:pos="8244"/>
+                <w:tab w:val="left" w:pos="9160"/>
+                <w:tab w:val="left" w:pos="10076"/>
+                <w:tab w:val="left" w:pos="10992"/>
+                <w:tab w:val="left" w:pos="11908"/>
+                <w:tab w:val="left" w:pos="12824"/>
+                <w:tab w:val="left" w:pos="13740"/>
+                <w:tab w:val="left" w:pos="14656"/>
+              </w:tabs>
+              <w:suppressAutoHyphens w:val="0"/>
+              <w:autoSpaceDN/>
+              <w:spacing w:line="244" w:lineRule="atLeast"/>
+              <w:jc w:val="left"/>
+              <w:rPr>
+                <w:rFonts w:ascii="Consolas" w:hAnsi="Consolas" w:cs="Courier New"/>
+                <w:color w:val="333333"/>
+                <w:sz w:val="20"/>
+              </w:rPr>
+            </w:pPr>
+            <w:r>
+              <w:rPr>
+                <w:rFonts w:ascii="Consolas" w:hAnsi="Consolas" w:cs="Courier New"/>
+                <w:b/>
+                <w:bCs/>
+                <w:color w:val="333333"/>
+                <w:sz w:val="20"/>
+              </w:rPr>
+              <w:t>|</w:t>
+            </w:r>
+            <w:r>
+              <w:rPr>
+                <w:rFonts w:ascii="Consolas" w:hAnsi="Consolas" w:cs="Courier New"/>
+                <w:color w:val="333333"/>
+                <w:sz w:val="20"/>
+              </w:rPr>
+              <w:t xml:space="preserve">                </w:t>
+            </w:r>
+            <w:r>
+              <w:rPr>
+                <w:rFonts w:ascii="Consolas" w:hAnsi="Consolas" w:cs="Courier New"/>
+                <w:color w:val="009999"/>
+                <w:sz w:val="20"/>
+              </w:rPr>
+              <w:t>250</w:t>
+            </w:r>
+            <w:r>
+              <w:rPr>
+                <w:rFonts w:ascii="Consolas" w:hAnsi="Consolas" w:cs="Courier New"/>
+                <w:b/>
+                <w:bCs/>
+                <w:color w:val="333333"/>
+                <w:sz w:val="20"/>
+              </w:rPr>
+              <w:t>|</w:t>
+            </w:r>
+            <w:r>
+              <w:rPr>
+                <w:rFonts w:ascii="Consolas" w:hAnsi="Consolas" w:cs="Courier New"/>
+                <w:color w:val="333333"/>
+                <w:sz w:val="20"/>
+              </w:rPr>
+              <w:t xml:space="preserve">                 </w:t>
+            </w:r>
+            <w:r>
+              <w:rPr>
+                <w:rFonts w:ascii="Consolas" w:hAnsi="Consolas" w:cs="Courier New"/>
+                <w:color w:val="009999"/>
+                <w:sz w:val="20"/>
+              </w:rPr>
+              <w:t>89</w:t>
+            </w:r>
+            <w:r>
+              <w:rPr>
+                <w:rFonts w:ascii="Consolas" w:hAnsi="Consolas" w:cs="Courier New"/>
+                <w:b/>
+                <w:bCs/>
+                <w:color w:val="333333"/>
+                <w:sz w:val="20"/>
+              </w:rPr>
+              <w:t>|</w:t>
+            </w:r>
+            <w:r>
+              <w:rPr>
+                <w:rFonts w:ascii="Consolas" w:hAnsi="Consolas" w:cs="Courier New"/>
+                <w:color w:val="333333"/>
+                <w:sz w:val="20"/>
+              </w:rPr>
+              <w:t xml:space="preserve">                 </w:t>
+            </w:r>
+            <w:r>
+              <w:rPr>
+                <w:rFonts w:ascii="Consolas" w:hAnsi="Consolas" w:cs="Courier New"/>
+                <w:color w:val="009999"/>
+                <w:sz w:val="20"/>
+              </w:rPr>
+              <w:t>3</w:t>
+            </w:r>
+            <w:r>
+              <w:rPr>
+                <w:rFonts w:ascii="Consolas" w:hAnsi="Consolas" w:cs="Courier New"/>
+                <w:b/>
+                <w:bCs/>
+                <w:color w:val="333333"/>
+                <w:sz w:val="20"/>
+              </w:rPr>
+              <w:t>|</w:t>
+            </w:r>
+            <w:r>
+              <w:rPr>
+                <w:rFonts w:ascii="Consolas" w:hAnsi="Consolas" w:cs="Courier New"/>
+                <w:color w:val="333333"/>
+                <w:sz w:val="20"/>
+              </w:rPr>
+              <w:t xml:space="preserve">          </w:t>
+            </w:r>
+            <w:r>
+              <w:rPr>
+                <w:rFonts w:ascii="Consolas" w:hAnsi="Consolas" w:cs="Courier New"/>
+                <w:color w:val="009999"/>
+                <w:sz w:val="20"/>
+              </w:rPr>
+              <w:t>4000</w:t>
+            </w:r>
+            <w:r>
+              <w:rPr>
+                <w:rFonts w:ascii="Consolas" w:hAnsi="Consolas" w:cs="Courier New"/>
+                <w:b/>
+                <w:bCs/>
+                <w:color w:val="333333"/>
+                <w:sz w:val="20"/>
+              </w:rPr>
+              <w:t>|</w:t>
             </w:r>
           </w:p>
-        </w:tc>
-        <w:tc>
-          <w:tcPr>
-            <w:tcW w:w="1000" w:type="pct"/>
-          </w:tcPr>
           <w:p>
-            <w:r>
-              <w:t>950</w:t>
+            <w:pPr>
+              <w:widowControl/>
+              <w:tabs>
+                <w:tab w:val="left" w:pos="916"/>
+                <w:tab w:val="left" w:pos="1832"/>
+                <w:tab w:val="left" w:pos="2748"/>
+                <w:tab w:val="left" w:pos="3664"/>
+                <w:tab w:val="left" w:pos="4580"/>
+                <w:tab w:val="left" w:pos="5496"/>
+                <w:tab w:val="left" w:pos="6412"/>
+                <w:tab w:val="left" w:pos="7328"/>
+                <w:tab w:val="left" w:pos="8244"/>
+                <w:tab w:val="left" w:pos="9160"/>
+                <w:tab w:val="left" w:pos="10076"/>
+                <w:tab w:val="left" w:pos="10992"/>
+                <w:tab w:val="left" w:pos="11908"/>
+                <w:tab w:val="left" w:pos="12824"/>
+                <w:tab w:val="left" w:pos="13740"/>
+                <w:tab w:val="left" w:pos="14656"/>
+              </w:tabs>
+              <w:suppressAutoHyphens w:val="0"/>
+              <w:autoSpaceDN/>
+              <w:spacing w:line="244" w:lineRule="atLeast"/>
+              <w:jc w:val="left"/>
+              <w:rPr>
+                <w:rFonts w:ascii="Consolas" w:hAnsi="Consolas" w:cs="Courier New"/>
+                <w:color w:val="333333"/>
+                <w:sz w:val="20"/>
+              </w:rPr>
+            </w:pPr>
+            <w:r>
+              <w:rPr>
+                <w:rFonts w:ascii="Consolas" w:hAnsi="Consolas" w:cs="Courier New"/>
+                <w:b/>
+                <w:bCs/>
+                <w:color w:val="333333"/>
+                <w:sz w:val="20"/>
+              </w:rPr>
+              <w:t>|</w:t>
+            </w:r>
+            <w:r>
+              <w:rPr>
+                <w:rFonts w:ascii="Consolas" w:hAnsi="Consolas" w:cs="Courier New"/>
+                <w:color w:val="333333"/>
+                <w:sz w:val="20"/>
+              </w:rPr>
+              <w:t xml:space="preserve">                </w:t>
+            </w:r>
+            <w:r>
+              <w:rPr>
+                <w:rFonts w:ascii="Consolas" w:hAnsi="Consolas" w:cs="Courier New"/>
+                <w:color w:val="009999"/>
+                <w:sz w:val="20"/>
+              </w:rPr>
+              <w:t>500</w:t>
+            </w:r>
+            <w:r>
+              <w:rPr>
+                <w:rFonts w:ascii="Consolas" w:hAnsi="Consolas" w:cs="Courier New"/>
+                <w:b/>
+                <w:bCs/>
+                <w:color w:val="333333"/>
+                <w:sz w:val="20"/>
+              </w:rPr>
+              <w:t>|</w:t>
+            </w:r>
+            <w:r>
+              <w:rPr>
+                <w:rFonts w:ascii="Consolas" w:hAnsi="Consolas" w:cs="Courier New"/>
+                <w:color w:val="333333"/>
+                <w:sz w:val="20"/>
+              </w:rPr>
+              <w:t xml:space="preserve">                </w:t>
+            </w:r>
+            <w:r>
+              <w:rPr>
+                <w:rFonts w:ascii="Consolas" w:hAnsi="Consolas" w:cs="Courier New"/>
+                <w:color w:val="009999"/>
+                <w:sz w:val="20"/>
+              </w:rPr>
+              <w:t>394</w:t>
+            </w:r>
+            <w:r>
+              <w:rPr>
+                <w:rFonts w:ascii="Consolas" w:hAnsi="Consolas" w:cs="Courier New"/>
+                <w:b/>
+                <w:bCs/>
+                <w:color w:val="333333"/>
+                <w:sz w:val="20"/>
+              </w:rPr>
+              <w:t>|</w:t>
+            </w:r>
+            <w:r>
+              <w:rPr>
+                <w:rFonts w:ascii="Consolas" w:hAnsi="Consolas" w:cs="Courier New"/>
+                <w:color w:val="333333"/>
+                <w:sz w:val="20"/>
+              </w:rPr>
+              <w:t xml:space="preserve">                 </w:t>
+            </w:r>
+            <w:r>
+              <w:rPr>
+                <w:rFonts w:ascii="Consolas" w:hAnsi="Consolas" w:cs="Courier New"/>
+                <w:color w:val="009999"/>
+                <w:sz w:val="20"/>
+              </w:rPr>
+              <w:t>6</w:t>
+            </w:r>
+            <w:r>
+              <w:rPr>
+                <w:rFonts w:ascii="Consolas" w:hAnsi="Consolas" w:cs="Courier New"/>
+                <w:b/>
+                <w:bCs/>
+                <w:color w:val="333333"/>
+                <w:sz w:val="20"/>
+              </w:rPr>
+              <w:t>|</w:t>
+            </w:r>
+            <w:r>
+              <w:rPr>
+                <w:rFonts w:ascii="Consolas" w:hAnsi="Consolas" w:cs="Courier New"/>
+                <w:color w:val="333333"/>
+                <w:sz w:val="20"/>
+              </w:rPr>
+              <w:t xml:space="preserve">          </w:t>
+            </w:r>
+            <w:r>
+              <w:rPr>
+                <w:rFonts w:ascii="Consolas" w:hAnsi="Consolas" w:cs="Courier New"/>
+                <w:color w:val="009999"/>
+                <w:sz w:val="20"/>
+              </w:rPr>
+              <w:t>8000</w:t>
+            </w:r>
+            <w:r>
+              <w:rPr>
+                <w:rFonts w:ascii="Consolas" w:hAnsi="Consolas" w:cs="Courier New"/>
+                <w:b/>
+                <w:bCs/>
+                <w:color w:val="333333"/>
+                <w:sz w:val="20"/>
+              </w:rPr>
+              <w:t>|</w:t>
             </w:r>
           </w:p>
-        </w:tc>
-        <w:tc>
-          <w:tcPr>
-            <w:tcW w:w="1000" w:type="pct"/>
-          </w:tcPr>
           <w:p>
-            <w:r>
-              <w:t>44</w:t>
+            <w:pPr>
+              <w:widowControl/>
+              <w:tabs>
+                <w:tab w:val="left" w:pos="916"/>
+                <w:tab w:val="left" w:pos="1832"/>
+                <w:tab w:val="left" w:pos="2748"/>
+                <w:tab w:val="left" w:pos="3664"/>
+                <w:tab w:val="left" w:pos="4580"/>
+                <w:tab w:val="left" w:pos="5496"/>
+                <w:tab w:val="left" w:pos="6412"/>
+                <w:tab w:val="left" w:pos="7328"/>
+                <w:tab w:val="left" w:pos="8244"/>
+                <w:tab w:val="left" w:pos="9160"/>
+                <w:tab w:val="left" w:pos="10076"/>
+                <w:tab w:val="left" w:pos="10992"/>
+                <w:tab w:val="left" w:pos="11908"/>
+                <w:tab w:val="left" w:pos="12824"/>
+                <w:tab w:val="left" w:pos="13740"/>
+                <w:tab w:val="left" w:pos="14656"/>
+              </w:tabs>
+              <w:suppressAutoHyphens w:val="0"/>
+              <w:autoSpaceDN/>
+              <w:spacing w:line="244" w:lineRule="atLeast"/>
+              <w:jc w:val="left"/>
+              <w:rPr>
+                <w:rFonts w:ascii="Consolas" w:hAnsi="Consolas" w:cs="Courier New"/>
+                <w:color w:val="333333"/>
+                <w:sz w:val="20"/>
+              </w:rPr>
+            </w:pPr>
+            <w:r>
+              <w:rPr>
+                <w:rFonts w:ascii="Consolas" w:hAnsi="Consolas" w:cs="Courier New"/>
+                <w:b/>
+                <w:bCs/>
+                <w:color w:val="333333"/>
+                <w:sz w:val="20"/>
+              </w:rPr>
+              <w:t>|</w:t>
+            </w:r>
+            <w:r>
+              <w:rPr>
+                <w:rFonts w:ascii="Consolas" w:hAnsi="Consolas" w:cs="Courier New"/>
+                <w:color w:val="333333"/>
+                <w:sz w:val="20"/>
+              </w:rPr>
+              <w:t xml:space="preserve">               </w:t>
+            </w:r>
+            <w:r>
+              <w:rPr>
+                <w:rFonts w:ascii="Consolas" w:hAnsi="Consolas" w:cs="Courier New"/>
+                <w:color w:val="009999"/>
+                <w:sz w:val="20"/>
+              </w:rPr>
+              <w:t>1000</w:t>
+            </w:r>
+            <w:r>
+              <w:rPr>
+                <w:rFonts w:ascii="Consolas" w:hAnsi="Consolas" w:cs="Courier New"/>
+                <w:b/>
+                <w:bCs/>
+                <w:color w:val="333333"/>
+                <w:sz w:val="20"/>
+              </w:rPr>
+              <w:t>|</w:t>
+            </w:r>
+            <w:r>
+              <w:rPr>
+                <w:rFonts w:ascii="Consolas" w:hAnsi="Consolas" w:cs="Courier New"/>
+                <w:color w:val="333333"/>
+                <w:sz w:val="20"/>
+              </w:rPr>
+              <w:t xml:space="preserve">               </w:t>
+            </w:r>
+            <w:r>
+              <w:rPr>
+                <w:rFonts w:ascii="Consolas" w:hAnsi="Consolas" w:cs="Courier New"/>
+                <w:color w:val="009999"/>
+                <w:sz w:val="20"/>
+              </w:rPr>
+              <w:t>1285</w:t>
+            </w:r>
+            <w:r>
+              <w:rPr>
+                <w:rFonts w:ascii="Consolas" w:hAnsi="Consolas" w:cs="Courier New"/>
+                <w:b/>
+                <w:bCs/>
+                <w:color w:val="333333"/>
+                <w:sz w:val="20"/>
+              </w:rPr>
+              <w:t>|</w:t>
+            </w:r>
+            <w:r>
+              <w:rPr>
+                <w:rFonts w:ascii="Consolas" w:hAnsi="Consolas" w:cs="Courier New"/>
+                <w:color w:val="333333"/>
+                <w:sz w:val="20"/>
+              </w:rPr>
+              <w:t xml:space="preserve">                </w:t>
+            </w:r>
+            <w:r>
+              <w:rPr>
+                <w:rFonts w:ascii="Consolas" w:hAnsi="Consolas" w:cs="Courier New"/>
+                <w:color w:val="009999"/>
+                <w:sz w:val="20"/>
+              </w:rPr>
+              <w:t>11</w:t>
+            </w:r>
+            <w:r>
+              <w:rPr>
+                <w:rFonts w:ascii="Consolas" w:hAnsi="Consolas" w:cs="Courier New"/>
+                <w:b/>
+                <w:bCs/>
+                <w:color w:val="333333"/>
+                <w:sz w:val="20"/>
+              </w:rPr>
+              <w:t>|</w:t>
+            </w:r>
+            <w:r>
+              <w:rPr>
+                <w:rFonts w:ascii="Consolas" w:hAnsi="Consolas" w:cs="Courier New"/>
+                <w:color w:val="333333"/>
+                <w:sz w:val="20"/>
+              </w:rPr>
+              <w:t xml:space="preserve">         </w:t>
+            </w:r>
+            <w:r>
+              <w:rPr>
+                <w:rFonts w:ascii="Consolas" w:hAnsi="Consolas" w:cs="Courier New"/>
+                <w:color w:val="009999"/>
+                <w:sz w:val="20"/>
+              </w:rPr>
+              <w:t>16000</w:t>
+            </w:r>
+            <w:r>
+              <w:rPr>
+                <w:rFonts w:ascii="Consolas" w:hAnsi="Consolas" w:cs="Courier New"/>
+                <w:b/>
+                <w:bCs/>
+                <w:color w:val="333333"/>
+                <w:sz w:val="20"/>
+              </w:rPr>
+              <w:t>|</w:t>
             </w:r>
           </w:p>
-        </w:tc>
-        <w:tc>
-          <w:tcPr>
-            <w:tcW w:w="1000" w:type="pct"/>
-          </w:tcPr>
           <w:p>
-            <w:r>
-              <w:t>400</w:t>
+            <w:pPr>
+              <w:widowControl/>
+              <w:tabs>
+                <w:tab w:val="left" w:pos="916"/>
+                <w:tab w:val="left" w:pos="1832"/>
+                <w:tab w:val="left" w:pos="2748"/>
+                <w:tab w:val="left" w:pos="3664"/>
+                <w:tab w:val="left" w:pos="4580"/>
+                <w:tab w:val="left" w:pos="5496"/>
+                <w:tab w:val="left" w:pos="6412"/>
+                <w:tab w:val="left" w:pos="7328"/>
+                <w:tab w:val="left" w:pos="8244"/>
+                <w:tab w:val="left" w:pos="9160"/>
+                <w:tab w:val="left" w:pos="10076"/>
+                <w:tab w:val="left" w:pos="10992"/>
+                <w:tab w:val="left" w:pos="11908"/>
+                <w:tab w:val="left" w:pos="12824"/>
+                <w:tab w:val="left" w:pos="13740"/>
+                <w:tab w:val="left" w:pos="14656"/>
+              </w:tabs>
+              <w:suppressAutoHyphens w:val="0"/>
+              <w:autoSpaceDN/>
+              <w:spacing w:line="244" w:lineRule="atLeast"/>
+              <w:jc w:val="left"/>
+              <w:rPr>
+                <w:rFonts w:ascii="Courier New" w:hAnsi="Courier New" w:cs="Courier New"/>
+                <w:color w:val="333333"/>
+                <w:sz w:val="20"/>
+              </w:rPr>
+            </w:pPr>
+            <w:r>
+              <w:rPr>
+                <w:rFonts w:ascii="Consolas" w:hAnsi="Consolas" w:cs="Courier New"/>
+                <w:b/>
+                <w:bCs/>
+                <w:color w:val="333333"/>
+                <w:sz w:val="20"/>
+              </w:rPr>
+              <w:t>---------------------------------------------------------------------------</w:t>
             </w:r>
           </w:p>
         </w:tc>
       </w:tr>
     </w:tbl>
+    <w:p/>
     <w:p>
       <w:pPr>
         <w:pStyle w:val="1"/>
@@ -6072,7 +7006,7 @@
           <w:szCs w:val="28"/>
         </w:rPr>
       </w:pPr>
-      <w:bookmarkStart w:id="17" w:name="_Toc118646313"/>
+      <w:bookmarkStart w:id="17" w:name="_Toc119955868"/>
       <w:r>
         <w:rPr>
           <w:rFonts w:ascii="Times New Roman" w:hAnsi="Times New Roman"/>
@@ -6097,7 +7031,10 @@
         <w:t xml:space="preserve"> алгоритмы работы </w:t>
       </w:r>
       <w:r>
-        <w:t>со стеками</w:t>
+        <w:t>с</w:t>
+      </w:r>
+      <w:r>
+        <w:t xml:space="preserve"> очередями</w:t>
       </w:r>
       <w:r>
         <w:t>, а также проведены замерные эксперименты, по результатам которых можно</w:t>
@@ -6109,55 +7046,54 @@
         <w:t>, что</w:t>
       </w:r>
       <w:r>
-        <w:t xml:space="preserve"> преобразование строки-выражения в постфиксную форму выполняется быстрее примерно в 2-3 раза</w:t>
-      </w:r>
-      <w:r>
-        <w:t xml:space="preserve"> при помощи стека-массива</w:t>
-      </w:r>
-      <w:r>
-        <w:t xml:space="preserve">, однако </w:t>
-      </w:r>
-      <w:r>
-        <w:t>при небольших введенных выражениях</w:t>
-      </w:r>
-      <w:r>
-        <w:t xml:space="preserve"> (например, «</w:t>
-      </w:r>
-      <w:r>
-        <w:rPr>
-          <w:lang w:val="en-US"/>
-        </w:rPr>
-        <w:t>A</w:t>
-      </w:r>
-      <w:r>
-        <w:t>+</w:t>
-      </w:r>
-      <w:r>
-        <w:rPr>
-          <w:lang w:val="en-US"/>
-        </w:rPr>
-        <w:t>B</w:t>
-      </w:r>
-      <w:r>
-        <w:t>»</w:t>
-      </w:r>
-      <w:r>
-        <w:t>) стеку в виде списка необходимо меньше памяти</w:t>
-      </w:r>
-      <w:r>
-        <w:t>, что позволяет</w:t>
-      </w:r>
-      <w:r>
-        <w:t xml:space="preserve"> </w:t>
-      </w:r>
-      <w:r>
-        <w:t xml:space="preserve">программисту </w:t>
-      </w:r>
-      <w:r>
-        <w:t>выбрать такой вариант обработки, если существует необходимость сэкономить на тратах памяти</w:t>
+        <w:t xml:space="preserve"> добавление элемента в массив-очередь происходит значительно быстрее, чем в очередь-список, так как</w:t>
+      </w:r>
+      <w:r>
+        <w:t xml:space="preserve"> для выполнения данной операции необходимо дойти до конца списка</w:t>
+      </w:r>
+      <w:r>
+        <w:t>, что увеличивает сложность</w:t>
       </w:r>
       <w:r>
         <w:t>.</w:t>
+      </w:r>
+      <w:r>
+        <w:t xml:space="preserve"> Однако операция удаления элемента из очереди напротив выполняется дольше в очереди-массиве из-за сдвига всех элементов в цикле. </w:t>
+      </w:r>
+    </w:p>
+    <w:p>
+      <w:pPr>
+        <w:ind w:firstLine="708"/>
+      </w:pPr>
+      <w:r>
+        <w:t xml:space="preserve">Заметим, что занимаемая очередью-массивом память больше при небольшом количестве элементов, </w:t>
+      </w:r>
+      <w:r>
+        <w:t>однак</w:t>
+      </w:r>
+      <w:r>
+        <w:t>о при большей размерности</w:t>
+      </w:r>
+      <w:r>
+        <w:t xml:space="preserve"> память очереди-списка начинает значительно</w:t>
+      </w:r>
+      <w:r>
+        <w:t xml:space="preserve"> возрастать</w:t>
+      </w:r>
+      <w:r>
+        <w:t xml:space="preserve"> и превышать </w:t>
+      </w:r>
+      <w:r>
+        <w:lastRenderedPageBreak/>
+        <w:t>фиксированную память массива.</w:t>
+      </w:r>
+    </w:p>
+    <w:p>
+      <w:pPr>
+        <w:ind w:firstLine="708"/>
+      </w:pPr>
+      <w:r>
+        <w:t>Таким образом, можно сделать вывод, что при данной реализации очередей программисту самому необходимо</w:t>
       </w:r>
     </w:p>
     <w:p>
@@ -6170,14 +7106,13 @@
           <w:szCs w:val="28"/>
         </w:rPr>
       </w:pPr>
-      <w:bookmarkStart w:id="18" w:name="_Toc118646314"/>
+      <w:bookmarkStart w:id="18" w:name="_Toc119955869"/>
       <w:r>
         <w:rPr>
           <w:rFonts w:ascii="Times New Roman" w:hAnsi="Times New Roman"/>
           <w:sz w:val="28"/>
           <w:szCs w:val="28"/>
         </w:rPr>
-        <w:lastRenderedPageBreak/>
         <w:t>Ответ</w:t>
       </w:r>
       <w:r>
@@ -6213,9 +7148,53 @@
           <w:ilvl w:val="0"/>
           <w:numId w:val="17"/>
         </w:numPr>
-      </w:pPr>
-      <w:r>
-        <w:t>Стек – это последовательный список с переменной длиной, в котором включение и исключение элементов происходит только с одной стороны – с его вершины. Стек функционирует по принципу: LIFO - последним пришел – первым ушел</w:t>
+        <w:rPr>
+          <w:lang w:val="en-US"/>
+        </w:rPr>
+      </w:pPr>
+      <w:r>
+        <w:rPr>
+          <w:lang w:val="en-US"/>
+        </w:rPr>
+        <w:t>FIFO – «First</w:t>
+      </w:r>
+      <w:r>
+        <w:rPr>
+          <w:lang w:val="en-US"/>
+        </w:rPr>
+        <w:t xml:space="preserve"> </w:t>
+      </w:r>
+      <w:proofErr w:type="gramStart"/>
+      <w:r>
+        <w:rPr>
+          <w:lang w:val="en-US"/>
+        </w:rPr>
+        <w:t>In</w:t>
+      </w:r>
+      <w:proofErr w:type="gramEnd"/>
+      <w:r>
+        <w:rPr>
+          <w:lang w:val="en-US"/>
+        </w:rPr>
+        <w:t xml:space="preserve"> </w:t>
+      </w:r>
+      <w:r>
+        <w:rPr>
+          <w:lang w:val="en-US"/>
+        </w:rPr>
+        <w:t>First Out»</w:t>
+      </w:r>
+      <w:r>
+        <w:rPr>
+          <w:lang w:val="en-US"/>
+        </w:rPr>
+        <w:t xml:space="preserve">; </w:t>
+      </w:r>
+      <w:r>
+        <w:rPr>
+          <w:lang w:val="en-US"/>
+        </w:rPr>
+        <w:t>LIFO – «Last In First Out»</w:t>
       </w:r>
     </w:p>
     <w:p>
@@ -6227,13 +7206,25 @@
         </w:numPr>
       </w:pPr>
       <w:r>
-        <w:t>При хранении стека в виде списка, память выделяется в куче, а при хранении в виде массива – либо в куче, либо в стеке (зависит от типа используемого массива).</w:t>
-      </w:r>
-      <w:r>
-        <w:t xml:space="preserve"> </w:t>
-      </w:r>
-      <w:r>
-        <w:t>Для каждого узла списка выделяется в среднем на 4-8 байт больше, так как в нем хранится еще указатель на следующий элемент списка</w:t>
+        <w:t>Массив</w:t>
+      </w:r>
+      <w:r>
+        <w:t xml:space="preserve">: </w:t>
+      </w:r>
+      <w:r>
+        <w:t>память под очередь-массив выделяется сразу на максимальный размер</w:t>
+      </w:r>
+      <w:r>
+        <w:t xml:space="preserve">; </w:t>
+      </w:r>
+      <w:r>
+        <w:t>Список</w:t>
+      </w:r>
+      <w:r>
+        <w:t xml:space="preserve">: </w:t>
+      </w:r>
+      <w:r>
+        <w:t>память выделяется под каждый узел только тогда, когда он потребуется</w:t>
       </w:r>
     </w:p>
     <w:p>
@@ -6245,19 +7236,28 @@
         </w:numPr>
       </w:pPr>
       <w:r>
-        <w:t>Для стека-массива память освобождается на этапе завершения программы, так как для удаления элемента такого стека достаточно уменьшить переменную длины на 1.</w:t>
-      </w:r>
-      <w:r>
-        <w:t xml:space="preserve"> Для</w:t>
-      </w:r>
-      <w:r>
-        <w:t xml:space="preserve"> стека-списка память освобождается </w:t>
-      </w:r>
-      <w:r>
-        <w:t>в тот момент, когда удаляется элемент</w:t>
-      </w:r>
-      <w:r>
-        <w:t xml:space="preserve"> и указатель на вершину меняется на значение следующего узла</w:t>
+        <w:t>Массив</w:t>
+      </w:r>
+      <w:r>
+        <w:t xml:space="preserve">: </w:t>
+      </w:r>
+      <w:r>
+        <w:t>элемент удаляется из массива, освобожден не происходит</w:t>
+      </w:r>
+      <w:r>
+        <w:t xml:space="preserve">; </w:t>
+      </w:r>
+      <w:r>
+        <w:t>Список</w:t>
+      </w:r>
+      <w:r>
+        <w:t xml:space="preserve">: </w:t>
+      </w:r>
+      <w:r>
+        <w:t xml:space="preserve">освобождается память из-под </w:t>
+      </w:r>
+      <w:r>
+        <w:t>удаляемого узла, указатель на начало перемещается на новый узел</w:t>
       </w:r>
     </w:p>
     <w:p>
@@ -6269,7 +7269,7 @@
         </w:numPr>
       </w:pPr>
       <w:r>
-        <w:t>Элементы стека удаляются, так как просмотр возможен только в случае удаления просмотренного элемента</w:t>
+        <w:t>Удаление всех элементов из очереди</w:t>
       </w:r>
     </w:p>
     <w:p>
@@ -6281,9 +7281,347 @@
         </w:numPr>
       </w:pPr>
       <w:r>
-        <w:t>Стек эффективнее реализовать с помощью массива, так как он выигрывает в количестве занимаемой памяти (в обычном случае) и во времени обработки стека.</w:t>
+        <w:t>Все зависит от нужных при реализации условий</w:t>
+      </w:r>
+      <w:r>
+        <w:t xml:space="preserve"> и ограничений</w:t>
+      </w:r>
+      <w:r>
+        <w:t>:</w:t>
+      </w:r>
+      <w:r>
+        <w:t xml:space="preserve"> </w:t>
       </w:r>
     </w:p>
+    <w:p>
+      <w:pPr>
+        <w:pStyle w:val="a8"/>
+        <w:numPr>
+          <w:ilvl w:val="1"/>
+          <w:numId w:val="17"/>
+        </w:numPr>
+      </w:pPr>
+      <w:r>
+        <w:t>Особенности при реализации массивом</w:t>
+      </w:r>
+      <w:r>
+        <w:rPr>
+          <w:lang w:val="en-US"/>
+        </w:rPr>
+        <w:t>:</w:t>
+      </w:r>
+    </w:p>
+    <w:p>
+      <w:pPr>
+        <w:pStyle w:val="a8"/>
+        <w:numPr>
+          <w:ilvl w:val="0"/>
+          <w:numId w:val="26"/>
+        </w:numPr>
+      </w:pPr>
+      <w:r>
+        <w:t>Не возникает фрагментации</w:t>
+      </w:r>
+    </w:p>
+    <w:p>
+      <w:pPr>
+        <w:pStyle w:val="a8"/>
+        <w:numPr>
+          <w:ilvl w:val="0"/>
+          <w:numId w:val="26"/>
+        </w:numPr>
+      </w:pPr>
+      <w:r>
+        <w:t>Размер памяти фиксирован и известен заранее</w:t>
+      </w:r>
+    </w:p>
+    <w:p>
+      <w:pPr>
+        <w:pStyle w:val="a8"/>
+        <w:numPr>
+          <w:ilvl w:val="0"/>
+          <w:numId w:val="26"/>
+        </w:numPr>
+      </w:pPr>
+      <w:r>
+        <w:t>Возможно переполнение</w:t>
+      </w:r>
+    </w:p>
+    <w:p>
+      <w:pPr>
+        <w:pStyle w:val="a8"/>
+        <w:numPr>
+          <w:ilvl w:val="0"/>
+          <w:numId w:val="27"/>
+        </w:numPr>
+      </w:pPr>
+      <w:r>
+        <w:t>Особенности при реализации списком</w:t>
+      </w:r>
+      <w:r>
+        <w:rPr>
+          <w:lang w:val="en-US"/>
+        </w:rPr>
+        <w:t>:</w:t>
+      </w:r>
+    </w:p>
+    <w:p>
+      <w:pPr>
+        <w:pStyle w:val="a8"/>
+        <w:numPr>
+          <w:ilvl w:val="0"/>
+          <w:numId w:val="28"/>
+        </w:numPr>
+        <w:rPr>
+          <w:lang w:val="en-US"/>
+        </w:rPr>
+      </w:pPr>
+      <w:r>
+        <w:t>Может возникнуть фрагментация</w:t>
+      </w:r>
+    </w:p>
+    <w:p>
+      <w:pPr>
+        <w:pStyle w:val="a8"/>
+        <w:numPr>
+          <w:ilvl w:val="0"/>
+          <w:numId w:val="28"/>
+        </w:numPr>
+      </w:pPr>
+      <w:r>
+        <w:t>Объем памяти ограничивается лишь оперативной</w:t>
+      </w:r>
+    </w:p>
+    <w:p>
+      <w:pPr>
+        <w:pStyle w:val="a8"/>
+        <w:numPr>
+          <w:ilvl w:val="0"/>
+          <w:numId w:val="28"/>
+        </w:numPr>
+      </w:pPr>
+      <w:r>
+        <w:t>Размер памяти выделяется при необходимости</w:t>
+      </w:r>
+    </w:p>
+    <w:p>
+      <w:pPr>
+        <w:pStyle w:val="a8"/>
+        <w:numPr>
+          <w:ilvl w:val="0"/>
+          <w:numId w:val="17"/>
+        </w:numPr>
+      </w:pPr>
+      <w:r>
+        <w:t>См. пункт 5</w:t>
+      </w:r>
+    </w:p>
+    <w:p>
+      <w:pPr>
+        <w:pStyle w:val="a8"/>
+        <w:numPr>
+          <w:ilvl w:val="0"/>
+          <w:numId w:val="17"/>
+        </w:numPr>
+      </w:pPr>
+      <w:r>
+        <w:t>Разбиение доступной памяти на небольшие несвязные блоки называется фрагментацией памяти. Фрагментация возникает в «куче»</w:t>
+      </w:r>
+    </w:p>
+    <w:p>
+      <w:pPr>
+        <w:pStyle w:val="a8"/>
+        <w:numPr>
+          <w:ilvl w:val="0"/>
+          <w:numId w:val="17"/>
+        </w:numPr>
+      </w:pPr>
+      <w:r>
+        <w:t>Используется для выделения памяти для списков, когда размеры блоков памяти – степени двойки</w:t>
+      </w:r>
+    </w:p>
+    <w:p>
+      <w:pPr>
+        <w:pStyle w:val="a8"/>
+        <w:numPr>
+          <w:ilvl w:val="0"/>
+          <w:numId w:val="17"/>
+        </w:numPr>
+      </w:pPr>
+    </w:p>
+    <w:p>
+      <w:pPr>
+        <w:pStyle w:val="a8"/>
+        <w:numPr>
+          <w:ilvl w:val="0"/>
+          <w:numId w:val="27"/>
+        </w:numPr>
+      </w:pPr>
+      <w:r>
+        <w:rPr>
+          <w:lang w:val="en-US"/>
+        </w:rPr>
+        <w:t>First</w:t>
+      </w:r>
+      <w:r>
+        <w:t xml:space="preserve"> </w:t>
+      </w:r>
+      <w:r>
+        <w:rPr>
+          <w:lang w:val="en-US"/>
+        </w:rPr>
+        <w:t>fir</w:t>
+      </w:r>
+      <w:r>
+        <w:t xml:space="preserve">: </w:t>
+      </w:r>
+      <w:r>
+        <w:t>выделение памяти для первого найденного свободного участка, который имеет длину не меньше требуемой</w:t>
+      </w:r>
+    </w:p>
+    <w:p>
+      <w:pPr>
+        <w:pStyle w:val="a8"/>
+        <w:numPr>
+          <w:ilvl w:val="0"/>
+          <w:numId w:val="27"/>
+        </w:numPr>
+      </w:pPr>
+      <w:r>
+        <w:rPr>
+          <w:lang w:val="en-US"/>
+        </w:rPr>
+        <w:lastRenderedPageBreak/>
+        <w:t>Best</w:t>
+      </w:r>
+      <w:r>
+        <w:t xml:space="preserve"> </w:t>
+      </w:r>
+      <w:r>
+        <w:rPr>
+          <w:lang w:val="en-US"/>
+        </w:rPr>
+        <w:t>fit</w:t>
+      </w:r>
+      <w:r>
+        <w:t xml:space="preserve">: </w:t>
+      </w:r>
+      <w:r>
+        <w:t>выделение памяти для свободного участка памяти, который имеет точно нужную длину или минимально отличающуюся в большую сторону</w:t>
+      </w:r>
+      <w:r>
+        <w:t xml:space="preserve">  </w:t>
+      </w:r>
+    </w:p>
+    <w:p>
+      <w:pPr>
+        <w:pStyle w:val="a8"/>
+        <w:numPr>
+          <w:ilvl w:val="0"/>
+          <w:numId w:val="17"/>
+        </w:numPr>
+      </w:pPr>
+      <w:r>
+        <w:t xml:space="preserve"> </w:t>
+      </w:r>
+    </w:p>
+    <w:p>
+      <w:pPr>
+        <w:pStyle w:val="a8"/>
+        <w:numPr>
+          <w:ilvl w:val="0"/>
+          <w:numId w:val="27"/>
+        </w:numPr>
+      </w:pPr>
+      <w:r>
+        <w:t>Добавление в заполненную очередь</w:t>
+      </w:r>
+    </w:p>
+    <w:p>
+      <w:pPr>
+        <w:pStyle w:val="a8"/>
+        <w:numPr>
+          <w:ilvl w:val="0"/>
+          <w:numId w:val="27"/>
+        </w:numPr>
+      </w:pPr>
+      <w:r>
+        <w:t>Удаление из пустой очереди</w:t>
+      </w:r>
+    </w:p>
+    <w:p>
+      <w:pPr>
+        <w:pStyle w:val="a8"/>
+        <w:numPr>
+          <w:ilvl w:val="0"/>
+          <w:numId w:val="27"/>
+        </w:numPr>
+      </w:pPr>
+      <w:r>
+        <w:t>Освобождение памяти</w:t>
+      </w:r>
+    </w:p>
+    <w:p>
+      <w:pPr>
+        <w:pStyle w:val="a8"/>
+        <w:numPr>
+          <w:ilvl w:val="0"/>
+          <w:numId w:val="17"/>
+        </w:numPr>
+      </w:pPr>
+      <w:r>
+        <w:rPr>
+          <w:lang w:val="en-US"/>
+        </w:rPr>
+        <w:t xml:space="preserve"> </w:t>
+      </w:r>
+    </w:p>
+    <w:p>
+      <w:pPr>
+        <w:pStyle w:val="a8"/>
+        <w:numPr>
+          <w:ilvl w:val="0"/>
+          <w:numId w:val="27"/>
+        </w:numPr>
+      </w:pPr>
+      <w:r>
+        <w:t xml:space="preserve">Во время выделения памяти происходит резервирование места в «куче» и </w:t>
+      </w:r>
+      <w:r>
+        <w:t>возвращается указатель на данный участок</w:t>
+      </w:r>
+    </w:p>
+    <w:p>
+      <w:pPr>
+        <w:pStyle w:val="a8"/>
+        <w:numPr>
+          <w:ilvl w:val="0"/>
+          <w:numId w:val="27"/>
+        </w:numPr>
+      </w:pPr>
+      <w:r>
+        <w:t xml:space="preserve">Во время освобождения </w:t>
+      </w:r>
+      <w:r>
+        <w:t xml:space="preserve">памяти </w:t>
+      </w:r>
+      <w:r>
+        <w:t xml:space="preserve">блок возвращается </w:t>
+      </w:r>
+      <w:r>
+        <w:t xml:space="preserve">в список свободных </w:t>
+      </w:r>
+      <w:r>
+        <w:t>областей</w:t>
+      </w:r>
+    </w:p>
+    <w:p/>
+    <w:p>
+      <w:pPr>
+        <w:pStyle w:val="a8"/>
+      </w:pPr>
+    </w:p>
+    <w:p/>
     <w:sectPr>
       <w:footerReference w:type="default" r:id="rId8"/>
       <w:footerReference w:type="first" r:id="rId9"/>
@@ -6415,6 +7753,92 @@
 <file path=word/numbering.xml><?xml version="1.0" encoding="utf-8"?>
 <w:numbering xmlns:wpc="http://schemas.microsoft.com/office/word/2010/wordprocessingCanvas" xmlns:cx="http://schemas.microsoft.com/office/drawing/2014/chartex" xmlns:cx1="http://schemas.microsoft.com/office/drawing/2015/9/8/chartex" xmlns:cx2="http://schemas.microsoft.com/office/drawing/2015/10/21/chartex" xmlns:cx3="http://schemas.microsoft.com/office/drawing/2016/5/9/chartex" xmlns:cx4="http://schemas.microsoft.com/office/drawing/2016/5/10/chartex" xmlns:cx5="http://schemas.microsoft.com/office/drawing/2016/5/11/chartex" xmlns:cx6="http://schemas.microsoft.com/office/drawing/2016/5/12/chartex" xmlns:cx7="http://schemas.microsoft.com/office/drawing/2016/5/13/chartex" xmlns:cx8="http://schemas.microsoft.com/office/drawing/2016/5/14/chartex" xmlns:mc="http://schemas.openxmlformats.org/markup-compatibility/2006" xmlns:aink="http://schemas.microsoft.com/office/drawing/2016/ink" xmlns:am3d="http://schemas.microsoft.com/office/drawing/2017/model3d" xmlns:o="urn:schemas-microsoft-com:office:office" xmlns:r="http://schemas.openxmlformats.org/officeDocument/2006/relationships" xmlns:m="http://schemas.openxmlformats.org/officeDocument/2006/math" xmlns:v="urn:schemas-microsoft-com:vml" xmlns:wp14="http://schemas.microsoft.com/office/word/2010/wordprocessingDrawing" xmlns:wp="http://schemas.openxmlformats.org/drawingml/2006/wordprocessingDrawing" xmlns:w10="urn:schemas-microsoft-com:office:word" xmlns:w="http://schemas.openxmlformats.org/wordprocessingml/2006/main" xmlns:w14="http://schemas.microsoft.com/office/word/2010/wordml" xmlns:w15="http://schemas.microsoft.com/office/word/2012/wordml" xmlns:w16cex="http://schemas.microsoft.com/office/word/2018/wordml/cex" xmlns:w16cid="http://schemas.microsoft.com/office/word/2016/wordml/cid" xmlns:w16="http://schemas.microsoft.com/office/word/2018/wordml" xmlns:w16se="http://schemas.microsoft.com/office/word/2015/wordml/symex" xmlns:wpg="http://schemas.microsoft.com/office/word/2010/wordprocessingGroup" xmlns:wpi="http://schemas.microsoft.com/office/word/2010/wordprocessingInk" xmlns:wne="http://schemas.microsoft.com/office/word/2006/wordml" xmlns:wps="http://schemas.microsoft.com/office/word/2010/wordprocessingShape" mc:Ignorable="w14 w15 w16se w16cid w16 w16cex wp14">
   <w:abstractNum w:abstractNumId="0" w15:restartNumberingAfterBreak="0">
+    <w:nsid w:val="0E3703FE"/>
+    <w:multiLevelType w:val="hybridMultilevel"/>
+    <w:tmpl w:val="C80E7FC8"/>
+    <w:lvl w:ilvl="0" w:tplc="04190019">
+      <w:start w:val="1"/>
+      <w:numFmt w:val="lowerLetter"/>
+      <w:lvlText w:val="%1."/>
+      <w:lvlJc w:val="left"/>
+      <w:pPr>
+        <w:ind w:left="2292" w:hanging="360"/>
+      </w:pPr>
+    </w:lvl>
+    <w:lvl w:ilvl="1" w:tplc="04190019" w:tentative="1">
+      <w:start w:val="1"/>
+      <w:numFmt w:val="lowerLetter"/>
+      <w:lvlText w:val="%2."/>
+      <w:lvlJc w:val="left"/>
+      <w:pPr>
+        <w:ind w:left="3012" w:hanging="360"/>
+      </w:pPr>
+    </w:lvl>
+    <w:lvl w:ilvl="2" w:tplc="0419001B" w:tentative="1">
+      <w:start w:val="1"/>
+      <w:numFmt w:val="lowerRoman"/>
+      <w:lvlText w:val="%3."/>
+      <w:lvlJc w:val="right"/>
+      <w:pPr>
+        <w:ind w:left="3732" w:hanging="180"/>
+      </w:pPr>
+    </w:lvl>
+    <w:lvl w:ilvl="3" w:tplc="0419000F" w:tentative="1">
+      <w:start w:val="1"/>
+      <w:numFmt w:val="decimal"/>
+      <w:lvlText w:val="%4."/>
+      <w:lvlJc w:val="left"/>
+      <w:pPr>
+        <w:ind w:left="4452" w:hanging="360"/>
+      </w:pPr>
+    </w:lvl>
+    <w:lvl w:ilvl="4" w:tplc="04190019" w:tentative="1">
+      <w:start w:val="1"/>
+      <w:numFmt w:val="lowerLetter"/>
+      <w:lvlText w:val="%5."/>
+      <w:lvlJc w:val="left"/>
+      <w:pPr>
+        <w:ind w:left="5172" w:hanging="360"/>
+      </w:pPr>
+    </w:lvl>
+    <w:lvl w:ilvl="5" w:tplc="0419001B" w:tentative="1">
+      <w:start w:val="1"/>
+      <w:numFmt w:val="lowerRoman"/>
+      <w:lvlText w:val="%6."/>
+      <w:lvlJc w:val="right"/>
+      <w:pPr>
+        <w:ind w:left="5892" w:hanging="180"/>
+      </w:pPr>
+    </w:lvl>
+    <w:lvl w:ilvl="6" w:tplc="0419000F" w:tentative="1">
+      <w:start w:val="1"/>
+      <w:numFmt w:val="decimal"/>
+      <w:lvlText w:val="%7."/>
+      <w:lvlJc w:val="left"/>
+      <w:pPr>
+        <w:ind w:left="6612" w:hanging="360"/>
+      </w:pPr>
+    </w:lvl>
+    <w:lvl w:ilvl="7" w:tplc="04190019" w:tentative="1">
+      <w:start w:val="1"/>
+      <w:numFmt w:val="lowerLetter"/>
+      <w:lvlText w:val="%8."/>
+      <w:lvlJc w:val="left"/>
+      <w:pPr>
+        <w:ind w:left="7332" w:hanging="360"/>
+      </w:pPr>
+    </w:lvl>
+    <w:lvl w:ilvl="8" w:tplc="0419001B" w:tentative="1">
+      <w:start w:val="1"/>
+      <w:numFmt w:val="lowerRoman"/>
+      <w:lvlText w:val="%9."/>
+      <w:lvlJc w:val="right"/>
+      <w:pPr>
+        <w:ind w:left="8052" w:hanging="180"/>
+      </w:pPr>
+    </w:lvl>
+  </w:abstractNum>
+  <w:abstractNum w:abstractNumId="1" w15:restartNumberingAfterBreak="0">
     <w:nsid w:val="13014F39"/>
     <w:multiLevelType w:val="hybridMultilevel"/>
     <w:tmpl w:val="175EC8C2"/>
@@ -6527,7 +7951,7 @@
       </w:rPr>
     </w:lvl>
   </w:abstractNum>
-  <w:abstractNum w:abstractNumId="1" w15:restartNumberingAfterBreak="0">
+  <w:abstractNum w:abstractNumId="2" w15:restartNumberingAfterBreak="0">
     <w:nsid w:val="16520058"/>
     <w:multiLevelType w:val="hybridMultilevel"/>
     <w:tmpl w:val="44FCF08A"/>
@@ -6616,7 +8040,7 @@
       </w:pPr>
     </w:lvl>
   </w:abstractNum>
-  <w:abstractNum w:abstractNumId="2" w15:restartNumberingAfterBreak="0">
+  <w:abstractNum w:abstractNumId="3" w15:restartNumberingAfterBreak="0">
     <w:nsid w:val="169B7283"/>
     <w:multiLevelType w:val="hybridMultilevel"/>
     <w:tmpl w:val="BD1A43DE"/>
@@ -6702,7 +8126,292 @@
       </w:pPr>
     </w:lvl>
   </w:abstractNum>
-  <w:abstractNum w:abstractNumId="3" w15:restartNumberingAfterBreak="0">
+  <w:abstractNum w:abstractNumId="4" w15:restartNumberingAfterBreak="0">
+    <w:nsid w:val="187C1438"/>
+    <w:multiLevelType w:val="hybridMultilevel"/>
+    <w:tmpl w:val="8618BFA8"/>
+    <w:lvl w:ilvl="0" w:tplc="04190019">
+      <w:start w:val="1"/>
+      <w:numFmt w:val="lowerLetter"/>
+      <w:lvlText w:val="%1."/>
+      <w:lvlJc w:val="left"/>
+      <w:pPr>
+        <w:ind w:left="2208" w:hanging="360"/>
+      </w:pPr>
+    </w:lvl>
+    <w:lvl w:ilvl="1" w:tplc="04190019" w:tentative="1">
+      <w:start w:val="1"/>
+      <w:numFmt w:val="lowerLetter"/>
+      <w:lvlText w:val="%2."/>
+      <w:lvlJc w:val="left"/>
+      <w:pPr>
+        <w:ind w:left="2928" w:hanging="360"/>
+      </w:pPr>
+    </w:lvl>
+    <w:lvl w:ilvl="2" w:tplc="0419001B" w:tentative="1">
+      <w:start w:val="1"/>
+      <w:numFmt w:val="lowerRoman"/>
+      <w:lvlText w:val="%3."/>
+      <w:lvlJc w:val="right"/>
+      <w:pPr>
+        <w:ind w:left="3648" w:hanging="180"/>
+      </w:pPr>
+    </w:lvl>
+    <w:lvl w:ilvl="3" w:tplc="0419000F" w:tentative="1">
+      <w:start w:val="1"/>
+      <w:numFmt w:val="decimal"/>
+      <w:lvlText w:val="%4."/>
+      <w:lvlJc w:val="left"/>
+      <w:pPr>
+        <w:ind w:left="4368" w:hanging="360"/>
+      </w:pPr>
+    </w:lvl>
+    <w:lvl w:ilvl="4" w:tplc="04190019" w:tentative="1">
+      <w:start w:val="1"/>
+      <w:numFmt w:val="lowerLetter"/>
+      <w:lvlText w:val="%5."/>
+      <w:lvlJc w:val="left"/>
+      <w:pPr>
+        <w:ind w:left="5088" w:hanging="360"/>
+      </w:pPr>
+    </w:lvl>
+    <w:lvl w:ilvl="5" w:tplc="0419001B" w:tentative="1">
+      <w:start w:val="1"/>
+      <w:numFmt w:val="lowerRoman"/>
+      <w:lvlText w:val="%6."/>
+      <w:lvlJc w:val="right"/>
+      <w:pPr>
+        <w:ind w:left="5808" w:hanging="180"/>
+      </w:pPr>
+    </w:lvl>
+    <w:lvl w:ilvl="6" w:tplc="0419000F" w:tentative="1">
+      <w:start w:val="1"/>
+      <w:numFmt w:val="decimal"/>
+      <w:lvlText w:val="%7."/>
+      <w:lvlJc w:val="left"/>
+      <w:pPr>
+        <w:ind w:left="6528" w:hanging="360"/>
+      </w:pPr>
+    </w:lvl>
+    <w:lvl w:ilvl="7" w:tplc="04190019" w:tentative="1">
+      <w:start w:val="1"/>
+      <w:numFmt w:val="lowerLetter"/>
+      <w:lvlText w:val="%8."/>
+      <w:lvlJc w:val="left"/>
+      <w:pPr>
+        <w:ind w:left="7248" w:hanging="360"/>
+      </w:pPr>
+    </w:lvl>
+    <w:lvl w:ilvl="8" w:tplc="0419001B" w:tentative="1">
+      <w:start w:val="1"/>
+      <w:numFmt w:val="lowerRoman"/>
+      <w:lvlText w:val="%9."/>
+      <w:lvlJc w:val="right"/>
+      <w:pPr>
+        <w:ind w:left="7968" w:hanging="180"/>
+      </w:pPr>
+    </w:lvl>
+  </w:abstractNum>
+  <w:abstractNum w:abstractNumId="5" w15:restartNumberingAfterBreak="0">
+    <w:nsid w:val="1DC42C56"/>
+    <w:multiLevelType w:val="hybridMultilevel"/>
+    <w:tmpl w:val="38323666"/>
+    <w:lvl w:ilvl="0" w:tplc="04190011">
+      <w:start w:val="1"/>
+      <w:numFmt w:val="decimal"/>
+      <w:lvlText w:val="%1)"/>
+      <w:lvlJc w:val="left"/>
+      <w:pPr>
+        <w:ind w:left="720" w:hanging="360"/>
+      </w:pPr>
+    </w:lvl>
+    <w:lvl w:ilvl="1" w:tplc="04190019" w:tentative="1">
+      <w:start w:val="1"/>
+      <w:numFmt w:val="lowerLetter"/>
+      <w:lvlText w:val="%2."/>
+      <w:lvlJc w:val="left"/>
+      <w:pPr>
+        <w:ind w:left="1440" w:hanging="360"/>
+      </w:pPr>
+    </w:lvl>
+    <w:lvl w:ilvl="2" w:tplc="0419001B" w:tentative="1">
+      <w:start w:val="1"/>
+      <w:numFmt w:val="lowerRoman"/>
+      <w:lvlText w:val="%3."/>
+      <w:lvlJc w:val="right"/>
+      <w:pPr>
+        <w:ind w:left="2160" w:hanging="180"/>
+      </w:pPr>
+    </w:lvl>
+    <w:lvl w:ilvl="3" w:tplc="0419000F" w:tentative="1">
+      <w:start w:val="1"/>
+      <w:numFmt w:val="decimal"/>
+      <w:lvlText w:val="%4."/>
+      <w:lvlJc w:val="left"/>
+      <w:pPr>
+        <w:ind w:left="2880" w:hanging="360"/>
+      </w:pPr>
+    </w:lvl>
+    <w:lvl w:ilvl="4" w:tplc="04190019" w:tentative="1">
+      <w:start w:val="1"/>
+      <w:numFmt w:val="lowerLetter"/>
+      <w:lvlText w:val="%5."/>
+      <w:lvlJc w:val="left"/>
+      <w:pPr>
+        <w:ind w:left="3600" w:hanging="360"/>
+      </w:pPr>
+    </w:lvl>
+    <w:lvl w:ilvl="5" w:tplc="0419001B" w:tentative="1">
+      <w:start w:val="1"/>
+      <w:numFmt w:val="lowerRoman"/>
+      <w:lvlText w:val="%6."/>
+      <w:lvlJc w:val="right"/>
+      <w:pPr>
+        <w:ind w:left="4320" w:hanging="180"/>
+      </w:pPr>
+    </w:lvl>
+    <w:lvl w:ilvl="6" w:tplc="0419000F" w:tentative="1">
+      <w:start w:val="1"/>
+      <w:numFmt w:val="decimal"/>
+      <w:lvlText w:val="%7."/>
+      <w:lvlJc w:val="left"/>
+      <w:pPr>
+        <w:ind w:left="5040" w:hanging="360"/>
+      </w:pPr>
+    </w:lvl>
+    <w:lvl w:ilvl="7" w:tplc="04190019" w:tentative="1">
+      <w:start w:val="1"/>
+      <w:numFmt w:val="lowerLetter"/>
+      <w:lvlText w:val="%8."/>
+      <w:lvlJc w:val="left"/>
+      <w:pPr>
+        <w:ind w:left="5760" w:hanging="360"/>
+      </w:pPr>
+    </w:lvl>
+    <w:lvl w:ilvl="8" w:tplc="0419001B" w:tentative="1">
+      <w:start w:val="1"/>
+      <w:numFmt w:val="lowerRoman"/>
+      <w:lvlText w:val="%9."/>
+      <w:lvlJc w:val="right"/>
+      <w:pPr>
+        <w:ind w:left="6480" w:hanging="180"/>
+      </w:pPr>
+    </w:lvl>
+  </w:abstractNum>
+  <w:abstractNum w:abstractNumId="6" w15:restartNumberingAfterBreak="0">
+    <w:nsid w:val="1F3E48F4"/>
+    <w:multiLevelType w:val="hybridMultilevel"/>
+    <w:tmpl w:val="44E092DE"/>
+    <w:lvl w:ilvl="0" w:tplc="04190001">
+      <w:start w:val="1"/>
+      <w:numFmt w:val="bullet"/>
+      <w:lvlText w:val=""/>
+      <w:lvlJc w:val="left"/>
+      <w:pPr>
+        <w:ind w:left="1428" w:hanging="360"/>
+      </w:pPr>
+      <w:rPr>
+        <w:rFonts w:ascii="Symbol" w:hAnsi="Symbol" w:hint="default"/>
+      </w:rPr>
+    </w:lvl>
+    <w:lvl w:ilvl="1" w:tplc="04190003" w:tentative="1">
+      <w:start w:val="1"/>
+      <w:numFmt w:val="bullet"/>
+      <w:lvlText w:val="o"/>
+      <w:lvlJc w:val="left"/>
+      <w:pPr>
+        <w:ind w:left="2148" w:hanging="360"/>
+      </w:pPr>
+      <w:rPr>
+        <w:rFonts w:ascii="Courier New" w:hAnsi="Courier New" w:cs="Courier New" w:hint="default"/>
+      </w:rPr>
+    </w:lvl>
+    <w:lvl w:ilvl="2" w:tplc="04190005" w:tentative="1">
+      <w:start w:val="1"/>
+      <w:numFmt w:val="bullet"/>
+      <w:lvlText w:val=""/>
+      <w:lvlJc w:val="left"/>
+      <w:pPr>
+        <w:ind w:left="2868" w:hanging="360"/>
+      </w:pPr>
+      <w:rPr>
+        <w:rFonts w:ascii="Wingdings" w:hAnsi="Wingdings" w:hint="default"/>
+      </w:rPr>
+    </w:lvl>
+    <w:lvl w:ilvl="3" w:tplc="04190001" w:tentative="1">
+      <w:start w:val="1"/>
+      <w:numFmt w:val="bullet"/>
+      <w:lvlText w:val=""/>
+      <w:lvlJc w:val="left"/>
+      <w:pPr>
+        <w:ind w:left="3588" w:hanging="360"/>
+      </w:pPr>
+      <w:rPr>
+        <w:rFonts w:ascii="Symbol" w:hAnsi="Symbol" w:hint="default"/>
+      </w:rPr>
+    </w:lvl>
+    <w:lvl w:ilvl="4" w:tplc="04190003" w:tentative="1">
+      <w:start w:val="1"/>
+      <w:numFmt w:val="bullet"/>
+      <w:lvlText w:val="o"/>
+      <w:lvlJc w:val="left"/>
+      <w:pPr>
+        <w:ind w:left="4308" w:hanging="360"/>
+      </w:pPr>
+      <w:rPr>
+        <w:rFonts w:ascii="Courier New" w:hAnsi="Courier New" w:cs="Courier New" w:hint="default"/>
+      </w:rPr>
+    </w:lvl>
+    <w:lvl w:ilvl="5" w:tplc="04190005" w:tentative="1">
+      <w:start w:val="1"/>
+      <w:numFmt w:val="bullet"/>
+      <w:lvlText w:val=""/>
+      <w:lvlJc w:val="left"/>
+      <w:pPr>
+        <w:ind w:left="5028" w:hanging="360"/>
+      </w:pPr>
+      <w:rPr>
+        <w:rFonts w:ascii="Wingdings" w:hAnsi="Wingdings" w:hint="default"/>
+      </w:rPr>
+    </w:lvl>
+    <w:lvl w:ilvl="6" w:tplc="04190001" w:tentative="1">
+      <w:start w:val="1"/>
+      <w:numFmt w:val="bullet"/>
+      <w:lvlText w:val=""/>
+      <w:lvlJc w:val="left"/>
+      <w:pPr>
+        <w:ind w:left="5748" w:hanging="360"/>
+      </w:pPr>
+      <w:rPr>
+        <w:rFonts w:ascii="Symbol" w:hAnsi="Symbol" w:hint="default"/>
+      </w:rPr>
+    </w:lvl>
+    <w:lvl w:ilvl="7" w:tplc="04190003" w:tentative="1">
+      <w:start w:val="1"/>
+      <w:numFmt w:val="bullet"/>
+      <w:lvlText w:val="o"/>
+      <w:lvlJc w:val="left"/>
+      <w:pPr>
+        <w:ind w:left="6468" w:hanging="360"/>
+      </w:pPr>
+      <w:rPr>
+        <w:rFonts w:ascii="Courier New" w:hAnsi="Courier New" w:cs="Courier New" w:hint="default"/>
+      </w:rPr>
+    </w:lvl>
+    <w:lvl w:ilvl="8" w:tplc="04190005" w:tentative="1">
+      <w:start w:val="1"/>
+      <w:numFmt w:val="bullet"/>
+      <w:lvlText w:val=""/>
+      <w:lvlJc w:val="left"/>
+      <w:pPr>
+        <w:ind w:left="7188" w:hanging="360"/>
+      </w:pPr>
+      <w:rPr>
+        <w:rFonts w:ascii="Wingdings" w:hAnsi="Wingdings" w:hint="default"/>
+      </w:rPr>
+    </w:lvl>
+  </w:abstractNum>
+  <w:abstractNum w:abstractNumId="7" w15:restartNumberingAfterBreak="0">
     <w:nsid w:val="294E5832"/>
     <w:multiLevelType w:val="hybridMultilevel"/>
     <w:tmpl w:val="0E1A52A0"/>
@@ -6815,7 +8524,7 @@
       </w:rPr>
     </w:lvl>
   </w:abstractNum>
-  <w:abstractNum w:abstractNumId="4" w15:restartNumberingAfterBreak="0">
+  <w:abstractNum w:abstractNumId="8" w15:restartNumberingAfterBreak="0">
     <w:nsid w:val="32BF7B3D"/>
     <w:multiLevelType w:val="hybridMultilevel"/>
     <w:tmpl w:val="072EC5BC"/>
@@ -6905,7 +8614,7 @@
       </w:pPr>
     </w:lvl>
   </w:abstractNum>
-  <w:abstractNum w:abstractNumId="5" w15:restartNumberingAfterBreak="0">
+  <w:abstractNum w:abstractNumId="9" w15:restartNumberingAfterBreak="0">
     <w:nsid w:val="347A5AA9"/>
     <w:multiLevelType w:val="hybridMultilevel"/>
     <w:tmpl w:val="3B8E46C8"/>
@@ -6994,10 +8703,10 @@
       </w:pPr>
     </w:lvl>
   </w:abstractNum>
-  <w:abstractNum w:abstractNumId="6" w15:restartNumberingAfterBreak="0">
+  <w:abstractNum w:abstractNumId="10" w15:restartNumberingAfterBreak="0">
     <w:nsid w:val="3BA31A7B"/>
     <w:multiLevelType w:val="hybridMultilevel"/>
-    <w:tmpl w:val="D77C5C40"/>
+    <w:tmpl w:val="316C88FC"/>
     <w:lvl w:ilvl="0" w:tplc="04190011">
       <w:start w:val="1"/>
       <w:numFmt w:val="decimal"/>
@@ -7080,7 +8789,7 @@
       </w:pPr>
     </w:lvl>
   </w:abstractNum>
-  <w:abstractNum w:abstractNumId="7" w15:restartNumberingAfterBreak="0">
+  <w:abstractNum w:abstractNumId="11" w15:restartNumberingAfterBreak="0">
     <w:nsid w:val="3EF45699"/>
     <w:multiLevelType w:val="hybridMultilevel"/>
     <w:tmpl w:val="CC4E6B3A"/>
@@ -7171,7 +8880,93 @@
       </w:pPr>
     </w:lvl>
   </w:abstractNum>
-  <w:abstractNum w:abstractNumId="8" w15:restartNumberingAfterBreak="0">
+  <w:abstractNum w:abstractNumId="12" w15:restartNumberingAfterBreak="0">
+    <w:nsid w:val="41C27CE0"/>
+    <w:multiLevelType w:val="hybridMultilevel"/>
+    <w:tmpl w:val="C8FADD38"/>
+    <w:lvl w:ilvl="0" w:tplc="04190011">
+      <w:start w:val="1"/>
+      <w:numFmt w:val="decimal"/>
+      <w:lvlText w:val="%1)"/>
+      <w:lvlJc w:val="left"/>
+      <w:pPr>
+        <w:ind w:left="720" w:hanging="360"/>
+      </w:pPr>
+    </w:lvl>
+    <w:lvl w:ilvl="1" w:tplc="04190019" w:tentative="1">
+      <w:start w:val="1"/>
+      <w:numFmt w:val="lowerLetter"/>
+      <w:lvlText w:val="%2."/>
+      <w:lvlJc w:val="left"/>
+      <w:pPr>
+        <w:ind w:left="1440" w:hanging="360"/>
+      </w:pPr>
+    </w:lvl>
+    <w:lvl w:ilvl="2" w:tplc="0419001B" w:tentative="1">
+      <w:start w:val="1"/>
+      <w:numFmt w:val="lowerRoman"/>
+      <w:lvlText w:val="%3."/>
+      <w:lvlJc w:val="right"/>
+      <w:pPr>
+        <w:ind w:left="2160" w:hanging="180"/>
+      </w:pPr>
+    </w:lvl>
+    <w:lvl w:ilvl="3" w:tplc="0419000F" w:tentative="1">
+      <w:start w:val="1"/>
+      <w:numFmt w:val="decimal"/>
+      <w:lvlText w:val="%4."/>
+      <w:lvlJc w:val="left"/>
+      <w:pPr>
+        <w:ind w:left="2880" w:hanging="360"/>
+      </w:pPr>
+    </w:lvl>
+    <w:lvl w:ilvl="4" w:tplc="04190019" w:tentative="1">
+      <w:start w:val="1"/>
+      <w:numFmt w:val="lowerLetter"/>
+      <w:lvlText w:val="%5."/>
+      <w:lvlJc w:val="left"/>
+      <w:pPr>
+        <w:ind w:left="3600" w:hanging="360"/>
+      </w:pPr>
+    </w:lvl>
+    <w:lvl w:ilvl="5" w:tplc="0419001B" w:tentative="1">
+      <w:start w:val="1"/>
+      <w:numFmt w:val="lowerRoman"/>
+      <w:lvlText w:val="%6."/>
+      <w:lvlJc w:val="right"/>
+      <w:pPr>
+        <w:ind w:left="4320" w:hanging="180"/>
+      </w:pPr>
+    </w:lvl>
+    <w:lvl w:ilvl="6" w:tplc="0419000F" w:tentative="1">
+      <w:start w:val="1"/>
+      <w:numFmt w:val="decimal"/>
+      <w:lvlText w:val="%7."/>
+      <w:lvlJc w:val="left"/>
+      <w:pPr>
+        <w:ind w:left="5040" w:hanging="360"/>
+      </w:pPr>
+    </w:lvl>
+    <w:lvl w:ilvl="7" w:tplc="04190019" w:tentative="1">
+      <w:start w:val="1"/>
+      <w:numFmt w:val="lowerLetter"/>
+      <w:lvlText w:val="%8."/>
+      <w:lvlJc w:val="left"/>
+      <w:pPr>
+        <w:ind w:left="5760" w:hanging="360"/>
+      </w:pPr>
+    </w:lvl>
+    <w:lvl w:ilvl="8" w:tplc="0419001B" w:tentative="1">
+      <w:start w:val="1"/>
+      <w:numFmt w:val="lowerRoman"/>
+      <w:lvlText w:val="%9."/>
+      <w:lvlJc w:val="right"/>
+      <w:pPr>
+        <w:ind w:left="6480" w:hanging="180"/>
+      </w:pPr>
+    </w:lvl>
+  </w:abstractNum>
+  <w:abstractNum w:abstractNumId="13" w15:restartNumberingAfterBreak="0">
     <w:nsid w:val="42DD6334"/>
     <w:multiLevelType w:val="hybridMultilevel"/>
     <w:tmpl w:val="2932DD52"/>
@@ -7284,7 +9079,7 @@
       </w:rPr>
     </w:lvl>
   </w:abstractNum>
-  <w:abstractNum w:abstractNumId="9" w15:restartNumberingAfterBreak="0">
+  <w:abstractNum w:abstractNumId="14" w15:restartNumberingAfterBreak="0">
     <w:nsid w:val="45AC2D59"/>
     <w:multiLevelType w:val="hybridMultilevel"/>
     <w:tmpl w:val="1FE4F138"/>
@@ -7397,7 +9192,7 @@
       </w:rPr>
     </w:lvl>
   </w:abstractNum>
-  <w:abstractNum w:abstractNumId="10" w15:restartNumberingAfterBreak="0">
+  <w:abstractNum w:abstractNumId="15" w15:restartNumberingAfterBreak="0">
     <w:nsid w:val="49D07D46"/>
     <w:multiLevelType w:val="hybridMultilevel"/>
     <w:tmpl w:val="07F0E88E"/>
@@ -7485,7 +9280,7 @@
       </w:pPr>
     </w:lvl>
   </w:abstractNum>
-  <w:abstractNum w:abstractNumId="11" w15:restartNumberingAfterBreak="0">
+  <w:abstractNum w:abstractNumId="16" w15:restartNumberingAfterBreak="0">
     <w:nsid w:val="4DF44448"/>
     <w:multiLevelType w:val="hybridMultilevel"/>
     <w:tmpl w:val="EDB4D1FA"/>
@@ -7571,7 +9366,7 @@
       </w:pPr>
     </w:lvl>
   </w:abstractNum>
-  <w:abstractNum w:abstractNumId="12" w15:restartNumberingAfterBreak="0">
+  <w:abstractNum w:abstractNumId="17" w15:restartNumberingAfterBreak="0">
     <w:nsid w:val="4E95721D"/>
     <w:multiLevelType w:val="hybridMultilevel"/>
     <w:tmpl w:val="1024A10E"/>
@@ -7661,7 +9456,7 @@
       </w:pPr>
     </w:lvl>
   </w:abstractNum>
-  <w:abstractNum w:abstractNumId="13" w15:restartNumberingAfterBreak="0">
+  <w:abstractNum w:abstractNumId="18" w15:restartNumberingAfterBreak="0">
     <w:nsid w:val="4F7C1871"/>
     <w:multiLevelType w:val="hybridMultilevel"/>
     <w:tmpl w:val="470E5EA0"/>
@@ -7747,7 +9542,7 @@
       </w:pPr>
     </w:lvl>
   </w:abstractNum>
-  <w:abstractNum w:abstractNumId="14" w15:restartNumberingAfterBreak="0">
+  <w:abstractNum w:abstractNumId="19" w15:restartNumberingAfterBreak="0">
     <w:nsid w:val="52886008"/>
     <w:multiLevelType w:val="hybridMultilevel"/>
     <w:tmpl w:val="CA6630A4"/>
@@ -7860,7 +9655,7 @@
       </w:rPr>
     </w:lvl>
   </w:abstractNum>
-  <w:abstractNum w:abstractNumId="15" w15:restartNumberingAfterBreak="0">
+  <w:abstractNum w:abstractNumId="20" w15:restartNumberingAfterBreak="0">
     <w:nsid w:val="539E2784"/>
     <w:multiLevelType w:val="hybridMultilevel"/>
     <w:tmpl w:val="30CC802C"/>
@@ -7973,7 +9768,7 @@
       </w:rPr>
     </w:lvl>
   </w:abstractNum>
-  <w:abstractNum w:abstractNumId="16" w15:restartNumberingAfterBreak="0">
+  <w:abstractNum w:abstractNumId="21" w15:restartNumberingAfterBreak="0">
     <w:nsid w:val="54F74556"/>
     <w:multiLevelType w:val="hybridMultilevel"/>
     <w:tmpl w:val="14C8BC98"/>
@@ -8064,7 +9859,7 @@
       </w:pPr>
     </w:lvl>
   </w:abstractNum>
-  <w:abstractNum w:abstractNumId="17" w15:restartNumberingAfterBreak="0">
+  <w:abstractNum w:abstractNumId="22" w15:restartNumberingAfterBreak="0">
     <w:nsid w:val="582F3B25"/>
     <w:multiLevelType w:val="hybridMultilevel"/>
     <w:tmpl w:val="68E80964"/>
@@ -8177,7 +9972,7 @@
       </w:rPr>
     </w:lvl>
   </w:abstractNum>
-  <w:abstractNum w:abstractNumId="18" w15:restartNumberingAfterBreak="0">
+  <w:abstractNum w:abstractNumId="23" w15:restartNumberingAfterBreak="0">
     <w:nsid w:val="5B465F24"/>
     <w:multiLevelType w:val="hybridMultilevel"/>
     <w:tmpl w:val="D2CC9CEE"/>
@@ -8290,10 +10085,10 @@
       </w:rPr>
     </w:lvl>
   </w:abstractNum>
-  <w:abstractNum w:abstractNumId="19" w15:restartNumberingAfterBreak="0">
+  <w:abstractNum w:abstractNumId="24" w15:restartNumberingAfterBreak="0">
     <w:nsid w:val="5EE12FCE"/>
     <w:multiLevelType w:val="hybridMultilevel"/>
-    <w:tmpl w:val="65667792"/>
+    <w:tmpl w:val="AB682CDC"/>
     <w:lvl w:ilvl="0" w:tplc="5C2A281A">
       <w:numFmt w:val="decimal"/>
       <w:lvlText w:val="%1)"/>
@@ -8305,16 +10100,19 @@
         <w:rFonts w:hint="default"/>
       </w:rPr>
     </w:lvl>
-    <w:lvl w:ilvl="1" w:tplc="04190019">
-      <w:start w:val="1"/>
-      <w:numFmt w:val="lowerLetter"/>
-      <w:lvlText w:val="%2."/>
+    <w:lvl w:ilvl="1" w:tplc="04190001">
+      <w:start w:val="1"/>
+      <w:numFmt w:val="bullet"/>
+      <w:lvlText w:val=""/>
       <w:lvlJc w:val="left"/>
       <w:pPr>
         <w:ind w:left="1440" w:hanging="360"/>
       </w:pPr>
-    </w:lvl>
-    <w:lvl w:ilvl="2" w:tplc="0419001B" w:tentative="1">
+      <w:rPr>
+        <w:rFonts w:ascii="Symbol" w:hAnsi="Symbol" w:hint="default"/>
+      </w:rPr>
+    </w:lvl>
+    <w:lvl w:ilvl="2" w:tplc="0419001B">
       <w:start w:val="1"/>
       <w:numFmt w:val="lowerRoman"/>
       <w:lvlText w:val="%3."/>
@@ -8378,7 +10176,93 @@
       </w:pPr>
     </w:lvl>
   </w:abstractNum>
-  <w:abstractNum w:abstractNumId="20" w15:restartNumberingAfterBreak="0">
+  <w:abstractNum w:abstractNumId="25" w15:restartNumberingAfterBreak="0">
+    <w:nsid w:val="6DD01C94"/>
+    <w:multiLevelType w:val="hybridMultilevel"/>
+    <w:tmpl w:val="9BA22B7E"/>
+    <w:lvl w:ilvl="0" w:tplc="04190011">
+      <w:start w:val="1"/>
+      <w:numFmt w:val="decimal"/>
+      <w:lvlText w:val="%1)"/>
+      <w:lvlJc w:val="left"/>
+      <w:pPr>
+        <w:ind w:left="720" w:hanging="360"/>
+      </w:pPr>
+    </w:lvl>
+    <w:lvl w:ilvl="1" w:tplc="04190019" w:tentative="1">
+      <w:start w:val="1"/>
+      <w:numFmt w:val="lowerLetter"/>
+      <w:lvlText w:val="%2."/>
+      <w:lvlJc w:val="left"/>
+      <w:pPr>
+        <w:ind w:left="1440" w:hanging="360"/>
+      </w:pPr>
+    </w:lvl>
+    <w:lvl w:ilvl="2" w:tplc="0419001B" w:tentative="1">
+      <w:start w:val="1"/>
+      <w:numFmt w:val="lowerRoman"/>
+      <w:lvlText w:val="%3."/>
+      <w:lvlJc w:val="right"/>
+      <w:pPr>
+        <w:ind w:left="2160" w:hanging="180"/>
+      </w:pPr>
+    </w:lvl>
+    <w:lvl w:ilvl="3" w:tplc="0419000F" w:tentative="1">
+      <w:start w:val="1"/>
+      <w:numFmt w:val="decimal"/>
+      <w:lvlText w:val="%4."/>
+      <w:lvlJc w:val="left"/>
+      <w:pPr>
+        <w:ind w:left="2880" w:hanging="360"/>
+      </w:pPr>
+    </w:lvl>
+    <w:lvl w:ilvl="4" w:tplc="04190019" w:tentative="1">
+      <w:start w:val="1"/>
+      <w:numFmt w:val="lowerLetter"/>
+      <w:lvlText w:val="%5."/>
+      <w:lvlJc w:val="left"/>
+      <w:pPr>
+        <w:ind w:left="3600" w:hanging="360"/>
+      </w:pPr>
+    </w:lvl>
+    <w:lvl w:ilvl="5" w:tplc="0419001B" w:tentative="1">
+      <w:start w:val="1"/>
+      <w:numFmt w:val="lowerRoman"/>
+      <w:lvlText w:val="%6."/>
+      <w:lvlJc w:val="right"/>
+      <w:pPr>
+        <w:ind w:left="4320" w:hanging="180"/>
+      </w:pPr>
+    </w:lvl>
+    <w:lvl w:ilvl="6" w:tplc="0419000F" w:tentative="1">
+      <w:start w:val="1"/>
+      <w:numFmt w:val="decimal"/>
+      <w:lvlText w:val="%7."/>
+      <w:lvlJc w:val="left"/>
+      <w:pPr>
+        <w:ind w:left="5040" w:hanging="360"/>
+      </w:pPr>
+    </w:lvl>
+    <w:lvl w:ilvl="7" w:tplc="04190019" w:tentative="1">
+      <w:start w:val="1"/>
+      <w:numFmt w:val="lowerLetter"/>
+      <w:lvlText w:val="%8."/>
+      <w:lvlJc w:val="left"/>
+      <w:pPr>
+        <w:ind w:left="5760" w:hanging="360"/>
+      </w:pPr>
+    </w:lvl>
+    <w:lvl w:ilvl="8" w:tplc="0419001B" w:tentative="1">
+      <w:start w:val="1"/>
+      <w:numFmt w:val="lowerRoman"/>
+      <w:lvlText w:val="%9."/>
+      <w:lvlJc w:val="right"/>
+      <w:pPr>
+        <w:ind w:left="6480" w:hanging="180"/>
+      </w:pPr>
+    </w:lvl>
+  </w:abstractNum>
+  <w:abstractNum w:abstractNumId="26" w15:restartNumberingAfterBreak="0">
     <w:nsid w:val="76F727F9"/>
     <w:multiLevelType w:val="hybridMultilevel"/>
     <w:tmpl w:val="70C6E8F8"/>
@@ -8491,7 +10375,7 @@
       </w:rPr>
     </w:lvl>
   </w:abstractNum>
-  <w:abstractNum w:abstractNumId="21" w15:restartNumberingAfterBreak="0">
+  <w:abstractNum w:abstractNumId="27" w15:restartNumberingAfterBreak="0">
     <w:nsid w:val="7EB67160"/>
     <w:multiLevelType w:val="hybridMultilevel"/>
     <w:tmpl w:val="88FA6E4A"/>
@@ -8577,7 +10461,7 @@
       </w:pPr>
     </w:lvl>
   </w:abstractNum>
-  <w:abstractNum w:abstractNumId="22" w15:restartNumberingAfterBreak="0">
+  <w:abstractNum w:abstractNumId="28" w15:restartNumberingAfterBreak="0">
     <w:nsid w:val="7EBA7277"/>
     <w:multiLevelType w:val="hybridMultilevel"/>
     <w:tmpl w:val="FAA63596"/>
@@ -8691,73 +10575,91 @@
     </w:lvl>
   </w:abstractNum>
   <w:num w:numId="1">
+    <w:abstractNumId w:val="23"/>
+  </w:num>
+  <w:num w:numId="2">
+    <w:abstractNumId w:val="1"/>
+  </w:num>
+  <w:num w:numId="3">
+    <w:abstractNumId w:val="16"/>
+  </w:num>
+  <w:num w:numId="4">
+    <w:abstractNumId w:val="20"/>
+  </w:num>
+  <w:num w:numId="5">
     <w:abstractNumId w:val="18"/>
   </w:num>
-  <w:num w:numId="2">
+  <w:num w:numId="6">
+    <w:abstractNumId w:val="8"/>
+  </w:num>
+  <w:num w:numId="7">
+    <w:abstractNumId w:val="22"/>
+  </w:num>
+  <w:num w:numId="8">
+    <w:abstractNumId w:val="3"/>
+  </w:num>
+  <w:num w:numId="9">
+    <w:abstractNumId w:val="15"/>
+  </w:num>
+  <w:num w:numId="10">
+    <w:abstractNumId w:val="21"/>
+  </w:num>
+  <w:num w:numId="11">
+    <w:abstractNumId w:val="11"/>
+  </w:num>
+  <w:num w:numId="12">
+    <w:abstractNumId w:val="2"/>
+  </w:num>
+  <w:num w:numId="13">
+    <w:abstractNumId w:val="14"/>
+  </w:num>
+  <w:num w:numId="14">
+    <w:abstractNumId w:val="9"/>
+  </w:num>
+  <w:num w:numId="15">
+    <w:abstractNumId w:val="10"/>
+  </w:num>
+  <w:num w:numId="16">
+    <w:abstractNumId w:val="27"/>
+  </w:num>
+  <w:num w:numId="17">
+    <w:abstractNumId w:val="24"/>
+  </w:num>
+  <w:num w:numId="18">
+    <w:abstractNumId w:val="7"/>
+  </w:num>
+  <w:num w:numId="19">
+    <w:abstractNumId w:val="26"/>
+  </w:num>
+  <w:num w:numId="20">
+    <w:abstractNumId w:val="13"/>
+  </w:num>
+  <w:num w:numId="21">
+    <w:abstractNumId w:val="19"/>
+  </w:num>
+  <w:num w:numId="22">
+    <w:abstractNumId w:val="17"/>
+  </w:num>
+  <w:num w:numId="23">
+    <w:abstractNumId w:val="28"/>
+  </w:num>
+  <w:num w:numId="24">
+    <w:abstractNumId w:val="5"/>
+  </w:num>
+  <w:num w:numId="25">
+    <w:abstractNumId w:val="25"/>
+  </w:num>
+  <w:num w:numId="26">
+    <w:abstractNumId w:val="4"/>
+  </w:num>
+  <w:num w:numId="27">
+    <w:abstractNumId w:val="6"/>
+  </w:num>
+  <w:num w:numId="28">
     <w:abstractNumId w:val="0"/>
   </w:num>
-  <w:num w:numId="3">
-    <w:abstractNumId w:val="11"/>
-  </w:num>
-  <w:num w:numId="4">
-    <w:abstractNumId w:val="15"/>
-  </w:num>
-  <w:num w:numId="5">
-    <w:abstractNumId w:val="13"/>
-  </w:num>
-  <w:num w:numId="6">
-    <w:abstractNumId w:val="4"/>
-  </w:num>
-  <w:num w:numId="7">
-    <w:abstractNumId w:val="17"/>
-  </w:num>
-  <w:num w:numId="8">
-    <w:abstractNumId w:val="2"/>
-  </w:num>
-  <w:num w:numId="9">
-    <w:abstractNumId w:val="10"/>
-  </w:num>
-  <w:num w:numId="10">
-    <w:abstractNumId w:val="16"/>
-  </w:num>
-  <w:num w:numId="11">
-    <w:abstractNumId w:val="7"/>
-  </w:num>
-  <w:num w:numId="12">
-    <w:abstractNumId w:val="1"/>
-  </w:num>
-  <w:num w:numId="13">
-    <w:abstractNumId w:val="9"/>
-  </w:num>
-  <w:num w:numId="14">
-    <w:abstractNumId w:val="5"/>
-  </w:num>
-  <w:num w:numId="15">
-    <w:abstractNumId w:val="6"/>
-  </w:num>
-  <w:num w:numId="16">
-    <w:abstractNumId w:val="21"/>
-  </w:num>
-  <w:num w:numId="17">
-    <w:abstractNumId w:val="19"/>
-  </w:num>
-  <w:num w:numId="18">
-    <w:abstractNumId w:val="3"/>
-  </w:num>
-  <w:num w:numId="19">
-    <w:abstractNumId w:val="20"/>
-  </w:num>
-  <w:num w:numId="20">
-    <w:abstractNumId w:val="8"/>
-  </w:num>
-  <w:num w:numId="21">
-    <w:abstractNumId w:val="14"/>
-  </w:num>
-  <w:num w:numId="22">
+  <w:num w:numId="29">
     <w:abstractNumId w:val="12"/>
-  </w:num>
-  <w:num w:numId="23">
-    <w:abstractNumId w:val="22"/>
   </w:num>
 </w:numbering>
 </file>

--- a/lab_05/Отчет/ИУ7-31Б_Постнов_Степан_лр_5.docx
+++ b/lab_05/Отчет/ИУ7-31Б_Постнов_Степан_лр_5.docx
@@ -321,6 +321,8 @@
             <w:bookmarkEnd w:id="0"/>
           </w:p>
         </w:tc>
+        <w:bookmarkStart w:id="1" w:name="_GoBack"/>
+        <w:bookmarkEnd w:id="1"/>
       </w:tr>
     </w:tbl>
     <w:p/>
@@ -1121,7 +1123,7 @@
                 <w:sz w:val="28"/>
                 <w:szCs w:val="28"/>
               </w:rPr>
-              <w:t>2</w:t>
+              <w:t>3</w:t>
             </w:r>
             <w:r>
               <w:rPr>
@@ -2139,8 +2141,6 @@
             <w:fldChar w:fldCharType="end"/>
           </w:r>
         </w:p>
-        <w:bookmarkStart w:id="1" w:name="_GoBack" w:displacedByCustomXml="next"/>
-        <w:bookmarkEnd w:id="1" w:displacedByCustomXml="next"/>
       </w:sdtContent>
     </w:sdt>
     <w:p>
@@ -3492,7 +3492,6 @@
               <w:rPr>
                 <w:rFonts w:ascii="Consolas" w:hAnsi="Consolas"/>
                 <w:color w:val="333333"/>
-                <w:lang w:val="en-US"/>
               </w:rPr>
             </w:pPr>
             <w:r>
@@ -3517,24 +3516,22 @@
               <w:rPr>
                 <w:rFonts w:ascii="Consolas" w:hAnsi="Consolas"/>
                 <w:color w:val="333333"/>
+              </w:rPr>
+              <w:t xml:space="preserve"> </w:t>
+            </w:r>
+            <w:proofErr w:type="gramStart"/>
+            <w:r>
+              <w:rPr>
+                <w:rFonts w:ascii="Consolas" w:hAnsi="Consolas"/>
+                <w:color w:val="333333"/>
                 <w:lang w:val="en-US"/>
               </w:rPr>
-              <w:t xml:space="preserve"> </w:t>
-            </w:r>
-            <w:proofErr w:type="gramStart"/>
-            <w:r>
-              <w:rPr>
-                <w:rFonts w:ascii="Consolas" w:hAnsi="Consolas"/>
-                <w:color w:val="333333"/>
-                <w:lang w:val="en-US"/>
-              </w:rPr>
               <w:t>item</w:t>
             </w:r>
             <w:r>
               <w:rPr>
                 <w:rFonts w:ascii="Consolas" w:hAnsi="Consolas"/>
                 <w:color w:val="333333"/>
-                <w:lang w:val="en-US"/>
               </w:rPr>
               <w:t>;</w:t>
             </w:r>
@@ -3542,7 +3539,6 @@
               <w:rPr>
                 <w:rFonts w:ascii="Consolas" w:hAnsi="Consolas"/>
                 <w:color w:val="333333"/>
-                <w:lang w:val="en-US"/>
               </w:rPr>
               <w:t xml:space="preserve">  </w:t>
             </w:r>
@@ -3550,7 +3546,6 @@
               <w:rPr>
                 <w:rFonts w:ascii="Consolas" w:hAnsi="Consolas"/>
                 <w:color w:val="333333"/>
-                <w:lang w:val="en-US"/>
               </w:rPr>
               <w:t xml:space="preserve"> </w:t>
             </w:r>
@@ -3561,7 +3556,6 @@
                 <w:i/>
                 <w:iCs/>
                 <w:color w:val="999988"/>
-                <w:lang w:val="en-US"/>
               </w:rPr>
               <w:t xml:space="preserve">// </w:t>
             </w:r>
@@ -3580,7 +3574,6 @@
                 <w:i/>
                 <w:iCs/>
                 <w:color w:val="999988"/>
-                <w:lang w:val="en-US"/>
               </w:rPr>
               <w:t xml:space="preserve"> </w:t>
             </w:r>
@@ -3607,7 +3600,6 @@
               <w:rPr>
                 <w:rFonts w:ascii="Consolas" w:hAnsi="Consolas"/>
                 <w:color w:val="333333"/>
-                <w:lang w:val="en-US"/>
               </w:rPr>
               <w:t xml:space="preserve">    </w:t>
             </w:r>
@@ -3774,18 +3766,16 @@
               <w:rPr>
                 <w:rFonts w:ascii="Consolas" w:hAnsi="Consolas"/>
                 <w:color w:val="333333"/>
+              </w:rPr>
+            </w:pPr>
+            <w:r>
+              <w:rPr>
+                <w:rFonts w:ascii="Consolas" w:hAnsi="Consolas"/>
+                <w:color w:val="333333"/>
                 <w:lang w:val="en-US"/>
               </w:rPr>
-            </w:pPr>
-            <w:r>
-              <w:rPr>
-                <w:rFonts w:ascii="Consolas" w:hAnsi="Consolas"/>
-                <w:color w:val="333333"/>
-                <w:lang w:val="en-US"/>
-              </w:rPr>
               <w:t xml:space="preserve">    </w:t>
             </w:r>
-            <w:proofErr w:type="spellStart"/>
             <w:r>
               <w:rPr>
                 <w:rFonts w:ascii="Consolas" w:hAnsi="Consolas"/>
@@ -3794,25 +3784,41 @@
                 <w:color w:val="445588"/>
                 <w:lang w:val="en-US"/>
               </w:rPr>
-              <w:t>node_t</w:t>
-            </w:r>
-            <w:proofErr w:type="spellEnd"/>
-            <w:r>
-              <w:rPr>
-                <w:rFonts w:ascii="Consolas" w:hAnsi="Consolas"/>
-                <w:color w:val="333333"/>
-                <w:lang w:val="en-US"/>
-              </w:rPr>
-              <w:t xml:space="preserve"> </w:t>
+              <w:t>node</w:t>
             </w:r>
             <w:r>
               <w:rPr>
                 <w:rFonts w:ascii="Consolas" w:hAnsi="Consolas"/>
                 <w:b/>
                 <w:bCs/>
-                <w:color w:val="333333"/>
+                <w:color w:val="445588"/>
+              </w:rPr>
+              <w:t>_</w:t>
+            </w:r>
+            <w:r>
+              <w:rPr>
+                <w:rFonts w:ascii="Consolas" w:hAnsi="Consolas"/>
+                <w:b/>
+                <w:bCs/>
+                <w:color w:val="445588"/>
                 <w:lang w:val="en-US"/>
               </w:rPr>
+              <w:t>t</w:t>
+            </w:r>
+            <w:r>
+              <w:rPr>
+                <w:rFonts w:ascii="Consolas" w:hAnsi="Consolas"/>
+                <w:color w:val="333333"/>
+              </w:rPr>
+              <w:t xml:space="preserve"> </w:t>
+            </w:r>
+            <w:r>
+              <w:rPr>
+                <w:rFonts w:ascii="Consolas" w:hAnsi="Consolas"/>
+                <w:b/>
+                <w:bCs/>
+                <w:color w:val="333333"/>
+              </w:rPr>
               <w:t>*</w:t>
             </w:r>
             <w:proofErr w:type="gramStart"/>
@@ -3822,13 +3828,19 @@
                 <w:color w:val="333333"/>
                 <w:lang w:val="en-US"/>
               </w:rPr>
-              <w:t>top;</w:t>
-            </w:r>
-            <w:r>
-              <w:rPr>
-                <w:rFonts w:ascii="Consolas" w:hAnsi="Consolas"/>
-                <w:color w:val="333333"/>
-                <w:lang w:val="en-US"/>
+              <w:t>top</w:t>
+            </w:r>
+            <w:r>
+              <w:rPr>
+                <w:rFonts w:ascii="Consolas" w:hAnsi="Consolas"/>
+                <w:color w:val="333333"/>
+              </w:rPr>
+              <w:t>;</w:t>
+            </w:r>
+            <w:r>
+              <w:rPr>
+                <w:rFonts w:ascii="Consolas" w:hAnsi="Consolas"/>
+                <w:color w:val="333333"/>
               </w:rPr>
               <w:t xml:space="preserve"> </w:t>
             </w:r>
@@ -3836,7 +3848,6 @@
               <w:rPr>
                 <w:rFonts w:ascii="Consolas" w:hAnsi="Consolas"/>
                 <w:color w:val="333333"/>
-                <w:lang w:val="en-US"/>
               </w:rPr>
               <w:t xml:space="preserve"> </w:t>
             </w:r>
@@ -3846,7 +3857,6 @@
                 <w:i/>
                 <w:iCs/>
                 <w:color w:val="999988"/>
-                <w:lang w:val="en-US"/>
               </w:rPr>
               <w:t>/</w:t>
             </w:r>
@@ -3857,7 +3867,6 @@
                 <w:i/>
                 <w:iCs/>
                 <w:color w:val="999988"/>
-                <w:lang w:val="en-US"/>
               </w:rPr>
               <w:t xml:space="preserve">/ </w:t>
             </w:r>
@@ -3876,7 +3885,6 @@
                 <w:i/>
                 <w:iCs/>
                 <w:color w:val="999988"/>
-                <w:lang w:val="en-US"/>
               </w:rPr>
               <w:t xml:space="preserve"> </w:t>
             </w:r>
@@ -3897,14 +3905,12 @@
               <w:rPr>
                 <w:rFonts w:ascii="Consolas" w:hAnsi="Consolas"/>
                 <w:color w:val="333333"/>
-                <w:lang w:val="en-US"/>
               </w:rPr>
             </w:pPr>
             <w:r>
               <w:rPr>
                 <w:rFonts w:ascii="Consolas" w:hAnsi="Consolas"/>
                 <w:color w:val="333333"/>
-                <w:lang w:val="en-US"/>
               </w:rPr>
               <w:t xml:space="preserve">    </w:t>
             </w:r>
@@ -3922,7 +3928,6 @@
               <w:rPr>
                 <w:rFonts w:ascii="Consolas" w:hAnsi="Consolas"/>
                 <w:color w:val="333333"/>
-                <w:lang w:val="en-US"/>
               </w:rPr>
               <w:t xml:space="preserve"> </w:t>
             </w:r>
@@ -3941,7 +3946,6 @@
               <w:rPr>
                 <w:rFonts w:ascii="Consolas" w:hAnsi="Consolas"/>
                 <w:color w:val="333333"/>
-                <w:lang w:val="en-US"/>
               </w:rPr>
               <w:t xml:space="preserve">; </w:t>
             </w:r>
@@ -3949,7 +3953,6 @@
               <w:rPr>
                 <w:rFonts w:ascii="Consolas" w:hAnsi="Consolas"/>
                 <w:color w:val="333333"/>
-                <w:lang w:val="en-US"/>
               </w:rPr>
               <w:t xml:space="preserve"> </w:t>
             </w:r>
@@ -3974,7 +3977,6 @@
                 <w:i/>
                 <w:iCs/>
                 <w:color w:val="999988"/>
-                <w:lang w:val="en-US"/>
               </w:rPr>
               <w:t xml:space="preserve">// </w:t>
             </w:r>
@@ -3993,7 +3995,6 @@
                 <w:i/>
                 <w:iCs/>
                 <w:color w:val="999988"/>
-                <w:lang w:val="en-US"/>
               </w:rPr>
               <w:t xml:space="preserve"> </w:t>
             </w:r>
@@ -4615,6 +4616,7 @@
               <w:rPr>
                 <w:rFonts w:ascii="Consolas" w:hAnsi="Consolas"/>
                 <w:color w:val="333333"/>
+                <w:lang w:val="en-US"/>
               </w:rPr>
             </w:pPr>
             <w:r>
@@ -4639,6 +4641,7 @@
               <w:rPr>
                 <w:rFonts w:ascii="Consolas" w:hAnsi="Consolas"/>
                 <w:color w:val="333333"/>
+                <w:lang w:val="en-US"/>
               </w:rPr>
               <w:t xml:space="preserve"> </w:t>
             </w:r>
@@ -4655,6 +4658,7 @@
               <w:rPr>
                 <w:rFonts w:ascii="Consolas" w:hAnsi="Consolas"/>
                 <w:color w:val="333333"/>
+                <w:lang w:val="en-US"/>
               </w:rPr>
               <w:t xml:space="preserve">; </w:t>
             </w:r>
@@ -4662,21 +4666,16 @@
               <w:rPr>
                 <w:rFonts w:ascii="Consolas" w:hAnsi="Consolas"/>
                 <w:color w:val="333333"/>
-              </w:rPr>
-              <w:t xml:space="preserve"> </w:t>
-            </w:r>
-            <w:r>
-              <w:rPr>
-                <w:rFonts w:ascii="Consolas" w:hAnsi="Consolas"/>
-                <w:color w:val="333333"/>
-              </w:rPr>
-              <w:t xml:space="preserve"> </w:t>
+                <w:lang w:val="en-US"/>
+              </w:rPr>
+              <w:t xml:space="preserve">  </w:t>
             </w:r>
             <w:proofErr w:type="gramEnd"/>
             <w:r>
               <w:rPr>
                 <w:rFonts w:ascii="Consolas" w:hAnsi="Consolas"/>
                 <w:color w:val="333333"/>
+                <w:lang w:val="en-US"/>
               </w:rPr>
               <w:t xml:space="preserve">               </w:t>
             </w:r>
@@ -4686,6 +4685,7 @@
                 <w:i/>
                 <w:iCs/>
                 <w:color w:val="999988"/>
+                <w:lang w:val="en-US"/>
               </w:rPr>
               <w:t xml:space="preserve">// </w:t>
             </w:r>
@@ -4712,6 +4712,7 @@
               <w:rPr>
                 <w:rFonts w:ascii="Consolas" w:hAnsi="Consolas"/>
                 <w:color w:val="333333"/>
+                <w:lang w:val="en-US"/>
               </w:rPr>
               <w:t xml:space="preserve">    </w:t>
             </w:r>

--- a/lab_05/Отчет/ИУ7-31Б_Постнов_Степан_лр_5.docx
+++ b/lab_05/Отчет/ИУ7-31Б_Постнов_Степан_лр_5.docx
@@ -321,8 +321,6 @@
             <w:bookmarkEnd w:id="0"/>
           </w:p>
         </w:tc>
-        <w:bookmarkStart w:id="1" w:name="_GoBack"/>
-        <w:bookmarkEnd w:id="1"/>
       </w:tr>
     </w:tbl>
     <w:p/>
@@ -1055,7 +1053,7 @@
             </w:rPr>
             <w:fldChar w:fldCharType="separate"/>
           </w:r>
-          <w:hyperlink w:anchor="_Toc119955858" w:history="1">
+          <w:hyperlink w:anchor="_Toc120448059" w:history="1">
             <w:r>
               <w:rPr>
                 <w:rStyle w:val="a3"/>
@@ -1094,7 +1092,7 @@
                 <w:sz w:val="28"/>
                 <w:szCs w:val="28"/>
               </w:rPr>
-              <w:instrText xml:space="preserve"> PAGEREF _Toc119955858 \h </w:instrText>
+              <w:instrText xml:space="preserve"> PAGEREF _Toc120448059 \h </w:instrText>
             </w:r>
             <w:r>
               <w:rPr>
@@ -1151,7 +1149,7 @@
               <w:lang w:eastAsia="ru-RU"/>
             </w:rPr>
           </w:pPr>
-          <w:hyperlink w:anchor="_Toc119955859" w:history="1">
+          <w:hyperlink w:anchor="_Toc120448060" w:history="1">
             <w:r>
               <w:rPr>
                 <w:rStyle w:val="a3"/>
@@ -1190,7 +1188,7 @@
                 <w:sz w:val="28"/>
                 <w:szCs w:val="28"/>
               </w:rPr>
-              <w:instrText xml:space="preserve"> PAGEREF _Toc119955859 \h </w:instrText>
+              <w:instrText xml:space="preserve"> PAGEREF _Toc120448060 \h </w:instrText>
             </w:r>
             <w:r>
               <w:rPr>
@@ -1245,7 +1243,7 @@
               <w:szCs w:val="28"/>
             </w:rPr>
           </w:pPr>
-          <w:hyperlink w:anchor="_Toc119955860" w:history="1">
+          <w:hyperlink w:anchor="_Toc120448061" w:history="1">
             <w:r>
               <w:rPr>
                 <w:rStyle w:val="a3"/>
@@ -1276,7 +1274,7 @@
                 <w:webHidden/>
                 <w:szCs w:val="28"/>
               </w:rPr>
-              <w:instrText xml:space="preserve"> PAGEREF _Toc119955860 \h </w:instrText>
+              <w:instrText xml:space="preserve"> PAGEREF _Toc120448061 \h </w:instrText>
             </w:r>
             <w:r>
               <w:rPr>
@@ -1323,7 +1321,7 @@
               <w:szCs w:val="28"/>
             </w:rPr>
           </w:pPr>
-          <w:hyperlink w:anchor="_Toc119955861" w:history="1">
+          <w:hyperlink w:anchor="_Toc120448062" w:history="1">
             <w:r>
               <w:rPr>
                 <w:rStyle w:val="a3"/>
@@ -1354,7 +1352,7 @@
                 <w:webHidden/>
                 <w:szCs w:val="28"/>
               </w:rPr>
-              <w:instrText xml:space="preserve"> PAGEREF _Toc119955861 \h </w:instrText>
+              <w:instrText xml:space="preserve"> PAGEREF _Toc120448062 \h </w:instrText>
             </w:r>
             <w:r>
               <w:rPr>
@@ -1401,7 +1399,7 @@
               <w:szCs w:val="28"/>
             </w:rPr>
           </w:pPr>
-          <w:hyperlink w:anchor="_Toc119955862" w:history="1">
+          <w:hyperlink w:anchor="_Toc120448063" w:history="1">
             <w:r>
               <w:rPr>
                 <w:rStyle w:val="a3"/>
@@ -1432,7 +1430,7 @@
                 <w:webHidden/>
                 <w:szCs w:val="28"/>
               </w:rPr>
-              <w:instrText xml:space="preserve"> PAGEREF _Toc119955862 \h </w:instrText>
+              <w:instrText xml:space="preserve"> PAGEREF _Toc120448063 \h </w:instrText>
             </w:r>
             <w:r>
               <w:rPr>
@@ -1455,7 +1453,7 @@
                 <w:webHidden/>
                 <w:szCs w:val="28"/>
               </w:rPr>
-              <w:t>3</w:t>
+              <w:t>4</w:t>
             </w:r>
             <w:r>
               <w:rPr>
@@ -1479,7 +1477,7 @@
               <w:szCs w:val="28"/>
             </w:rPr>
           </w:pPr>
-          <w:hyperlink w:anchor="_Toc119955863" w:history="1">
+          <w:hyperlink w:anchor="_Toc120448064" w:history="1">
             <w:r>
               <w:rPr>
                 <w:rStyle w:val="a3"/>
@@ -1510,7 +1508,7 @@
                 <w:webHidden/>
                 <w:szCs w:val="28"/>
               </w:rPr>
-              <w:instrText xml:space="preserve"> PAGEREF _Toc119955863 \h </w:instrText>
+              <w:instrText xml:space="preserve"> PAGEREF _Toc120448064 \h </w:instrText>
             </w:r>
             <w:r>
               <w:rPr>
@@ -1557,7 +1555,7 @@
               <w:szCs w:val="28"/>
             </w:rPr>
           </w:pPr>
-          <w:hyperlink w:anchor="_Toc119955864" w:history="1">
+          <w:hyperlink w:anchor="_Toc120448065" w:history="1">
             <w:r>
               <w:rPr>
                 <w:rStyle w:val="a3"/>
@@ -1588,7 +1586,7 @@
                 <w:webHidden/>
                 <w:szCs w:val="28"/>
               </w:rPr>
-              <w:instrText xml:space="preserve"> PAGEREF _Toc119955864 \h </w:instrText>
+              <w:instrText xml:space="preserve"> PAGEREF _Toc120448065 \h </w:instrText>
             </w:r>
             <w:r>
               <w:rPr>
@@ -1637,7 +1635,7 @@
               <w:lang w:eastAsia="ru-RU"/>
             </w:rPr>
           </w:pPr>
-          <w:hyperlink w:anchor="_Toc119955865" w:history="1">
+          <w:hyperlink w:anchor="_Toc120448066" w:history="1">
             <w:r>
               <w:rPr>
                 <w:rStyle w:val="a3"/>
@@ -1676,7 +1674,7 @@
                 <w:sz w:val="28"/>
                 <w:szCs w:val="28"/>
               </w:rPr>
-              <w:instrText xml:space="preserve"> PAGEREF _Toc119955865 \h </w:instrText>
+              <w:instrText xml:space="preserve"> PAGEREF _Toc120448066 \h </w:instrText>
             </w:r>
             <w:r>
               <w:rPr>
@@ -1705,7 +1703,7 @@
                 <w:sz w:val="28"/>
                 <w:szCs w:val="28"/>
               </w:rPr>
-              <w:t>4</w:t>
+              <w:t>5</w:t>
             </w:r>
             <w:r>
               <w:rPr>
@@ -1733,7 +1731,7 @@
               <w:lang w:eastAsia="ru-RU"/>
             </w:rPr>
           </w:pPr>
-          <w:hyperlink w:anchor="_Toc119955866" w:history="1">
+          <w:hyperlink w:anchor="_Toc120448067" w:history="1">
             <w:r>
               <w:rPr>
                 <w:rStyle w:val="a3"/>
@@ -1772,7 +1770,7 @@
                 <w:sz w:val="28"/>
                 <w:szCs w:val="28"/>
               </w:rPr>
-              <w:instrText xml:space="preserve"> PAGEREF _Toc119955866 \h </w:instrText>
+              <w:instrText xml:space="preserve"> PAGEREF _Toc120448067 \h </w:instrText>
             </w:r>
             <w:r>
               <w:rPr>
@@ -1801,7 +1799,7 @@
                 <w:sz w:val="28"/>
                 <w:szCs w:val="28"/>
               </w:rPr>
-              <w:t>5</w:t>
+              <w:t>6</w:t>
             </w:r>
             <w:r>
               <w:rPr>
@@ -1829,7 +1827,7 @@
               <w:lang w:eastAsia="ru-RU"/>
             </w:rPr>
           </w:pPr>
-          <w:hyperlink w:anchor="_Toc119955867" w:history="1">
+          <w:hyperlink w:anchor="_Toc120448068" w:history="1">
             <w:r>
               <w:rPr>
                 <w:rStyle w:val="a3"/>
@@ -1868,7 +1866,7 @@
                 <w:sz w:val="28"/>
                 <w:szCs w:val="28"/>
               </w:rPr>
-              <w:instrText xml:space="preserve"> PAGEREF _Toc119955867 \h </w:instrText>
+              <w:instrText xml:space="preserve"> PAGEREF _Toc120448068 \h </w:instrText>
             </w:r>
             <w:r>
               <w:rPr>
@@ -1925,7 +1923,7 @@
               <w:lang w:eastAsia="ru-RU"/>
             </w:rPr>
           </w:pPr>
-          <w:hyperlink w:anchor="_Toc119955868" w:history="1">
+          <w:hyperlink w:anchor="_Toc120448069" w:history="1">
             <w:r>
               <w:rPr>
                 <w:rStyle w:val="a3"/>
@@ -1964,7 +1962,7 @@
                 <w:sz w:val="28"/>
                 <w:szCs w:val="28"/>
               </w:rPr>
-              <w:instrText xml:space="preserve"> PAGEREF _Toc119955868 \h </w:instrText>
+              <w:instrText xml:space="preserve"> PAGEREF _Toc120448069 \h </w:instrText>
             </w:r>
             <w:r>
               <w:rPr>
@@ -1993,7 +1991,7 @@
                 <w:sz w:val="28"/>
                 <w:szCs w:val="28"/>
               </w:rPr>
-              <w:t>6</w:t>
+              <w:t>7</w:t>
             </w:r>
             <w:r>
               <w:rPr>
@@ -2021,7 +2019,7 @@
               <w:lang w:eastAsia="ru-RU"/>
             </w:rPr>
           </w:pPr>
-          <w:hyperlink w:anchor="_Toc119955869" w:history="1">
+          <w:hyperlink w:anchor="_Toc120448070" w:history="1">
             <w:r>
               <w:rPr>
                 <w:rStyle w:val="a3"/>
@@ -2080,7 +2078,7 @@
                 <w:sz w:val="28"/>
                 <w:szCs w:val="28"/>
               </w:rPr>
-              <w:instrText xml:space="preserve"> PAGEREF _Toc119955869 \h </w:instrText>
+              <w:instrText xml:space="preserve"> PAGEREF _Toc120448070 \h </w:instrText>
             </w:r>
             <w:r>
               <w:rPr>
@@ -2166,7 +2164,10 @@
         <w:t xml:space="preserve"> </w:t>
       </w:r>
     </w:p>
-    <w:p/>
+    <w:p>
+      <w:bookmarkStart w:id="1" w:name="_GoBack"/>
+      <w:bookmarkEnd w:id="1"/>
+    </w:p>
     <w:p/>
     <w:p/>
     <w:p/>
@@ -2189,7 +2190,7 @@
         </w:rPr>
       </w:pPr>
       <w:bookmarkStart w:id="2" w:name="__RefHeading___Toc1850_1830211148"/>
-      <w:bookmarkStart w:id="3" w:name="_Toc119955858"/>
+      <w:bookmarkStart w:id="3" w:name="_Toc120448059"/>
       <w:r>
         <w:rPr>
           <w:rFonts w:ascii="Times New Roman" w:hAnsi="Times New Roman"/>
@@ -2238,7 +2239,7 @@
           <w:szCs w:val="28"/>
         </w:rPr>
       </w:pPr>
-      <w:bookmarkStart w:id="5" w:name="_Toc119955859"/>
+      <w:bookmarkStart w:id="5" w:name="_Toc120448060"/>
       <w:r>
         <w:rPr>
           <w:rFonts w:ascii="Times New Roman" w:hAnsi="Times New Roman"/>
@@ -2256,7 +2257,7 @@
         <w:jc w:val="center"/>
       </w:pPr>
       <w:bookmarkStart w:id="6" w:name="__RefHeading___Toc1854_1830211148"/>
-      <w:bookmarkStart w:id="7" w:name="_Toc119955860"/>
+      <w:bookmarkStart w:id="7" w:name="_Toc120448061"/>
       <w:r>
         <w:rPr>
           <w:rFonts w:ascii="Times New Roman" w:hAnsi="Times New Roman"/>
@@ -2303,7 +2304,13 @@
         </w:rPr>
       </w:pPr>
       <w:r>
-        <w:t>Любой код, не лежащий в диапазоне от 0 до 5 включительно, считается ошибочным</w:t>
+        <w:t xml:space="preserve">Любой код, не лежащий в диапазоне от 0 до </w:t>
+      </w:r>
+      <w:r>
+        <w:t>8</w:t>
+      </w:r>
+      <w:r>
+        <w:t xml:space="preserve"> включительно, считается ошибочным</w:t>
       </w:r>
     </w:p>
     <w:p>
@@ -2316,7 +2323,7 @@
           <w:szCs w:val="28"/>
         </w:rPr>
       </w:pPr>
-      <w:bookmarkStart w:id="8" w:name="_Toc119955861"/>
+      <w:bookmarkStart w:id="8" w:name="_Toc120448062"/>
       <w:r>
         <w:rPr>
           <w:rFonts w:ascii="Times New Roman" w:hAnsi="Times New Roman"/>
@@ -2457,7 +2464,62 @@
         </w:numPr>
       </w:pPr>
       <w:r>
-        <w:t>Сравнить время выполнения операций и объем памяти при использовании двух типов стеков</w:t>
+        <w:t xml:space="preserve">Сравнить время выполнения операций и объем памяти при использовании двух типов </w:t>
+      </w:r>
+      <w:r>
+        <w:t>очеред</w:t>
+      </w:r>
+      <w:r>
+        <w:t>и</w:t>
+      </w:r>
+    </w:p>
+    <w:p>
+      <w:pPr>
+        <w:pStyle w:val="a8"/>
+        <w:numPr>
+          <w:ilvl w:val="0"/>
+          <w:numId w:val="15"/>
+        </w:numPr>
+      </w:pPr>
+      <w:r>
+        <w:t>Задать желаемое время обработки в первом аппарате</w:t>
+      </w:r>
+    </w:p>
+    <w:p>
+      <w:pPr>
+        <w:pStyle w:val="a8"/>
+        <w:numPr>
+          <w:ilvl w:val="0"/>
+          <w:numId w:val="15"/>
+        </w:numPr>
+      </w:pPr>
+      <w:r>
+        <w:t>Задать желаемое время обработки в</w:t>
+      </w:r>
+      <w:r>
+        <w:t>о</w:t>
+      </w:r>
+      <w:r>
+        <w:t xml:space="preserve"> </w:t>
+      </w:r>
+      <w:r>
+        <w:t xml:space="preserve">втором </w:t>
+      </w:r>
+      <w:r>
+        <w:t>аппарате</w:t>
+      </w:r>
+    </w:p>
+    <w:p>
+      <w:pPr>
+        <w:pStyle w:val="a8"/>
+        <w:numPr>
+          <w:ilvl w:val="0"/>
+          <w:numId w:val="15"/>
+        </w:numPr>
+      </w:pPr>
+      <w:r>
+        <w:lastRenderedPageBreak/>
+        <w:t>Задать желаемый процент вероятности P (вероятность отправки обработанной заявки в конец первой очереди)</w:t>
       </w:r>
     </w:p>
     <w:p>
@@ -2470,7 +2532,7 @@
           <w:szCs w:val="28"/>
         </w:rPr>
       </w:pPr>
-      <w:bookmarkStart w:id="9" w:name="_Toc119955862"/>
+      <w:bookmarkStart w:id="9" w:name="_Toc120448063"/>
       <w:r>
         <w:rPr>
           <w:rFonts w:ascii="Times New Roman" w:hAnsi="Times New Roman"/>
@@ -2483,11 +2545,7 @@
     </w:p>
     <w:p>
       <w:r>
-        <w:t xml:space="preserve">Обращение к программе происходит из командной строки путем запуска </w:t>
-      </w:r>
-      <w:r>
-        <w:lastRenderedPageBreak/>
-        <w:t>исполняемого файла «</w:t>
+        <w:t>Обращение к программе происходит из командной строки путем запуска исполняемого файла «</w:t>
       </w:r>
       <w:r>
         <w:rPr>
@@ -2526,7 +2584,7 @@
           <w:szCs w:val="28"/>
         </w:rPr>
       </w:pPr>
-      <w:bookmarkStart w:id="10" w:name="_Toc119955863"/>
+      <w:bookmarkStart w:id="10" w:name="_Toc120448064"/>
       <w:r>
         <w:rPr>
           <w:rFonts w:ascii="Times New Roman" w:hAnsi="Times New Roman"/>
@@ -2592,7 +2650,7 @@
         </w:rPr>
       </w:pPr>
       <w:bookmarkStart w:id="11" w:name="__RefHeading___Toc1860_1830211148"/>
-      <w:bookmarkStart w:id="12" w:name="_Toc119955864"/>
+      <w:bookmarkStart w:id="12" w:name="_Toc120448065"/>
       <w:r>
         <w:rPr>
           <w:rFonts w:ascii="Times New Roman" w:hAnsi="Times New Roman"/>
@@ -2930,13 +2988,14 @@
         </w:rPr>
       </w:pPr>
       <w:bookmarkStart w:id="13" w:name="__RefHeading___Toc1862_1830211148"/>
-      <w:bookmarkStart w:id="14" w:name="_Toc119955865"/>
+      <w:bookmarkStart w:id="14" w:name="_Toc120448066"/>
       <w:r>
         <w:rPr>
           <w:rFonts w:ascii="Times New Roman" w:hAnsi="Times New Roman"/>
           <w:sz w:val="28"/>
           <w:szCs w:val="28"/>
         </w:rPr>
+        <w:lastRenderedPageBreak/>
         <w:t>Описание внутренних структур данных</w:t>
       </w:r>
       <w:bookmarkEnd w:id="13"/>
@@ -3059,7 +3118,6 @@
                 <w:color w:val="333333"/>
                 <w:lang w:val="en-US"/>
               </w:rPr>
-              <w:lastRenderedPageBreak/>
               <w:t xml:space="preserve">    </w:t>
             </w:r>
             <w:r>
@@ -4393,539 +4451,10 @@
     <w:p/>
     <w:p>
       <w:r>
-        <w:t>Тип данных, описывающий структуру для хранения результатов замерного эксперимента</w:t>
-      </w:r>
-      <w:r>
-        <w:t>:</w:t>
-      </w:r>
-    </w:p>
-    <w:tbl>
-      <w:tblPr>
-        <w:tblStyle w:val="a4"/>
-        <w:tblW w:w="4994" w:type="pct"/>
-        <w:tblLook w:val="04A0" w:firstRow="1" w:lastRow="0" w:firstColumn="1" w:lastColumn="0" w:noHBand="0" w:noVBand="1"/>
-      </w:tblPr>
-      <w:tblGrid>
-        <w:gridCol w:w="9050"/>
-      </w:tblGrid>
-      <w:tr>
-        <w:tc>
-          <w:tcPr>
-            <w:tcW w:w="5000" w:type="pct"/>
-          </w:tcPr>
-          <w:p>
-            <w:pPr>
-              <w:pStyle w:val="HTML"/>
-              <w:spacing w:line="244" w:lineRule="atLeast"/>
-              <w:rPr>
-                <w:rFonts w:ascii="Consolas" w:hAnsi="Consolas"/>
-                <w:color w:val="333333"/>
-                <w:lang w:val="en-US"/>
-              </w:rPr>
-            </w:pPr>
-            <w:r>
-              <w:rPr>
-                <w:rFonts w:ascii="Consolas" w:hAnsi="Consolas"/>
-                <w:b/>
-                <w:bCs/>
-                <w:color w:val="333333"/>
-                <w:lang w:val="en-US"/>
-              </w:rPr>
-              <w:t>typedef</w:t>
-            </w:r>
-            <w:r>
-              <w:rPr>
-                <w:rFonts w:ascii="Consolas" w:hAnsi="Consolas"/>
-                <w:color w:val="333333"/>
-                <w:lang w:val="en-US"/>
-              </w:rPr>
-              <w:t xml:space="preserve"> </w:t>
-            </w:r>
-            <w:r>
-              <w:rPr>
-                <w:rFonts w:ascii="Consolas" w:hAnsi="Consolas"/>
-                <w:b/>
-                <w:bCs/>
-                <w:color w:val="333333"/>
-                <w:lang w:val="en-US"/>
-              </w:rPr>
-              <w:t>struct</w:t>
-            </w:r>
-            <w:r>
-              <w:rPr>
-                <w:rFonts w:ascii="Consolas" w:hAnsi="Consolas"/>
-                <w:color w:val="333333"/>
-                <w:lang w:val="en-US"/>
-              </w:rPr>
-              <w:t xml:space="preserve"> measure</w:t>
-            </w:r>
-          </w:p>
-          <w:p>
-            <w:pPr>
-              <w:pStyle w:val="HTML"/>
-              <w:spacing w:line="244" w:lineRule="atLeast"/>
-              <w:rPr>
-                <w:rFonts w:ascii="Consolas" w:hAnsi="Consolas"/>
-                <w:color w:val="333333"/>
-                <w:lang w:val="en-US"/>
-              </w:rPr>
-            </w:pPr>
-            <w:r>
-              <w:rPr>
-                <w:rFonts w:ascii="Consolas" w:hAnsi="Consolas"/>
-                <w:color w:val="333333"/>
-                <w:lang w:val="en-US"/>
-              </w:rPr>
-              <w:t>{</w:t>
-            </w:r>
-          </w:p>
-          <w:p>
-            <w:pPr>
-              <w:pStyle w:val="HTML"/>
-              <w:spacing w:line="244" w:lineRule="atLeast"/>
-              <w:rPr>
-                <w:rFonts w:ascii="Consolas" w:hAnsi="Consolas"/>
-                <w:color w:val="333333"/>
-                <w:lang w:val="en-US"/>
-              </w:rPr>
-            </w:pPr>
-            <w:r>
-              <w:rPr>
-                <w:rFonts w:ascii="Consolas" w:hAnsi="Consolas"/>
-                <w:color w:val="333333"/>
-                <w:lang w:val="en-US"/>
-              </w:rPr>
-              <w:t xml:space="preserve">    </w:t>
-            </w:r>
-            <w:r>
-              <w:rPr>
-                <w:rFonts w:ascii="Consolas" w:hAnsi="Consolas"/>
-                <w:b/>
-                <w:bCs/>
-                <w:color w:val="445588"/>
-                <w:lang w:val="en-US"/>
-              </w:rPr>
-              <w:t>long</w:t>
-            </w:r>
-            <w:r>
-              <w:rPr>
-                <w:rFonts w:ascii="Consolas" w:hAnsi="Consolas"/>
-                <w:color w:val="333333"/>
-                <w:lang w:val="en-US"/>
-              </w:rPr>
-              <w:t xml:space="preserve"> </w:t>
-            </w:r>
-            <w:proofErr w:type="spellStart"/>
-            <w:r>
-              <w:rPr>
-                <w:rFonts w:ascii="Consolas" w:hAnsi="Consolas"/>
-                <w:b/>
-                <w:bCs/>
-                <w:color w:val="445588"/>
-                <w:lang w:val="en-US"/>
-              </w:rPr>
-              <w:t>long</w:t>
-            </w:r>
-            <w:proofErr w:type="spellEnd"/>
-            <w:r>
-              <w:rPr>
-                <w:rFonts w:ascii="Consolas" w:hAnsi="Consolas"/>
-                <w:color w:val="333333"/>
-                <w:lang w:val="en-US"/>
-              </w:rPr>
-              <w:t xml:space="preserve"> </w:t>
-            </w:r>
-            <w:r>
-              <w:rPr>
-                <w:rFonts w:ascii="Consolas" w:hAnsi="Consolas"/>
-                <w:b/>
-                <w:bCs/>
-                <w:color w:val="445588"/>
-                <w:lang w:val="en-US"/>
-              </w:rPr>
-              <w:t>unsigned</w:t>
-            </w:r>
-            <w:r>
-              <w:rPr>
-                <w:rFonts w:ascii="Consolas" w:hAnsi="Consolas"/>
-                <w:color w:val="333333"/>
-                <w:lang w:val="en-US"/>
-              </w:rPr>
-              <w:t xml:space="preserve"> </w:t>
-            </w:r>
-            <w:proofErr w:type="gramStart"/>
-            <w:r>
-              <w:rPr>
-                <w:rFonts w:ascii="Consolas" w:hAnsi="Consolas"/>
-                <w:color w:val="333333"/>
-                <w:lang w:val="en-US"/>
-              </w:rPr>
-              <w:t>time;</w:t>
-            </w:r>
-            <w:r>
-              <w:rPr>
-                <w:rFonts w:ascii="Consolas" w:hAnsi="Consolas"/>
-                <w:color w:val="333333"/>
-                <w:lang w:val="en-US"/>
-              </w:rPr>
-              <w:t xml:space="preserve"> </w:t>
-            </w:r>
-            <w:r>
-              <w:rPr>
-                <w:rFonts w:ascii="Consolas" w:hAnsi="Consolas"/>
-                <w:color w:val="333333"/>
-                <w:lang w:val="en-US"/>
-              </w:rPr>
-              <w:t xml:space="preserve"> </w:t>
-            </w:r>
-            <w:r>
-              <w:rPr>
-                <w:rFonts w:ascii="Consolas" w:hAnsi="Consolas"/>
-                <w:i/>
-                <w:iCs/>
-                <w:color w:val="999988"/>
-                <w:lang w:val="en-US"/>
-              </w:rPr>
-              <w:t>/</w:t>
-            </w:r>
-            <w:proofErr w:type="gramEnd"/>
-            <w:r>
-              <w:rPr>
-                <w:rFonts w:ascii="Consolas" w:hAnsi="Consolas"/>
-                <w:i/>
-                <w:iCs/>
-                <w:color w:val="999988"/>
-                <w:lang w:val="en-US"/>
-              </w:rPr>
-              <w:t xml:space="preserve">/ </w:t>
-            </w:r>
-            <w:r>
-              <w:rPr>
-                <w:rFonts w:ascii="Consolas" w:hAnsi="Consolas"/>
-                <w:i/>
-                <w:iCs/>
-                <w:color w:val="999988"/>
-              </w:rPr>
-              <w:t>Время</w:t>
-            </w:r>
-          </w:p>
-          <w:p>
-            <w:pPr>
-              <w:pStyle w:val="HTML"/>
-              <w:spacing w:line="244" w:lineRule="atLeast"/>
-              <w:rPr>
-                <w:rFonts w:ascii="Consolas" w:hAnsi="Consolas"/>
-                <w:color w:val="333333"/>
-                <w:lang w:val="en-US"/>
-              </w:rPr>
-            </w:pPr>
-            <w:r>
-              <w:rPr>
-                <w:rFonts w:ascii="Consolas" w:hAnsi="Consolas"/>
-                <w:color w:val="333333"/>
-                <w:lang w:val="en-US"/>
-              </w:rPr>
-              <w:t xml:space="preserve">    </w:t>
-            </w:r>
-            <w:r>
-              <w:rPr>
-                <w:rFonts w:ascii="Consolas" w:hAnsi="Consolas"/>
-                <w:b/>
-                <w:bCs/>
-                <w:color w:val="445588"/>
-                <w:lang w:val="en-US"/>
-              </w:rPr>
-              <w:t>int</w:t>
-            </w:r>
-            <w:r>
-              <w:rPr>
-                <w:rFonts w:ascii="Consolas" w:hAnsi="Consolas"/>
-                <w:color w:val="333333"/>
-                <w:lang w:val="en-US"/>
-              </w:rPr>
-              <w:t xml:space="preserve"> </w:t>
-            </w:r>
-            <w:proofErr w:type="gramStart"/>
-            <w:r>
-              <w:rPr>
-                <w:rFonts w:ascii="Consolas" w:hAnsi="Consolas"/>
-                <w:color w:val="333333"/>
-                <w:lang w:val="en-US"/>
-              </w:rPr>
-              <w:t>mem</w:t>
-            </w:r>
-            <w:r>
-              <w:rPr>
-                <w:rFonts w:ascii="Consolas" w:hAnsi="Consolas"/>
-                <w:color w:val="333333"/>
-                <w:lang w:val="en-US"/>
-              </w:rPr>
-              <w:t xml:space="preserve">; </w:t>
-            </w:r>
-            <w:r>
-              <w:rPr>
-                <w:rFonts w:ascii="Consolas" w:hAnsi="Consolas"/>
-                <w:color w:val="333333"/>
-                <w:lang w:val="en-US"/>
-              </w:rPr>
-              <w:t xml:space="preserve">  </w:t>
-            </w:r>
-            <w:proofErr w:type="gramEnd"/>
-            <w:r>
-              <w:rPr>
-                <w:rFonts w:ascii="Consolas" w:hAnsi="Consolas"/>
-                <w:color w:val="333333"/>
-                <w:lang w:val="en-US"/>
-              </w:rPr>
-              <w:t xml:space="preserve">               </w:t>
-            </w:r>
-            <w:r>
-              <w:rPr>
-                <w:rFonts w:ascii="Consolas" w:hAnsi="Consolas"/>
-                <w:i/>
-                <w:iCs/>
-                <w:color w:val="999988"/>
-                <w:lang w:val="en-US"/>
-              </w:rPr>
-              <w:t xml:space="preserve">// </w:t>
-            </w:r>
-            <w:r>
-              <w:rPr>
-                <w:rFonts w:ascii="Consolas" w:hAnsi="Consolas"/>
-                <w:i/>
-                <w:iCs/>
-                <w:color w:val="999988"/>
-              </w:rPr>
-              <w:t>Память</w:t>
-            </w:r>
-          </w:p>
-          <w:p>
-            <w:pPr>
-              <w:pStyle w:val="HTML"/>
-              <w:spacing w:line="244" w:lineRule="atLeast"/>
-              <w:rPr>
-                <w:rFonts w:ascii="Consolas" w:hAnsi="Consolas"/>
-                <w:color w:val="333333"/>
-              </w:rPr>
-            </w:pPr>
-            <w:r>
-              <w:rPr>
-                <w:rFonts w:ascii="Consolas" w:hAnsi="Consolas"/>
-                <w:color w:val="333333"/>
-                <w:lang w:val="en-US"/>
-              </w:rPr>
-              <w:t xml:space="preserve">    </w:t>
-            </w:r>
-            <w:proofErr w:type="spellStart"/>
-            <w:r>
-              <w:rPr>
-                <w:rFonts w:ascii="Consolas" w:hAnsi="Consolas"/>
-                <w:b/>
-                <w:bCs/>
-                <w:color w:val="445588"/>
-              </w:rPr>
-              <w:t>int</w:t>
-            </w:r>
-            <w:proofErr w:type="spellEnd"/>
-            <w:r>
-              <w:rPr>
-                <w:rFonts w:ascii="Consolas" w:hAnsi="Consolas"/>
-                <w:color w:val="333333"/>
-              </w:rPr>
-              <w:t xml:space="preserve"> </w:t>
-            </w:r>
-            <w:proofErr w:type="spellStart"/>
-            <w:r>
-              <w:rPr>
-                <w:rFonts w:ascii="Consolas" w:hAnsi="Consolas"/>
-                <w:color w:val="333333"/>
-              </w:rPr>
-              <w:t>queue_</w:t>
-            </w:r>
-            <w:proofErr w:type="gramStart"/>
-            <w:r>
-              <w:rPr>
-                <w:rFonts w:ascii="Consolas" w:hAnsi="Consolas"/>
-                <w:color w:val="333333"/>
-              </w:rPr>
-              <w:t>len</w:t>
-            </w:r>
-            <w:proofErr w:type="spellEnd"/>
-            <w:r>
-              <w:rPr>
-                <w:rFonts w:ascii="Consolas" w:hAnsi="Consolas"/>
-                <w:color w:val="333333"/>
-              </w:rPr>
-              <w:t xml:space="preserve">; </w:t>
-            </w:r>
-            <w:r>
-              <w:rPr>
-                <w:rFonts w:ascii="Consolas" w:hAnsi="Consolas"/>
-                <w:color w:val="333333"/>
-              </w:rPr>
-              <w:t xml:space="preserve">  </w:t>
-            </w:r>
-            <w:proofErr w:type="gramEnd"/>
-            <w:r>
-              <w:rPr>
-                <w:rFonts w:ascii="Consolas" w:hAnsi="Consolas"/>
-                <w:color w:val="333333"/>
-              </w:rPr>
-              <w:t xml:space="preserve">         </w:t>
-            </w:r>
-            <w:r>
-              <w:rPr>
-                <w:rFonts w:ascii="Consolas" w:hAnsi="Consolas"/>
-                <w:i/>
-                <w:iCs/>
-                <w:color w:val="999988"/>
-              </w:rPr>
-              <w:t>// Длина обработанной очереди</w:t>
-            </w:r>
-          </w:p>
-          <w:p>
-            <w:pPr>
-              <w:pStyle w:val="HTML"/>
-              <w:spacing w:line="244" w:lineRule="atLeast"/>
-              <w:rPr>
-                <w:color w:val="333333"/>
-              </w:rPr>
-            </w:pPr>
-            <w:r>
-              <w:rPr>
-                <w:rFonts w:ascii="Consolas" w:hAnsi="Consolas"/>
-                <w:color w:val="333333"/>
-              </w:rPr>
-              <w:t xml:space="preserve">} </w:t>
-            </w:r>
-            <w:proofErr w:type="spellStart"/>
-            <w:r>
-              <w:rPr>
-                <w:rFonts w:ascii="Consolas" w:hAnsi="Consolas"/>
-                <w:color w:val="333333"/>
-              </w:rPr>
-              <w:t>measurement_table</w:t>
-            </w:r>
-            <w:proofErr w:type="spellEnd"/>
-            <w:r>
-              <w:rPr>
-                <w:rFonts w:ascii="Consolas" w:hAnsi="Consolas"/>
-                <w:color w:val="333333"/>
-              </w:rPr>
-              <w:t>;</w:t>
-            </w:r>
-          </w:p>
-        </w:tc>
-      </w:tr>
-    </w:tbl>
-    <w:p>
-      <w:pPr>
-        <w:rPr>
-          <w:lang w:val="en-US"/>
-        </w:rPr>
-      </w:pPr>
-    </w:p>
-    <w:p>
-      <w:pPr>
-        <w:pStyle w:val="1"/>
-        <w:jc w:val="center"/>
-        <w:rPr>
-          <w:rFonts w:ascii="Times New Roman" w:hAnsi="Times New Roman"/>
-          <w:sz w:val="28"/>
-          <w:szCs w:val="28"/>
-        </w:rPr>
-      </w:pPr>
-      <w:bookmarkStart w:id="15" w:name="_Toc119955866"/>
-      <w:r>
-        <w:rPr>
-          <w:rFonts w:ascii="Times New Roman" w:hAnsi="Times New Roman"/>
-          <w:sz w:val="28"/>
-          <w:szCs w:val="28"/>
-        </w:rPr>
-        <w:t>Описание алгоритма работы</w:t>
-      </w:r>
-      <w:bookmarkEnd w:id="15"/>
-    </w:p>
-    <w:p>
-      <w:pPr>
-        <w:pStyle w:val="a8"/>
-        <w:numPr>
-          <w:ilvl w:val="0"/>
-          <w:numId w:val="22"/>
-        </w:numPr>
-      </w:pPr>
-      <w:r>
-        <w:t>Пользователю выводится меню программы с возможностью выбрать желаемый</w:t>
-      </w:r>
-    </w:p>
-    <w:p>
-      <w:pPr>
-        <w:pStyle w:val="a8"/>
-        <w:numPr>
-          <w:ilvl w:val="0"/>
-          <w:numId w:val="22"/>
-        </w:numPr>
-      </w:pPr>
-      <w:r>
-        <w:t>Пользователь вводит желаемый пункт меню</w:t>
-      </w:r>
-    </w:p>
-    <w:p>
-      <w:pPr>
-        <w:pStyle w:val="a8"/>
-        <w:numPr>
-          <w:ilvl w:val="0"/>
-          <w:numId w:val="22"/>
-        </w:numPr>
-      </w:pPr>
-      <w:r>
-        <w:t xml:space="preserve">Пока пользователь не введет «0» (пункт выхода из программы), ему </w:t>
-      </w:r>
-      <w:r>
-        <w:lastRenderedPageBreak/>
-        <w:t>будет предложено вводить номера меню и выполнять желаемые действия</w:t>
-      </w:r>
-    </w:p>
-    <w:p>
-      <w:pPr>
-        <w:pStyle w:val="1"/>
-        <w:jc w:val="center"/>
-        <w:rPr>
-          <w:rFonts w:ascii="Times New Roman" w:hAnsi="Times New Roman"/>
-          <w:sz w:val="28"/>
-          <w:szCs w:val="28"/>
-        </w:rPr>
-      </w:pPr>
-      <w:bookmarkStart w:id="16" w:name="_Toc119955867"/>
-      <w:r>
-        <w:rPr>
-          <w:rFonts w:ascii="Times New Roman" w:hAnsi="Times New Roman"/>
-          <w:sz w:val="28"/>
-          <w:szCs w:val="28"/>
-        </w:rPr>
-        <w:t xml:space="preserve">Сравнение эффективности </w:t>
-      </w:r>
-      <w:r>
-        <w:rPr>
-          <w:rFonts w:ascii="Times New Roman" w:hAnsi="Times New Roman"/>
-          <w:sz w:val="28"/>
-          <w:szCs w:val="28"/>
-        </w:rPr>
-        <w:t xml:space="preserve">двух типов </w:t>
-      </w:r>
-      <w:r>
-        <w:rPr>
-          <w:rFonts w:ascii="Times New Roman" w:hAnsi="Times New Roman"/>
-          <w:sz w:val="28"/>
-          <w:szCs w:val="28"/>
-        </w:rPr>
-        <w:t>стеков при разных строках-выражениях</w:t>
-      </w:r>
-      <w:bookmarkEnd w:id="16"/>
-    </w:p>
-    <w:p>
-      <w:r>
-        <w:t>Полученная таблица замеров</w:t>
+        <w:t>Тип данных, описывающий структуру для хранения</w:t>
+      </w:r>
+      <w:r>
+        <w:t xml:space="preserve"> информации о процессе моделирования</w:t>
       </w:r>
       <w:r>
         <w:t>:</w:t>
@@ -4976,23 +4505,7 @@
                 <w:sz w:val="20"/>
               </w:rPr>
             </w:pPr>
-            <w:r>
-              <w:rPr>
-                <w:rFonts w:ascii="Consolas" w:hAnsi="Consolas" w:cs="Courier New"/>
-                <w:color w:val="333333"/>
-                <w:sz w:val="20"/>
-              </w:rPr>
-              <w:t xml:space="preserve">                                 </w:t>
-            </w:r>
-            <w:r>
-              <w:rPr>
-                <w:rFonts w:ascii="Consolas" w:hAnsi="Consolas" w:cs="Courier New"/>
-                <w:color w:val="A61717"/>
-                <w:sz w:val="20"/>
-                <w:shd w:val="clear" w:color="auto" w:fill="E3D2D2"/>
-              </w:rPr>
-              <w:t>ОЧЕРЕДЬ</w:t>
-            </w:r>
+            <w:proofErr w:type="spellStart"/>
             <w:r>
               <w:rPr>
                 <w:rFonts w:ascii="Consolas" w:hAnsi="Consolas" w:cs="Courier New"/>
@@ -5001,16 +4514,36 @@
                 <w:color w:val="333333"/>
                 <w:sz w:val="20"/>
               </w:rPr>
-              <w:t>-</w:t>
-            </w:r>
-            <w:r>
-              <w:rPr>
-                <w:rFonts w:ascii="Consolas" w:hAnsi="Consolas" w:cs="Courier New"/>
-                <w:color w:val="A61717"/>
-                <w:sz w:val="20"/>
-                <w:shd w:val="clear" w:color="auto" w:fill="E3D2D2"/>
-              </w:rPr>
-              <w:t>МАССИВ</w:t>
+              <w:t>typedef</w:t>
+            </w:r>
+            <w:proofErr w:type="spellEnd"/>
+            <w:r>
+              <w:rPr>
+                <w:rFonts w:ascii="Consolas" w:hAnsi="Consolas" w:cs="Courier New"/>
+                <w:color w:val="333333"/>
+                <w:sz w:val="20"/>
+              </w:rPr>
+              <w:t xml:space="preserve"> </w:t>
+            </w:r>
+            <w:proofErr w:type="spellStart"/>
+            <w:r>
+              <w:rPr>
+                <w:rFonts w:ascii="Consolas" w:hAnsi="Consolas" w:cs="Courier New"/>
+                <w:b/>
+                <w:bCs/>
+                <w:color w:val="333333"/>
+                <w:sz w:val="20"/>
+              </w:rPr>
+              <w:t>struct</w:t>
+            </w:r>
+            <w:proofErr w:type="spellEnd"/>
+            <w:r>
+              <w:rPr>
+                <w:rFonts w:ascii="Consolas" w:hAnsi="Consolas" w:cs="Courier New"/>
+                <w:color w:val="333333"/>
+                <w:sz w:val="20"/>
+              </w:rPr>
+              <w:t xml:space="preserve"> </w:t>
             </w:r>
           </w:p>
           <w:p>
@@ -5047,12 +4580,10 @@
             <w:r>
               <w:rPr>
                 <w:rFonts w:ascii="Consolas" w:hAnsi="Consolas" w:cs="Courier New"/>
-                <w:b/>
-                <w:bCs/>
-                <w:color w:val="333333"/>
-                <w:sz w:val="20"/>
-              </w:rPr>
-              <w:t>---------------------------------------------------------------------------</w:t>
+                <w:color w:val="333333"/>
+                <w:sz w:val="20"/>
+              </w:rPr>
+              <w:t>{</w:t>
             </w:r>
           </w:p>
           <w:p>
@@ -5089,13 +4620,23 @@
             <w:r>
               <w:rPr>
                 <w:rFonts w:ascii="Consolas" w:hAnsi="Consolas" w:cs="Courier New"/>
+                <w:color w:val="333333"/>
+                <w:sz w:val="20"/>
+              </w:rPr>
+              <w:t xml:space="preserve">    </w:t>
+            </w:r>
+            <w:proofErr w:type="spellStart"/>
+            <w:r>
+              <w:rPr>
+                <w:rFonts w:ascii="Consolas" w:hAnsi="Consolas" w:cs="Courier New"/>
                 <w:b/>
                 <w:bCs/>
-                <w:color w:val="333333"/>
-                <w:sz w:val="20"/>
-              </w:rPr>
-              <w:t>|</w:t>
-            </w:r>
+                <w:color w:val="445588"/>
+                <w:sz w:val="20"/>
+              </w:rPr>
+              <w:t>int</w:t>
+            </w:r>
+            <w:proofErr w:type="spellEnd"/>
             <w:r>
               <w:rPr>
                 <w:rFonts w:ascii="Consolas" w:hAnsi="Consolas" w:cs="Courier New"/>
@@ -5104,33 +4645,23 @@
               </w:rPr>
               <w:t xml:space="preserve"> </w:t>
             </w:r>
-            <w:r>
-              <w:rPr>
-                <w:rFonts w:ascii="Consolas" w:hAnsi="Consolas" w:cs="Courier New"/>
-                <w:color w:val="A61717"/>
-                <w:sz w:val="20"/>
-                <w:shd w:val="clear" w:color="auto" w:fill="E3D2D2"/>
-              </w:rPr>
-              <w:t>КОЛ</w:t>
-            </w:r>
-            <w:r>
-              <w:rPr>
-                <w:rFonts w:ascii="Consolas" w:hAnsi="Consolas" w:cs="Courier New"/>
-                <w:b/>
-                <w:bCs/>
-                <w:color w:val="333333"/>
-                <w:sz w:val="20"/>
-              </w:rPr>
-              <w:t>-</w:t>
-            </w:r>
-            <w:r>
-              <w:rPr>
-                <w:rFonts w:ascii="Consolas" w:hAnsi="Consolas" w:cs="Courier New"/>
-                <w:color w:val="A61717"/>
-                <w:sz w:val="20"/>
-                <w:shd w:val="clear" w:color="auto" w:fill="E3D2D2"/>
-              </w:rPr>
-              <w:t>ВО</w:t>
+            <w:proofErr w:type="spellStart"/>
+            <w:r>
+              <w:rPr>
+                <w:rFonts w:ascii="Consolas" w:hAnsi="Consolas" w:cs="Courier New"/>
+                <w:color w:val="333333"/>
+                <w:sz w:val="20"/>
+              </w:rPr>
+              <w:t>first_machine_min_work_time</w:t>
+            </w:r>
+            <w:proofErr w:type="spellEnd"/>
+            <w:r>
+              <w:rPr>
+                <w:rFonts w:ascii="Consolas" w:hAnsi="Consolas" w:cs="Courier New"/>
+                <w:color w:val="333333"/>
+                <w:sz w:val="20"/>
+              </w:rPr>
+              <w:t>;</w:t>
             </w:r>
             <w:r>
               <w:rPr>
@@ -5143,146 +4674,12 @@
             <w:r>
               <w:rPr>
                 <w:rFonts w:ascii="Consolas" w:hAnsi="Consolas" w:cs="Courier New"/>
-                <w:color w:val="A61717"/>
-                <w:sz w:val="20"/>
-                <w:shd w:val="clear" w:color="auto" w:fill="E3D2D2"/>
-              </w:rPr>
-              <w:t>ВЫПОЛНЕНИЙ</w:t>
-            </w:r>
-            <w:r>
-              <w:rPr>
-                <w:rFonts w:ascii="Consolas" w:hAnsi="Consolas" w:cs="Courier New"/>
-                <w:color w:val="333333"/>
-                <w:sz w:val="20"/>
-              </w:rPr>
-              <w:t xml:space="preserve"> </w:t>
-            </w:r>
-            <w:proofErr w:type="gramStart"/>
-            <w:r>
-              <w:rPr>
-                <w:rFonts w:ascii="Consolas" w:hAnsi="Consolas" w:cs="Courier New"/>
-                <w:b/>
-                <w:bCs/>
-                <w:color w:val="333333"/>
-                <w:sz w:val="20"/>
-              </w:rPr>
-              <w:t>|</w:t>
-            </w:r>
-            <w:r>
-              <w:rPr>
-                <w:rFonts w:ascii="Consolas" w:hAnsi="Consolas" w:cs="Courier New"/>
-                <w:color w:val="333333"/>
-                <w:sz w:val="20"/>
-              </w:rPr>
-              <w:t xml:space="preserve">  PUSH</w:t>
-            </w:r>
-            <w:proofErr w:type="gramEnd"/>
-            <w:r>
-              <w:rPr>
-                <w:rFonts w:ascii="Consolas" w:hAnsi="Consolas" w:cs="Courier New"/>
-                <w:color w:val="333333"/>
-                <w:sz w:val="20"/>
-              </w:rPr>
-              <w:t>_TIME (</w:t>
-            </w:r>
-            <w:proofErr w:type="spellStart"/>
-            <w:r>
-              <w:rPr>
-                <w:rFonts w:ascii="Consolas" w:hAnsi="Consolas" w:cs="Courier New"/>
-                <w:color w:val="333333"/>
-                <w:sz w:val="20"/>
-              </w:rPr>
-              <w:t>mcs</w:t>
-            </w:r>
-            <w:proofErr w:type="spellEnd"/>
-            <w:r>
-              <w:rPr>
-                <w:rFonts w:ascii="Consolas" w:hAnsi="Consolas" w:cs="Courier New"/>
-                <w:color w:val="333333"/>
-                <w:sz w:val="20"/>
-              </w:rPr>
-              <w:t xml:space="preserve">)  </w:t>
-            </w:r>
-            <w:r>
-              <w:rPr>
-                <w:rFonts w:ascii="Consolas" w:hAnsi="Consolas" w:cs="Courier New"/>
-                <w:b/>
-                <w:bCs/>
-                <w:color w:val="333333"/>
-                <w:sz w:val="20"/>
-              </w:rPr>
-              <w:t>|</w:t>
-            </w:r>
-            <w:r>
-              <w:rPr>
-                <w:rFonts w:ascii="Consolas" w:hAnsi="Consolas" w:cs="Courier New"/>
-                <w:color w:val="333333"/>
-                <w:sz w:val="20"/>
-              </w:rPr>
-              <w:t xml:space="preserve">  POP_TIME (</w:t>
-            </w:r>
-            <w:proofErr w:type="spellStart"/>
-            <w:r>
-              <w:rPr>
-                <w:rFonts w:ascii="Consolas" w:hAnsi="Consolas" w:cs="Courier New"/>
-                <w:color w:val="333333"/>
-                <w:sz w:val="20"/>
-              </w:rPr>
-              <w:t>mcs</w:t>
-            </w:r>
-            <w:proofErr w:type="spellEnd"/>
-            <w:r>
-              <w:rPr>
-                <w:rFonts w:ascii="Consolas" w:hAnsi="Consolas" w:cs="Courier New"/>
-                <w:color w:val="333333"/>
-                <w:sz w:val="20"/>
-              </w:rPr>
-              <w:t xml:space="preserve">)  </w:t>
-            </w:r>
-            <w:r>
-              <w:rPr>
-                <w:rFonts w:ascii="Consolas" w:hAnsi="Consolas" w:cs="Courier New"/>
-                <w:b/>
-                <w:bCs/>
-                <w:color w:val="333333"/>
-                <w:sz w:val="20"/>
-              </w:rPr>
-              <w:t>|</w:t>
-            </w:r>
-            <w:r>
-              <w:rPr>
-                <w:rFonts w:ascii="Consolas" w:hAnsi="Consolas" w:cs="Courier New"/>
-                <w:color w:val="333333"/>
-                <w:sz w:val="20"/>
-              </w:rPr>
-              <w:t xml:space="preserve">  </w:t>
-            </w:r>
-            <w:r>
-              <w:rPr>
-                <w:rFonts w:ascii="Consolas" w:hAnsi="Consolas" w:cs="Courier New"/>
-                <w:color w:val="A61717"/>
-                <w:sz w:val="20"/>
-                <w:shd w:val="clear" w:color="auto" w:fill="E3D2D2"/>
-              </w:rPr>
-              <w:t>ПАМЯТЬ</w:t>
-            </w:r>
-            <w:r>
-              <w:rPr>
-                <w:rFonts w:ascii="Consolas" w:hAnsi="Consolas" w:cs="Courier New"/>
-                <w:color w:val="333333"/>
-                <w:sz w:val="20"/>
-              </w:rPr>
-              <w:t xml:space="preserve"> (b)  </w:t>
-            </w:r>
-            <w:r>
-              <w:rPr>
-                <w:rFonts w:ascii="Consolas" w:hAnsi="Consolas" w:cs="Courier New"/>
-                <w:b/>
-                <w:bCs/>
-                <w:color w:val="333333"/>
-                <w:sz w:val="20"/>
-              </w:rPr>
-              <w:t>|</w:t>
+                <w:i/>
+                <w:iCs/>
+                <w:color w:val="999988"/>
+                <w:sz w:val="20"/>
+              </w:rPr>
+              <w:t>//Минимальное время обработки (первый аппарат)</w:t>
             </w:r>
           </w:p>
           <w:p>
@@ -5319,12 +4716,58 @@
             <w:r>
               <w:rPr>
                 <w:rFonts w:ascii="Consolas" w:hAnsi="Consolas" w:cs="Courier New"/>
+                <w:color w:val="333333"/>
+                <w:sz w:val="20"/>
+              </w:rPr>
+              <w:t xml:space="preserve">    </w:t>
+            </w:r>
+            <w:proofErr w:type="spellStart"/>
+            <w:r>
+              <w:rPr>
+                <w:rFonts w:ascii="Consolas" w:hAnsi="Consolas" w:cs="Courier New"/>
                 <w:b/>
                 <w:bCs/>
-                <w:color w:val="333333"/>
-                <w:sz w:val="20"/>
-              </w:rPr>
-              <w:t>---------------------------------------------------------------------------</w:t>
+                <w:color w:val="445588"/>
+                <w:sz w:val="20"/>
+              </w:rPr>
+              <w:t>int</w:t>
+            </w:r>
+            <w:proofErr w:type="spellEnd"/>
+            <w:r>
+              <w:rPr>
+                <w:rFonts w:ascii="Consolas" w:hAnsi="Consolas" w:cs="Courier New"/>
+                <w:color w:val="333333"/>
+                <w:sz w:val="20"/>
+              </w:rPr>
+              <w:t xml:space="preserve"> </w:t>
+            </w:r>
+            <w:proofErr w:type="spellStart"/>
+            <w:r>
+              <w:rPr>
+                <w:rFonts w:ascii="Consolas" w:hAnsi="Consolas" w:cs="Courier New"/>
+                <w:color w:val="333333"/>
+                <w:sz w:val="20"/>
+              </w:rPr>
+              <w:t>first_machine_max_work_time</w:t>
+            </w:r>
+            <w:proofErr w:type="spellEnd"/>
+            <w:r>
+              <w:rPr>
+                <w:rFonts w:ascii="Consolas" w:hAnsi="Consolas" w:cs="Courier New"/>
+                <w:color w:val="333333"/>
+                <w:sz w:val="20"/>
+              </w:rPr>
+              <w:t xml:space="preserve">; </w:t>
+            </w:r>
+            <w:r>
+              <w:rPr>
+                <w:rFonts w:ascii="Consolas" w:hAnsi="Consolas" w:cs="Courier New"/>
+                <w:i/>
+                <w:iCs/>
+                <w:color w:val="999988"/>
+                <w:sz w:val="20"/>
+              </w:rPr>
+              <w:t>//Максимальное время обработки (первый аппарат)</w:t>
             </w:r>
           </w:p>
           <w:p>
@@ -5361,116 +4804,58 @@
             <w:r>
               <w:rPr>
                 <w:rFonts w:ascii="Consolas" w:hAnsi="Consolas" w:cs="Courier New"/>
+                <w:color w:val="333333"/>
+                <w:sz w:val="20"/>
+              </w:rPr>
+              <w:t xml:space="preserve">    </w:t>
+            </w:r>
+            <w:proofErr w:type="spellStart"/>
+            <w:r>
+              <w:rPr>
+                <w:rFonts w:ascii="Consolas" w:hAnsi="Consolas" w:cs="Courier New"/>
                 <w:b/>
                 <w:bCs/>
-                <w:color w:val="333333"/>
-                <w:sz w:val="20"/>
-              </w:rPr>
-              <w:t>|</w:t>
-            </w:r>
-            <w:r>
-              <w:rPr>
-                <w:rFonts w:ascii="Consolas" w:hAnsi="Consolas" w:cs="Courier New"/>
-                <w:color w:val="333333"/>
-                <w:sz w:val="20"/>
-              </w:rPr>
-              <w:t xml:space="preserve">                </w:t>
-            </w:r>
-            <w:r>
-              <w:rPr>
-                <w:rFonts w:ascii="Consolas" w:hAnsi="Consolas" w:cs="Courier New"/>
-                <w:color w:val="009999"/>
-                <w:sz w:val="20"/>
-              </w:rPr>
-              <w:t>100</w:t>
-            </w:r>
-            <w:r>
-              <w:rPr>
-                <w:rFonts w:ascii="Consolas" w:hAnsi="Consolas" w:cs="Courier New"/>
-                <w:b/>
-                <w:bCs/>
-                <w:color w:val="333333"/>
-                <w:sz w:val="20"/>
-              </w:rPr>
-              <w:t>|</w:t>
-            </w:r>
-            <w:r>
-              <w:rPr>
-                <w:rFonts w:ascii="Consolas" w:hAnsi="Consolas" w:cs="Courier New"/>
-                <w:color w:val="333333"/>
-                <w:sz w:val="20"/>
-              </w:rPr>
-              <w:t xml:space="preserve">                  </w:t>
-            </w:r>
-            <w:r>
-              <w:rPr>
-                <w:rFonts w:ascii="Consolas" w:hAnsi="Consolas" w:cs="Courier New"/>
-                <w:color w:val="009999"/>
-                <w:sz w:val="20"/>
-              </w:rPr>
-              <w:t>1</w:t>
-            </w:r>
-            <w:r>
-              <w:rPr>
-                <w:rFonts w:ascii="Consolas" w:hAnsi="Consolas" w:cs="Courier New"/>
-                <w:b/>
-                <w:bCs/>
-                <w:color w:val="333333"/>
-                <w:sz w:val="20"/>
-              </w:rPr>
-              <w:t>|</w:t>
-            </w:r>
-            <w:r>
-              <w:rPr>
-                <w:rFonts w:ascii="Consolas" w:hAnsi="Consolas" w:cs="Courier New"/>
-                <w:color w:val="333333"/>
-                <w:sz w:val="20"/>
-              </w:rPr>
-              <w:t xml:space="preserve">                 </w:t>
-            </w:r>
-            <w:r>
-              <w:rPr>
-                <w:rFonts w:ascii="Consolas" w:hAnsi="Consolas" w:cs="Courier New"/>
-                <w:color w:val="009999"/>
-                <w:sz w:val="20"/>
-              </w:rPr>
-              <w:t>9</w:t>
-            </w:r>
-            <w:r>
-              <w:rPr>
-                <w:rFonts w:ascii="Consolas" w:hAnsi="Consolas" w:cs="Courier New"/>
-                <w:b/>
-                <w:bCs/>
-                <w:color w:val="333333"/>
-                <w:sz w:val="20"/>
-              </w:rPr>
-              <w:t>|</w:t>
-            </w:r>
-            <w:r>
-              <w:rPr>
-                <w:rFonts w:ascii="Consolas" w:hAnsi="Consolas" w:cs="Courier New"/>
-                <w:color w:val="333333"/>
-                <w:sz w:val="20"/>
-              </w:rPr>
-              <w:t xml:space="preserve">          </w:t>
-            </w:r>
-            <w:r>
-              <w:rPr>
-                <w:rFonts w:ascii="Consolas" w:hAnsi="Consolas" w:cs="Courier New"/>
-                <w:color w:val="009999"/>
-                <w:sz w:val="20"/>
-              </w:rPr>
-              <w:t>8048</w:t>
-            </w:r>
-            <w:r>
-              <w:rPr>
-                <w:rFonts w:ascii="Consolas" w:hAnsi="Consolas" w:cs="Courier New"/>
-                <w:b/>
-                <w:bCs/>
-                <w:color w:val="333333"/>
-                <w:sz w:val="20"/>
-              </w:rPr>
-              <w:t>|</w:t>
+                <w:color w:val="445588"/>
+                <w:sz w:val="20"/>
+              </w:rPr>
+              <w:t>int</w:t>
+            </w:r>
+            <w:proofErr w:type="spellEnd"/>
+            <w:r>
+              <w:rPr>
+                <w:rFonts w:ascii="Consolas" w:hAnsi="Consolas" w:cs="Courier New"/>
+                <w:color w:val="333333"/>
+                <w:sz w:val="20"/>
+              </w:rPr>
+              <w:t xml:space="preserve"> </w:t>
+            </w:r>
+            <w:proofErr w:type="spellStart"/>
+            <w:r>
+              <w:rPr>
+                <w:rFonts w:ascii="Consolas" w:hAnsi="Consolas" w:cs="Courier New"/>
+                <w:color w:val="333333"/>
+                <w:sz w:val="20"/>
+              </w:rPr>
+              <w:t>second_machine_min_work_time</w:t>
+            </w:r>
+            <w:proofErr w:type="spellEnd"/>
+            <w:r>
+              <w:rPr>
+                <w:rFonts w:ascii="Consolas" w:hAnsi="Consolas" w:cs="Courier New"/>
+                <w:color w:val="333333"/>
+                <w:sz w:val="20"/>
+              </w:rPr>
+              <w:t xml:space="preserve">; </w:t>
+            </w:r>
+            <w:r>
+              <w:rPr>
+                <w:rFonts w:ascii="Consolas" w:hAnsi="Consolas" w:cs="Courier New"/>
+                <w:i/>
+                <w:iCs/>
+                <w:color w:val="999988"/>
+                <w:sz w:val="20"/>
+              </w:rPr>
+              <w:t>// Минимальное время обработки (Второй аппарат)</w:t>
             </w:r>
           </w:p>
           <w:p>
@@ -5507,450 +4892,58 @@
             <w:r>
               <w:rPr>
                 <w:rFonts w:ascii="Consolas" w:hAnsi="Consolas" w:cs="Courier New"/>
+                <w:color w:val="333333"/>
+                <w:sz w:val="20"/>
+              </w:rPr>
+              <w:t xml:space="preserve">    </w:t>
+            </w:r>
+            <w:proofErr w:type="spellStart"/>
+            <w:r>
+              <w:rPr>
+                <w:rFonts w:ascii="Consolas" w:hAnsi="Consolas" w:cs="Courier New"/>
                 <w:b/>
                 <w:bCs/>
-                <w:color w:val="333333"/>
-                <w:sz w:val="20"/>
-              </w:rPr>
-              <w:t>|</w:t>
-            </w:r>
-            <w:r>
-              <w:rPr>
-                <w:rFonts w:ascii="Consolas" w:hAnsi="Consolas" w:cs="Courier New"/>
-                <w:color w:val="333333"/>
-                <w:sz w:val="20"/>
-              </w:rPr>
-              <w:t xml:space="preserve">                </w:t>
-            </w:r>
-            <w:r>
-              <w:rPr>
-                <w:rFonts w:ascii="Consolas" w:hAnsi="Consolas" w:cs="Courier New"/>
-                <w:color w:val="009999"/>
-                <w:sz w:val="20"/>
-              </w:rPr>
-              <w:t>250</w:t>
-            </w:r>
-            <w:r>
-              <w:rPr>
-                <w:rFonts w:ascii="Consolas" w:hAnsi="Consolas" w:cs="Courier New"/>
-                <w:b/>
-                <w:bCs/>
-                <w:color w:val="333333"/>
-                <w:sz w:val="20"/>
-              </w:rPr>
-              <w:t>|</w:t>
-            </w:r>
-            <w:r>
-              <w:rPr>
-                <w:rFonts w:ascii="Consolas" w:hAnsi="Consolas" w:cs="Courier New"/>
-                <w:color w:val="333333"/>
-                <w:sz w:val="20"/>
-              </w:rPr>
-              <w:t xml:space="preserve">                  </w:t>
-            </w:r>
-            <w:r>
-              <w:rPr>
-                <w:rFonts w:ascii="Consolas" w:hAnsi="Consolas" w:cs="Courier New"/>
-                <w:color w:val="009999"/>
-                <w:sz w:val="20"/>
-              </w:rPr>
-              <w:t>1</w:t>
-            </w:r>
-            <w:r>
-              <w:rPr>
-                <w:rFonts w:ascii="Consolas" w:hAnsi="Consolas" w:cs="Courier New"/>
-                <w:b/>
-                <w:bCs/>
-                <w:color w:val="333333"/>
-                <w:sz w:val="20"/>
-              </w:rPr>
-              <w:t>|</w:t>
-            </w:r>
-            <w:r>
-              <w:rPr>
-                <w:rFonts w:ascii="Consolas" w:hAnsi="Consolas" w:cs="Courier New"/>
-                <w:color w:val="333333"/>
-                <w:sz w:val="20"/>
-              </w:rPr>
-              <w:t xml:space="preserve">                </w:t>
-            </w:r>
-            <w:r>
-              <w:rPr>
-                <w:rFonts w:ascii="Consolas" w:hAnsi="Consolas" w:cs="Courier New"/>
-                <w:color w:val="009999"/>
-                <w:sz w:val="20"/>
-              </w:rPr>
-              <w:t>54</w:t>
-            </w:r>
-            <w:r>
-              <w:rPr>
-                <w:rFonts w:ascii="Consolas" w:hAnsi="Consolas" w:cs="Courier New"/>
-                <w:b/>
-                <w:bCs/>
-                <w:color w:val="333333"/>
-                <w:sz w:val="20"/>
-              </w:rPr>
-              <w:t>|</w:t>
-            </w:r>
-            <w:r>
-              <w:rPr>
-                <w:rFonts w:ascii="Consolas" w:hAnsi="Consolas" w:cs="Courier New"/>
-                <w:color w:val="333333"/>
-                <w:sz w:val="20"/>
-              </w:rPr>
-              <w:t xml:space="preserve">          </w:t>
-            </w:r>
-            <w:r>
-              <w:rPr>
-                <w:rFonts w:ascii="Consolas" w:hAnsi="Consolas" w:cs="Courier New"/>
-                <w:color w:val="009999"/>
-                <w:sz w:val="20"/>
-              </w:rPr>
-              <w:t>8048</w:t>
-            </w:r>
-            <w:r>
-              <w:rPr>
-                <w:rFonts w:ascii="Consolas" w:hAnsi="Consolas" w:cs="Courier New"/>
-                <w:b/>
-                <w:bCs/>
-                <w:color w:val="333333"/>
-                <w:sz w:val="20"/>
-              </w:rPr>
-              <w:t>|</w:t>
-            </w:r>
-          </w:p>
-          <w:p>
-            <w:pPr>
-              <w:widowControl/>
-              <w:tabs>
-                <w:tab w:val="left" w:pos="916"/>
-                <w:tab w:val="left" w:pos="1832"/>
-                <w:tab w:val="left" w:pos="2748"/>
-                <w:tab w:val="left" w:pos="3664"/>
-                <w:tab w:val="left" w:pos="4580"/>
-                <w:tab w:val="left" w:pos="5496"/>
-                <w:tab w:val="left" w:pos="6412"/>
-                <w:tab w:val="left" w:pos="7328"/>
-                <w:tab w:val="left" w:pos="8244"/>
-                <w:tab w:val="left" w:pos="9160"/>
-                <w:tab w:val="left" w:pos="10076"/>
-                <w:tab w:val="left" w:pos="10992"/>
-                <w:tab w:val="left" w:pos="11908"/>
-                <w:tab w:val="left" w:pos="12824"/>
-                <w:tab w:val="left" w:pos="13740"/>
-                <w:tab w:val="left" w:pos="14656"/>
-              </w:tabs>
-              <w:suppressAutoHyphens w:val="0"/>
-              <w:autoSpaceDN/>
-              <w:spacing w:line="244" w:lineRule="atLeast"/>
-              <w:jc w:val="left"/>
-              <w:rPr>
-                <w:rFonts w:ascii="Consolas" w:hAnsi="Consolas" w:cs="Courier New"/>
-                <w:color w:val="333333"/>
-                <w:sz w:val="20"/>
-              </w:rPr>
-            </w:pPr>
-            <w:r>
-              <w:rPr>
-                <w:rFonts w:ascii="Consolas" w:hAnsi="Consolas" w:cs="Courier New"/>
-                <w:b/>
-                <w:bCs/>
-                <w:color w:val="333333"/>
-                <w:sz w:val="20"/>
-              </w:rPr>
-              <w:t>|</w:t>
-            </w:r>
-            <w:r>
-              <w:rPr>
-                <w:rFonts w:ascii="Consolas" w:hAnsi="Consolas" w:cs="Courier New"/>
-                <w:color w:val="333333"/>
-                <w:sz w:val="20"/>
-              </w:rPr>
-              <w:t xml:space="preserve">                </w:t>
-            </w:r>
-            <w:r>
-              <w:rPr>
-                <w:rFonts w:ascii="Consolas" w:hAnsi="Consolas" w:cs="Courier New"/>
-                <w:color w:val="009999"/>
-                <w:sz w:val="20"/>
-              </w:rPr>
-              <w:t>500</w:t>
-            </w:r>
-            <w:r>
-              <w:rPr>
-                <w:rFonts w:ascii="Consolas" w:hAnsi="Consolas" w:cs="Courier New"/>
-                <w:b/>
-                <w:bCs/>
-                <w:color w:val="333333"/>
-                <w:sz w:val="20"/>
-              </w:rPr>
-              <w:t>|</w:t>
-            </w:r>
-            <w:r>
-              <w:rPr>
-                <w:rFonts w:ascii="Consolas" w:hAnsi="Consolas" w:cs="Courier New"/>
-                <w:color w:val="333333"/>
-                <w:sz w:val="20"/>
-              </w:rPr>
-              <w:t xml:space="preserve">                  </w:t>
-            </w:r>
-            <w:r>
-              <w:rPr>
-                <w:rFonts w:ascii="Consolas" w:hAnsi="Consolas" w:cs="Courier New"/>
-                <w:color w:val="009999"/>
-                <w:sz w:val="20"/>
-              </w:rPr>
-              <w:t>2</w:t>
-            </w:r>
-            <w:r>
-              <w:rPr>
-                <w:rFonts w:ascii="Consolas" w:hAnsi="Consolas" w:cs="Courier New"/>
-                <w:b/>
-                <w:bCs/>
-                <w:color w:val="333333"/>
-                <w:sz w:val="20"/>
-              </w:rPr>
-              <w:t>|</w:t>
-            </w:r>
-            <w:r>
-              <w:rPr>
-                <w:rFonts w:ascii="Consolas" w:hAnsi="Consolas" w:cs="Courier New"/>
-                <w:color w:val="333333"/>
-                <w:sz w:val="20"/>
-              </w:rPr>
-              <w:t xml:space="preserve">               </w:t>
-            </w:r>
-            <w:r>
-              <w:rPr>
-                <w:rFonts w:ascii="Consolas" w:hAnsi="Consolas" w:cs="Courier New"/>
-                <w:color w:val="009999"/>
-                <w:sz w:val="20"/>
-              </w:rPr>
-              <w:t>261</w:t>
-            </w:r>
-            <w:r>
-              <w:rPr>
-                <w:rFonts w:ascii="Consolas" w:hAnsi="Consolas" w:cs="Courier New"/>
-                <w:b/>
-                <w:bCs/>
-                <w:color w:val="333333"/>
-                <w:sz w:val="20"/>
-              </w:rPr>
-              <w:t>|</w:t>
-            </w:r>
-            <w:r>
-              <w:rPr>
-                <w:rFonts w:ascii="Consolas" w:hAnsi="Consolas" w:cs="Courier New"/>
-                <w:color w:val="333333"/>
-                <w:sz w:val="20"/>
-              </w:rPr>
-              <w:t xml:space="preserve">          </w:t>
-            </w:r>
-            <w:r>
-              <w:rPr>
-                <w:rFonts w:ascii="Consolas" w:hAnsi="Consolas" w:cs="Courier New"/>
-                <w:color w:val="009999"/>
-                <w:sz w:val="20"/>
-              </w:rPr>
-              <w:t>8048</w:t>
-            </w:r>
-            <w:r>
-              <w:rPr>
-                <w:rFonts w:ascii="Consolas" w:hAnsi="Consolas" w:cs="Courier New"/>
-                <w:b/>
-                <w:bCs/>
-                <w:color w:val="333333"/>
-                <w:sz w:val="20"/>
-              </w:rPr>
-              <w:t>|</w:t>
-            </w:r>
-          </w:p>
-          <w:p>
-            <w:pPr>
-              <w:widowControl/>
-              <w:tabs>
-                <w:tab w:val="left" w:pos="916"/>
-                <w:tab w:val="left" w:pos="1832"/>
-                <w:tab w:val="left" w:pos="2748"/>
-                <w:tab w:val="left" w:pos="3664"/>
-                <w:tab w:val="left" w:pos="4580"/>
-                <w:tab w:val="left" w:pos="5496"/>
-                <w:tab w:val="left" w:pos="6412"/>
-                <w:tab w:val="left" w:pos="7328"/>
-                <w:tab w:val="left" w:pos="8244"/>
-                <w:tab w:val="left" w:pos="9160"/>
-                <w:tab w:val="left" w:pos="10076"/>
-                <w:tab w:val="left" w:pos="10992"/>
-                <w:tab w:val="left" w:pos="11908"/>
-                <w:tab w:val="left" w:pos="12824"/>
-                <w:tab w:val="left" w:pos="13740"/>
-                <w:tab w:val="left" w:pos="14656"/>
-              </w:tabs>
-              <w:suppressAutoHyphens w:val="0"/>
-              <w:autoSpaceDN/>
-              <w:spacing w:line="244" w:lineRule="atLeast"/>
-              <w:jc w:val="left"/>
-              <w:rPr>
-                <w:rFonts w:ascii="Consolas" w:hAnsi="Consolas" w:cs="Courier New"/>
-                <w:color w:val="333333"/>
-                <w:sz w:val="20"/>
-              </w:rPr>
-            </w:pPr>
-            <w:r>
-              <w:rPr>
-                <w:rFonts w:ascii="Consolas" w:hAnsi="Consolas" w:cs="Courier New"/>
-                <w:b/>
-                <w:bCs/>
-                <w:color w:val="333333"/>
-                <w:sz w:val="20"/>
-              </w:rPr>
-              <w:t>|</w:t>
-            </w:r>
-            <w:r>
-              <w:rPr>
-                <w:rFonts w:ascii="Consolas" w:hAnsi="Consolas" w:cs="Courier New"/>
-                <w:color w:val="333333"/>
-                <w:sz w:val="20"/>
-              </w:rPr>
-              <w:t xml:space="preserve">               </w:t>
-            </w:r>
-            <w:r>
-              <w:rPr>
-                <w:rFonts w:ascii="Consolas" w:hAnsi="Consolas" w:cs="Courier New"/>
-                <w:color w:val="009999"/>
-                <w:sz w:val="20"/>
-              </w:rPr>
-              <w:t>1000</w:t>
-            </w:r>
-            <w:r>
-              <w:rPr>
-                <w:rFonts w:ascii="Consolas" w:hAnsi="Consolas" w:cs="Courier New"/>
-                <w:b/>
-                <w:bCs/>
-                <w:color w:val="333333"/>
-                <w:sz w:val="20"/>
-              </w:rPr>
-              <w:t>|</w:t>
-            </w:r>
-            <w:r>
-              <w:rPr>
-                <w:rFonts w:ascii="Consolas" w:hAnsi="Consolas" w:cs="Courier New"/>
-                <w:color w:val="333333"/>
-                <w:sz w:val="20"/>
-              </w:rPr>
-              <w:t xml:space="preserve">                  </w:t>
-            </w:r>
-            <w:r>
-              <w:rPr>
-                <w:rFonts w:ascii="Consolas" w:hAnsi="Consolas" w:cs="Courier New"/>
-                <w:color w:val="009999"/>
-                <w:sz w:val="20"/>
-              </w:rPr>
-              <w:t>3</w:t>
-            </w:r>
-            <w:r>
-              <w:rPr>
-                <w:rFonts w:ascii="Consolas" w:hAnsi="Consolas" w:cs="Courier New"/>
-                <w:b/>
-                <w:bCs/>
-                <w:color w:val="333333"/>
-                <w:sz w:val="20"/>
-              </w:rPr>
-              <w:t>|</w:t>
-            </w:r>
-            <w:r>
-              <w:rPr>
-                <w:rFonts w:ascii="Consolas" w:hAnsi="Consolas" w:cs="Courier New"/>
-                <w:color w:val="333333"/>
-                <w:sz w:val="20"/>
-              </w:rPr>
-              <w:t xml:space="preserve">               </w:t>
-            </w:r>
-            <w:r>
-              <w:rPr>
-                <w:rFonts w:ascii="Consolas" w:hAnsi="Consolas" w:cs="Courier New"/>
-                <w:color w:val="009999"/>
-                <w:sz w:val="20"/>
-              </w:rPr>
-              <w:t>969</w:t>
-            </w:r>
-            <w:r>
-              <w:rPr>
-                <w:rFonts w:ascii="Consolas" w:hAnsi="Consolas" w:cs="Courier New"/>
-                <w:b/>
-                <w:bCs/>
-                <w:color w:val="333333"/>
-                <w:sz w:val="20"/>
-              </w:rPr>
-              <w:t>|</w:t>
-            </w:r>
-            <w:r>
-              <w:rPr>
-                <w:rFonts w:ascii="Consolas" w:hAnsi="Consolas" w:cs="Courier New"/>
-                <w:color w:val="333333"/>
-                <w:sz w:val="20"/>
-              </w:rPr>
-              <w:t xml:space="preserve">          </w:t>
-            </w:r>
-            <w:r>
-              <w:rPr>
-                <w:rFonts w:ascii="Consolas" w:hAnsi="Consolas" w:cs="Courier New"/>
-                <w:color w:val="009999"/>
-                <w:sz w:val="20"/>
-              </w:rPr>
-              <w:t>8048</w:t>
-            </w:r>
-            <w:r>
-              <w:rPr>
-                <w:rFonts w:ascii="Consolas" w:hAnsi="Consolas" w:cs="Courier New"/>
-                <w:b/>
-                <w:bCs/>
-                <w:color w:val="333333"/>
-                <w:sz w:val="20"/>
-              </w:rPr>
-              <w:t>|</w:t>
-            </w:r>
-          </w:p>
-          <w:p>
-            <w:pPr>
-              <w:widowControl/>
-              <w:tabs>
-                <w:tab w:val="left" w:pos="916"/>
-                <w:tab w:val="left" w:pos="1832"/>
-                <w:tab w:val="left" w:pos="2748"/>
-                <w:tab w:val="left" w:pos="3664"/>
-                <w:tab w:val="left" w:pos="4580"/>
-                <w:tab w:val="left" w:pos="5496"/>
-                <w:tab w:val="left" w:pos="6412"/>
-                <w:tab w:val="left" w:pos="7328"/>
-                <w:tab w:val="left" w:pos="8244"/>
-                <w:tab w:val="left" w:pos="9160"/>
-                <w:tab w:val="left" w:pos="10076"/>
-                <w:tab w:val="left" w:pos="10992"/>
-                <w:tab w:val="left" w:pos="11908"/>
-                <w:tab w:val="left" w:pos="12824"/>
-                <w:tab w:val="left" w:pos="13740"/>
-                <w:tab w:val="left" w:pos="14656"/>
-              </w:tabs>
-              <w:suppressAutoHyphens w:val="0"/>
-              <w:autoSpaceDN/>
-              <w:spacing w:line="244" w:lineRule="atLeast"/>
-              <w:jc w:val="left"/>
-              <w:rPr>
-                <w:rFonts w:ascii="Consolas" w:hAnsi="Consolas" w:cs="Courier New"/>
-                <w:color w:val="333333"/>
-                <w:sz w:val="20"/>
-              </w:rPr>
-            </w:pPr>
-            <w:r>
-              <w:rPr>
-                <w:rFonts w:ascii="Consolas" w:hAnsi="Consolas" w:cs="Courier New"/>
-                <w:b/>
-                <w:bCs/>
-                <w:color w:val="333333"/>
-                <w:sz w:val="20"/>
-              </w:rPr>
-              <w:t>---------------------------------------------------------------------------</w:t>
+                <w:color w:val="445588"/>
+                <w:sz w:val="20"/>
+              </w:rPr>
+              <w:t>int</w:t>
+            </w:r>
+            <w:proofErr w:type="spellEnd"/>
+            <w:r>
+              <w:rPr>
+                <w:rFonts w:ascii="Consolas" w:hAnsi="Consolas" w:cs="Courier New"/>
+                <w:color w:val="333333"/>
+                <w:sz w:val="20"/>
+              </w:rPr>
+              <w:t xml:space="preserve"> </w:t>
+            </w:r>
+            <w:proofErr w:type="spellStart"/>
+            <w:r>
+              <w:rPr>
+                <w:rFonts w:ascii="Consolas" w:hAnsi="Consolas" w:cs="Courier New"/>
+                <w:color w:val="333333"/>
+                <w:sz w:val="20"/>
+              </w:rPr>
+              <w:t>second_machine_max_work_time</w:t>
+            </w:r>
+            <w:proofErr w:type="spellEnd"/>
+            <w:r>
+              <w:rPr>
+                <w:rFonts w:ascii="Consolas" w:hAnsi="Consolas" w:cs="Courier New"/>
+                <w:color w:val="333333"/>
+                <w:sz w:val="20"/>
+              </w:rPr>
+              <w:t xml:space="preserve">; </w:t>
+            </w:r>
+            <w:r>
+              <w:rPr>
+                <w:rFonts w:ascii="Consolas" w:hAnsi="Consolas" w:cs="Courier New"/>
+                <w:i/>
+                <w:iCs/>
+                <w:color w:val="999988"/>
+                <w:sz w:val="20"/>
+              </w:rPr>
+              <w:t>// Максимальное время обработки (Второй аппарат)</w:t>
             </w:r>
           </w:p>
           <w:p>
@@ -6014,6 +5007,7 @@
                 <w:rFonts w:ascii="Consolas" w:hAnsi="Consolas" w:cs="Courier New"/>
                 <w:color w:val="333333"/>
                 <w:sz w:val="20"/>
+                <w:lang w:val="en-US"/>
               </w:rPr>
             </w:pPr>
             <w:r>
@@ -6022,35 +5016,69 @@
                 <w:color w:val="333333"/>
                 <w:sz w:val="20"/>
               </w:rPr>
-              <w:t xml:space="preserve">                                 </w:t>
-            </w:r>
-            <w:r>
-              <w:rPr>
-                <w:rFonts w:ascii="Consolas" w:hAnsi="Consolas" w:cs="Courier New"/>
-                <w:color w:val="A61717"/>
-                <w:sz w:val="20"/>
-                <w:shd w:val="clear" w:color="auto" w:fill="E3D2D2"/>
-              </w:rPr>
-              <w:t>ОЧЕРЕДЬ</w:t>
+              <w:lastRenderedPageBreak/>
+              <w:t xml:space="preserve">    </w:t>
             </w:r>
             <w:r>
               <w:rPr>
                 <w:rFonts w:ascii="Consolas" w:hAnsi="Consolas" w:cs="Courier New"/>
                 <w:b/>
                 <w:bCs/>
-                <w:color w:val="333333"/>
-                <w:sz w:val="20"/>
-              </w:rPr>
-              <w:t>-</w:t>
-            </w:r>
-            <w:r>
-              <w:rPr>
-                <w:rFonts w:ascii="Consolas" w:hAnsi="Consolas" w:cs="Courier New"/>
-                <w:color w:val="A61717"/>
-                <w:sz w:val="20"/>
-                <w:shd w:val="clear" w:color="auto" w:fill="E3D2D2"/>
-              </w:rPr>
-              <w:t>СПИСОК</w:t>
+                <w:color w:val="445588"/>
+                <w:sz w:val="20"/>
+                <w:lang w:val="en-US"/>
+              </w:rPr>
+              <w:t>double</w:t>
+            </w:r>
+            <w:r>
+              <w:rPr>
+                <w:rFonts w:ascii="Consolas" w:hAnsi="Consolas" w:cs="Courier New"/>
+                <w:color w:val="333333"/>
+                <w:sz w:val="20"/>
+                <w:lang w:val="en-US"/>
+              </w:rPr>
+              <w:t xml:space="preserve"> </w:t>
+            </w:r>
+            <w:proofErr w:type="gramStart"/>
+            <w:r>
+              <w:rPr>
+                <w:rFonts w:ascii="Consolas" w:hAnsi="Consolas" w:cs="Courier New"/>
+                <w:color w:val="333333"/>
+                <w:sz w:val="20"/>
+                <w:lang w:val="en-US"/>
+              </w:rPr>
+              <w:t xml:space="preserve">prob;   </w:t>
+            </w:r>
+            <w:proofErr w:type="gramEnd"/>
+            <w:r>
+              <w:rPr>
+                <w:rFonts w:ascii="Consolas" w:hAnsi="Consolas" w:cs="Courier New"/>
+                <w:color w:val="333333"/>
+                <w:sz w:val="20"/>
+                <w:lang w:val="en-US"/>
+              </w:rPr>
+              <w:t xml:space="preserve">                   </w:t>
+            </w:r>
+            <w:r>
+              <w:rPr>
+                <w:rFonts w:ascii="Consolas" w:hAnsi="Consolas" w:cs="Courier New"/>
+                <w:i/>
+                <w:iCs/>
+                <w:color w:val="999988"/>
+                <w:sz w:val="20"/>
+                <w:lang w:val="en-US"/>
+              </w:rPr>
+              <w:t xml:space="preserve">// </w:t>
+            </w:r>
+            <w:r>
+              <w:rPr>
+                <w:rFonts w:ascii="Consolas" w:hAnsi="Consolas" w:cs="Courier New"/>
+                <w:i/>
+                <w:iCs/>
+                <w:color w:val="999988"/>
+                <w:sz w:val="20"/>
+              </w:rPr>
+              <w:t>Вероятность</w:t>
             </w:r>
           </w:p>
           <w:p>
@@ -6079,20 +5107,670 @@
               <w:spacing w:line="244" w:lineRule="atLeast"/>
               <w:jc w:val="left"/>
               <w:rPr>
-                <w:rFonts w:ascii="Consolas" w:hAnsi="Consolas" w:cs="Courier New"/>
-                <w:color w:val="333333"/>
-                <w:sz w:val="20"/>
+                <w:rFonts w:ascii="Courier New" w:hAnsi="Courier New" w:cs="Courier New"/>
+                <w:color w:val="333333"/>
+                <w:sz w:val="20"/>
+                <w:lang w:val="en-US"/>
               </w:rPr>
             </w:pPr>
+            <w:r>
+              <w:rPr>
+                <w:rFonts w:ascii="Consolas" w:hAnsi="Consolas" w:cs="Courier New"/>
+                <w:color w:val="333333"/>
+                <w:sz w:val="20"/>
+                <w:lang w:val="en-US"/>
+              </w:rPr>
+              <w:t xml:space="preserve">} </w:t>
+            </w:r>
+            <w:proofErr w:type="spellStart"/>
             <w:r>
               <w:rPr>
                 <w:rFonts w:ascii="Consolas" w:hAnsi="Consolas" w:cs="Courier New"/>
                 <w:b/>
                 <w:bCs/>
-                <w:color w:val="333333"/>
-                <w:sz w:val="20"/>
-              </w:rPr>
-              <w:t>---------------------------------------------------------------------------</w:t>
+                <w:color w:val="445588"/>
+                <w:sz w:val="20"/>
+                <w:lang w:val="en-US"/>
+              </w:rPr>
+              <w:t>process_info_t</w:t>
+            </w:r>
+            <w:proofErr w:type="spellEnd"/>
+            <w:r>
+              <w:rPr>
+                <w:rFonts w:ascii="Consolas" w:hAnsi="Consolas" w:cs="Courier New"/>
+                <w:color w:val="333333"/>
+                <w:sz w:val="20"/>
+                <w:lang w:val="en-US"/>
+              </w:rPr>
+              <w:t>;</w:t>
+            </w:r>
+          </w:p>
+        </w:tc>
+      </w:tr>
+    </w:tbl>
+    <w:p>
+      <w:pPr>
+        <w:rPr>
+          <w:lang w:val="en-US"/>
+        </w:rPr>
+      </w:pPr>
+    </w:p>
+    <w:p>
+      <w:r>
+        <w:t>Тип данных, описывающий структуру для хранения результатов замерного эксперимента</w:t>
+      </w:r>
+      <w:r>
+        <w:t>:</w:t>
+      </w:r>
+    </w:p>
+    <w:tbl>
+      <w:tblPr>
+        <w:tblStyle w:val="a4"/>
+        <w:tblW w:w="4994" w:type="pct"/>
+        <w:tblLook w:val="04A0" w:firstRow="1" w:lastRow="0" w:firstColumn="1" w:lastColumn="0" w:noHBand="0" w:noVBand="1"/>
+      </w:tblPr>
+      <w:tblGrid>
+        <w:gridCol w:w="9050"/>
+      </w:tblGrid>
+      <w:tr>
+        <w:tc>
+          <w:tcPr>
+            <w:tcW w:w="5000" w:type="pct"/>
+          </w:tcPr>
+          <w:p>
+            <w:pPr>
+              <w:pStyle w:val="HTML"/>
+              <w:spacing w:line="244" w:lineRule="atLeast"/>
+              <w:rPr>
+                <w:rFonts w:ascii="Consolas" w:hAnsi="Consolas"/>
+                <w:color w:val="333333"/>
+                <w:lang w:val="en-US"/>
+              </w:rPr>
+            </w:pPr>
+            <w:r>
+              <w:rPr>
+                <w:rFonts w:ascii="Consolas" w:hAnsi="Consolas"/>
+                <w:b/>
+                <w:bCs/>
+                <w:color w:val="333333"/>
+                <w:lang w:val="en-US"/>
+              </w:rPr>
+              <w:t>typedef</w:t>
+            </w:r>
+            <w:r>
+              <w:rPr>
+                <w:rFonts w:ascii="Consolas" w:hAnsi="Consolas"/>
+                <w:color w:val="333333"/>
+                <w:lang w:val="en-US"/>
+              </w:rPr>
+              <w:t xml:space="preserve"> </w:t>
+            </w:r>
+            <w:r>
+              <w:rPr>
+                <w:rFonts w:ascii="Consolas" w:hAnsi="Consolas"/>
+                <w:b/>
+                <w:bCs/>
+                <w:color w:val="333333"/>
+                <w:lang w:val="en-US"/>
+              </w:rPr>
+              <w:t>struct</w:t>
+            </w:r>
+            <w:r>
+              <w:rPr>
+                <w:rFonts w:ascii="Consolas" w:hAnsi="Consolas"/>
+                <w:color w:val="333333"/>
+                <w:lang w:val="en-US"/>
+              </w:rPr>
+              <w:t xml:space="preserve"> measure</w:t>
+            </w:r>
+          </w:p>
+          <w:p>
+            <w:pPr>
+              <w:pStyle w:val="HTML"/>
+              <w:spacing w:line="244" w:lineRule="atLeast"/>
+              <w:rPr>
+                <w:rFonts w:ascii="Consolas" w:hAnsi="Consolas"/>
+                <w:color w:val="333333"/>
+                <w:lang w:val="en-US"/>
+              </w:rPr>
+            </w:pPr>
+            <w:r>
+              <w:rPr>
+                <w:rFonts w:ascii="Consolas" w:hAnsi="Consolas"/>
+                <w:color w:val="333333"/>
+                <w:lang w:val="en-US"/>
+              </w:rPr>
+              <w:t>{</w:t>
+            </w:r>
+          </w:p>
+          <w:p>
+            <w:pPr>
+              <w:pStyle w:val="HTML"/>
+              <w:spacing w:line="244" w:lineRule="atLeast"/>
+              <w:rPr>
+                <w:rFonts w:ascii="Consolas" w:hAnsi="Consolas"/>
+                <w:color w:val="333333"/>
+                <w:lang w:val="en-US"/>
+              </w:rPr>
+            </w:pPr>
+            <w:r>
+              <w:rPr>
+                <w:rFonts w:ascii="Consolas" w:hAnsi="Consolas"/>
+                <w:color w:val="333333"/>
+                <w:lang w:val="en-US"/>
+              </w:rPr>
+              <w:t xml:space="preserve">    </w:t>
+            </w:r>
+            <w:r>
+              <w:rPr>
+                <w:rFonts w:ascii="Consolas" w:hAnsi="Consolas"/>
+                <w:b/>
+                <w:bCs/>
+                <w:color w:val="445588"/>
+                <w:lang w:val="en-US"/>
+              </w:rPr>
+              <w:t>long</w:t>
+            </w:r>
+            <w:r>
+              <w:rPr>
+                <w:rFonts w:ascii="Consolas" w:hAnsi="Consolas"/>
+                <w:color w:val="333333"/>
+                <w:lang w:val="en-US"/>
+              </w:rPr>
+              <w:t xml:space="preserve"> </w:t>
+            </w:r>
+            <w:proofErr w:type="spellStart"/>
+            <w:r>
+              <w:rPr>
+                <w:rFonts w:ascii="Consolas" w:hAnsi="Consolas"/>
+                <w:b/>
+                <w:bCs/>
+                <w:color w:val="445588"/>
+                <w:lang w:val="en-US"/>
+              </w:rPr>
+              <w:t>long</w:t>
+            </w:r>
+            <w:proofErr w:type="spellEnd"/>
+            <w:r>
+              <w:rPr>
+                <w:rFonts w:ascii="Consolas" w:hAnsi="Consolas"/>
+                <w:color w:val="333333"/>
+                <w:lang w:val="en-US"/>
+              </w:rPr>
+              <w:t xml:space="preserve"> </w:t>
+            </w:r>
+            <w:r>
+              <w:rPr>
+                <w:rFonts w:ascii="Consolas" w:hAnsi="Consolas"/>
+                <w:b/>
+                <w:bCs/>
+                <w:color w:val="445588"/>
+                <w:lang w:val="en-US"/>
+              </w:rPr>
+              <w:t>unsigned</w:t>
+            </w:r>
+            <w:r>
+              <w:rPr>
+                <w:rFonts w:ascii="Consolas" w:hAnsi="Consolas"/>
+                <w:color w:val="333333"/>
+                <w:lang w:val="en-US"/>
+              </w:rPr>
+              <w:t xml:space="preserve"> </w:t>
+            </w:r>
+            <w:proofErr w:type="gramStart"/>
+            <w:r>
+              <w:rPr>
+                <w:rFonts w:ascii="Consolas" w:hAnsi="Consolas"/>
+                <w:color w:val="333333"/>
+                <w:lang w:val="en-US"/>
+              </w:rPr>
+              <w:t>time;</w:t>
+            </w:r>
+            <w:r>
+              <w:rPr>
+                <w:rFonts w:ascii="Consolas" w:hAnsi="Consolas"/>
+                <w:color w:val="333333"/>
+                <w:lang w:val="en-US"/>
+              </w:rPr>
+              <w:t xml:space="preserve"> </w:t>
+            </w:r>
+            <w:r>
+              <w:rPr>
+                <w:rFonts w:ascii="Consolas" w:hAnsi="Consolas"/>
+                <w:color w:val="333333"/>
+                <w:lang w:val="en-US"/>
+              </w:rPr>
+              <w:t xml:space="preserve"> </w:t>
+            </w:r>
+            <w:r>
+              <w:rPr>
+                <w:rFonts w:ascii="Consolas" w:hAnsi="Consolas"/>
+                <w:i/>
+                <w:iCs/>
+                <w:color w:val="999988"/>
+                <w:lang w:val="en-US"/>
+              </w:rPr>
+              <w:t>/</w:t>
+            </w:r>
+            <w:proofErr w:type="gramEnd"/>
+            <w:r>
+              <w:rPr>
+                <w:rFonts w:ascii="Consolas" w:hAnsi="Consolas"/>
+                <w:i/>
+                <w:iCs/>
+                <w:color w:val="999988"/>
+                <w:lang w:val="en-US"/>
+              </w:rPr>
+              <w:t xml:space="preserve">/ </w:t>
+            </w:r>
+            <w:r>
+              <w:rPr>
+                <w:rFonts w:ascii="Consolas" w:hAnsi="Consolas"/>
+                <w:i/>
+                <w:iCs/>
+                <w:color w:val="999988"/>
+              </w:rPr>
+              <w:t>Время</w:t>
+            </w:r>
+          </w:p>
+          <w:p>
+            <w:pPr>
+              <w:pStyle w:val="HTML"/>
+              <w:spacing w:line="244" w:lineRule="atLeast"/>
+              <w:rPr>
+                <w:rFonts w:ascii="Consolas" w:hAnsi="Consolas"/>
+                <w:color w:val="333333"/>
+                <w:lang w:val="en-US"/>
+              </w:rPr>
+            </w:pPr>
+            <w:r>
+              <w:rPr>
+                <w:rFonts w:ascii="Consolas" w:hAnsi="Consolas"/>
+                <w:color w:val="333333"/>
+                <w:lang w:val="en-US"/>
+              </w:rPr>
+              <w:t xml:space="preserve">    </w:t>
+            </w:r>
+            <w:r>
+              <w:rPr>
+                <w:rFonts w:ascii="Consolas" w:hAnsi="Consolas"/>
+                <w:b/>
+                <w:bCs/>
+                <w:color w:val="445588"/>
+                <w:lang w:val="en-US"/>
+              </w:rPr>
+              <w:t>int</w:t>
+            </w:r>
+            <w:r>
+              <w:rPr>
+                <w:rFonts w:ascii="Consolas" w:hAnsi="Consolas"/>
+                <w:color w:val="333333"/>
+                <w:lang w:val="en-US"/>
+              </w:rPr>
+              <w:t xml:space="preserve"> </w:t>
+            </w:r>
+            <w:proofErr w:type="gramStart"/>
+            <w:r>
+              <w:rPr>
+                <w:rFonts w:ascii="Consolas" w:hAnsi="Consolas"/>
+                <w:color w:val="333333"/>
+                <w:lang w:val="en-US"/>
+              </w:rPr>
+              <w:t>mem</w:t>
+            </w:r>
+            <w:r>
+              <w:rPr>
+                <w:rFonts w:ascii="Consolas" w:hAnsi="Consolas"/>
+                <w:color w:val="333333"/>
+                <w:lang w:val="en-US"/>
+              </w:rPr>
+              <w:t xml:space="preserve">; </w:t>
+            </w:r>
+            <w:r>
+              <w:rPr>
+                <w:rFonts w:ascii="Consolas" w:hAnsi="Consolas"/>
+                <w:color w:val="333333"/>
+                <w:lang w:val="en-US"/>
+              </w:rPr>
+              <w:t xml:space="preserve">  </w:t>
+            </w:r>
+            <w:proofErr w:type="gramEnd"/>
+            <w:r>
+              <w:rPr>
+                <w:rFonts w:ascii="Consolas" w:hAnsi="Consolas"/>
+                <w:color w:val="333333"/>
+                <w:lang w:val="en-US"/>
+              </w:rPr>
+              <w:t xml:space="preserve">               </w:t>
+            </w:r>
+            <w:r>
+              <w:rPr>
+                <w:rFonts w:ascii="Consolas" w:hAnsi="Consolas"/>
+                <w:i/>
+                <w:iCs/>
+                <w:color w:val="999988"/>
+                <w:lang w:val="en-US"/>
+              </w:rPr>
+              <w:t xml:space="preserve">// </w:t>
+            </w:r>
+            <w:r>
+              <w:rPr>
+                <w:rFonts w:ascii="Consolas" w:hAnsi="Consolas"/>
+                <w:i/>
+                <w:iCs/>
+                <w:color w:val="999988"/>
+              </w:rPr>
+              <w:t>Память</w:t>
+            </w:r>
+          </w:p>
+          <w:p>
+            <w:pPr>
+              <w:pStyle w:val="HTML"/>
+              <w:spacing w:line="244" w:lineRule="atLeast"/>
+              <w:rPr>
+                <w:rFonts w:ascii="Consolas" w:hAnsi="Consolas"/>
+                <w:color w:val="333333"/>
+              </w:rPr>
+            </w:pPr>
+            <w:r>
+              <w:rPr>
+                <w:rFonts w:ascii="Consolas" w:hAnsi="Consolas"/>
+                <w:color w:val="333333"/>
+                <w:lang w:val="en-US"/>
+              </w:rPr>
+              <w:t xml:space="preserve">    </w:t>
+            </w:r>
+            <w:proofErr w:type="spellStart"/>
+            <w:r>
+              <w:rPr>
+                <w:rFonts w:ascii="Consolas" w:hAnsi="Consolas"/>
+                <w:b/>
+                <w:bCs/>
+                <w:color w:val="445588"/>
+              </w:rPr>
+              <w:t>int</w:t>
+            </w:r>
+            <w:proofErr w:type="spellEnd"/>
+            <w:r>
+              <w:rPr>
+                <w:rFonts w:ascii="Consolas" w:hAnsi="Consolas"/>
+                <w:color w:val="333333"/>
+              </w:rPr>
+              <w:t xml:space="preserve"> </w:t>
+            </w:r>
+            <w:proofErr w:type="spellStart"/>
+            <w:r>
+              <w:rPr>
+                <w:rFonts w:ascii="Consolas" w:hAnsi="Consolas"/>
+                <w:color w:val="333333"/>
+              </w:rPr>
+              <w:t>queue_</w:t>
+            </w:r>
+            <w:proofErr w:type="gramStart"/>
+            <w:r>
+              <w:rPr>
+                <w:rFonts w:ascii="Consolas" w:hAnsi="Consolas"/>
+                <w:color w:val="333333"/>
+              </w:rPr>
+              <w:t>len</w:t>
+            </w:r>
+            <w:proofErr w:type="spellEnd"/>
+            <w:r>
+              <w:rPr>
+                <w:rFonts w:ascii="Consolas" w:hAnsi="Consolas"/>
+                <w:color w:val="333333"/>
+              </w:rPr>
+              <w:t xml:space="preserve">; </w:t>
+            </w:r>
+            <w:r>
+              <w:rPr>
+                <w:rFonts w:ascii="Consolas" w:hAnsi="Consolas"/>
+                <w:color w:val="333333"/>
+              </w:rPr>
+              <w:t xml:space="preserve">  </w:t>
+            </w:r>
+            <w:proofErr w:type="gramEnd"/>
+            <w:r>
+              <w:rPr>
+                <w:rFonts w:ascii="Consolas" w:hAnsi="Consolas"/>
+                <w:color w:val="333333"/>
+              </w:rPr>
+              <w:t xml:space="preserve">         </w:t>
+            </w:r>
+            <w:r>
+              <w:rPr>
+                <w:rFonts w:ascii="Consolas" w:hAnsi="Consolas"/>
+                <w:i/>
+                <w:iCs/>
+                <w:color w:val="999988"/>
+              </w:rPr>
+              <w:t>// Длина обработанной очереди</w:t>
+            </w:r>
+          </w:p>
+          <w:p>
+            <w:pPr>
+              <w:pStyle w:val="HTML"/>
+              <w:spacing w:line="244" w:lineRule="atLeast"/>
+              <w:rPr>
+                <w:color w:val="333333"/>
+              </w:rPr>
+            </w:pPr>
+            <w:r>
+              <w:rPr>
+                <w:rFonts w:ascii="Consolas" w:hAnsi="Consolas"/>
+                <w:color w:val="333333"/>
+              </w:rPr>
+              <w:t xml:space="preserve">} </w:t>
+            </w:r>
+            <w:proofErr w:type="spellStart"/>
+            <w:r>
+              <w:rPr>
+                <w:rFonts w:ascii="Consolas" w:hAnsi="Consolas"/>
+                <w:color w:val="333333"/>
+              </w:rPr>
+              <w:t>measurement_table</w:t>
+            </w:r>
+            <w:proofErr w:type="spellEnd"/>
+            <w:r>
+              <w:rPr>
+                <w:rFonts w:ascii="Consolas" w:hAnsi="Consolas"/>
+                <w:color w:val="333333"/>
+              </w:rPr>
+              <w:t>;</w:t>
+            </w:r>
+          </w:p>
+        </w:tc>
+      </w:tr>
+    </w:tbl>
+    <w:p>
+      <w:pPr>
+        <w:rPr>
+          <w:lang w:val="en-US"/>
+        </w:rPr>
+      </w:pPr>
+    </w:p>
+    <w:p>
+      <w:pPr>
+        <w:pStyle w:val="1"/>
+        <w:jc w:val="center"/>
+        <w:rPr>
+          <w:rFonts w:ascii="Times New Roman" w:hAnsi="Times New Roman"/>
+          <w:sz w:val="28"/>
+          <w:szCs w:val="28"/>
+        </w:rPr>
+      </w:pPr>
+      <w:bookmarkStart w:id="15" w:name="_Toc120448067"/>
+      <w:r>
+        <w:rPr>
+          <w:rFonts w:ascii="Times New Roman" w:hAnsi="Times New Roman"/>
+          <w:sz w:val="28"/>
+          <w:szCs w:val="28"/>
+        </w:rPr>
+        <w:t>Описание алгоритма работы</w:t>
+      </w:r>
+      <w:bookmarkEnd w:id="15"/>
+    </w:p>
+    <w:p>
+      <w:pPr>
+        <w:pStyle w:val="a8"/>
+        <w:numPr>
+          <w:ilvl w:val="0"/>
+          <w:numId w:val="22"/>
+        </w:numPr>
+      </w:pPr>
+      <w:r>
+        <w:t>Пользователю выводится меню программы с возможностью выбрать желаемый</w:t>
+      </w:r>
+    </w:p>
+    <w:p>
+      <w:pPr>
+        <w:pStyle w:val="a8"/>
+        <w:numPr>
+          <w:ilvl w:val="0"/>
+          <w:numId w:val="22"/>
+        </w:numPr>
+      </w:pPr>
+      <w:r>
+        <w:t>Пользователь вводит желаемый пункт меню</w:t>
+      </w:r>
+    </w:p>
+    <w:p>
+      <w:pPr>
+        <w:pStyle w:val="a8"/>
+        <w:numPr>
+          <w:ilvl w:val="0"/>
+          <w:numId w:val="22"/>
+        </w:numPr>
+      </w:pPr>
+      <w:r>
+        <w:t>Пока пользователь не введет «0» (пункт выхода из программы), ему будет предложено вводить номера меню и выполнять желаемые действия</w:t>
+      </w:r>
+    </w:p>
+    <w:p>
+      <w:pPr>
+        <w:pStyle w:val="1"/>
+        <w:jc w:val="center"/>
+        <w:rPr>
+          <w:rFonts w:ascii="Times New Roman" w:hAnsi="Times New Roman"/>
+          <w:sz w:val="28"/>
+          <w:szCs w:val="28"/>
+        </w:rPr>
+      </w:pPr>
+      <w:bookmarkStart w:id="16" w:name="_Toc120448068"/>
+      <w:r>
+        <w:rPr>
+          <w:rFonts w:ascii="Times New Roman" w:hAnsi="Times New Roman"/>
+          <w:sz w:val="28"/>
+          <w:szCs w:val="28"/>
+        </w:rPr>
+        <w:t xml:space="preserve">Сравнение эффективности </w:t>
+      </w:r>
+      <w:r>
+        <w:rPr>
+          <w:rFonts w:ascii="Times New Roman" w:hAnsi="Times New Roman"/>
+          <w:sz w:val="28"/>
+          <w:szCs w:val="28"/>
+        </w:rPr>
+        <w:t xml:space="preserve">двух типов </w:t>
+      </w:r>
+      <w:r>
+        <w:rPr>
+          <w:rFonts w:ascii="Times New Roman" w:hAnsi="Times New Roman"/>
+          <w:sz w:val="28"/>
+          <w:szCs w:val="28"/>
+        </w:rPr>
+        <w:t>стеков при разных строках-выражениях</w:t>
+      </w:r>
+      <w:bookmarkEnd w:id="16"/>
+    </w:p>
+    <w:p>
+      <w:r>
+        <w:t>Полученная таблица замеров</w:t>
+      </w:r>
+      <w:r>
+        <w:t>:</w:t>
+      </w:r>
+    </w:p>
+    <w:tbl>
+      <w:tblPr>
+        <w:tblStyle w:val="a4"/>
+        <w:tblW w:w="4994" w:type="pct"/>
+        <w:tblLook w:val="04A0" w:firstRow="1" w:lastRow="0" w:firstColumn="1" w:lastColumn="0" w:noHBand="0" w:noVBand="1"/>
+      </w:tblPr>
+      <w:tblGrid>
+        <w:gridCol w:w="9050"/>
+      </w:tblGrid>
+      <w:tr>
+        <w:tc>
+          <w:tcPr>
+            <w:tcW w:w="5000" w:type="pct"/>
+          </w:tcPr>
+          <w:p>
+            <w:pPr>
+              <w:widowControl/>
+              <w:tabs>
+                <w:tab w:val="left" w:pos="916"/>
+                <w:tab w:val="left" w:pos="1832"/>
+                <w:tab w:val="left" w:pos="2748"/>
+                <w:tab w:val="left" w:pos="3664"/>
+                <w:tab w:val="left" w:pos="4580"/>
+                <w:tab w:val="left" w:pos="5496"/>
+                <w:tab w:val="left" w:pos="6412"/>
+                <w:tab w:val="left" w:pos="7328"/>
+                <w:tab w:val="left" w:pos="8244"/>
+                <w:tab w:val="left" w:pos="9160"/>
+                <w:tab w:val="left" w:pos="10076"/>
+                <w:tab w:val="left" w:pos="10992"/>
+                <w:tab w:val="left" w:pos="11908"/>
+                <w:tab w:val="left" w:pos="12824"/>
+                <w:tab w:val="left" w:pos="13740"/>
+                <w:tab w:val="left" w:pos="14656"/>
+              </w:tabs>
+              <w:suppressAutoHyphens w:val="0"/>
+              <w:autoSpaceDN/>
+              <w:spacing w:line="244" w:lineRule="atLeast"/>
+              <w:jc w:val="left"/>
+              <w:rPr>
+                <w:rFonts w:ascii="Consolas" w:hAnsi="Consolas" w:cs="Courier New"/>
+                <w:color w:val="333333"/>
+                <w:sz w:val="20"/>
+              </w:rPr>
+            </w:pPr>
+            <w:r>
+              <w:rPr>
+                <w:rFonts w:ascii="Consolas" w:hAnsi="Consolas" w:cs="Courier New"/>
+                <w:color w:val="333333"/>
+                <w:sz w:val="20"/>
+              </w:rPr>
+              <w:t xml:space="preserve">                                 </w:t>
+            </w:r>
+            <w:r>
+              <w:rPr>
+                <w:rFonts w:ascii="Consolas" w:hAnsi="Consolas" w:cs="Courier New"/>
+                <w:color w:val="A61717"/>
+                <w:sz w:val="20"/>
+                <w:shd w:val="clear" w:color="auto" w:fill="E3D2D2"/>
+              </w:rPr>
+              <w:t>ОЧЕРЕДЬ</w:t>
+            </w:r>
+            <w:r>
+              <w:rPr>
+                <w:rFonts w:ascii="Consolas" w:hAnsi="Consolas" w:cs="Courier New"/>
+                <w:b/>
+                <w:bCs/>
+                <w:color w:val="333333"/>
+                <w:sz w:val="20"/>
+              </w:rPr>
+              <w:t>-</w:t>
+            </w:r>
+            <w:r>
+              <w:rPr>
+                <w:rFonts w:ascii="Consolas" w:hAnsi="Consolas" w:cs="Courier New"/>
+                <w:color w:val="A61717"/>
+                <w:sz w:val="20"/>
+                <w:shd w:val="clear" w:color="auto" w:fill="E3D2D2"/>
+              </w:rPr>
+              <w:t>МАССИВ</w:t>
             </w:r>
           </w:p>
           <w:p>
@@ -6134,195 +5812,7 @@
                 <w:color w:val="333333"/>
                 <w:sz w:val="20"/>
               </w:rPr>
-              <w:t>|</w:t>
-            </w:r>
-            <w:r>
-              <w:rPr>
-                <w:rFonts w:ascii="Consolas" w:hAnsi="Consolas" w:cs="Courier New"/>
-                <w:color w:val="333333"/>
-                <w:sz w:val="20"/>
-              </w:rPr>
-              <w:t xml:space="preserve"> </w:t>
-            </w:r>
-            <w:r>
-              <w:rPr>
-                <w:rFonts w:ascii="Consolas" w:hAnsi="Consolas" w:cs="Courier New"/>
-                <w:color w:val="A61717"/>
-                <w:sz w:val="20"/>
-                <w:shd w:val="clear" w:color="auto" w:fill="E3D2D2"/>
-              </w:rPr>
-              <w:t>КОЛ</w:t>
-            </w:r>
-            <w:r>
-              <w:rPr>
-                <w:rFonts w:ascii="Consolas" w:hAnsi="Consolas" w:cs="Courier New"/>
-                <w:b/>
-                <w:bCs/>
-                <w:color w:val="333333"/>
-                <w:sz w:val="20"/>
-              </w:rPr>
-              <w:t>-</w:t>
-            </w:r>
-            <w:r>
-              <w:rPr>
-                <w:rFonts w:ascii="Consolas" w:hAnsi="Consolas" w:cs="Courier New"/>
-                <w:color w:val="A61717"/>
-                <w:sz w:val="20"/>
-                <w:shd w:val="clear" w:color="auto" w:fill="E3D2D2"/>
-              </w:rPr>
-              <w:t>ВО</w:t>
-            </w:r>
-            <w:r>
-              <w:rPr>
-                <w:rFonts w:ascii="Consolas" w:hAnsi="Consolas" w:cs="Courier New"/>
-                <w:color w:val="333333"/>
-                <w:sz w:val="20"/>
-              </w:rPr>
-              <w:t xml:space="preserve"> </w:t>
-            </w:r>
-            <w:r>
-              <w:rPr>
-                <w:rFonts w:ascii="Consolas" w:hAnsi="Consolas" w:cs="Courier New"/>
-                <w:color w:val="A61717"/>
-                <w:sz w:val="20"/>
-                <w:shd w:val="clear" w:color="auto" w:fill="E3D2D2"/>
-              </w:rPr>
-              <w:t>ВЫПОЛНЕНИЙ</w:t>
-            </w:r>
-            <w:r>
-              <w:rPr>
-                <w:rFonts w:ascii="Consolas" w:hAnsi="Consolas" w:cs="Courier New"/>
-                <w:color w:val="333333"/>
-                <w:sz w:val="20"/>
-              </w:rPr>
-              <w:t xml:space="preserve"> </w:t>
-            </w:r>
-            <w:proofErr w:type="gramStart"/>
-            <w:r>
-              <w:rPr>
-                <w:rFonts w:ascii="Consolas" w:hAnsi="Consolas" w:cs="Courier New"/>
-                <w:b/>
-                <w:bCs/>
-                <w:color w:val="333333"/>
-                <w:sz w:val="20"/>
-              </w:rPr>
-              <w:t>|</w:t>
-            </w:r>
-            <w:r>
-              <w:rPr>
-                <w:rFonts w:ascii="Consolas" w:hAnsi="Consolas" w:cs="Courier New"/>
-                <w:color w:val="333333"/>
-                <w:sz w:val="20"/>
-              </w:rPr>
-              <w:t xml:space="preserve">  PUSH</w:t>
-            </w:r>
-            <w:proofErr w:type="gramEnd"/>
-            <w:r>
-              <w:rPr>
-                <w:rFonts w:ascii="Consolas" w:hAnsi="Consolas" w:cs="Courier New"/>
-                <w:color w:val="333333"/>
-                <w:sz w:val="20"/>
-              </w:rPr>
-              <w:t>_TIME (</w:t>
-            </w:r>
-            <w:proofErr w:type="spellStart"/>
-            <w:r>
-              <w:rPr>
-                <w:rFonts w:ascii="Consolas" w:hAnsi="Consolas" w:cs="Courier New"/>
-                <w:color w:val="333333"/>
-                <w:sz w:val="20"/>
-              </w:rPr>
-              <w:t>mcs</w:t>
-            </w:r>
-            <w:proofErr w:type="spellEnd"/>
-            <w:r>
-              <w:rPr>
-                <w:rFonts w:ascii="Consolas" w:hAnsi="Consolas" w:cs="Courier New"/>
-                <w:color w:val="333333"/>
-                <w:sz w:val="20"/>
-              </w:rPr>
-              <w:t xml:space="preserve">)  </w:t>
-            </w:r>
-            <w:r>
-              <w:rPr>
-                <w:rFonts w:ascii="Consolas" w:hAnsi="Consolas" w:cs="Courier New"/>
-                <w:b/>
-                <w:bCs/>
-                <w:color w:val="333333"/>
-                <w:sz w:val="20"/>
-              </w:rPr>
-              <w:t>|</w:t>
-            </w:r>
-            <w:r>
-              <w:rPr>
-                <w:rFonts w:ascii="Consolas" w:hAnsi="Consolas" w:cs="Courier New"/>
-                <w:color w:val="333333"/>
-                <w:sz w:val="20"/>
-              </w:rPr>
-              <w:t xml:space="preserve">  POP_TIME (</w:t>
-            </w:r>
-            <w:proofErr w:type="spellStart"/>
-            <w:r>
-              <w:rPr>
-                <w:rFonts w:ascii="Consolas" w:hAnsi="Consolas" w:cs="Courier New"/>
-                <w:color w:val="333333"/>
-                <w:sz w:val="20"/>
-              </w:rPr>
-              <w:t>mcs</w:t>
-            </w:r>
-            <w:proofErr w:type="spellEnd"/>
-            <w:r>
-              <w:rPr>
-                <w:rFonts w:ascii="Consolas" w:hAnsi="Consolas" w:cs="Courier New"/>
-                <w:color w:val="333333"/>
-                <w:sz w:val="20"/>
-              </w:rPr>
-              <w:t xml:space="preserve">)  </w:t>
-            </w:r>
-            <w:r>
-              <w:rPr>
-                <w:rFonts w:ascii="Consolas" w:hAnsi="Consolas" w:cs="Courier New"/>
-                <w:b/>
-                <w:bCs/>
-                <w:color w:val="333333"/>
-                <w:sz w:val="20"/>
-              </w:rPr>
-              <w:t>|</w:t>
-            </w:r>
-            <w:r>
-              <w:rPr>
-                <w:rFonts w:ascii="Consolas" w:hAnsi="Consolas" w:cs="Courier New"/>
-                <w:color w:val="333333"/>
-                <w:sz w:val="20"/>
-              </w:rPr>
-              <w:t xml:space="preserve">  </w:t>
-            </w:r>
-            <w:r>
-              <w:rPr>
-                <w:rFonts w:ascii="Consolas" w:hAnsi="Consolas" w:cs="Courier New"/>
-                <w:color w:val="A61717"/>
-                <w:sz w:val="20"/>
-                <w:shd w:val="clear" w:color="auto" w:fill="E3D2D2"/>
-              </w:rPr>
-              <w:t>ПАМЯТЬ</w:t>
-            </w:r>
-            <w:r>
-              <w:rPr>
-                <w:rFonts w:ascii="Consolas" w:hAnsi="Consolas" w:cs="Courier New"/>
-                <w:color w:val="333333"/>
-                <w:sz w:val="20"/>
-              </w:rPr>
-              <w:t xml:space="preserve"> (b)  </w:t>
-            </w:r>
-            <w:r>
-              <w:rPr>
-                <w:rFonts w:ascii="Consolas" w:hAnsi="Consolas" w:cs="Courier New"/>
-                <w:b/>
-                <w:bCs/>
-                <w:color w:val="333333"/>
-                <w:sz w:val="20"/>
-              </w:rPr>
-              <w:t>|</w:t>
+              <w:t>---------------------------------------------------------------------------</w:t>
             </w:r>
           </w:p>
           <w:p>
@@ -6364,7 +5854,195 @@
                 <w:color w:val="333333"/>
                 <w:sz w:val="20"/>
               </w:rPr>
-              <w:t>---------------------------------------------------------------------------</w:t>
+              <w:t>|</w:t>
+            </w:r>
+            <w:r>
+              <w:rPr>
+                <w:rFonts w:ascii="Consolas" w:hAnsi="Consolas" w:cs="Courier New"/>
+                <w:color w:val="333333"/>
+                <w:sz w:val="20"/>
+              </w:rPr>
+              <w:t xml:space="preserve"> </w:t>
+            </w:r>
+            <w:r>
+              <w:rPr>
+                <w:rFonts w:ascii="Consolas" w:hAnsi="Consolas" w:cs="Courier New"/>
+                <w:color w:val="A61717"/>
+                <w:sz w:val="20"/>
+                <w:shd w:val="clear" w:color="auto" w:fill="E3D2D2"/>
+              </w:rPr>
+              <w:t>КОЛ</w:t>
+            </w:r>
+            <w:r>
+              <w:rPr>
+                <w:rFonts w:ascii="Consolas" w:hAnsi="Consolas" w:cs="Courier New"/>
+                <w:b/>
+                <w:bCs/>
+                <w:color w:val="333333"/>
+                <w:sz w:val="20"/>
+              </w:rPr>
+              <w:t>-</w:t>
+            </w:r>
+            <w:r>
+              <w:rPr>
+                <w:rFonts w:ascii="Consolas" w:hAnsi="Consolas" w:cs="Courier New"/>
+                <w:color w:val="A61717"/>
+                <w:sz w:val="20"/>
+                <w:shd w:val="clear" w:color="auto" w:fill="E3D2D2"/>
+              </w:rPr>
+              <w:t>ВО</w:t>
+            </w:r>
+            <w:r>
+              <w:rPr>
+                <w:rFonts w:ascii="Consolas" w:hAnsi="Consolas" w:cs="Courier New"/>
+                <w:color w:val="333333"/>
+                <w:sz w:val="20"/>
+              </w:rPr>
+              <w:t xml:space="preserve"> </w:t>
+            </w:r>
+            <w:r>
+              <w:rPr>
+                <w:rFonts w:ascii="Consolas" w:hAnsi="Consolas" w:cs="Courier New"/>
+                <w:color w:val="A61717"/>
+                <w:sz w:val="20"/>
+                <w:shd w:val="clear" w:color="auto" w:fill="E3D2D2"/>
+              </w:rPr>
+              <w:t>ВЫПОЛНЕНИЙ</w:t>
+            </w:r>
+            <w:r>
+              <w:rPr>
+                <w:rFonts w:ascii="Consolas" w:hAnsi="Consolas" w:cs="Courier New"/>
+                <w:color w:val="333333"/>
+                <w:sz w:val="20"/>
+              </w:rPr>
+              <w:t xml:space="preserve"> </w:t>
+            </w:r>
+            <w:proofErr w:type="gramStart"/>
+            <w:r>
+              <w:rPr>
+                <w:rFonts w:ascii="Consolas" w:hAnsi="Consolas" w:cs="Courier New"/>
+                <w:b/>
+                <w:bCs/>
+                <w:color w:val="333333"/>
+                <w:sz w:val="20"/>
+              </w:rPr>
+              <w:t>|</w:t>
+            </w:r>
+            <w:r>
+              <w:rPr>
+                <w:rFonts w:ascii="Consolas" w:hAnsi="Consolas" w:cs="Courier New"/>
+                <w:color w:val="333333"/>
+                <w:sz w:val="20"/>
+              </w:rPr>
+              <w:t xml:space="preserve">  PUSH</w:t>
+            </w:r>
+            <w:proofErr w:type="gramEnd"/>
+            <w:r>
+              <w:rPr>
+                <w:rFonts w:ascii="Consolas" w:hAnsi="Consolas" w:cs="Courier New"/>
+                <w:color w:val="333333"/>
+                <w:sz w:val="20"/>
+              </w:rPr>
+              <w:t>_TIME (</w:t>
+            </w:r>
+            <w:proofErr w:type="spellStart"/>
+            <w:r>
+              <w:rPr>
+                <w:rFonts w:ascii="Consolas" w:hAnsi="Consolas" w:cs="Courier New"/>
+                <w:color w:val="333333"/>
+                <w:sz w:val="20"/>
+              </w:rPr>
+              <w:t>mcs</w:t>
+            </w:r>
+            <w:proofErr w:type="spellEnd"/>
+            <w:r>
+              <w:rPr>
+                <w:rFonts w:ascii="Consolas" w:hAnsi="Consolas" w:cs="Courier New"/>
+                <w:color w:val="333333"/>
+                <w:sz w:val="20"/>
+              </w:rPr>
+              <w:t xml:space="preserve">)  </w:t>
+            </w:r>
+            <w:r>
+              <w:rPr>
+                <w:rFonts w:ascii="Consolas" w:hAnsi="Consolas" w:cs="Courier New"/>
+                <w:b/>
+                <w:bCs/>
+                <w:color w:val="333333"/>
+                <w:sz w:val="20"/>
+              </w:rPr>
+              <w:t>|</w:t>
+            </w:r>
+            <w:r>
+              <w:rPr>
+                <w:rFonts w:ascii="Consolas" w:hAnsi="Consolas" w:cs="Courier New"/>
+                <w:color w:val="333333"/>
+                <w:sz w:val="20"/>
+              </w:rPr>
+              <w:t xml:space="preserve">  POP_TIME (</w:t>
+            </w:r>
+            <w:proofErr w:type="spellStart"/>
+            <w:r>
+              <w:rPr>
+                <w:rFonts w:ascii="Consolas" w:hAnsi="Consolas" w:cs="Courier New"/>
+                <w:color w:val="333333"/>
+                <w:sz w:val="20"/>
+              </w:rPr>
+              <w:t>mcs</w:t>
+            </w:r>
+            <w:proofErr w:type="spellEnd"/>
+            <w:r>
+              <w:rPr>
+                <w:rFonts w:ascii="Consolas" w:hAnsi="Consolas" w:cs="Courier New"/>
+                <w:color w:val="333333"/>
+                <w:sz w:val="20"/>
+              </w:rPr>
+              <w:t xml:space="preserve">)  </w:t>
+            </w:r>
+            <w:r>
+              <w:rPr>
+                <w:rFonts w:ascii="Consolas" w:hAnsi="Consolas" w:cs="Courier New"/>
+                <w:b/>
+                <w:bCs/>
+                <w:color w:val="333333"/>
+                <w:sz w:val="20"/>
+              </w:rPr>
+              <w:t>|</w:t>
+            </w:r>
+            <w:r>
+              <w:rPr>
+                <w:rFonts w:ascii="Consolas" w:hAnsi="Consolas" w:cs="Courier New"/>
+                <w:color w:val="333333"/>
+                <w:sz w:val="20"/>
+              </w:rPr>
+              <w:t xml:space="preserve">  </w:t>
+            </w:r>
+            <w:r>
+              <w:rPr>
+                <w:rFonts w:ascii="Consolas" w:hAnsi="Consolas" w:cs="Courier New"/>
+                <w:color w:val="A61717"/>
+                <w:sz w:val="20"/>
+                <w:shd w:val="clear" w:color="auto" w:fill="E3D2D2"/>
+              </w:rPr>
+              <w:t>ПАМЯТЬ</w:t>
+            </w:r>
+            <w:r>
+              <w:rPr>
+                <w:rFonts w:ascii="Consolas" w:hAnsi="Consolas" w:cs="Courier New"/>
+                <w:color w:val="333333"/>
+                <w:sz w:val="20"/>
+              </w:rPr>
+              <w:t xml:space="preserve"> (b)  </w:t>
+            </w:r>
+            <w:r>
+              <w:rPr>
+                <w:rFonts w:ascii="Consolas" w:hAnsi="Consolas" w:cs="Courier New"/>
+                <w:b/>
+                <w:bCs/>
+                <w:color w:val="333333"/>
+                <w:sz w:val="20"/>
+              </w:rPr>
+              <w:t>|</w:t>
             </w:r>
           </w:p>
           <w:p>
@@ -6406,111 +6084,7 @@
                 <w:color w:val="333333"/>
                 <w:sz w:val="20"/>
               </w:rPr>
-              <w:t>|</w:t>
-            </w:r>
-            <w:r>
-              <w:rPr>
-                <w:rFonts w:ascii="Consolas" w:hAnsi="Consolas" w:cs="Courier New"/>
-                <w:color w:val="333333"/>
-                <w:sz w:val="20"/>
-              </w:rPr>
-              <w:t xml:space="preserve">                </w:t>
-            </w:r>
-            <w:r>
-              <w:rPr>
-                <w:rFonts w:ascii="Consolas" w:hAnsi="Consolas" w:cs="Courier New"/>
-                <w:color w:val="009999"/>
-                <w:sz w:val="20"/>
-              </w:rPr>
-              <w:t>100</w:t>
-            </w:r>
-            <w:r>
-              <w:rPr>
-                <w:rFonts w:ascii="Consolas" w:hAnsi="Consolas" w:cs="Courier New"/>
-                <w:b/>
-                <w:bCs/>
-                <w:color w:val="333333"/>
-                <w:sz w:val="20"/>
-              </w:rPr>
-              <w:t>|</w:t>
-            </w:r>
-            <w:r>
-              <w:rPr>
-                <w:rFonts w:ascii="Consolas" w:hAnsi="Consolas" w:cs="Courier New"/>
-                <w:color w:val="333333"/>
-                <w:sz w:val="20"/>
-              </w:rPr>
-              <w:t xml:space="preserve">                 </w:t>
-            </w:r>
-            <w:r>
-              <w:rPr>
-                <w:rFonts w:ascii="Consolas" w:hAnsi="Consolas" w:cs="Courier New"/>
-                <w:color w:val="009999"/>
-                <w:sz w:val="20"/>
-              </w:rPr>
-              <w:t>14</w:t>
-            </w:r>
-            <w:r>
-              <w:rPr>
-                <w:rFonts w:ascii="Consolas" w:hAnsi="Consolas" w:cs="Courier New"/>
-                <w:b/>
-                <w:bCs/>
-                <w:color w:val="333333"/>
-                <w:sz w:val="20"/>
-              </w:rPr>
-              <w:t>|</w:t>
-            </w:r>
-            <w:r>
-              <w:rPr>
-                <w:rFonts w:ascii="Consolas" w:hAnsi="Consolas" w:cs="Courier New"/>
-                <w:color w:val="333333"/>
-                <w:sz w:val="20"/>
-              </w:rPr>
-              <w:t xml:space="preserve">                 </w:t>
-            </w:r>
-            <w:r>
-              <w:rPr>
-                <w:rFonts w:ascii="Consolas" w:hAnsi="Consolas" w:cs="Courier New"/>
-                <w:color w:val="009999"/>
-                <w:sz w:val="20"/>
-              </w:rPr>
-              <w:t>1</w:t>
-            </w:r>
-            <w:r>
-              <w:rPr>
-                <w:rFonts w:ascii="Consolas" w:hAnsi="Consolas" w:cs="Courier New"/>
-                <w:b/>
-                <w:bCs/>
-                <w:color w:val="333333"/>
-                <w:sz w:val="20"/>
-              </w:rPr>
-              <w:t>|</w:t>
-            </w:r>
-            <w:r>
-              <w:rPr>
-                <w:rFonts w:ascii="Consolas" w:hAnsi="Consolas" w:cs="Courier New"/>
-                <w:color w:val="333333"/>
-                <w:sz w:val="20"/>
-              </w:rPr>
-              <w:t xml:space="preserve">          </w:t>
-            </w:r>
-            <w:r>
-              <w:rPr>
-                <w:rFonts w:ascii="Consolas" w:hAnsi="Consolas" w:cs="Courier New"/>
-                <w:color w:val="009999"/>
-                <w:sz w:val="20"/>
-              </w:rPr>
-              <w:t>1600</w:t>
-            </w:r>
-            <w:r>
-              <w:rPr>
-                <w:rFonts w:ascii="Consolas" w:hAnsi="Consolas" w:cs="Courier New"/>
-                <w:b/>
-                <w:bCs/>
-                <w:color w:val="333333"/>
-                <w:sz w:val="20"/>
-              </w:rPr>
-              <w:t>|</w:t>
+              <w:t>---------------------------------------------------------------------------</w:t>
             </w:r>
           </w:p>
           <w:p>
@@ -6568,7 +6142,7 @@
                 <w:color w:val="009999"/>
                 <w:sz w:val="20"/>
               </w:rPr>
-              <w:t>250</w:t>
+              <w:t>100</w:t>
             </w:r>
             <w:r>
               <w:rPr>
@@ -6586,7 +6160,7 @@
                 <w:color w:val="333333"/>
                 <w:sz w:val="20"/>
               </w:rPr>
-              <w:t xml:space="preserve">                 </w:t>
+              <w:t xml:space="preserve">                  </w:t>
             </w:r>
             <w:r>
               <w:rPr>
@@ -6594,7 +6168,7 @@
                 <w:color w:val="009999"/>
                 <w:sz w:val="20"/>
               </w:rPr>
-              <w:t>89</w:t>
+              <w:t>1</w:t>
             </w:r>
             <w:r>
               <w:rPr>
@@ -6620,7 +6194,7 @@
                 <w:color w:val="009999"/>
                 <w:sz w:val="20"/>
               </w:rPr>
-              <w:t>3</w:t>
+              <w:t>9</w:t>
             </w:r>
             <w:r>
               <w:rPr>
@@ -6646,7 +6220,7 @@
                 <w:color w:val="009999"/>
                 <w:sz w:val="20"/>
               </w:rPr>
-              <w:t>4000</w:t>
+              <w:t>8048</w:t>
             </w:r>
             <w:r>
               <w:rPr>
@@ -6714,7 +6288,7 @@
                 <w:color w:val="009999"/>
                 <w:sz w:val="20"/>
               </w:rPr>
-              <w:t>500</w:t>
+              <w:t>250</w:t>
             </w:r>
             <w:r>
               <w:rPr>
@@ -6732,7 +6306,7 @@
                 <w:color w:val="333333"/>
                 <w:sz w:val="20"/>
               </w:rPr>
-              <w:t xml:space="preserve">                </w:t>
+              <w:t xml:space="preserve">                  </w:t>
             </w:r>
             <w:r>
               <w:rPr>
@@ -6740,7 +6314,7 @@
                 <w:color w:val="009999"/>
                 <w:sz w:val="20"/>
               </w:rPr>
-              <w:t>394</w:t>
+              <w:t>1</w:t>
             </w:r>
             <w:r>
               <w:rPr>
@@ -6758,7 +6332,7 @@
                 <w:color w:val="333333"/>
                 <w:sz w:val="20"/>
               </w:rPr>
-              <w:t xml:space="preserve">                 </w:t>
+              <w:t xml:space="preserve">                </w:t>
             </w:r>
             <w:r>
               <w:rPr>
@@ -6766,7 +6340,7 @@
                 <w:color w:val="009999"/>
                 <w:sz w:val="20"/>
               </w:rPr>
-              <w:t>6</w:t>
+              <w:t>54</w:t>
             </w:r>
             <w:r>
               <w:rPr>
@@ -6792,7 +6366,7 @@
                 <w:color w:val="009999"/>
                 <w:sz w:val="20"/>
               </w:rPr>
-              <w:t>8000</w:t>
+              <w:t>8048</w:t>
             </w:r>
             <w:r>
               <w:rPr>
@@ -6852,7 +6426,7 @@
                 <w:color w:val="333333"/>
                 <w:sz w:val="20"/>
               </w:rPr>
-              <w:t xml:space="preserve">               </w:t>
+              <w:t xml:space="preserve">                </w:t>
             </w:r>
             <w:r>
               <w:rPr>
@@ -6860,7 +6434,7 @@
                 <w:color w:val="009999"/>
                 <w:sz w:val="20"/>
               </w:rPr>
-              <w:t>1000</w:t>
+              <w:t>500</w:t>
             </w:r>
             <w:r>
               <w:rPr>
@@ -6878,7 +6452,7 @@
                 <w:color w:val="333333"/>
                 <w:sz w:val="20"/>
               </w:rPr>
-              <w:t xml:space="preserve">               </w:t>
+              <w:t xml:space="preserve">                  </w:t>
             </w:r>
             <w:r>
               <w:rPr>
@@ -6886,7 +6460,7 @@
                 <w:color w:val="009999"/>
                 <w:sz w:val="20"/>
               </w:rPr>
-              <w:t>1285</w:t>
+              <w:t>2</w:t>
             </w:r>
             <w:r>
               <w:rPr>
@@ -6904,7 +6478,7 @@
                 <w:color w:val="333333"/>
                 <w:sz w:val="20"/>
               </w:rPr>
-              <w:t xml:space="preserve">                </w:t>
+              <w:t xml:space="preserve">               </w:t>
             </w:r>
             <w:r>
               <w:rPr>
@@ -6912,7 +6486,7 @@
                 <w:color w:val="009999"/>
                 <w:sz w:val="20"/>
               </w:rPr>
-              <w:t>11</w:t>
+              <w:t>261</w:t>
             </w:r>
             <w:r>
               <w:rPr>
@@ -6930,7 +6504,7 @@
                 <w:color w:val="333333"/>
                 <w:sz w:val="20"/>
               </w:rPr>
-              <w:t xml:space="preserve">         </w:t>
+              <w:t xml:space="preserve">          </w:t>
             </w:r>
             <w:r>
               <w:rPr>
@@ -6938,7 +6512,7 @@
                 <w:color w:val="009999"/>
                 <w:sz w:val="20"/>
               </w:rPr>
-              <w:t>16000</w:t>
+              <w:t>8048</w:t>
             </w:r>
             <w:r>
               <w:rPr>
@@ -6977,6 +6551,1192 @@
               <w:spacing w:line="244" w:lineRule="atLeast"/>
               <w:jc w:val="left"/>
               <w:rPr>
+                <w:rFonts w:ascii="Consolas" w:hAnsi="Consolas" w:cs="Courier New"/>
+                <w:color w:val="333333"/>
+                <w:sz w:val="20"/>
+              </w:rPr>
+            </w:pPr>
+            <w:r>
+              <w:rPr>
+                <w:rFonts w:ascii="Consolas" w:hAnsi="Consolas" w:cs="Courier New"/>
+                <w:b/>
+                <w:bCs/>
+                <w:color w:val="333333"/>
+                <w:sz w:val="20"/>
+              </w:rPr>
+              <w:t>|</w:t>
+            </w:r>
+            <w:r>
+              <w:rPr>
+                <w:rFonts w:ascii="Consolas" w:hAnsi="Consolas" w:cs="Courier New"/>
+                <w:color w:val="333333"/>
+                <w:sz w:val="20"/>
+              </w:rPr>
+              <w:t xml:space="preserve">               </w:t>
+            </w:r>
+            <w:r>
+              <w:rPr>
+                <w:rFonts w:ascii="Consolas" w:hAnsi="Consolas" w:cs="Courier New"/>
+                <w:color w:val="009999"/>
+                <w:sz w:val="20"/>
+              </w:rPr>
+              <w:t>1000</w:t>
+            </w:r>
+            <w:r>
+              <w:rPr>
+                <w:rFonts w:ascii="Consolas" w:hAnsi="Consolas" w:cs="Courier New"/>
+                <w:b/>
+                <w:bCs/>
+                <w:color w:val="333333"/>
+                <w:sz w:val="20"/>
+              </w:rPr>
+              <w:t>|</w:t>
+            </w:r>
+            <w:r>
+              <w:rPr>
+                <w:rFonts w:ascii="Consolas" w:hAnsi="Consolas" w:cs="Courier New"/>
+                <w:color w:val="333333"/>
+                <w:sz w:val="20"/>
+              </w:rPr>
+              <w:t xml:space="preserve">                  </w:t>
+            </w:r>
+            <w:r>
+              <w:rPr>
+                <w:rFonts w:ascii="Consolas" w:hAnsi="Consolas" w:cs="Courier New"/>
+                <w:color w:val="009999"/>
+                <w:sz w:val="20"/>
+              </w:rPr>
+              <w:t>3</w:t>
+            </w:r>
+            <w:r>
+              <w:rPr>
+                <w:rFonts w:ascii="Consolas" w:hAnsi="Consolas" w:cs="Courier New"/>
+                <w:b/>
+                <w:bCs/>
+                <w:color w:val="333333"/>
+                <w:sz w:val="20"/>
+              </w:rPr>
+              <w:t>|</w:t>
+            </w:r>
+            <w:r>
+              <w:rPr>
+                <w:rFonts w:ascii="Consolas" w:hAnsi="Consolas" w:cs="Courier New"/>
+                <w:color w:val="333333"/>
+                <w:sz w:val="20"/>
+              </w:rPr>
+              <w:t xml:space="preserve">               </w:t>
+            </w:r>
+            <w:r>
+              <w:rPr>
+                <w:rFonts w:ascii="Consolas" w:hAnsi="Consolas" w:cs="Courier New"/>
+                <w:color w:val="009999"/>
+                <w:sz w:val="20"/>
+              </w:rPr>
+              <w:t>969</w:t>
+            </w:r>
+            <w:r>
+              <w:rPr>
+                <w:rFonts w:ascii="Consolas" w:hAnsi="Consolas" w:cs="Courier New"/>
+                <w:b/>
+                <w:bCs/>
+                <w:color w:val="333333"/>
+                <w:sz w:val="20"/>
+              </w:rPr>
+              <w:t>|</w:t>
+            </w:r>
+            <w:r>
+              <w:rPr>
+                <w:rFonts w:ascii="Consolas" w:hAnsi="Consolas" w:cs="Courier New"/>
+                <w:color w:val="333333"/>
+                <w:sz w:val="20"/>
+              </w:rPr>
+              <w:t xml:space="preserve">          </w:t>
+            </w:r>
+            <w:r>
+              <w:rPr>
+                <w:rFonts w:ascii="Consolas" w:hAnsi="Consolas" w:cs="Courier New"/>
+                <w:color w:val="009999"/>
+                <w:sz w:val="20"/>
+              </w:rPr>
+              <w:t>8048</w:t>
+            </w:r>
+            <w:r>
+              <w:rPr>
+                <w:rFonts w:ascii="Consolas" w:hAnsi="Consolas" w:cs="Courier New"/>
+                <w:b/>
+                <w:bCs/>
+                <w:color w:val="333333"/>
+                <w:sz w:val="20"/>
+              </w:rPr>
+              <w:t>|</w:t>
+            </w:r>
+          </w:p>
+          <w:p>
+            <w:pPr>
+              <w:widowControl/>
+              <w:tabs>
+                <w:tab w:val="left" w:pos="916"/>
+                <w:tab w:val="left" w:pos="1832"/>
+                <w:tab w:val="left" w:pos="2748"/>
+                <w:tab w:val="left" w:pos="3664"/>
+                <w:tab w:val="left" w:pos="4580"/>
+                <w:tab w:val="left" w:pos="5496"/>
+                <w:tab w:val="left" w:pos="6412"/>
+                <w:tab w:val="left" w:pos="7328"/>
+                <w:tab w:val="left" w:pos="8244"/>
+                <w:tab w:val="left" w:pos="9160"/>
+                <w:tab w:val="left" w:pos="10076"/>
+                <w:tab w:val="left" w:pos="10992"/>
+                <w:tab w:val="left" w:pos="11908"/>
+                <w:tab w:val="left" w:pos="12824"/>
+                <w:tab w:val="left" w:pos="13740"/>
+                <w:tab w:val="left" w:pos="14656"/>
+              </w:tabs>
+              <w:suppressAutoHyphens w:val="0"/>
+              <w:autoSpaceDN/>
+              <w:spacing w:line="244" w:lineRule="atLeast"/>
+              <w:jc w:val="left"/>
+              <w:rPr>
+                <w:rFonts w:ascii="Consolas" w:hAnsi="Consolas" w:cs="Courier New"/>
+                <w:color w:val="333333"/>
+                <w:sz w:val="20"/>
+              </w:rPr>
+            </w:pPr>
+            <w:r>
+              <w:rPr>
+                <w:rFonts w:ascii="Consolas" w:hAnsi="Consolas" w:cs="Courier New"/>
+                <w:b/>
+                <w:bCs/>
+                <w:color w:val="333333"/>
+                <w:sz w:val="20"/>
+              </w:rPr>
+              <w:t>---------------------------------------------------------------------------</w:t>
+            </w:r>
+          </w:p>
+          <w:p>
+            <w:pPr>
+              <w:widowControl/>
+              <w:tabs>
+                <w:tab w:val="left" w:pos="916"/>
+                <w:tab w:val="left" w:pos="1832"/>
+                <w:tab w:val="left" w:pos="2748"/>
+                <w:tab w:val="left" w:pos="3664"/>
+                <w:tab w:val="left" w:pos="4580"/>
+                <w:tab w:val="left" w:pos="5496"/>
+                <w:tab w:val="left" w:pos="6412"/>
+                <w:tab w:val="left" w:pos="7328"/>
+                <w:tab w:val="left" w:pos="8244"/>
+                <w:tab w:val="left" w:pos="9160"/>
+                <w:tab w:val="left" w:pos="10076"/>
+                <w:tab w:val="left" w:pos="10992"/>
+                <w:tab w:val="left" w:pos="11908"/>
+                <w:tab w:val="left" w:pos="12824"/>
+                <w:tab w:val="left" w:pos="13740"/>
+                <w:tab w:val="left" w:pos="14656"/>
+              </w:tabs>
+              <w:suppressAutoHyphens w:val="0"/>
+              <w:autoSpaceDN/>
+              <w:spacing w:line="244" w:lineRule="atLeast"/>
+              <w:jc w:val="left"/>
+              <w:rPr>
+                <w:rFonts w:ascii="Consolas" w:hAnsi="Consolas" w:cs="Courier New"/>
+                <w:color w:val="333333"/>
+                <w:sz w:val="20"/>
+              </w:rPr>
+            </w:pPr>
+          </w:p>
+          <w:p>
+            <w:pPr>
+              <w:widowControl/>
+              <w:tabs>
+                <w:tab w:val="left" w:pos="916"/>
+                <w:tab w:val="left" w:pos="1832"/>
+                <w:tab w:val="left" w:pos="2748"/>
+                <w:tab w:val="left" w:pos="3664"/>
+                <w:tab w:val="left" w:pos="4580"/>
+                <w:tab w:val="left" w:pos="5496"/>
+                <w:tab w:val="left" w:pos="6412"/>
+                <w:tab w:val="left" w:pos="7328"/>
+                <w:tab w:val="left" w:pos="8244"/>
+                <w:tab w:val="left" w:pos="9160"/>
+                <w:tab w:val="left" w:pos="10076"/>
+                <w:tab w:val="left" w:pos="10992"/>
+                <w:tab w:val="left" w:pos="11908"/>
+                <w:tab w:val="left" w:pos="12824"/>
+                <w:tab w:val="left" w:pos="13740"/>
+                <w:tab w:val="left" w:pos="14656"/>
+              </w:tabs>
+              <w:suppressAutoHyphens w:val="0"/>
+              <w:autoSpaceDN/>
+              <w:spacing w:line="244" w:lineRule="atLeast"/>
+              <w:jc w:val="left"/>
+              <w:rPr>
+                <w:rFonts w:ascii="Consolas" w:hAnsi="Consolas" w:cs="Courier New"/>
+                <w:color w:val="333333"/>
+                <w:sz w:val="20"/>
+              </w:rPr>
+            </w:pPr>
+            <w:r>
+              <w:rPr>
+                <w:rFonts w:ascii="Consolas" w:hAnsi="Consolas" w:cs="Courier New"/>
+                <w:color w:val="333333"/>
+                <w:sz w:val="20"/>
+              </w:rPr>
+              <w:t xml:space="preserve">                                 </w:t>
+            </w:r>
+            <w:r>
+              <w:rPr>
+                <w:rFonts w:ascii="Consolas" w:hAnsi="Consolas" w:cs="Courier New"/>
+                <w:color w:val="A61717"/>
+                <w:sz w:val="20"/>
+                <w:shd w:val="clear" w:color="auto" w:fill="E3D2D2"/>
+              </w:rPr>
+              <w:t>ОЧЕРЕДЬ</w:t>
+            </w:r>
+            <w:r>
+              <w:rPr>
+                <w:rFonts w:ascii="Consolas" w:hAnsi="Consolas" w:cs="Courier New"/>
+                <w:b/>
+                <w:bCs/>
+                <w:color w:val="333333"/>
+                <w:sz w:val="20"/>
+              </w:rPr>
+              <w:t>-</w:t>
+            </w:r>
+            <w:r>
+              <w:rPr>
+                <w:rFonts w:ascii="Consolas" w:hAnsi="Consolas" w:cs="Courier New"/>
+                <w:color w:val="A61717"/>
+                <w:sz w:val="20"/>
+                <w:shd w:val="clear" w:color="auto" w:fill="E3D2D2"/>
+              </w:rPr>
+              <w:t>СПИСОК</w:t>
+            </w:r>
+          </w:p>
+          <w:p>
+            <w:pPr>
+              <w:widowControl/>
+              <w:tabs>
+                <w:tab w:val="left" w:pos="916"/>
+                <w:tab w:val="left" w:pos="1832"/>
+                <w:tab w:val="left" w:pos="2748"/>
+                <w:tab w:val="left" w:pos="3664"/>
+                <w:tab w:val="left" w:pos="4580"/>
+                <w:tab w:val="left" w:pos="5496"/>
+                <w:tab w:val="left" w:pos="6412"/>
+                <w:tab w:val="left" w:pos="7328"/>
+                <w:tab w:val="left" w:pos="8244"/>
+                <w:tab w:val="left" w:pos="9160"/>
+                <w:tab w:val="left" w:pos="10076"/>
+                <w:tab w:val="left" w:pos="10992"/>
+                <w:tab w:val="left" w:pos="11908"/>
+                <w:tab w:val="left" w:pos="12824"/>
+                <w:tab w:val="left" w:pos="13740"/>
+                <w:tab w:val="left" w:pos="14656"/>
+              </w:tabs>
+              <w:suppressAutoHyphens w:val="0"/>
+              <w:autoSpaceDN/>
+              <w:spacing w:line="244" w:lineRule="atLeast"/>
+              <w:jc w:val="left"/>
+              <w:rPr>
+                <w:rFonts w:ascii="Consolas" w:hAnsi="Consolas" w:cs="Courier New"/>
+                <w:color w:val="333333"/>
+                <w:sz w:val="20"/>
+              </w:rPr>
+            </w:pPr>
+            <w:r>
+              <w:rPr>
+                <w:rFonts w:ascii="Consolas" w:hAnsi="Consolas" w:cs="Courier New"/>
+                <w:b/>
+                <w:bCs/>
+                <w:color w:val="333333"/>
+                <w:sz w:val="20"/>
+              </w:rPr>
+              <w:t>---------------------------------------------------------------------------</w:t>
+            </w:r>
+          </w:p>
+          <w:p>
+            <w:pPr>
+              <w:widowControl/>
+              <w:tabs>
+                <w:tab w:val="left" w:pos="916"/>
+                <w:tab w:val="left" w:pos="1832"/>
+                <w:tab w:val="left" w:pos="2748"/>
+                <w:tab w:val="left" w:pos="3664"/>
+                <w:tab w:val="left" w:pos="4580"/>
+                <w:tab w:val="left" w:pos="5496"/>
+                <w:tab w:val="left" w:pos="6412"/>
+                <w:tab w:val="left" w:pos="7328"/>
+                <w:tab w:val="left" w:pos="8244"/>
+                <w:tab w:val="left" w:pos="9160"/>
+                <w:tab w:val="left" w:pos="10076"/>
+                <w:tab w:val="left" w:pos="10992"/>
+                <w:tab w:val="left" w:pos="11908"/>
+                <w:tab w:val="left" w:pos="12824"/>
+                <w:tab w:val="left" w:pos="13740"/>
+                <w:tab w:val="left" w:pos="14656"/>
+              </w:tabs>
+              <w:suppressAutoHyphens w:val="0"/>
+              <w:autoSpaceDN/>
+              <w:spacing w:line="244" w:lineRule="atLeast"/>
+              <w:jc w:val="left"/>
+              <w:rPr>
+                <w:rFonts w:ascii="Consolas" w:hAnsi="Consolas" w:cs="Courier New"/>
+                <w:color w:val="333333"/>
+                <w:sz w:val="20"/>
+              </w:rPr>
+            </w:pPr>
+            <w:r>
+              <w:rPr>
+                <w:rFonts w:ascii="Consolas" w:hAnsi="Consolas" w:cs="Courier New"/>
+                <w:b/>
+                <w:bCs/>
+                <w:color w:val="333333"/>
+                <w:sz w:val="20"/>
+              </w:rPr>
+              <w:t>|</w:t>
+            </w:r>
+            <w:r>
+              <w:rPr>
+                <w:rFonts w:ascii="Consolas" w:hAnsi="Consolas" w:cs="Courier New"/>
+                <w:color w:val="333333"/>
+                <w:sz w:val="20"/>
+              </w:rPr>
+              <w:t xml:space="preserve"> </w:t>
+            </w:r>
+            <w:r>
+              <w:rPr>
+                <w:rFonts w:ascii="Consolas" w:hAnsi="Consolas" w:cs="Courier New"/>
+                <w:color w:val="A61717"/>
+                <w:sz w:val="20"/>
+                <w:shd w:val="clear" w:color="auto" w:fill="E3D2D2"/>
+              </w:rPr>
+              <w:t>КОЛ</w:t>
+            </w:r>
+            <w:r>
+              <w:rPr>
+                <w:rFonts w:ascii="Consolas" w:hAnsi="Consolas" w:cs="Courier New"/>
+                <w:b/>
+                <w:bCs/>
+                <w:color w:val="333333"/>
+                <w:sz w:val="20"/>
+              </w:rPr>
+              <w:t>-</w:t>
+            </w:r>
+            <w:r>
+              <w:rPr>
+                <w:rFonts w:ascii="Consolas" w:hAnsi="Consolas" w:cs="Courier New"/>
+                <w:color w:val="A61717"/>
+                <w:sz w:val="20"/>
+                <w:shd w:val="clear" w:color="auto" w:fill="E3D2D2"/>
+              </w:rPr>
+              <w:t>ВО</w:t>
+            </w:r>
+            <w:r>
+              <w:rPr>
+                <w:rFonts w:ascii="Consolas" w:hAnsi="Consolas" w:cs="Courier New"/>
+                <w:color w:val="333333"/>
+                <w:sz w:val="20"/>
+              </w:rPr>
+              <w:t xml:space="preserve"> </w:t>
+            </w:r>
+            <w:r>
+              <w:rPr>
+                <w:rFonts w:ascii="Consolas" w:hAnsi="Consolas" w:cs="Courier New"/>
+                <w:color w:val="A61717"/>
+                <w:sz w:val="20"/>
+                <w:shd w:val="clear" w:color="auto" w:fill="E3D2D2"/>
+              </w:rPr>
+              <w:t>ВЫПОЛНЕНИЙ</w:t>
+            </w:r>
+            <w:r>
+              <w:rPr>
+                <w:rFonts w:ascii="Consolas" w:hAnsi="Consolas" w:cs="Courier New"/>
+                <w:color w:val="333333"/>
+                <w:sz w:val="20"/>
+              </w:rPr>
+              <w:t xml:space="preserve"> </w:t>
+            </w:r>
+            <w:proofErr w:type="gramStart"/>
+            <w:r>
+              <w:rPr>
+                <w:rFonts w:ascii="Consolas" w:hAnsi="Consolas" w:cs="Courier New"/>
+                <w:b/>
+                <w:bCs/>
+                <w:color w:val="333333"/>
+                <w:sz w:val="20"/>
+              </w:rPr>
+              <w:t>|</w:t>
+            </w:r>
+            <w:r>
+              <w:rPr>
+                <w:rFonts w:ascii="Consolas" w:hAnsi="Consolas" w:cs="Courier New"/>
+                <w:color w:val="333333"/>
+                <w:sz w:val="20"/>
+              </w:rPr>
+              <w:t xml:space="preserve">  PUSH</w:t>
+            </w:r>
+            <w:proofErr w:type="gramEnd"/>
+            <w:r>
+              <w:rPr>
+                <w:rFonts w:ascii="Consolas" w:hAnsi="Consolas" w:cs="Courier New"/>
+                <w:color w:val="333333"/>
+                <w:sz w:val="20"/>
+              </w:rPr>
+              <w:t>_TIME (</w:t>
+            </w:r>
+            <w:proofErr w:type="spellStart"/>
+            <w:r>
+              <w:rPr>
+                <w:rFonts w:ascii="Consolas" w:hAnsi="Consolas" w:cs="Courier New"/>
+                <w:color w:val="333333"/>
+                <w:sz w:val="20"/>
+              </w:rPr>
+              <w:t>mcs</w:t>
+            </w:r>
+            <w:proofErr w:type="spellEnd"/>
+            <w:r>
+              <w:rPr>
+                <w:rFonts w:ascii="Consolas" w:hAnsi="Consolas" w:cs="Courier New"/>
+                <w:color w:val="333333"/>
+                <w:sz w:val="20"/>
+              </w:rPr>
+              <w:t xml:space="preserve">)  </w:t>
+            </w:r>
+            <w:r>
+              <w:rPr>
+                <w:rFonts w:ascii="Consolas" w:hAnsi="Consolas" w:cs="Courier New"/>
+                <w:b/>
+                <w:bCs/>
+                <w:color w:val="333333"/>
+                <w:sz w:val="20"/>
+              </w:rPr>
+              <w:t>|</w:t>
+            </w:r>
+            <w:r>
+              <w:rPr>
+                <w:rFonts w:ascii="Consolas" w:hAnsi="Consolas" w:cs="Courier New"/>
+                <w:color w:val="333333"/>
+                <w:sz w:val="20"/>
+              </w:rPr>
+              <w:t xml:space="preserve">  POP_TIME (</w:t>
+            </w:r>
+            <w:proofErr w:type="spellStart"/>
+            <w:r>
+              <w:rPr>
+                <w:rFonts w:ascii="Consolas" w:hAnsi="Consolas" w:cs="Courier New"/>
+                <w:color w:val="333333"/>
+                <w:sz w:val="20"/>
+              </w:rPr>
+              <w:t>mcs</w:t>
+            </w:r>
+            <w:proofErr w:type="spellEnd"/>
+            <w:r>
+              <w:rPr>
+                <w:rFonts w:ascii="Consolas" w:hAnsi="Consolas" w:cs="Courier New"/>
+                <w:color w:val="333333"/>
+                <w:sz w:val="20"/>
+              </w:rPr>
+              <w:t xml:space="preserve">)  </w:t>
+            </w:r>
+            <w:r>
+              <w:rPr>
+                <w:rFonts w:ascii="Consolas" w:hAnsi="Consolas" w:cs="Courier New"/>
+                <w:b/>
+                <w:bCs/>
+                <w:color w:val="333333"/>
+                <w:sz w:val="20"/>
+              </w:rPr>
+              <w:t>|</w:t>
+            </w:r>
+            <w:r>
+              <w:rPr>
+                <w:rFonts w:ascii="Consolas" w:hAnsi="Consolas" w:cs="Courier New"/>
+                <w:color w:val="333333"/>
+                <w:sz w:val="20"/>
+              </w:rPr>
+              <w:t xml:space="preserve">  </w:t>
+            </w:r>
+            <w:r>
+              <w:rPr>
+                <w:rFonts w:ascii="Consolas" w:hAnsi="Consolas" w:cs="Courier New"/>
+                <w:color w:val="A61717"/>
+                <w:sz w:val="20"/>
+                <w:shd w:val="clear" w:color="auto" w:fill="E3D2D2"/>
+              </w:rPr>
+              <w:t>ПАМЯТЬ</w:t>
+            </w:r>
+            <w:r>
+              <w:rPr>
+                <w:rFonts w:ascii="Consolas" w:hAnsi="Consolas" w:cs="Courier New"/>
+                <w:color w:val="333333"/>
+                <w:sz w:val="20"/>
+              </w:rPr>
+              <w:t xml:space="preserve"> (b)  </w:t>
+            </w:r>
+            <w:r>
+              <w:rPr>
+                <w:rFonts w:ascii="Consolas" w:hAnsi="Consolas" w:cs="Courier New"/>
+                <w:b/>
+                <w:bCs/>
+                <w:color w:val="333333"/>
+                <w:sz w:val="20"/>
+              </w:rPr>
+              <w:t>|</w:t>
+            </w:r>
+          </w:p>
+          <w:p>
+            <w:pPr>
+              <w:widowControl/>
+              <w:tabs>
+                <w:tab w:val="left" w:pos="916"/>
+                <w:tab w:val="left" w:pos="1832"/>
+                <w:tab w:val="left" w:pos="2748"/>
+                <w:tab w:val="left" w:pos="3664"/>
+                <w:tab w:val="left" w:pos="4580"/>
+                <w:tab w:val="left" w:pos="5496"/>
+                <w:tab w:val="left" w:pos="6412"/>
+                <w:tab w:val="left" w:pos="7328"/>
+                <w:tab w:val="left" w:pos="8244"/>
+                <w:tab w:val="left" w:pos="9160"/>
+                <w:tab w:val="left" w:pos="10076"/>
+                <w:tab w:val="left" w:pos="10992"/>
+                <w:tab w:val="left" w:pos="11908"/>
+                <w:tab w:val="left" w:pos="12824"/>
+                <w:tab w:val="left" w:pos="13740"/>
+                <w:tab w:val="left" w:pos="14656"/>
+              </w:tabs>
+              <w:suppressAutoHyphens w:val="0"/>
+              <w:autoSpaceDN/>
+              <w:spacing w:line="244" w:lineRule="atLeast"/>
+              <w:jc w:val="left"/>
+              <w:rPr>
+                <w:rFonts w:ascii="Consolas" w:hAnsi="Consolas" w:cs="Courier New"/>
+                <w:color w:val="333333"/>
+                <w:sz w:val="20"/>
+              </w:rPr>
+            </w:pPr>
+            <w:r>
+              <w:rPr>
+                <w:rFonts w:ascii="Consolas" w:hAnsi="Consolas" w:cs="Courier New"/>
+                <w:b/>
+                <w:bCs/>
+                <w:color w:val="333333"/>
+                <w:sz w:val="20"/>
+              </w:rPr>
+              <w:t>---------------------------------------------------------------------------</w:t>
+            </w:r>
+          </w:p>
+          <w:p>
+            <w:pPr>
+              <w:widowControl/>
+              <w:tabs>
+                <w:tab w:val="left" w:pos="916"/>
+                <w:tab w:val="left" w:pos="1832"/>
+                <w:tab w:val="left" w:pos="2748"/>
+                <w:tab w:val="left" w:pos="3664"/>
+                <w:tab w:val="left" w:pos="4580"/>
+                <w:tab w:val="left" w:pos="5496"/>
+                <w:tab w:val="left" w:pos="6412"/>
+                <w:tab w:val="left" w:pos="7328"/>
+                <w:tab w:val="left" w:pos="8244"/>
+                <w:tab w:val="left" w:pos="9160"/>
+                <w:tab w:val="left" w:pos="10076"/>
+                <w:tab w:val="left" w:pos="10992"/>
+                <w:tab w:val="left" w:pos="11908"/>
+                <w:tab w:val="left" w:pos="12824"/>
+                <w:tab w:val="left" w:pos="13740"/>
+                <w:tab w:val="left" w:pos="14656"/>
+              </w:tabs>
+              <w:suppressAutoHyphens w:val="0"/>
+              <w:autoSpaceDN/>
+              <w:spacing w:line="244" w:lineRule="atLeast"/>
+              <w:jc w:val="left"/>
+              <w:rPr>
+                <w:rFonts w:ascii="Consolas" w:hAnsi="Consolas" w:cs="Courier New"/>
+                <w:color w:val="333333"/>
+                <w:sz w:val="20"/>
+              </w:rPr>
+            </w:pPr>
+            <w:r>
+              <w:rPr>
+                <w:rFonts w:ascii="Consolas" w:hAnsi="Consolas" w:cs="Courier New"/>
+                <w:b/>
+                <w:bCs/>
+                <w:color w:val="333333"/>
+                <w:sz w:val="20"/>
+              </w:rPr>
+              <w:t>|</w:t>
+            </w:r>
+            <w:r>
+              <w:rPr>
+                <w:rFonts w:ascii="Consolas" w:hAnsi="Consolas" w:cs="Courier New"/>
+                <w:color w:val="333333"/>
+                <w:sz w:val="20"/>
+              </w:rPr>
+              <w:t xml:space="preserve">                </w:t>
+            </w:r>
+            <w:r>
+              <w:rPr>
+                <w:rFonts w:ascii="Consolas" w:hAnsi="Consolas" w:cs="Courier New"/>
+                <w:color w:val="009999"/>
+                <w:sz w:val="20"/>
+              </w:rPr>
+              <w:t>100</w:t>
+            </w:r>
+            <w:r>
+              <w:rPr>
+                <w:rFonts w:ascii="Consolas" w:hAnsi="Consolas" w:cs="Courier New"/>
+                <w:b/>
+                <w:bCs/>
+                <w:color w:val="333333"/>
+                <w:sz w:val="20"/>
+              </w:rPr>
+              <w:t>|</w:t>
+            </w:r>
+            <w:r>
+              <w:rPr>
+                <w:rFonts w:ascii="Consolas" w:hAnsi="Consolas" w:cs="Courier New"/>
+                <w:color w:val="333333"/>
+                <w:sz w:val="20"/>
+              </w:rPr>
+              <w:t xml:space="preserve">                 </w:t>
+            </w:r>
+            <w:r>
+              <w:rPr>
+                <w:rFonts w:ascii="Consolas" w:hAnsi="Consolas" w:cs="Courier New"/>
+                <w:color w:val="009999"/>
+                <w:sz w:val="20"/>
+              </w:rPr>
+              <w:t>14</w:t>
+            </w:r>
+            <w:r>
+              <w:rPr>
+                <w:rFonts w:ascii="Consolas" w:hAnsi="Consolas" w:cs="Courier New"/>
+                <w:b/>
+                <w:bCs/>
+                <w:color w:val="333333"/>
+                <w:sz w:val="20"/>
+              </w:rPr>
+              <w:t>|</w:t>
+            </w:r>
+            <w:r>
+              <w:rPr>
+                <w:rFonts w:ascii="Consolas" w:hAnsi="Consolas" w:cs="Courier New"/>
+                <w:color w:val="333333"/>
+                <w:sz w:val="20"/>
+              </w:rPr>
+              <w:t xml:space="preserve">                 </w:t>
+            </w:r>
+            <w:r>
+              <w:rPr>
+                <w:rFonts w:ascii="Consolas" w:hAnsi="Consolas" w:cs="Courier New"/>
+                <w:color w:val="009999"/>
+                <w:sz w:val="20"/>
+              </w:rPr>
+              <w:t>1</w:t>
+            </w:r>
+            <w:r>
+              <w:rPr>
+                <w:rFonts w:ascii="Consolas" w:hAnsi="Consolas" w:cs="Courier New"/>
+                <w:b/>
+                <w:bCs/>
+                <w:color w:val="333333"/>
+                <w:sz w:val="20"/>
+              </w:rPr>
+              <w:t>|</w:t>
+            </w:r>
+            <w:r>
+              <w:rPr>
+                <w:rFonts w:ascii="Consolas" w:hAnsi="Consolas" w:cs="Courier New"/>
+                <w:color w:val="333333"/>
+                <w:sz w:val="20"/>
+              </w:rPr>
+              <w:t xml:space="preserve">          </w:t>
+            </w:r>
+            <w:r>
+              <w:rPr>
+                <w:rFonts w:ascii="Consolas" w:hAnsi="Consolas" w:cs="Courier New"/>
+                <w:color w:val="009999"/>
+                <w:sz w:val="20"/>
+              </w:rPr>
+              <w:t>1600</w:t>
+            </w:r>
+            <w:r>
+              <w:rPr>
+                <w:rFonts w:ascii="Consolas" w:hAnsi="Consolas" w:cs="Courier New"/>
+                <w:b/>
+                <w:bCs/>
+                <w:color w:val="333333"/>
+                <w:sz w:val="20"/>
+              </w:rPr>
+              <w:t>|</w:t>
+            </w:r>
+          </w:p>
+          <w:p>
+            <w:pPr>
+              <w:widowControl/>
+              <w:tabs>
+                <w:tab w:val="left" w:pos="916"/>
+                <w:tab w:val="left" w:pos="1832"/>
+                <w:tab w:val="left" w:pos="2748"/>
+                <w:tab w:val="left" w:pos="3664"/>
+                <w:tab w:val="left" w:pos="4580"/>
+                <w:tab w:val="left" w:pos="5496"/>
+                <w:tab w:val="left" w:pos="6412"/>
+                <w:tab w:val="left" w:pos="7328"/>
+                <w:tab w:val="left" w:pos="8244"/>
+                <w:tab w:val="left" w:pos="9160"/>
+                <w:tab w:val="left" w:pos="10076"/>
+                <w:tab w:val="left" w:pos="10992"/>
+                <w:tab w:val="left" w:pos="11908"/>
+                <w:tab w:val="left" w:pos="12824"/>
+                <w:tab w:val="left" w:pos="13740"/>
+                <w:tab w:val="left" w:pos="14656"/>
+              </w:tabs>
+              <w:suppressAutoHyphens w:val="0"/>
+              <w:autoSpaceDN/>
+              <w:spacing w:line="244" w:lineRule="atLeast"/>
+              <w:jc w:val="left"/>
+              <w:rPr>
+                <w:rFonts w:ascii="Consolas" w:hAnsi="Consolas" w:cs="Courier New"/>
+                <w:color w:val="333333"/>
+                <w:sz w:val="20"/>
+              </w:rPr>
+            </w:pPr>
+            <w:r>
+              <w:rPr>
+                <w:rFonts w:ascii="Consolas" w:hAnsi="Consolas" w:cs="Courier New"/>
+                <w:b/>
+                <w:bCs/>
+                <w:color w:val="333333"/>
+                <w:sz w:val="20"/>
+              </w:rPr>
+              <w:t>|</w:t>
+            </w:r>
+            <w:r>
+              <w:rPr>
+                <w:rFonts w:ascii="Consolas" w:hAnsi="Consolas" w:cs="Courier New"/>
+                <w:color w:val="333333"/>
+                <w:sz w:val="20"/>
+              </w:rPr>
+              <w:t xml:space="preserve">                </w:t>
+            </w:r>
+            <w:r>
+              <w:rPr>
+                <w:rFonts w:ascii="Consolas" w:hAnsi="Consolas" w:cs="Courier New"/>
+                <w:color w:val="009999"/>
+                <w:sz w:val="20"/>
+              </w:rPr>
+              <w:t>250</w:t>
+            </w:r>
+            <w:r>
+              <w:rPr>
+                <w:rFonts w:ascii="Consolas" w:hAnsi="Consolas" w:cs="Courier New"/>
+                <w:b/>
+                <w:bCs/>
+                <w:color w:val="333333"/>
+                <w:sz w:val="20"/>
+              </w:rPr>
+              <w:t>|</w:t>
+            </w:r>
+            <w:r>
+              <w:rPr>
+                <w:rFonts w:ascii="Consolas" w:hAnsi="Consolas" w:cs="Courier New"/>
+                <w:color w:val="333333"/>
+                <w:sz w:val="20"/>
+              </w:rPr>
+              <w:t xml:space="preserve">                 </w:t>
+            </w:r>
+            <w:r>
+              <w:rPr>
+                <w:rFonts w:ascii="Consolas" w:hAnsi="Consolas" w:cs="Courier New"/>
+                <w:color w:val="009999"/>
+                <w:sz w:val="20"/>
+              </w:rPr>
+              <w:t>89</w:t>
+            </w:r>
+            <w:r>
+              <w:rPr>
+                <w:rFonts w:ascii="Consolas" w:hAnsi="Consolas" w:cs="Courier New"/>
+                <w:b/>
+                <w:bCs/>
+                <w:color w:val="333333"/>
+                <w:sz w:val="20"/>
+              </w:rPr>
+              <w:t>|</w:t>
+            </w:r>
+            <w:r>
+              <w:rPr>
+                <w:rFonts w:ascii="Consolas" w:hAnsi="Consolas" w:cs="Courier New"/>
+                <w:color w:val="333333"/>
+                <w:sz w:val="20"/>
+              </w:rPr>
+              <w:t xml:space="preserve">                 </w:t>
+            </w:r>
+            <w:r>
+              <w:rPr>
+                <w:rFonts w:ascii="Consolas" w:hAnsi="Consolas" w:cs="Courier New"/>
+                <w:color w:val="009999"/>
+                <w:sz w:val="20"/>
+              </w:rPr>
+              <w:t>3</w:t>
+            </w:r>
+            <w:r>
+              <w:rPr>
+                <w:rFonts w:ascii="Consolas" w:hAnsi="Consolas" w:cs="Courier New"/>
+                <w:b/>
+                <w:bCs/>
+                <w:color w:val="333333"/>
+                <w:sz w:val="20"/>
+              </w:rPr>
+              <w:t>|</w:t>
+            </w:r>
+            <w:r>
+              <w:rPr>
+                <w:rFonts w:ascii="Consolas" w:hAnsi="Consolas" w:cs="Courier New"/>
+                <w:color w:val="333333"/>
+                <w:sz w:val="20"/>
+              </w:rPr>
+              <w:t xml:space="preserve">          </w:t>
+            </w:r>
+            <w:r>
+              <w:rPr>
+                <w:rFonts w:ascii="Consolas" w:hAnsi="Consolas" w:cs="Courier New"/>
+                <w:color w:val="009999"/>
+                <w:sz w:val="20"/>
+              </w:rPr>
+              <w:t>4000</w:t>
+            </w:r>
+            <w:r>
+              <w:rPr>
+                <w:rFonts w:ascii="Consolas" w:hAnsi="Consolas" w:cs="Courier New"/>
+                <w:b/>
+                <w:bCs/>
+                <w:color w:val="333333"/>
+                <w:sz w:val="20"/>
+              </w:rPr>
+              <w:t>|</w:t>
+            </w:r>
+          </w:p>
+          <w:p>
+            <w:pPr>
+              <w:widowControl/>
+              <w:tabs>
+                <w:tab w:val="left" w:pos="916"/>
+                <w:tab w:val="left" w:pos="1832"/>
+                <w:tab w:val="left" w:pos="2748"/>
+                <w:tab w:val="left" w:pos="3664"/>
+                <w:tab w:val="left" w:pos="4580"/>
+                <w:tab w:val="left" w:pos="5496"/>
+                <w:tab w:val="left" w:pos="6412"/>
+                <w:tab w:val="left" w:pos="7328"/>
+                <w:tab w:val="left" w:pos="8244"/>
+                <w:tab w:val="left" w:pos="9160"/>
+                <w:tab w:val="left" w:pos="10076"/>
+                <w:tab w:val="left" w:pos="10992"/>
+                <w:tab w:val="left" w:pos="11908"/>
+                <w:tab w:val="left" w:pos="12824"/>
+                <w:tab w:val="left" w:pos="13740"/>
+                <w:tab w:val="left" w:pos="14656"/>
+              </w:tabs>
+              <w:suppressAutoHyphens w:val="0"/>
+              <w:autoSpaceDN/>
+              <w:spacing w:line="244" w:lineRule="atLeast"/>
+              <w:jc w:val="left"/>
+              <w:rPr>
+                <w:rFonts w:ascii="Consolas" w:hAnsi="Consolas" w:cs="Courier New"/>
+                <w:color w:val="333333"/>
+                <w:sz w:val="20"/>
+              </w:rPr>
+            </w:pPr>
+            <w:r>
+              <w:rPr>
+                <w:rFonts w:ascii="Consolas" w:hAnsi="Consolas" w:cs="Courier New"/>
+                <w:b/>
+                <w:bCs/>
+                <w:color w:val="333333"/>
+                <w:sz w:val="20"/>
+              </w:rPr>
+              <w:t>|</w:t>
+            </w:r>
+            <w:r>
+              <w:rPr>
+                <w:rFonts w:ascii="Consolas" w:hAnsi="Consolas" w:cs="Courier New"/>
+                <w:color w:val="333333"/>
+                <w:sz w:val="20"/>
+              </w:rPr>
+              <w:t xml:space="preserve">                </w:t>
+            </w:r>
+            <w:r>
+              <w:rPr>
+                <w:rFonts w:ascii="Consolas" w:hAnsi="Consolas" w:cs="Courier New"/>
+                <w:color w:val="009999"/>
+                <w:sz w:val="20"/>
+              </w:rPr>
+              <w:t>500</w:t>
+            </w:r>
+            <w:r>
+              <w:rPr>
+                <w:rFonts w:ascii="Consolas" w:hAnsi="Consolas" w:cs="Courier New"/>
+                <w:b/>
+                <w:bCs/>
+                <w:color w:val="333333"/>
+                <w:sz w:val="20"/>
+              </w:rPr>
+              <w:t>|</w:t>
+            </w:r>
+            <w:r>
+              <w:rPr>
+                <w:rFonts w:ascii="Consolas" w:hAnsi="Consolas" w:cs="Courier New"/>
+                <w:color w:val="333333"/>
+                <w:sz w:val="20"/>
+              </w:rPr>
+              <w:t xml:space="preserve">                </w:t>
+            </w:r>
+            <w:r>
+              <w:rPr>
+                <w:rFonts w:ascii="Consolas" w:hAnsi="Consolas" w:cs="Courier New"/>
+                <w:color w:val="009999"/>
+                <w:sz w:val="20"/>
+              </w:rPr>
+              <w:t>394</w:t>
+            </w:r>
+            <w:r>
+              <w:rPr>
+                <w:rFonts w:ascii="Consolas" w:hAnsi="Consolas" w:cs="Courier New"/>
+                <w:b/>
+                <w:bCs/>
+                <w:color w:val="333333"/>
+                <w:sz w:val="20"/>
+              </w:rPr>
+              <w:t>|</w:t>
+            </w:r>
+            <w:r>
+              <w:rPr>
+                <w:rFonts w:ascii="Consolas" w:hAnsi="Consolas" w:cs="Courier New"/>
+                <w:color w:val="333333"/>
+                <w:sz w:val="20"/>
+              </w:rPr>
+              <w:t xml:space="preserve">                 </w:t>
+            </w:r>
+            <w:r>
+              <w:rPr>
+                <w:rFonts w:ascii="Consolas" w:hAnsi="Consolas" w:cs="Courier New"/>
+                <w:color w:val="009999"/>
+                <w:sz w:val="20"/>
+              </w:rPr>
+              <w:t>6</w:t>
+            </w:r>
+            <w:r>
+              <w:rPr>
+                <w:rFonts w:ascii="Consolas" w:hAnsi="Consolas" w:cs="Courier New"/>
+                <w:b/>
+                <w:bCs/>
+                <w:color w:val="333333"/>
+                <w:sz w:val="20"/>
+              </w:rPr>
+              <w:t>|</w:t>
+            </w:r>
+            <w:r>
+              <w:rPr>
+                <w:rFonts w:ascii="Consolas" w:hAnsi="Consolas" w:cs="Courier New"/>
+                <w:color w:val="333333"/>
+                <w:sz w:val="20"/>
+              </w:rPr>
+              <w:t xml:space="preserve">          </w:t>
+            </w:r>
+            <w:r>
+              <w:rPr>
+                <w:rFonts w:ascii="Consolas" w:hAnsi="Consolas" w:cs="Courier New"/>
+                <w:color w:val="009999"/>
+                <w:sz w:val="20"/>
+              </w:rPr>
+              <w:t>8000</w:t>
+            </w:r>
+            <w:r>
+              <w:rPr>
+                <w:rFonts w:ascii="Consolas" w:hAnsi="Consolas" w:cs="Courier New"/>
+                <w:b/>
+                <w:bCs/>
+                <w:color w:val="333333"/>
+                <w:sz w:val="20"/>
+              </w:rPr>
+              <w:t>|</w:t>
+            </w:r>
+          </w:p>
+          <w:p>
+            <w:pPr>
+              <w:widowControl/>
+              <w:tabs>
+                <w:tab w:val="left" w:pos="916"/>
+                <w:tab w:val="left" w:pos="1832"/>
+                <w:tab w:val="left" w:pos="2748"/>
+                <w:tab w:val="left" w:pos="3664"/>
+                <w:tab w:val="left" w:pos="4580"/>
+                <w:tab w:val="left" w:pos="5496"/>
+                <w:tab w:val="left" w:pos="6412"/>
+                <w:tab w:val="left" w:pos="7328"/>
+                <w:tab w:val="left" w:pos="8244"/>
+                <w:tab w:val="left" w:pos="9160"/>
+                <w:tab w:val="left" w:pos="10076"/>
+                <w:tab w:val="left" w:pos="10992"/>
+                <w:tab w:val="left" w:pos="11908"/>
+                <w:tab w:val="left" w:pos="12824"/>
+                <w:tab w:val="left" w:pos="13740"/>
+                <w:tab w:val="left" w:pos="14656"/>
+              </w:tabs>
+              <w:suppressAutoHyphens w:val="0"/>
+              <w:autoSpaceDN/>
+              <w:spacing w:line="244" w:lineRule="atLeast"/>
+              <w:jc w:val="left"/>
+              <w:rPr>
+                <w:rFonts w:ascii="Consolas" w:hAnsi="Consolas" w:cs="Courier New"/>
+                <w:color w:val="333333"/>
+                <w:sz w:val="20"/>
+              </w:rPr>
+            </w:pPr>
+            <w:r>
+              <w:rPr>
+                <w:rFonts w:ascii="Consolas" w:hAnsi="Consolas" w:cs="Courier New"/>
+                <w:b/>
+                <w:bCs/>
+                <w:color w:val="333333"/>
+                <w:sz w:val="20"/>
+              </w:rPr>
+              <w:t>|</w:t>
+            </w:r>
+            <w:r>
+              <w:rPr>
+                <w:rFonts w:ascii="Consolas" w:hAnsi="Consolas" w:cs="Courier New"/>
+                <w:color w:val="333333"/>
+                <w:sz w:val="20"/>
+              </w:rPr>
+              <w:t xml:space="preserve">               </w:t>
+            </w:r>
+            <w:r>
+              <w:rPr>
+                <w:rFonts w:ascii="Consolas" w:hAnsi="Consolas" w:cs="Courier New"/>
+                <w:color w:val="009999"/>
+                <w:sz w:val="20"/>
+              </w:rPr>
+              <w:t>1000</w:t>
+            </w:r>
+            <w:r>
+              <w:rPr>
+                <w:rFonts w:ascii="Consolas" w:hAnsi="Consolas" w:cs="Courier New"/>
+                <w:b/>
+                <w:bCs/>
+                <w:color w:val="333333"/>
+                <w:sz w:val="20"/>
+              </w:rPr>
+              <w:t>|</w:t>
+            </w:r>
+            <w:r>
+              <w:rPr>
+                <w:rFonts w:ascii="Consolas" w:hAnsi="Consolas" w:cs="Courier New"/>
+                <w:color w:val="333333"/>
+                <w:sz w:val="20"/>
+              </w:rPr>
+              <w:t xml:space="preserve">               </w:t>
+            </w:r>
+            <w:r>
+              <w:rPr>
+                <w:rFonts w:ascii="Consolas" w:hAnsi="Consolas" w:cs="Courier New"/>
+                <w:color w:val="009999"/>
+                <w:sz w:val="20"/>
+              </w:rPr>
+              <w:t>1285</w:t>
+            </w:r>
+            <w:r>
+              <w:rPr>
+                <w:rFonts w:ascii="Consolas" w:hAnsi="Consolas" w:cs="Courier New"/>
+                <w:b/>
+                <w:bCs/>
+                <w:color w:val="333333"/>
+                <w:sz w:val="20"/>
+              </w:rPr>
+              <w:t>|</w:t>
+            </w:r>
+            <w:r>
+              <w:rPr>
+                <w:rFonts w:ascii="Consolas" w:hAnsi="Consolas" w:cs="Courier New"/>
+                <w:color w:val="333333"/>
+                <w:sz w:val="20"/>
+              </w:rPr>
+              <w:t xml:space="preserve">                </w:t>
+            </w:r>
+            <w:r>
+              <w:rPr>
+                <w:rFonts w:ascii="Consolas" w:hAnsi="Consolas" w:cs="Courier New"/>
+                <w:color w:val="009999"/>
+                <w:sz w:val="20"/>
+              </w:rPr>
+              <w:t>11</w:t>
+            </w:r>
+            <w:r>
+              <w:rPr>
+                <w:rFonts w:ascii="Consolas" w:hAnsi="Consolas" w:cs="Courier New"/>
+                <w:b/>
+                <w:bCs/>
+                <w:color w:val="333333"/>
+                <w:sz w:val="20"/>
+              </w:rPr>
+              <w:t>|</w:t>
+            </w:r>
+            <w:r>
+              <w:rPr>
+                <w:rFonts w:ascii="Consolas" w:hAnsi="Consolas" w:cs="Courier New"/>
+                <w:color w:val="333333"/>
+                <w:sz w:val="20"/>
+              </w:rPr>
+              <w:t xml:space="preserve">         </w:t>
+            </w:r>
+            <w:r>
+              <w:rPr>
+                <w:rFonts w:ascii="Consolas" w:hAnsi="Consolas" w:cs="Courier New"/>
+                <w:color w:val="009999"/>
+                <w:sz w:val="20"/>
+              </w:rPr>
+              <w:t>16000</w:t>
+            </w:r>
+            <w:r>
+              <w:rPr>
+                <w:rFonts w:ascii="Consolas" w:hAnsi="Consolas" w:cs="Courier New"/>
+                <w:b/>
+                <w:bCs/>
+                <w:color w:val="333333"/>
+                <w:sz w:val="20"/>
+              </w:rPr>
+              <w:t>|</w:t>
+            </w:r>
+          </w:p>
+          <w:p>
+            <w:pPr>
+              <w:widowControl/>
+              <w:tabs>
+                <w:tab w:val="left" w:pos="916"/>
+                <w:tab w:val="left" w:pos="1832"/>
+                <w:tab w:val="left" w:pos="2748"/>
+                <w:tab w:val="left" w:pos="3664"/>
+                <w:tab w:val="left" w:pos="4580"/>
+                <w:tab w:val="left" w:pos="5496"/>
+                <w:tab w:val="left" w:pos="6412"/>
+                <w:tab w:val="left" w:pos="7328"/>
+                <w:tab w:val="left" w:pos="8244"/>
+                <w:tab w:val="left" w:pos="9160"/>
+                <w:tab w:val="left" w:pos="10076"/>
+                <w:tab w:val="left" w:pos="10992"/>
+                <w:tab w:val="left" w:pos="11908"/>
+                <w:tab w:val="left" w:pos="12824"/>
+                <w:tab w:val="left" w:pos="13740"/>
+                <w:tab w:val="left" w:pos="14656"/>
+              </w:tabs>
+              <w:suppressAutoHyphens w:val="0"/>
+              <w:autoSpaceDN/>
+              <w:spacing w:line="244" w:lineRule="atLeast"/>
+              <w:jc w:val="left"/>
+              <w:rPr>
                 <w:rFonts w:ascii="Courier New" w:hAnsi="Courier New" w:cs="Courier New"/>
                 <w:color w:val="333333"/>
                 <w:sz w:val="20"/>
@@ -6996,7 +7756,6 @@
         </w:tc>
       </w:tr>
     </w:tbl>
-    <w:p/>
     <w:p>
       <w:pPr>
         <w:pStyle w:val="1"/>
@@ -7007,13 +7766,14 @@
           <w:szCs w:val="28"/>
         </w:rPr>
       </w:pPr>
-      <w:bookmarkStart w:id="17" w:name="_Toc119955868"/>
+      <w:bookmarkStart w:id="17" w:name="_Toc120448069"/>
       <w:r>
         <w:rPr>
           <w:rFonts w:ascii="Times New Roman" w:hAnsi="Times New Roman"/>
           <w:sz w:val="28"/>
           <w:szCs w:val="28"/>
         </w:rPr>
+        <w:lastRenderedPageBreak/>
         <w:t>Выводы</w:t>
       </w:r>
       <w:bookmarkEnd w:id="17"/>
@@ -7082,11 +7842,7 @@
         <w:t xml:space="preserve"> возрастать</w:t>
       </w:r>
       <w:r>
-        <w:t xml:space="preserve"> и превышать </w:t>
-      </w:r>
-      <w:r>
-        <w:lastRenderedPageBreak/>
-        <w:t>фиксированную память массива.</w:t>
+        <w:t xml:space="preserve"> и превышать фиксированную память массива.</w:t>
       </w:r>
     </w:p>
     <w:p>
@@ -7107,7 +7863,7 @@
           <w:szCs w:val="28"/>
         </w:rPr>
       </w:pPr>
-      <w:bookmarkStart w:id="18" w:name="_Toc119955869"/>
+      <w:bookmarkStart w:id="18" w:name="_Toc120448070"/>
       <w:r>
         <w:rPr>
           <w:rFonts w:ascii="Times New Roman" w:hAnsi="Times New Roman"/>
@@ -7357,6 +8113,7 @@
         </w:numPr>
       </w:pPr>
       <w:r>
+        <w:lastRenderedPageBreak/>
         <w:t>Особенности при реализации списком</w:t>
       </w:r>
       <w:r>
@@ -7492,7 +8249,6 @@
         <w:rPr>
           <w:lang w:val="en-US"/>
         </w:rPr>
-        <w:lastRenderedPageBreak/>
         <w:t>Best</w:t>
       </w:r>
       <w:r>

--- a/lab_05/Отчет/ИУ7-31Б_Постнов_Степан_лр_5.docx
+++ b/lab_05/Отчет/ИУ7-31Б_Постнов_Степан_лр_5.docx
@@ -1053,7 +1053,7 @@
             </w:rPr>
             <w:fldChar w:fldCharType="separate"/>
           </w:r>
-          <w:hyperlink w:anchor="_Toc120448059" w:history="1">
+          <w:hyperlink w:anchor="_Toc120484665" w:history="1">
             <w:r>
               <w:rPr>
                 <w:rStyle w:val="a3"/>
@@ -1092,7 +1092,7 @@
                 <w:sz w:val="28"/>
                 <w:szCs w:val="28"/>
               </w:rPr>
-              <w:instrText xml:space="preserve"> PAGEREF _Toc120448059 \h </w:instrText>
+              <w:instrText xml:space="preserve"> PAGEREF _Toc120484665 \h </w:instrText>
             </w:r>
             <w:r>
               <w:rPr>
@@ -1149,7 +1149,7 @@
               <w:lang w:eastAsia="ru-RU"/>
             </w:rPr>
           </w:pPr>
-          <w:hyperlink w:anchor="_Toc120448060" w:history="1">
+          <w:hyperlink w:anchor="_Toc120484666" w:history="1">
             <w:r>
               <w:rPr>
                 <w:rStyle w:val="a3"/>
@@ -1188,7 +1188,7 @@
                 <w:sz w:val="28"/>
                 <w:szCs w:val="28"/>
               </w:rPr>
-              <w:instrText xml:space="preserve"> PAGEREF _Toc120448060 \h </w:instrText>
+              <w:instrText xml:space="preserve"> PAGEREF _Toc120484666 \h </w:instrText>
             </w:r>
             <w:r>
               <w:rPr>
@@ -1243,7 +1243,7 @@
               <w:szCs w:val="28"/>
             </w:rPr>
           </w:pPr>
-          <w:hyperlink w:anchor="_Toc120448061" w:history="1">
+          <w:hyperlink w:anchor="_Toc120484667" w:history="1">
             <w:r>
               <w:rPr>
                 <w:rStyle w:val="a3"/>
@@ -1274,7 +1274,7 @@
                 <w:webHidden/>
                 <w:szCs w:val="28"/>
               </w:rPr>
-              <w:instrText xml:space="preserve"> PAGEREF _Toc120448061 \h </w:instrText>
+              <w:instrText xml:space="preserve"> PAGEREF _Toc120484667 \h </w:instrText>
             </w:r>
             <w:r>
               <w:rPr>
@@ -1321,7 +1321,7 @@
               <w:szCs w:val="28"/>
             </w:rPr>
           </w:pPr>
-          <w:hyperlink w:anchor="_Toc120448062" w:history="1">
+          <w:hyperlink w:anchor="_Toc120484668" w:history="1">
             <w:r>
               <w:rPr>
                 <w:rStyle w:val="a3"/>
@@ -1352,7 +1352,7 @@
                 <w:webHidden/>
                 <w:szCs w:val="28"/>
               </w:rPr>
-              <w:instrText xml:space="preserve"> PAGEREF _Toc120448062 \h </w:instrText>
+              <w:instrText xml:space="preserve"> PAGEREF _Toc120484668 \h </w:instrText>
             </w:r>
             <w:r>
               <w:rPr>
@@ -1399,7 +1399,7 @@
               <w:szCs w:val="28"/>
             </w:rPr>
           </w:pPr>
-          <w:hyperlink w:anchor="_Toc120448063" w:history="1">
+          <w:hyperlink w:anchor="_Toc120484669" w:history="1">
             <w:r>
               <w:rPr>
                 <w:rStyle w:val="a3"/>
@@ -1430,7 +1430,7 @@
                 <w:webHidden/>
                 <w:szCs w:val="28"/>
               </w:rPr>
-              <w:instrText xml:space="preserve"> PAGEREF _Toc120448063 \h </w:instrText>
+              <w:instrText xml:space="preserve"> PAGEREF _Toc120484669 \h </w:instrText>
             </w:r>
             <w:r>
               <w:rPr>
@@ -1477,7 +1477,7 @@
               <w:szCs w:val="28"/>
             </w:rPr>
           </w:pPr>
-          <w:hyperlink w:anchor="_Toc120448064" w:history="1">
+          <w:hyperlink w:anchor="_Toc120484670" w:history="1">
             <w:r>
               <w:rPr>
                 <w:rStyle w:val="a3"/>
@@ -1508,7 +1508,7 @@
                 <w:webHidden/>
                 <w:szCs w:val="28"/>
               </w:rPr>
-              <w:instrText xml:space="preserve"> PAGEREF _Toc120448064 \h </w:instrText>
+              <w:instrText xml:space="preserve"> PAGEREF _Toc120484670 \h </w:instrText>
             </w:r>
             <w:r>
               <w:rPr>
@@ -1555,7 +1555,7 @@
               <w:szCs w:val="28"/>
             </w:rPr>
           </w:pPr>
-          <w:hyperlink w:anchor="_Toc120448065" w:history="1">
+          <w:hyperlink w:anchor="_Toc120484671" w:history="1">
             <w:r>
               <w:rPr>
                 <w:rStyle w:val="a3"/>
@@ -1586,7 +1586,7 @@
                 <w:webHidden/>
                 <w:szCs w:val="28"/>
               </w:rPr>
-              <w:instrText xml:space="preserve"> PAGEREF _Toc120448065 \h </w:instrText>
+              <w:instrText xml:space="preserve"> PAGEREF _Toc120484671 \h </w:instrText>
             </w:r>
             <w:r>
               <w:rPr>
@@ -1635,7 +1635,7 @@
               <w:lang w:eastAsia="ru-RU"/>
             </w:rPr>
           </w:pPr>
-          <w:hyperlink w:anchor="_Toc120448066" w:history="1">
+          <w:hyperlink w:anchor="_Toc120484672" w:history="1">
             <w:r>
               <w:rPr>
                 <w:rStyle w:val="a3"/>
@@ -1674,7 +1674,7 @@
                 <w:sz w:val="28"/>
                 <w:szCs w:val="28"/>
               </w:rPr>
-              <w:instrText xml:space="preserve"> PAGEREF _Toc120448066 \h </w:instrText>
+              <w:instrText xml:space="preserve"> PAGEREF _Toc120484672 \h </w:instrText>
             </w:r>
             <w:r>
               <w:rPr>
@@ -1731,7 +1731,7 @@
               <w:lang w:eastAsia="ru-RU"/>
             </w:rPr>
           </w:pPr>
-          <w:hyperlink w:anchor="_Toc120448067" w:history="1">
+          <w:hyperlink w:anchor="_Toc120484673" w:history="1">
             <w:r>
               <w:rPr>
                 <w:rStyle w:val="a3"/>
@@ -1770,7 +1770,7 @@
                 <w:sz w:val="28"/>
                 <w:szCs w:val="28"/>
               </w:rPr>
-              <w:instrText xml:space="preserve"> PAGEREF _Toc120448067 \h </w:instrText>
+              <w:instrText xml:space="preserve"> PAGEREF _Toc120484673 \h </w:instrText>
             </w:r>
             <w:r>
               <w:rPr>
@@ -1827,7 +1827,7 @@
               <w:lang w:eastAsia="ru-RU"/>
             </w:rPr>
           </w:pPr>
-          <w:hyperlink w:anchor="_Toc120448068" w:history="1">
+          <w:hyperlink w:anchor="_Toc120484674" w:history="1">
             <w:r>
               <w:rPr>
                 <w:rStyle w:val="a3"/>
@@ -1836,7 +1836,7 @@
                 <w:sz w:val="28"/>
                 <w:szCs w:val="28"/>
               </w:rPr>
-              <w:t>Сравнение эффективности двух типов стеков при разных строках-выражениях</w:t>
+              <w:t>Сравнение эффективности двух типов очередей при разных операциях над ними</w:t>
             </w:r>
             <w:r>
               <w:rPr>
@@ -1866,7 +1866,7 @@
                 <w:sz w:val="28"/>
                 <w:szCs w:val="28"/>
               </w:rPr>
-              <w:instrText xml:space="preserve"> PAGEREF _Toc120448068 \h </w:instrText>
+              <w:instrText xml:space="preserve"> PAGEREF _Toc120484674 \h </w:instrText>
             </w:r>
             <w:r>
               <w:rPr>
@@ -1923,7 +1923,7 @@
               <w:lang w:eastAsia="ru-RU"/>
             </w:rPr>
           </w:pPr>
-          <w:hyperlink w:anchor="_Toc120448069" w:history="1">
+          <w:hyperlink w:anchor="_Toc120484675" w:history="1">
             <w:r>
               <w:rPr>
                 <w:rStyle w:val="a3"/>
@@ -1962,7 +1962,7 @@
                 <w:sz w:val="28"/>
                 <w:szCs w:val="28"/>
               </w:rPr>
-              <w:instrText xml:space="preserve"> PAGEREF _Toc120448069 \h </w:instrText>
+              <w:instrText xml:space="preserve"> PAGEREF _Toc120484675 \h </w:instrText>
             </w:r>
             <w:r>
               <w:rPr>
@@ -2019,7 +2019,7 @@
               <w:lang w:eastAsia="ru-RU"/>
             </w:rPr>
           </w:pPr>
-          <w:hyperlink w:anchor="_Toc120448070" w:history="1">
+          <w:hyperlink w:anchor="_Toc120484676" w:history="1">
             <w:r>
               <w:rPr>
                 <w:rStyle w:val="a3"/>
@@ -2078,7 +2078,7 @@
                 <w:sz w:val="28"/>
                 <w:szCs w:val="28"/>
               </w:rPr>
-              <w:instrText xml:space="preserve"> PAGEREF _Toc120448070 \h </w:instrText>
+              <w:instrText xml:space="preserve"> PAGEREF _Toc120484676 \h </w:instrText>
             </w:r>
             <w:r>
               <w:rPr>
@@ -2190,7 +2190,7 @@
         </w:rPr>
       </w:pPr>
       <w:bookmarkStart w:id="2" w:name="__RefHeading___Toc1850_1830211148"/>
-      <w:bookmarkStart w:id="3" w:name="_Toc120448059"/>
+      <w:bookmarkStart w:id="3" w:name="_Toc120484665"/>
       <w:r>
         <w:rPr>
           <w:rFonts w:ascii="Times New Roman" w:hAnsi="Times New Roman"/>
@@ -2239,7 +2239,7 @@
           <w:szCs w:val="28"/>
         </w:rPr>
       </w:pPr>
-      <w:bookmarkStart w:id="5" w:name="_Toc120448060"/>
+      <w:bookmarkStart w:id="5" w:name="_Toc120484666"/>
       <w:r>
         <w:rPr>
           <w:rFonts w:ascii="Times New Roman" w:hAnsi="Times New Roman"/>
@@ -2257,7 +2257,7 @@
         <w:jc w:val="center"/>
       </w:pPr>
       <w:bookmarkStart w:id="6" w:name="__RefHeading___Toc1854_1830211148"/>
-      <w:bookmarkStart w:id="7" w:name="_Toc120448061"/>
+      <w:bookmarkStart w:id="7" w:name="_Toc120484667"/>
       <w:r>
         <w:rPr>
           <w:rFonts w:ascii="Times New Roman" w:hAnsi="Times New Roman"/>
@@ -2323,7 +2323,7 @@
           <w:szCs w:val="28"/>
         </w:rPr>
       </w:pPr>
-      <w:bookmarkStart w:id="8" w:name="_Toc120448062"/>
+      <w:bookmarkStart w:id="8" w:name="_Toc120484668"/>
       <w:r>
         <w:rPr>
           <w:rFonts w:ascii="Times New Roman" w:hAnsi="Times New Roman"/>
@@ -2532,7 +2532,7 @@
           <w:szCs w:val="28"/>
         </w:rPr>
       </w:pPr>
-      <w:bookmarkStart w:id="9" w:name="_Toc120448063"/>
+      <w:bookmarkStart w:id="9" w:name="_Toc120484669"/>
       <w:r>
         <w:rPr>
           <w:rFonts w:ascii="Times New Roman" w:hAnsi="Times New Roman"/>
@@ -2584,7 +2584,7 @@
           <w:szCs w:val="28"/>
         </w:rPr>
       </w:pPr>
-      <w:bookmarkStart w:id="10" w:name="_Toc120448064"/>
+      <w:bookmarkStart w:id="10" w:name="_Toc120484670"/>
       <w:r>
         <w:rPr>
           <w:rFonts w:ascii="Times New Roman" w:hAnsi="Times New Roman"/>
@@ -2650,7 +2650,7 @@
         </w:rPr>
       </w:pPr>
       <w:bookmarkStart w:id="11" w:name="__RefHeading___Toc1860_1830211148"/>
-      <w:bookmarkStart w:id="12" w:name="_Toc120448065"/>
+      <w:bookmarkStart w:id="12" w:name="_Toc120484671"/>
       <w:r>
         <w:rPr>
           <w:rFonts w:ascii="Times New Roman" w:hAnsi="Times New Roman"/>
@@ -2988,7 +2988,7 @@
         </w:rPr>
       </w:pPr>
       <w:bookmarkStart w:id="13" w:name="__RefHeading___Toc1862_1830211148"/>
-      <w:bookmarkStart w:id="14" w:name="_Toc120448066"/>
+      <w:bookmarkStart w:id="14" w:name="_Toc120484672"/>
       <w:r>
         <w:rPr>
           <w:rFonts w:ascii="Times New Roman" w:hAnsi="Times New Roman"/>
@@ -5599,7 +5599,7 @@
           <w:szCs w:val="28"/>
         </w:rPr>
       </w:pPr>
-      <w:bookmarkStart w:id="15" w:name="_Toc120448067"/>
+      <w:bookmarkStart w:id="15" w:name="_Toc120484673"/>
       <w:r>
         <w:rPr>
           <w:rFonts w:ascii="Times New Roman" w:hAnsi="Times New Roman"/>
@@ -5656,7 +5656,7 @@
           <w:szCs w:val="28"/>
         </w:rPr>
       </w:pPr>
-      <w:bookmarkStart w:id="16" w:name="_Toc120448068"/>
+      <w:bookmarkStart w:id="16" w:name="_Toc120484674"/>
       <w:r>
         <w:rPr>
           <w:rFonts w:ascii="Times New Roman" w:hAnsi="Times New Roman"/>
@@ -5671,7 +5671,7 @@
           <w:sz w:val="28"/>
           <w:szCs w:val="28"/>
         </w:rPr>
-        <w:t xml:space="preserve">двух типов </w:t>
+        <w:t>двух типов</w:t>
       </w:r>
       <w:r>
         <w:rPr>
@@ -5679,7 +5679,23 @@
           <w:sz w:val="28"/>
           <w:szCs w:val="28"/>
         </w:rPr>
-        <w:t>стеков при разных строках-выражениях</w:t>
+        <w:t xml:space="preserve"> очередей</w:t>
+      </w:r>
+      <w:r>
+        <w:rPr>
+          <w:rFonts w:ascii="Times New Roman" w:hAnsi="Times New Roman"/>
+          <w:sz w:val="28"/>
+          <w:szCs w:val="28"/>
+        </w:rPr>
+        <w:t xml:space="preserve"> при разных </w:t>
+      </w:r>
+      <w:r>
+        <w:rPr>
+          <w:rFonts w:ascii="Times New Roman" w:hAnsi="Times New Roman"/>
+          <w:sz w:val="28"/>
+          <w:szCs w:val="28"/>
+        </w:rPr>
+        <w:t>операциях над ними</w:t>
       </w:r>
       <w:bookmarkEnd w:id="16"/>
     </w:p>
@@ -7766,7 +7782,7 @@
           <w:szCs w:val="28"/>
         </w:rPr>
       </w:pPr>
-      <w:bookmarkStart w:id="17" w:name="_Toc120448069"/>
+      <w:bookmarkStart w:id="17" w:name="_Toc120484675"/>
       <w:r>
         <w:rPr>
           <w:rFonts w:ascii="Times New Roman" w:hAnsi="Times New Roman"/>
@@ -7852,6 +7868,12 @@
       <w:r>
         <w:t>Таким образом, можно сделать вывод, что при данной реализации очередей программисту самому необходимо</w:t>
       </w:r>
+      <w:r>
+        <w:t xml:space="preserve"> выбирать структуры данных</w:t>
+      </w:r>
+      <w:r>
+        <w:t>, наиболее подходящие под конкретные задачи.</w:t>
+      </w:r>
     </w:p>
     <w:p>
       <w:pPr>
@@ -7863,7 +7885,7 @@
           <w:szCs w:val="28"/>
         </w:rPr>
       </w:pPr>
-      <w:bookmarkStart w:id="18" w:name="_Toc120448070"/>
+      <w:bookmarkStart w:id="18" w:name="_Toc120484676"/>
       <w:r>
         <w:rPr>
           <w:rFonts w:ascii="Times New Roman" w:hAnsi="Times New Roman"/>
@@ -8101,6 +8123,7 @@
         </w:numPr>
       </w:pPr>
       <w:r>
+        <w:lastRenderedPageBreak/>
         <w:t>Возможно переполнение</w:t>
       </w:r>
     </w:p>
@@ -8113,7 +8136,6 @@
         </w:numPr>
       </w:pPr>
       <w:r>
-        <w:lastRenderedPageBreak/>
         <w:t>Особенности при реализации списком</w:t>
       </w:r>
       <w:r>

--- a/lab_05/Отчет/ИУ7-31Б_Постнов_Степан_лр_5.docx
+++ b/lab_05/Отчет/ИУ7-31Б_Постнов_Степан_лр_5.docx
@@ -1053,7 +1053,7 @@
             </w:rPr>
             <w:fldChar w:fldCharType="separate"/>
           </w:r>
-          <w:hyperlink w:anchor="_Toc120484665" w:history="1">
+          <w:hyperlink w:anchor="_Toc120527250" w:history="1">
             <w:r>
               <w:rPr>
                 <w:rStyle w:val="a3"/>
@@ -1092,7 +1092,7 @@
                 <w:sz w:val="28"/>
                 <w:szCs w:val="28"/>
               </w:rPr>
-              <w:instrText xml:space="preserve"> PAGEREF _Toc120484665 \h </w:instrText>
+              <w:instrText xml:space="preserve"> PAGEREF _Toc120527250 \h </w:instrText>
             </w:r>
             <w:r>
               <w:rPr>
@@ -1149,7 +1149,7 @@
               <w:lang w:eastAsia="ru-RU"/>
             </w:rPr>
           </w:pPr>
-          <w:hyperlink w:anchor="_Toc120484666" w:history="1">
+          <w:hyperlink w:anchor="_Toc120527251" w:history="1">
             <w:r>
               <w:rPr>
                 <w:rStyle w:val="a3"/>
@@ -1188,7 +1188,7 @@
                 <w:sz w:val="28"/>
                 <w:szCs w:val="28"/>
               </w:rPr>
-              <w:instrText xml:space="preserve"> PAGEREF _Toc120484666 \h </w:instrText>
+              <w:instrText xml:space="preserve"> PAGEREF _Toc120527251 \h </w:instrText>
             </w:r>
             <w:r>
               <w:rPr>
@@ -1243,7 +1243,7 @@
               <w:szCs w:val="28"/>
             </w:rPr>
           </w:pPr>
-          <w:hyperlink w:anchor="_Toc120484667" w:history="1">
+          <w:hyperlink w:anchor="_Toc120527252" w:history="1">
             <w:r>
               <w:rPr>
                 <w:rStyle w:val="a3"/>
@@ -1274,7 +1274,7 @@
                 <w:webHidden/>
                 <w:szCs w:val="28"/>
               </w:rPr>
-              <w:instrText xml:space="preserve"> PAGEREF _Toc120484667 \h </w:instrText>
+              <w:instrText xml:space="preserve"> PAGEREF _Toc120527252 \h </w:instrText>
             </w:r>
             <w:r>
               <w:rPr>
@@ -1321,7 +1321,7 @@
               <w:szCs w:val="28"/>
             </w:rPr>
           </w:pPr>
-          <w:hyperlink w:anchor="_Toc120484668" w:history="1">
+          <w:hyperlink w:anchor="_Toc120527253" w:history="1">
             <w:r>
               <w:rPr>
                 <w:rStyle w:val="a3"/>
@@ -1352,7 +1352,7 @@
                 <w:webHidden/>
                 <w:szCs w:val="28"/>
               </w:rPr>
-              <w:instrText xml:space="preserve"> PAGEREF _Toc120484668 \h </w:instrText>
+              <w:instrText xml:space="preserve"> PAGEREF _Toc120527253 \h </w:instrText>
             </w:r>
             <w:r>
               <w:rPr>
@@ -1375,7 +1375,7 @@
                 <w:webHidden/>
                 <w:szCs w:val="28"/>
               </w:rPr>
-              <w:t>3</w:t>
+              <w:t>4</w:t>
             </w:r>
             <w:r>
               <w:rPr>
@@ -1399,7 +1399,7 @@
               <w:szCs w:val="28"/>
             </w:rPr>
           </w:pPr>
-          <w:hyperlink w:anchor="_Toc120484669" w:history="1">
+          <w:hyperlink w:anchor="_Toc120527254" w:history="1">
             <w:r>
               <w:rPr>
                 <w:rStyle w:val="a3"/>
@@ -1430,7 +1430,7 @@
                 <w:webHidden/>
                 <w:szCs w:val="28"/>
               </w:rPr>
-              <w:instrText xml:space="preserve"> PAGEREF _Toc120484669 \h </w:instrText>
+              <w:instrText xml:space="preserve"> PAGEREF _Toc120527254 \h </w:instrText>
             </w:r>
             <w:r>
               <w:rPr>
@@ -1477,7 +1477,7 @@
               <w:szCs w:val="28"/>
             </w:rPr>
           </w:pPr>
-          <w:hyperlink w:anchor="_Toc120484670" w:history="1">
+          <w:hyperlink w:anchor="_Toc120527255" w:history="1">
             <w:r>
               <w:rPr>
                 <w:rStyle w:val="a3"/>
@@ -1508,7 +1508,7 @@
                 <w:webHidden/>
                 <w:szCs w:val="28"/>
               </w:rPr>
-              <w:instrText xml:space="preserve"> PAGEREF _Toc120484670 \h </w:instrText>
+              <w:instrText xml:space="preserve"> PAGEREF _Toc120527255 \h </w:instrText>
             </w:r>
             <w:r>
               <w:rPr>
@@ -1555,7 +1555,7 @@
               <w:szCs w:val="28"/>
             </w:rPr>
           </w:pPr>
-          <w:hyperlink w:anchor="_Toc120484671" w:history="1">
+          <w:hyperlink w:anchor="_Toc120527256" w:history="1">
             <w:r>
               <w:rPr>
                 <w:rStyle w:val="a3"/>
@@ -1586,7 +1586,7 @@
                 <w:webHidden/>
                 <w:szCs w:val="28"/>
               </w:rPr>
-              <w:instrText xml:space="preserve"> PAGEREF _Toc120484671 \h </w:instrText>
+              <w:instrText xml:space="preserve"> PAGEREF _Toc120527256 \h </w:instrText>
             </w:r>
             <w:r>
               <w:rPr>
@@ -1635,7 +1635,7 @@
               <w:lang w:eastAsia="ru-RU"/>
             </w:rPr>
           </w:pPr>
-          <w:hyperlink w:anchor="_Toc120484672" w:history="1">
+          <w:hyperlink w:anchor="_Toc120527257" w:history="1">
             <w:r>
               <w:rPr>
                 <w:rStyle w:val="a3"/>
@@ -1674,7 +1674,7 @@
                 <w:sz w:val="28"/>
                 <w:szCs w:val="28"/>
               </w:rPr>
-              <w:instrText xml:space="preserve"> PAGEREF _Toc120484672 \h </w:instrText>
+              <w:instrText xml:space="preserve"> PAGEREF _Toc120527257 \h </w:instrText>
             </w:r>
             <w:r>
               <w:rPr>
@@ -1731,7 +1731,7 @@
               <w:lang w:eastAsia="ru-RU"/>
             </w:rPr>
           </w:pPr>
-          <w:hyperlink w:anchor="_Toc120484673" w:history="1">
+          <w:hyperlink w:anchor="_Toc120527258" w:history="1">
             <w:r>
               <w:rPr>
                 <w:rStyle w:val="a3"/>
@@ -1770,7 +1770,7 @@
                 <w:sz w:val="28"/>
                 <w:szCs w:val="28"/>
               </w:rPr>
-              <w:instrText xml:space="preserve"> PAGEREF _Toc120484673 \h </w:instrText>
+              <w:instrText xml:space="preserve"> PAGEREF _Toc120527258 \h </w:instrText>
             </w:r>
             <w:r>
               <w:rPr>
@@ -1827,7 +1827,7 @@
               <w:lang w:eastAsia="ru-RU"/>
             </w:rPr>
           </w:pPr>
-          <w:hyperlink w:anchor="_Toc120484674" w:history="1">
+          <w:hyperlink w:anchor="_Toc120527259" w:history="1">
             <w:r>
               <w:rPr>
                 <w:rStyle w:val="a3"/>
@@ -1866,7 +1866,7 @@
                 <w:sz w:val="28"/>
                 <w:szCs w:val="28"/>
               </w:rPr>
-              <w:instrText xml:space="preserve"> PAGEREF _Toc120484674 \h </w:instrText>
+              <w:instrText xml:space="preserve"> PAGEREF _Toc120527259 \h </w:instrText>
             </w:r>
             <w:r>
               <w:rPr>
@@ -1895,7 +1895,7 @@
                 <w:sz w:val="28"/>
                 <w:szCs w:val="28"/>
               </w:rPr>
-              <w:t>6</w:t>
+              <w:t>7</w:t>
             </w:r>
             <w:r>
               <w:rPr>
@@ -1923,7 +1923,7 @@
               <w:lang w:eastAsia="ru-RU"/>
             </w:rPr>
           </w:pPr>
-          <w:hyperlink w:anchor="_Toc120484675" w:history="1">
+          <w:hyperlink w:anchor="_Toc120527260" w:history="1">
             <w:r>
               <w:rPr>
                 <w:rStyle w:val="a3"/>
@@ -1962,7 +1962,7 @@
                 <w:sz w:val="28"/>
                 <w:szCs w:val="28"/>
               </w:rPr>
-              <w:instrText xml:space="preserve"> PAGEREF _Toc120484675 \h </w:instrText>
+              <w:instrText xml:space="preserve"> PAGEREF _Toc120527260 \h </w:instrText>
             </w:r>
             <w:r>
               <w:rPr>
@@ -2019,7 +2019,7 @@
               <w:lang w:eastAsia="ru-RU"/>
             </w:rPr>
           </w:pPr>
-          <w:hyperlink w:anchor="_Toc120484676" w:history="1">
+          <w:hyperlink w:anchor="_Toc120527261" w:history="1">
             <w:r>
               <w:rPr>
                 <w:rStyle w:val="a3"/>
@@ -2078,7 +2078,7 @@
                 <w:sz w:val="28"/>
                 <w:szCs w:val="28"/>
               </w:rPr>
-              <w:instrText xml:space="preserve"> PAGEREF _Toc120484676 \h </w:instrText>
+              <w:instrText xml:space="preserve"> PAGEREF _Toc120527261 \h </w:instrText>
             </w:r>
             <w:r>
               <w:rPr>
@@ -2107,7 +2107,7 @@
                 <w:sz w:val="28"/>
                 <w:szCs w:val="28"/>
               </w:rPr>
-              <w:t>7</w:t>
+              <w:t>8</w:t>
             </w:r>
             <w:r>
               <w:rPr>
@@ -2163,8 +2163,6 @@
         </w:rPr>
         <w:t xml:space="preserve"> </w:t>
       </w:r>
-    </w:p>
-    <w:p>
       <w:bookmarkStart w:id="1" w:name="_GoBack"/>
       <w:bookmarkEnd w:id="1"/>
     </w:p>
@@ -2179,6 +2177,7 @@
     <w:p/>
     <w:p/>
     <w:p/>
+    <w:p/>
     <w:p>
       <w:pPr>
         <w:pStyle w:val="1"/>
@@ -2190,7 +2189,7 @@
         </w:rPr>
       </w:pPr>
       <w:bookmarkStart w:id="2" w:name="__RefHeading___Toc1850_1830211148"/>
-      <w:bookmarkStart w:id="3" w:name="_Toc120484665"/>
+      <w:bookmarkStart w:id="3" w:name="_Toc120527250"/>
       <w:r>
         <w:rPr>
           <w:rFonts w:ascii="Times New Roman" w:hAnsi="Times New Roman"/>
@@ -2205,15 +2204,71 @@
       <w:bookmarkEnd w:id="3"/>
     </w:p>
     <w:p>
-      <w:pPr>
-        <w:ind w:firstLine="708"/>
-      </w:pPr>
-      <w:r>
-        <w:t>Смоделировать процесс обслуживания до выхода из ОА2 первых 1000</w:t>
+      <w:r>
+        <w:tab/>
+      </w:r>
+      <w:r>
+        <w:t>Заявки поступают в "хвост" каждой очереди; в ОА они поступают из</w:t>
       </w:r>
     </w:p>
     <w:p>
       <w:r>
+        <w:t>"головы" очереди по одной и обслуживаются по случайному закону за</w:t>
+      </w:r>
+    </w:p>
+    <w:p>
+      <w:r>
+        <w:t>интервалы времени Т1 и Т2, равномерно распределенные от 0 до 6 и от 1 до 8</w:t>
+      </w:r>
+      <w:r>
+        <w:t xml:space="preserve"> </w:t>
+      </w:r>
+      <w:r>
+        <w:t>единиц времени соответственно (все времена – вещественного типа)</w:t>
+      </w:r>
+    </w:p>
+    <w:p>
+      <w:r>
+        <w:t>Каждая заявка после ОА1 c вероятностью Р</w:t>
+      </w:r>
+      <w:r>
+        <w:t xml:space="preserve"> </w:t>
+      </w:r>
+      <w:r>
+        <w:t>=</w:t>
+      </w:r>
+      <w:r>
+        <w:t xml:space="preserve"> </w:t>
+      </w:r>
+      <w:r>
+        <w:t>0.7 вновь поступает в "хвост"</w:t>
+      </w:r>
+    </w:p>
+    <w:p>
+      <w:r>
+        <w:t>первой очереди, совершая новый цикл обслуживания, а с вероятностью 1-Р</w:t>
+      </w:r>
+    </w:p>
+    <w:p>
+      <w:r>
+        <w:t>входит во вторую очередь. В начале процесса все заявки находятся в первой</w:t>
+      </w:r>
+    </w:p>
+    <w:p>
+      <w:r>
+        <w:t>очереди.</w:t>
+      </w:r>
+    </w:p>
+    <w:p>
+      <w:pPr>
+        <w:ind w:firstLine="708"/>
+      </w:pPr>
+      <w:r>
+        <w:t>Смоделировать процесс обслуживания до выхода из ОА2 первых 1000</w:t>
+      </w:r>
+    </w:p>
+    <w:p>
+      <w:r>
         <w:t>заявок. Выдавать на экран после обслуживания в ОА2 каждых 100 заявок информацию о текущей и средней длине каждой очереди, а в конце процесса</w:t>
       </w:r>
       <w:r>
@@ -2229,6 +2284,53 @@
         <w:t>общее время моделирования, время простоя ОА2, количество срабатываний ОА1, среднее времени пребывания заявок в очереди. Обеспечить по требованию пользователя выдачу на экран адресов элементов очереди при удалении и добавлении элементов. Проследить, возникает ли при этом фрагментация памяти.</w:t>
       </w:r>
     </w:p>
+    <w:p>
+      <w:r>
+        <w:drawing>
+          <wp:inline distT="0" distB="0" distL="0" distR="0" wp14:anchorId="773FC282" wp14:editId="670872D3">
+            <wp:extent cx="5760085" cy="946785"/>
+            <wp:effectExtent l="0" t="0" r="0" b="5715"/>
+            <wp:docPr id="1" name="Рисунок 1"/>
+            <wp:cNvGraphicFramePr>
+              <a:graphicFrameLocks xmlns:a="http://schemas.openxmlformats.org/drawingml/2006/main" noChangeAspect="1"/>
+            </wp:cNvGraphicFramePr>
+            <a:graphic xmlns:a="http://schemas.openxmlformats.org/drawingml/2006/main">
+              <a:graphicData uri="http://schemas.openxmlformats.org/drawingml/2006/picture">
+                <pic:pic xmlns:pic="http://schemas.openxmlformats.org/drawingml/2006/picture">
+                  <pic:nvPicPr>
+                    <pic:cNvPr id="1" name=""/>
+                    <pic:cNvPicPr/>
+                  </pic:nvPicPr>
+                  <pic:blipFill rotWithShape="1">
+                    <a:blip r:embed="rId8"/>
+                    <a:srcRect t="5334"/>
+                    <a:stretch/>
+                  </pic:blipFill>
+                  <pic:spPr bwMode="auto">
+                    <a:xfrm>
+                      <a:off x="0" y="0"/>
+                      <a:ext cx="5760085" cy="946785"/>
+                    </a:xfrm>
+                    <a:prstGeom prst="rect">
+                      <a:avLst/>
+                    </a:prstGeom>
+                    <a:ln>
+                      <a:noFill/>
+                    </a:ln>
+                    <a:extLst>
+                      <a:ext uri="{53640926-AAD7-44D8-BBD7-CCE9431645EC}">
+                        <a14:shadowObscured xmlns:a14="http://schemas.microsoft.com/office/drawing/2010/main"/>
+                      </a:ext>
+                    </a:extLst>
+                  </pic:spPr>
+                </pic:pic>
+              </a:graphicData>
+            </a:graphic>
+          </wp:inline>
+        </w:drawing>
+      </w:r>
+    </w:p>
+    <w:p/>
     <w:p>
       <w:pPr>
         <w:pStyle w:val="1"/>
@@ -2239,7 +2341,7 @@
           <w:szCs w:val="28"/>
         </w:rPr>
       </w:pPr>
-      <w:bookmarkStart w:id="5" w:name="_Toc120484666"/>
+      <w:bookmarkStart w:id="5" w:name="_Toc120527251"/>
       <w:r>
         <w:rPr>
           <w:rFonts w:ascii="Times New Roman" w:hAnsi="Times New Roman"/>
@@ -2257,7 +2359,7 @@
         <w:jc w:val="center"/>
       </w:pPr>
       <w:bookmarkStart w:id="6" w:name="__RefHeading___Toc1854_1830211148"/>
-      <w:bookmarkStart w:id="7" w:name="_Toc120484667"/>
+      <w:bookmarkStart w:id="7" w:name="_Toc120527252"/>
       <w:r>
         <w:rPr>
           <w:rFonts w:ascii="Times New Roman" w:hAnsi="Times New Roman"/>
@@ -2323,13 +2425,14 @@
           <w:szCs w:val="28"/>
         </w:rPr>
       </w:pPr>
-      <w:bookmarkStart w:id="8" w:name="_Toc120484668"/>
+      <w:bookmarkStart w:id="8" w:name="_Toc120527253"/>
       <w:r>
         <w:rPr>
           <w:rFonts w:ascii="Times New Roman" w:hAnsi="Times New Roman"/>
           <w:sz w:val="28"/>
           <w:szCs w:val="28"/>
         </w:rPr>
+        <w:lastRenderedPageBreak/>
         <w:t>2</w:t>
       </w:r>
       <w:r>
@@ -2518,7 +2621,6 @@
         </w:numPr>
       </w:pPr>
       <w:r>
-        <w:lastRenderedPageBreak/>
         <w:t>Задать желаемый процент вероятности P (вероятность отправки обработанной заявки в конец первой очереди)</w:t>
       </w:r>
     </w:p>
@@ -2532,7 +2634,7 @@
           <w:szCs w:val="28"/>
         </w:rPr>
       </w:pPr>
-      <w:bookmarkStart w:id="9" w:name="_Toc120484669"/>
+      <w:bookmarkStart w:id="9" w:name="_Toc120527254"/>
       <w:r>
         <w:rPr>
           <w:rFonts w:ascii="Times New Roman" w:hAnsi="Times New Roman"/>
@@ -2584,7 +2686,7 @@
           <w:szCs w:val="28"/>
         </w:rPr>
       </w:pPr>
-      <w:bookmarkStart w:id="10" w:name="_Toc120484670"/>
+      <w:bookmarkStart w:id="10" w:name="_Toc120527255"/>
       <w:r>
         <w:rPr>
           <w:rFonts w:ascii="Times New Roman" w:hAnsi="Times New Roman"/>
@@ -2650,7 +2752,7 @@
         </w:rPr>
       </w:pPr>
       <w:bookmarkStart w:id="11" w:name="__RefHeading___Toc1860_1830211148"/>
-      <w:bookmarkStart w:id="12" w:name="_Toc120484671"/>
+      <w:bookmarkStart w:id="12" w:name="_Toc120527256"/>
       <w:r>
         <w:rPr>
           <w:rFonts w:ascii="Times New Roman" w:hAnsi="Times New Roman"/>
@@ -2737,6 +2839,7 @@
         </w:numPr>
       </w:pPr>
       <w:r>
+        <w:lastRenderedPageBreak/>
         <w:t>Ошибка выделения памяти</w:t>
       </w:r>
       <w:r>
@@ -2988,14 +3091,13 @@
         </w:rPr>
       </w:pPr>
       <w:bookmarkStart w:id="13" w:name="__RefHeading___Toc1862_1830211148"/>
-      <w:bookmarkStart w:id="14" w:name="_Toc120484672"/>
+      <w:bookmarkStart w:id="14" w:name="_Toc120527257"/>
       <w:r>
         <w:rPr>
           <w:rFonts w:ascii="Times New Roman" w:hAnsi="Times New Roman"/>
           <w:sz w:val="28"/>
           <w:szCs w:val="28"/>
         </w:rPr>
-        <w:lastRenderedPageBreak/>
         <w:t>Описание внутренних структур данных</w:t>
       </w:r>
       <w:bookmarkEnd w:id="13"/>
@@ -3398,1063 +3500,6 @@
       </w:r>
       <w:r>
         <w:t xml:space="preserve"> списка</w:t>
-      </w:r>
-      <w:r>
-        <w:t>:</w:t>
-      </w:r>
-    </w:p>
-    <w:tbl>
-      <w:tblPr>
-        <w:tblStyle w:val="a4"/>
-        <w:tblW w:w="4994" w:type="pct"/>
-        <w:tblLook w:val="04A0" w:firstRow="1" w:lastRow="0" w:firstColumn="1" w:lastColumn="0" w:noHBand="0" w:noVBand="1"/>
-      </w:tblPr>
-      <w:tblGrid>
-        <w:gridCol w:w="9050"/>
-      </w:tblGrid>
-      <w:tr>
-        <w:tc>
-          <w:tcPr>
-            <w:tcW w:w="5000" w:type="pct"/>
-          </w:tcPr>
-          <w:p>
-            <w:pPr>
-              <w:pStyle w:val="HTML"/>
-              <w:spacing w:line="244" w:lineRule="atLeast"/>
-              <w:rPr>
-                <w:rFonts w:ascii="Consolas" w:hAnsi="Consolas"/>
-                <w:color w:val="333333"/>
-                <w:lang w:val="en-US"/>
-              </w:rPr>
-            </w:pPr>
-            <w:r>
-              <w:rPr>
-                <w:rFonts w:ascii="Consolas" w:hAnsi="Consolas"/>
-                <w:b/>
-                <w:bCs/>
-                <w:color w:val="333333"/>
-                <w:lang w:val="en-US"/>
-              </w:rPr>
-              <w:t>typedef</w:t>
-            </w:r>
-            <w:r>
-              <w:rPr>
-                <w:rFonts w:ascii="Consolas" w:hAnsi="Consolas"/>
-                <w:color w:val="333333"/>
-                <w:lang w:val="en-US"/>
-              </w:rPr>
-              <w:t xml:space="preserve"> </w:t>
-            </w:r>
-            <w:r>
-              <w:rPr>
-                <w:rFonts w:ascii="Consolas" w:hAnsi="Consolas"/>
-                <w:b/>
-                <w:bCs/>
-                <w:color w:val="333333"/>
-                <w:lang w:val="en-US"/>
-              </w:rPr>
-              <w:t>struct</w:t>
-            </w:r>
-            <w:r>
-              <w:rPr>
-                <w:rFonts w:ascii="Consolas" w:hAnsi="Consolas"/>
-                <w:color w:val="333333"/>
-                <w:lang w:val="en-US"/>
-              </w:rPr>
-              <w:t xml:space="preserve"> node </w:t>
-            </w:r>
-            <w:proofErr w:type="spellStart"/>
-            <w:r>
-              <w:rPr>
-                <w:rFonts w:ascii="Consolas" w:hAnsi="Consolas"/>
-                <w:b/>
-                <w:bCs/>
-                <w:color w:val="445588"/>
-                <w:lang w:val="en-US"/>
-              </w:rPr>
-              <w:t>node_t</w:t>
-            </w:r>
-            <w:proofErr w:type="spellEnd"/>
-            <w:r>
-              <w:rPr>
-                <w:rFonts w:ascii="Consolas" w:hAnsi="Consolas"/>
-                <w:color w:val="333333"/>
-                <w:lang w:val="en-US"/>
-              </w:rPr>
-              <w:t>;</w:t>
-            </w:r>
-          </w:p>
-          <w:p>
-            <w:pPr>
-              <w:pStyle w:val="HTML"/>
-              <w:spacing w:line="244" w:lineRule="atLeast"/>
-              <w:rPr>
-                <w:rFonts w:ascii="Consolas" w:hAnsi="Consolas"/>
-                <w:color w:val="333333"/>
-                <w:lang w:val="en-US"/>
-              </w:rPr>
-            </w:pPr>
-          </w:p>
-          <w:p>
-            <w:pPr>
-              <w:pStyle w:val="HTML"/>
-              <w:spacing w:line="244" w:lineRule="atLeast"/>
-              <w:rPr>
-                <w:rFonts w:ascii="Consolas" w:hAnsi="Consolas"/>
-                <w:color w:val="333333"/>
-                <w:lang w:val="en-US"/>
-              </w:rPr>
-            </w:pPr>
-            <w:r>
-              <w:rPr>
-                <w:rFonts w:ascii="Consolas" w:hAnsi="Consolas"/>
-                <w:b/>
-                <w:bCs/>
-                <w:color w:val="333333"/>
-                <w:lang w:val="en-US"/>
-              </w:rPr>
-              <w:t>struct</w:t>
-            </w:r>
-            <w:r>
-              <w:rPr>
-                <w:rFonts w:ascii="Consolas" w:hAnsi="Consolas"/>
-                <w:color w:val="333333"/>
-                <w:lang w:val="en-US"/>
-              </w:rPr>
-              <w:t xml:space="preserve"> node</w:t>
-            </w:r>
-          </w:p>
-          <w:p>
-            <w:pPr>
-              <w:pStyle w:val="HTML"/>
-              <w:spacing w:line="244" w:lineRule="atLeast"/>
-              <w:rPr>
-                <w:rFonts w:ascii="Consolas" w:hAnsi="Consolas"/>
-                <w:color w:val="333333"/>
-                <w:lang w:val="en-US"/>
-              </w:rPr>
-            </w:pPr>
-            <w:r>
-              <w:rPr>
-                <w:rFonts w:ascii="Consolas" w:hAnsi="Consolas"/>
-                <w:color w:val="333333"/>
-                <w:lang w:val="en-US"/>
-              </w:rPr>
-              <w:t>{</w:t>
-            </w:r>
-          </w:p>
-          <w:p>
-            <w:pPr>
-              <w:pStyle w:val="HTML"/>
-              <w:spacing w:line="244" w:lineRule="atLeast"/>
-              <w:rPr>
-                <w:rFonts w:ascii="Consolas" w:hAnsi="Consolas"/>
-                <w:color w:val="333333"/>
-              </w:rPr>
-            </w:pPr>
-            <w:r>
-              <w:rPr>
-                <w:rFonts w:ascii="Consolas" w:hAnsi="Consolas"/>
-                <w:color w:val="333333"/>
-                <w:lang w:val="en-US"/>
-              </w:rPr>
-              <w:t xml:space="preserve">    </w:t>
-            </w:r>
-            <w:r>
-              <w:rPr>
-                <w:rFonts w:ascii="Consolas" w:hAnsi="Consolas"/>
-                <w:b/>
-                <w:bCs/>
-                <w:color w:val="445588"/>
-                <w:lang w:val="en-US"/>
-              </w:rPr>
-              <w:t>double</w:t>
-            </w:r>
-            <w:r>
-              <w:rPr>
-                <w:rFonts w:ascii="Consolas" w:hAnsi="Consolas"/>
-                <w:color w:val="333333"/>
-              </w:rPr>
-              <w:t xml:space="preserve"> </w:t>
-            </w:r>
-            <w:proofErr w:type="gramStart"/>
-            <w:r>
-              <w:rPr>
-                <w:rFonts w:ascii="Consolas" w:hAnsi="Consolas"/>
-                <w:color w:val="333333"/>
-                <w:lang w:val="en-US"/>
-              </w:rPr>
-              <w:t>item</w:t>
-            </w:r>
-            <w:r>
-              <w:rPr>
-                <w:rFonts w:ascii="Consolas" w:hAnsi="Consolas"/>
-                <w:color w:val="333333"/>
-              </w:rPr>
-              <w:t>;</w:t>
-            </w:r>
-            <w:r>
-              <w:rPr>
-                <w:rFonts w:ascii="Consolas" w:hAnsi="Consolas"/>
-                <w:color w:val="333333"/>
-              </w:rPr>
-              <w:t xml:space="preserve">  </w:t>
-            </w:r>
-            <w:r>
-              <w:rPr>
-                <w:rFonts w:ascii="Consolas" w:hAnsi="Consolas"/>
-                <w:color w:val="333333"/>
-              </w:rPr>
-              <w:t xml:space="preserve"> </w:t>
-            </w:r>
-            <w:proofErr w:type="gramEnd"/>
-            <w:r>
-              <w:rPr>
-                <w:rFonts w:ascii="Consolas" w:hAnsi="Consolas"/>
-                <w:i/>
-                <w:iCs/>
-                <w:color w:val="999988"/>
-              </w:rPr>
-              <w:t xml:space="preserve">// </w:t>
-            </w:r>
-            <w:r>
-              <w:rPr>
-                <w:rFonts w:ascii="Consolas" w:hAnsi="Consolas"/>
-                <w:i/>
-                <w:iCs/>
-                <w:color w:val="999988"/>
-              </w:rPr>
-              <w:t>Элемент</w:t>
-            </w:r>
-            <w:r>
-              <w:rPr>
-                <w:rFonts w:ascii="Consolas" w:hAnsi="Consolas"/>
-                <w:i/>
-                <w:iCs/>
-                <w:color w:val="999988"/>
-              </w:rPr>
-              <w:t xml:space="preserve"> </w:t>
-            </w:r>
-            <w:r>
-              <w:rPr>
-                <w:rFonts w:ascii="Consolas" w:hAnsi="Consolas"/>
-                <w:i/>
-                <w:iCs/>
-                <w:color w:val="999988"/>
-              </w:rPr>
-              <w:t>очереди</w:t>
-            </w:r>
-          </w:p>
-          <w:p>
-            <w:pPr>
-              <w:pStyle w:val="HTML"/>
-              <w:spacing w:line="244" w:lineRule="atLeast"/>
-              <w:rPr>
-                <w:rFonts w:ascii="Consolas" w:hAnsi="Consolas"/>
-                <w:color w:val="333333"/>
-              </w:rPr>
-            </w:pPr>
-            <w:r>
-              <w:rPr>
-                <w:rFonts w:ascii="Consolas" w:hAnsi="Consolas"/>
-                <w:color w:val="333333"/>
-              </w:rPr>
-              <w:t xml:space="preserve">    </w:t>
-            </w:r>
-            <w:proofErr w:type="spellStart"/>
-            <w:r>
-              <w:rPr>
-                <w:rFonts w:ascii="Consolas" w:hAnsi="Consolas"/>
-                <w:b/>
-                <w:bCs/>
-                <w:color w:val="445588"/>
-              </w:rPr>
-              <w:t>node_t</w:t>
-            </w:r>
-            <w:proofErr w:type="spellEnd"/>
-            <w:r>
-              <w:rPr>
-                <w:rFonts w:ascii="Consolas" w:hAnsi="Consolas"/>
-                <w:color w:val="333333"/>
-              </w:rPr>
-              <w:t xml:space="preserve"> </w:t>
-            </w:r>
-            <w:r>
-              <w:rPr>
-                <w:rFonts w:ascii="Consolas" w:hAnsi="Consolas"/>
-                <w:b/>
-                <w:bCs/>
-                <w:color w:val="333333"/>
-              </w:rPr>
-              <w:t>*</w:t>
-            </w:r>
-            <w:proofErr w:type="spellStart"/>
-            <w:proofErr w:type="gramStart"/>
-            <w:r>
-              <w:rPr>
-                <w:rFonts w:ascii="Consolas" w:hAnsi="Consolas"/>
-                <w:color w:val="333333"/>
-              </w:rPr>
-              <w:t>next</w:t>
-            </w:r>
-            <w:proofErr w:type="spellEnd"/>
-            <w:r>
-              <w:rPr>
-                <w:rFonts w:ascii="Consolas" w:hAnsi="Consolas"/>
-                <w:color w:val="333333"/>
-              </w:rPr>
-              <w:t xml:space="preserve">; </w:t>
-            </w:r>
-            <w:r>
-              <w:rPr>
-                <w:rFonts w:ascii="Consolas" w:hAnsi="Consolas"/>
-                <w:color w:val="333333"/>
-              </w:rPr>
-              <w:t xml:space="preserve"> </w:t>
-            </w:r>
-            <w:r>
-              <w:rPr>
-                <w:rFonts w:ascii="Consolas" w:hAnsi="Consolas"/>
-                <w:i/>
-                <w:iCs/>
-                <w:color w:val="999988"/>
-              </w:rPr>
-              <w:t>/</w:t>
-            </w:r>
-            <w:proofErr w:type="gramEnd"/>
-            <w:r>
-              <w:rPr>
-                <w:rFonts w:ascii="Consolas" w:hAnsi="Consolas"/>
-                <w:i/>
-                <w:iCs/>
-                <w:color w:val="999988"/>
-              </w:rPr>
-              <w:t>/ Следующий узел</w:t>
-            </w:r>
-          </w:p>
-          <w:p>
-            <w:pPr>
-              <w:pStyle w:val="HTML"/>
-              <w:spacing w:line="244" w:lineRule="atLeast"/>
-              <w:rPr>
-                <w:rFonts w:ascii="Consolas" w:hAnsi="Consolas"/>
-                <w:color w:val="333333"/>
-              </w:rPr>
-            </w:pPr>
-            <w:r>
-              <w:rPr>
-                <w:rFonts w:ascii="Consolas" w:hAnsi="Consolas"/>
-                <w:color w:val="333333"/>
-              </w:rPr>
-              <w:t>};</w:t>
-            </w:r>
-          </w:p>
-          <w:p>
-            <w:pPr>
-              <w:pStyle w:val="HTML"/>
-              <w:spacing w:line="244" w:lineRule="atLeast"/>
-              <w:rPr>
-                <w:rFonts w:ascii="Consolas" w:hAnsi="Consolas"/>
-                <w:color w:val="333333"/>
-              </w:rPr>
-            </w:pPr>
-          </w:p>
-          <w:p>
-            <w:pPr>
-              <w:pStyle w:val="HTML"/>
-              <w:spacing w:line="244" w:lineRule="atLeast"/>
-              <w:rPr>
-                <w:rFonts w:ascii="Consolas" w:hAnsi="Consolas"/>
-                <w:color w:val="333333"/>
-                <w:lang w:val="en-US"/>
-              </w:rPr>
-            </w:pPr>
-            <w:r>
-              <w:rPr>
-                <w:rFonts w:ascii="Consolas" w:hAnsi="Consolas"/>
-                <w:b/>
-                <w:bCs/>
-                <w:color w:val="333333"/>
-                <w:lang w:val="en-US"/>
-              </w:rPr>
-              <w:t>typedef</w:t>
-            </w:r>
-            <w:r>
-              <w:rPr>
-                <w:rFonts w:ascii="Consolas" w:hAnsi="Consolas"/>
-                <w:color w:val="333333"/>
-                <w:lang w:val="en-US"/>
-              </w:rPr>
-              <w:t xml:space="preserve"> </w:t>
-            </w:r>
-            <w:r>
-              <w:rPr>
-                <w:rFonts w:ascii="Consolas" w:hAnsi="Consolas"/>
-                <w:b/>
-                <w:bCs/>
-                <w:color w:val="333333"/>
-                <w:lang w:val="en-US"/>
-              </w:rPr>
-              <w:t>struct</w:t>
-            </w:r>
-          </w:p>
-          <w:p>
-            <w:pPr>
-              <w:pStyle w:val="HTML"/>
-              <w:spacing w:line="244" w:lineRule="atLeast"/>
-              <w:rPr>
-                <w:rFonts w:ascii="Consolas" w:hAnsi="Consolas"/>
-                <w:color w:val="333333"/>
-                <w:lang w:val="en-US"/>
-              </w:rPr>
-            </w:pPr>
-            <w:r>
-              <w:rPr>
-                <w:rFonts w:ascii="Consolas" w:hAnsi="Consolas"/>
-                <w:color w:val="333333"/>
-                <w:lang w:val="en-US"/>
-              </w:rPr>
-              <w:t>{</w:t>
-            </w:r>
-          </w:p>
-          <w:p>
-            <w:pPr>
-              <w:pStyle w:val="HTML"/>
-              <w:spacing w:line="244" w:lineRule="atLeast"/>
-              <w:rPr>
-                <w:rFonts w:ascii="Consolas" w:hAnsi="Consolas"/>
-                <w:color w:val="333333"/>
-              </w:rPr>
-            </w:pPr>
-            <w:r>
-              <w:rPr>
-                <w:rFonts w:ascii="Consolas" w:hAnsi="Consolas"/>
-                <w:color w:val="333333"/>
-                <w:lang w:val="en-US"/>
-              </w:rPr>
-              <w:t xml:space="preserve">    </w:t>
-            </w:r>
-            <w:r>
-              <w:rPr>
-                <w:rFonts w:ascii="Consolas" w:hAnsi="Consolas"/>
-                <w:b/>
-                <w:bCs/>
-                <w:color w:val="445588"/>
-                <w:lang w:val="en-US"/>
-              </w:rPr>
-              <w:t>node</w:t>
-            </w:r>
-            <w:r>
-              <w:rPr>
-                <w:rFonts w:ascii="Consolas" w:hAnsi="Consolas"/>
-                <w:b/>
-                <w:bCs/>
-                <w:color w:val="445588"/>
-              </w:rPr>
-              <w:t>_</w:t>
-            </w:r>
-            <w:r>
-              <w:rPr>
-                <w:rFonts w:ascii="Consolas" w:hAnsi="Consolas"/>
-                <w:b/>
-                <w:bCs/>
-                <w:color w:val="445588"/>
-                <w:lang w:val="en-US"/>
-              </w:rPr>
-              <w:t>t</w:t>
-            </w:r>
-            <w:r>
-              <w:rPr>
-                <w:rFonts w:ascii="Consolas" w:hAnsi="Consolas"/>
-                <w:color w:val="333333"/>
-              </w:rPr>
-              <w:t xml:space="preserve"> </w:t>
-            </w:r>
-            <w:r>
-              <w:rPr>
-                <w:rFonts w:ascii="Consolas" w:hAnsi="Consolas"/>
-                <w:b/>
-                <w:bCs/>
-                <w:color w:val="333333"/>
-              </w:rPr>
-              <w:t>*</w:t>
-            </w:r>
-            <w:proofErr w:type="gramStart"/>
-            <w:r>
-              <w:rPr>
-                <w:rFonts w:ascii="Consolas" w:hAnsi="Consolas"/>
-                <w:color w:val="333333"/>
-                <w:lang w:val="en-US"/>
-              </w:rPr>
-              <w:t>top</w:t>
-            </w:r>
-            <w:r>
-              <w:rPr>
-                <w:rFonts w:ascii="Consolas" w:hAnsi="Consolas"/>
-                <w:color w:val="333333"/>
-              </w:rPr>
-              <w:t>;</w:t>
-            </w:r>
-            <w:r>
-              <w:rPr>
-                <w:rFonts w:ascii="Consolas" w:hAnsi="Consolas"/>
-                <w:color w:val="333333"/>
-              </w:rPr>
-              <w:t xml:space="preserve"> </w:t>
-            </w:r>
-            <w:r>
-              <w:rPr>
-                <w:rFonts w:ascii="Consolas" w:hAnsi="Consolas"/>
-                <w:color w:val="333333"/>
-              </w:rPr>
-              <w:t xml:space="preserve"> </w:t>
-            </w:r>
-            <w:r>
-              <w:rPr>
-                <w:rFonts w:ascii="Consolas" w:hAnsi="Consolas"/>
-                <w:i/>
-                <w:iCs/>
-                <w:color w:val="999988"/>
-              </w:rPr>
-              <w:t>/</w:t>
-            </w:r>
-            <w:proofErr w:type="gramEnd"/>
-            <w:r>
-              <w:rPr>
-                <w:rFonts w:ascii="Consolas" w:hAnsi="Consolas"/>
-                <w:i/>
-                <w:iCs/>
-                <w:color w:val="999988"/>
-              </w:rPr>
-              <w:t xml:space="preserve">/ </w:t>
-            </w:r>
-            <w:r>
-              <w:rPr>
-                <w:rFonts w:ascii="Consolas" w:hAnsi="Consolas"/>
-                <w:i/>
-                <w:iCs/>
-                <w:color w:val="999988"/>
-              </w:rPr>
-              <w:t>Начало</w:t>
-            </w:r>
-            <w:r>
-              <w:rPr>
-                <w:rFonts w:ascii="Consolas" w:hAnsi="Consolas"/>
-                <w:i/>
-                <w:iCs/>
-                <w:color w:val="999988"/>
-              </w:rPr>
-              <w:t xml:space="preserve"> </w:t>
-            </w:r>
-            <w:r>
-              <w:rPr>
-                <w:rFonts w:ascii="Consolas" w:hAnsi="Consolas"/>
-                <w:i/>
-                <w:iCs/>
-                <w:color w:val="999988"/>
-              </w:rPr>
-              <w:t>очереди</w:t>
-            </w:r>
-          </w:p>
-          <w:p>
-            <w:pPr>
-              <w:pStyle w:val="HTML"/>
-              <w:spacing w:line="244" w:lineRule="atLeast"/>
-              <w:rPr>
-                <w:rFonts w:ascii="Consolas" w:hAnsi="Consolas"/>
-                <w:color w:val="333333"/>
-              </w:rPr>
-            </w:pPr>
-            <w:r>
-              <w:rPr>
-                <w:rFonts w:ascii="Consolas" w:hAnsi="Consolas"/>
-                <w:color w:val="333333"/>
-              </w:rPr>
-              <w:t xml:space="preserve">    </w:t>
-            </w:r>
-            <w:r>
-              <w:rPr>
-                <w:rFonts w:ascii="Consolas" w:hAnsi="Consolas"/>
-                <w:b/>
-                <w:bCs/>
-                <w:color w:val="445588"/>
-                <w:lang w:val="en-US"/>
-              </w:rPr>
-              <w:t>int</w:t>
-            </w:r>
-            <w:r>
-              <w:rPr>
-                <w:rFonts w:ascii="Consolas" w:hAnsi="Consolas"/>
-                <w:color w:val="333333"/>
-              </w:rPr>
-              <w:t xml:space="preserve"> </w:t>
-            </w:r>
-            <w:proofErr w:type="spellStart"/>
-            <w:proofErr w:type="gramStart"/>
-            <w:r>
-              <w:rPr>
-                <w:rFonts w:ascii="Consolas" w:hAnsi="Consolas"/>
-                <w:color w:val="333333"/>
-                <w:lang w:val="en-US"/>
-              </w:rPr>
-              <w:t>len</w:t>
-            </w:r>
-            <w:proofErr w:type="spellEnd"/>
-            <w:r>
-              <w:rPr>
-                <w:rFonts w:ascii="Consolas" w:hAnsi="Consolas"/>
-                <w:color w:val="333333"/>
-              </w:rPr>
-              <w:t xml:space="preserve">; </w:t>
-            </w:r>
-            <w:r>
-              <w:rPr>
-                <w:rFonts w:ascii="Consolas" w:hAnsi="Consolas"/>
-                <w:color w:val="333333"/>
-              </w:rPr>
-              <w:t xml:space="preserve"> </w:t>
-            </w:r>
-            <w:r>
-              <w:rPr>
-                <w:rFonts w:ascii="Consolas" w:hAnsi="Consolas"/>
-                <w:color w:val="333333"/>
-              </w:rPr>
-              <w:t xml:space="preserve"> </w:t>
-            </w:r>
-            <w:proofErr w:type="gramEnd"/>
-            <w:r>
-              <w:rPr>
-                <w:rFonts w:ascii="Consolas" w:hAnsi="Consolas"/>
-                <w:color w:val="333333"/>
-              </w:rPr>
-              <w:t xml:space="preserve">   </w:t>
-            </w:r>
-            <w:r>
-              <w:rPr>
-                <w:rFonts w:ascii="Consolas" w:hAnsi="Consolas"/>
-                <w:i/>
-                <w:iCs/>
-                <w:color w:val="999988"/>
-              </w:rPr>
-              <w:t xml:space="preserve">// </w:t>
-            </w:r>
-            <w:r>
-              <w:rPr>
-                <w:rFonts w:ascii="Consolas" w:hAnsi="Consolas"/>
-                <w:i/>
-                <w:iCs/>
-                <w:color w:val="999988"/>
-              </w:rPr>
-              <w:t>Длина</w:t>
-            </w:r>
-            <w:r>
-              <w:rPr>
-                <w:rFonts w:ascii="Consolas" w:hAnsi="Consolas"/>
-                <w:i/>
-                <w:iCs/>
-                <w:color w:val="999988"/>
-              </w:rPr>
-              <w:t xml:space="preserve"> </w:t>
-            </w:r>
-            <w:r>
-              <w:rPr>
-                <w:rFonts w:ascii="Consolas" w:hAnsi="Consolas"/>
-                <w:i/>
-                <w:iCs/>
-                <w:color w:val="999988"/>
-              </w:rPr>
-              <w:t>очереди</w:t>
-            </w:r>
-          </w:p>
-          <w:p>
-            <w:pPr>
-              <w:pStyle w:val="HTML"/>
-              <w:spacing w:line="244" w:lineRule="atLeast"/>
-              <w:rPr>
-                <w:color w:val="333333"/>
-                <w:lang w:val="en-US"/>
-              </w:rPr>
-            </w:pPr>
-            <w:r>
-              <w:rPr>
-                <w:rFonts w:ascii="Consolas" w:hAnsi="Consolas"/>
-                <w:color w:val="333333"/>
-                <w:lang w:val="en-US"/>
-              </w:rPr>
-              <w:t xml:space="preserve">} </w:t>
-            </w:r>
-            <w:proofErr w:type="spellStart"/>
-            <w:r>
-              <w:rPr>
-                <w:rFonts w:ascii="Consolas" w:hAnsi="Consolas"/>
-                <w:b/>
-                <w:bCs/>
-                <w:color w:val="445588"/>
-                <w:lang w:val="en-US"/>
-              </w:rPr>
-              <w:t>list_queue_t</w:t>
-            </w:r>
-            <w:proofErr w:type="spellEnd"/>
-            <w:r>
-              <w:rPr>
-                <w:rFonts w:ascii="Consolas" w:hAnsi="Consolas"/>
-                <w:color w:val="333333"/>
-                <w:lang w:val="en-US"/>
-              </w:rPr>
-              <w:t>;</w:t>
-            </w:r>
-          </w:p>
-        </w:tc>
-      </w:tr>
-    </w:tbl>
-    <w:p>
-      <w:pPr>
-        <w:rPr>
-          <w:lang w:val="en-US"/>
-        </w:rPr>
-      </w:pPr>
-    </w:p>
-    <w:p>
-      <w:r>
-        <w:t xml:space="preserve">Тип данных, описывающий структуру для хранения адресов освобожденных узлов </w:t>
-      </w:r>
-      <w:r>
-        <w:t>очереди</w:t>
-      </w:r>
-      <w:r>
-        <w:t>-списка</w:t>
-      </w:r>
-      <w:r>
-        <w:t>:</w:t>
-      </w:r>
-    </w:p>
-    <w:tbl>
-      <w:tblPr>
-        <w:tblStyle w:val="a4"/>
-        <w:tblW w:w="4994" w:type="pct"/>
-        <w:tblLook w:val="04A0" w:firstRow="1" w:lastRow="0" w:firstColumn="1" w:lastColumn="0" w:noHBand="0" w:noVBand="1"/>
-      </w:tblPr>
-      <w:tblGrid>
-        <w:gridCol w:w="9050"/>
-      </w:tblGrid>
-      <w:tr>
-        <w:tc>
-          <w:tcPr>
-            <w:tcW w:w="5000" w:type="pct"/>
-          </w:tcPr>
-          <w:p>
-            <w:pPr>
-              <w:pStyle w:val="HTML"/>
-              <w:spacing w:line="244" w:lineRule="atLeast"/>
-              <w:rPr>
-                <w:rFonts w:ascii="Consolas" w:hAnsi="Consolas"/>
-                <w:color w:val="333333"/>
-                <w:lang w:val="en-US"/>
-              </w:rPr>
-            </w:pPr>
-            <w:r>
-              <w:rPr>
-                <w:rFonts w:ascii="Consolas" w:hAnsi="Consolas"/>
-                <w:b/>
-                <w:bCs/>
-                <w:color w:val="333333"/>
-                <w:lang w:val="en-US"/>
-              </w:rPr>
-              <w:t>typedef</w:t>
-            </w:r>
-            <w:r>
-              <w:rPr>
-                <w:rFonts w:ascii="Consolas" w:hAnsi="Consolas"/>
-                <w:color w:val="333333"/>
-                <w:lang w:val="en-US"/>
-              </w:rPr>
-              <w:t xml:space="preserve"> </w:t>
-            </w:r>
-            <w:r>
-              <w:rPr>
-                <w:rFonts w:ascii="Consolas" w:hAnsi="Consolas"/>
-                <w:b/>
-                <w:bCs/>
-                <w:color w:val="333333"/>
-                <w:lang w:val="en-US"/>
-              </w:rPr>
-              <w:t>struct</w:t>
-            </w:r>
-            <w:r>
-              <w:rPr>
-                <w:rFonts w:ascii="Consolas" w:hAnsi="Consolas"/>
-                <w:color w:val="333333"/>
-                <w:lang w:val="en-US"/>
-              </w:rPr>
-              <w:t xml:space="preserve"> </w:t>
-            </w:r>
-          </w:p>
-          <w:p>
-            <w:pPr>
-              <w:pStyle w:val="HTML"/>
-              <w:spacing w:line="244" w:lineRule="atLeast"/>
-              <w:rPr>
-                <w:rFonts w:ascii="Consolas" w:hAnsi="Consolas"/>
-                <w:color w:val="333333"/>
-                <w:lang w:val="en-US"/>
-              </w:rPr>
-            </w:pPr>
-            <w:r>
-              <w:rPr>
-                <w:rFonts w:ascii="Consolas" w:hAnsi="Consolas"/>
-                <w:color w:val="333333"/>
-                <w:lang w:val="en-US"/>
-              </w:rPr>
-              <w:t>{</w:t>
-            </w:r>
-          </w:p>
-          <w:p>
-            <w:pPr>
-              <w:pStyle w:val="HTML"/>
-              <w:spacing w:line="244" w:lineRule="atLeast"/>
-              <w:rPr>
-                <w:rFonts w:ascii="Consolas" w:hAnsi="Consolas"/>
-                <w:color w:val="333333"/>
-                <w:lang w:val="en-US"/>
-              </w:rPr>
-            </w:pPr>
-            <w:r>
-              <w:rPr>
-                <w:rFonts w:ascii="Consolas" w:hAnsi="Consolas"/>
-                <w:color w:val="333333"/>
-                <w:lang w:val="en-US"/>
-              </w:rPr>
-              <w:t xml:space="preserve">    </w:t>
-            </w:r>
-            <w:proofErr w:type="spellStart"/>
-            <w:r>
-              <w:rPr>
-                <w:rFonts w:ascii="Consolas" w:hAnsi="Consolas"/>
-                <w:b/>
-                <w:bCs/>
-                <w:color w:val="445588"/>
-                <w:lang w:val="en-US"/>
-              </w:rPr>
-              <w:t>node_t</w:t>
-            </w:r>
-            <w:proofErr w:type="spellEnd"/>
-            <w:r>
-              <w:rPr>
-                <w:rFonts w:ascii="Consolas" w:hAnsi="Consolas"/>
-                <w:color w:val="333333"/>
-                <w:lang w:val="en-US"/>
-              </w:rPr>
-              <w:t xml:space="preserve"> </w:t>
-            </w:r>
-            <w:r>
-              <w:rPr>
-                <w:rFonts w:ascii="Consolas" w:hAnsi="Consolas"/>
-                <w:b/>
-                <w:bCs/>
-                <w:color w:val="333333"/>
-                <w:lang w:val="en-US"/>
-              </w:rPr>
-              <w:t>*</w:t>
-            </w:r>
-            <w:proofErr w:type="spellStart"/>
-            <w:r>
-              <w:rPr>
-                <w:rFonts w:ascii="Consolas" w:hAnsi="Consolas"/>
-                <w:color w:val="333333"/>
-                <w:lang w:val="en-US"/>
-              </w:rPr>
-              <w:t>p_</w:t>
-            </w:r>
-            <w:proofErr w:type="gramStart"/>
-            <w:r>
-              <w:rPr>
-                <w:rFonts w:ascii="Consolas" w:hAnsi="Consolas"/>
-                <w:color w:val="333333"/>
-                <w:lang w:val="en-US"/>
-              </w:rPr>
-              <w:t>nodes</w:t>
-            </w:r>
-            <w:proofErr w:type="spellEnd"/>
-            <w:r>
-              <w:rPr>
-                <w:rFonts w:ascii="Consolas" w:hAnsi="Consolas"/>
-                <w:color w:val="333333"/>
-                <w:lang w:val="en-US"/>
-              </w:rPr>
-              <w:t>[</w:t>
-            </w:r>
-            <w:proofErr w:type="gramEnd"/>
-            <w:r>
-              <w:rPr>
-                <w:rFonts w:ascii="Consolas" w:hAnsi="Consolas"/>
-                <w:color w:val="333333"/>
-                <w:lang w:val="en-US"/>
-              </w:rPr>
-              <w:t>MAX_</w:t>
-            </w:r>
-            <w:r>
-              <w:rPr>
-                <w:rFonts w:ascii="Consolas" w:hAnsi="Consolas"/>
-                <w:color w:val="333333"/>
-                <w:lang w:val="en-US"/>
-              </w:rPr>
-              <w:t>QUEUE</w:t>
-            </w:r>
-            <w:r>
-              <w:rPr>
-                <w:rFonts w:ascii="Consolas" w:hAnsi="Consolas"/>
-                <w:color w:val="333333"/>
-                <w:lang w:val="en-US"/>
-              </w:rPr>
-              <w:t xml:space="preserve">_SIZE]; </w:t>
-            </w:r>
-            <w:r>
-              <w:rPr>
-                <w:rFonts w:ascii="Consolas" w:hAnsi="Consolas"/>
-                <w:color w:val="333333"/>
-                <w:lang w:val="en-US"/>
-              </w:rPr>
-              <w:t xml:space="preserve"> </w:t>
-            </w:r>
-            <w:r>
-              <w:rPr>
-                <w:rFonts w:ascii="Consolas" w:hAnsi="Consolas"/>
-                <w:i/>
-                <w:iCs/>
-                <w:color w:val="999988"/>
-                <w:lang w:val="en-US"/>
-              </w:rPr>
-              <w:t xml:space="preserve">// </w:t>
-            </w:r>
-            <w:r>
-              <w:rPr>
-                <w:rFonts w:ascii="Consolas" w:hAnsi="Consolas"/>
-                <w:i/>
-                <w:iCs/>
-                <w:color w:val="999988"/>
-              </w:rPr>
-              <w:t>Адреса</w:t>
-            </w:r>
-          </w:p>
-          <w:p>
-            <w:pPr>
-              <w:pStyle w:val="HTML"/>
-              <w:spacing w:line="244" w:lineRule="atLeast"/>
-              <w:rPr>
-                <w:rFonts w:ascii="Consolas" w:hAnsi="Consolas"/>
-                <w:color w:val="333333"/>
-              </w:rPr>
-            </w:pPr>
-            <w:r>
-              <w:rPr>
-                <w:rFonts w:ascii="Consolas" w:hAnsi="Consolas"/>
-                <w:color w:val="333333"/>
-                <w:lang w:val="en-US"/>
-              </w:rPr>
-              <w:t xml:space="preserve">    </w:t>
-            </w:r>
-            <w:proofErr w:type="spellStart"/>
-            <w:r>
-              <w:rPr>
-                <w:rFonts w:ascii="Consolas" w:hAnsi="Consolas"/>
-                <w:b/>
-                <w:bCs/>
-                <w:color w:val="445588"/>
-              </w:rPr>
-              <w:t>int</w:t>
-            </w:r>
-            <w:proofErr w:type="spellEnd"/>
-            <w:r>
-              <w:rPr>
-                <w:rFonts w:ascii="Consolas" w:hAnsi="Consolas"/>
-                <w:color w:val="333333"/>
-              </w:rPr>
-              <w:t xml:space="preserve"> </w:t>
-            </w:r>
-            <w:proofErr w:type="gramStart"/>
-            <w:r>
-              <w:rPr>
-                <w:rFonts w:ascii="Consolas" w:hAnsi="Consolas"/>
-                <w:color w:val="333333"/>
-              </w:rPr>
-              <w:t xml:space="preserve">len; </w:t>
-            </w:r>
-            <w:r>
-              <w:rPr>
-                <w:rFonts w:ascii="Consolas" w:hAnsi="Consolas"/>
-                <w:color w:val="333333"/>
-              </w:rPr>
-              <w:t xml:space="preserve">  </w:t>
-            </w:r>
-            <w:proofErr w:type="gramEnd"/>
-            <w:r>
-              <w:rPr>
-                <w:rFonts w:ascii="Consolas" w:hAnsi="Consolas"/>
-                <w:color w:val="333333"/>
-              </w:rPr>
-              <w:t xml:space="preserve">                   </w:t>
-            </w:r>
-            <w:r>
-              <w:rPr>
-                <w:rFonts w:ascii="Consolas" w:hAnsi="Consolas"/>
-                <w:color w:val="333333"/>
-              </w:rPr>
-              <w:t xml:space="preserve">    </w:t>
-            </w:r>
-            <w:r>
-              <w:rPr>
-                <w:rFonts w:ascii="Consolas" w:hAnsi="Consolas"/>
-                <w:i/>
-                <w:iCs/>
-                <w:color w:val="999988"/>
-              </w:rPr>
-              <w:t>// Кол-во адресов</w:t>
-            </w:r>
-          </w:p>
-          <w:p>
-            <w:pPr>
-              <w:pStyle w:val="HTML"/>
-              <w:spacing w:line="244" w:lineRule="atLeast"/>
-              <w:rPr>
-                <w:color w:val="333333"/>
-              </w:rPr>
-            </w:pPr>
-            <w:r>
-              <w:rPr>
-                <w:rFonts w:ascii="Consolas" w:hAnsi="Consolas"/>
-                <w:color w:val="333333"/>
-              </w:rPr>
-              <w:t xml:space="preserve">} </w:t>
-            </w:r>
-            <w:proofErr w:type="spellStart"/>
-            <w:r>
-              <w:rPr>
-                <w:rFonts w:ascii="Consolas" w:hAnsi="Consolas"/>
-                <w:b/>
-                <w:bCs/>
-                <w:color w:val="445588"/>
-              </w:rPr>
-              <w:t>p_node_t</w:t>
-            </w:r>
-            <w:proofErr w:type="spellEnd"/>
-            <w:r>
-              <w:rPr>
-                <w:rFonts w:ascii="Consolas" w:hAnsi="Consolas"/>
-                <w:color w:val="333333"/>
-              </w:rPr>
-              <w:t>;</w:t>
-            </w:r>
-          </w:p>
-        </w:tc>
-      </w:tr>
-    </w:tbl>
-    <w:p/>
-    <w:p>
-      <w:r>
-        <w:t>Тип данных, описывающий структуру для хранения</w:t>
-      </w:r>
-      <w:r>
-        <w:t xml:space="preserve"> информации о процессе моделирования</w:t>
       </w:r>
       <w:r>
         <w:t>:</w:t>
@@ -4503,9 +3548,9 @@
                 <w:rFonts w:ascii="Consolas" w:hAnsi="Consolas" w:cs="Courier New"/>
                 <w:color w:val="333333"/>
                 <w:sz w:val="20"/>
+                <w:lang w:val="en-US"/>
               </w:rPr>
             </w:pPr>
-            <w:proofErr w:type="spellStart"/>
             <w:r>
               <w:rPr>
                 <w:rFonts w:ascii="Consolas" w:hAnsi="Consolas" w:cs="Courier New"/>
@@ -4513,19 +3558,19 @@
                 <w:bCs/>
                 <w:color w:val="333333"/>
                 <w:sz w:val="20"/>
+                <w:lang w:val="en-US"/>
               </w:rPr>
               <w:t>typedef</w:t>
             </w:r>
-            <w:proofErr w:type="spellEnd"/>
-            <w:r>
-              <w:rPr>
-                <w:rFonts w:ascii="Consolas" w:hAnsi="Consolas" w:cs="Courier New"/>
-                <w:color w:val="333333"/>
-                <w:sz w:val="20"/>
+            <w:r>
+              <w:rPr>
+                <w:rFonts w:ascii="Consolas" w:hAnsi="Consolas" w:cs="Courier New"/>
+                <w:color w:val="333333"/>
+                <w:sz w:val="20"/>
+                <w:lang w:val="en-US"/>
               </w:rPr>
               <w:t xml:space="preserve"> </w:t>
             </w:r>
-            <w:proofErr w:type="spellStart"/>
             <w:r>
               <w:rPr>
                 <w:rFonts w:ascii="Consolas" w:hAnsi="Consolas" w:cs="Courier New"/>
@@ -4533,17 +3578,40 @@
                 <w:bCs/>
                 <w:color w:val="333333"/>
                 <w:sz w:val="20"/>
+                <w:lang w:val="en-US"/>
               </w:rPr>
               <w:t>struct</w:t>
             </w:r>
+            <w:r>
+              <w:rPr>
+                <w:rFonts w:ascii="Consolas" w:hAnsi="Consolas" w:cs="Courier New"/>
+                <w:color w:val="333333"/>
+                <w:sz w:val="20"/>
+                <w:lang w:val="en-US"/>
+              </w:rPr>
+              <w:t xml:space="preserve"> node </w:t>
+            </w:r>
+            <w:proofErr w:type="spellStart"/>
+            <w:r>
+              <w:rPr>
+                <w:rFonts w:ascii="Consolas" w:hAnsi="Consolas" w:cs="Courier New"/>
+                <w:b/>
+                <w:bCs/>
+                <w:color w:val="445588"/>
+                <w:sz w:val="20"/>
+                <w:lang w:val="en-US"/>
+              </w:rPr>
+              <w:t>node_t</w:t>
+            </w:r>
             <w:proofErr w:type="spellEnd"/>
             <w:r>
               <w:rPr>
                 <w:rFonts w:ascii="Consolas" w:hAnsi="Consolas" w:cs="Courier New"/>
                 <w:color w:val="333333"/>
                 <w:sz w:val="20"/>
-              </w:rPr>
-              <w:t xml:space="preserve"> </w:t>
+                <w:lang w:val="en-US"/>
+              </w:rPr>
+              <w:t>;</w:t>
             </w:r>
           </w:p>
           <w:p>
@@ -4575,406 +3643,7 @@
                 <w:rFonts w:ascii="Consolas" w:hAnsi="Consolas" w:cs="Courier New"/>
                 <w:color w:val="333333"/>
                 <w:sz w:val="20"/>
-              </w:rPr>
-            </w:pPr>
-            <w:r>
-              <w:rPr>
-                <w:rFonts w:ascii="Consolas" w:hAnsi="Consolas" w:cs="Courier New"/>
-                <w:color w:val="333333"/>
-                <w:sz w:val="20"/>
-              </w:rPr>
-              <w:t>{</w:t>
-            </w:r>
-          </w:p>
-          <w:p>
-            <w:pPr>
-              <w:widowControl/>
-              <w:tabs>
-                <w:tab w:val="left" w:pos="916"/>
-                <w:tab w:val="left" w:pos="1832"/>
-                <w:tab w:val="left" w:pos="2748"/>
-                <w:tab w:val="left" w:pos="3664"/>
-                <w:tab w:val="left" w:pos="4580"/>
-                <w:tab w:val="left" w:pos="5496"/>
-                <w:tab w:val="left" w:pos="6412"/>
-                <w:tab w:val="left" w:pos="7328"/>
-                <w:tab w:val="left" w:pos="8244"/>
-                <w:tab w:val="left" w:pos="9160"/>
-                <w:tab w:val="left" w:pos="10076"/>
-                <w:tab w:val="left" w:pos="10992"/>
-                <w:tab w:val="left" w:pos="11908"/>
-                <w:tab w:val="left" w:pos="12824"/>
-                <w:tab w:val="left" w:pos="13740"/>
-                <w:tab w:val="left" w:pos="14656"/>
-              </w:tabs>
-              <w:suppressAutoHyphens w:val="0"/>
-              <w:autoSpaceDN/>
-              <w:spacing w:line="244" w:lineRule="atLeast"/>
-              <w:jc w:val="left"/>
-              <w:rPr>
-                <w:rFonts w:ascii="Consolas" w:hAnsi="Consolas" w:cs="Courier New"/>
-                <w:color w:val="333333"/>
-                <w:sz w:val="20"/>
-              </w:rPr>
-            </w:pPr>
-            <w:r>
-              <w:rPr>
-                <w:rFonts w:ascii="Consolas" w:hAnsi="Consolas" w:cs="Courier New"/>
-                <w:color w:val="333333"/>
-                <w:sz w:val="20"/>
-              </w:rPr>
-              <w:t xml:space="preserve">    </w:t>
-            </w:r>
-            <w:proofErr w:type="spellStart"/>
-            <w:r>
-              <w:rPr>
-                <w:rFonts w:ascii="Consolas" w:hAnsi="Consolas" w:cs="Courier New"/>
-                <w:b/>
-                <w:bCs/>
-                <w:color w:val="445588"/>
-                <w:sz w:val="20"/>
-              </w:rPr>
-              <w:t>int</w:t>
-            </w:r>
-            <w:proofErr w:type="spellEnd"/>
-            <w:r>
-              <w:rPr>
-                <w:rFonts w:ascii="Consolas" w:hAnsi="Consolas" w:cs="Courier New"/>
-                <w:color w:val="333333"/>
-                <w:sz w:val="20"/>
-              </w:rPr>
-              <w:t xml:space="preserve"> </w:t>
-            </w:r>
-            <w:proofErr w:type="spellStart"/>
-            <w:r>
-              <w:rPr>
-                <w:rFonts w:ascii="Consolas" w:hAnsi="Consolas" w:cs="Courier New"/>
-                <w:color w:val="333333"/>
-                <w:sz w:val="20"/>
-              </w:rPr>
-              <w:t>first_machine_min_work_time</w:t>
-            </w:r>
-            <w:proofErr w:type="spellEnd"/>
-            <w:r>
-              <w:rPr>
-                <w:rFonts w:ascii="Consolas" w:hAnsi="Consolas" w:cs="Courier New"/>
-                <w:color w:val="333333"/>
-                <w:sz w:val="20"/>
-              </w:rPr>
-              <w:t>;</w:t>
-            </w:r>
-            <w:r>
-              <w:rPr>
-                <w:rFonts w:ascii="Consolas" w:hAnsi="Consolas" w:cs="Courier New"/>
-                <w:color w:val="333333"/>
-                <w:sz w:val="20"/>
-              </w:rPr>
-              <w:t xml:space="preserve"> </w:t>
-            </w:r>
-            <w:r>
-              <w:rPr>
-                <w:rFonts w:ascii="Consolas" w:hAnsi="Consolas" w:cs="Courier New"/>
-                <w:i/>
-                <w:iCs/>
-                <w:color w:val="999988"/>
-                <w:sz w:val="20"/>
-              </w:rPr>
-              <w:t>//Минимальное время обработки (первый аппарат)</w:t>
-            </w:r>
-          </w:p>
-          <w:p>
-            <w:pPr>
-              <w:widowControl/>
-              <w:tabs>
-                <w:tab w:val="left" w:pos="916"/>
-                <w:tab w:val="left" w:pos="1832"/>
-                <w:tab w:val="left" w:pos="2748"/>
-                <w:tab w:val="left" w:pos="3664"/>
-                <w:tab w:val="left" w:pos="4580"/>
-                <w:tab w:val="left" w:pos="5496"/>
-                <w:tab w:val="left" w:pos="6412"/>
-                <w:tab w:val="left" w:pos="7328"/>
-                <w:tab w:val="left" w:pos="8244"/>
-                <w:tab w:val="left" w:pos="9160"/>
-                <w:tab w:val="left" w:pos="10076"/>
-                <w:tab w:val="left" w:pos="10992"/>
-                <w:tab w:val="left" w:pos="11908"/>
-                <w:tab w:val="left" w:pos="12824"/>
-                <w:tab w:val="left" w:pos="13740"/>
-                <w:tab w:val="left" w:pos="14656"/>
-              </w:tabs>
-              <w:suppressAutoHyphens w:val="0"/>
-              <w:autoSpaceDN/>
-              <w:spacing w:line="244" w:lineRule="atLeast"/>
-              <w:jc w:val="left"/>
-              <w:rPr>
-                <w:rFonts w:ascii="Consolas" w:hAnsi="Consolas" w:cs="Courier New"/>
-                <w:color w:val="333333"/>
-                <w:sz w:val="20"/>
-              </w:rPr>
-            </w:pPr>
-            <w:r>
-              <w:rPr>
-                <w:rFonts w:ascii="Consolas" w:hAnsi="Consolas" w:cs="Courier New"/>
-                <w:color w:val="333333"/>
-                <w:sz w:val="20"/>
-              </w:rPr>
-              <w:t xml:space="preserve">    </w:t>
-            </w:r>
-            <w:proofErr w:type="spellStart"/>
-            <w:r>
-              <w:rPr>
-                <w:rFonts w:ascii="Consolas" w:hAnsi="Consolas" w:cs="Courier New"/>
-                <w:b/>
-                <w:bCs/>
-                <w:color w:val="445588"/>
-                <w:sz w:val="20"/>
-              </w:rPr>
-              <w:t>int</w:t>
-            </w:r>
-            <w:proofErr w:type="spellEnd"/>
-            <w:r>
-              <w:rPr>
-                <w:rFonts w:ascii="Consolas" w:hAnsi="Consolas" w:cs="Courier New"/>
-                <w:color w:val="333333"/>
-                <w:sz w:val="20"/>
-              </w:rPr>
-              <w:t xml:space="preserve"> </w:t>
-            </w:r>
-            <w:proofErr w:type="spellStart"/>
-            <w:r>
-              <w:rPr>
-                <w:rFonts w:ascii="Consolas" w:hAnsi="Consolas" w:cs="Courier New"/>
-                <w:color w:val="333333"/>
-                <w:sz w:val="20"/>
-              </w:rPr>
-              <w:t>first_machine_max_work_time</w:t>
-            </w:r>
-            <w:proofErr w:type="spellEnd"/>
-            <w:r>
-              <w:rPr>
-                <w:rFonts w:ascii="Consolas" w:hAnsi="Consolas" w:cs="Courier New"/>
-                <w:color w:val="333333"/>
-                <w:sz w:val="20"/>
-              </w:rPr>
-              <w:t xml:space="preserve">; </w:t>
-            </w:r>
-            <w:r>
-              <w:rPr>
-                <w:rFonts w:ascii="Consolas" w:hAnsi="Consolas" w:cs="Courier New"/>
-                <w:i/>
-                <w:iCs/>
-                <w:color w:val="999988"/>
-                <w:sz w:val="20"/>
-              </w:rPr>
-              <w:t>//Максимальное время обработки (первый аппарат)</w:t>
-            </w:r>
-          </w:p>
-          <w:p>
-            <w:pPr>
-              <w:widowControl/>
-              <w:tabs>
-                <w:tab w:val="left" w:pos="916"/>
-                <w:tab w:val="left" w:pos="1832"/>
-                <w:tab w:val="left" w:pos="2748"/>
-                <w:tab w:val="left" w:pos="3664"/>
-                <w:tab w:val="left" w:pos="4580"/>
-                <w:tab w:val="left" w:pos="5496"/>
-                <w:tab w:val="left" w:pos="6412"/>
-                <w:tab w:val="left" w:pos="7328"/>
-                <w:tab w:val="left" w:pos="8244"/>
-                <w:tab w:val="left" w:pos="9160"/>
-                <w:tab w:val="left" w:pos="10076"/>
-                <w:tab w:val="left" w:pos="10992"/>
-                <w:tab w:val="left" w:pos="11908"/>
-                <w:tab w:val="left" w:pos="12824"/>
-                <w:tab w:val="left" w:pos="13740"/>
-                <w:tab w:val="left" w:pos="14656"/>
-              </w:tabs>
-              <w:suppressAutoHyphens w:val="0"/>
-              <w:autoSpaceDN/>
-              <w:spacing w:line="244" w:lineRule="atLeast"/>
-              <w:jc w:val="left"/>
-              <w:rPr>
-                <w:rFonts w:ascii="Consolas" w:hAnsi="Consolas" w:cs="Courier New"/>
-                <w:color w:val="333333"/>
-                <w:sz w:val="20"/>
-              </w:rPr>
-            </w:pPr>
-            <w:r>
-              <w:rPr>
-                <w:rFonts w:ascii="Consolas" w:hAnsi="Consolas" w:cs="Courier New"/>
-                <w:color w:val="333333"/>
-                <w:sz w:val="20"/>
-              </w:rPr>
-              <w:t xml:space="preserve">    </w:t>
-            </w:r>
-            <w:proofErr w:type="spellStart"/>
-            <w:r>
-              <w:rPr>
-                <w:rFonts w:ascii="Consolas" w:hAnsi="Consolas" w:cs="Courier New"/>
-                <w:b/>
-                <w:bCs/>
-                <w:color w:val="445588"/>
-                <w:sz w:val="20"/>
-              </w:rPr>
-              <w:t>int</w:t>
-            </w:r>
-            <w:proofErr w:type="spellEnd"/>
-            <w:r>
-              <w:rPr>
-                <w:rFonts w:ascii="Consolas" w:hAnsi="Consolas" w:cs="Courier New"/>
-                <w:color w:val="333333"/>
-                <w:sz w:val="20"/>
-              </w:rPr>
-              <w:t xml:space="preserve"> </w:t>
-            </w:r>
-            <w:proofErr w:type="spellStart"/>
-            <w:r>
-              <w:rPr>
-                <w:rFonts w:ascii="Consolas" w:hAnsi="Consolas" w:cs="Courier New"/>
-                <w:color w:val="333333"/>
-                <w:sz w:val="20"/>
-              </w:rPr>
-              <w:t>second_machine_min_work_time</w:t>
-            </w:r>
-            <w:proofErr w:type="spellEnd"/>
-            <w:r>
-              <w:rPr>
-                <w:rFonts w:ascii="Consolas" w:hAnsi="Consolas" w:cs="Courier New"/>
-                <w:color w:val="333333"/>
-                <w:sz w:val="20"/>
-              </w:rPr>
-              <w:t xml:space="preserve">; </w:t>
-            </w:r>
-            <w:r>
-              <w:rPr>
-                <w:rFonts w:ascii="Consolas" w:hAnsi="Consolas" w:cs="Courier New"/>
-                <w:i/>
-                <w:iCs/>
-                <w:color w:val="999988"/>
-                <w:sz w:val="20"/>
-              </w:rPr>
-              <w:t>// Минимальное время обработки (Второй аппарат)</w:t>
-            </w:r>
-          </w:p>
-          <w:p>
-            <w:pPr>
-              <w:widowControl/>
-              <w:tabs>
-                <w:tab w:val="left" w:pos="916"/>
-                <w:tab w:val="left" w:pos="1832"/>
-                <w:tab w:val="left" w:pos="2748"/>
-                <w:tab w:val="left" w:pos="3664"/>
-                <w:tab w:val="left" w:pos="4580"/>
-                <w:tab w:val="left" w:pos="5496"/>
-                <w:tab w:val="left" w:pos="6412"/>
-                <w:tab w:val="left" w:pos="7328"/>
-                <w:tab w:val="left" w:pos="8244"/>
-                <w:tab w:val="left" w:pos="9160"/>
-                <w:tab w:val="left" w:pos="10076"/>
-                <w:tab w:val="left" w:pos="10992"/>
-                <w:tab w:val="left" w:pos="11908"/>
-                <w:tab w:val="left" w:pos="12824"/>
-                <w:tab w:val="left" w:pos="13740"/>
-                <w:tab w:val="left" w:pos="14656"/>
-              </w:tabs>
-              <w:suppressAutoHyphens w:val="0"/>
-              <w:autoSpaceDN/>
-              <w:spacing w:line="244" w:lineRule="atLeast"/>
-              <w:jc w:val="left"/>
-              <w:rPr>
-                <w:rFonts w:ascii="Consolas" w:hAnsi="Consolas" w:cs="Courier New"/>
-                <w:color w:val="333333"/>
-                <w:sz w:val="20"/>
-              </w:rPr>
-            </w:pPr>
-            <w:r>
-              <w:rPr>
-                <w:rFonts w:ascii="Consolas" w:hAnsi="Consolas" w:cs="Courier New"/>
-                <w:color w:val="333333"/>
-                <w:sz w:val="20"/>
-              </w:rPr>
-              <w:t xml:space="preserve">    </w:t>
-            </w:r>
-            <w:proofErr w:type="spellStart"/>
-            <w:r>
-              <w:rPr>
-                <w:rFonts w:ascii="Consolas" w:hAnsi="Consolas" w:cs="Courier New"/>
-                <w:b/>
-                <w:bCs/>
-                <w:color w:val="445588"/>
-                <w:sz w:val="20"/>
-              </w:rPr>
-              <w:t>int</w:t>
-            </w:r>
-            <w:proofErr w:type="spellEnd"/>
-            <w:r>
-              <w:rPr>
-                <w:rFonts w:ascii="Consolas" w:hAnsi="Consolas" w:cs="Courier New"/>
-                <w:color w:val="333333"/>
-                <w:sz w:val="20"/>
-              </w:rPr>
-              <w:t xml:space="preserve"> </w:t>
-            </w:r>
-            <w:proofErr w:type="spellStart"/>
-            <w:r>
-              <w:rPr>
-                <w:rFonts w:ascii="Consolas" w:hAnsi="Consolas" w:cs="Courier New"/>
-                <w:color w:val="333333"/>
-                <w:sz w:val="20"/>
-              </w:rPr>
-              <w:t>second_machine_max_work_time</w:t>
-            </w:r>
-            <w:proofErr w:type="spellEnd"/>
-            <w:r>
-              <w:rPr>
-                <w:rFonts w:ascii="Consolas" w:hAnsi="Consolas" w:cs="Courier New"/>
-                <w:color w:val="333333"/>
-                <w:sz w:val="20"/>
-              </w:rPr>
-              <w:t xml:space="preserve">; </w:t>
-            </w:r>
-            <w:r>
-              <w:rPr>
-                <w:rFonts w:ascii="Consolas" w:hAnsi="Consolas" w:cs="Courier New"/>
-                <w:i/>
-                <w:iCs/>
-                <w:color w:val="999988"/>
-                <w:sz w:val="20"/>
-              </w:rPr>
-              <w:t>// Максимальное время обработки (Второй аппарат)</w:t>
-            </w:r>
-          </w:p>
-          <w:p>
-            <w:pPr>
-              <w:widowControl/>
-              <w:tabs>
-                <w:tab w:val="left" w:pos="916"/>
-                <w:tab w:val="left" w:pos="1832"/>
-                <w:tab w:val="left" w:pos="2748"/>
-                <w:tab w:val="left" w:pos="3664"/>
-                <w:tab w:val="left" w:pos="4580"/>
-                <w:tab w:val="left" w:pos="5496"/>
-                <w:tab w:val="left" w:pos="6412"/>
-                <w:tab w:val="left" w:pos="7328"/>
-                <w:tab w:val="left" w:pos="8244"/>
-                <w:tab w:val="left" w:pos="9160"/>
-                <w:tab w:val="left" w:pos="10076"/>
-                <w:tab w:val="left" w:pos="10992"/>
-                <w:tab w:val="left" w:pos="11908"/>
-                <w:tab w:val="left" w:pos="12824"/>
-                <w:tab w:val="left" w:pos="13740"/>
-                <w:tab w:val="left" w:pos="14656"/>
-              </w:tabs>
-              <w:suppressAutoHyphens w:val="0"/>
-              <w:autoSpaceDN/>
-              <w:spacing w:line="244" w:lineRule="atLeast"/>
-              <w:jc w:val="left"/>
-              <w:rPr>
-                <w:rFonts w:ascii="Consolas" w:hAnsi="Consolas" w:cs="Courier New"/>
-                <w:color w:val="333333"/>
-                <w:sz w:val="20"/>
+                <w:lang w:val="en-US"/>
               </w:rPr>
             </w:pPr>
           </w:p>
@@ -5013,72 +3682,22 @@
             <w:r>
               <w:rPr>
                 <w:rFonts w:ascii="Consolas" w:hAnsi="Consolas" w:cs="Courier New"/>
-                <w:color w:val="333333"/>
-                <w:sz w:val="20"/>
-              </w:rPr>
-              <w:lastRenderedPageBreak/>
-              <w:t xml:space="preserve">    </w:t>
-            </w:r>
-            <w:r>
-              <w:rPr>
-                <w:rFonts w:ascii="Consolas" w:hAnsi="Consolas" w:cs="Courier New"/>
                 <w:b/>
                 <w:bCs/>
-                <w:color w:val="445588"/>
-                <w:sz w:val="20"/>
-                <w:lang w:val="en-US"/>
-              </w:rPr>
-              <w:t>double</w:t>
-            </w:r>
-            <w:r>
-              <w:rPr>
-                <w:rFonts w:ascii="Consolas" w:hAnsi="Consolas" w:cs="Courier New"/>
-                <w:color w:val="333333"/>
-                <w:sz w:val="20"/>
-                <w:lang w:val="en-US"/>
-              </w:rPr>
-              <w:t xml:space="preserve"> </w:t>
-            </w:r>
-            <w:proofErr w:type="gramStart"/>
-            <w:r>
-              <w:rPr>
-                <w:rFonts w:ascii="Consolas" w:hAnsi="Consolas" w:cs="Courier New"/>
-                <w:color w:val="333333"/>
-                <w:sz w:val="20"/>
-                <w:lang w:val="en-US"/>
-              </w:rPr>
-              <w:t xml:space="preserve">prob;   </w:t>
-            </w:r>
-            <w:proofErr w:type="gramEnd"/>
-            <w:r>
-              <w:rPr>
-                <w:rFonts w:ascii="Consolas" w:hAnsi="Consolas" w:cs="Courier New"/>
-                <w:color w:val="333333"/>
-                <w:sz w:val="20"/>
-                <w:lang w:val="en-US"/>
-              </w:rPr>
-              <w:t xml:space="preserve">                   </w:t>
-            </w:r>
-            <w:r>
-              <w:rPr>
-                <w:rFonts w:ascii="Consolas" w:hAnsi="Consolas" w:cs="Courier New"/>
-                <w:i/>
-                <w:iCs/>
-                <w:color w:val="999988"/>
-                <w:sz w:val="20"/>
-                <w:lang w:val="en-US"/>
-              </w:rPr>
-              <w:t xml:space="preserve">// </w:t>
-            </w:r>
-            <w:r>
-              <w:rPr>
-                <w:rFonts w:ascii="Consolas" w:hAnsi="Consolas" w:cs="Courier New"/>
-                <w:i/>
-                <w:iCs/>
-                <w:color w:val="999988"/>
-                <w:sz w:val="20"/>
-              </w:rPr>
-              <w:t>Вероятность</w:t>
+                <w:color w:val="333333"/>
+                <w:sz w:val="20"/>
+                <w:lang w:val="en-US"/>
+              </w:rPr>
+              <w:t>struct</w:t>
+            </w:r>
+            <w:r>
+              <w:rPr>
+                <w:rFonts w:ascii="Consolas" w:hAnsi="Consolas" w:cs="Courier New"/>
+                <w:color w:val="333333"/>
+                <w:sz w:val="20"/>
+                <w:lang w:val="en-US"/>
+              </w:rPr>
+              <w:t xml:space="preserve"> node</w:t>
             </w:r>
           </w:p>
           <w:p>
@@ -5107,7 +3726,7 @@
               <w:spacing w:line="244" w:lineRule="atLeast"/>
               <w:jc w:val="left"/>
               <w:rPr>
-                <w:rFonts w:ascii="Courier New" w:hAnsi="Courier New" w:cs="Courier New"/>
+                <w:rFonts w:ascii="Consolas" w:hAnsi="Consolas" w:cs="Courier New"/>
                 <w:color w:val="333333"/>
                 <w:sz w:val="20"/>
                 <w:lang w:val="en-US"/>
@@ -5120,9 +3739,50 @@
                 <w:sz w:val="20"/>
                 <w:lang w:val="en-US"/>
               </w:rPr>
-              <w:t xml:space="preserve">} </w:t>
-            </w:r>
-            <w:proofErr w:type="spellStart"/>
+              <w:t>{</w:t>
+            </w:r>
+          </w:p>
+          <w:p>
+            <w:pPr>
+              <w:widowControl/>
+              <w:tabs>
+                <w:tab w:val="left" w:pos="916"/>
+                <w:tab w:val="left" w:pos="1832"/>
+                <w:tab w:val="left" w:pos="2748"/>
+                <w:tab w:val="left" w:pos="3664"/>
+                <w:tab w:val="left" w:pos="4580"/>
+                <w:tab w:val="left" w:pos="5496"/>
+                <w:tab w:val="left" w:pos="6412"/>
+                <w:tab w:val="left" w:pos="7328"/>
+                <w:tab w:val="left" w:pos="8244"/>
+                <w:tab w:val="left" w:pos="9160"/>
+                <w:tab w:val="left" w:pos="10076"/>
+                <w:tab w:val="left" w:pos="10992"/>
+                <w:tab w:val="left" w:pos="11908"/>
+                <w:tab w:val="left" w:pos="12824"/>
+                <w:tab w:val="left" w:pos="13740"/>
+                <w:tab w:val="left" w:pos="14656"/>
+              </w:tabs>
+              <w:suppressAutoHyphens w:val="0"/>
+              <w:autoSpaceDN/>
+              <w:spacing w:line="244" w:lineRule="atLeast"/>
+              <w:jc w:val="left"/>
+              <w:rPr>
+                <w:rFonts w:ascii="Consolas" w:hAnsi="Consolas" w:cs="Courier New"/>
+                <w:color w:val="333333"/>
+                <w:sz w:val="20"/>
+                <w:lang w:val="en-US"/>
+              </w:rPr>
+            </w:pPr>
+            <w:r>
+              <w:rPr>
+                <w:rFonts w:ascii="Consolas" w:hAnsi="Consolas" w:cs="Courier New"/>
+                <w:color w:val="333333"/>
+                <w:sz w:val="20"/>
+                <w:lang w:val="en-US"/>
+              </w:rPr>
+              <w:t xml:space="preserve">    </w:t>
+            </w:r>
             <w:r>
               <w:rPr>
                 <w:rFonts w:ascii="Consolas" w:hAnsi="Consolas" w:cs="Courier New"/>
@@ -5132,7 +3792,121 @@
                 <w:sz w:val="20"/>
                 <w:lang w:val="en-US"/>
               </w:rPr>
-              <w:t>process_info_t</w:t>
+              <w:t>double</w:t>
+            </w:r>
+            <w:r>
+              <w:rPr>
+                <w:rFonts w:ascii="Consolas" w:hAnsi="Consolas" w:cs="Courier New"/>
+                <w:color w:val="333333"/>
+                <w:sz w:val="20"/>
+                <w:lang w:val="en-US"/>
+              </w:rPr>
+              <w:t xml:space="preserve"> </w:t>
+            </w:r>
+            <w:proofErr w:type="gramStart"/>
+            <w:r>
+              <w:rPr>
+                <w:rFonts w:ascii="Consolas" w:hAnsi="Consolas" w:cs="Courier New"/>
+                <w:color w:val="333333"/>
+                <w:sz w:val="20"/>
+                <w:lang w:val="en-US"/>
+              </w:rPr>
+              <w:t xml:space="preserve">item;   </w:t>
+            </w:r>
+            <w:proofErr w:type="gramEnd"/>
+            <w:r>
+              <w:rPr>
+                <w:rFonts w:ascii="Consolas" w:hAnsi="Consolas" w:cs="Courier New"/>
+                <w:i/>
+                <w:iCs/>
+                <w:color w:val="999988"/>
+                <w:sz w:val="20"/>
+                <w:lang w:val="en-US"/>
+              </w:rPr>
+              <w:t xml:space="preserve">// </w:t>
+            </w:r>
+            <w:r>
+              <w:rPr>
+                <w:rFonts w:ascii="Consolas" w:hAnsi="Consolas" w:cs="Courier New"/>
+                <w:i/>
+                <w:iCs/>
+                <w:color w:val="999988"/>
+                <w:sz w:val="20"/>
+              </w:rPr>
+              <w:t>Элемент</w:t>
+            </w:r>
+            <w:r>
+              <w:rPr>
+                <w:rFonts w:ascii="Consolas" w:hAnsi="Consolas" w:cs="Courier New"/>
+                <w:i/>
+                <w:iCs/>
+                <w:color w:val="999988"/>
+                <w:sz w:val="20"/>
+                <w:lang w:val="en-US"/>
+              </w:rPr>
+              <w:t xml:space="preserve"> </w:t>
+            </w:r>
+            <w:r>
+              <w:rPr>
+                <w:rFonts w:ascii="Consolas" w:hAnsi="Consolas" w:cs="Courier New"/>
+                <w:i/>
+                <w:iCs/>
+                <w:color w:val="999988"/>
+                <w:sz w:val="20"/>
+              </w:rPr>
+              <w:t>очереди</w:t>
+            </w:r>
+          </w:p>
+          <w:p>
+            <w:pPr>
+              <w:widowControl/>
+              <w:tabs>
+                <w:tab w:val="left" w:pos="916"/>
+                <w:tab w:val="left" w:pos="1832"/>
+                <w:tab w:val="left" w:pos="2748"/>
+                <w:tab w:val="left" w:pos="3664"/>
+                <w:tab w:val="left" w:pos="4580"/>
+                <w:tab w:val="left" w:pos="5496"/>
+                <w:tab w:val="left" w:pos="6412"/>
+                <w:tab w:val="left" w:pos="7328"/>
+                <w:tab w:val="left" w:pos="8244"/>
+                <w:tab w:val="left" w:pos="9160"/>
+                <w:tab w:val="left" w:pos="10076"/>
+                <w:tab w:val="left" w:pos="10992"/>
+                <w:tab w:val="left" w:pos="11908"/>
+                <w:tab w:val="left" w:pos="12824"/>
+                <w:tab w:val="left" w:pos="13740"/>
+                <w:tab w:val="left" w:pos="14656"/>
+              </w:tabs>
+              <w:suppressAutoHyphens w:val="0"/>
+              <w:autoSpaceDN/>
+              <w:spacing w:line="244" w:lineRule="atLeast"/>
+              <w:jc w:val="left"/>
+              <w:rPr>
+                <w:rFonts w:ascii="Consolas" w:hAnsi="Consolas" w:cs="Courier New"/>
+                <w:color w:val="333333"/>
+                <w:sz w:val="20"/>
+              </w:rPr>
+            </w:pPr>
+            <w:r>
+              <w:rPr>
+                <w:rFonts w:ascii="Consolas" w:hAnsi="Consolas" w:cs="Courier New"/>
+                <w:color w:val="333333"/>
+                <w:sz w:val="20"/>
+                <w:lang w:val="en-US"/>
+              </w:rPr>
+              <w:t xml:space="preserve">    </w:t>
+            </w:r>
+            <w:proofErr w:type="spellStart"/>
+            <w:r>
+              <w:rPr>
+                <w:rFonts w:ascii="Consolas" w:hAnsi="Consolas" w:cs="Courier New"/>
+                <w:b/>
+                <w:bCs/>
+                <w:color w:val="445588"/>
+                <w:sz w:val="20"/>
+              </w:rPr>
+              <w:t>node_t</w:t>
             </w:r>
             <w:proofErr w:type="spellEnd"/>
             <w:r>
@@ -5140,7 +3914,630 @@
                 <w:rFonts w:ascii="Consolas" w:hAnsi="Consolas" w:cs="Courier New"/>
                 <w:color w:val="333333"/>
                 <w:sz w:val="20"/>
-                <w:lang w:val="en-US"/>
+              </w:rPr>
+              <w:t xml:space="preserve"> </w:t>
+            </w:r>
+            <w:r>
+              <w:rPr>
+                <w:rFonts w:ascii="Consolas" w:hAnsi="Consolas" w:cs="Courier New"/>
+                <w:b/>
+                <w:bCs/>
+                <w:color w:val="333333"/>
+                <w:sz w:val="20"/>
+              </w:rPr>
+              <w:t>*</w:t>
+            </w:r>
+            <w:proofErr w:type="spellStart"/>
+            <w:proofErr w:type="gramStart"/>
+            <w:r>
+              <w:rPr>
+                <w:rFonts w:ascii="Consolas" w:hAnsi="Consolas" w:cs="Courier New"/>
+                <w:color w:val="333333"/>
+                <w:sz w:val="20"/>
+              </w:rPr>
+              <w:t>next</w:t>
+            </w:r>
+            <w:proofErr w:type="spellEnd"/>
+            <w:r>
+              <w:rPr>
+                <w:rFonts w:ascii="Consolas" w:hAnsi="Consolas" w:cs="Courier New"/>
+                <w:color w:val="333333"/>
+                <w:sz w:val="20"/>
+              </w:rPr>
+              <w:t xml:space="preserve">;  </w:t>
+            </w:r>
+            <w:r>
+              <w:rPr>
+                <w:rFonts w:ascii="Consolas" w:hAnsi="Consolas" w:cs="Courier New"/>
+                <w:i/>
+                <w:iCs/>
+                <w:color w:val="999988"/>
+                <w:sz w:val="20"/>
+              </w:rPr>
+              <w:t>/</w:t>
+            </w:r>
+            <w:proofErr w:type="gramEnd"/>
+            <w:r>
+              <w:rPr>
+                <w:rFonts w:ascii="Consolas" w:hAnsi="Consolas" w:cs="Courier New"/>
+                <w:i/>
+                <w:iCs/>
+                <w:color w:val="999988"/>
+                <w:sz w:val="20"/>
+              </w:rPr>
+              <w:t>/ Следующий узел</w:t>
+            </w:r>
+          </w:p>
+          <w:p>
+            <w:pPr>
+              <w:widowControl/>
+              <w:tabs>
+                <w:tab w:val="left" w:pos="916"/>
+                <w:tab w:val="left" w:pos="1832"/>
+                <w:tab w:val="left" w:pos="2748"/>
+                <w:tab w:val="left" w:pos="3664"/>
+                <w:tab w:val="left" w:pos="4580"/>
+                <w:tab w:val="left" w:pos="5496"/>
+                <w:tab w:val="left" w:pos="6412"/>
+                <w:tab w:val="left" w:pos="7328"/>
+                <w:tab w:val="left" w:pos="8244"/>
+                <w:tab w:val="left" w:pos="9160"/>
+                <w:tab w:val="left" w:pos="10076"/>
+                <w:tab w:val="left" w:pos="10992"/>
+                <w:tab w:val="left" w:pos="11908"/>
+                <w:tab w:val="left" w:pos="12824"/>
+                <w:tab w:val="left" w:pos="13740"/>
+                <w:tab w:val="left" w:pos="14656"/>
+              </w:tabs>
+              <w:suppressAutoHyphens w:val="0"/>
+              <w:autoSpaceDN/>
+              <w:spacing w:line="244" w:lineRule="atLeast"/>
+              <w:jc w:val="left"/>
+              <w:rPr>
+                <w:rFonts w:ascii="Consolas" w:hAnsi="Consolas" w:cs="Courier New"/>
+                <w:color w:val="333333"/>
+                <w:sz w:val="20"/>
+              </w:rPr>
+            </w:pPr>
+            <w:r>
+              <w:rPr>
+                <w:rFonts w:ascii="Consolas" w:hAnsi="Consolas" w:cs="Courier New"/>
+                <w:color w:val="333333"/>
+                <w:sz w:val="20"/>
+              </w:rPr>
+              <w:t>};</w:t>
+            </w:r>
+          </w:p>
+          <w:p>
+            <w:pPr>
+              <w:widowControl/>
+              <w:tabs>
+                <w:tab w:val="left" w:pos="916"/>
+                <w:tab w:val="left" w:pos="1832"/>
+                <w:tab w:val="left" w:pos="2748"/>
+                <w:tab w:val="left" w:pos="3664"/>
+                <w:tab w:val="left" w:pos="4580"/>
+                <w:tab w:val="left" w:pos="5496"/>
+                <w:tab w:val="left" w:pos="6412"/>
+                <w:tab w:val="left" w:pos="7328"/>
+                <w:tab w:val="left" w:pos="8244"/>
+                <w:tab w:val="left" w:pos="9160"/>
+                <w:tab w:val="left" w:pos="10076"/>
+                <w:tab w:val="left" w:pos="10992"/>
+                <w:tab w:val="left" w:pos="11908"/>
+                <w:tab w:val="left" w:pos="12824"/>
+                <w:tab w:val="left" w:pos="13740"/>
+                <w:tab w:val="left" w:pos="14656"/>
+              </w:tabs>
+              <w:suppressAutoHyphens w:val="0"/>
+              <w:autoSpaceDN/>
+              <w:spacing w:line="244" w:lineRule="atLeast"/>
+              <w:jc w:val="left"/>
+              <w:rPr>
+                <w:rFonts w:ascii="Consolas" w:hAnsi="Consolas" w:cs="Courier New"/>
+                <w:color w:val="333333"/>
+                <w:sz w:val="20"/>
+              </w:rPr>
+            </w:pPr>
+          </w:p>
+          <w:p>
+            <w:pPr>
+              <w:widowControl/>
+              <w:tabs>
+                <w:tab w:val="left" w:pos="916"/>
+                <w:tab w:val="left" w:pos="1832"/>
+                <w:tab w:val="left" w:pos="2748"/>
+                <w:tab w:val="left" w:pos="3664"/>
+                <w:tab w:val="left" w:pos="4580"/>
+                <w:tab w:val="left" w:pos="5496"/>
+                <w:tab w:val="left" w:pos="6412"/>
+                <w:tab w:val="left" w:pos="7328"/>
+                <w:tab w:val="left" w:pos="8244"/>
+                <w:tab w:val="left" w:pos="9160"/>
+                <w:tab w:val="left" w:pos="10076"/>
+                <w:tab w:val="left" w:pos="10992"/>
+                <w:tab w:val="left" w:pos="11908"/>
+                <w:tab w:val="left" w:pos="12824"/>
+                <w:tab w:val="left" w:pos="13740"/>
+                <w:tab w:val="left" w:pos="14656"/>
+              </w:tabs>
+              <w:suppressAutoHyphens w:val="0"/>
+              <w:autoSpaceDN/>
+              <w:spacing w:line="244" w:lineRule="atLeast"/>
+              <w:jc w:val="left"/>
+              <w:rPr>
+                <w:rFonts w:ascii="Consolas" w:hAnsi="Consolas" w:cs="Courier New"/>
+                <w:color w:val="333333"/>
+                <w:sz w:val="20"/>
+                <w:lang w:val="en-US"/>
+              </w:rPr>
+            </w:pPr>
+            <w:r>
+              <w:rPr>
+                <w:rFonts w:ascii="Consolas" w:hAnsi="Consolas" w:cs="Courier New"/>
+                <w:b/>
+                <w:bCs/>
+                <w:color w:val="333333"/>
+                <w:sz w:val="20"/>
+                <w:lang w:val="en-US"/>
+              </w:rPr>
+              <w:t>typedef</w:t>
+            </w:r>
+            <w:r>
+              <w:rPr>
+                <w:rFonts w:ascii="Consolas" w:hAnsi="Consolas" w:cs="Courier New"/>
+                <w:color w:val="333333"/>
+                <w:sz w:val="20"/>
+                <w:lang w:val="en-US"/>
+              </w:rPr>
+              <w:t xml:space="preserve"> </w:t>
+            </w:r>
+            <w:r>
+              <w:rPr>
+                <w:rFonts w:ascii="Consolas" w:hAnsi="Consolas" w:cs="Courier New"/>
+                <w:b/>
+                <w:bCs/>
+                <w:color w:val="333333"/>
+                <w:sz w:val="20"/>
+                <w:lang w:val="en-US"/>
+              </w:rPr>
+              <w:t>struct</w:t>
+            </w:r>
+          </w:p>
+          <w:p>
+            <w:pPr>
+              <w:widowControl/>
+              <w:tabs>
+                <w:tab w:val="left" w:pos="916"/>
+                <w:tab w:val="left" w:pos="1832"/>
+                <w:tab w:val="left" w:pos="2748"/>
+                <w:tab w:val="left" w:pos="3664"/>
+                <w:tab w:val="left" w:pos="4580"/>
+                <w:tab w:val="left" w:pos="5496"/>
+                <w:tab w:val="left" w:pos="6412"/>
+                <w:tab w:val="left" w:pos="7328"/>
+                <w:tab w:val="left" w:pos="8244"/>
+                <w:tab w:val="left" w:pos="9160"/>
+                <w:tab w:val="left" w:pos="10076"/>
+                <w:tab w:val="left" w:pos="10992"/>
+                <w:tab w:val="left" w:pos="11908"/>
+                <w:tab w:val="left" w:pos="12824"/>
+                <w:tab w:val="left" w:pos="13740"/>
+                <w:tab w:val="left" w:pos="14656"/>
+              </w:tabs>
+              <w:suppressAutoHyphens w:val="0"/>
+              <w:autoSpaceDN/>
+              <w:spacing w:line="244" w:lineRule="atLeast"/>
+              <w:jc w:val="left"/>
+              <w:rPr>
+                <w:rFonts w:ascii="Consolas" w:hAnsi="Consolas" w:cs="Courier New"/>
+                <w:color w:val="333333"/>
+                <w:sz w:val="20"/>
+                <w:lang w:val="en-US"/>
+              </w:rPr>
+            </w:pPr>
+            <w:r>
+              <w:rPr>
+                <w:rFonts w:ascii="Consolas" w:hAnsi="Consolas" w:cs="Courier New"/>
+                <w:color w:val="333333"/>
+                <w:sz w:val="20"/>
+                <w:lang w:val="en-US"/>
+              </w:rPr>
+              <w:t>{</w:t>
+            </w:r>
+          </w:p>
+          <w:p>
+            <w:pPr>
+              <w:widowControl/>
+              <w:tabs>
+                <w:tab w:val="left" w:pos="916"/>
+                <w:tab w:val="left" w:pos="1832"/>
+                <w:tab w:val="left" w:pos="2748"/>
+                <w:tab w:val="left" w:pos="3664"/>
+                <w:tab w:val="left" w:pos="4580"/>
+                <w:tab w:val="left" w:pos="5496"/>
+                <w:tab w:val="left" w:pos="6412"/>
+                <w:tab w:val="left" w:pos="7328"/>
+                <w:tab w:val="left" w:pos="8244"/>
+                <w:tab w:val="left" w:pos="9160"/>
+                <w:tab w:val="left" w:pos="10076"/>
+                <w:tab w:val="left" w:pos="10992"/>
+                <w:tab w:val="left" w:pos="11908"/>
+                <w:tab w:val="left" w:pos="12824"/>
+                <w:tab w:val="left" w:pos="13740"/>
+                <w:tab w:val="left" w:pos="14656"/>
+              </w:tabs>
+              <w:suppressAutoHyphens w:val="0"/>
+              <w:autoSpaceDN/>
+              <w:spacing w:line="244" w:lineRule="atLeast"/>
+              <w:jc w:val="left"/>
+              <w:rPr>
+                <w:rFonts w:ascii="Consolas" w:hAnsi="Consolas" w:cs="Courier New"/>
+                <w:color w:val="333333"/>
+                <w:sz w:val="20"/>
+                <w:lang w:val="en-US"/>
+              </w:rPr>
+            </w:pPr>
+            <w:r>
+              <w:rPr>
+                <w:rFonts w:ascii="Consolas" w:hAnsi="Consolas" w:cs="Courier New"/>
+                <w:color w:val="333333"/>
+                <w:sz w:val="20"/>
+                <w:lang w:val="en-US"/>
+              </w:rPr>
+              <w:t xml:space="preserve">    </w:t>
+            </w:r>
+            <w:proofErr w:type="spellStart"/>
+            <w:r>
+              <w:rPr>
+                <w:rFonts w:ascii="Consolas" w:hAnsi="Consolas" w:cs="Courier New"/>
+                <w:b/>
+                <w:bCs/>
+                <w:color w:val="445588"/>
+                <w:sz w:val="20"/>
+                <w:lang w:val="en-US"/>
+              </w:rPr>
+              <w:t>node_t</w:t>
+            </w:r>
+            <w:proofErr w:type="spellEnd"/>
+            <w:r>
+              <w:rPr>
+                <w:rFonts w:ascii="Consolas" w:hAnsi="Consolas" w:cs="Courier New"/>
+                <w:color w:val="333333"/>
+                <w:sz w:val="20"/>
+                <w:lang w:val="en-US"/>
+              </w:rPr>
+              <w:t xml:space="preserve"> </w:t>
+            </w:r>
+            <w:r>
+              <w:rPr>
+                <w:rFonts w:ascii="Consolas" w:hAnsi="Consolas" w:cs="Courier New"/>
+                <w:b/>
+                <w:bCs/>
+                <w:color w:val="333333"/>
+                <w:sz w:val="20"/>
+                <w:lang w:val="en-US"/>
+              </w:rPr>
+              <w:t>*</w:t>
+            </w:r>
+            <w:proofErr w:type="gramStart"/>
+            <w:r>
+              <w:rPr>
+                <w:rFonts w:ascii="Consolas" w:hAnsi="Consolas" w:cs="Courier New"/>
+                <w:color w:val="333333"/>
+                <w:sz w:val="20"/>
+                <w:lang w:val="en-US"/>
+              </w:rPr>
+              <w:t xml:space="preserve">top;  </w:t>
+            </w:r>
+            <w:r>
+              <w:rPr>
+                <w:rFonts w:ascii="Consolas" w:hAnsi="Consolas" w:cs="Courier New"/>
+                <w:i/>
+                <w:iCs/>
+                <w:color w:val="999988"/>
+                <w:sz w:val="20"/>
+                <w:lang w:val="en-US"/>
+              </w:rPr>
+              <w:t>/</w:t>
+            </w:r>
+            <w:proofErr w:type="gramEnd"/>
+            <w:r>
+              <w:rPr>
+                <w:rFonts w:ascii="Consolas" w:hAnsi="Consolas" w:cs="Courier New"/>
+                <w:i/>
+                <w:iCs/>
+                <w:color w:val="999988"/>
+                <w:sz w:val="20"/>
+                <w:lang w:val="en-US"/>
+              </w:rPr>
+              <w:t xml:space="preserve">/ </w:t>
+            </w:r>
+            <w:r>
+              <w:rPr>
+                <w:rFonts w:ascii="Consolas" w:hAnsi="Consolas" w:cs="Courier New"/>
+                <w:i/>
+                <w:iCs/>
+                <w:color w:val="999988"/>
+                <w:sz w:val="20"/>
+              </w:rPr>
+              <w:t>Начало</w:t>
+            </w:r>
+            <w:r>
+              <w:rPr>
+                <w:rFonts w:ascii="Consolas" w:hAnsi="Consolas" w:cs="Courier New"/>
+                <w:i/>
+                <w:iCs/>
+                <w:color w:val="999988"/>
+                <w:sz w:val="20"/>
+                <w:lang w:val="en-US"/>
+              </w:rPr>
+              <w:t xml:space="preserve"> </w:t>
+            </w:r>
+            <w:r>
+              <w:rPr>
+                <w:rFonts w:ascii="Consolas" w:hAnsi="Consolas" w:cs="Courier New"/>
+                <w:i/>
+                <w:iCs/>
+                <w:color w:val="999988"/>
+                <w:sz w:val="20"/>
+              </w:rPr>
+              <w:t>очереди</w:t>
+            </w:r>
+          </w:p>
+          <w:p>
+            <w:pPr>
+              <w:widowControl/>
+              <w:tabs>
+                <w:tab w:val="left" w:pos="916"/>
+                <w:tab w:val="left" w:pos="1832"/>
+                <w:tab w:val="left" w:pos="2748"/>
+                <w:tab w:val="left" w:pos="3664"/>
+                <w:tab w:val="left" w:pos="4580"/>
+                <w:tab w:val="left" w:pos="5496"/>
+                <w:tab w:val="left" w:pos="6412"/>
+                <w:tab w:val="left" w:pos="7328"/>
+                <w:tab w:val="left" w:pos="8244"/>
+                <w:tab w:val="left" w:pos="9160"/>
+                <w:tab w:val="left" w:pos="10076"/>
+                <w:tab w:val="left" w:pos="10992"/>
+                <w:tab w:val="left" w:pos="11908"/>
+                <w:tab w:val="left" w:pos="12824"/>
+                <w:tab w:val="left" w:pos="13740"/>
+                <w:tab w:val="left" w:pos="14656"/>
+              </w:tabs>
+              <w:suppressAutoHyphens w:val="0"/>
+              <w:autoSpaceDN/>
+              <w:spacing w:line="244" w:lineRule="atLeast"/>
+              <w:jc w:val="left"/>
+              <w:rPr>
+                <w:rFonts w:ascii="Consolas" w:hAnsi="Consolas" w:cs="Courier New"/>
+                <w:color w:val="333333"/>
+                <w:sz w:val="20"/>
+              </w:rPr>
+            </w:pPr>
+            <w:r>
+              <w:rPr>
+                <w:rFonts w:ascii="Consolas" w:hAnsi="Consolas" w:cs="Courier New"/>
+                <w:color w:val="333333"/>
+                <w:sz w:val="20"/>
+                <w:lang w:val="en-US"/>
+              </w:rPr>
+              <w:t xml:space="preserve">    </w:t>
+            </w:r>
+            <w:proofErr w:type="spellStart"/>
+            <w:r>
+              <w:rPr>
+                <w:rFonts w:ascii="Consolas" w:hAnsi="Consolas" w:cs="Courier New"/>
+                <w:b/>
+                <w:bCs/>
+                <w:color w:val="445588"/>
+                <w:sz w:val="20"/>
+              </w:rPr>
+              <w:t>node_t</w:t>
+            </w:r>
+            <w:proofErr w:type="spellEnd"/>
+            <w:r>
+              <w:rPr>
+                <w:rFonts w:ascii="Consolas" w:hAnsi="Consolas" w:cs="Courier New"/>
+                <w:color w:val="333333"/>
+                <w:sz w:val="20"/>
+              </w:rPr>
+              <w:t xml:space="preserve"> </w:t>
+            </w:r>
+            <w:r>
+              <w:rPr>
+                <w:rFonts w:ascii="Consolas" w:hAnsi="Consolas" w:cs="Courier New"/>
+                <w:b/>
+                <w:bCs/>
+                <w:color w:val="333333"/>
+                <w:sz w:val="20"/>
+              </w:rPr>
+              <w:t>*</w:t>
+            </w:r>
+            <w:proofErr w:type="spellStart"/>
+            <w:r>
+              <w:rPr>
+                <w:rFonts w:ascii="Consolas" w:hAnsi="Consolas" w:cs="Courier New"/>
+                <w:color w:val="333333"/>
+                <w:sz w:val="20"/>
+              </w:rPr>
+              <w:t>last</w:t>
+            </w:r>
+            <w:proofErr w:type="spellEnd"/>
+            <w:r>
+              <w:rPr>
+                <w:rFonts w:ascii="Consolas" w:hAnsi="Consolas" w:cs="Courier New"/>
+                <w:color w:val="333333"/>
+                <w:sz w:val="20"/>
+              </w:rPr>
+              <w:t xml:space="preserve">; </w:t>
+            </w:r>
+            <w:r>
+              <w:rPr>
+                <w:rFonts w:ascii="Consolas" w:hAnsi="Consolas" w:cs="Courier New"/>
+                <w:i/>
+                <w:iCs/>
+                <w:color w:val="999988"/>
+                <w:sz w:val="20"/>
+              </w:rPr>
+              <w:t>// Конец очереди</w:t>
+            </w:r>
+          </w:p>
+          <w:p>
+            <w:pPr>
+              <w:widowControl/>
+              <w:tabs>
+                <w:tab w:val="left" w:pos="916"/>
+                <w:tab w:val="left" w:pos="1832"/>
+                <w:tab w:val="left" w:pos="2748"/>
+                <w:tab w:val="left" w:pos="3664"/>
+                <w:tab w:val="left" w:pos="4580"/>
+                <w:tab w:val="left" w:pos="5496"/>
+                <w:tab w:val="left" w:pos="6412"/>
+                <w:tab w:val="left" w:pos="7328"/>
+                <w:tab w:val="left" w:pos="8244"/>
+                <w:tab w:val="left" w:pos="9160"/>
+                <w:tab w:val="left" w:pos="10076"/>
+                <w:tab w:val="left" w:pos="10992"/>
+                <w:tab w:val="left" w:pos="11908"/>
+                <w:tab w:val="left" w:pos="12824"/>
+                <w:tab w:val="left" w:pos="13740"/>
+                <w:tab w:val="left" w:pos="14656"/>
+              </w:tabs>
+              <w:suppressAutoHyphens w:val="0"/>
+              <w:autoSpaceDN/>
+              <w:spacing w:line="244" w:lineRule="atLeast"/>
+              <w:jc w:val="left"/>
+              <w:rPr>
+                <w:rFonts w:ascii="Consolas" w:hAnsi="Consolas" w:cs="Courier New"/>
+                <w:color w:val="333333"/>
+                <w:sz w:val="20"/>
+              </w:rPr>
+            </w:pPr>
+            <w:r>
+              <w:rPr>
+                <w:rFonts w:ascii="Consolas" w:hAnsi="Consolas" w:cs="Courier New"/>
+                <w:color w:val="333333"/>
+                <w:sz w:val="20"/>
+              </w:rPr>
+              <w:t xml:space="preserve">    </w:t>
+            </w:r>
+            <w:proofErr w:type="spellStart"/>
+            <w:r>
+              <w:rPr>
+                <w:rFonts w:ascii="Consolas" w:hAnsi="Consolas" w:cs="Courier New"/>
+                <w:b/>
+                <w:bCs/>
+                <w:color w:val="445588"/>
+                <w:sz w:val="20"/>
+              </w:rPr>
+              <w:t>int</w:t>
+            </w:r>
+            <w:proofErr w:type="spellEnd"/>
+            <w:r>
+              <w:rPr>
+                <w:rFonts w:ascii="Consolas" w:hAnsi="Consolas" w:cs="Courier New"/>
+                <w:color w:val="333333"/>
+                <w:sz w:val="20"/>
+              </w:rPr>
+              <w:t xml:space="preserve"> </w:t>
+            </w:r>
+            <w:proofErr w:type="spellStart"/>
+            <w:proofErr w:type="gramStart"/>
+            <w:r>
+              <w:rPr>
+                <w:rFonts w:ascii="Consolas" w:hAnsi="Consolas" w:cs="Courier New"/>
+                <w:color w:val="333333"/>
+                <w:sz w:val="20"/>
+              </w:rPr>
+              <w:t>len</w:t>
+            </w:r>
+            <w:proofErr w:type="spellEnd"/>
+            <w:r>
+              <w:rPr>
+                <w:rFonts w:ascii="Consolas" w:hAnsi="Consolas" w:cs="Courier New"/>
+                <w:color w:val="333333"/>
+                <w:sz w:val="20"/>
+              </w:rPr>
+              <w:t xml:space="preserve">;   </w:t>
+            </w:r>
+            <w:proofErr w:type="gramEnd"/>
+            <w:r>
+              <w:rPr>
+                <w:rFonts w:ascii="Consolas" w:hAnsi="Consolas" w:cs="Courier New"/>
+                <w:color w:val="333333"/>
+                <w:sz w:val="20"/>
+              </w:rPr>
+              <w:t xml:space="preserve">   </w:t>
+            </w:r>
+            <w:r>
+              <w:rPr>
+                <w:rFonts w:ascii="Consolas" w:hAnsi="Consolas" w:cs="Courier New"/>
+                <w:i/>
+                <w:iCs/>
+                <w:color w:val="999988"/>
+                <w:sz w:val="20"/>
+              </w:rPr>
+              <w:t>// Длина очереди</w:t>
+            </w:r>
+          </w:p>
+          <w:p>
+            <w:pPr>
+              <w:widowControl/>
+              <w:tabs>
+                <w:tab w:val="left" w:pos="916"/>
+                <w:tab w:val="left" w:pos="1832"/>
+                <w:tab w:val="left" w:pos="2748"/>
+                <w:tab w:val="left" w:pos="3664"/>
+                <w:tab w:val="left" w:pos="4580"/>
+                <w:tab w:val="left" w:pos="5496"/>
+                <w:tab w:val="left" w:pos="6412"/>
+                <w:tab w:val="left" w:pos="7328"/>
+                <w:tab w:val="left" w:pos="8244"/>
+                <w:tab w:val="left" w:pos="9160"/>
+                <w:tab w:val="left" w:pos="10076"/>
+                <w:tab w:val="left" w:pos="10992"/>
+                <w:tab w:val="left" w:pos="11908"/>
+                <w:tab w:val="left" w:pos="12824"/>
+                <w:tab w:val="left" w:pos="13740"/>
+                <w:tab w:val="left" w:pos="14656"/>
+              </w:tabs>
+              <w:suppressAutoHyphens w:val="0"/>
+              <w:autoSpaceDN/>
+              <w:spacing w:line="244" w:lineRule="atLeast"/>
+              <w:jc w:val="left"/>
+              <w:rPr>
+                <w:rFonts w:ascii="Courier New" w:hAnsi="Courier New" w:cs="Courier New"/>
+                <w:color w:val="333333"/>
+                <w:sz w:val="20"/>
+              </w:rPr>
+            </w:pPr>
+            <w:r>
+              <w:rPr>
+                <w:rFonts w:ascii="Consolas" w:hAnsi="Consolas" w:cs="Courier New"/>
+                <w:color w:val="333333"/>
+                <w:sz w:val="20"/>
+              </w:rPr>
+              <w:t xml:space="preserve">} </w:t>
+            </w:r>
+            <w:proofErr w:type="spellStart"/>
+            <w:r>
+              <w:rPr>
+                <w:rFonts w:ascii="Consolas" w:hAnsi="Consolas" w:cs="Courier New"/>
+                <w:b/>
+                <w:bCs/>
+                <w:color w:val="445588"/>
+                <w:sz w:val="20"/>
+              </w:rPr>
+              <w:t>list_queue_t</w:t>
+            </w:r>
+            <w:proofErr w:type="spellEnd"/>
+            <w:r>
+              <w:rPr>
+                <w:rFonts w:ascii="Consolas" w:hAnsi="Consolas" w:cs="Courier New"/>
+                <w:color w:val="333333"/>
+                <w:sz w:val="20"/>
               </w:rPr>
               <w:t>;</w:t>
             </w:r>
@@ -5157,7 +4554,13 @@
     </w:p>
     <w:p>
       <w:r>
-        <w:t>Тип данных, описывающий структуру для хранения результатов замерного эксперимента</w:t>
+        <w:t xml:space="preserve">Тип данных, описывающий структуру для хранения адресов освобожденных узлов </w:t>
+      </w:r>
+      <w:r>
+        <w:t>очереди</w:t>
+      </w:r>
+      <w:r>
+        <w:t>-списка</w:t>
       </w:r>
       <w:r>
         <w:t>:</w:t>
@@ -5221,7 +4624,7 @@
                 <w:color w:val="333333"/>
                 <w:lang w:val="en-US"/>
               </w:rPr>
-              <w:t xml:space="preserve"> measure</w:t>
+              <w:t xml:space="preserve"> </w:t>
             </w:r>
           </w:p>
           <w:p>
@@ -5261,6 +4664,7 @@
               </w:rPr>
               <w:t xml:space="preserve">    </w:t>
             </w:r>
+            <w:proofErr w:type="spellStart"/>
             <w:r>
               <w:rPr>
                 <w:rFonts w:ascii="Consolas" w:hAnsi="Consolas"/>
@@ -5269,8 +4673,9 @@
                 <w:color w:val="445588"/>
                 <w:lang w:val="en-US"/>
               </w:rPr>
-              <w:t>long</w:t>
-            </w:r>
+              <w:t>node_t</w:t>
+            </w:r>
+            <w:proofErr w:type="spellEnd"/>
             <w:r>
               <w:rPr>
                 <w:rFonts w:ascii="Consolas" w:hAnsi="Consolas"/>
@@ -5279,16 +4684,33 @@
               </w:rPr>
               <w:t xml:space="preserve"> </w:t>
             </w:r>
-            <w:proofErr w:type="spellStart"/>
             <w:r>
               <w:rPr>
                 <w:rFonts w:ascii="Consolas" w:hAnsi="Consolas"/>
                 <w:b/>
                 <w:bCs/>
-                <w:color w:val="445588"/>
-                <w:lang w:val="en-US"/>
-              </w:rPr>
-              <w:t>long</w:t>
+                <w:color w:val="333333"/>
+                <w:lang w:val="en-US"/>
+              </w:rPr>
+              <w:t>*</w:t>
+            </w:r>
+            <w:proofErr w:type="spellStart"/>
+            <w:r>
+              <w:rPr>
+                <w:rFonts w:ascii="Consolas" w:hAnsi="Consolas"/>
+                <w:color w:val="333333"/>
+                <w:lang w:val="en-US"/>
+              </w:rPr>
+              <w:t>p_</w:t>
+            </w:r>
+            <w:proofErr w:type="gramStart"/>
+            <w:r>
+              <w:rPr>
+                <w:rFonts w:ascii="Consolas" w:hAnsi="Consolas"/>
+                <w:color w:val="333333"/>
+                <w:lang w:val="en-US"/>
+              </w:rPr>
+              <w:t>nodes</w:t>
             </w:r>
             <w:proofErr w:type="spellEnd"/>
             <w:r>
@@ -5297,17 +4719,16 @@
                 <w:color w:val="333333"/>
                 <w:lang w:val="en-US"/>
               </w:rPr>
-              <w:t xml:space="preserve"> </w:t>
-            </w:r>
+              <w:t>[</w:t>
+            </w:r>
+            <w:proofErr w:type="gramEnd"/>
             <w:r>
               <w:rPr>
                 <w:rFonts w:ascii="Consolas" w:hAnsi="Consolas"/>
-                <w:b/>
-                <w:bCs/>
-                <w:color w:val="445588"/>
-                <w:lang w:val="en-US"/>
-              </w:rPr>
-              <w:t>unsigned</w:t>
+                <w:color w:val="333333"/>
+                <w:lang w:val="en-US"/>
+              </w:rPr>
+              <w:t>MAX_</w:t>
             </w:r>
             <w:r>
               <w:rPr>
@@ -5315,24 +4736,15 @@
                 <w:color w:val="333333"/>
                 <w:lang w:val="en-US"/>
               </w:rPr>
-              <w:t xml:space="preserve"> </w:t>
-            </w:r>
-            <w:proofErr w:type="gramStart"/>
+              <w:t>QUEUE</w:t>
+            </w:r>
             <w:r>
               <w:rPr>
                 <w:rFonts w:ascii="Consolas" w:hAnsi="Consolas"/>
                 <w:color w:val="333333"/>
                 <w:lang w:val="en-US"/>
               </w:rPr>
-              <w:t>time;</w:t>
-            </w:r>
-            <w:r>
-              <w:rPr>
-                <w:rFonts w:ascii="Consolas" w:hAnsi="Consolas"/>
-                <w:color w:val="333333"/>
-                <w:lang w:val="en-US"/>
-              </w:rPr>
-              <w:t xml:space="preserve"> </w:t>
+              <w:t xml:space="preserve">_SIZE]; </w:t>
             </w:r>
             <w:r>
               <w:rPr>
@@ -5350,27 +4762,16 @@
                 <w:color w:val="999988"/>
                 <w:lang w:val="en-US"/>
               </w:rPr>
-              <w:t>/</w:t>
-            </w:r>
-            <w:proofErr w:type="gramEnd"/>
+              <w:t xml:space="preserve">// </w:t>
+            </w:r>
             <w:r>
               <w:rPr>
                 <w:rFonts w:ascii="Consolas" w:hAnsi="Consolas"/>
                 <w:i/>
                 <w:iCs/>
                 <w:color w:val="999988"/>
-                <w:lang w:val="en-US"/>
-              </w:rPr>
-              <w:t xml:space="preserve">/ </w:t>
-            </w:r>
-            <w:r>
-              <w:rPr>
-                <w:rFonts w:ascii="Consolas" w:hAnsi="Consolas"/>
-                <w:i/>
-                <w:iCs/>
-                <w:color w:val="999988"/>
-              </w:rPr>
-              <w:t>Время</w:t>
+              </w:rPr>
+              <w:t>Адреса</w:t>
             </w:r>
           </w:p>
           <w:p>
@@ -5380,7 +4781,6 @@
               <w:rPr>
                 <w:rFonts w:ascii="Consolas" w:hAnsi="Consolas"/>
                 <w:color w:val="333333"/>
-                <w:lang w:val="en-US"/>
               </w:rPr>
             </w:pPr>
             <w:r>
@@ -5391,21 +4791,21 @@
               </w:rPr>
               <w:t xml:space="preserve">    </w:t>
             </w:r>
+            <w:proofErr w:type="spellStart"/>
             <w:r>
               <w:rPr>
                 <w:rFonts w:ascii="Consolas" w:hAnsi="Consolas"/>
                 <w:b/>
                 <w:bCs/>
                 <w:color w:val="445588"/>
-                <w:lang w:val="en-US"/>
               </w:rPr>
               <w:t>int</w:t>
             </w:r>
+            <w:proofErr w:type="spellEnd"/>
             <w:r>
               <w:rPr>
                 <w:rFonts w:ascii="Consolas" w:hAnsi="Consolas"/>
                 <w:color w:val="333333"/>
-                <w:lang w:val="en-US"/>
               </w:rPr>
               <w:t xml:space="preserve"> </w:t>
             </w:r>
@@ -5414,34 +4814,30 @@
               <w:rPr>
                 <w:rFonts w:ascii="Consolas" w:hAnsi="Consolas"/>
                 <w:color w:val="333333"/>
-                <w:lang w:val="en-US"/>
-              </w:rPr>
-              <w:t>mem</w:t>
+              </w:rPr>
+              <w:t xml:space="preserve">len; </w:t>
             </w:r>
             <w:r>
               <w:rPr>
                 <w:rFonts w:ascii="Consolas" w:hAnsi="Consolas"/>
                 <w:color w:val="333333"/>
-                <w:lang w:val="en-US"/>
-              </w:rPr>
-              <w:t xml:space="preserve">; </w:t>
-            </w:r>
+              </w:rPr>
+              <w:t xml:space="preserve">  </w:t>
+            </w:r>
+            <w:proofErr w:type="gramEnd"/>
             <w:r>
               <w:rPr>
                 <w:rFonts w:ascii="Consolas" w:hAnsi="Consolas"/>
                 <w:color w:val="333333"/>
-                <w:lang w:val="en-US"/>
-              </w:rPr>
-              <w:t xml:space="preserve">  </w:t>
-            </w:r>
-            <w:proofErr w:type="gramEnd"/>
+              </w:rPr>
+              <w:t xml:space="preserve">                   </w:t>
+            </w:r>
             <w:r>
               <w:rPr>
                 <w:rFonts w:ascii="Consolas" w:hAnsi="Consolas"/>
                 <w:color w:val="333333"/>
-                <w:lang w:val="en-US"/>
-              </w:rPr>
-              <w:t xml:space="preserve">               </w:t>
+              </w:rPr>
+              <w:t xml:space="preserve">    </w:t>
             </w:r>
             <w:r>
               <w:rPr>
@@ -5449,18 +4845,8 @@
                 <w:i/>
                 <w:iCs/>
                 <w:color w:val="999988"/>
-                <w:lang w:val="en-US"/>
-              </w:rPr>
-              <w:t xml:space="preserve">// </w:t>
-            </w:r>
-            <w:r>
-              <w:rPr>
-                <w:rFonts w:ascii="Consolas" w:hAnsi="Consolas"/>
-                <w:i/>
-                <w:iCs/>
-                <w:color w:val="999988"/>
-              </w:rPr>
-              <w:t>Память</w:t>
+              </w:rPr>
+              <w:t>// Кол-во адресов</w:t>
             </w:r>
           </w:p>
           <w:p>
@@ -5468,17 +4854,15 @@
               <w:pStyle w:val="HTML"/>
               <w:spacing w:line="244" w:lineRule="atLeast"/>
               <w:rPr>
+                <w:color w:val="333333"/>
+              </w:rPr>
+            </w:pPr>
+            <w:r>
+              <w:rPr>
                 <w:rFonts w:ascii="Consolas" w:hAnsi="Consolas"/>
                 <w:color w:val="333333"/>
               </w:rPr>
-            </w:pPr>
-            <w:r>
-              <w:rPr>
-                <w:rFonts w:ascii="Consolas" w:hAnsi="Consolas"/>
-                <w:color w:val="333333"/>
-                <w:lang w:val="en-US"/>
-              </w:rPr>
-              <w:t xml:space="preserve">    </w:t>
+              <w:t xml:space="preserve">} </w:t>
             </w:r>
             <w:proofErr w:type="spellStart"/>
             <w:r>
@@ -5488,87 +4872,7 @@
                 <w:bCs/>
                 <w:color w:val="445588"/>
               </w:rPr>
-              <w:t>int</w:t>
-            </w:r>
-            <w:proofErr w:type="spellEnd"/>
-            <w:r>
-              <w:rPr>
-                <w:rFonts w:ascii="Consolas" w:hAnsi="Consolas"/>
-                <w:color w:val="333333"/>
-              </w:rPr>
-              <w:t xml:space="preserve"> </w:t>
-            </w:r>
-            <w:proofErr w:type="spellStart"/>
-            <w:r>
-              <w:rPr>
-                <w:rFonts w:ascii="Consolas" w:hAnsi="Consolas"/>
-                <w:color w:val="333333"/>
-              </w:rPr>
-              <w:t>queue_</w:t>
-            </w:r>
-            <w:proofErr w:type="gramStart"/>
-            <w:r>
-              <w:rPr>
-                <w:rFonts w:ascii="Consolas" w:hAnsi="Consolas"/>
-                <w:color w:val="333333"/>
-              </w:rPr>
-              <w:t>len</w:t>
-            </w:r>
-            <w:proofErr w:type="spellEnd"/>
-            <w:r>
-              <w:rPr>
-                <w:rFonts w:ascii="Consolas" w:hAnsi="Consolas"/>
-                <w:color w:val="333333"/>
-              </w:rPr>
-              <w:t xml:space="preserve">; </w:t>
-            </w:r>
-            <w:r>
-              <w:rPr>
-                <w:rFonts w:ascii="Consolas" w:hAnsi="Consolas"/>
-                <w:color w:val="333333"/>
-              </w:rPr>
-              <w:t xml:space="preserve">  </w:t>
-            </w:r>
-            <w:proofErr w:type="gramEnd"/>
-            <w:r>
-              <w:rPr>
-                <w:rFonts w:ascii="Consolas" w:hAnsi="Consolas"/>
-                <w:color w:val="333333"/>
-              </w:rPr>
-              <w:t xml:space="preserve">         </w:t>
-            </w:r>
-            <w:r>
-              <w:rPr>
-                <w:rFonts w:ascii="Consolas" w:hAnsi="Consolas"/>
-                <w:i/>
-                <w:iCs/>
-                <w:color w:val="999988"/>
-              </w:rPr>
-              <w:t>// Длина обработанной очереди</w:t>
-            </w:r>
-          </w:p>
-          <w:p>
-            <w:pPr>
-              <w:pStyle w:val="HTML"/>
-              <w:spacing w:line="244" w:lineRule="atLeast"/>
-              <w:rPr>
-                <w:color w:val="333333"/>
-              </w:rPr>
-            </w:pPr>
-            <w:r>
-              <w:rPr>
-                <w:rFonts w:ascii="Consolas" w:hAnsi="Consolas"/>
-                <w:color w:val="333333"/>
-              </w:rPr>
-              <w:t xml:space="preserve">} </w:t>
-            </w:r>
-            <w:proofErr w:type="spellStart"/>
-            <w:r>
-              <w:rPr>
-                <w:rFonts w:ascii="Consolas" w:hAnsi="Consolas"/>
-                <w:color w:val="333333"/>
-              </w:rPr>
-              <w:t>measurement_table</w:t>
+              <w:t>p_node_t</w:t>
             </w:r>
             <w:proofErr w:type="spellEnd"/>
             <w:r>
@@ -5582,126 +4886,13 @@
         </w:tc>
       </w:tr>
     </w:tbl>
+    <w:p/>
     <w:p>
-      <w:pPr>
-        <w:rPr>
-          <w:lang w:val="en-US"/>
-        </w:rPr>
-      </w:pPr>
-    </w:p>
-    <w:p>
-      <w:pPr>
-        <w:pStyle w:val="1"/>
-        <w:jc w:val="center"/>
-        <w:rPr>
-          <w:rFonts w:ascii="Times New Roman" w:hAnsi="Times New Roman"/>
-          <w:sz w:val="28"/>
-          <w:szCs w:val="28"/>
-        </w:rPr>
-      </w:pPr>
-      <w:bookmarkStart w:id="15" w:name="_Toc120484673"/>
-      <w:r>
-        <w:rPr>
-          <w:rFonts w:ascii="Times New Roman" w:hAnsi="Times New Roman"/>
-          <w:sz w:val="28"/>
-          <w:szCs w:val="28"/>
-        </w:rPr>
-        <w:t>Описание алгоритма работы</w:t>
-      </w:r>
-      <w:bookmarkEnd w:id="15"/>
-    </w:p>
-    <w:p>
-      <w:pPr>
-        <w:pStyle w:val="a8"/>
-        <w:numPr>
-          <w:ilvl w:val="0"/>
-          <w:numId w:val="22"/>
-        </w:numPr>
-      </w:pPr>
-      <w:r>
-        <w:t>Пользователю выводится меню программы с возможностью выбрать желаемый</w:t>
-      </w:r>
-    </w:p>
-    <w:p>
-      <w:pPr>
-        <w:pStyle w:val="a8"/>
-        <w:numPr>
-          <w:ilvl w:val="0"/>
-          <w:numId w:val="22"/>
-        </w:numPr>
-      </w:pPr>
-      <w:r>
-        <w:t>Пользователь вводит желаемый пункт меню</w:t>
-      </w:r>
-    </w:p>
-    <w:p>
-      <w:pPr>
-        <w:pStyle w:val="a8"/>
-        <w:numPr>
-          <w:ilvl w:val="0"/>
-          <w:numId w:val="22"/>
-        </w:numPr>
-      </w:pPr>
-      <w:r>
-        <w:t>Пока пользователь не введет «0» (пункт выхода из программы), ему будет предложено вводить номера меню и выполнять желаемые действия</w:t>
-      </w:r>
-    </w:p>
-    <w:p>
-      <w:pPr>
-        <w:pStyle w:val="1"/>
-        <w:jc w:val="center"/>
-        <w:rPr>
-          <w:rFonts w:ascii="Times New Roman" w:hAnsi="Times New Roman"/>
-          <w:sz w:val="28"/>
-          <w:szCs w:val="28"/>
-        </w:rPr>
-      </w:pPr>
-      <w:bookmarkStart w:id="16" w:name="_Toc120484674"/>
-      <w:r>
-        <w:rPr>
-          <w:rFonts w:ascii="Times New Roman" w:hAnsi="Times New Roman"/>
-          <w:sz w:val="28"/>
-          <w:szCs w:val="28"/>
-        </w:rPr>
-        <w:t xml:space="preserve">Сравнение эффективности </w:t>
-      </w:r>
-      <w:r>
-        <w:rPr>
-          <w:rFonts w:ascii="Times New Roman" w:hAnsi="Times New Roman"/>
-          <w:sz w:val="28"/>
-          <w:szCs w:val="28"/>
-        </w:rPr>
-        <w:t>двух типов</w:t>
-      </w:r>
-      <w:r>
-        <w:rPr>
-          <w:rFonts w:ascii="Times New Roman" w:hAnsi="Times New Roman"/>
-          <w:sz w:val="28"/>
-          <w:szCs w:val="28"/>
-        </w:rPr>
-        <w:t xml:space="preserve"> очередей</w:t>
-      </w:r>
-      <w:r>
-        <w:rPr>
-          <w:rFonts w:ascii="Times New Roman" w:hAnsi="Times New Roman"/>
-          <w:sz w:val="28"/>
-          <w:szCs w:val="28"/>
-        </w:rPr>
-        <w:t xml:space="preserve"> при разных </w:t>
-      </w:r>
-      <w:r>
-        <w:rPr>
-          <w:rFonts w:ascii="Times New Roman" w:hAnsi="Times New Roman"/>
-          <w:sz w:val="28"/>
-          <w:szCs w:val="28"/>
-        </w:rPr>
-        <w:t>операциях над ними</w:t>
-      </w:r>
-      <w:bookmarkEnd w:id="16"/>
-    </w:p>
-    <w:p>
-      <w:r>
-        <w:t>Полученная таблица замеров</w:t>
+      <w:r>
+        <w:t>Тип данных, описывающий структуру для хранения</w:t>
+      </w:r>
+      <w:r>
+        <w:t xml:space="preserve"> информации о процессе моделирования</w:t>
       </w:r>
       <w:r>
         <w:t>:</w:t>
@@ -5752,23 +4943,7 @@
                 <w:sz w:val="20"/>
               </w:rPr>
             </w:pPr>
-            <w:r>
-              <w:rPr>
-                <w:rFonts w:ascii="Consolas" w:hAnsi="Consolas" w:cs="Courier New"/>
-                <w:color w:val="333333"/>
-                <w:sz w:val="20"/>
-              </w:rPr>
-              <w:t xml:space="preserve">                                 </w:t>
-            </w:r>
-            <w:r>
-              <w:rPr>
-                <w:rFonts w:ascii="Consolas" w:hAnsi="Consolas" w:cs="Courier New"/>
-                <w:color w:val="A61717"/>
-                <w:sz w:val="20"/>
-                <w:shd w:val="clear" w:color="auto" w:fill="E3D2D2"/>
-              </w:rPr>
-              <w:t>ОЧЕРЕДЬ</w:t>
-            </w:r>
+            <w:proofErr w:type="spellStart"/>
             <w:r>
               <w:rPr>
                 <w:rFonts w:ascii="Consolas" w:hAnsi="Consolas" w:cs="Courier New"/>
@@ -5777,16 +4952,36 @@
                 <w:color w:val="333333"/>
                 <w:sz w:val="20"/>
               </w:rPr>
-              <w:t>-</w:t>
-            </w:r>
-            <w:r>
-              <w:rPr>
-                <w:rFonts w:ascii="Consolas" w:hAnsi="Consolas" w:cs="Courier New"/>
-                <w:color w:val="A61717"/>
-                <w:sz w:val="20"/>
-                <w:shd w:val="clear" w:color="auto" w:fill="E3D2D2"/>
-              </w:rPr>
-              <w:t>МАССИВ</w:t>
+              <w:t>typedef</w:t>
+            </w:r>
+            <w:proofErr w:type="spellEnd"/>
+            <w:r>
+              <w:rPr>
+                <w:rFonts w:ascii="Consolas" w:hAnsi="Consolas" w:cs="Courier New"/>
+                <w:color w:val="333333"/>
+                <w:sz w:val="20"/>
+              </w:rPr>
+              <w:t xml:space="preserve"> </w:t>
+            </w:r>
+            <w:proofErr w:type="spellStart"/>
+            <w:r>
+              <w:rPr>
+                <w:rFonts w:ascii="Consolas" w:hAnsi="Consolas" w:cs="Courier New"/>
+                <w:b/>
+                <w:bCs/>
+                <w:color w:val="333333"/>
+                <w:sz w:val="20"/>
+              </w:rPr>
+              <w:t>struct</w:t>
+            </w:r>
+            <w:proofErr w:type="spellEnd"/>
+            <w:r>
+              <w:rPr>
+                <w:rFonts w:ascii="Consolas" w:hAnsi="Consolas" w:cs="Courier New"/>
+                <w:color w:val="333333"/>
+                <w:sz w:val="20"/>
+              </w:rPr>
+              <w:t xml:space="preserve"> </w:t>
             </w:r>
           </w:p>
           <w:p>
@@ -5823,12 +5018,10 @@
             <w:r>
               <w:rPr>
                 <w:rFonts w:ascii="Consolas" w:hAnsi="Consolas" w:cs="Courier New"/>
-                <w:b/>
-                <w:bCs/>
-                <w:color w:val="333333"/>
-                <w:sz w:val="20"/>
-              </w:rPr>
-              <w:t>---------------------------------------------------------------------------</w:t>
+                <w:color w:val="333333"/>
+                <w:sz w:val="20"/>
+              </w:rPr>
+              <w:t>{</w:t>
             </w:r>
           </w:p>
           <w:p>
@@ -5865,13 +5058,23 @@
             <w:r>
               <w:rPr>
                 <w:rFonts w:ascii="Consolas" w:hAnsi="Consolas" w:cs="Courier New"/>
+                <w:color w:val="333333"/>
+                <w:sz w:val="20"/>
+              </w:rPr>
+              <w:t xml:space="preserve">    </w:t>
+            </w:r>
+            <w:proofErr w:type="spellStart"/>
+            <w:r>
+              <w:rPr>
+                <w:rFonts w:ascii="Consolas" w:hAnsi="Consolas" w:cs="Courier New"/>
                 <w:b/>
                 <w:bCs/>
-                <w:color w:val="333333"/>
-                <w:sz w:val="20"/>
-              </w:rPr>
-              <w:t>|</w:t>
-            </w:r>
+                <w:color w:val="445588"/>
+                <w:sz w:val="20"/>
+              </w:rPr>
+              <w:t>int</w:t>
+            </w:r>
+            <w:proofErr w:type="spellEnd"/>
             <w:r>
               <w:rPr>
                 <w:rFonts w:ascii="Consolas" w:hAnsi="Consolas" w:cs="Courier New"/>
@@ -5880,33 +5083,23 @@
               </w:rPr>
               <w:t xml:space="preserve"> </w:t>
             </w:r>
-            <w:r>
-              <w:rPr>
-                <w:rFonts w:ascii="Consolas" w:hAnsi="Consolas" w:cs="Courier New"/>
-                <w:color w:val="A61717"/>
-                <w:sz w:val="20"/>
-                <w:shd w:val="clear" w:color="auto" w:fill="E3D2D2"/>
-              </w:rPr>
-              <w:t>КОЛ</w:t>
-            </w:r>
-            <w:r>
-              <w:rPr>
-                <w:rFonts w:ascii="Consolas" w:hAnsi="Consolas" w:cs="Courier New"/>
-                <w:b/>
-                <w:bCs/>
-                <w:color w:val="333333"/>
-                <w:sz w:val="20"/>
-              </w:rPr>
-              <w:t>-</w:t>
-            </w:r>
-            <w:r>
-              <w:rPr>
-                <w:rFonts w:ascii="Consolas" w:hAnsi="Consolas" w:cs="Courier New"/>
-                <w:color w:val="A61717"/>
-                <w:sz w:val="20"/>
-                <w:shd w:val="clear" w:color="auto" w:fill="E3D2D2"/>
-              </w:rPr>
-              <w:t>ВО</w:t>
+            <w:proofErr w:type="spellStart"/>
+            <w:r>
+              <w:rPr>
+                <w:rFonts w:ascii="Consolas" w:hAnsi="Consolas" w:cs="Courier New"/>
+                <w:color w:val="333333"/>
+                <w:sz w:val="20"/>
+              </w:rPr>
+              <w:t>first_machine_min_work_time</w:t>
+            </w:r>
+            <w:proofErr w:type="spellEnd"/>
+            <w:r>
+              <w:rPr>
+                <w:rFonts w:ascii="Consolas" w:hAnsi="Consolas" w:cs="Courier New"/>
+                <w:color w:val="333333"/>
+                <w:sz w:val="20"/>
+              </w:rPr>
+              <w:t>;</w:t>
             </w:r>
             <w:r>
               <w:rPr>
@@ -5919,146 +5112,12 @@
             <w:r>
               <w:rPr>
                 <w:rFonts w:ascii="Consolas" w:hAnsi="Consolas" w:cs="Courier New"/>
-                <w:color w:val="A61717"/>
-                <w:sz w:val="20"/>
-                <w:shd w:val="clear" w:color="auto" w:fill="E3D2D2"/>
-              </w:rPr>
-              <w:t>ВЫПОЛНЕНИЙ</w:t>
-            </w:r>
-            <w:r>
-              <w:rPr>
-                <w:rFonts w:ascii="Consolas" w:hAnsi="Consolas" w:cs="Courier New"/>
-                <w:color w:val="333333"/>
-                <w:sz w:val="20"/>
-              </w:rPr>
-              <w:t xml:space="preserve"> </w:t>
-            </w:r>
-            <w:proofErr w:type="gramStart"/>
-            <w:r>
-              <w:rPr>
-                <w:rFonts w:ascii="Consolas" w:hAnsi="Consolas" w:cs="Courier New"/>
-                <w:b/>
-                <w:bCs/>
-                <w:color w:val="333333"/>
-                <w:sz w:val="20"/>
-              </w:rPr>
-              <w:t>|</w:t>
-            </w:r>
-            <w:r>
-              <w:rPr>
-                <w:rFonts w:ascii="Consolas" w:hAnsi="Consolas" w:cs="Courier New"/>
-                <w:color w:val="333333"/>
-                <w:sz w:val="20"/>
-              </w:rPr>
-              <w:t xml:space="preserve">  PUSH</w:t>
-            </w:r>
-            <w:proofErr w:type="gramEnd"/>
-            <w:r>
-              <w:rPr>
-                <w:rFonts w:ascii="Consolas" w:hAnsi="Consolas" w:cs="Courier New"/>
-                <w:color w:val="333333"/>
-                <w:sz w:val="20"/>
-              </w:rPr>
-              <w:t>_TIME (</w:t>
-            </w:r>
-            <w:proofErr w:type="spellStart"/>
-            <w:r>
-              <w:rPr>
-                <w:rFonts w:ascii="Consolas" w:hAnsi="Consolas" w:cs="Courier New"/>
-                <w:color w:val="333333"/>
-                <w:sz w:val="20"/>
-              </w:rPr>
-              <w:t>mcs</w:t>
-            </w:r>
-            <w:proofErr w:type="spellEnd"/>
-            <w:r>
-              <w:rPr>
-                <w:rFonts w:ascii="Consolas" w:hAnsi="Consolas" w:cs="Courier New"/>
-                <w:color w:val="333333"/>
-                <w:sz w:val="20"/>
-              </w:rPr>
-              <w:t xml:space="preserve">)  </w:t>
-            </w:r>
-            <w:r>
-              <w:rPr>
-                <w:rFonts w:ascii="Consolas" w:hAnsi="Consolas" w:cs="Courier New"/>
-                <w:b/>
-                <w:bCs/>
-                <w:color w:val="333333"/>
-                <w:sz w:val="20"/>
-              </w:rPr>
-              <w:t>|</w:t>
-            </w:r>
-            <w:r>
-              <w:rPr>
-                <w:rFonts w:ascii="Consolas" w:hAnsi="Consolas" w:cs="Courier New"/>
-                <w:color w:val="333333"/>
-                <w:sz w:val="20"/>
-              </w:rPr>
-              <w:t xml:space="preserve">  POP_TIME (</w:t>
-            </w:r>
-            <w:proofErr w:type="spellStart"/>
-            <w:r>
-              <w:rPr>
-                <w:rFonts w:ascii="Consolas" w:hAnsi="Consolas" w:cs="Courier New"/>
-                <w:color w:val="333333"/>
-                <w:sz w:val="20"/>
-              </w:rPr>
-              <w:t>mcs</w:t>
-            </w:r>
-            <w:proofErr w:type="spellEnd"/>
-            <w:r>
-              <w:rPr>
-                <w:rFonts w:ascii="Consolas" w:hAnsi="Consolas" w:cs="Courier New"/>
-                <w:color w:val="333333"/>
-                <w:sz w:val="20"/>
-              </w:rPr>
-              <w:t xml:space="preserve">)  </w:t>
-            </w:r>
-            <w:r>
-              <w:rPr>
-                <w:rFonts w:ascii="Consolas" w:hAnsi="Consolas" w:cs="Courier New"/>
-                <w:b/>
-                <w:bCs/>
-                <w:color w:val="333333"/>
-                <w:sz w:val="20"/>
-              </w:rPr>
-              <w:t>|</w:t>
-            </w:r>
-            <w:r>
-              <w:rPr>
-                <w:rFonts w:ascii="Consolas" w:hAnsi="Consolas" w:cs="Courier New"/>
-                <w:color w:val="333333"/>
-                <w:sz w:val="20"/>
-              </w:rPr>
-              <w:t xml:space="preserve">  </w:t>
-            </w:r>
-            <w:r>
-              <w:rPr>
-                <w:rFonts w:ascii="Consolas" w:hAnsi="Consolas" w:cs="Courier New"/>
-                <w:color w:val="A61717"/>
-                <w:sz w:val="20"/>
-                <w:shd w:val="clear" w:color="auto" w:fill="E3D2D2"/>
-              </w:rPr>
-              <w:t>ПАМЯТЬ</w:t>
-            </w:r>
-            <w:r>
-              <w:rPr>
-                <w:rFonts w:ascii="Consolas" w:hAnsi="Consolas" w:cs="Courier New"/>
-                <w:color w:val="333333"/>
-                <w:sz w:val="20"/>
-              </w:rPr>
-              <w:t xml:space="preserve"> (b)  </w:t>
-            </w:r>
-            <w:r>
-              <w:rPr>
-                <w:rFonts w:ascii="Consolas" w:hAnsi="Consolas" w:cs="Courier New"/>
-                <w:b/>
-                <w:bCs/>
-                <w:color w:val="333333"/>
-                <w:sz w:val="20"/>
-              </w:rPr>
-              <w:t>|</w:t>
+                <w:i/>
+                <w:iCs/>
+                <w:color w:val="999988"/>
+                <w:sz w:val="20"/>
+              </w:rPr>
+              <w:t>//Минимальное время обработки (первый аппарат)</w:t>
             </w:r>
           </w:p>
           <w:p>
@@ -6095,12 +5154,58 @@
             <w:r>
               <w:rPr>
                 <w:rFonts w:ascii="Consolas" w:hAnsi="Consolas" w:cs="Courier New"/>
+                <w:color w:val="333333"/>
+                <w:sz w:val="20"/>
+              </w:rPr>
+              <w:t xml:space="preserve">    </w:t>
+            </w:r>
+            <w:proofErr w:type="spellStart"/>
+            <w:r>
+              <w:rPr>
+                <w:rFonts w:ascii="Consolas" w:hAnsi="Consolas" w:cs="Courier New"/>
                 <w:b/>
                 <w:bCs/>
-                <w:color w:val="333333"/>
-                <w:sz w:val="20"/>
-              </w:rPr>
-              <w:t>---------------------------------------------------------------------------</w:t>
+                <w:color w:val="445588"/>
+                <w:sz w:val="20"/>
+              </w:rPr>
+              <w:t>int</w:t>
+            </w:r>
+            <w:proofErr w:type="spellEnd"/>
+            <w:r>
+              <w:rPr>
+                <w:rFonts w:ascii="Consolas" w:hAnsi="Consolas" w:cs="Courier New"/>
+                <w:color w:val="333333"/>
+                <w:sz w:val="20"/>
+              </w:rPr>
+              <w:t xml:space="preserve"> </w:t>
+            </w:r>
+            <w:proofErr w:type="spellStart"/>
+            <w:r>
+              <w:rPr>
+                <w:rFonts w:ascii="Consolas" w:hAnsi="Consolas" w:cs="Courier New"/>
+                <w:color w:val="333333"/>
+                <w:sz w:val="20"/>
+              </w:rPr>
+              <w:t>first_machine_max_work_time</w:t>
+            </w:r>
+            <w:proofErr w:type="spellEnd"/>
+            <w:r>
+              <w:rPr>
+                <w:rFonts w:ascii="Consolas" w:hAnsi="Consolas" w:cs="Courier New"/>
+                <w:color w:val="333333"/>
+                <w:sz w:val="20"/>
+              </w:rPr>
+              <w:t xml:space="preserve">; </w:t>
+            </w:r>
+            <w:r>
+              <w:rPr>
+                <w:rFonts w:ascii="Consolas" w:hAnsi="Consolas" w:cs="Courier New"/>
+                <w:i/>
+                <w:iCs/>
+                <w:color w:val="999988"/>
+                <w:sz w:val="20"/>
+              </w:rPr>
+              <w:t>//Максимальное время обработки (первый аппарат)</w:t>
             </w:r>
           </w:p>
           <w:p>
@@ -6137,116 +5242,58 @@
             <w:r>
               <w:rPr>
                 <w:rFonts w:ascii="Consolas" w:hAnsi="Consolas" w:cs="Courier New"/>
+                <w:color w:val="333333"/>
+                <w:sz w:val="20"/>
+              </w:rPr>
+              <w:t xml:space="preserve">    </w:t>
+            </w:r>
+            <w:proofErr w:type="spellStart"/>
+            <w:r>
+              <w:rPr>
+                <w:rFonts w:ascii="Consolas" w:hAnsi="Consolas" w:cs="Courier New"/>
                 <w:b/>
                 <w:bCs/>
-                <w:color w:val="333333"/>
-                <w:sz w:val="20"/>
-              </w:rPr>
-              <w:t>|</w:t>
-            </w:r>
-            <w:r>
-              <w:rPr>
-                <w:rFonts w:ascii="Consolas" w:hAnsi="Consolas" w:cs="Courier New"/>
-                <w:color w:val="333333"/>
-                <w:sz w:val="20"/>
-              </w:rPr>
-              <w:t xml:space="preserve">                </w:t>
-            </w:r>
-            <w:r>
-              <w:rPr>
-                <w:rFonts w:ascii="Consolas" w:hAnsi="Consolas" w:cs="Courier New"/>
-                <w:color w:val="009999"/>
-                <w:sz w:val="20"/>
-              </w:rPr>
-              <w:t>100</w:t>
-            </w:r>
-            <w:r>
-              <w:rPr>
-                <w:rFonts w:ascii="Consolas" w:hAnsi="Consolas" w:cs="Courier New"/>
-                <w:b/>
-                <w:bCs/>
-                <w:color w:val="333333"/>
-                <w:sz w:val="20"/>
-              </w:rPr>
-              <w:t>|</w:t>
-            </w:r>
-            <w:r>
-              <w:rPr>
-                <w:rFonts w:ascii="Consolas" w:hAnsi="Consolas" w:cs="Courier New"/>
-                <w:color w:val="333333"/>
-                <w:sz w:val="20"/>
-              </w:rPr>
-              <w:t xml:space="preserve">                  </w:t>
-            </w:r>
-            <w:r>
-              <w:rPr>
-                <w:rFonts w:ascii="Consolas" w:hAnsi="Consolas" w:cs="Courier New"/>
-                <w:color w:val="009999"/>
-                <w:sz w:val="20"/>
-              </w:rPr>
-              <w:t>1</w:t>
-            </w:r>
-            <w:r>
-              <w:rPr>
-                <w:rFonts w:ascii="Consolas" w:hAnsi="Consolas" w:cs="Courier New"/>
-                <w:b/>
-                <w:bCs/>
-                <w:color w:val="333333"/>
-                <w:sz w:val="20"/>
-              </w:rPr>
-              <w:t>|</w:t>
-            </w:r>
-            <w:r>
-              <w:rPr>
-                <w:rFonts w:ascii="Consolas" w:hAnsi="Consolas" w:cs="Courier New"/>
-                <w:color w:val="333333"/>
-                <w:sz w:val="20"/>
-              </w:rPr>
-              <w:t xml:space="preserve">                 </w:t>
-            </w:r>
-            <w:r>
-              <w:rPr>
-                <w:rFonts w:ascii="Consolas" w:hAnsi="Consolas" w:cs="Courier New"/>
-                <w:color w:val="009999"/>
-                <w:sz w:val="20"/>
-              </w:rPr>
-              <w:t>9</w:t>
-            </w:r>
-            <w:r>
-              <w:rPr>
-                <w:rFonts w:ascii="Consolas" w:hAnsi="Consolas" w:cs="Courier New"/>
-                <w:b/>
-                <w:bCs/>
-                <w:color w:val="333333"/>
-                <w:sz w:val="20"/>
-              </w:rPr>
-              <w:t>|</w:t>
-            </w:r>
-            <w:r>
-              <w:rPr>
-                <w:rFonts w:ascii="Consolas" w:hAnsi="Consolas" w:cs="Courier New"/>
-                <w:color w:val="333333"/>
-                <w:sz w:val="20"/>
-              </w:rPr>
-              <w:t xml:space="preserve">          </w:t>
-            </w:r>
-            <w:r>
-              <w:rPr>
-                <w:rFonts w:ascii="Consolas" w:hAnsi="Consolas" w:cs="Courier New"/>
-                <w:color w:val="009999"/>
-                <w:sz w:val="20"/>
-              </w:rPr>
-              <w:t>8048</w:t>
-            </w:r>
-            <w:r>
-              <w:rPr>
-                <w:rFonts w:ascii="Consolas" w:hAnsi="Consolas" w:cs="Courier New"/>
-                <w:b/>
-                <w:bCs/>
-                <w:color w:val="333333"/>
-                <w:sz w:val="20"/>
-              </w:rPr>
-              <w:t>|</w:t>
+                <w:color w:val="445588"/>
+                <w:sz w:val="20"/>
+              </w:rPr>
+              <w:t>int</w:t>
+            </w:r>
+            <w:proofErr w:type="spellEnd"/>
+            <w:r>
+              <w:rPr>
+                <w:rFonts w:ascii="Consolas" w:hAnsi="Consolas" w:cs="Courier New"/>
+                <w:color w:val="333333"/>
+                <w:sz w:val="20"/>
+              </w:rPr>
+              <w:t xml:space="preserve"> </w:t>
+            </w:r>
+            <w:proofErr w:type="spellStart"/>
+            <w:r>
+              <w:rPr>
+                <w:rFonts w:ascii="Consolas" w:hAnsi="Consolas" w:cs="Courier New"/>
+                <w:color w:val="333333"/>
+                <w:sz w:val="20"/>
+              </w:rPr>
+              <w:t>second_machine_min_work_time</w:t>
+            </w:r>
+            <w:proofErr w:type="spellEnd"/>
+            <w:r>
+              <w:rPr>
+                <w:rFonts w:ascii="Consolas" w:hAnsi="Consolas" w:cs="Courier New"/>
+                <w:color w:val="333333"/>
+                <w:sz w:val="20"/>
+              </w:rPr>
+              <w:t xml:space="preserve">; </w:t>
+            </w:r>
+            <w:r>
+              <w:rPr>
+                <w:rFonts w:ascii="Consolas" w:hAnsi="Consolas" w:cs="Courier New"/>
+                <w:i/>
+                <w:iCs/>
+                <w:color w:val="999988"/>
+                <w:sz w:val="20"/>
+              </w:rPr>
+              <w:t>// Минимальное время обработки (Второй аппарат)</w:t>
             </w:r>
           </w:p>
           <w:p>
@@ -6283,450 +5330,58 @@
             <w:r>
               <w:rPr>
                 <w:rFonts w:ascii="Consolas" w:hAnsi="Consolas" w:cs="Courier New"/>
+                <w:color w:val="333333"/>
+                <w:sz w:val="20"/>
+              </w:rPr>
+              <w:t xml:space="preserve">    </w:t>
+            </w:r>
+            <w:proofErr w:type="spellStart"/>
+            <w:r>
+              <w:rPr>
+                <w:rFonts w:ascii="Consolas" w:hAnsi="Consolas" w:cs="Courier New"/>
                 <w:b/>
                 <w:bCs/>
-                <w:color w:val="333333"/>
-                <w:sz w:val="20"/>
-              </w:rPr>
-              <w:t>|</w:t>
-            </w:r>
-            <w:r>
-              <w:rPr>
-                <w:rFonts w:ascii="Consolas" w:hAnsi="Consolas" w:cs="Courier New"/>
-                <w:color w:val="333333"/>
-                <w:sz w:val="20"/>
-              </w:rPr>
-              <w:t xml:space="preserve">                </w:t>
-            </w:r>
-            <w:r>
-              <w:rPr>
-                <w:rFonts w:ascii="Consolas" w:hAnsi="Consolas" w:cs="Courier New"/>
-                <w:color w:val="009999"/>
-                <w:sz w:val="20"/>
-              </w:rPr>
-              <w:t>250</w:t>
-            </w:r>
-            <w:r>
-              <w:rPr>
-                <w:rFonts w:ascii="Consolas" w:hAnsi="Consolas" w:cs="Courier New"/>
-                <w:b/>
-                <w:bCs/>
-                <w:color w:val="333333"/>
-                <w:sz w:val="20"/>
-              </w:rPr>
-              <w:t>|</w:t>
-            </w:r>
-            <w:r>
-              <w:rPr>
-                <w:rFonts w:ascii="Consolas" w:hAnsi="Consolas" w:cs="Courier New"/>
-                <w:color w:val="333333"/>
-                <w:sz w:val="20"/>
-              </w:rPr>
-              <w:t xml:space="preserve">                  </w:t>
-            </w:r>
-            <w:r>
-              <w:rPr>
-                <w:rFonts w:ascii="Consolas" w:hAnsi="Consolas" w:cs="Courier New"/>
-                <w:color w:val="009999"/>
-                <w:sz w:val="20"/>
-              </w:rPr>
-              <w:t>1</w:t>
-            </w:r>
-            <w:r>
-              <w:rPr>
-                <w:rFonts w:ascii="Consolas" w:hAnsi="Consolas" w:cs="Courier New"/>
-                <w:b/>
-                <w:bCs/>
-                <w:color w:val="333333"/>
-                <w:sz w:val="20"/>
-              </w:rPr>
-              <w:t>|</w:t>
-            </w:r>
-            <w:r>
-              <w:rPr>
-                <w:rFonts w:ascii="Consolas" w:hAnsi="Consolas" w:cs="Courier New"/>
-                <w:color w:val="333333"/>
-                <w:sz w:val="20"/>
-              </w:rPr>
-              <w:t xml:space="preserve">                </w:t>
-            </w:r>
-            <w:r>
-              <w:rPr>
-                <w:rFonts w:ascii="Consolas" w:hAnsi="Consolas" w:cs="Courier New"/>
-                <w:color w:val="009999"/>
-                <w:sz w:val="20"/>
-              </w:rPr>
-              <w:t>54</w:t>
-            </w:r>
-            <w:r>
-              <w:rPr>
-                <w:rFonts w:ascii="Consolas" w:hAnsi="Consolas" w:cs="Courier New"/>
-                <w:b/>
-                <w:bCs/>
-                <w:color w:val="333333"/>
-                <w:sz w:val="20"/>
-              </w:rPr>
-              <w:t>|</w:t>
-            </w:r>
-            <w:r>
-              <w:rPr>
-                <w:rFonts w:ascii="Consolas" w:hAnsi="Consolas" w:cs="Courier New"/>
-                <w:color w:val="333333"/>
-                <w:sz w:val="20"/>
-              </w:rPr>
-              <w:t xml:space="preserve">          </w:t>
-            </w:r>
-            <w:r>
-              <w:rPr>
-                <w:rFonts w:ascii="Consolas" w:hAnsi="Consolas" w:cs="Courier New"/>
-                <w:color w:val="009999"/>
-                <w:sz w:val="20"/>
-              </w:rPr>
-              <w:t>8048</w:t>
-            </w:r>
-            <w:r>
-              <w:rPr>
-                <w:rFonts w:ascii="Consolas" w:hAnsi="Consolas" w:cs="Courier New"/>
-                <w:b/>
-                <w:bCs/>
-                <w:color w:val="333333"/>
-                <w:sz w:val="20"/>
-              </w:rPr>
-              <w:t>|</w:t>
-            </w:r>
-          </w:p>
-          <w:p>
-            <w:pPr>
-              <w:widowControl/>
-              <w:tabs>
-                <w:tab w:val="left" w:pos="916"/>
-                <w:tab w:val="left" w:pos="1832"/>
-                <w:tab w:val="left" w:pos="2748"/>
-                <w:tab w:val="left" w:pos="3664"/>
-                <w:tab w:val="left" w:pos="4580"/>
-                <w:tab w:val="left" w:pos="5496"/>
-                <w:tab w:val="left" w:pos="6412"/>
-                <w:tab w:val="left" w:pos="7328"/>
-                <w:tab w:val="left" w:pos="8244"/>
-                <w:tab w:val="left" w:pos="9160"/>
-                <w:tab w:val="left" w:pos="10076"/>
-                <w:tab w:val="left" w:pos="10992"/>
-                <w:tab w:val="left" w:pos="11908"/>
-                <w:tab w:val="left" w:pos="12824"/>
-                <w:tab w:val="left" w:pos="13740"/>
-                <w:tab w:val="left" w:pos="14656"/>
-              </w:tabs>
-              <w:suppressAutoHyphens w:val="0"/>
-              <w:autoSpaceDN/>
-              <w:spacing w:line="244" w:lineRule="atLeast"/>
-              <w:jc w:val="left"/>
-              <w:rPr>
-                <w:rFonts w:ascii="Consolas" w:hAnsi="Consolas" w:cs="Courier New"/>
-                <w:color w:val="333333"/>
-                <w:sz w:val="20"/>
-              </w:rPr>
-            </w:pPr>
-            <w:r>
-              <w:rPr>
-                <w:rFonts w:ascii="Consolas" w:hAnsi="Consolas" w:cs="Courier New"/>
-                <w:b/>
-                <w:bCs/>
-                <w:color w:val="333333"/>
-                <w:sz w:val="20"/>
-              </w:rPr>
-              <w:t>|</w:t>
-            </w:r>
-            <w:r>
-              <w:rPr>
-                <w:rFonts w:ascii="Consolas" w:hAnsi="Consolas" w:cs="Courier New"/>
-                <w:color w:val="333333"/>
-                <w:sz w:val="20"/>
-              </w:rPr>
-              <w:t xml:space="preserve">                </w:t>
-            </w:r>
-            <w:r>
-              <w:rPr>
-                <w:rFonts w:ascii="Consolas" w:hAnsi="Consolas" w:cs="Courier New"/>
-                <w:color w:val="009999"/>
-                <w:sz w:val="20"/>
-              </w:rPr>
-              <w:t>500</w:t>
-            </w:r>
-            <w:r>
-              <w:rPr>
-                <w:rFonts w:ascii="Consolas" w:hAnsi="Consolas" w:cs="Courier New"/>
-                <w:b/>
-                <w:bCs/>
-                <w:color w:val="333333"/>
-                <w:sz w:val="20"/>
-              </w:rPr>
-              <w:t>|</w:t>
-            </w:r>
-            <w:r>
-              <w:rPr>
-                <w:rFonts w:ascii="Consolas" w:hAnsi="Consolas" w:cs="Courier New"/>
-                <w:color w:val="333333"/>
-                <w:sz w:val="20"/>
-              </w:rPr>
-              <w:t xml:space="preserve">                  </w:t>
-            </w:r>
-            <w:r>
-              <w:rPr>
-                <w:rFonts w:ascii="Consolas" w:hAnsi="Consolas" w:cs="Courier New"/>
-                <w:color w:val="009999"/>
-                <w:sz w:val="20"/>
-              </w:rPr>
-              <w:t>2</w:t>
-            </w:r>
-            <w:r>
-              <w:rPr>
-                <w:rFonts w:ascii="Consolas" w:hAnsi="Consolas" w:cs="Courier New"/>
-                <w:b/>
-                <w:bCs/>
-                <w:color w:val="333333"/>
-                <w:sz w:val="20"/>
-              </w:rPr>
-              <w:t>|</w:t>
-            </w:r>
-            <w:r>
-              <w:rPr>
-                <w:rFonts w:ascii="Consolas" w:hAnsi="Consolas" w:cs="Courier New"/>
-                <w:color w:val="333333"/>
-                <w:sz w:val="20"/>
-              </w:rPr>
-              <w:t xml:space="preserve">               </w:t>
-            </w:r>
-            <w:r>
-              <w:rPr>
-                <w:rFonts w:ascii="Consolas" w:hAnsi="Consolas" w:cs="Courier New"/>
-                <w:color w:val="009999"/>
-                <w:sz w:val="20"/>
-              </w:rPr>
-              <w:t>261</w:t>
-            </w:r>
-            <w:r>
-              <w:rPr>
-                <w:rFonts w:ascii="Consolas" w:hAnsi="Consolas" w:cs="Courier New"/>
-                <w:b/>
-                <w:bCs/>
-                <w:color w:val="333333"/>
-                <w:sz w:val="20"/>
-              </w:rPr>
-              <w:t>|</w:t>
-            </w:r>
-            <w:r>
-              <w:rPr>
-                <w:rFonts w:ascii="Consolas" w:hAnsi="Consolas" w:cs="Courier New"/>
-                <w:color w:val="333333"/>
-                <w:sz w:val="20"/>
-              </w:rPr>
-              <w:t xml:space="preserve">          </w:t>
-            </w:r>
-            <w:r>
-              <w:rPr>
-                <w:rFonts w:ascii="Consolas" w:hAnsi="Consolas" w:cs="Courier New"/>
-                <w:color w:val="009999"/>
-                <w:sz w:val="20"/>
-              </w:rPr>
-              <w:t>8048</w:t>
-            </w:r>
-            <w:r>
-              <w:rPr>
-                <w:rFonts w:ascii="Consolas" w:hAnsi="Consolas" w:cs="Courier New"/>
-                <w:b/>
-                <w:bCs/>
-                <w:color w:val="333333"/>
-                <w:sz w:val="20"/>
-              </w:rPr>
-              <w:t>|</w:t>
-            </w:r>
-          </w:p>
-          <w:p>
-            <w:pPr>
-              <w:widowControl/>
-              <w:tabs>
-                <w:tab w:val="left" w:pos="916"/>
-                <w:tab w:val="left" w:pos="1832"/>
-                <w:tab w:val="left" w:pos="2748"/>
-                <w:tab w:val="left" w:pos="3664"/>
-                <w:tab w:val="left" w:pos="4580"/>
-                <w:tab w:val="left" w:pos="5496"/>
-                <w:tab w:val="left" w:pos="6412"/>
-                <w:tab w:val="left" w:pos="7328"/>
-                <w:tab w:val="left" w:pos="8244"/>
-                <w:tab w:val="left" w:pos="9160"/>
-                <w:tab w:val="left" w:pos="10076"/>
-                <w:tab w:val="left" w:pos="10992"/>
-                <w:tab w:val="left" w:pos="11908"/>
-                <w:tab w:val="left" w:pos="12824"/>
-                <w:tab w:val="left" w:pos="13740"/>
-                <w:tab w:val="left" w:pos="14656"/>
-              </w:tabs>
-              <w:suppressAutoHyphens w:val="0"/>
-              <w:autoSpaceDN/>
-              <w:spacing w:line="244" w:lineRule="atLeast"/>
-              <w:jc w:val="left"/>
-              <w:rPr>
-                <w:rFonts w:ascii="Consolas" w:hAnsi="Consolas" w:cs="Courier New"/>
-                <w:color w:val="333333"/>
-                <w:sz w:val="20"/>
-              </w:rPr>
-            </w:pPr>
-            <w:r>
-              <w:rPr>
-                <w:rFonts w:ascii="Consolas" w:hAnsi="Consolas" w:cs="Courier New"/>
-                <w:b/>
-                <w:bCs/>
-                <w:color w:val="333333"/>
-                <w:sz w:val="20"/>
-              </w:rPr>
-              <w:t>|</w:t>
-            </w:r>
-            <w:r>
-              <w:rPr>
-                <w:rFonts w:ascii="Consolas" w:hAnsi="Consolas" w:cs="Courier New"/>
-                <w:color w:val="333333"/>
-                <w:sz w:val="20"/>
-              </w:rPr>
-              <w:t xml:space="preserve">               </w:t>
-            </w:r>
-            <w:r>
-              <w:rPr>
-                <w:rFonts w:ascii="Consolas" w:hAnsi="Consolas" w:cs="Courier New"/>
-                <w:color w:val="009999"/>
-                <w:sz w:val="20"/>
-              </w:rPr>
-              <w:t>1000</w:t>
-            </w:r>
-            <w:r>
-              <w:rPr>
-                <w:rFonts w:ascii="Consolas" w:hAnsi="Consolas" w:cs="Courier New"/>
-                <w:b/>
-                <w:bCs/>
-                <w:color w:val="333333"/>
-                <w:sz w:val="20"/>
-              </w:rPr>
-              <w:t>|</w:t>
-            </w:r>
-            <w:r>
-              <w:rPr>
-                <w:rFonts w:ascii="Consolas" w:hAnsi="Consolas" w:cs="Courier New"/>
-                <w:color w:val="333333"/>
-                <w:sz w:val="20"/>
-              </w:rPr>
-              <w:t xml:space="preserve">                  </w:t>
-            </w:r>
-            <w:r>
-              <w:rPr>
-                <w:rFonts w:ascii="Consolas" w:hAnsi="Consolas" w:cs="Courier New"/>
-                <w:color w:val="009999"/>
-                <w:sz w:val="20"/>
-              </w:rPr>
-              <w:t>3</w:t>
-            </w:r>
-            <w:r>
-              <w:rPr>
-                <w:rFonts w:ascii="Consolas" w:hAnsi="Consolas" w:cs="Courier New"/>
-                <w:b/>
-                <w:bCs/>
-                <w:color w:val="333333"/>
-                <w:sz w:val="20"/>
-              </w:rPr>
-              <w:t>|</w:t>
-            </w:r>
-            <w:r>
-              <w:rPr>
-                <w:rFonts w:ascii="Consolas" w:hAnsi="Consolas" w:cs="Courier New"/>
-                <w:color w:val="333333"/>
-                <w:sz w:val="20"/>
-              </w:rPr>
-              <w:t xml:space="preserve">               </w:t>
-            </w:r>
-            <w:r>
-              <w:rPr>
-                <w:rFonts w:ascii="Consolas" w:hAnsi="Consolas" w:cs="Courier New"/>
-                <w:color w:val="009999"/>
-                <w:sz w:val="20"/>
-              </w:rPr>
-              <w:t>969</w:t>
-            </w:r>
-            <w:r>
-              <w:rPr>
-                <w:rFonts w:ascii="Consolas" w:hAnsi="Consolas" w:cs="Courier New"/>
-                <w:b/>
-                <w:bCs/>
-                <w:color w:val="333333"/>
-                <w:sz w:val="20"/>
-              </w:rPr>
-              <w:t>|</w:t>
-            </w:r>
-            <w:r>
-              <w:rPr>
-                <w:rFonts w:ascii="Consolas" w:hAnsi="Consolas" w:cs="Courier New"/>
-                <w:color w:val="333333"/>
-                <w:sz w:val="20"/>
-              </w:rPr>
-              <w:t xml:space="preserve">          </w:t>
-            </w:r>
-            <w:r>
-              <w:rPr>
-                <w:rFonts w:ascii="Consolas" w:hAnsi="Consolas" w:cs="Courier New"/>
-                <w:color w:val="009999"/>
-                <w:sz w:val="20"/>
-              </w:rPr>
-              <w:t>8048</w:t>
-            </w:r>
-            <w:r>
-              <w:rPr>
-                <w:rFonts w:ascii="Consolas" w:hAnsi="Consolas" w:cs="Courier New"/>
-                <w:b/>
-                <w:bCs/>
-                <w:color w:val="333333"/>
-                <w:sz w:val="20"/>
-              </w:rPr>
-              <w:t>|</w:t>
-            </w:r>
-          </w:p>
-          <w:p>
-            <w:pPr>
-              <w:widowControl/>
-              <w:tabs>
-                <w:tab w:val="left" w:pos="916"/>
-                <w:tab w:val="left" w:pos="1832"/>
-                <w:tab w:val="left" w:pos="2748"/>
-                <w:tab w:val="left" w:pos="3664"/>
-                <w:tab w:val="left" w:pos="4580"/>
-                <w:tab w:val="left" w:pos="5496"/>
-                <w:tab w:val="left" w:pos="6412"/>
-                <w:tab w:val="left" w:pos="7328"/>
-                <w:tab w:val="left" w:pos="8244"/>
-                <w:tab w:val="left" w:pos="9160"/>
-                <w:tab w:val="left" w:pos="10076"/>
-                <w:tab w:val="left" w:pos="10992"/>
-                <w:tab w:val="left" w:pos="11908"/>
-                <w:tab w:val="left" w:pos="12824"/>
-                <w:tab w:val="left" w:pos="13740"/>
-                <w:tab w:val="left" w:pos="14656"/>
-              </w:tabs>
-              <w:suppressAutoHyphens w:val="0"/>
-              <w:autoSpaceDN/>
-              <w:spacing w:line="244" w:lineRule="atLeast"/>
-              <w:jc w:val="left"/>
-              <w:rPr>
-                <w:rFonts w:ascii="Consolas" w:hAnsi="Consolas" w:cs="Courier New"/>
-                <w:color w:val="333333"/>
-                <w:sz w:val="20"/>
-              </w:rPr>
-            </w:pPr>
-            <w:r>
-              <w:rPr>
-                <w:rFonts w:ascii="Consolas" w:hAnsi="Consolas" w:cs="Courier New"/>
-                <w:b/>
-                <w:bCs/>
-                <w:color w:val="333333"/>
-                <w:sz w:val="20"/>
-              </w:rPr>
-              <w:t>---------------------------------------------------------------------------</w:t>
+                <w:color w:val="445588"/>
+                <w:sz w:val="20"/>
+              </w:rPr>
+              <w:t>int</w:t>
+            </w:r>
+            <w:proofErr w:type="spellEnd"/>
+            <w:r>
+              <w:rPr>
+                <w:rFonts w:ascii="Consolas" w:hAnsi="Consolas" w:cs="Courier New"/>
+                <w:color w:val="333333"/>
+                <w:sz w:val="20"/>
+              </w:rPr>
+              <w:t xml:space="preserve"> </w:t>
+            </w:r>
+            <w:proofErr w:type="spellStart"/>
+            <w:r>
+              <w:rPr>
+                <w:rFonts w:ascii="Consolas" w:hAnsi="Consolas" w:cs="Courier New"/>
+                <w:color w:val="333333"/>
+                <w:sz w:val="20"/>
+              </w:rPr>
+              <w:t>second_machine_max_work_time</w:t>
+            </w:r>
+            <w:proofErr w:type="spellEnd"/>
+            <w:r>
+              <w:rPr>
+                <w:rFonts w:ascii="Consolas" w:hAnsi="Consolas" w:cs="Courier New"/>
+                <w:color w:val="333333"/>
+                <w:sz w:val="20"/>
+              </w:rPr>
+              <w:t xml:space="preserve">; </w:t>
+            </w:r>
+            <w:r>
+              <w:rPr>
+                <w:rFonts w:ascii="Consolas" w:hAnsi="Consolas" w:cs="Courier New"/>
+                <w:i/>
+                <w:iCs/>
+                <w:color w:val="999988"/>
+                <w:sz w:val="20"/>
+              </w:rPr>
+              <w:t>// Максимальное время обработки (Второй аппарат)</w:t>
             </w:r>
           </w:p>
           <w:p>
@@ -6790,6 +5445,7 @@
                 <w:rFonts w:ascii="Consolas" w:hAnsi="Consolas" w:cs="Courier New"/>
                 <w:color w:val="333333"/>
                 <w:sz w:val="20"/>
+                <w:lang w:val="en-US"/>
               </w:rPr>
             </w:pPr>
             <w:r>
@@ -6798,35 +5454,68 @@
                 <w:color w:val="333333"/>
                 <w:sz w:val="20"/>
               </w:rPr>
-              <w:t xml:space="preserve">                                 </w:t>
-            </w:r>
-            <w:r>
-              <w:rPr>
-                <w:rFonts w:ascii="Consolas" w:hAnsi="Consolas" w:cs="Courier New"/>
-                <w:color w:val="A61717"/>
-                <w:sz w:val="20"/>
-                <w:shd w:val="clear" w:color="auto" w:fill="E3D2D2"/>
-              </w:rPr>
-              <w:t>ОЧЕРЕДЬ</w:t>
+              <w:t xml:space="preserve">    </w:t>
             </w:r>
             <w:r>
               <w:rPr>
                 <w:rFonts w:ascii="Consolas" w:hAnsi="Consolas" w:cs="Courier New"/>
                 <w:b/>
                 <w:bCs/>
-                <w:color w:val="333333"/>
-                <w:sz w:val="20"/>
-              </w:rPr>
-              <w:t>-</w:t>
-            </w:r>
-            <w:r>
-              <w:rPr>
-                <w:rFonts w:ascii="Consolas" w:hAnsi="Consolas" w:cs="Courier New"/>
-                <w:color w:val="A61717"/>
-                <w:sz w:val="20"/>
-                <w:shd w:val="clear" w:color="auto" w:fill="E3D2D2"/>
-              </w:rPr>
-              <w:t>СПИСОК</w:t>
+                <w:color w:val="445588"/>
+                <w:sz w:val="20"/>
+                <w:lang w:val="en-US"/>
+              </w:rPr>
+              <w:t>double</w:t>
+            </w:r>
+            <w:r>
+              <w:rPr>
+                <w:rFonts w:ascii="Consolas" w:hAnsi="Consolas" w:cs="Courier New"/>
+                <w:color w:val="333333"/>
+                <w:sz w:val="20"/>
+                <w:lang w:val="en-US"/>
+              </w:rPr>
+              <w:t xml:space="preserve"> </w:t>
+            </w:r>
+            <w:proofErr w:type="gramStart"/>
+            <w:r>
+              <w:rPr>
+                <w:rFonts w:ascii="Consolas" w:hAnsi="Consolas" w:cs="Courier New"/>
+                <w:color w:val="333333"/>
+                <w:sz w:val="20"/>
+                <w:lang w:val="en-US"/>
+              </w:rPr>
+              <w:t xml:space="preserve">prob;   </w:t>
+            </w:r>
+            <w:proofErr w:type="gramEnd"/>
+            <w:r>
+              <w:rPr>
+                <w:rFonts w:ascii="Consolas" w:hAnsi="Consolas" w:cs="Courier New"/>
+                <w:color w:val="333333"/>
+                <w:sz w:val="20"/>
+                <w:lang w:val="en-US"/>
+              </w:rPr>
+              <w:t xml:space="preserve">                   </w:t>
+            </w:r>
+            <w:r>
+              <w:rPr>
+                <w:rFonts w:ascii="Consolas" w:hAnsi="Consolas" w:cs="Courier New"/>
+                <w:i/>
+                <w:iCs/>
+                <w:color w:val="999988"/>
+                <w:sz w:val="20"/>
+                <w:lang w:val="en-US"/>
+              </w:rPr>
+              <w:t xml:space="preserve">// </w:t>
+            </w:r>
+            <w:r>
+              <w:rPr>
+                <w:rFonts w:ascii="Consolas" w:hAnsi="Consolas" w:cs="Courier New"/>
+                <w:i/>
+                <w:iCs/>
+                <w:color w:val="999988"/>
+                <w:sz w:val="20"/>
+              </w:rPr>
+              <w:t>Вероятность</w:t>
             </w:r>
           </w:p>
           <w:p>
@@ -6855,20 +5544,687 @@
               <w:spacing w:line="244" w:lineRule="atLeast"/>
               <w:jc w:val="left"/>
               <w:rPr>
-                <w:rFonts w:ascii="Consolas" w:hAnsi="Consolas" w:cs="Courier New"/>
-                <w:color w:val="333333"/>
-                <w:sz w:val="20"/>
+                <w:rFonts w:ascii="Courier New" w:hAnsi="Courier New" w:cs="Courier New"/>
+                <w:color w:val="333333"/>
+                <w:sz w:val="20"/>
+                <w:lang w:val="en-US"/>
               </w:rPr>
             </w:pPr>
+            <w:r>
+              <w:rPr>
+                <w:rFonts w:ascii="Consolas" w:hAnsi="Consolas" w:cs="Courier New"/>
+                <w:color w:val="333333"/>
+                <w:sz w:val="20"/>
+                <w:lang w:val="en-US"/>
+              </w:rPr>
+              <w:t xml:space="preserve">} </w:t>
+            </w:r>
+            <w:proofErr w:type="spellStart"/>
             <w:r>
               <w:rPr>
                 <w:rFonts w:ascii="Consolas" w:hAnsi="Consolas" w:cs="Courier New"/>
                 <w:b/>
                 <w:bCs/>
-                <w:color w:val="333333"/>
-                <w:sz w:val="20"/>
-              </w:rPr>
-              <w:t>---------------------------------------------------------------------------</w:t>
+                <w:color w:val="445588"/>
+                <w:sz w:val="20"/>
+                <w:lang w:val="en-US"/>
+              </w:rPr>
+              <w:t>process_info_t</w:t>
+            </w:r>
+            <w:proofErr w:type="spellEnd"/>
+            <w:r>
+              <w:rPr>
+                <w:rFonts w:ascii="Consolas" w:hAnsi="Consolas" w:cs="Courier New"/>
+                <w:color w:val="333333"/>
+                <w:sz w:val="20"/>
+                <w:lang w:val="en-US"/>
+              </w:rPr>
+              <w:t>;</w:t>
+            </w:r>
+          </w:p>
+        </w:tc>
+      </w:tr>
+    </w:tbl>
+    <w:p>
+      <w:pPr>
+        <w:rPr>
+          <w:lang w:val="en-US"/>
+        </w:rPr>
+      </w:pPr>
+    </w:p>
+    <w:p>
+      <w:r>
+        <w:t>Тип данных, описывающий структуру для хранения результатов замерного эксперимента</w:t>
+      </w:r>
+      <w:r>
+        <w:t>:</w:t>
+      </w:r>
+    </w:p>
+    <w:tbl>
+      <w:tblPr>
+        <w:tblStyle w:val="a4"/>
+        <w:tblW w:w="4994" w:type="pct"/>
+        <w:tblLook w:val="04A0" w:firstRow="1" w:lastRow="0" w:firstColumn="1" w:lastColumn="0" w:noHBand="0" w:noVBand="1"/>
+      </w:tblPr>
+      <w:tblGrid>
+        <w:gridCol w:w="9050"/>
+      </w:tblGrid>
+      <w:tr>
+        <w:tc>
+          <w:tcPr>
+            <w:tcW w:w="5000" w:type="pct"/>
+          </w:tcPr>
+          <w:p>
+            <w:pPr>
+              <w:pStyle w:val="HTML"/>
+              <w:spacing w:line="244" w:lineRule="atLeast"/>
+              <w:rPr>
+                <w:rFonts w:ascii="Consolas" w:hAnsi="Consolas"/>
+                <w:color w:val="333333"/>
+                <w:lang w:val="en-US"/>
+              </w:rPr>
+            </w:pPr>
+            <w:r>
+              <w:rPr>
+                <w:rFonts w:ascii="Consolas" w:hAnsi="Consolas"/>
+                <w:b/>
+                <w:bCs/>
+                <w:color w:val="333333"/>
+                <w:lang w:val="en-US"/>
+              </w:rPr>
+              <w:t>typedef</w:t>
+            </w:r>
+            <w:r>
+              <w:rPr>
+                <w:rFonts w:ascii="Consolas" w:hAnsi="Consolas"/>
+                <w:color w:val="333333"/>
+                <w:lang w:val="en-US"/>
+              </w:rPr>
+              <w:t xml:space="preserve"> </w:t>
+            </w:r>
+            <w:r>
+              <w:rPr>
+                <w:rFonts w:ascii="Consolas" w:hAnsi="Consolas"/>
+                <w:b/>
+                <w:bCs/>
+                <w:color w:val="333333"/>
+                <w:lang w:val="en-US"/>
+              </w:rPr>
+              <w:t>struct</w:t>
+            </w:r>
+            <w:r>
+              <w:rPr>
+                <w:rFonts w:ascii="Consolas" w:hAnsi="Consolas"/>
+                <w:color w:val="333333"/>
+                <w:lang w:val="en-US"/>
+              </w:rPr>
+              <w:t xml:space="preserve"> measure</w:t>
+            </w:r>
+          </w:p>
+          <w:p>
+            <w:pPr>
+              <w:pStyle w:val="HTML"/>
+              <w:spacing w:line="244" w:lineRule="atLeast"/>
+              <w:rPr>
+                <w:rFonts w:ascii="Consolas" w:hAnsi="Consolas"/>
+                <w:color w:val="333333"/>
+                <w:lang w:val="en-US"/>
+              </w:rPr>
+            </w:pPr>
+            <w:r>
+              <w:rPr>
+                <w:rFonts w:ascii="Consolas" w:hAnsi="Consolas"/>
+                <w:color w:val="333333"/>
+                <w:lang w:val="en-US"/>
+              </w:rPr>
+              <w:t>{</w:t>
+            </w:r>
+          </w:p>
+          <w:p>
+            <w:pPr>
+              <w:pStyle w:val="HTML"/>
+              <w:spacing w:line="244" w:lineRule="atLeast"/>
+              <w:rPr>
+                <w:rFonts w:ascii="Consolas" w:hAnsi="Consolas"/>
+                <w:color w:val="333333"/>
+                <w:lang w:val="en-US"/>
+              </w:rPr>
+            </w:pPr>
+            <w:r>
+              <w:rPr>
+                <w:rFonts w:ascii="Consolas" w:hAnsi="Consolas"/>
+                <w:color w:val="333333"/>
+                <w:lang w:val="en-US"/>
+              </w:rPr>
+              <w:t xml:space="preserve">    </w:t>
+            </w:r>
+            <w:r>
+              <w:rPr>
+                <w:rFonts w:ascii="Consolas" w:hAnsi="Consolas"/>
+                <w:b/>
+                <w:bCs/>
+                <w:color w:val="445588"/>
+                <w:lang w:val="en-US"/>
+              </w:rPr>
+              <w:t>long</w:t>
+            </w:r>
+            <w:r>
+              <w:rPr>
+                <w:rFonts w:ascii="Consolas" w:hAnsi="Consolas"/>
+                <w:color w:val="333333"/>
+                <w:lang w:val="en-US"/>
+              </w:rPr>
+              <w:t xml:space="preserve"> </w:t>
+            </w:r>
+            <w:proofErr w:type="spellStart"/>
+            <w:r>
+              <w:rPr>
+                <w:rFonts w:ascii="Consolas" w:hAnsi="Consolas"/>
+                <w:b/>
+                <w:bCs/>
+                <w:color w:val="445588"/>
+                <w:lang w:val="en-US"/>
+              </w:rPr>
+              <w:t>long</w:t>
+            </w:r>
+            <w:proofErr w:type="spellEnd"/>
+            <w:r>
+              <w:rPr>
+                <w:rFonts w:ascii="Consolas" w:hAnsi="Consolas"/>
+                <w:color w:val="333333"/>
+                <w:lang w:val="en-US"/>
+              </w:rPr>
+              <w:t xml:space="preserve"> </w:t>
+            </w:r>
+            <w:r>
+              <w:rPr>
+                <w:rFonts w:ascii="Consolas" w:hAnsi="Consolas"/>
+                <w:b/>
+                <w:bCs/>
+                <w:color w:val="445588"/>
+                <w:lang w:val="en-US"/>
+              </w:rPr>
+              <w:t>unsigned</w:t>
+            </w:r>
+            <w:r>
+              <w:rPr>
+                <w:rFonts w:ascii="Consolas" w:hAnsi="Consolas"/>
+                <w:color w:val="333333"/>
+                <w:lang w:val="en-US"/>
+              </w:rPr>
+              <w:t xml:space="preserve"> </w:t>
+            </w:r>
+            <w:proofErr w:type="gramStart"/>
+            <w:r>
+              <w:rPr>
+                <w:rFonts w:ascii="Consolas" w:hAnsi="Consolas"/>
+                <w:color w:val="333333"/>
+                <w:lang w:val="en-US"/>
+              </w:rPr>
+              <w:t>time;</w:t>
+            </w:r>
+            <w:r>
+              <w:rPr>
+                <w:rFonts w:ascii="Consolas" w:hAnsi="Consolas"/>
+                <w:color w:val="333333"/>
+                <w:lang w:val="en-US"/>
+              </w:rPr>
+              <w:t xml:space="preserve"> </w:t>
+            </w:r>
+            <w:r>
+              <w:rPr>
+                <w:rFonts w:ascii="Consolas" w:hAnsi="Consolas"/>
+                <w:color w:val="333333"/>
+                <w:lang w:val="en-US"/>
+              </w:rPr>
+              <w:t xml:space="preserve"> </w:t>
+            </w:r>
+            <w:r>
+              <w:rPr>
+                <w:rFonts w:ascii="Consolas" w:hAnsi="Consolas"/>
+                <w:i/>
+                <w:iCs/>
+                <w:color w:val="999988"/>
+                <w:lang w:val="en-US"/>
+              </w:rPr>
+              <w:t>/</w:t>
+            </w:r>
+            <w:proofErr w:type="gramEnd"/>
+            <w:r>
+              <w:rPr>
+                <w:rFonts w:ascii="Consolas" w:hAnsi="Consolas"/>
+                <w:i/>
+                <w:iCs/>
+                <w:color w:val="999988"/>
+                <w:lang w:val="en-US"/>
+              </w:rPr>
+              <w:t xml:space="preserve">/ </w:t>
+            </w:r>
+            <w:r>
+              <w:rPr>
+                <w:rFonts w:ascii="Consolas" w:hAnsi="Consolas"/>
+                <w:i/>
+                <w:iCs/>
+                <w:color w:val="999988"/>
+              </w:rPr>
+              <w:t>Время</w:t>
+            </w:r>
+          </w:p>
+          <w:p>
+            <w:pPr>
+              <w:pStyle w:val="HTML"/>
+              <w:spacing w:line="244" w:lineRule="atLeast"/>
+              <w:rPr>
+                <w:rFonts w:ascii="Consolas" w:hAnsi="Consolas"/>
+                <w:color w:val="333333"/>
+                <w:lang w:val="en-US"/>
+              </w:rPr>
+            </w:pPr>
+            <w:r>
+              <w:rPr>
+                <w:rFonts w:ascii="Consolas" w:hAnsi="Consolas"/>
+                <w:color w:val="333333"/>
+                <w:lang w:val="en-US"/>
+              </w:rPr>
+              <w:t xml:space="preserve">    </w:t>
+            </w:r>
+            <w:r>
+              <w:rPr>
+                <w:rFonts w:ascii="Consolas" w:hAnsi="Consolas"/>
+                <w:b/>
+                <w:bCs/>
+                <w:color w:val="445588"/>
+                <w:lang w:val="en-US"/>
+              </w:rPr>
+              <w:t>int</w:t>
+            </w:r>
+            <w:r>
+              <w:rPr>
+                <w:rFonts w:ascii="Consolas" w:hAnsi="Consolas"/>
+                <w:color w:val="333333"/>
+                <w:lang w:val="en-US"/>
+              </w:rPr>
+              <w:t xml:space="preserve"> </w:t>
+            </w:r>
+            <w:proofErr w:type="gramStart"/>
+            <w:r>
+              <w:rPr>
+                <w:rFonts w:ascii="Consolas" w:hAnsi="Consolas"/>
+                <w:color w:val="333333"/>
+                <w:lang w:val="en-US"/>
+              </w:rPr>
+              <w:t>mem</w:t>
+            </w:r>
+            <w:r>
+              <w:rPr>
+                <w:rFonts w:ascii="Consolas" w:hAnsi="Consolas"/>
+                <w:color w:val="333333"/>
+                <w:lang w:val="en-US"/>
+              </w:rPr>
+              <w:t xml:space="preserve">; </w:t>
+            </w:r>
+            <w:r>
+              <w:rPr>
+                <w:rFonts w:ascii="Consolas" w:hAnsi="Consolas"/>
+                <w:color w:val="333333"/>
+                <w:lang w:val="en-US"/>
+              </w:rPr>
+              <w:t xml:space="preserve">  </w:t>
+            </w:r>
+            <w:proofErr w:type="gramEnd"/>
+            <w:r>
+              <w:rPr>
+                <w:rFonts w:ascii="Consolas" w:hAnsi="Consolas"/>
+                <w:color w:val="333333"/>
+                <w:lang w:val="en-US"/>
+              </w:rPr>
+              <w:t xml:space="preserve">               </w:t>
+            </w:r>
+            <w:r>
+              <w:rPr>
+                <w:rFonts w:ascii="Consolas" w:hAnsi="Consolas"/>
+                <w:i/>
+                <w:iCs/>
+                <w:color w:val="999988"/>
+                <w:lang w:val="en-US"/>
+              </w:rPr>
+              <w:t xml:space="preserve">// </w:t>
+            </w:r>
+            <w:r>
+              <w:rPr>
+                <w:rFonts w:ascii="Consolas" w:hAnsi="Consolas"/>
+                <w:i/>
+                <w:iCs/>
+                <w:color w:val="999988"/>
+              </w:rPr>
+              <w:t>Память</w:t>
+            </w:r>
+          </w:p>
+          <w:p>
+            <w:pPr>
+              <w:pStyle w:val="HTML"/>
+              <w:spacing w:line="244" w:lineRule="atLeast"/>
+              <w:rPr>
+                <w:rFonts w:ascii="Consolas" w:hAnsi="Consolas"/>
+                <w:color w:val="333333"/>
+              </w:rPr>
+            </w:pPr>
+            <w:r>
+              <w:rPr>
+                <w:rFonts w:ascii="Consolas" w:hAnsi="Consolas"/>
+                <w:color w:val="333333"/>
+                <w:lang w:val="en-US"/>
+              </w:rPr>
+              <w:t xml:space="preserve">    </w:t>
+            </w:r>
+            <w:proofErr w:type="spellStart"/>
+            <w:r>
+              <w:rPr>
+                <w:rFonts w:ascii="Consolas" w:hAnsi="Consolas"/>
+                <w:b/>
+                <w:bCs/>
+                <w:color w:val="445588"/>
+              </w:rPr>
+              <w:t>int</w:t>
+            </w:r>
+            <w:proofErr w:type="spellEnd"/>
+            <w:r>
+              <w:rPr>
+                <w:rFonts w:ascii="Consolas" w:hAnsi="Consolas"/>
+                <w:color w:val="333333"/>
+              </w:rPr>
+              <w:t xml:space="preserve"> </w:t>
+            </w:r>
+            <w:proofErr w:type="spellStart"/>
+            <w:r>
+              <w:rPr>
+                <w:rFonts w:ascii="Consolas" w:hAnsi="Consolas"/>
+                <w:color w:val="333333"/>
+              </w:rPr>
+              <w:t>queue_</w:t>
+            </w:r>
+            <w:proofErr w:type="gramStart"/>
+            <w:r>
+              <w:rPr>
+                <w:rFonts w:ascii="Consolas" w:hAnsi="Consolas"/>
+                <w:color w:val="333333"/>
+              </w:rPr>
+              <w:t>len</w:t>
+            </w:r>
+            <w:proofErr w:type="spellEnd"/>
+            <w:r>
+              <w:rPr>
+                <w:rFonts w:ascii="Consolas" w:hAnsi="Consolas"/>
+                <w:color w:val="333333"/>
+              </w:rPr>
+              <w:t xml:space="preserve">; </w:t>
+            </w:r>
+            <w:r>
+              <w:rPr>
+                <w:rFonts w:ascii="Consolas" w:hAnsi="Consolas"/>
+                <w:color w:val="333333"/>
+              </w:rPr>
+              <w:t xml:space="preserve">  </w:t>
+            </w:r>
+            <w:proofErr w:type="gramEnd"/>
+            <w:r>
+              <w:rPr>
+                <w:rFonts w:ascii="Consolas" w:hAnsi="Consolas"/>
+                <w:color w:val="333333"/>
+              </w:rPr>
+              <w:t xml:space="preserve">         </w:t>
+            </w:r>
+            <w:r>
+              <w:rPr>
+                <w:rFonts w:ascii="Consolas" w:hAnsi="Consolas"/>
+                <w:i/>
+                <w:iCs/>
+                <w:color w:val="999988"/>
+              </w:rPr>
+              <w:t>// Длина обработанной очереди</w:t>
+            </w:r>
+          </w:p>
+          <w:p>
+            <w:pPr>
+              <w:pStyle w:val="HTML"/>
+              <w:spacing w:line="244" w:lineRule="atLeast"/>
+              <w:rPr>
+                <w:color w:val="333333"/>
+              </w:rPr>
+            </w:pPr>
+            <w:r>
+              <w:rPr>
+                <w:rFonts w:ascii="Consolas" w:hAnsi="Consolas"/>
+                <w:color w:val="333333"/>
+              </w:rPr>
+              <w:t xml:space="preserve">} </w:t>
+            </w:r>
+            <w:proofErr w:type="spellStart"/>
+            <w:r>
+              <w:rPr>
+                <w:rFonts w:ascii="Consolas" w:hAnsi="Consolas"/>
+                <w:color w:val="333333"/>
+              </w:rPr>
+              <w:t>measurement_table</w:t>
+            </w:r>
+            <w:proofErr w:type="spellEnd"/>
+            <w:r>
+              <w:rPr>
+                <w:rFonts w:ascii="Consolas" w:hAnsi="Consolas"/>
+                <w:color w:val="333333"/>
+              </w:rPr>
+              <w:t>;</w:t>
+            </w:r>
+          </w:p>
+        </w:tc>
+      </w:tr>
+    </w:tbl>
+    <w:p>
+      <w:pPr>
+        <w:rPr>
+          <w:lang w:val="en-US"/>
+        </w:rPr>
+      </w:pPr>
+    </w:p>
+    <w:p>
+      <w:pPr>
+        <w:pStyle w:val="1"/>
+        <w:jc w:val="center"/>
+        <w:rPr>
+          <w:rFonts w:ascii="Times New Roman" w:hAnsi="Times New Roman"/>
+          <w:sz w:val="28"/>
+          <w:szCs w:val="28"/>
+        </w:rPr>
+      </w:pPr>
+      <w:bookmarkStart w:id="15" w:name="_Toc120527258"/>
+      <w:r>
+        <w:rPr>
+          <w:rFonts w:ascii="Times New Roman" w:hAnsi="Times New Roman"/>
+          <w:sz w:val="28"/>
+          <w:szCs w:val="28"/>
+        </w:rPr>
+        <w:t>Описание алгоритма работы</w:t>
+      </w:r>
+      <w:bookmarkEnd w:id="15"/>
+    </w:p>
+    <w:p>
+      <w:pPr>
+        <w:pStyle w:val="a8"/>
+        <w:numPr>
+          <w:ilvl w:val="0"/>
+          <w:numId w:val="22"/>
+        </w:numPr>
+      </w:pPr>
+      <w:r>
+        <w:t>Пользователю выводится меню программы с возможностью выбрать желаемый</w:t>
+      </w:r>
+    </w:p>
+    <w:p>
+      <w:pPr>
+        <w:pStyle w:val="a8"/>
+        <w:numPr>
+          <w:ilvl w:val="0"/>
+          <w:numId w:val="22"/>
+        </w:numPr>
+      </w:pPr>
+      <w:r>
+        <w:t>Пользователь вводит желаемый пункт меню</w:t>
+      </w:r>
+    </w:p>
+    <w:p>
+      <w:pPr>
+        <w:pStyle w:val="a8"/>
+        <w:numPr>
+          <w:ilvl w:val="0"/>
+          <w:numId w:val="22"/>
+        </w:numPr>
+      </w:pPr>
+      <w:r>
+        <w:t>Пока пользователь не введет «0» (пункт выхода из программы), ему будет предложено вводить номера меню и выполнять желаемые действия</w:t>
+      </w:r>
+    </w:p>
+    <w:p>
+      <w:pPr>
+        <w:pStyle w:val="1"/>
+        <w:jc w:val="center"/>
+        <w:rPr>
+          <w:rFonts w:ascii="Times New Roman" w:hAnsi="Times New Roman"/>
+          <w:sz w:val="28"/>
+          <w:szCs w:val="28"/>
+        </w:rPr>
+      </w:pPr>
+      <w:bookmarkStart w:id="16" w:name="_Toc120527259"/>
+      <w:r>
+        <w:rPr>
+          <w:rFonts w:ascii="Times New Roman" w:hAnsi="Times New Roman"/>
+          <w:sz w:val="28"/>
+          <w:szCs w:val="28"/>
+        </w:rPr>
+        <w:lastRenderedPageBreak/>
+        <w:t xml:space="preserve">Сравнение эффективности </w:t>
+      </w:r>
+      <w:r>
+        <w:rPr>
+          <w:rFonts w:ascii="Times New Roman" w:hAnsi="Times New Roman"/>
+          <w:sz w:val="28"/>
+          <w:szCs w:val="28"/>
+        </w:rPr>
+        <w:t>двух типов</w:t>
+      </w:r>
+      <w:r>
+        <w:rPr>
+          <w:rFonts w:ascii="Times New Roman" w:hAnsi="Times New Roman"/>
+          <w:sz w:val="28"/>
+          <w:szCs w:val="28"/>
+        </w:rPr>
+        <w:t xml:space="preserve"> очередей</w:t>
+      </w:r>
+      <w:r>
+        <w:rPr>
+          <w:rFonts w:ascii="Times New Roman" w:hAnsi="Times New Roman"/>
+          <w:sz w:val="28"/>
+          <w:szCs w:val="28"/>
+        </w:rPr>
+        <w:t xml:space="preserve"> при разных </w:t>
+      </w:r>
+      <w:r>
+        <w:rPr>
+          <w:rFonts w:ascii="Times New Roman" w:hAnsi="Times New Roman"/>
+          <w:sz w:val="28"/>
+          <w:szCs w:val="28"/>
+        </w:rPr>
+        <w:t>операциях над ними</w:t>
+      </w:r>
+      <w:bookmarkEnd w:id="16"/>
+    </w:p>
+    <w:p>
+      <w:r>
+        <w:t>Полученная таблица замеров</w:t>
+      </w:r>
+      <w:r>
+        <w:t>:</w:t>
+      </w:r>
+    </w:p>
+    <w:tbl>
+      <w:tblPr>
+        <w:tblStyle w:val="a4"/>
+        <w:tblW w:w="4994" w:type="pct"/>
+        <w:tblLook w:val="04A0" w:firstRow="1" w:lastRow="0" w:firstColumn="1" w:lastColumn="0" w:noHBand="0" w:noVBand="1"/>
+      </w:tblPr>
+      <w:tblGrid>
+        <w:gridCol w:w="9050"/>
+      </w:tblGrid>
+      <w:tr>
+        <w:tc>
+          <w:tcPr>
+            <w:tcW w:w="5000" w:type="pct"/>
+          </w:tcPr>
+          <w:p>
+            <w:pPr>
+              <w:widowControl/>
+              <w:tabs>
+                <w:tab w:val="left" w:pos="916"/>
+                <w:tab w:val="left" w:pos="1832"/>
+                <w:tab w:val="left" w:pos="2748"/>
+                <w:tab w:val="left" w:pos="3664"/>
+                <w:tab w:val="left" w:pos="4580"/>
+                <w:tab w:val="left" w:pos="5496"/>
+                <w:tab w:val="left" w:pos="6412"/>
+                <w:tab w:val="left" w:pos="7328"/>
+                <w:tab w:val="left" w:pos="8244"/>
+                <w:tab w:val="left" w:pos="9160"/>
+                <w:tab w:val="left" w:pos="10076"/>
+                <w:tab w:val="left" w:pos="10992"/>
+                <w:tab w:val="left" w:pos="11908"/>
+                <w:tab w:val="left" w:pos="12824"/>
+                <w:tab w:val="left" w:pos="13740"/>
+                <w:tab w:val="left" w:pos="14656"/>
+              </w:tabs>
+              <w:suppressAutoHyphens w:val="0"/>
+              <w:autoSpaceDN/>
+              <w:spacing w:line="244" w:lineRule="atLeast"/>
+              <w:jc w:val="left"/>
+              <w:rPr>
+                <w:rFonts w:ascii="Consolas" w:hAnsi="Consolas" w:cs="Courier New"/>
+                <w:color w:val="333333"/>
+                <w:sz w:val="20"/>
+              </w:rPr>
+            </w:pPr>
+            <w:r>
+              <w:rPr>
+                <w:rFonts w:ascii="Consolas" w:hAnsi="Consolas" w:cs="Courier New"/>
+                <w:color w:val="333333"/>
+                <w:sz w:val="20"/>
+              </w:rPr>
+              <w:t xml:space="preserve">                                 </w:t>
+            </w:r>
+            <w:r>
+              <w:rPr>
+                <w:rFonts w:ascii="Consolas" w:hAnsi="Consolas" w:cs="Courier New"/>
+                <w:color w:val="A61717"/>
+                <w:sz w:val="20"/>
+                <w:shd w:val="clear" w:color="auto" w:fill="E3D2D2"/>
+              </w:rPr>
+              <w:t>ОЧЕРЕДЬ</w:t>
+            </w:r>
+            <w:r>
+              <w:rPr>
+                <w:rFonts w:ascii="Consolas" w:hAnsi="Consolas" w:cs="Courier New"/>
+                <w:b/>
+                <w:bCs/>
+                <w:color w:val="333333"/>
+                <w:sz w:val="20"/>
+              </w:rPr>
+              <w:t>-</w:t>
+            </w:r>
+            <w:r>
+              <w:rPr>
+                <w:rFonts w:ascii="Consolas" w:hAnsi="Consolas" w:cs="Courier New"/>
+                <w:color w:val="A61717"/>
+                <w:sz w:val="20"/>
+                <w:shd w:val="clear" w:color="auto" w:fill="E3D2D2"/>
+              </w:rPr>
+              <w:t>МАССИВ</w:t>
             </w:r>
           </w:p>
           <w:p>
@@ -6910,195 +6266,7 @@
                 <w:color w:val="333333"/>
                 <w:sz w:val="20"/>
               </w:rPr>
-              <w:t>|</w:t>
-            </w:r>
-            <w:r>
-              <w:rPr>
-                <w:rFonts w:ascii="Consolas" w:hAnsi="Consolas" w:cs="Courier New"/>
-                <w:color w:val="333333"/>
-                <w:sz w:val="20"/>
-              </w:rPr>
-              <w:t xml:space="preserve"> </w:t>
-            </w:r>
-            <w:r>
-              <w:rPr>
-                <w:rFonts w:ascii="Consolas" w:hAnsi="Consolas" w:cs="Courier New"/>
-                <w:color w:val="A61717"/>
-                <w:sz w:val="20"/>
-                <w:shd w:val="clear" w:color="auto" w:fill="E3D2D2"/>
-              </w:rPr>
-              <w:t>КОЛ</w:t>
-            </w:r>
-            <w:r>
-              <w:rPr>
-                <w:rFonts w:ascii="Consolas" w:hAnsi="Consolas" w:cs="Courier New"/>
-                <w:b/>
-                <w:bCs/>
-                <w:color w:val="333333"/>
-                <w:sz w:val="20"/>
-              </w:rPr>
-              <w:t>-</w:t>
-            </w:r>
-            <w:r>
-              <w:rPr>
-                <w:rFonts w:ascii="Consolas" w:hAnsi="Consolas" w:cs="Courier New"/>
-                <w:color w:val="A61717"/>
-                <w:sz w:val="20"/>
-                <w:shd w:val="clear" w:color="auto" w:fill="E3D2D2"/>
-              </w:rPr>
-              <w:t>ВО</w:t>
-            </w:r>
-            <w:r>
-              <w:rPr>
-                <w:rFonts w:ascii="Consolas" w:hAnsi="Consolas" w:cs="Courier New"/>
-                <w:color w:val="333333"/>
-                <w:sz w:val="20"/>
-              </w:rPr>
-              <w:t xml:space="preserve"> </w:t>
-            </w:r>
-            <w:r>
-              <w:rPr>
-                <w:rFonts w:ascii="Consolas" w:hAnsi="Consolas" w:cs="Courier New"/>
-                <w:color w:val="A61717"/>
-                <w:sz w:val="20"/>
-                <w:shd w:val="clear" w:color="auto" w:fill="E3D2D2"/>
-              </w:rPr>
-              <w:t>ВЫПОЛНЕНИЙ</w:t>
-            </w:r>
-            <w:r>
-              <w:rPr>
-                <w:rFonts w:ascii="Consolas" w:hAnsi="Consolas" w:cs="Courier New"/>
-                <w:color w:val="333333"/>
-                <w:sz w:val="20"/>
-              </w:rPr>
-              <w:t xml:space="preserve"> </w:t>
-            </w:r>
-            <w:proofErr w:type="gramStart"/>
-            <w:r>
-              <w:rPr>
-                <w:rFonts w:ascii="Consolas" w:hAnsi="Consolas" w:cs="Courier New"/>
-                <w:b/>
-                <w:bCs/>
-                <w:color w:val="333333"/>
-                <w:sz w:val="20"/>
-              </w:rPr>
-              <w:t>|</w:t>
-            </w:r>
-            <w:r>
-              <w:rPr>
-                <w:rFonts w:ascii="Consolas" w:hAnsi="Consolas" w:cs="Courier New"/>
-                <w:color w:val="333333"/>
-                <w:sz w:val="20"/>
-              </w:rPr>
-              <w:t xml:space="preserve">  PUSH</w:t>
-            </w:r>
-            <w:proofErr w:type="gramEnd"/>
-            <w:r>
-              <w:rPr>
-                <w:rFonts w:ascii="Consolas" w:hAnsi="Consolas" w:cs="Courier New"/>
-                <w:color w:val="333333"/>
-                <w:sz w:val="20"/>
-              </w:rPr>
-              <w:t>_TIME (</w:t>
-            </w:r>
-            <w:proofErr w:type="spellStart"/>
-            <w:r>
-              <w:rPr>
-                <w:rFonts w:ascii="Consolas" w:hAnsi="Consolas" w:cs="Courier New"/>
-                <w:color w:val="333333"/>
-                <w:sz w:val="20"/>
-              </w:rPr>
-              <w:t>mcs</w:t>
-            </w:r>
-            <w:proofErr w:type="spellEnd"/>
-            <w:r>
-              <w:rPr>
-                <w:rFonts w:ascii="Consolas" w:hAnsi="Consolas" w:cs="Courier New"/>
-                <w:color w:val="333333"/>
-                <w:sz w:val="20"/>
-              </w:rPr>
-              <w:t xml:space="preserve">)  </w:t>
-            </w:r>
-            <w:r>
-              <w:rPr>
-                <w:rFonts w:ascii="Consolas" w:hAnsi="Consolas" w:cs="Courier New"/>
-                <w:b/>
-                <w:bCs/>
-                <w:color w:val="333333"/>
-                <w:sz w:val="20"/>
-              </w:rPr>
-              <w:t>|</w:t>
-            </w:r>
-            <w:r>
-              <w:rPr>
-                <w:rFonts w:ascii="Consolas" w:hAnsi="Consolas" w:cs="Courier New"/>
-                <w:color w:val="333333"/>
-                <w:sz w:val="20"/>
-              </w:rPr>
-              <w:t xml:space="preserve">  POP_TIME (</w:t>
-            </w:r>
-            <w:proofErr w:type="spellStart"/>
-            <w:r>
-              <w:rPr>
-                <w:rFonts w:ascii="Consolas" w:hAnsi="Consolas" w:cs="Courier New"/>
-                <w:color w:val="333333"/>
-                <w:sz w:val="20"/>
-              </w:rPr>
-              <w:t>mcs</w:t>
-            </w:r>
-            <w:proofErr w:type="spellEnd"/>
-            <w:r>
-              <w:rPr>
-                <w:rFonts w:ascii="Consolas" w:hAnsi="Consolas" w:cs="Courier New"/>
-                <w:color w:val="333333"/>
-                <w:sz w:val="20"/>
-              </w:rPr>
-              <w:t xml:space="preserve">)  </w:t>
-            </w:r>
-            <w:r>
-              <w:rPr>
-                <w:rFonts w:ascii="Consolas" w:hAnsi="Consolas" w:cs="Courier New"/>
-                <w:b/>
-                <w:bCs/>
-                <w:color w:val="333333"/>
-                <w:sz w:val="20"/>
-              </w:rPr>
-              <w:t>|</w:t>
-            </w:r>
-            <w:r>
-              <w:rPr>
-                <w:rFonts w:ascii="Consolas" w:hAnsi="Consolas" w:cs="Courier New"/>
-                <w:color w:val="333333"/>
-                <w:sz w:val="20"/>
-              </w:rPr>
-              <w:t xml:space="preserve">  </w:t>
-            </w:r>
-            <w:r>
-              <w:rPr>
-                <w:rFonts w:ascii="Consolas" w:hAnsi="Consolas" w:cs="Courier New"/>
-                <w:color w:val="A61717"/>
-                <w:sz w:val="20"/>
-                <w:shd w:val="clear" w:color="auto" w:fill="E3D2D2"/>
-              </w:rPr>
-              <w:t>ПАМЯТЬ</w:t>
-            </w:r>
-            <w:r>
-              <w:rPr>
-                <w:rFonts w:ascii="Consolas" w:hAnsi="Consolas" w:cs="Courier New"/>
-                <w:color w:val="333333"/>
-                <w:sz w:val="20"/>
-              </w:rPr>
-              <w:t xml:space="preserve"> (b)  </w:t>
-            </w:r>
-            <w:r>
-              <w:rPr>
-                <w:rFonts w:ascii="Consolas" w:hAnsi="Consolas" w:cs="Courier New"/>
-                <w:b/>
-                <w:bCs/>
-                <w:color w:val="333333"/>
-                <w:sz w:val="20"/>
-              </w:rPr>
-              <w:t>|</w:t>
+              <w:t>---------------------------------------------------------------------------</w:t>
             </w:r>
           </w:p>
           <w:p>
@@ -7140,7 +6308,195 @@
                 <w:color w:val="333333"/>
                 <w:sz w:val="20"/>
               </w:rPr>
-              <w:t>---------------------------------------------------------------------------</w:t>
+              <w:t>|</w:t>
+            </w:r>
+            <w:r>
+              <w:rPr>
+                <w:rFonts w:ascii="Consolas" w:hAnsi="Consolas" w:cs="Courier New"/>
+                <w:color w:val="333333"/>
+                <w:sz w:val="20"/>
+              </w:rPr>
+              <w:t xml:space="preserve"> </w:t>
+            </w:r>
+            <w:r>
+              <w:rPr>
+                <w:rFonts w:ascii="Consolas" w:hAnsi="Consolas" w:cs="Courier New"/>
+                <w:color w:val="A61717"/>
+                <w:sz w:val="20"/>
+                <w:shd w:val="clear" w:color="auto" w:fill="E3D2D2"/>
+              </w:rPr>
+              <w:t>КОЛ</w:t>
+            </w:r>
+            <w:r>
+              <w:rPr>
+                <w:rFonts w:ascii="Consolas" w:hAnsi="Consolas" w:cs="Courier New"/>
+                <w:b/>
+                <w:bCs/>
+                <w:color w:val="333333"/>
+                <w:sz w:val="20"/>
+              </w:rPr>
+              <w:t>-</w:t>
+            </w:r>
+            <w:r>
+              <w:rPr>
+                <w:rFonts w:ascii="Consolas" w:hAnsi="Consolas" w:cs="Courier New"/>
+                <w:color w:val="A61717"/>
+                <w:sz w:val="20"/>
+                <w:shd w:val="clear" w:color="auto" w:fill="E3D2D2"/>
+              </w:rPr>
+              <w:t>ВО</w:t>
+            </w:r>
+            <w:r>
+              <w:rPr>
+                <w:rFonts w:ascii="Consolas" w:hAnsi="Consolas" w:cs="Courier New"/>
+                <w:color w:val="333333"/>
+                <w:sz w:val="20"/>
+              </w:rPr>
+              <w:t xml:space="preserve"> </w:t>
+            </w:r>
+            <w:r>
+              <w:rPr>
+                <w:rFonts w:ascii="Consolas" w:hAnsi="Consolas" w:cs="Courier New"/>
+                <w:color w:val="A61717"/>
+                <w:sz w:val="20"/>
+                <w:shd w:val="clear" w:color="auto" w:fill="E3D2D2"/>
+              </w:rPr>
+              <w:t>ВЫПОЛНЕНИЙ</w:t>
+            </w:r>
+            <w:r>
+              <w:rPr>
+                <w:rFonts w:ascii="Consolas" w:hAnsi="Consolas" w:cs="Courier New"/>
+                <w:color w:val="333333"/>
+                <w:sz w:val="20"/>
+              </w:rPr>
+              <w:t xml:space="preserve"> </w:t>
+            </w:r>
+            <w:proofErr w:type="gramStart"/>
+            <w:r>
+              <w:rPr>
+                <w:rFonts w:ascii="Consolas" w:hAnsi="Consolas" w:cs="Courier New"/>
+                <w:b/>
+                <w:bCs/>
+                <w:color w:val="333333"/>
+                <w:sz w:val="20"/>
+              </w:rPr>
+              <w:t>|</w:t>
+            </w:r>
+            <w:r>
+              <w:rPr>
+                <w:rFonts w:ascii="Consolas" w:hAnsi="Consolas" w:cs="Courier New"/>
+                <w:color w:val="333333"/>
+                <w:sz w:val="20"/>
+              </w:rPr>
+              <w:t xml:space="preserve">  PUSH</w:t>
+            </w:r>
+            <w:proofErr w:type="gramEnd"/>
+            <w:r>
+              <w:rPr>
+                <w:rFonts w:ascii="Consolas" w:hAnsi="Consolas" w:cs="Courier New"/>
+                <w:color w:val="333333"/>
+                <w:sz w:val="20"/>
+              </w:rPr>
+              <w:t>_TIME (</w:t>
+            </w:r>
+            <w:proofErr w:type="spellStart"/>
+            <w:r>
+              <w:rPr>
+                <w:rFonts w:ascii="Consolas" w:hAnsi="Consolas" w:cs="Courier New"/>
+                <w:color w:val="333333"/>
+                <w:sz w:val="20"/>
+              </w:rPr>
+              <w:t>mcs</w:t>
+            </w:r>
+            <w:proofErr w:type="spellEnd"/>
+            <w:r>
+              <w:rPr>
+                <w:rFonts w:ascii="Consolas" w:hAnsi="Consolas" w:cs="Courier New"/>
+                <w:color w:val="333333"/>
+                <w:sz w:val="20"/>
+              </w:rPr>
+              <w:t xml:space="preserve">)  </w:t>
+            </w:r>
+            <w:r>
+              <w:rPr>
+                <w:rFonts w:ascii="Consolas" w:hAnsi="Consolas" w:cs="Courier New"/>
+                <w:b/>
+                <w:bCs/>
+                <w:color w:val="333333"/>
+                <w:sz w:val="20"/>
+              </w:rPr>
+              <w:t>|</w:t>
+            </w:r>
+            <w:r>
+              <w:rPr>
+                <w:rFonts w:ascii="Consolas" w:hAnsi="Consolas" w:cs="Courier New"/>
+                <w:color w:val="333333"/>
+                <w:sz w:val="20"/>
+              </w:rPr>
+              <w:t xml:space="preserve">  POP_TIME (</w:t>
+            </w:r>
+            <w:proofErr w:type="spellStart"/>
+            <w:r>
+              <w:rPr>
+                <w:rFonts w:ascii="Consolas" w:hAnsi="Consolas" w:cs="Courier New"/>
+                <w:color w:val="333333"/>
+                <w:sz w:val="20"/>
+              </w:rPr>
+              <w:t>mcs</w:t>
+            </w:r>
+            <w:proofErr w:type="spellEnd"/>
+            <w:r>
+              <w:rPr>
+                <w:rFonts w:ascii="Consolas" w:hAnsi="Consolas" w:cs="Courier New"/>
+                <w:color w:val="333333"/>
+                <w:sz w:val="20"/>
+              </w:rPr>
+              <w:t xml:space="preserve">)  </w:t>
+            </w:r>
+            <w:r>
+              <w:rPr>
+                <w:rFonts w:ascii="Consolas" w:hAnsi="Consolas" w:cs="Courier New"/>
+                <w:b/>
+                <w:bCs/>
+                <w:color w:val="333333"/>
+                <w:sz w:val="20"/>
+              </w:rPr>
+              <w:t>|</w:t>
+            </w:r>
+            <w:r>
+              <w:rPr>
+                <w:rFonts w:ascii="Consolas" w:hAnsi="Consolas" w:cs="Courier New"/>
+                <w:color w:val="333333"/>
+                <w:sz w:val="20"/>
+              </w:rPr>
+              <w:t xml:space="preserve">  </w:t>
+            </w:r>
+            <w:r>
+              <w:rPr>
+                <w:rFonts w:ascii="Consolas" w:hAnsi="Consolas" w:cs="Courier New"/>
+                <w:color w:val="A61717"/>
+                <w:sz w:val="20"/>
+                <w:shd w:val="clear" w:color="auto" w:fill="E3D2D2"/>
+              </w:rPr>
+              <w:t>ПАМЯТЬ</w:t>
+            </w:r>
+            <w:r>
+              <w:rPr>
+                <w:rFonts w:ascii="Consolas" w:hAnsi="Consolas" w:cs="Courier New"/>
+                <w:color w:val="333333"/>
+                <w:sz w:val="20"/>
+              </w:rPr>
+              <w:t xml:space="preserve"> (b)  </w:t>
+            </w:r>
+            <w:r>
+              <w:rPr>
+                <w:rFonts w:ascii="Consolas" w:hAnsi="Consolas" w:cs="Courier New"/>
+                <w:b/>
+                <w:bCs/>
+                <w:color w:val="333333"/>
+                <w:sz w:val="20"/>
+              </w:rPr>
+              <w:t>|</w:t>
             </w:r>
           </w:p>
           <w:p>
@@ -7182,111 +6538,7 @@
                 <w:color w:val="333333"/>
                 <w:sz w:val="20"/>
               </w:rPr>
-              <w:t>|</w:t>
-            </w:r>
-            <w:r>
-              <w:rPr>
-                <w:rFonts w:ascii="Consolas" w:hAnsi="Consolas" w:cs="Courier New"/>
-                <w:color w:val="333333"/>
-                <w:sz w:val="20"/>
-              </w:rPr>
-              <w:t xml:space="preserve">                </w:t>
-            </w:r>
-            <w:r>
-              <w:rPr>
-                <w:rFonts w:ascii="Consolas" w:hAnsi="Consolas" w:cs="Courier New"/>
-                <w:color w:val="009999"/>
-                <w:sz w:val="20"/>
-              </w:rPr>
-              <w:t>100</w:t>
-            </w:r>
-            <w:r>
-              <w:rPr>
-                <w:rFonts w:ascii="Consolas" w:hAnsi="Consolas" w:cs="Courier New"/>
-                <w:b/>
-                <w:bCs/>
-                <w:color w:val="333333"/>
-                <w:sz w:val="20"/>
-              </w:rPr>
-              <w:t>|</w:t>
-            </w:r>
-            <w:r>
-              <w:rPr>
-                <w:rFonts w:ascii="Consolas" w:hAnsi="Consolas" w:cs="Courier New"/>
-                <w:color w:val="333333"/>
-                <w:sz w:val="20"/>
-              </w:rPr>
-              <w:t xml:space="preserve">                 </w:t>
-            </w:r>
-            <w:r>
-              <w:rPr>
-                <w:rFonts w:ascii="Consolas" w:hAnsi="Consolas" w:cs="Courier New"/>
-                <w:color w:val="009999"/>
-                <w:sz w:val="20"/>
-              </w:rPr>
-              <w:t>14</w:t>
-            </w:r>
-            <w:r>
-              <w:rPr>
-                <w:rFonts w:ascii="Consolas" w:hAnsi="Consolas" w:cs="Courier New"/>
-                <w:b/>
-                <w:bCs/>
-                <w:color w:val="333333"/>
-                <w:sz w:val="20"/>
-              </w:rPr>
-              <w:t>|</w:t>
-            </w:r>
-            <w:r>
-              <w:rPr>
-                <w:rFonts w:ascii="Consolas" w:hAnsi="Consolas" w:cs="Courier New"/>
-                <w:color w:val="333333"/>
-                <w:sz w:val="20"/>
-              </w:rPr>
-              <w:t xml:space="preserve">                 </w:t>
-            </w:r>
-            <w:r>
-              <w:rPr>
-                <w:rFonts w:ascii="Consolas" w:hAnsi="Consolas" w:cs="Courier New"/>
-                <w:color w:val="009999"/>
-                <w:sz w:val="20"/>
-              </w:rPr>
-              <w:t>1</w:t>
-            </w:r>
-            <w:r>
-              <w:rPr>
-                <w:rFonts w:ascii="Consolas" w:hAnsi="Consolas" w:cs="Courier New"/>
-                <w:b/>
-                <w:bCs/>
-                <w:color w:val="333333"/>
-                <w:sz w:val="20"/>
-              </w:rPr>
-              <w:t>|</w:t>
-            </w:r>
-            <w:r>
-              <w:rPr>
-                <w:rFonts w:ascii="Consolas" w:hAnsi="Consolas" w:cs="Courier New"/>
-                <w:color w:val="333333"/>
-                <w:sz w:val="20"/>
-              </w:rPr>
-              <w:t xml:space="preserve">          </w:t>
-            </w:r>
-            <w:r>
-              <w:rPr>
-                <w:rFonts w:ascii="Consolas" w:hAnsi="Consolas" w:cs="Courier New"/>
-                <w:color w:val="009999"/>
-                <w:sz w:val="20"/>
-              </w:rPr>
-              <w:t>1600</w:t>
-            </w:r>
-            <w:r>
-              <w:rPr>
-                <w:rFonts w:ascii="Consolas" w:hAnsi="Consolas" w:cs="Courier New"/>
-                <w:b/>
-                <w:bCs/>
-                <w:color w:val="333333"/>
-                <w:sz w:val="20"/>
-              </w:rPr>
-              <w:t>|</w:t>
+              <w:t>---------------------------------------------------------------------------</w:t>
             </w:r>
           </w:p>
           <w:p>
@@ -7344,7 +6596,7 @@
                 <w:color w:val="009999"/>
                 <w:sz w:val="20"/>
               </w:rPr>
-              <w:t>250</w:t>
+              <w:t>100</w:t>
             </w:r>
             <w:r>
               <w:rPr>
@@ -7362,7 +6614,7 @@
                 <w:color w:val="333333"/>
                 <w:sz w:val="20"/>
               </w:rPr>
-              <w:t xml:space="preserve">                 </w:t>
+              <w:t xml:space="preserve">                  </w:t>
             </w:r>
             <w:r>
               <w:rPr>
@@ -7370,7 +6622,7 @@
                 <w:color w:val="009999"/>
                 <w:sz w:val="20"/>
               </w:rPr>
-              <w:t>89</w:t>
+              <w:t>0</w:t>
             </w:r>
             <w:r>
               <w:rPr>
@@ -7396,7 +6648,7 @@
                 <w:color w:val="009999"/>
                 <w:sz w:val="20"/>
               </w:rPr>
-              <w:t>3</w:t>
+              <w:t>9</w:t>
             </w:r>
             <w:r>
               <w:rPr>
@@ -7422,7 +6674,7 @@
                 <w:color w:val="009999"/>
                 <w:sz w:val="20"/>
               </w:rPr>
-              <w:t>4000</w:t>
+              <w:t>8048</w:t>
             </w:r>
             <w:r>
               <w:rPr>
@@ -7490,7 +6742,7 @@
                 <w:color w:val="009999"/>
                 <w:sz w:val="20"/>
               </w:rPr>
-              <w:t>500</w:t>
+              <w:t>250</w:t>
             </w:r>
             <w:r>
               <w:rPr>
@@ -7508,7 +6760,7 @@
                 <w:color w:val="333333"/>
                 <w:sz w:val="20"/>
               </w:rPr>
-              <w:t xml:space="preserve">                </w:t>
+              <w:t xml:space="preserve">                  </w:t>
             </w:r>
             <w:r>
               <w:rPr>
@@ -7516,7 +6768,7 @@
                 <w:color w:val="009999"/>
                 <w:sz w:val="20"/>
               </w:rPr>
-              <w:t>394</w:t>
+              <w:t>1</w:t>
             </w:r>
             <w:r>
               <w:rPr>
@@ -7534,7 +6786,7 @@
                 <w:color w:val="333333"/>
                 <w:sz w:val="20"/>
               </w:rPr>
-              <w:t xml:space="preserve">                 </w:t>
+              <w:t xml:space="preserve">                </w:t>
             </w:r>
             <w:r>
               <w:rPr>
@@ -7542,7 +6794,7 @@
                 <w:color w:val="009999"/>
                 <w:sz w:val="20"/>
               </w:rPr>
-              <w:t>6</w:t>
+              <w:t>54</w:t>
             </w:r>
             <w:r>
               <w:rPr>
@@ -7568,7 +6820,7 @@
                 <w:color w:val="009999"/>
                 <w:sz w:val="20"/>
               </w:rPr>
-              <w:t>8000</w:t>
+              <w:t>8048</w:t>
             </w:r>
             <w:r>
               <w:rPr>
@@ -7628,7 +6880,7 @@
                 <w:color w:val="333333"/>
                 <w:sz w:val="20"/>
               </w:rPr>
-              <w:t xml:space="preserve">               </w:t>
+              <w:t xml:space="preserve">                </w:t>
             </w:r>
             <w:r>
               <w:rPr>
@@ -7636,7 +6888,7 @@
                 <w:color w:val="009999"/>
                 <w:sz w:val="20"/>
               </w:rPr>
-              <w:t>1000</w:t>
+              <w:t>500</w:t>
             </w:r>
             <w:r>
               <w:rPr>
@@ -7654,7 +6906,7 @@
                 <w:color w:val="333333"/>
                 <w:sz w:val="20"/>
               </w:rPr>
-              <w:t xml:space="preserve">               </w:t>
+              <w:t xml:space="preserve">                  </w:t>
             </w:r>
             <w:r>
               <w:rPr>
@@ -7662,7 +6914,7 @@
                 <w:color w:val="009999"/>
                 <w:sz w:val="20"/>
               </w:rPr>
-              <w:t>1285</w:t>
+              <w:t>1</w:t>
             </w:r>
             <w:r>
               <w:rPr>
@@ -7680,7 +6932,7 @@
                 <w:color w:val="333333"/>
                 <w:sz w:val="20"/>
               </w:rPr>
-              <w:t xml:space="preserve">                </w:t>
+              <w:t xml:space="preserve">               </w:t>
             </w:r>
             <w:r>
               <w:rPr>
@@ -7688,7 +6940,7 @@
                 <w:color w:val="009999"/>
                 <w:sz w:val="20"/>
               </w:rPr>
-              <w:t>11</w:t>
+              <w:t>318</w:t>
             </w:r>
             <w:r>
               <w:rPr>
@@ -7706,7 +6958,7 @@
                 <w:color w:val="333333"/>
                 <w:sz w:val="20"/>
               </w:rPr>
-              <w:t xml:space="preserve">         </w:t>
+              <w:t xml:space="preserve">          </w:t>
             </w:r>
             <w:r>
               <w:rPr>
@@ -7714,7 +6966,7 @@
                 <w:color w:val="009999"/>
                 <w:sz w:val="20"/>
               </w:rPr>
-              <w:t>16000</w:t>
+              <w:t>8048</w:t>
             </w:r>
             <w:r>
               <w:rPr>
@@ -7753,6 +7005,1192 @@
               <w:spacing w:line="244" w:lineRule="atLeast"/>
               <w:jc w:val="left"/>
               <w:rPr>
+                <w:rFonts w:ascii="Consolas" w:hAnsi="Consolas" w:cs="Courier New"/>
+                <w:color w:val="333333"/>
+                <w:sz w:val="20"/>
+              </w:rPr>
+            </w:pPr>
+            <w:r>
+              <w:rPr>
+                <w:rFonts w:ascii="Consolas" w:hAnsi="Consolas" w:cs="Courier New"/>
+                <w:b/>
+                <w:bCs/>
+                <w:color w:val="333333"/>
+                <w:sz w:val="20"/>
+              </w:rPr>
+              <w:t>|</w:t>
+            </w:r>
+            <w:r>
+              <w:rPr>
+                <w:rFonts w:ascii="Consolas" w:hAnsi="Consolas" w:cs="Courier New"/>
+                <w:color w:val="333333"/>
+                <w:sz w:val="20"/>
+              </w:rPr>
+              <w:t xml:space="preserve">               </w:t>
+            </w:r>
+            <w:r>
+              <w:rPr>
+                <w:rFonts w:ascii="Consolas" w:hAnsi="Consolas" w:cs="Courier New"/>
+                <w:color w:val="009999"/>
+                <w:sz w:val="20"/>
+              </w:rPr>
+              <w:t>1000</w:t>
+            </w:r>
+            <w:r>
+              <w:rPr>
+                <w:rFonts w:ascii="Consolas" w:hAnsi="Consolas" w:cs="Courier New"/>
+                <w:b/>
+                <w:bCs/>
+                <w:color w:val="333333"/>
+                <w:sz w:val="20"/>
+              </w:rPr>
+              <w:t>|</w:t>
+            </w:r>
+            <w:r>
+              <w:rPr>
+                <w:rFonts w:ascii="Consolas" w:hAnsi="Consolas" w:cs="Courier New"/>
+                <w:color w:val="333333"/>
+                <w:sz w:val="20"/>
+              </w:rPr>
+              <w:t xml:space="preserve">                  </w:t>
+            </w:r>
+            <w:r>
+              <w:rPr>
+                <w:rFonts w:ascii="Consolas" w:hAnsi="Consolas" w:cs="Courier New"/>
+                <w:color w:val="009999"/>
+                <w:sz w:val="20"/>
+              </w:rPr>
+              <w:t>3</w:t>
+            </w:r>
+            <w:r>
+              <w:rPr>
+                <w:rFonts w:ascii="Consolas" w:hAnsi="Consolas" w:cs="Courier New"/>
+                <w:b/>
+                <w:bCs/>
+                <w:color w:val="333333"/>
+                <w:sz w:val="20"/>
+              </w:rPr>
+              <w:t>|</w:t>
+            </w:r>
+            <w:r>
+              <w:rPr>
+                <w:rFonts w:ascii="Consolas" w:hAnsi="Consolas" w:cs="Courier New"/>
+                <w:color w:val="333333"/>
+                <w:sz w:val="20"/>
+              </w:rPr>
+              <w:t xml:space="preserve">               </w:t>
+            </w:r>
+            <w:r>
+              <w:rPr>
+                <w:rFonts w:ascii="Consolas" w:hAnsi="Consolas" w:cs="Courier New"/>
+                <w:color w:val="009999"/>
+                <w:sz w:val="20"/>
+              </w:rPr>
+              <w:t>885</w:t>
+            </w:r>
+            <w:r>
+              <w:rPr>
+                <w:rFonts w:ascii="Consolas" w:hAnsi="Consolas" w:cs="Courier New"/>
+                <w:b/>
+                <w:bCs/>
+                <w:color w:val="333333"/>
+                <w:sz w:val="20"/>
+              </w:rPr>
+              <w:t>|</w:t>
+            </w:r>
+            <w:r>
+              <w:rPr>
+                <w:rFonts w:ascii="Consolas" w:hAnsi="Consolas" w:cs="Courier New"/>
+                <w:color w:val="333333"/>
+                <w:sz w:val="20"/>
+              </w:rPr>
+              <w:t xml:space="preserve">          </w:t>
+            </w:r>
+            <w:r>
+              <w:rPr>
+                <w:rFonts w:ascii="Consolas" w:hAnsi="Consolas" w:cs="Courier New"/>
+                <w:color w:val="009999"/>
+                <w:sz w:val="20"/>
+              </w:rPr>
+              <w:t>8048</w:t>
+            </w:r>
+            <w:r>
+              <w:rPr>
+                <w:rFonts w:ascii="Consolas" w:hAnsi="Consolas" w:cs="Courier New"/>
+                <w:b/>
+                <w:bCs/>
+                <w:color w:val="333333"/>
+                <w:sz w:val="20"/>
+              </w:rPr>
+              <w:t>|</w:t>
+            </w:r>
+          </w:p>
+          <w:p>
+            <w:pPr>
+              <w:widowControl/>
+              <w:tabs>
+                <w:tab w:val="left" w:pos="916"/>
+                <w:tab w:val="left" w:pos="1832"/>
+                <w:tab w:val="left" w:pos="2748"/>
+                <w:tab w:val="left" w:pos="3664"/>
+                <w:tab w:val="left" w:pos="4580"/>
+                <w:tab w:val="left" w:pos="5496"/>
+                <w:tab w:val="left" w:pos="6412"/>
+                <w:tab w:val="left" w:pos="7328"/>
+                <w:tab w:val="left" w:pos="8244"/>
+                <w:tab w:val="left" w:pos="9160"/>
+                <w:tab w:val="left" w:pos="10076"/>
+                <w:tab w:val="left" w:pos="10992"/>
+                <w:tab w:val="left" w:pos="11908"/>
+                <w:tab w:val="left" w:pos="12824"/>
+                <w:tab w:val="left" w:pos="13740"/>
+                <w:tab w:val="left" w:pos="14656"/>
+              </w:tabs>
+              <w:suppressAutoHyphens w:val="0"/>
+              <w:autoSpaceDN/>
+              <w:spacing w:line="244" w:lineRule="atLeast"/>
+              <w:jc w:val="left"/>
+              <w:rPr>
+                <w:rFonts w:ascii="Consolas" w:hAnsi="Consolas" w:cs="Courier New"/>
+                <w:color w:val="333333"/>
+                <w:sz w:val="20"/>
+              </w:rPr>
+            </w:pPr>
+            <w:r>
+              <w:rPr>
+                <w:rFonts w:ascii="Consolas" w:hAnsi="Consolas" w:cs="Courier New"/>
+                <w:b/>
+                <w:bCs/>
+                <w:color w:val="333333"/>
+                <w:sz w:val="20"/>
+              </w:rPr>
+              <w:t>---------------------------------------------------------------------------</w:t>
+            </w:r>
+          </w:p>
+          <w:p>
+            <w:pPr>
+              <w:widowControl/>
+              <w:tabs>
+                <w:tab w:val="left" w:pos="916"/>
+                <w:tab w:val="left" w:pos="1832"/>
+                <w:tab w:val="left" w:pos="2748"/>
+                <w:tab w:val="left" w:pos="3664"/>
+                <w:tab w:val="left" w:pos="4580"/>
+                <w:tab w:val="left" w:pos="5496"/>
+                <w:tab w:val="left" w:pos="6412"/>
+                <w:tab w:val="left" w:pos="7328"/>
+                <w:tab w:val="left" w:pos="8244"/>
+                <w:tab w:val="left" w:pos="9160"/>
+                <w:tab w:val="left" w:pos="10076"/>
+                <w:tab w:val="left" w:pos="10992"/>
+                <w:tab w:val="left" w:pos="11908"/>
+                <w:tab w:val="left" w:pos="12824"/>
+                <w:tab w:val="left" w:pos="13740"/>
+                <w:tab w:val="left" w:pos="14656"/>
+              </w:tabs>
+              <w:suppressAutoHyphens w:val="0"/>
+              <w:autoSpaceDN/>
+              <w:spacing w:line="244" w:lineRule="atLeast"/>
+              <w:jc w:val="left"/>
+              <w:rPr>
+                <w:rFonts w:ascii="Consolas" w:hAnsi="Consolas" w:cs="Courier New"/>
+                <w:color w:val="333333"/>
+                <w:sz w:val="20"/>
+              </w:rPr>
+            </w:pPr>
+          </w:p>
+          <w:p>
+            <w:pPr>
+              <w:widowControl/>
+              <w:tabs>
+                <w:tab w:val="left" w:pos="916"/>
+                <w:tab w:val="left" w:pos="1832"/>
+                <w:tab w:val="left" w:pos="2748"/>
+                <w:tab w:val="left" w:pos="3664"/>
+                <w:tab w:val="left" w:pos="4580"/>
+                <w:tab w:val="left" w:pos="5496"/>
+                <w:tab w:val="left" w:pos="6412"/>
+                <w:tab w:val="left" w:pos="7328"/>
+                <w:tab w:val="left" w:pos="8244"/>
+                <w:tab w:val="left" w:pos="9160"/>
+                <w:tab w:val="left" w:pos="10076"/>
+                <w:tab w:val="left" w:pos="10992"/>
+                <w:tab w:val="left" w:pos="11908"/>
+                <w:tab w:val="left" w:pos="12824"/>
+                <w:tab w:val="left" w:pos="13740"/>
+                <w:tab w:val="left" w:pos="14656"/>
+              </w:tabs>
+              <w:suppressAutoHyphens w:val="0"/>
+              <w:autoSpaceDN/>
+              <w:spacing w:line="244" w:lineRule="atLeast"/>
+              <w:jc w:val="left"/>
+              <w:rPr>
+                <w:rFonts w:ascii="Consolas" w:hAnsi="Consolas" w:cs="Courier New"/>
+                <w:color w:val="333333"/>
+                <w:sz w:val="20"/>
+              </w:rPr>
+            </w:pPr>
+            <w:r>
+              <w:rPr>
+                <w:rFonts w:ascii="Consolas" w:hAnsi="Consolas" w:cs="Courier New"/>
+                <w:color w:val="333333"/>
+                <w:sz w:val="20"/>
+              </w:rPr>
+              <w:t xml:space="preserve">                                 </w:t>
+            </w:r>
+            <w:r>
+              <w:rPr>
+                <w:rFonts w:ascii="Consolas" w:hAnsi="Consolas" w:cs="Courier New"/>
+                <w:color w:val="A61717"/>
+                <w:sz w:val="20"/>
+                <w:shd w:val="clear" w:color="auto" w:fill="E3D2D2"/>
+              </w:rPr>
+              <w:t>ОЧЕРЕДЬ</w:t>
+            </w:r>
+            <w:r>
+              <w:rPr>
+                <w:rFonts w:ascii="Consolas" w:hAnsi="Consolas" w:cs="Courier New"/>
+                <w:b/>
+                <w:bCs/>
+                <w:color w:val="333333"/>
+                <w:sz w:val="20"/>
+              </w:rPr>
+              <w:t>-</w:t>
+            </w:r>
+            <w:r>
+              <w:rPr>
+                <w:rFonts w:ascii="Consolas" w:hAnsi="Consolas" w:cs="Courier New"/>
+                <w:color w:val="A61717"/>
+                <w:sz w:val="20"/>
+                <w:shd w:val="clear" w:color="auto" w:fill="E3D2D2"/>
+              </w:rPr>
+              <w:t>СПИСОК</w:t>
+            </w:r>
+          </w:p>
+          <w:p>
+            <w:pPr>
+              <w:widowControl/>
+              <w:tabs>
+                <w:tab w:val="left" w:pos="916"/>
+                <w:tab w:val="left" w:pos="1832"/>
+                <w:tab w:val="left" w:pos="2748"/>
+                <w:tab w:val="left" w:pos="3664"/>
+                <w:tab w:val="left" w:pos="4580"/>
+                <w:tab w:val="left" w:pos="5496"/>
+                <w:tab w:val="left" w:pos="6412"/>
+                <w:tab w:val="left" w:pos="7328"/>
+                <w:tab w:val="left" w:pos="8244"/>
+                <w:tab w:val="left" w:pos="9160"/>
+                <w:tab w:val="left" w:pos="10076"/>
+                <w:tab w:val="left" w:pos="10992"/>
+                <w:tab w:val="left" w:pos="11908"/>
+                <w:tab w:val="left" w:pos="12824"/>
+                <w:tab w:val="left" w:pos="13740"/>
+                <w:tab w:val="left" w:pos="14656"/>
+              </w:tabs>
+              <w:suppressAutoHyphens w:val="0"/>
+              <w:autoSpaceDN/>
+              <w:spacing w:line="244" w:lineRule="atLeast"/>
+              <w:jc w:val="left"/>
+              <w:rPr>
+                <w:rFonts w:ascii="Consolas" w:hAnsi="Consolas" w:cs="Courier New"/>
+                <w:color w:val="333333"/>
+                <w:sz w:val="20"/>
+              </w:rPr>
+            </w:pPr>
+            <w:r>
+              <w:rPr>
+                <w:rFonts w:ascii="Consolas" w:hAnsi="Consolas" w:cs="Courier New"/>
+                <w:b/>
+                <w:bCs/>
+                <w:color w:val="333333"/>
+                <w:sz w:val="20"/>
+              </w:rPr>
+              <w:t>---------------------------------------------------------------------------</w:t>
+            </w:r>
+          </w:p>
+          <w:p>
+            <w:pPr>
+              <w:widowControl/>
+              <w:tabs>
+                <w:tab w:val="left" w:pos="916"/>
+                <w:tab w:val="left" w:pos="1832"/>
+                <w:tab w:val="left" w:pos="2748"/>
+                <w:tab w:val="left" w:pos="3664"/>
+                <w:tab w:val="left" w:pos="4580"/>
+                <w:tab w:val="left" w:pos="5496"/>
+                <w:tab w:val="left" w:pos="6412"/>
+                <w:tab w:val="left" w:pos="7328"/>
+                <w:tab w:val="left" w:pos="8244"/>
+                <w:tab w:val="left" w:pos="9160"/>
+                <w:tab w:val="left" w:pos="10076"/>
+                <w:tab w:val="left" w:pos="10992"/>
+                <w:tab w:val="left" w:pos="11908"/>
+                <w:tab w:val="left" w:pos="12824"/>
+                <w:tab w:val="left" w:pos="13740"/>
+                <w:tab w:val="left" w:pos="14656"/>
+              </w:tabs>
+              <w:suppressAutoHyphens w:val="0"/>
+              <w:autoSpaceDN/>
+              <w:spacing w:line="244" w:lineRule="atLeast"/>
+              <w:jc w:val="left"/>
+              <w:rPr>
+                <w:rFonts w:ascii="Consolas" w:hAnsi="Consolas" w:cs="Courier New"/>
+                <w:color w:val="333333"/>
+                <w:sz w:val="20"/>
+              </w:rPr>
+            </w:pPr>
+            <w:r>
+              <w:rPr>
+                <w:rFonts w:ascii="Consolas" w:hAnsi="Consolas" w:cs="Courier New"/>
+                <w:b/>
+                <w:bCs/>
+                <w:color w:val="333333"/>
+                <w:sz w:val="20"/>
+              </w:rPr>
+              <w:t>|</w:t>
+            </w:r>
+            <w:r>
+              <w:rPr>
+                <w:rFonts w:ascii="Consolas" w:hAnsi="Consolas" w:cs="Courier New"/>
+                <w:color w:val="333333"/>
+                <w:sz w:val="20"/>
+              </w:rPr>
+              <w:t xml:space="preserve"> </w:t>
+            </w:r>
+            <w:r>
+              <w:rPr>
+                <w:rFonts w:ascii="Consolas" w:hAnsi="Consolas" w:cs="Courier New"/>
+                <w:color w:val="A61717"/>
+                <w:sz w:val="20"/>
+                <w:shd w:val="clear" w:color="auto" w:fill="E3D2D2"/>
+              </w:rPr>
+              <w:t>КОЛ</w:t>
+            </w:r>
+            <w:r>
+              <w:rPr>
+                <w:rFonts w:ascii="Consolas" w:hAnsi="Consolas" w:cs="Courier New"/>
+                <w:b/>
+                <w:bCs/>
+                <w:color w:val="333333"/>
+                <w:sz w:val="20"/>
+              </w:rPr>
+              <w:t>-</w:t>
+            </w:r>
+            <w:r>
+              <w:rPr>
+                <w:rFonts w:ascii="Consolas" w:hAnsi="Consolas" w:cs="Courier New"/>
+                <w:color w:val="A61717"/>
+                <w:sz w:val="20"/>
+                <w:shd w:val="clear" w:color="auto" w:fill="E3D2D2"/>
+              </w:rPr>
+              <w:t>ВО</w:t>
+            </w:r>
+            <w:r>
+              <w:rPr>
+                <w:rFonts w:ascii="Consolas" w:hAnsi="Consolas" w:cs="Courier New"/>
+                <w:color w:val="333333"/>
+                <w:sz w:val="20"/>
+              </w:rPr>
+              <w:t xml:space="preserve"> </w:t>
+            </w:r>
+            <w:r>
+              <w:rPr>
+                <w:rFonts w:ascii="Consolas" w:hAnsi="Consolas" w:cs="Courier New"/>
+                <w:color w:val="A61717"/>
+                <w:sz w:val="20"/>
+                <w:shd w:val="clear" w:color="auto" w:fill="E3D2D2"/>
+              </w:rPr>
+              <w:t>ВЫПОЛНЕНИЙ</w:t>
+            </w:r>
+            <w:r>
+              <w:rPr>
+                <w:rFonts w:ascii="Consolas" w:hAnsi="Consolas" w:cs="Courier New"/>
+                <w:color w:val="333333"/>
+                <w:sz w:val="20"/>
+              </w:rPr>
+              <w:t xml:space="preserve"> </w:t>
+            </w:r>
+            <w:proofErr w:type="gramStart"/>
+            <w:r>
+              <w:rPr>
+                <w:rFonts w:ascii="Consolas" w:hAnsi="Consolas" w:cs="Courier New"/>
+                <w:b/>
+                <w:bCs/>
+                <w:color w:val="333333"/>
+                <w:sz w:val="20"/>
+              </w:rPr>
+              <w:t>|</w:t>
+            </w:r>
+            <w:r>
+              <w:rPr>
+                <w:rFonts w:ascii="Consolas" w:hAnsi="Consolas" w:cs="Courier New"/>
+                <w:color w:val="333333"/>
+                <w:sz w:val="20"/>
+              </w:rPr>
+              <w:t xml:space="preserve">  PUSH</w:t>
+            </w:r>
+            <w:proofErr w:type="gramEnd"/>
+            <w:r>
+              <w:rPr>
+                <w:rFonts w:ascii="Consolas" w:hAnsi="Consolas" w:cs="Courier New"/>
+                <w:color w:val="333333"/>
+                <w:sz w:val="20"/>
+              </w:rPr>
+              <w:t>_TIME (</w:t>
+            </w:r>
+            <w:proofErr w:type="spellStart"/>
+            <w:r>
+              <w:rPr>
+                <w:rFonts w:ascii="Consolas" w:hAnsi="Consolas" w:cs="Courier New"/>
+                <w:color w:val="333333"/>
+                <w:sz w:val="20"/>
+              </w:rPr>
+              <w:t>mcs</w:t>
+            </w:r>
+            <w:proofErr w:type="spellEnd"/>
+            <w:r>
+              <w:rPr>
+                <w:rFonts w:ascii="Consolas" w:hAnsi="Consolas" w:cs="Courier New"/>
+                <w:color w:val="333333"/>
+                <w:sz w:val="20"/>
+              </w:rPr>
+              <w:t xml:space="preserve">)  </w:t>
+            </w:r>
+            <w:r>
+              <w:rPr>
+                <w:rFonts w:ascii="Consolas" w:hAnsi="Consolas" w:cs="Courier New"/>
+                <w:b/>
+                <w:bCs/>
+                <w:color w:val="333333"/>
+                <w:sz w:val="20"/>
+              </w:rPr>
+              <w:t>|</w:t>
+            </w:r>
+            <w:r>
+              <w:rPr>
+                <w:rFonts w:ascii="Consolas" w:hAnsi="Consolas" w:cs="Courier New"/>
+                <w:color w:val="333333"/>
+                <w:sz w:val="20"/>
+              </w:rPr>
+              <w:t xml:space="preserve">  POP_TIME (</w:t>
+            </w:r>
+            <w:proofErr w:type="spellStart"/>
+            <w:r>
+              <w:rPr>
+                <w:rFonts w:ascii="Consolas" w:hAnsi="Consolas" w:cs="Courier New"/>
+                <w:color w:val="333333"/>
+                <w:sz w:val="20"/>
+              </w:rPr>
+              <w:t>mcs</w:t>
+            </w:r>
+            <w:proofErr w:type="spellEnd"/>
+            <w:r>
+              <w:rPr>
+                <w:rFonts w:ascii="Consolas" w:hAnsi="Consolas" w:cs="Courier New"/>
+                <w:color w:val="333333"/>
+                <w:sz w:val="20"/>
+              </w:rPr>
+              <w:t xml:space="preserve">)  </w:t>
+            </w:r>
+            <w:r>
+              <w:rPr>
+                <w:rFonts w:ascii="Consolas" w:hAnsi="Consolas" w:cs="Courier New"/>
+                <w:b/>
+                <w:bCs/>
+                <w:color w:val="333333"/>
+                <w:sz w:val="20"/>
+              </w:rPr>
+              <w:t>|</w:t>
+            </w:r>
+            <w:r>
+              <w:rPr>
+                <w:rFonts w:ascii="Consolas" w:hAnsi="Consolas" w:cs="Courier New"/>
+                <w:color w:val="333333"/>
+                <w:sz w:val="20"/>
+              </w:rPr>
+              <w:t xml:space="preserve">  </w:t>
+            </w:r>
+            <w:r>
+              <w:rPr>
+                <w:rFonts w:ascii="Consolas" w:hAnsi="Consolas" w:cs="Courier New"/>
+                <w:color w:val="A61717"/>
+                <w:sz w:val="20"/>
+                <w:shd w:val="clear" w:color="auto" w:fill="E3D2D2"/>
+              </w:rPr>
+              <w:t>ПАМЯТЬ</w:t>
+            </w:r>
+            <w:r>
+              <w:rPr>
+                <w:rFonts w:ascii="Consolas" w:hAnsi="Consolas" w:cs="Courier New"/>
+                <w:color w:val="333333"/>
+                <w:sz w:val="20"/>
+              </w:rPr>
+              <w:t xml:space="preserve"> (b)  </w:t>
+            </w:r>
+            <w:r>
+              <w:rPr>
+                <w:rFonts w:ascii="Consolas" w:hAnsi="Consolas" w:cs="Courier New"/>
+                <w:b/>
+                <w:bCs/>
+                <w:color w:val="333333"/>
+                <w:sz w:val="20"/>
+              </w:rPr>
+              <w:t>|</w:t>
+            </w:r>
+          </w:p>
+          <w:p>
+            <w:pPr>
+              <w:widowControl/>
+              <w:tabs>
+                <w:tab w:val="left" w:pos="916"/>
+                <w:tab w:val="left" w:pos="1832"/>
+                <w:tab w:val="left" w:pos="2748"/>
+                <w:tab w:val="left" w:pos="3664"/>
+                <w:tab w:val="left" w:pos="4580"/>
+                <w:tab w:val="left" w:pos="5496"/>
+                <w:tab w:val="left" w:pos="6412"/>
+                <w:tab w:val="left" w:pos="7328"/>
+                <w:tab w:val="left" w:pos="8244"/>
+                <w:tab w:val="left" w:pos="9160"/>
+                <w:tab w:val="left" w:pos="10076"/>
+                <w:tab w:val="left" w:pos="10992"/>
+                <w:tab w:val="left" w:pos="11908"/>
+                <w:tab w:val="left" w:pos="12824"/>
+                <w:tab w:val="left" w:pos="13740"/>
+                <w:tab w:val="left" w:pos="14656"/>
+              </w:tabs>
+              <w:suppressAutoHyphens w:val="0"/>
+              <w:autoSpaceDN/>
+              <w:spacing w:line="244" w:lineRule="atLeast"/>
+              <w:jc w:val="left"/>
+              <w:rPr>
+                <w:rFonts w:ascii="Consolas" w:hAnsi="Consolas" w:cs="Courier New"/>
+                <w:color w:val="333333"/>
+                <w:sz w:val="20"/>
+              </w:rPr>
+            </w:pPr>
+            <w:r>
+              <w:rPr>
+                <w:rFonts w:ascii="Consolas" w:hAnsi="Consolas" w:cs="Courier New"/>
+                <w:b/>
+                <w:bCs/>
+                <w:color w:val="333333"/>
+                <w:sz w:val="20"/>
+              </w:rPr>
+              <w:t>---------------------------------------------------------------------------</w:t>
+            </w:r>
+          </w:p>
+          <w:p>
+            <w:pPr>
+              <w:widowControl/>
+              <w:tabs>
+                <w:tab w:val="left" w:pos="916"/>
+                <w:tab w:val="left" w:pos="1832"/>
+                <w:tab w:val="left" w:pos="2748"/>
+                <w:tab w:val="left" w:pos="3664"/>
+                <w:tab w:val="left" w:pos="4580"/>
+                <w:tab w:val="left" w:pos="5496"/>
+                <w:tab w:val="left" w:pos="6412"/>
+                <w:tab w:val="left" w:pos="7328"/>
+                <w:tab w:val="left" w:pos="8244"/>
+                <w:tab w:val="left" w:pos="9160"/>
+                <w:tab w:val="left" w:pos="10076"/>
+                <w:tab w:val="left" w:pos="10992"/>
+                <w:tab w:val="left" w:pos="11908"/>
+                <w:tab w:val="left" w:pos="12824"/>
+                <w:tab w:val="left" w:pos="13740"/>
+                <w:tab w:val="left" w:pos="14656"/>
+              </w:tabs>
+              <w:suppressAutoHyphens w:val="0"/>
+              <w:autoSpaceDN/>
+              <w:spacing w:line="244" w:lineRule="atLeast"/>
+              <w:jc w:val="left"/>
+              <w:rPr>
+                <w:rFonts w:ascii="Consolas" w:hAnsi="Consolas" w:cs="Courier New"/>
+                <w:color w:val="333333"/>
+                <w:sz w:val="20"/>
+              </w:rPr>
+            </w:pPr>
+            <w:r>
+              <w:rPr>
+                <w:rFonts w:ascii="Consolas" w:hAnsi="Consolas" w:cs="Courier New"/>
+                <w:b/>
+                <w:bCs/>
+                <w:color w:val="333333"/>
+                <w:sz w:val="20"/>
+              </w:rPr>
+              <w:t>|</w:t>
+            </w:r>
+            <w:r>
+              <w:rPr>
+                <w:rFonts w:ascii="Consolas" w:hAnsi="Consolas" w:cs="Courier New"/>
+                <w:color w:val="333333"/>
+                <w:sz w:val="20"/>
+              </w:rPr>
+              <w:t xml:space="preserve">                </w:t>
+            </w:r>
+            <w:r>
+              <w:rPr>
+                <w:rFonts w:ascii="Consolas" w:hAnsi="Consolas" w:cs="Courier New"/>
+                <w:color w:val="009999"/>
+                <w:sz w:val="20"/>
+              </w:rPr>
+              <w:t>100</w:t>
+            </w:r>
+            <w:r>
+              <w:rPr>
+                <w:rFonts w:ascii="Consolas" w:hAnsi="Consolas" w:cs="Courier New"/>
+                <w:b/>
+                <w:bCs/>
+                <w:color w:val="333333"/>
+                <w:sz w:val="20"/>
+              </w:rPr>
+              <w:t>|</w:t>
+            </w:r>
+            <w:r>
+              <w:rPr>
+                <w:rFonts w:ascii="Consolas" w:hAnsi="Consolas" w:cs="Courier New"/>
+                <w:color w:val="333333"/>
+                <w:sz w:val="20"/>
+              </w:rPr>
+              <w:t xml:space="preserve">                  </w:t>
+            </w:r>
+            <w:r>
+              <w:rPr>
+                <w:rFonts w:ascii="Consolas" w:hAnsi="Consolas" w:cs="Courier New"/>
+                <w:color w:val="009999"/>
+                <w:sz w:val="20"/>
+              </w:rPr>
+              <w:t>2</w:t>
+            </w:r>
+            <w:r>
+              <w:rPr>
+                <w:rFonts w:ascii="Consolas" w:hAnsi="Consolas" w:cs="Courier New"/>
+                <w:b/>
+                <w:bCs/>
+                <w:color w:val="333333"/>
+                <w:sz w:val="20"/>
+              </w:rPr>
+              <w:t>|</w:t>
+            </w:r>
+            <w:r>
+              <w:rPr>
+                <w:rFonts w:ascii="Consolas" w:hAnsi="Consolas" w:cs="Courier New"/>
+                <w:color w:val="333333"/>
+                <w:sz w:val="20"/>
+              </w:rPr>
+              <w:t xml:space="preserve">                 </w:t>
+            </w:r>
+            <w:r>
+              <w:rPr>
+                <w:rFonts w:ascii="Consolas" w:hAnsi="Consolas" w:cs="Courier New"/>
+                <w:color w:val="009999"/>
+                <w:sz w:val="20"/>
+              </w:rPr>
+              <w:t>1</w:t>
+            </w:r>
+            <w:r>
+              <w:rPr>
+                <w:rFonts w:ascii="Consolas" w:hAnsi="Consolas" w:cs="Courier New"/>
+                <w:b/>
+                <w:bCs/>
+                <w:color w:val="333333"/>
+                <w:sz w:val="20"/>
+              </w:rPr>
+              <w:t>|</w:t>
+            </w:r>
+            <w:r>
+              <w:rPr>
+                <w:rFonts w:ascii="Consolas" w:hAnsi="Consolas" w:cs="Courier New"/>
+                <w:color w:val="333333"/>
+                <w:sz w:val="20"/>
+              </w:rPr>
+              <w:t xml:space="preserve">          </w:t>
+            </w:r>
+            <w:r>
+              <w:rPr>
+                <w:rFonts w:ascii="Consolas" w:hAnsi="Consolas" w:cs="Courier New"/>
+                <w:color w:val="009999"/>
+                <w:sz w:val="20"/>
+              </w:rPr>
+              <w:t>1600</w:t>
+            </w:r>
+            <w:r>
+              <w:rPr>
+                <w:rFonts w:ascii="Consolas" w:hAnsi="Consolas" w:cs="Courier New"/>
+                <w:b/>
+                <w:bCs/>
+                <w:color w:val="333333"/>
+                <w:sz w:val="20"/>
+              </w:rPr>
+              <w:t>|</w:t>
+            </w:r>
+          </w:p>
+          <w:p>
+            <w:pPr>
+              <w:widowControl/>
+              <w:tabs>
+                <w:tab w:val="left" w:pos="916"/>
+                <w:tab w:val="left" w:pos="1832"/>
+                <w:tab w:val="left" w:pos="2748"/>
+                <w:tab w:val="left" w:pos="3664"/>
+                <w:tab w:val="left" w:pos="4580"/>
+                <w:tab w:val="left" w:pos="5496"/>
+                <w:tab w:val="left" w:pos="6412"/>
+                <w:tab w:val="left" w:pos="7328"/>
+                <w:tab w:val="left" w:pos="8244"/>
+                <w:tab w:val="left" w:pos="9160"/>
+                <w:tab w:val="left" w:pos="10076"/>
+                <w:tab w:val="left" w:pos="10992"/>
+                <w:tab w:val="left" w:pos="11908"/>
+                <w:tab w:val="left" w:pos="12824"/>
+                <w:tab w:val="left" w:pos="13740"/>
+                <w:tab w:val="left" w:pos="14656"/>
+              </w:tabs>
+              <w:suppressAutoHyphens w:val="0"/>
+              <w:autoSpaceDN/>
+              <w:spacing w:line="244" w:lineRule="atLeast"/>
+              <w:jc w:val="left"/>
+              <w:rPr>
+                <w:rFonts w:ascii="Consolas" w:hAnsi="Consolas" w:cs="Courier New"/>
+                <w:color w:val="333333"/>
+                <w:sz w:val="20"/>
+              </w:rPr>
+            </w:pPr>
+            <w:r>
+              <w:rPr>
+                <w:rFonts w:ascii="Consolas" w:hAnsi="Consolas" w:cs="Courier New"/>
+                <w:b/>
+                <w:bCs/>
+                <w:color w:val="333333"/>
+                <w:sz w:val="20"/>
+              </w:rPr>
+              <w:t>|</w:t>
+            </w:r>
+            <w:r>
+              <w:rPr>
+                <w:rFonts w:ascii="Consolas" w:hAnsi="Consolas" w:cs="Courier New"/>
+                <w:color w:val="333333"/>
+                <w:sz w:val="20"/>
+              </w:rPr>
+              <w:t xml:space="preserve">                </w:t>
+            </w:r>
+            <w:r>
+              <w:rPr>
+                <w:rFonts w:ascii="Consolas" w:hAnsi="Consolas" w:cs="Courier New"/>
+                <w:color w:val="009999"/>
+                <w:sz w:val="20"/>
+              </w:rPr>
+              <w:t>250</w:t>
+            </w:r>
+            <w:r>
+              <w:rPr>
+                <w:rFonts w:ascii="Consolas" w:hAnsi="Consolas" w:cs="Courier New"/>
+                <w:b/>
+                <w:bCs/>
+                <w:color w:val="333333"/>
+                <w:sz w:val="20"/>
+              </w:rPr>
+              <w:t>|</w:t>
+            </w:r>
+            <w:r>
+              <w:rPr>
+                <w:rFonts w:ascii="Consolas" w:hAnsi="Consolas" w:cs="Courier New"/>
+                <w:color w:val="333333"/>
+                <w:sz w:val="20"/>
+              </w:rPr>
+              <w:t xml:space="preserve">                  </w:t>
+            </w:r>
+            <w:r>
+              <w:rPr>
+                <w:rFonts w:ascii="Consolas" w:hAnsi="Consolas" w:cs="Courier New"/>
+                <w:color w:val="009999"/>
+                <w:sz w:val="20"/>
+              </w:rPr>
+              <w:t>4</w:t>
+            </w:r>
+            <w:r>
+              <w:rPr>
+                <w:rFonts w:ascii="Consolas" w:hAnsi="Consolas" w:cs="Courier New"/>
+                <w:b/>
+                <w:bCs/>
+                <w:color w:val="333333"/>
+                <w:sz w:val="20"/>
+              </w:rPr>
+              <w:t>|</w:t>
+            </w:r>
+            <w:r>
+              <w:rPr>
+                <w:rFonts w:ascii="Consolas" w:hAnsi="Consolas" w:cs="Courier New"/>
+                <w:color w:val="333333"/>
+                <w:sz w:val="20"/>
+              </w:rPr>
+              <w:t xml:space="preserve">                 </w:t>
+            </w:r>
+            <w:r>
+              <w:rPr>
+                <w:rFonts w:ascii="Consolas" w:hAnsi="Consolas" w:cs="Courier New"/>
+                <w:color w:val="009999"/>
+                <w:sz w:val="20"/>
+              </w:rPr>
+              <w:t>3</w:t>
+            </w:r>
+            <w:r>
+              <w:rPr>
+                <w:rFonts w:ascii="Consolas" w:hAnsi="Consolas" w:cs="Courier New"/>
+                <w:b/>
+                <w:bCs/>
+                <w:color w:val="333333"/>
+                <w:sz w:val="20"/>
+              </w:rPr>
+              <w:t>|</w:t>
+            </w:r>
+            <w:r>
+              <w:rPr>
+                <w:rFonts w:ascii="Consolas" w:hAnsi="Consolas" w:cs="Courier New"/>
+                <w:color w:val="333333"/>
+                <w:sz w:val="20"/>
+              </w:rPr>
+              <w:t xml:space="preserve">          </w:t>
+            </w:r>
+            <w:r>
+              <w:rPr>
+                <w:rFonts w:ascii="Consolas" w:hAnsi="Consolas" w:cs="Courier New"/>
+                <w:color w:val="009999"/>
+                <w:sz w:val="20"/>
+              </w:rPr>
+              <w:t>4000</w:t>
+            </w:r>
+            <w:r>
+              <w:rPr>
+                <w:rFonts w:ascii="Consolas" w:hAnsi="Consolas" w:cs="Courier New"/>
+                <w:b/>
+                <w:bCs/>
+                <w:color w:val="333333"/>
+                <w:sz w:val="20"/>
+              </w:rPr>
+              <w:t>|</w:t>
+            </w:r>
+          </w:p>
+          <w:p>
+            <w:pPr>
+              <w:widowControl/>
+              <w:tabs>
+                <w:tab w:val="left" w:pos="916"/>
+                <w:tab w:val="left" w:pos="1832"/>
+                <w:tab w:val="left" w:pos="2748"/>
+                <w:tab w:val="left" w:pos="3664"/>
+                <w:tab w:val="left" w:pos="4580"/>
+                <w:tab w:val="left" w:pos="5496"/>
+                <w:tab w:val="left" w:pos="6412"/>
+                <w:tab w:val="left" w:pos="7328"/>
+                <w:tab w:val="left" w:pos="8244"/>
+                <w:tab w:val="left" w:pos="9160"/>
+                <w:tab w:val="left" w:pos="10076"/>
+                <w:tab w:val="left" w:pos="10992"/>
+                <w:tab w:val="left" w:pos="11908"/>
+                <w:tab w:val="left" w:pos="12824"/>
+                <w:tab w:val="left" w:pos="13740"/>
+                <w:tab w:val="left" w:pos="14656"/>
+              </w:tabs>
+              <w:suppressAutoHyphens w:val="0"/>
+              <w:autoSpaceDN/>
+              <w:spacing w:line="244" w:lineRule="atLeast"/>
+              <w:jc w:val="left"/>
+              <w:rPr>
+                <w:rFonts w:ascii="Consolas" w:hAnsi="Consolas" w:cs="Courier New"/>
+                <w:color w:val="333333"/>
+                <w:sz w:val="20"/>
+              </w:rPr>
+            </w:pPr>
+            <w:r>
+              <w:rPr>
+                <w:rFonts w:ascii="Consolas" w:hAnsi="Consolas" w:cs="Courier New"/>
+                <w:b/>
+                <w:bCs/>
+                <w:color w:val="333333"/>
+                <w:sz w:val="20"/>
+              </w:rPr>
+              <w:t>|</w:t>
+            </w:r>
+            <w:r>
+              <w:rPr>
+                <w:rFonts w:ascii="Consolas" w:hAnsi="Consolas" w:cs="Courier New"/>
+                <w:color w:val="333333"/>
+                <w:sz w:val="20"/>
+              </w:rPr>
+              <w:t xml:space="preserve">                </w:t>
+            </w:r>
+            <w:r>
+              <w:rPr>
+                <w:rFonts w:ascii="Consolas" w:hAnsi="Consolas" w:cs="Courier New"/>
+                <w:color w:val="009999"/>
+                <w:sz w:val="20"/>
+              </w:rPr>
+              <w:t>500</w:t>
+            </w:r>
+            <w:r>
+              <w:rPr>
+                <w:rFonts w:ascii="Consolas" w:hAnsi="Consolas" w:cs="Courier New"/>
+                <w:b/>
+                <w:bCs/>
+                <w:color w:val="333333"/>
+                <w:sz w:val="20"/>
+              </w:rPr>
+              <w:t>|</w:t>
+            </w:r>
+            <w:r>
+              <w:rPr>
+                <w:rFonts w:ascii="Consolas" w:hAnsi="Consolas" w:cs="Courier New"/>
+                <w:color w:val="333333"/>
+                <w:sz w:val="20"/>
+              </w:rPr>
+              <w:t xml:space="preserve">                  </w:t>
+            </w:r>
+            <w:r>
+              <w:rPr>
+                <w:rFonts w:ascii="Consolas" w:hAnsi="Consolas" w:cs="Courier New"/>
+                <w:color w:val="009999"/>
+                <w:sz w:val="20"/>
+              </w:rPr>
+              <w:t>7</w:t>
+            </w:r>
+            <w:r>
+              <w:rPr>
+                <w:rFonts w:ascii="Consolas" w:hAnsi="Consolas" w:cs="Courier New"/>
+                <w:b/>
+                <w:bCs/>
+                <w:color w:val="333333"/>
+                <w:sz w:val="20"/>
+              </w:rPr>
+              <w:t>|</w:t>
+            </w:r>
+            <w:r>
+              <w:rPr>
+                <w:rFonts w:ascii="Consolas" w:hAnsi="Consolas" w:cs="Courier New"/>
+                <w:color w:val="333333"/>
+                <w:sz w:val="20"/>
+              </w:rPr>
+              <w:t xml:space="preserve">                 </w:t>
+            </w:r>
+            <w:r>
+              <w:rPr>
+                <w:rFonts w:ascii="Consolas" w:hAnsi="Consolas" w:cs="Courier New"/>
+                <w:color w:val="009999"/>
+                <w:sz w:val="20"/>
+              </w:rPr>
+              <w:t>6</w:t>
+            </w:r>
+            <w:r>
+              <w:rPr>
+                <w:rFonts w:ascii="Consolas" w:hAnsi="Consolas" w:cs="Courier New"/>
+                <w:b/>
+                <w:bCs/>
+                <w:color w:val="333333"/>
+                <w:sz w:val="20"/>
+              </w:rPr>
+              <w:t>|</w:t>
+            </w:r>
+            <w:r>
+              <w:rPr>
+                <w:rFonts w:ascii="Consolas" w:hAnsi="Consolas" w:cs="Courier New"/>
+                <w:color w:val="333333"/>
+                <w:sz w:val="20"/>
+              </w:rPr>
+              <w:t xml:space="preserve">          </w:t>
+            </w:r>
+            <w:r>
+              <w:rPr>
+                <w:rFonts w:ascii="Consolas" w:hAnsi="Consolas" w:cs="Courier New"/>
+                <w:color w:val="009999"/>
+                <w:sz w:val="20"/>
+              </w:rPr>
+              <w:t>8000</w:t>
+            </w:r>
+            <w:r>
+              <w:rPr>
+                <w:rFonts w:ascii="Consolas" w:hAnsi="Consolas" w:cs="Courier New"/>
+                <w:b/>
+                <w:bCs/>
+                <w:color w:val="333333"/>
+                <w:sz w:val="20"/>
+              </w:rPr>
+              <w:t>|</w:t>
+            </w:r>
+          </w:p>
+          <w:p>
+            <w:pPr>
+              <w:widowControl/>
+              <w:tabs>
+                <w:tab w:val="left" w:pos="916"/>
+                <w:tab w:val="left" w:pos="1832"/>
+                <w:tab w:val="left" w:pos="2748"/>
+                <w:tab w:val="left" w:pos="3664"/>
+                <w:tab w:val="left" w:pos="4580"/>
+                <w:tab w:val="left" w:pos="5496"/>
+                <w:tab w:val="left" w:pos="6412"/>
+                <w:tab w:val="left" w:pos="7328"/>
+                <w:tab w:val="left" w:pos="8244"/>
+                <w:tab w:val="left" w:pos="9160"/>
+                <w:tab w:val="left" w:pos="10076"/>
+                <w:tab w:val="left" w:pos="10992"/>
+                <w:tab w:val="left" w:pos="11908"/>
+                <w:tab w:val="left" w:pos="12824"/>
+                <w:tab w:val="left" w:pos="13740"/>
+                <w:tab w:val="left" w:pos="14656"/>
+              </w:tabs>
+              <w:suppressAutoHyphens w:val="0"/>
+              <w:autoSpaceDN/>
+              <w:spacing w:line="244" w:lineRule="atLeast"/>
+              <w:jc w:val="left"/>
+              <w:rPr>
+                <w:rFonts w:ascii="Consolas" w:hAnsi="Consolas" w:cs="Courier New"/>
+                <w:color w:val="333333"/>
+                <w:sz w:val="20"/>
+              </w:rPr>
+            </w:pPr>
+            <w:r>
+              <w:rPr>
+                <w:rFonts w:ascii="Consolas" w:hAnsi="Consolas" w:cs="Courier New"/>
+                <w:b/>
+                <w:bCs/>
+                <w:color w:val="333333"/>
+                <w:sz w:val="20"/>
+              </w:rPr>
+              <w:t>|</w:t>
+            </w:r>
+            <w:r>
+              <w:rPr>
+                <w:rFonts w:ascii="Consolas" w:hAnsi="Consolas" w:cs="Courier New"/>
+                <w:color w:val="333333"/>
+                <w:sz w:val="20"/>
+              </w:rPr>
+              <w:t xml:space="preserve">               </w:t>
+            </w:r>
+            <w:r>
+              <w:rPr>
+                <w:rFonts w:ascii="Consolas" w:hAnsi="Consolas" w:cs="Courier New"/>
+                <w:color w:val="009999"/>
+                <w:sz w:val="20"/>
+              </w:rPr>
+              <w:t>1000</w:t>
+            </w:r>
+            <w:r>
+              <w:rPr>
+                <w:rFonts w:ascii="Consolas" w:hAnsi="Consolas" w:cs="Courier New"/>
+                <w:b/>
+                <w:bCs/>
+                <w:color w:val="333333"/>
+                <w:sz w:val="20"/>
+              </w:rPr>
+              <w:t>|</w:t>
+            </w:r>
+            <w:r>
+              <w:rPr>
+                <w:rFonts w:ascii="Consolas" w:hAnsi="Consolas" w:cs="Courier New"/>
+                <w:color w:val="333333"/>
+                <w:sz w:val="20"/>
+              </w:rPr>
+              <w:t xml:space="preserve">                 </w:t>
+            </w:r>
+            <w:r>
+              <w:rPr>
+                <w:rFonts w:ascii="Consolas" w:hAnsi="Consolas" w:cs="Courier New"/>
+                <w:color w:val="009999"/>
+                <w:sz w:val="20"/>
+              </w:rPr>
+              <w:t>14</w:t>
+            </w:r>
+            <w:r>
+              <w:rPr>
+                <w:rFonts w:ascii="Consolas" w:hAnsi="Consolas" w:cs="Courier New"/>
+                <w:b/>
+                <w:bCs/>
+                <w:color w:val="333333"/>
+                <w:sz w:val="20"/>
+              </w:rPr>
+              <w:t>|</w:t>
+            </w:r>
+            <w:r>
+              <w:rPr>
+                <w:rFonts w:ascii="Consolas" w:hAnsi="Consolas" w:cs="Courier New"/>
+                <w:color w:val="333333"/>
+                <w:sz w:val="20"/>
+              </w:rPr>
+              <w:t xml:space="preserve">                </w:t>
+            </w:r>
+            <w:r>
+              <w:rPr>
+                <w:rFonts w:ascii="Consolas" w:hAnsi="Consolas" w:cs="Courier New"/>
+                <w:color w:val="009999"/>
+                <w:sz w:val="20"/>
+              </w:rPr>
+              <w:t>11</w:t>
+            </w:r>
+            <w:r>
+              <w:rPr>
+                <w:rFonts w:ascii="Consolas" w:hAnsi="Consolas" w:cs="Courier New"/>
+                <w:b/>
+                <w:bCs/>
+                <w:color w:val="333333"/>
+                <w:sz w:val="20"/>
+              </w:rPr>
+              <w:t>|</w:t>
+            </w:r>
+            <w:r>
+              <w:rPr>
+                <w:rFonts w:ascii="Consolas" w:hAnsi="Consolas" w:cs="Courier New"/>
+                <w:color w:val="333333"/>
+                <w:sz w:val="20"/>
+              </w:rPr>
+              <w:t xml:space="preserve">         </w:t>
+            </w:r>
+            <w:r>
+              <w:rPr>
+                <w:rFonts w:ascii="Consolas" w:hAnsi="Consolas" w:cs="Courier New"/>
+                <w:color w:val="009999"/>
+                <w:sz w:val="20"/>
+              </w:rPr>
+              <w:t>16000</w:t>
+            </w:r>
+            <w:r>
+              <w:rPr>
+                <w:rFonts w:ascii="Consolas" w:hAnsi="Consolas" w:cs="Courier New"/>
+                <w:b/>
+                <w:bCs/>
+                <w:color w:val="333333"/>
+                <w:sz w:val="20"/>
+              </w:rPr>
+              <w:t>|</w:t>
+            </w:r>
+          </w:p>
+          <w:p>
+            <w:pPr>
+              <w:widowControl/>
+              <w:tabs>
+                <w:tab w:val="left" w:pos="916"/>
+                <w:tab w:val="left" w:pos="1832"/>
+                <w:tab w:val="left" w:pos="2748"/>
+                <w:tab w:val="left" w:pos="3664"/>
+                <w:tab w:val="left" w:pos="4580"/>
+                <w:tab w:val="left" w:pos="5496"/>
+                <w:tab w:val="left" w:pos="6412"/>
+                <w:tab w:val="left" w:pos="7328"/>
+                <w:tab w:val="left" w:pos="8244"/>
+                <w:tab w:val="left" w:pos="9160"/>
+                <w:tab w:val="left" w:pos="10076"/>
+                <w:tab w:val="left" w:pos="10992"/>
+                <w:tab w:val="left" w:pos="11908"/>
+                <w:tab w:val="left" w:pos="12824"/>
+                <w:tab w:val="left" w:pos="13740"/>
+                <w:tab w:val="left" w:pos="14656"/>
+              </w:tabs>
+              <w:suppressAutoHyphens w:val="0"/>
+              <w:autoSpaceDN/>
+              <w:spacing w:line="244" w:lineRule="atLeast"/>
+              <w:jc w:val="left"/>
+              <w:rPr>
                 <w:rFonts w:ascii="Courier New" w:hAnsi="Courier New" w:cs="Courier New"/>
                 <w:color w:val="333333"/>
                 <w:sz w:val="20"/>
@@ -7782,14 +8220,13 @@
           <w:szCs w:val="28"/>
         </w:rPr>
       </w:pPr>
-      <w:bookmarkStart w:id="17" w:name="_Toc120484675"/>
+      <w:bookmarkStart w:id="17" w:name="_Toc120527260"/>
       <w:r>
         <w:rPr>
           <w:rFonts w:ascii="Times New Roman" w:hAnsi="Times New Roman"/>
           <w:sz w:val="28"/>
           <w:szCs w:val="28"/>
         </w:rPr>
-        <w:lastRenderedPageBreak/>
         <w:t>Выводы</w:t>
       </w:r>
       <w:bookmarkEnd w:id="17"/>
@@ -7823,13 +8260,13 @@
         <w:t>, что</w:t>
       </w:r>
       <w:r>
-        <w:t xml:space="preserve"> добавление элемента в массив-очередь происходит значительно быстрее, чем в очередь-список, так как</w:t>
-      </w:r>
-      <w:r>
-        <w:t xml:space="preserve"> для выполнения данной операции необходимо дойти до конца списка</w:t>
-      </w:r>
-      <w:r>
-        <w:t>, что увеличивает сложность</w:t>
+        <w:t xml:space="preserve"> добавление элемента в массив-</w:t>
+      </w:r>
+      <w:r>
+        <w:t xml:space="preserve">очередь </w:t>
+      </w:r>
+      <w:r>
+        <w:t>примерно равно по времени добавлению в список-очередь</w:t>
       </w:r>
       <w:r>
         <w:t>.</w:t>
@@ -7885,13 +8322,14 @@
           <w:szCs w:val="28"/>
         </w:rPr>
       </w:pPr>
-      <w:bookmarkStart w:id="18" w:name="_Toc120484676"/>
+      <w:bookmarkStart w:id="18" w:name="_Toc120527261"/>
       <w:r>
         <w:rPr>
           <w:rFonts w:ascii="Times New Roman" w:hAnsi="Times New Roman"/>
           <w:sz w:val="28"/>
           <w:szCs w:val="28"/>
         </w:rPr>
+        <w:lastRenderedPageBreak/>
         <w:t>Ответ</w:t>
       </w:r>
       <w:r>
@@ -8123,7 +8561,6 @@
         </w:numPr>
       </w:pPr>
       <w:r>
-        <w:lastRenderedPageBreak/>
         <w:t>Возможно переполнение</w:t>
       </w:r>
     </w:p>
@@ -8301,6 +8738,7 @@
         </w:numPr>
       </w:pPr>
       <w:r>
+        <w:lastRenderedPageBreak/>
         <w:t xml:space="preserve"> </w:t>
       </w:r>
     </w:p>
@@ -8402,8 +8840,8 @@
     </w:p>
     <w:p/>
     <w:sectPr>
-      <w:footerReference w:type="default" r:id="rId8"/>
-      <w:footerReference w:type="first" r:id="rId9"/>
+      <w:footerReference w:type="default" r:id="rId9"/>
+      <w:footerReference w:type="first" r:id="rId10"/>
       <w:pgSz w:w="11906" w:h="16838"/>
       <w:pgMar w:top="1134" w:right="1134" w:bottom="1134" w:left="1701" w:header="709" w:footer="709" w:gutter="0"/>
       <w:cols w:space="708"/>
